--- a/docs/ecostats_lectures/lecture_14/14_01_lecture_powerpoint.docx
+++ b/docs/ecostats_lectures/lecture_14/14_01_lecture_powerpoint.docx
@@ -404,7 +404,7 @@
       <w:r>
         <w:drawing>
           <wp:inline>
-            <wp:extent cx="5943600" cy="3782290"/>
+            <wp:extent cx="6578600" cy="4186381"/>
             <wp:effectExtent b="0" l="0" r="0" t="0"/>
             <wp:docPr descr="Examples of distributions in the exponential family" title="" id="25" name="Picture"/>
             <a:graphic>
@@ -425,7 +425,7 @@
                   <pic:spPr bwMode="auto">
                     <a:xfrm>
                       <a:off x="0" y="0"/>
-                      <a:ext cx="5943600" cy="3782290"/>
+                      <a:ext cx="6578600" cy="4186381"/>
                     </a:xfrm>
                     <a:prstGeom prst="rect">
                       <a:avLst/>
@@ -2648,7 +2648,7 @@
       <w:r>
         <w:drawing>
           <wp:inline>
-            <wp:extent cx="5943600" cy="3714750"/>
+            <wp:extent cx="6578600" cy="4111625"/>
             <wp:effectExtent b="0" l="0" r="0" t="0"/>
             <wp:docPr descr="" title="" id="34" name="Picture"/>
             <a:graphic>
@@ -2669,7 +2669,7 @@
                   <pic:spPr bwMode="auto">
                     <a:xfrm>
                       <a:off x="0" y="0"/>
-                      <a:ext cx="5943600" cy="3714750"/>
+                      <a:ext cx="6578600" cy="4111625"/>
                     </a:xfrm>
                     <a:prstGeom prst="rect">
                       <a:avLst/>
@@ -4577,7 +4577,7 @@
       <w:r>
         <w:drawing>
           <wp:inline>
-            <wp:extent cx="5943600" cy="3782290"/>
+            <wp:extent cx="6578600" cy="4186381"/>
             <wp:effectExtent b="0" l="0" r="0" t="0"/>
             <wp:docPr descr="" title="" id="43" name="Picture"/>
             <a:graphic>
@@ -4598,7 +4598,7 @@
                   <pic:spPr bwMode="auto">
                     <a:xfrm>
                       <a:off x="0" y="0"/>
-                      <a:ext cx="5943600" cy="3782290"/>
+                      <a:ext cx="6578600" cy="4186381"/>
                     </a:xfrm>
                     <a:prstGeom prst="rect">
                       <a:avLst/>
@@ -4963,7 +4963,7 @@
       <w:r>
         <w:drawing>
           <wp:inline>
-            <wp:extent cx="5943600" cy="5200650"/>
+            <wp:extent cx="6578600" cy="5756275"/>
             <wp:effectExtent b="0" l="0" r="0" t="0"/>
             <wp:docPr descr="" title="" id="50" name="Picture"/>
             <a:graphic>
@@ -4984,7 +4984,7 @@
                   <pic:spPr bwMode="auto">
                     <a:xfrm>
                       <a:off x="0" y="0"/>
-                      <a:ext cx="5943600" cy="5200650"/>
+                      <a:ext cx="6578600" cy="5756275"/>
                     </a:xfrm>
                     <a:prstGeom prst="rect">
                       <a:avLst/>
@@ -5866,7 +5866,7 @@
       <w:r>
         <w:drawing>
           <wp:inline>
-            <wp:extent cx="5943600" cy="3782290"/>
+            <wp:extent cx="6578600" cy="4186381"/>
             <wp:effectExtent b="0" l="0" r="0" t="0"/>
             <wp:docPr descr="" title="" id="54" name="Picture"/>
             <a:graphic>
@@ -5887,7 +5887,7 @@
                   <pic:spPr bwMode="auto">
                     <a:xfrm>
                       <a:off x="0" y="0"/>
-                      <a:ext cx="5943600" cy="3782290"/>
+                      <a:ext cx="6578600" cy="4186381"/>
                     </a:xfrm>
                     <a:prstGeom prst="rect">
                       <a:avLst/>
@@ -7255,7 +7255,7 @@
       <w:r>
         <w:drawing>
           <wp:inline>
-            <wp:extent cx="5943600" cy="3782290"/>
+            <wp:extent cx="6578600" cy="4186381"/>
             <wp:effectExtent b="0" l="0" r="0" t="0"/>
             <wp:docPr descr="" title="" id="58" name="Picture"/>
             <a:graphic>
@@ -7276,7 +7276,7 @@
                   <pic:spPr bwMode="auto">
                     <a:xfrm>
                       <a:off x="0" y="0"/>
-                      <a:ext cx="5943600" cy="3782290"/>
+                      <a:ext cx="6578600" cy="4186381"/>
                     </a:xfrm>
                     <a:prstGeom prst="rect">
                       <a:avLst/>
@@ -9349,7 +9349,7 @@
       <w:r>
         <w:drawing>
           <wp:inline>
-            <wp:extent cx="5943600" cy="3782290"/>
+            <wp:extent cx="6578600" cy="4186381"/>
             <wp:effectExtent b="0" l="0" r="0" t="0"/>
             <wp:docPr descr="" title="" id="63" name="Picture"/>
             <a:graphic>
@@ -9370,7 +9370,7 @@
                   <pic:spPr bwMode="auto">
                     <a:xfrm>
                       <a:off x="0" y="0"/>
-                      <a:ext cx="5943600" cy="3782290"/>
+                      <a:ext cx="6578600" cy="4186381"/>
                     </a:xfrm>
                     <a:prstGeom prst="rect">
                       <a:avLst/>
@@ -16788,7 +16788,7 @@
       <w:r>
         <w:drawing>
           <wp:inline>
-            <wp:extent cx="5943600" cy="1981200"/>
+            <wp:extent cx="6578600" cy="2192866"/>
             <wp:effectExtent b="0" l="0" r="0" t="0"/>
             <wp:docPr descr="" title="" id="73" name="Picture"/>
             <a:graphic>
@@ -16809,7 +16809,7 @@
                   <pic:spPr bwMode="auto">
                     <a:xfrm>
                       <a:off x="0" y="0"/>
-                      <a:ext cx="5943600" cy="1981200"/>
+                      <a:ext cx="6578600" cy="2192866"/>
                     </a:xfrm>
                     <a:prstGeom prst="rect">
                       <a:avLst/>
@@ -18089,7 +18089,7 @@
       <w:r>
         <w:drawing>
           <wp:inline>
-            <wp:extent cx="5943600" cy="4622800"/>
+            <wp:extent cx="6578600" cy="5116688"/>
             <wp:effectExtent b="0" l="0" r="0" t="0"/>
             <wp:docPr descr="" title="" id="77" name="Picture"/>
             <a:graphic>
@@ -18110,7 +18110,7 @@
                   <pic:spPr bwMode="auto">
                     <a:xfrm>
                       <a:off x="0" y="0"/>
-                      <a:ext cx="5943600" cy="4622800"/>
+                      <a:ext cx="6578600" cy="5116688"/>
                     </a:xfrm>
                     <a:prstGeom prst="rect">
                       <a:avLst/>
@@ -23377,7 +23377,7 @@
       <w:r>
         <w:drawing>
           <wp:inline>
-            <wp:extent cx="5943600" cy="3566160"/>
+            <wp:extent cx="6578600" cy="3947160"/>
             <wp:effectExtent b="0" l="0" r="0" t="0"/>
             <wp:docPr descr="" title="" id="82" name="Picture"/>
             <a:graphic>
@@ -23398,7 +23398,7 @@
                   <pic:spPr bwMode="auto">
                     <a:xfrm>
                       <a:off x="0" y="0"/>
-                      <a:ext cx="5943600" cy="3566160"/>
+                      <a:ext cx="6578600" cy="3947160"/>
                     </a:xfrm>
                     <a:prstGeom prst="rect">
                       <a:avLst/>
@@ -26296,7 +26296,7 @@
       <w:r>
         <w:drawing>
           <wp:inline>
-            <wp:extent cx="5943600" cy="3302000"/>
+            <wp:extent cx="6578600" cy="3654777"/>
             <wp:effectExtent b="0" l="0" r="0" t="0"/>
             <wp:docPr descr="" title="" id="92" name="Picture"/>
             <a:graphic>
@@ -26317,7 +26317,7 @@
                   <pic:spPr bwMode="auto">
                     <a:xfrm>
                       <a:off x="0" y="0"/>
-                      <a:ext cx="5943600" cy="3302000"/>
+                      <a:ext cx="6578600" cy="3654777"/>
                     </a:xfrm>
                     <a:prstGeom prst="rect">
                       <a:avLst/>
@@ -27658,7 +27658,7 @@
       <w:r>
         <w:drawing>
           <wp:inline>
-            <wp:extent cx="5943600" cy="3782290"/>
+            <wp:extent cx="6578600" cy="4186381"/>
             <wp:effectExtent b="0" l="0" r="0" t="0"/>
             <wp:docPr descr="" title="" id="96" name="Picture"/>
             <a:graphic>
@@ -27679,7 +27679,7 @@
                   <pic:spPr bwMode="auto">
                     <a:xfrm>
                       <a:off x="0" y="0"/>
-                      <a:ext cx="5943600" cy="3782290"/>
+                      <a:ext cx="6578600" cy="4186381"/>
                     </a:xfrm>
                     <a:prstGeom prst="rect">
                       <a:avLst/>
@@ -27972,7 +27972,7 @@
     <w:bookmarkEnd w:id="100"/>
     <w:sectPr>
       <w:pgSz w:h="15840" w:w="12240"/>
-      <w:pgMar w:bottom="1440" w:footer="720" w:gutter="0" w:header="720" w:left="1440" w:right="1440" w:top="1440"/>
+      <w:pgMar w:bottom="720" w:footer="720" w:gutter="0" w:header="720" w:left="1152" w:right="720" w:top="720"/>
       <w:cols w:space="720"/>
       <w:docGrid w:linePitch="360"/>
     </w:sectPr>
@@ -29462,7 +29462,7 @@
     <w:basedOn w:val="Normal"/>
     <w:next w:val="Normal"/>
     <w:qFormat/>
-    <w:rsid w:val="00BC28E9"/>
+    <w:rsid w:val="00B86ADC"/>
     <w:pPr>
       <w:pBdr>
         <w:top w:color="FF0000" w:space="1" w:sz="8" w:val="single"/>
@@ -29476,14 +29476,14 @@
     </w:pPr>
     <w:rPr>
       <w:rFonts w:ascii="Courier New" w:hAnsi="Courier New"/>
-      <w:sz w:val="18"/>
+      <w:sz w:val="16"/>
     </w:rPr>
   </w:style>
   <w:style w:customStyle="1" w:styleId="SourceCode" w:type="paragraph">
     <w:name w:val="Source Code"/>
     <w:basedOn w:val="Normal"/>
     <w:qFormat/>
-    <w:rsid w:val="00771E03"/>
+    <w:rsid w:val="0018210C"/>
     <w:pPr>
       <w:pBdr>
         <w:top w:color="auto" w:space="1" w:sz="8" w:val="single"/>
@@ -29491,20 +29491,20 @@
         <w:bottom w:color="auto" w:space="1" w:sz="8" w:val="single"/>
         <w:right w:color="auto" w:space="4" w:sz="8" w:val="single"/>
       </w:pBdr>
-      <w:shd w:color="auto" w:fill="auto" w:val="pct15"/>
+      <w:shd w:color="auto" w:fill="auto" w:val="pct5"/>
       <w:spacing w:after="240" w:before="240"/>
       <w:ind w:left="432" w:right="432"/>
     </w:pPr>
     <w:rPr>
       <w:rFonts w:ascii="Courier New" w:hAnsi="Courier New"/>
-      <w:sz w:val="20"/>
+      <w:sz w:val="15"/>
     </w:rPr>
   </w:style>
   <w:style w:customStyle="1" w:styleId="Verbatim" w:type="paragraph">
     <w:name w:val="Verbatim"/>
     <w:basedOn w:val="Normal"/>
     <w:qFormat/>
-    <w:rsid w:val="00771E03"/>
+    <w:rsid w:val="0018210C"/>
     <w:pPr>
       <w:shd w:color="auto" w:fill="auto" w:val="pct15"/>
       <w:spacing w:after="240" w:before="240"/>
@@ -29512,7 +29512,7 @@
     </w:pPr>
     <w:rPr>
       <w:rFonts w:ascii="Courier New" w:hAnsi="Courier New"/>
-      <w:sz w:val="18"/>
+      <w:sz w:val="16"/>
     </w:rPr>
   </w:style>
   <w:style w:customStyle="1" w:styleId="CodeBlock" w:type="paragraph">
@@ -29555,6 +29555,11 @@
     <w:pPr>
       <w:spacing w:after="100"/>
     </w:pPr>
+  </w:style>
+  <w:style w:customStyle="1" w:styleId="Graphic" w:type="paragraph">
+    <w:name w:val="Graphic"/>
+    <w:qFormat/>
+    <w:rsid w:val="00735D8A"/>
   </w:style>
   <w:style w:type="character" w:customStyle="1" w:styleId="KeywordTok">
     <w:name w:val="KeywordTok"/>

--- a/docs/ecostats_lectures/lecture_14/14_01_lecture_powerpoint.docx
+++ b/docs/ecostats_lectures/lecture_14/14_01_lecture_powerpoint.docx
@@ -539,8 +539,8 @@
           <m:d>
             <m:dPr>
               <m:begChr m:val="("/>
+              <m:sepChr m:val=""/>
               <m:endChr m:val=")"/>
-              <m:sepChr m:val=""/>
               <m:grow/>
             </m:dPr>
             <m:e>
@@ -835,8 +835,8 @@
                     <m:d>
                       <m:dPr>
                         <m:begChr m:val="("/>
+                        <m:sepChr m:val=""/>
                         <m:endChr m:val=")"/>
-                        <m:sepChr m:val=""/>
                         <m:grow/>
                       </m:dPr>
                       <m:e>
@@ -894,8 +894,8 @@
                     <m:d>
                       <m:dPr>
                         <m:begChr m:val="("/>
+                        <m:sepChr m:val=""/>
                         <m:endChr m:val=")"/>
-                        <m:sepChr m:val=""/>
                         <m:grow/>
                       </m:dPr>
                       <m:e>
@@ -919,8 +919,8 @@
                     <m:d>
                       <m:dPr>
                         <m:begChr m:val="("/>
+                        <m:sepChr m:val=""/>
                         <m:endChr m:val=")"/>
-                        <m:sepChr m:val=""/>
                         <m:grow/>
                       </m:dPr>
                       <m:e>
@@ -969,8 +969,8 @@
                     <m:d>
                       <m:dPr>
                         <m:begChr m:val="("/>
+                        <m:sepChr m:val=""/>
                         <m:endChr m:val=")"/>
-                        <m:sepChr m:val=""/>
                         <m:grow/>
                       </m:dPr>
                       <m:e>
@@ -994,8 +994,8 @@
                     <m:d>
                       <m:dPr>
                         <m:begChr m:val="["/>
+                        <m:sepChr m:val=""/>
                         <m:endChr m:val="]"/>
-                        <m:sepChr m:val=""/>
                         <m:grow/>
                       </m:dPr>
                       <m:e>
@@ -1011,8 +1011,8 @@
                         <m:d>
                           <m:dPr>
                             <m:begChr m:val="("/>
+                            <m:sepChr m:val=""/>
                             <m:endChr m:val=")"/>
-                            <m:sepChr m:val=""/>
                             <m:grow/>
                           </m:dPr>
                           <m:e>
@@ -5959,8 +5959,8 @@
           <m:d>
             <m:dPr>
               <m:begChr m:val="("/>
+              <m:sepChr m:val=""/>
               <m:endChr m:val=")"/>
-              <m:sepChr m:val=""/>
               <m:grow/>
             </m:dPr>
             <m:e>
@@ -6097,8 +6097,8 @@
         <m:d>
           <m:dPr>
             <m:begChr m:val="("/>
+            <m:sepChr m:val=""/>
             <m:endChr m:val=")"/>
-            <m:sepChr m:val=""/>
             <m:grow/>
           </m:dPr>
           <m:e>
@@ -6170,8 +6170,8 @@
         <m:d>
           <m:dPr>
             <m:begChr m:val="("/>
+            <m:sepChr m:val=""/>
             <m:endChr m:val=")"/>
-            <m:sepChr m:val=""/>
             <m:grow/>
           </m:dPr>
           <m:e>
@@ -6211,8 +6211,8 @@
           <m:d>
             <m:dPr>
               <m:begChr m:val="("/>
+              <m:sepChr m:val=""/>
               <m:endChr m:val=")"/>
-              <m:sepChr m:val=""/>
               <m:grow/>
             </m:dPr>
             <m:e>
@@ -6236,8 +6236,8 @@
           <m:d>
             <m:dPr>
               <m:begChr m:val="("/>
+              <m:sepChr m:val=""/>
               <m:endChr m:val=")"/>
-              <m:sepChr m:val=""/>
               <m:grow/>
             </m:dPr>
             <m:e>
@@ -6252,8 +6252,8 @@
                   <m:d>
                     <m:dPr>
                       <m:begChr m:val="("/>
+                      <m:sepChr m:val=""/>
                       <m:endChr m:val=")"/>
-                      <m:sepChr m:val=""/>
                       <m:grow/>
                     </m:dPr>
                     <m:e>
@@ -6279,8 +6279,8 @@
                   <m:d>
                     <m:dPr>
                       <m:begChr m:val="("/>
+                      <m:sepChr m:val=""/>
                       <m:endChr m:val=")"/>
-                      <m:sepChr m:val=""/>
                       <m:grow/>
                     </m:dPr>
                     <m:e>
@@ -11131,8 +11131,8 @@
           <m:d>
             <m:dPr>
               <m:begChr m:val="("/>
+              <m:sepChr m:val=""/>
               <m:endChr m:val=")"/>
-              <m:sepChr m:val=""/>
               <m:grow/>
             </m:dPr>
             <m:e>

--- a/docs/ecostats_lectures/lecture_14/14_01_lecture_powerpoint.docx
+++ b/docs/ecostats_lectures/lecture_14/14_01_lecture_powerpoint.docx
@@ -276,7 +276,25 @@
         <w:pStyle w:val="FirstParagraph"/>
       </w:pPr>
       <w:r>
-        <w:t xml:space="preserve">General linear models assume normal distribution of response variables and residuals. However, many types of biological data don’t meet this assumption. Generalized Linear Models (GLMs) allow for a wider range of probability distributions for the response variable.</w:t>
+        <w:t xml:space="preserve">General linear models assume normal distribution of response variables</w:t>
+      </w:r>
+      <w:r>
+        <w:t xml:space="preserve"> </w:t>
+      </w:r>
+      <w:r>
+        <w:t xml:space="preserve">and residuals. However, many types of biological data don’t meet this</w:t>
+      </w:r>
+      <w:r>
+        <w:t xml:space="preserve"> </w:t>
+      </w:r>
+      <w:r>
+        <w:t xml:space="preserve">assumption. Generalized Linear Models (GLMs) allow for a wider range of</w:t>
+      </w:r>
+      <w:r>
+        <w:t xml:space="preserve"> </w:t>
+      </w:r>
+      <w:r>
+        <w:t xml:space="preserve">probability distributions for the response variable.</w:t>
       </w:r>
     </w:p>
     <w:p>
@@ -376,7 +394,19 @@
         <w:pStyle w:val="FirstParagraph"/>
       </w:pPr>
       <w:r>
-        <w:t xml:space="preserve">GLMs can be used for binary (yes/no), discrete (count), and categorical/multinomial response variables, using maximum likelihood (ML) rather than ordinary least squares (OLS) for estimation.</w:t>
+        <w:t xml:space="preserve">GLMs can be used for binary (yes/no), discrete (count), and</w:t>
+      </w:r>
+      <w:r>
+        <w:t xml:space="preserve"> </w:t>
+      </w:r>
+      <w:r>
+        <w:t xml:space="preserve">categorical/multinomial response variables, using maximum likelihood</w:t>
+      </w:r>
+      <w:r>
+        <w:t xml:space="preserve"> </w:t>
+      </w:r>
+      <w:r>
+        <w:t xml:space="preserve">(ML) rather than ordinary least squares (OLS) for estimation.</w:t>
       </w:r>
     </w:p>
     <w:p>
@@ -404,7 +434,7 @@
       <w:r>
         <w:drawing>
           <wp:inline>
-            <wp:extent cx="6578600" cy="4186381"/>
+            <wp:extent cx="2743200" cy="2743200"/>
             <wp:effectExtent b="0" l="0" r="0" t="0"/>
             <wp:docPr descr="Examples of distributions in the exponential family" title="" id="25" name="Picture"/>
             <a:graphic>
@@ -425,7 +455,7 @@
                   <pic:spPr bwMode="auto">
                     <a:xfrm>
                       <a:off x="0" y="0"/>
-                      <a:ext cx="6578600" cy="4186381"/>
+                      <a:ext cx="2743200" cy="2743200"/>
                     </a:xfrm>
                     <a:prstGeom prst="rect">
                       <a:avLst/>
@@ -485,7 +515,13 @@
         <w:t xml:space="preserve">Random component</w:t>
       </w:r>
       <w:r>
-        <w:t xml:space="preserve">: The response variable and its probability distribution (from exponential family: normal, binomial, Poisson)</w:t>
+        <w:t xml:space="preserve">: The response variable and its probability</w:t>
+      </w:r>
+      <w:r>
+        <w:t xml:space="preserve"> </w:t>
+      </w:r>
+      <w:r>
+        <w:t xml:space="preserve">distribution (from exponential family: normal, binomial, Poisson)</w:t>
       </w:r>
     </w:p>
     <w:p>
@@ -503,7 +539,13 @@
         <w:t xml:space="preserve">Systematic component</w:t>
       </w:r>
       <w:r>
-        <w:t xml:space="preserve">: The predictor variable(s) in the model, which can be continuous or categorical</w:t>
+        <w:t xml:space="preserve">: The predictor variable(s) in the model,</w:t>
+      </w:r>
+      <w:r>
+        <w:t xml:space="preserve"> </w:t>
+      </w:r>
+      <w:r>
+        <w:t xml:space="preserve">which can be continuous or categorical</w:t>
       </w:r>
     </w:p>
     <w:p>
@@ -521,7 +563,13 @@
         <w:t xml:space="preserve">Link function</w:t>
       </w:r>
       <w:r>
-        <w:t xml:space="preserve">: Connects expected value of Y to predictor variables</w:t>
+        <w:t xml:space="preserve">: Connects expected value of Y to predictor</w:t>
+      </w:r>
+      <w:r>
+        <w:t xml:space="preserve"> </w:t>
+      </w:r>
+      <w:r>
+        <w:t xml:space="preserve">variables</w:t>
       </w:r>
     </w:p>
     <w:p>
@@ -1055,7 +1103,19 @@
         <w:pStyle w:val="FirstParagraph"/>
       </w:pPr>
       <w:r>
-        <w:t xml:space="preserve">The simplest form of GLM uses a normal (Gaussian) distribution with an identity link function. This is equivalent to standard linear regression.</w:t>
+        <w:t xml:space="preserve">The simplest form of GLM uses a normal (Gaussian) distribution with an</w:t>
+      </w:r>
+      <w:r>
+        <w:t xml:space="preserve"> </w:t>
+      </w:r>
+      <w:r>
+        <w:t xml:space="preserve">identity link function. This is equivalent to standard linear</w:t>
+      </w:r>
+      <w:r>
+        <w:t xml:space="preserve"> </w:t>
+      </w:r>
+      <w:r>
+        <w:t xml:space="preserve">regression.</w:t>
       </w:r>
     </w:p>
     <w:p>
@@ -1078,7 +1138,13 @@
         <w:t xml:space="preserve"> </w:t>
       </w:r>
       <w:r>
-        <w:t xml:space="preserve">dataset, modeling miles per gallon (mpg) by the number of cylinders (cyl).</w:t>
+        <w:t xml:space="preserve">dataset, modeling miles per gallon (mpg) by the number of</w:t>
+      </w:r>
+      <w:r>
+        <w:t xml:space="preserve"> </w:t>
+      </w:r>
+      <w:r>
+        <w:t xml:space="preserve">cylinders (cyl).</w:t>
       </w:r>
     </w:p>
     <w:p>
@@ -2808,7 +2874,19 @@
               <w:spacing w:before="16"/>
             </w:pPr>
             <w:r>
-              <w:t xml:space="preserve">When we use a Gaussian distribution with an identity link, GLM gives identical results to standard linear regression. This can be seen in the coefficient values and overall model statistics.</w:t>
+              <w:t xml:space="preserve">When we use a Gaussian distribution with an identity link, GLM gives</w:t>
+            </w:r>
+            <w:r>
+              <w:t xml:space="preserve"> </w:t>
+            </w:r>
+            <w:r>
+              <w:t xml:space="preserve">identical results to standard linear regression. This can be seen in the</w:t>
+            </w:r>
+            <w:r>
+              <w:t xml:space="preserve"> </w:t>
+            </w:r>
+            <w:r>
+              <w:t xml:space="preserve">coefficient values and overall model statistics.</w:t>
             </w:r>
           </w:p>
           <w:p>
@@ -2819,7 +2897,13 @@
               <w:spacing w:after="16"/>
             </w:pPr>
             <w:r>
-              <w:t xml:space="preserve">The key difference is that GLMs provide a framework that extends to non-normal distributions.</w:t>
+              <w:t xml:space="preserve">The key difference is that GLMs provide a framework that extends to</w:t>
+            </w:r>
+            <w:r>
+              <w:t xml:space="preserve"> </w:t>
+            </w:r>
+            <w:r>
+              <w:t xml:space="preserve">non-normal distributions.</w:t>
             </w:r>
           </w:p>
         </w:tc>
@@ -2840,7 +2924,13 @@
         <w:pStyle w:val="FirstParagraph"/>
       </w:pPr>
       <w:r>
-        <w:t xml:space="preserve">Poisson GLMs are appropriate for count data. The Poisson distribution assumes that the variance equals the mean.</w:t>
+        <w:t xml:space="preserve">Poisson GLMs are appropriate for count data. The Poisson distribution</w:t>
+      </w:r>
+      <w:r>
+        <w:t xml:space="preserve"> </w:t>
+      </w:r>
+      <w:r>
+        <w:t xml:space="preserve">assumes that the variance equals the mean.</w:t>
       </w:r>
     </w:p>
     <w:p>
@@ -3160,7 +3250,13 @@
         <w:pStyle w:val="FirstParagraph"/>
       </w:pPr>
       <w:r>
-        <w:t xml:space="preserve">Now let’s fit a Poisson GLM to model the relationship between the rounded quarter-mile time and the number of cylinders:</w:t>
+        <w:t xml:space="preserve">Now let’s fit a Poisson GLM to model the relationship between the</w:t>
+      </w:r>
+      <w:r>
+        <w:t xml:space="preserve"> </w:t>
+      </w:r>
+      <w:r>
+        <w:t xml:space="preserve">rounded quarter-mile time and the number of cylinders:</w:t>
       </w:r>
     </w:p>
     <w:p>
@@ -4577,7 +4673,7 @@
       <w:r>
         <w:drawing>
           <wp:inline>
-            <wp:extent cx="6578600" cy="4186381"/>
+            <wp:extent cx="2743200" cy="2743200"/>
             <wp:effectExtent b="0" l="0" r="0" t="0"/>
             <wp:docPr descr="" title="" id="43" name="Picture"/>
             <a:graphic>
@@ -4598,7 +4694,7 @@
                   <pic:spPr bwMode="auto">
                     <a:xfrm>
                       <a:off x="0" y="0"/>
-                      <a:ext cx="6578600" cy="4186381"/>
+                      <a:ext cx="2743200" cy="2743200"/>
                     </a:xfrm>
                     <a:prstGeom prst="rect">
                       <a:avLst/>
@@ -4754,7 +4850,13 @@
               <w:t xml:space="preserve"> </w:t>
             </w:r>
             <w:r>
-              <w:t xml:space="preserve">of the expected count</w:t>
+              <w:t xml:space="preserve">of the expected</w:t>
+            </w:r>
+            <w:r>
+              <w:t xml:space="preserve"> </w:t>
+            </w:r>
+            <w:r>
+              <w:t xml:space="preserve">count</w:t>
             </w:r>
           </w:p>
           <w:p>
@@ -4774,7 +4876,13 @@
               <w:t xml:space="preserve">exp(coef)</w:t>
             </w:r>
             <w:r>
-              <w:t xml:space="preserve">), they represent multiplicative effects</w:t>
+              <w:t xml:space="preserve">), they represent multiplicative</w:t>
+            </w:r>
+            <w:r>
+              <w:t xml:space="preserve"> </w:t>
+            </w:r>
+            <w:r>
+              <w:t xml:space="preserve">effects</w:t>
             </w:r>
           </w:p>
           <w:p>
@@ -4800,7 +4908,13 @@
               <w:t xml:space="preserve"> </w:t>
             </w:r>
             <w:r>
-              <w:t xml:space="preserve">= 0.90 means the expected count is 90% of the reference level</w:t>
+              <w:t xml:space="preserve">= 0.90 means the expected count is 90% of</w:t>
+            </w:r>
+            <w:r>
+              <w:t xml:space="preserve"> </w:t>
+            </w:r>
+            <w:r>
+              <w:t xml:space="preserve">the reference level</w:t>
             </w:r>
           </w:p>
         </w:tc>
@@ -5018,7 +5132,19 @@
         <w:pStyle w:val="FirstParagraph"/>
       </w:pPr>
       <w:r>
-        <w:t xml:space="preserve">When count data shows more variability than expected under a Poisson distribution (variance &gt; mean), we may need to use a negative binomial model instead.</w:t>
+        <w:t xml:space="preserve">When count data shows more variability than expected under a Poisson</w:t>
+      </w:r>
+      <w:r>
+        <w:t xml:space="preserve"> </w:t>
+      </w:r>
+      <w:r>
+        <w:t xml:space="preserve">distribution (variance &gt; mean), we may need to use a negative binomial</w:t>
+      </w:r>
+      <w:r>
+        <w:t xml:space="preserve"> </w:t>
+      </w:r>
+      <w:r>
+        <w:t xml:space="preserve">model instead.</w:t>
       </w:r>
     </w:p>
     <w:p>
@@ -5336,7 +5462,13 @@
         <w:pStyle w:val="FirstParagraph"/>
       </w:pPr>
       <w:r>
-        <w:t xml:space="preserve">The negative binomial model includes an additional dispersion parameter (theta) that allows the variance to be larger than the mean.</w:t>
+        <w:t xml:space="preserve">The negative binomial model includes an additional dispersion parameter</w:t>
+      </w:r>
+      <w:r>
+        <w:t xml:space="preserve"> </w:t>
+      </w:r>
+      <w:r>
+        <w:t xml:space="preserve">(theta) that allows the variance to be larger than the mean.</w:t>
       </w:r>
     </w:p>
     <w:p>
@@ -5866,7 +5998,7 @@
       <w:r>
         <w:drawing>
           <wp:inline>
-            <wp:extent cx="6578600" cy="4186381"/>
+            <wp:extent cx="2743200" cy="2743200"/>
             <wp:effectExtent b="0" l="0" r="0" t="0"/>
             <wp:docPr descr="" title="" id="54" name="Picture"/>
             <a:graphic>
@@ -5887,7 +6019,7 @@
                   <pic:spPr bwMode="auto">
                     <a:xfrm>
                       <a:off x="0" y="0"/>
-                      <a:ext cx="6578600" cy="4186381"/>
+                      <a:ext cx="2743200" cy="2743200"/>
                     </a:xfrm>
                     <a:prstGeom prst="rect">
                       <a:avLst/>
@@ -5921,7 +6053,19 @@
         <w:pStyle w:val="FirstParagraph"/>
       </w:pPr>
       <w:r>
-        <w:t xml:space="preserve">Logistic regression is a GLM used when the response variable is binary (e.g., dead/alive, present/absent). It models the probability of the response being</w:t>
+        <w:t xml:space="preserve">Logistic regression is a GLM used when the response variable is binary</w:t>
+      </w:r>
+      <w:r>
+        <w:t xml:space="preserve"> </w:t>
+      </w:r>
+      <w:r>
+        <w:t xml:space="preserve">(e.g., dead/alive, present/absent). It models the probability of the</w:t>
+      </w:r>
+      <w:r>
+        <w:t xml:space="preserve"> </w:t>
+      </w:r>
+      <w:r>
+        <w:t xml:space="preserve">response being</w:t>
       </w:r>
       <w:r>
         <w:t xml:space="preserve"> </w:t>
@@ -6340,7 +6484,13 @@
         <w:pStyle w:val="FirstParagraph"/>
       </w:pPr>
       <w:r>
-        <w:t xml:space="preserve">This transforms the probability (which is bounded between 0 and 1) to a linear function that can range from -∞ to +∞.</w:t>
+        <w:t xml:space="preserve">This transforms the probability (which is bounded between 0 and 1) to a</w:t>
+      </w:r>
+      <w:r>
+        <w:t xml:space="preserve"> </w:t>
+      </w:r>
+      <w:r>
+        <w:t xml:space="preserve">linear function that can range from -∞ to +∞.</w:t>
       </w:r>
     </w:p>
     <w:p>
@@ -7255,7 +7405,7 @@
       <w:r>
         <w:drawing>
           <wp:inline>
-            <wp:extent cx="6578600" cy="4186381"/>
+            <wp:extent cx="2743200" cy="2743200"/>
             <wp:effectExtent b="0" l="0" r="0" t="0"/>
             <wp:docPr descr="" title="" id="58" name="Picture"/>
             <a:graphic>
@@ -7276,7 +7426,7 @@
                   <pic:spPr bwMode="auto">
                     <a:xfrm>
                       <a:off x="0" y="0"/>
-                      <a:ext cx="6578600" cy="4186381"/>
+                      <a:ext cx="2743200" cy="2743200"/>
                     </a:xfrm>
                     <a:prstGeom prst="rect">
                       <a:avLst/>
@@ -7310,7 +7460,13 @@
         <w:pStyle w:val="FirstParagraph"/>
       </w:pPr>
       <w:r>
-        <w:t xml:space="preserve">Based on the example from Polis et al. (1998), we’ll model the presence/absence of lizards (</w:t>
+        <w:t xml:space="preserve">Based on the example from Polis et al. (1998), we’ll model the</w:t>
+      </w:r>
+      <w:r>
+        <w:t xml:space="preserve"> </w:t>
+      </w:r>
+      <w:r>
+        <w:t xml:space="preserve">presence/absence of lizards (</w:t>
       </w:r>
       <w:r>
         <w:rPr>
@@ -7320,7 +7476,13 @@
         <w:t xml:space="preserve">Uta</w:t>
       </w:r>
       <w:r>
-        <w:t xml:space="preserve">) on islands in the Gulf of California based on perimeter/area ratio.</w:t>
+        <w:t xml:space="preserve">) on islands in the Gulf of California</w:t>
+      </w:r>
+      <w:r>
+        <w:t xml:space="preserve"> </w:t>
+      </w:r>
+      <w:r>
+        <w:t xml:space="preserve">based on perimeter/area ratio.</w:t>
       </w:r>
     </w:p>
     <w:p>
@@ -9349,7 +9511,7 @@
       <w:r>
         <w:drawing>
           <wp:inline>
-            <wp:extent cx="6578600" cy="4186381"/>
+            <wp:extent cx="2743200" cy="2743200"/>
             <wp:effectExtent b="0" l="0" r="0" t="0"/>
             <wp:docPr descr="" title="" id="63" name="Picture"/>
             <a:graphic>
@@ -9370,7 +9532,7 @@
                   <pic:spPr bwMode="auto">
                     <a:xfrm>
                       <a:off x="0" y="0"/>
-                      <a:ext cx="6578600" cy="4186381"/>
+                      <a:ext cx="2743200" cy="2743200"/>
                     </a:xfrm>
                     <a:prstGeom prst="rect">
                       <a:avLst/>
@@ -9394,7 +9556,13 @@
         <w:pStyle w:val="BodyText"/>
       </w:pPr>
       <w:r>
-        <w:t xml:space="preserve">We want to test the null hypothesis that β₁ = 0, meaning there’s no relationship between P/A ratio and lizard presence.</w:t>
+        <w:t xml:space="preserve">We want to test the null hypothesis that β₁ = 0, meaning there’s no</w:t>
+      </w:r>
+      <w:r>
+        <w:t xml:space="preserve"> </w:t>
+      </w:r>
+      <w:r>
+        <w:t xml:space="preserve">relationship between P/A ratio and lizard presence.</w:t>
       </w:r>
     </w:p>
     <w:p>
@@ -9420,7 +9588,13 @@
         <w:t xml:space="preserve">Wald test</w:t>
       </w:r>
       <w:r>
-        <w:t xml:space="preserve">: Tests if the parameter estimate divided by its standard error differs significantly from zero</w:t>
+        <w:t xml:space="preserve">: Tests if the parameter estimate divided by its</w:t>
+      </w:r>
+      <w:r>
+        <w:t xml:space="preserve"> </w:t>
+      </w:r>
+      <w:r>
+        <w:t xml:space="preserve">standard error differs significantly from zero</w:t>
       </w:r>
     </w:p>
     <w:p>
@@ -9438,7 +9612,13 @@
         <w:t xml:space="preserve">Likelihood ratio test</w:t>
       </w:r>
       <w:r>
-        <w:t xml:space="preserve">: Compares the fit of the full model to a reduced model without the predictor variable</w:t>
+        <w:t xml:space="preserve">: Compares the fit of the full model to a</w:t>
+      </w:r>
+      <w:r>
+        <w:t xml:space="preserve"> </w:t>
+      </w:r>
+      <w:r>
+        <w:t xml:space="preserve">reduced model without the predictor variable</w:t>
       </w:r>
     </w:p>
     <w:p>
@@ -9835,7 +10015,13 @@
               <w:spacing w:before="16"/>
             </w:pPr>
             <w:r>
-              <w:t xml:space="preserve">The odds ratio represents how the odds of the event (e.g., lizard presence) change with a unit increase in the predictor.</w:t>
+              <w:t xml:space="preserve">The odds ratio represents how the odds of the event (e.g., lizard</w:t>
+            </w:r>
+            <w:r>
+              <w:t xml:space="preserve"> </w:t>
+            </w:r>
+            <w:r>
+              <w:t xml:space="preserve">presence) change with a unit increase in the predictor.</w:t>
             </w:r>
           </w:p>
           <w:p>
@@ -9863,7 +10049,13 @@
               </w:numPr>
             </w:pPr>
             <w:r>
-              <w:t xml:space="preserve">If odds ratio &gt; 1: Increasing the predictor increases the odds of event</w:t>
+              <w:t xml:space="preserve">If odds ratio &gt; 1: Increasing the predictor increases the odds of</w:t>
+            </w:r>
+            <w:r>
+              <w:t xml:space="preserve"> </w:t>
+            </w:r>
+            <w:r>
+              <w:t xml:space="preserve">event</w:t>
             </w:r>
           </w:p>
           <w:p>
@@ -9875,7 +10067,13 @@
               </w:numPr>
             </w:pPr>
             <w:r>
-              <w:t xml:space="preserve">If odds ratio &lt; 1: Increasing the predictor decreases the odds of event</w:t>
+              <w:t xml:space="preserve">If odds ratio &lt; 1: Increasing the predictor decreases the odds of</w:t>
+            </w:r>
+            <w:r>
+              <w:t xml:space="preserve"> </w:t>
+            </w:r>
+            <w:r>
+              <w:t xml:space="preserve">event</w:t>
             </w:r>
           </w:p>
           <w:p>
@@ -10306,7 +10504,13 @@
         <w:pStyle w:val="FirstParagraph"/>
       </w:pPr>
       <w:r>
-        <w:t xml:space="preserve">There are several ways to assess the goodness-of-fit for logistic regression models:</w:t>
+        <w:t xml:space="preserve">There are several ways to assess the goodness-of-fit for logistic</w:t>
+      </w:r>
+      <w:r>
+        <w:t xml:space="preserve"> </w:t>
+      </w:r>
+      <w:r>
+        <w:t xml:space="preserve">regression models:</w:t>
       </w:r>
     </w:p>
     <w:p>
@@ -11113,7 +11317,13 @@
         <w:pStyle w:val="FirstParagraph"/>
       </w:pPr>
       <w:r>
-        <w:t xml:space="preserve">Logistic regression can be extended to include multiple predictors. The model becomes:</w:t>
+        <w:t xml:space="preserve">Logistic regression can be extended to include multiple predictors. The</w:t>
+      </w:r>
+      <w:r>
+        <w:t xml:space="preserve"> </w:t>
+      </w:r>
+      <w:r>
+        <w:t xml:space="preserve">model becomes:</w:t>
       </w:r>
     </w:p>
     <w:p>
@@ -11269,7 +11479,13 @@
         <w:pStyle w:val="FirstParagraph"/>
       </w:pPr>
       <w:r>
-        <w:t xml:space="preserve">Where g(x) is the logit link function, and x₁, x₂, …, xₚ are the predictor variables.</w:t>
+        <w:t xml:space="preserve">Where g(x) is the logit link function, and x₁, x₂, …, xₚ are the</w:t>
+      </w:r>
+      <w:r>
+        <w:t xml:space="preserve"> </w:t>
+      </w:r>
+      <w:r>
+        <w:t xml:space="preserve">predictor variables.</w:t>
       </w:r>
     </w:p>
     <w:p>
@@ -11277,7 +11493,13 @@
         <w:pStyle w:val="BodyText"/>
       </w:pPr>
       <w:r>
-        <w:t xml:space="preserve">Let’s create a simulated dataset based on the Bolger et al. (1997) study of the presence/absence of native rodents in canyon fragments.</w:t>
+        <w:t xml:space="preserve">Let’s create a simulated dataset based on the Bolger et al. (1997) study</w:t>
+      </w:r>
+      <w:r>
+        <w:t xml:space="preserve"> </w:t>
+      </w:r>
+      <w:r>
+        <w:t xml:space="preserve">of the presence/absence of native rodents in canyon fragments.</w:t>
       </w:r>
     </w:p>
     <w:p>
@@ -12540,7 +12762,13 @@
         <w:pStyle w:val="FirstParagraph"/>
       </w:pPr>
       <w:r>
-        <w:t xml:space="preserve">To test the significance of individual predictors, we can use likelihood ratio tests comparing nested models:</w:t>
+        <w:t xml:space="preserve">To test the significance of individual predictors, we can use likelihood</w:t>
+      </w:r>
+      <w:r>
+        <w:t xml:space="preserve"> </w:t>
+      </w:r>
+      <w:r>
+        <w:t xml:space="preserve">ratio tests comparing nested models:</w:t>
       </w:r>
     </w:p>
     <w:p>
@@ -13936,6 +14164,7 @@
                 <w:i w:val="false"/>
                 <w:b w:val="true"/>
                 <w:u w:val="none"/>
+                <w:strike w:val="false"/>
                 <w:sz w:val="20"/>
                 <w:szCs w:val="20"/>
                 <w:color w:val="000000"/>
@@ -13947,6 +14176,7 @@
                 <w:i w:val="false"/>
                 <w:b w:val="true"/>
                 <w:u w:val="none"/>
+                <w:strike w:val="false"/>
                 <w:sz w:val="20"/>
                 <w:szCs w:val="20"/>
                 <w:color w:val="000000"/>
@@ -13988,6 +14218,7 @@
                 <w:i w:val="false"/>
                 <w:b w:val="true"/>
                 <w:u w:val="none"/>
+                <w:strike w:val="false"/>
                 <w:sz w:val="20"/>
                 <w:szCs w:val="20"/>
                 <w:color w:val="000000"/>
@@ -13999,6 +14230,7 @@
                 <w:i w:val="false"/>
                 <w:b w:val="true"/>
                 <w:u w:val="none"/>
+                <w:strike w:val="false"/>
                 <w:sz w:val="20"/>
                 <w:szCs w:val="20"/>
                 <w:color w:val="000000"/>
@@ -14040,6 +14272,7 @@
                 <w:i w:val="false"/>
                 <w:b w:val="true"/>
                 <w:u w:val="none"/>
+                <w:strike w:val="false"/>
                 <w:sz w:val="20"/>
                 <w:szCs w:val="20"/>
                 <w:color w:val="000000"/>
@@ -14051,6 +14284,7 @@
                 <w:i w:val="false"/>
                 <w:b w:val="true"/>
                 <w:u w:val="none"/>
+                <w:strike w:val="false"/>
                 <w:sz w:val="20"/>
                 <w:szCs w:val="20"/>
                 <w:color w:val="000000"/>
@@ -14098,6 +14332,7 @@
                 <w:i w:val="false"/>
                 <w:b w:val="false"/>
                 <w:u w:val="none"/>
+                <w:strike w:val="false"/>
                 <w:sz w:val="20"/>
                 <w:szCs w:val="20"/>
                 <w:color w:val="000000"/>
@@ -14109,6 +14344,7 @@
                 <w:i w:val="false"/>
                 <w:b w:val="false"/>
                 <w:u w:val="none"/>
+                <w:strike w:val="false"/>
                 <w:sz w:val="20"/>
                 <w:szCs w:val="20"/>
                 <w:color w:val="000000"/>
@@ -14150,6 +14386,7 @@
                 <w:i w:val="false"/>
                 <w:b w:val="false"/>
                 <w:u w:val="none"/>
+                <w:strike w:val="false"/>
                 <w:sz w:val="20"/>
                 <w:szCs w:val="20"/>
                 <w:color w:val="000000"/>
@@ -14161,6 +14398,7 @@
                 <w:i w:val="false"/>
                 <w:b w:val="false"/>
                 <w:u w:val="none"/>
+                <w:strike w:val="false"/>
                 <w:sz w:val="20"/>
                 <w:szCs w:val="20"/>
                 <w:color w:val="000000"/>
@@ -14202,6 +14440,7 @@
                 <w:i w:val="false"/>
                 <w:b w:val="false"/>
                 <w:u w:val="none"/>
+                <w:strike w:val="false"/>
                 <w:sz w:val="20"/>
                 <w:szCs w:val="20"/>
                 <w:color w:val="000000"/>
@@ -14213,6 +14452,7 @@
                 <w:i w:val="false"/>
                 <w:b w:val="false"/>
                 <w:u w:val="none"/>
+                <w:strike w:val="false"/>
                 <w:sz w:val="20"/>
                 <w:szCs w:val="20"/>
                 <w:color w:val="000000"/>
@@ -14260,6 +14500,7 @@
                 <w:i w:val="false"/>
                 <w:b w:val="false"/>
                 <w:u w:val="none"/>
+                <w:strike w:val="false"/>
                 <w:sz w:val="20"/>
                 <w:szCs w:val="20"/>
                 <w:color w:val="000000"/>
@@ -14271,6 +14512,7 @@
                 <w:i w:val="false"/>
                 <w:b w:val="false"/>
                 <w:u w:val="none"/>
+                <w:strike w:val="false"/>
                 <w:sz w:val="20"/>
                 <w:szCs w:val="20"/>
                 <w:color w:val="000000"/>
@@ -14312,6 +14554,7 @@
                 <w:i w:val="false"/>
                 <w:b w:val="false"/>
                 <w:u w:val="none"/>
+                <w:strike w:val="false"/>
                 <w:sz w:val="20"/>
                 <w:szCs w:val="20"/>
                 <w:color w:val="000000"/>
@@ -14323,6 +14566,7 @@
                 <w:i w:val="false"/>
                 <w:b w:val="false"/>
                 <w:u w:val="none"/>
+                <w:strike w:val="false"/>
                 <w:sz w:val="20"/>
                 <w:szCs w:val="20"/>
                 <w:color w:val="000000"/>
@@ -14364,6 +14608,7 @@
                 <w:i w:val="false"/>
                 <w:b w:val="false"/>
                 <w:u w:val="none"/>
+                <w:strike w:val="false"/>
                 <w:sz w:val="20"/>
                 <w:szCs w:val="20"/>
                 <w:color w:val="000000"/>
@@ -14375,6 +14620,7 @@
                 <w:i w:val="false"/>
                 <w:b w:val="false"/>
                 <w:u w:val="none"/>
+                <w:strike w:val="false"/>
                 <w:sz w:val="20"/>
                 <w:szCs w:val="20"/>
                 <w:color w:val="000000"/>
@@ -14422,6 +14668,7 @@
                 <w:i w:val="false"/>
                 <w:b w:val="false"/>
                 <w:u w:val="none"/>
+                <w:strike w:val="false"/>
                 <w:sz w:val="20"/>
                 <w:szCs w:val="20"/>
                 <w:color w:val="000000"/>
@@ -14433,6 +14680,7 @@
                 <w:i w:val="false"/>
                 <w:b w:val="false"/>
                 <w:u w:val="none"/>
+                <w:strike w:val="false"/>
                 <w:sz w:val="20"/>
                 <w:szCs w:val="20"/>
                 <w:color w:val="000000"/>
@@ -14474,6 +14722,7 @@
                 <w:i w:val="false"/>
                 <w:b w:val="false"/>
                 <w:u w:val="none"/>
+                <w:strike w:val="false"/>
                 <w:sz w:val="20"/>
                 <w:szCs w:val="20"/>
                 <w:color w:val="000000"/>
@@ -14485,6 +14734,7 @@
                 <w:i w:val="false"/>
                 <w:b w:val="false"/>
                 <w:u w:val="none"/>
+                <w:strike w:val="false"/>
                 <w:sz w:val="20"/>
                 <w:szCs w:val="20"/>
                 <w:color w:val="000000"/>
@@ -14526,6 +14776,7 @@
                 <w:i w:val="false"/>
                 <w:b w:val="false"/>
                 <w:u w:val="none"/>
+                <w:strike w:val="false"/>
                 <w:sz w:val="20"/>
                 <w:szCs w:val="20"/>
                 <w:color w:val="000000"/>
@@ -14537,6 +14788,7 @@
                 <w:i w:val="false"/>
                 <w:b w:val="false"/>
                 <w:u w:val="none"/>
+                <w:strike w:val="false"/>
                 <w:sz w:val="20"/>
                 <w:szCs w:val="20"/>
                 <w:color w:val="000000"/>
@@ -14562,7 +14814,13 @@
         <w:pStyle w:val="FirstParagraph"/>
       </w:pPr>
       <w:r>
-        <w:t xml:space="preserve">For multiple predictors, we can visualize the effect of each predictor while holding others constant at their mean or median values.</w:t>
+        <w:t xml:space="preserve">For multiple predictors, we can visualize the effect of each predictor</w:t>
+      </w:r>
+      <w:r>
+        <w:t xml:space="preserve"> </w:t>
+      </w:r>
+      <w:r>
+        <w:t xml:space="preserve">while holding others constant at their mean or median values.</w:t>
       </w:r>
     </w:p>
     <w:p>
@@ -16833,7 +17091,19 @@
         <w:pStyle w:val="BodyText"/>
       </w:pPr>
       <w:r>
-        <w:t xml:space="preserve">This visualization shows the effect of each predictor on the probability of rodent presence, while holding the other predictors constant at their mean values.</w:t>
+        <w:t xml:space="preserve">This visualization shows the effect of each predictor on the probability</w:t>
+      </w:r>
+      <w:r>
+        <w:t xml:space="preserve"> </w:t>
+      </w:r>
+      <w:r>
+        <w:t xml:space="preserve">of rodent presence, while holding the other predictors constant at their</w:t>
+      </w:r>
+      <w:r>
+        <w:t xml:space="preserve"> </w:t>
+      </w:r>
+      <w:r>
+        <w:t xml:space="preserve">mean values.</w:t>
       </w:r>
     </w:p>
     <w:bookmarkEnd w:id="75"/>
@@ -18144,7 +18414,13 @@
         <w:pStyle w:val="FirstParagraph"/>
       </w:pPr>
       <w:r>
-        <w:t xml:space="preserve">When working with multiple predictors, we often want to find the most parsimonious model. We can use:</w:t>
+        <w:t xml:space="preserve">When working with multiple predictors, we often want to find the most</w:t>
+      </w:r>
+      <w:r>
+        <w:t xml:space="preserve"> </w:t>
+      </w:r>
+      <w:r>
+        <w:t xml:space="preserve">parsimonious model. We can use:</w:t>
       </w:r>
     </w:p>
     <w:p>
@@ -18956,6 +19232,7 @@
                 <w:i w:val="false"/>
                 <w:b w:val="true"/>
                 <w:u w:val="none"/>
+                <w:strike w:val="false"/>
                 <w:sz w:val="20"/>
                 <w:szCs w:val="20"/>
                 <w:color w:val="000000"/>
@@ -18967,6 +19244,7 @@
                 <w:i w:val="false"/>
                 <w:b w:val="true"/>
                 <w:u w:val="none"/>
+                <w:strike w:val="false"/>
                 <w:sz w:val="20"/>
                 <w:szCs w:val="20"/>
                 <w:color w:val="000000"/>
@@ -19008,6 +19286,7 @@
                 <w:i w:val="false"/>
                 <w:b w:val="true"/>
                 <w:u w:val="none"/>
+                <w:strike w:val="false"/>
                 <w:sz w:val="20"/>
                 <w:szCs w:val="20"/>
                 <w:color w:val="000000"/>
@@ -19019,6 +19298,7 @@
                 <w:i w:val="false"/>
                 <w:b w:val="true"/>
                 <w:u w:val="none"/>
+                <w:strike w:val="false"/>
                 <w:sz w:val="20"/>
                 <w:szCs w:val="20"/>
                 <w:color w:val="000000"/>
@@ -19060,6 +19340,7 @@
                 <w:i w:val="false"/>
                 <w:b w:val="true"/>
                 <w:u w:val="none"/>
+                <w:strike w:val="false"/>
                 <w:sz w:val="20"/>
                 <w:szCs w:val="20"/>
                 <w:color w:val="000000"/>
@@ -19071,6 +19352,7 @@
                 <w:i w:val="false"/>
                 <w:b w:val="true"/>
                 <w:u w:val="none"/>
+                <w:strike w:val="false"/>
                 <w:sz w:val="20"/>
                 <w:szCs w:val="20"/>
                 <w:color w:val="000000"/>
@@ -19112,6 +19394,7 @@
                 <w:i w:val="false"/>
                 <w:b w:val="true"/>
                 <w:u w:val="none"/>
+                <w:strike w:val="false"/>
                 <w:sz w:val="20"/>
                 <w:szCs w:val="20"/>
                 <w:color w:val="000000"/>
@@ -19123,6 +19406,7 @@
                 <w:i w:val="false"/>
                 <w:b w:val="true"/>
                 <w:u w:val="none"/>
+                <w:strike w:val="false"/>
                 <w:sz w:val="20"/>
                 <w:szCs w:val="20"/>
                 <w:color w:val="000000"/>
@@ -19164,6 +19448,7 @@
                 <w:i w:val="false"/>
                 <w:b w:val="true"/>
                 <w:u w:val="none"/>
+                <w:strike w:val="false"/>
                 <w:sz w:val="20"/>
                 <w:szCs w:val="20"/>
                 <w:color w:val="000000"/>
@@ -19175,6 +19460,7 @@
                 <w:i w:val="false"/>
                 <w:b w:val="true"/>
                 <w:u w:val="none"/>
+                <w:strike w:val="false"/>
                 <w:sz w:val="20"/>
                 <w:szCs w:val="20"/>
                 <w:color w:val="000000"/>
@@ -19222,6 +19508,7 @@
                 <w:i w:val="false"/>
                 <w:b w:val="false"/>
                 <w:u w:val="none"/>
+                <w:strike w:val="false"/>
                 <w:sz w:val="20"/>
                 <w:szCs w:val="20"/>
                 <w:color w:val="000000"/>
@@ -19233,6 +19520,7 @@
                 <w:i w:val="false"/>
                 <w:b w:val="false"/>
                 <w:u w:val="none"/>
+                <w:strike w:val="false"/>
                 <w:sz w:val="20"/>
                 <w:szCs w:val="20"/>
                 <w:color w:val="000000"/>
@@ -19274,6 +19562,7 @@
                 <w:i w:val="false"/>
                 <w:b w:val="false"/>
                 <w:u w:val="none"/>
+                <w:strike w:val="false"/>
                 <w:sz w:val="20"/>
                 <w:szCs w:val="20"/>
                 <w:color w:val="000000"/>
@@ -19285,6 +19574,7 @@
                 <w:i w:val="false"/>
                 <w:b w:val="false"/>
                 <w:u w:val="none"/>
+                <w:strike w:val="false"/>
                 <w:sz w:val="20"/>
                 <w:szCs w:val="20"/>
                 <w:color w:val="000000"/>
@@ -19326,6 +19616,7 @@
                 <w:i w:val="false"/>
                 <w:b w:val="false"/>
                 <w:u w:val="none"/>
+                <w:strike w:val="false"/>
                 <w:sz w:val="20"/>
                 <w:szCs w:val="20"/>
                 <w:color w:val="000000"/>
@@ -19337,6 +19628,7 @@
                 <w:i w:val="false"/>
                 <w:b w:val="false"/>
                 <w:u w:val="none"/>
+                <w:strike w:val="false"/>
                 <w:sz w:val="20"/>
                 <w:szCs w:val="20"/>
                 <w:color w:val="000000"/>
@@ -19378,6 +19670,7 @@
                 <w:i w:val="false"/>
                 <w:b w:val="false"/>
                 <w:u w:val="none"/>
+                <w:strike w:val="false"/>
                 <w:sz w:val="20"/>
                 <w:szCs w:val="20"/>
                 <w:color w:val="000000"/>
@@ -19389,6 +19682,7 @@
                 <w:i w:val="false"/>
                 <w:b w:val="false"/>
                 <w:u w:val="none"/>
+                <w:strike w:val="false"/>
                 <w:sz w:val="20"/>
                 <w:szCs w:val="20"/>
                 <w:color w:val="000000"/>
@@ -19430,6 +19724,7 @@
                 <w:i w:val="false"/>
                 <w:b w:val="false"/>
                 <w:u w:val="none"/>
+                <w:strike w:val="false"/>
                 <w:sz w:val="20"/>
                 <w:szCs w:val="20"/>
                 <w:color w:val="000000"/>
@@ -19441,6 +19736,7 @@
                 <w:i w:val="false"/>
                 <w:b w:val="false"/>
                 <w:u w:val="none"/>
+                <w:strike w:val="false"/>
                 <w:sz w:val="20"/>
                 <w:szCs w:val="20"/>
                 <w:color w:val="000000"/>
@@ -19488,6 +19784,7 @@
                 <w:i w:val="false"/>
                 <w:b w:val="false"/>
                 <w:u w:val="none"/>
+                <w:strike w:val="false"/>
                 <w:sz w:val="20"/>
                 <w:szCs w:val="20"/>
                 <w:color w:val="000000"/>
@@ -19499,6 +19796,7 @@
                 <w:i w:val="false"/>
                 <w:b w:val="false"/>
                 <w:u w:val="none"/>
+                <w:strike w:val="false"/>
                 <w:sz w:val="20"/>
                 <w:szCs w:val="20"/>
                 <w:color w:val="000000"/>
@@ -19540,6 +19838,7 @@
                 <w:i w:val="false"/>
                 <w:b w:val="false"/>
                 <w:u w:val="none"/>
+                <w:strike w:val="false"/>
                 <w:sz w:val="20"/>
                 <w:szCs w:val="20"/>
                 <w:color w:val="000000"/>
@@ -19551,6 +19850,7 @@
                 <w:i w:val="false"/>
                 <w:b w:val="false"/>
                 <w:u w:val="none"/>
+                <w:strike w:val="false"/>
                 <w:sz w:val="20"/>
                 <w:szCs w:val="20"/>
                 <w:color w:val="000000"/>
@@ -19592,6 +19892,7 @@
                 <w:i w:val="false"/>
                 <w:b w:val="false"/>
                 <w:u w:val="none"/>
+                <w:strike w:val="false"/>
                 <w:sz w:val="20"/>
                 <w:szCs w:val="20"/>
                 <w:color w:val="000000"/>
@@ -19603,6 +19904,7 @@
                 <w:i w:val="false"/>
                 <w:b w:val="false"/>
                 <w:u w:val="none"/>
+                <w:strike w:val="false"/>
                 <w:sz w:val="20"/>
                 <w:szCs w:val="20"/>
                 <w:color w:val="000000"/>
@@ -19644,6 +19946,7 @@
                 <w:i w:val="false"/>
                 <w:b w:val="false"/>
                 <w:u w:val="none"/>
+                <w:strike w:val="false"/>
                 <w:sz w:val="20"/>
                 <w:szCs w:val="20"/>
                 <w:color w:val="000000"/>
@@ -19655,6 +19958,7 @@
                 <w:i w:val="false"/>
                 <w:b w:val="false"/>
                 <w:u w:val="none"/>
+                <w:strike w:val="false"/>
                 <w:sz w:val="20"/>
                 <w:szCs w:val="20"/>
                 <w:color w:val="000000"/>
@@ -19696,6 +20000,7 @@
                 <w:i w:val="false"/>
                 <w:b w:val="false"/>
                 <w:u w:val="none"/>
+                <w:strike w:val="false"/>
                 <w:sz w:val="20"/>
                 <w:szCs w:val="20"/>
                 <w:color w:val="000000"/>
@@ -19707,6 +20012,7 @@
                 <w:i w:val="false"/>
                 <w:b w:val="false"/>
                 <w:u w:val="none"/>
+                <w:strike w:val="false"/>
                 <w:sz w:val="20"/>
                 <w:szCs w:val="20"/>
                 <w:color w:val="000000"/>
@@ -19754,6 +20060,7 @@
                 <w:i w:val="false"/>
                 <w:b w:val="false"/>
                 <w:u w:val="none"/>
+                <w:strike w:val="false"/>
                 <w:sz w:val="20"/>
                 <w:szCs w:val="20"/>
                 <w:color w:val="000000"/>
@@ -19765,6 +20072,7 @@
                 <w:i w:val="false"/>
                 <w:b w:val="false"/>
                 <w:u w:val="none"/>
+                <w:strike w:val="false"/>
                 <w:sz w:val="20"/>
                 <w:szCs w:val="20"/>
                 <w:color w:val="000000"/>
@@ -19806,6 +20114,7 @@
                 <w:i w:val="false"/>
                 <w:b w:val="false"/>
                 <w:u w:val="none"/>
+                <w:strike w:val="false"/>
                 <w:sz w:val="20"/>
                 <w:szCs w:val="20"/>
                 <w:color w:val="000000"/>
@@ -19817,6 +20126,7 @@
                 <w:i w:val="false"/>
                 <w:b w:val="false"/>
                 <w:u w:val="none"/>
+                <w:strike w:val="false"/>
                 <w:sz w:val="20"/>
                 <w:szCs w:val="20"/>
                 <w:color w:val="000000"/>
@@ -19858,6 +20168,7 @@
                 <w:i w:val="false"/>
                 <w:b w:val="false"/>
                 <w:u w:val="none"/>
+                <w:strike w:val="false"/>
                 <w:sz w:val="20"/>
                 <w:szCs w:val="20"/>
                 <w:color w:val="000000"/>
@@ -19869,6 +20180,7 @@
                 <w:i w:val="false"/>
                 <w:b w:val="false"/>
                 <w:u w:val="none"/>
+                <w:strike w:val="false"/>
                 <w:sz w:val="20"/>
                 <w:szCs w:val="20"/>
                 <w:color w:val="000000"/>
@@ -19910,6 +20222,7 @@
                 <w:i w:val="false"/>
                 <w:b w:val="false"/>
                 <w:u w:val="none"/>
+                <w:strike w:val="false"/>
                 <w:sz w:val="20"/>
                 <w:szCs w:val="20"/>
                 <w:color w:val="000000"/>
@@ -19921,6 +20234,7 @@
                 <w:i w:val="false"/>
                 <w:b w:val="false"/>
                 <w:u w:val="none"/>
+                <w:strike w:val="false"/>
                 <w:sz w:val="20"/>
                 <w:szCs w:val="20"/>
                 <w:color w:val="000000"/>
@@ -19962,6 +20276,7 @@
                 <w:i w:val="false"/>
                 <w:b w:val="false"/>
                 <w:u w:val="none"/>
+                <w:strike w:val="false"/>
                 <w:sz w:val="20"/>
                 <w:szCs w:val="20"/>
                 <w:color w:val="000000"/>
@@ -19973,6 +20288,7 @@
                 <w:i w:val="false"/>
                 <w:b w:val="false"/>
                 <w:u w:val="none"/>
+                <w:strike w:val="false"/>
                 <w:sz w:val="20"/>
                 <w:szCs w:val="20"/>
                 <w:color w:val="000000"/>
@@ -20020,6 +20336,7 @@
                 <w:i w:val="false"/>
                 <w:b w:val="false"/>
                 <w:u w:val="none"/>
+                <w:strike w:val="false"/>
                 <w:sz w:val="20"/>
                 <w:szCs w:val="20"/>
                 <w:color w:val="000000"/>
@@ -20031,6 +20348,7 @@
                 <w:i w:val="false"/>
                 <w:b w:val="false"/>
                 <w:u w:val="none"/>
+                <w:strike w:val="false"/>
                 <w:sz w:val="20"/>
                 <w:szCs w:val="20"/>
                 <w:color w:val="000000"/>
@@ -20072,6 +20390,7 @@
                 <w:i w:val="false"/>
                 <w:b w:val="false"/>
                 <w:u w:val="none"/>
+                <w:strike w:val="false"/>
                 <w:sz w:val="20"/>
                 <w:szCs w:val="20"/>
                 <w:color w:val="000000"/>
@@ -20083,6 +20402,7 @@
                 <w:i w:val="false"/>
                 <w:b w:val="false"/>
                 <w:u w:val="none"/>
+                <w:strike w:val="false"/>
                 <w:sz w:val="20"/>
                 <w:szCs w:val="20"/>
                 <w:color w:val="000000"/>
@@ -20124,6 +20444,7 @@
                 <w:i w:val="false"/>
                 <w:b w:val="false"/>
                 <w:u w:val="none"/>
+                <w:strike w:val="false"/>
                 <w:sz w:val="20"/>
                 <w:szCs w:val="20"/>
                 <w:color w:val="000000"/>
@@ -20135,6 +20456,7 @@
                 <w:i w:val="false"/>
                 <w:b w:val="false"/>
                 <w:u w:val="none"/>
+                <w:strike w:val="false"/>
                 <w:sz w:val="20"/>
                 <w:szCs w:val="20"/>
                 <w:color w:val="000000"/>
@@ -20176,6 +20498,7 @@
                 <w:i w:val="false"/>
                 <w:b w:val="false"/>
                 <w:u w:val="none"/>
+                <w:strike w:val="false"/>
                 <w:sz w:val="20"/>
                 <w:szCs w:val="20"/>
                 <w:color w:val="000000"/>
@@ -20187,6 +20510,7 @@
                 <w:i w:val="false"/>
                 <w:b w:val="false"/>
                 <w:u w:val="none"/>
+                <w:strike w:val="false"/>
                 <w:sz w:val="20"/>
                 <w:szCs w:val="20"/>
                 <w:color w:val="000000"/>
@@ -20228,6 +20552,7 @@
                 <w:i w:val="false"/>
                 <w:b w:val="false"/>
                 <w:u w:val="none"/>
+                <w:strike w:val="false"/>
                 <w:sz w:val="20"/>
                 <w:szCs w:val="20"/>
                 <w:color w:val="000000"/>
@@ -20239,6 +20564,7 @@
                 <w:i w:val="false"/>
                 <w:b w:val="false"/>
                 <w:u w:val="none"/>
+                <w:strike w:val="false"/>
                 <w:sz w:val="20"/>
                 <w:szCs w:val="20"/>
                 <w:color w:val="000000"/>
@@ -20286,6 +20612,7 @@
                 <w:i w:val="false"/>
                 <w:b w:val="false"/>
                 <w:u w:val="none"/>
+                <w:strike w:val="false"/>
                 <w:sz w:val="20"/>
                 <w:szCs w:val="20"/>
                 <w:color w:val="000000"/>
@@ -20297,6 +20624,7 @@
                 <w:i w:val="false"/>
                 <w:b w:val="false"/>
                 <w:u w:val="none"/>
+                <w:strike w:val="false"/>
                 <w:sz w:val="20"/>
                 <w:szCs w:val="20"/>
                 <w:color w:val="000000"/>
@@ -20338,6 +20666,7 @@
                 <w:i w:val="false"/>
                 <w:b w:val="false"/>
                 <w:u w:val="none"/>
+                <w:strike w:val="false"/>
                 <w:sz w:val="20"/>
                 <w:szCs w:val="20"/>
                 <w:color w:val="000000"/>
@@ -20349,6 +20678,7 @@
                 <w:i w:val="false"/>
                 <w:b w:val="false"/>
                 <w:u w:val="none"/>
+                <w:strike w:val="false"/>
                 <w:sz w:val="20"/>
                 <w:szCs w:val="20"/>
                 <w:color w:val="000000"/>
@@ -20390,6 +20720,7 @@
                 <w:i w:val="false"/>
                 <w:b w:val="false"/>
                 <w:u w:val="none"/>
+                <w:strike w:val="false"/>
                 <w:sz w:val="20"/>
                 <w:szCs w:val="20"/>
                 <w:color w:val="000000"/>
@@ -20401,6 +20732,7 @@
                 <w:i w:val="false"/>
                 <w:b w:val="false"/>
                 <w:u w:val="none"/>
+                <w:strike w:val="false"/>
                 <w:sz w:val="20"/>
                 <w:szCs w:val="20"/>
                 <w:color w:val="000000"/>
@@ -20442,6 +20774,7 @@
                 <w:i w:val="false"/>
                 <w:b w:val="false"/>
                 <w:u w:val="none"/>
+                <w:strike w:val="false"/>
                 <w:sz w:val="20"/>
                 <w:szCs w:val="20"/>
                 <w:color w:val="000000"/>
@@ -20453,6 +20786,7 @@
                 <w:i w:val="false"/>
                 <w:b w:val="false"/>
                 <w:u w:val="none"/>
+                <w:strike w:val="false"/>
                 <w:sz w:val="20"/>
                 <w:szCs w:val="20"/>
                 <w:color w:val="000000"/>
@@ -20494,6 +20828,7 @@
                 <w:i w:val="false"/>
                 <w:b w:val="false"/>
                 <w:u w:val="none"/>
+                <w:strike w:val="false"/>
                 <w:sz w:val="20"/>
                 <w:szCs w:val="20"/>
                 <w:color w:val="000000"/>
@@ -20505,6 +20840,7 @@
                 <w:i w:val="false"/>
                 <w:b w:val="false"/>
                 <w:u w:val="none"/>
+                <w:strike w:val="false"/>
                 <w:sz w:val="20"/>
                 <w:szCs w:val="20"/>
                 <w:color w:val="000000"/>
@@ -21370,7 +21706,19 @@
         <w:pStyle w:val="FirstParagraph"/>
       </w:pPr>
       <w:r>
-        <w:t xml:space="preserve">Let’s create a publication-quality figure for our multiple logistic regression model and show how we would write up the results for a scientific publication.</w:t>
+        <w:t xml:space="preserve">Let’s create a publication-quality figure for our multiple logistic</w:t>
+      </w:r>
+      <w:r>
+        <w:t xml:space="preserve"> </w:t>
+      </w:r>
+      <w:r>
+        <w:t xml:space="preserve">regression model and show how we would write up the results for a</w:t>
+      </w:r>
+      <w:r>
+        <w:t xml:space="preserve"> </w:t>
+      </w:r>
+      <w:r>
+        <w:t xml:space="preserve">scientific publication.</w:t>
       </w:r>
     </w:p>
     <w:p>
@@ -23549,7 +23897,37 @@
               <w:pStyle w:val="BodyText"/>
             </w:pPr>
             <w:r>
-              <w:t xml:space="preserve">The presence of native rodents in canyon fragments was modeled using multiple logistic regression with three predictors: distance to nearest source canyon, years since isolation, and percentage of shrub cover. The model was statistically significant (χ² = 12.63, df = 3, p = 0.005) and explained 38.7% of the variation in rodent presence (McFadden’s R² = 0.387).</w:t>
+              <w:t xml:space="preserve">The presence of native rodents in canyon fragments was modeled using</w:t>
+            </w:r>
+            <w:r>
+              <w:t xml:space="preserve"> </w:t>
+            </w:r>
+            <w:r>
+              <w:t xml:space="preserve">multiple logistic regression with three predictors: distance to nearest</w:t>
+            </w:r>
+            <w:r>
+              <w:t xml:space="preserve"> </w:t>
+            </w:r>
+            <w:r>
+              <w:t xml:space="preserve">source canyon, years since isolation, and percentage of shrub cover. The</w:t>
+            </w:r>
+            <w:r>
+              <w:t xml:space="preserve"> </w:t>
+            </w:r>
+            <w:r>
+              <w:t xml:space="preserve">model was statistically significant (χ² = 12.63, df = 3, p = 0.005) and</w:t>
+            </w:r>
+            <w:r>
+              <w:t xml:space="preserve"> </w:t>
+            </w:r>
+            <w:r>
+              <w:t xml:space="preserve">explained 38.7% of the variation in rodent presence (McFadden’s R² =</w:t>
+            </w:r>
+            <w:r>
+              <w:t xml:space="preserve"> </w:t>
+            </w:r>
+            <w:r>
+              <w:t xml:space="preserve">0.387).</w:t>
             </w:r>
           </w:p>
           <w:p>
@@ -23557,7 +23935,43 @@
               <w:pStyle w:val="BodyText"/>
             </w:pPr>
             <w:r>
-              <w:t xml:space="preserve">Among the predictors, only shrub cover had a statistically significant effect on rodent presence (β = 0.091, SE = 0.041, p = 0.026). The odds ratio for shrub cover was 1.095 (95% CI: 1.011-1.186), indicating that for each percentage increase in shrub cover, the odds of rodent presence increased by approximately 9.5%. Neither distance to source canyon (β = 0.0002, p = 0.690) nor years since isolation (β = 0.022, p = 0.566) showed significant relationships with rodent presence.</w:t>
+              <w:t xml:space="preserve">Among the predictors, only shrub cover had a statistically significant</w:t>
+            </w:r>
+            <w:r>
+              <w:t xml:space="preserve"> </w:t>
+            </w:r>
+            <w:r>
+              <w:t xml:space="preserve">effect on rodent presence (β = 0.091, SE = 0.041, p = 0.026). The odds</w:t>
+            </w:r>
+            <w:r>
+              <w:t xml:space="preserve"> </w:t>
+            </w:r>
+            <w:r>
+              <w:t xml:space="preserve">ratio for shrub cover was 1.095 (95% CI: 1.011-1.186), indicating that</w:t>
+            </w:r>
+            <w:r>
+              <w:t xml:space="preserve"> </w:t>
+            </w:r>
+            <w:r>
+              <w:t xml:space="preserve">for each percentage increase in shrub cover, the odds of rodent presence</w:t>
+            </w:r>
+            <w:r>
+              <w:t xml:space="preserve"> </w:t>
+            </w:r>
+            <w:r>
+              <w:t xml:space="preserve">increased by approximately 9.5%. Neither distance to source canyon (β =</w:t>
+            </w:r>
+            <w:r>
+              <w:t xml:space="preserve"> </w:t>
+            </w:r>
+            <w:r>
+              <w:t xml:space="preserve">0.0002, p = 0.690) nor years since isolation (β = 0.022, p = 0.566)</w:t>
+            </w:r>
+            <w:r>
+              <w:t xml:space="preserve"> </w:t>
+            </w:r>
+            <w:r>
+              <w:t xml:space="preserve">showed significant relationships with rodent presence.</w:t>
             </w:r>
           </w:p>
           <w:p>
@@ -23565,7 +23979,19 @@
               <w:pStyle w:val="BodyText"/>
             </w:pPr>
             <w:r>
-              <w:t xml:space="preserve">The model correctly classified 76% of the fragments, with a sensitivity of 0.77 and a specificity of 0.75. Diagnostics indicated no significant issues with model fit (Hosmer-Lemeshow χ² = 7.31, df = 8, p = 0.504).</w:t>
+              <w:t xml:space="preserve">The model correctly classified 76% of the fragments, with a sensitivity</w:t>
+            </w:r>
+            <w:r>
+              <w:t xml:space="preserve"> </w:t>
+            </w:r>
+            <w:r>
+              <w:t xml:space="preserve">of 0.77 and a specificity of 0.75. Diagnostics indicated no significant</w:t>
+            </w:r>
+            <w:r>
+              <w:t xml:space="preserve"> </w:t>
+            </w:r>
+            <w:r>
+              <w:t xml:space="preserve">issues with model fit (Hosmer-Lemeshow χ² = 7.31, df = 8, p = 0.504).</w:t>
             </w:r>
           </w:p>
           <w:p>
@@ -23588,7 +24014,61 @@
               <w:spacing w:after="16"/>
             </w:pPr>
             <w:r>
-              <w:t xml:space="preserve">Our findings suggest that vegetation structure, as measured by shrub cover, plays a crucial role in determining the presence of native rodents in canyon fragments. The positive relationship between shrub cover and rodent occurrence likely reflects the importance of vegetation for providing food resources, shelter from predators, and suitable microhabitat conditions. Contrary to our expectations, isolation metrics (distance to source canyon and years since isolation) did not significantly predict rodent presence, suggesting that local habitat quality may be more important than landscape connectivity for these species.</w:t>
+              <w:t xml:space="preserve">Our findings suggest that vegetation structure, as measured by shrub</w:t>
+            </w:r>
+            <w:r>
+              <w:t xml:space="preserve"> </w:t>
+            </w:r>
+            <w:r>
+              <w:t xml:space="preserve">cover, plays a crucial role in determining the presence of native</w:t>
+            </w:r>
+            <w:r>
+              <w:t xml:space="preserve"> </w:t>
+            </w:r>
+            <w:r>
+              <w:t xml:space="preserve">rodents in canyon fragments. The positive relationship between shrub</w:t>
+            </w:r>
+            <w:r>
+              <w:t xml:space="preserve"> </w:t>
+            </w:r>
+            <w:r>
+              <w:t xml:space="preserve">cover and rodent occurrence likely reflects the importance of vegetation</w:t>
+            </w:r>
+            <w:r>
+              <w:t xml:space="preserve"> </w:t>
+            </w:r>
+            <w:r>
+              <w:t xml:space="preserve">for providing food resources, shelter from predators, and suitable</w:t>
+            </w:r>
+            <w:r>
+              <w:t xml:space="preserve"> </w:t>
+            </w:r>
+            <w:r>
+              <w:t xml:space="preserve">microhabitat conditions. Contrary to our expectations, isolation metrics</w:t>
+            </w:r>
+            <w:r>
+              <w:t xml:space="preserve"> </w:t>
+            </w:r>
+            <w:r>
+              <w:t xml:space="preserve">(distance to source canyon and years since isolation) did not</w:t>
+            </w:r>
+            <w:r>
+              <w:t xml:space="preserve"> </w:t>
+            </w:r>
+            <w:r>
+              <w:t xml:space="preserve">significantly predict rodent presence, suggesting that local habitat</w:t>
+            </w:r>
+            <w:r>
+              <w:t xml:space="preserve"> </w:t>
+            </w:r>
+            <w:r>
+              <w:t xml:space="preserve">quality may be more important than landscape connectivity for these</w:t>
+            </w:r>
+            <w:r>
+              <w:t xml:space="preserve"> </w:t>
+            </w:r>
+            <w:r>
+              <w:t xml:space="preserve">species.</w:t>
             </w:r>
           </w:p>
         </w:tc>
@@ -23714,7 +24194,13 @@
               <w:spacing w:before="16"/>
             </w:pPr>
             <w:r>
-              <w:t xml:space="preserve">General linear models (including ANOVAs and standard regression) are special cases of Generalized Linear Models where:</w:t>
+              <w:t xml:space="preserve">General linear models (including ANOVAs and standard regression) are</w:t>
+            </w:r>
+            <w:r>
+              <w:t xml:space="preserve"> </w:t>
+            </w:r>
+            <w:r>
+              <w:t xml:space="preserve">special cases of Generalized Linear Models where:</w:t>
             </w:r>
           </w:p>
           <w:p>
@@ -23749,7 +24235,19 @@
               <w:spacing w:after="16"/>
             </w:pPr>
             <w:r>
-              <w:t xml:space="preserve">Therefore, a one-way ANOVA is equivalent to: - A linear regression with a categorical predictor - A Gaussian GLM with an identity link and a categorical predictor</w:t>
+              <w:t xml:space="preserve">Therefore, a one-way ANOVA is equivalent to: - A linear regression with</w:t>
+            </w:r>
+            <w:r>
+              <w:t xml:space="preserve"> </w:t>
+            </w:r>
+            <w:r>
+              <w:t xml:space="preserve">a categorical predictor - A Gaussian GLM with an identity link and a</w:t>
+            </w:r>
+            <w:r>
+              <w:t xml:space="preserve"> </w:t>
+            </w:r>
+            <w:r>
+              <w:t xml:space="preserve">categorical predictor</w:t>
             </w:r>
           </w:p>
         </w:tc>
@@ -24401,6 +24899,7 @@
                 <w:i w:val="false"/>
                 <w:b w:val="true"/>
                 <w:u w:val="none"/>
+                <w:strike w:val="false"/>
                 <w:sz w:val="20"/>
                 <w:szCs w:val="20"/>
                 <w:color w:val="000000"/>
@@ -24412,6 +24911,7 @@
                 <w:i w:val="false"/>
                 <w:b w:val="true"/>
                 <w:u w:val="none"/>
+                <w:strike w:val="false"/>
                 <w:sz w:val="20"/>
                 <w:szCs w:val="20"/>
                 <w:color w:val="000000"/>
@@ -24453,6 +24953,7 @@
                 <w:i w:val="false"/>
                 <w:b w:val="true"/>
                 <w:u w:val="none"/>
+                <w:strike w:val="false"/>
                 <w:sz w:val="20"/>
                 <w:szCs w:val="20"/>
                 <w:color w:val="000000"/>
@@ -24464,6 +24965,7 @@
                 <w:i w:val="false"/>
                 <w:b w:val="true"/>
                 <w:u w:val="none"/>
+                <w:strike w:val="false"/>
                 <w:sz w:val="20"/>
                 <w:szCs w:val="20"/>
                 <w:color w:val="000000"/>
@@ -24505,6 +25007,7 @@
                 <w:i w:val="false"/>
                 <w:b w:val="true"/>
                 <w:u w:val="none"/>
+                <w:strike w:val="false"/>
                 <w:sz w:val="20"/>
                 <w:szCs w:val="20"/>
                 <w:color w:val="000000"/>
@@ -24516,6 +25019,7 @@
                 <w:i w:val="false"/>
                 <w:b w:val="true"/>
                 <w:u w:val="none"/>
+                <w:strike w:val="false"/>
                 <w:sz w:val="20"/>
                 <w:szCs w:val="20"/>
                 <w:color w:val="000000"/>
@@ -24563,6 +25067,7 @@
                 <w:i w:val="false"/>
                 <w:b w:val="false"/>
                 <w:u w:val="none"/>
+                <w:strike w:val="false"/>
                 <w:sz w:val="20"/>
                 <w:szCs w:val="20"/>
                 <w:color w:val="000000"/>
@@ -24574,6 +25079,7 @@
                 <w:i w:val="false"/>
                 <w:b w:val="false"/>
                 <w:u w:val="none"/>
+                <w:strike w:val="false"/>
                 <w:sz w:val="20"/>
                 <w:szCs w:val="20"/>
                 <w:color w:val="000000"/>
@@ -24615,6 +25121,7 @@
                 <w:i w:val="false"/>
                 <w:b w:val="false"/>
                 <w:u w:val="none"/>
+                <w:strike w:val="false"/>
                 <w:sz w:val="20"/>
                 <w:szCs w:val="20"/>
                 <w:color w:val="000000"/>
@@ -24626,6 +25133,7 @@
                 <w:i w:val="false"/>
                 <w:b w:val="false"/>
                 <w:u w:val="none"/>
+                <w:strike w:val="false"/>
                 <w:sz w:val="20"/>
                 <w:szCs w:val="20"/>
                 <w:color w:val="000000"/>
@@ -24667,6 +25175,7 @@
                 <w:i w:val="false"/>
                 <w:b w:val="false"/>
                 <w:u w:val="none"/>
+                <w:strike w:val="false"/>
                 <w:sz w:val="20"/>
                 <w:szCs w:val="20"/>
                 <w:color w:val="000000"/>
@@ -24678,6 +25187,7 @@
                 <w:i w:val="false"/>
                 <w:b w:val="false"/>
                 <w:u w:val="none"/>
+                <w:strike w:val="false"/>
                 <w:sz w:val="20"/>
                 <w:szCs w:val="20"/>
                 <w:color w:val="000000"/>
@@ -24725,6 +25235,7 @@
                 <w:i w:val="false"/>
                 <w:b w:val="false"/>
                 <w:u w:val="none"/>
+                <w:strike w:val="false"/>
                 <w:sz w:val="20"/>
                 <w:szCs w:val="20"/>
                 <w:color w:val="000000"/>
@@ -24736,6 +25247,7 @@
                 <w:i w:val="false"/>
                 <w:b w:val="false"/>
                 <w:u w:val="none"/>
+                <w:strike w:val="false"/>
                 <w:sz w:val="20"/>
                 <w:szCs w:val="20"/>
                 <w:color w:val="000000"/>
@@ -24777,6 +25289,7 @@
                 <w:i w:val="false"/>
                 <w:b w:val="false"/>
                 <w:u w:val="none"/>
+                <w:strike w:val="false"/>
                 <w:sz w:val="20"/>
                 <w:szCs w:val="20"/>
                 <w:color w:val="000000"/>
@@ -24788,6 +25301,7 @@
                 <w:i w:val="false"/>
                 <w:b w:val="false"/>
                 <w:u w:val="none"/>
+                <w:strike w:val="false"/>
                 <w:sz w:val="20"/>
                 <w:szCs w:val="20"/>
                 <w:color w:val="000000"/>
@@ -24829,6 +25343,7 @@
                 <w:i w:val="false"/>
                 <w:b w:val="false"/>
                 <w:u w:val="none"/>
+                <w:strike w:val="false"/>
                 <w:sz w:val="20"/>
                 <w:szCs w:val="20"/>
                 <w:color w:val="000000"/>
@@ -24840,6 +25355,7 @@
                 <w:i w:val="false"/>
                 <w:b w:val="false"/>
                 <w:u w:val="none"/>
+                <w:strike w:val="false"/>
                 <w:sz w:val="20"/>
                 <w:szCs w:val="20"/>
                 <w:color w:val="000000"/>
@@ -24887,6 +25403,7 @@
                 <w:i w:val="false"/>
                 <w:b w:val="false"/>
                 <w:u w:val="none"/>
+                <w:strike w:val="false"/>
                 <w:sz w:val="20"/>
                 <w:szCs w:val="20"/>
                 <w:color w:val="000000"/>
@@ -24898,6 +25415,7 @@
                 <w:i w:val="false"/>
                 <w:b w:val="false"/>
                 <w:u w:val="none"/>
+                <w:strike w:val="false"/>
                 <w:sz w:val="20"/>
                 <w:szCs w:val="20"/>
                 <w:color w:val="000000"/>
@@ -24939,6 +25457,7 @@
                 <w:i w:val="false"/>
                 <w:b w:val="false"/>
                 <w:u w:val="none"/>
+                <w:strike w:val="false"/>
                 <w:sz w:val="20"/>
                 <w:szCs w:val="20"/>
                 <w:color w:val="000000"/>
@@ -24950,6 +25469,7 @@
                 <w:i w:val="false"/>
                 <w:b w:val="false"/>
                 <w:u w:val="none"/>
+                <w:strike w:val="false"/>
                 <w:sz w:val="20"/>
                 <w:szCs w:val="20"/>
                 <w:color w:val="000000"/>
@@ -24991,6 +25511,7 @@
                 <w:i w:val="false"/>
                 <w:b w:val="false"/>
                 <w:u w:val="none"/>
+                <w:strike w:val="false"/>
                 <w:sz w:val="20"/>
                 <w:szCs w:val="20"/>
                 <w:color w:val="000000"/>
@@ -25002,6 +25523,7 @@
                 <w:i w:val="false"/>
                 <w:b w:val="false"/>
                 <w:u w:val="none"/>
+                <w:strike w:val="false"/>
                 <w:sz w:val="20"/>
                 <w:szCs w:val="20"/>
                 <w:color w:val="000000"/>
@@ -26351,7 +26873,13 @@
         <w:pStyle w:val="FirstParagraph"/>
       </w:pPr>
       <w:r>
-        <w:t xml:space="preserve">Generalized Linear Models have different assumptions depending on the specific distribution and link function used:</w:t>
+        <w:t xml:space="preserve">Generalized Linear Models have different assumptions depending on the</w:t>
+      </w:r>
+      <w:r>
+        <w:t xml:space="preserve"> </w:t>
+      </w:r>
+      <w:r>
+        <w:t xml:space="preserve">specific distribution and link function used:</w:t>
       </w:r>
     </w:p>
     <w:p>
@@ -26369,7 +26897,19 @@
         <w:t xml:space="preserve"> </w:t>
       </w:r>
       <w:r>
-        <w:t xml:space="preserve">- Independence of observations - Correct specification of the link function - Correct specification of the variance structure - No influential outliers - No multicollinearity among predictors</w:t>
+        <w:t xml:space="preserve">- Independence of observations - Correct specification of</w:t>
+      </w:r>
+      <w:r>
+        <w:t xml:space="preserve"> </w:t>
+      </w:r>
+      <w:r>
+        <w:t xml:space="preserve">the link function - Correct specification of the variance structure - No</w:t>
+      </w:r>
+      <w:r>
+        <w:t xml:space="preserve"> </w:t>
+      </w:r>
+      <w:r>
+        <w:t xml:space="preserve">influential outliers - No multicollinearity among predictors</w:t>
       </w:r>
     </w:p>
     <w:p>
@@ -26387,7 +26927,13 @@
         <w:t xml:space="preserve"> </w:t>
       </w:r>
       <w:r>
-        <w:t xml:space="preserve">- Normality of residuals - Homogeneity of variance</w:t>
+        <w:t xml:space="preserve">- Normality of</w:t>
+      </w:r>
+      <w:r>
+        <w:t xml:space="preserve"> </w:t>
+      </w:r>
+      <w:r>
+        <w:t xml:space="preserve">residuals - Homogeneity of variance</w:t>
       </w:r>
     </w:p>
     <w:p>
@@ -26405,7 +26951,13 @@
         <w:t xml:space="preserve"> </w:t>
       </w:r>
       <w:r>
-        <w:t xml:space="preserve">- Count data (non-negative integers) - Mean equals variance (if overdispersed, consider negative binomial)</w:t>
+        <w:t xml:space="preserve">- Count data (non-negative integers) - Mean equals</w:t>
+      </w:r>
+      <w:r>
+        <w:t xml:space="preserve"> </w:t>
+      </w:r>
+      <w:r>
+        <w:t xml:space="preserve">variance (if overdispersed, consider negative binomial)</w:t>
       </w:r>
     </w:p>
     <w:p>
@@ -26423,7 +26975,19 @@
         <w:t xml:space="preserve"> </w:t>
       </w:r>
       <w:r>
-        <w:t xml:space="preserve">- Binary response variable - Linear relationship between predictors and log odds - Adequate sample size relative to number of parameters</w:t>
+        <w:t xml:space="preserve">- Binary response variable - Linear relationship</w:t>
+      </w:r>
+      <w:r>
+        <w:t xml:space="preserve"> </w:t>
+      </w:r>
+      <w:r>
+        <w:t xml:space="preserve">between predictors and log odds - Adequate sample size relative to</w:t>
+      </w:r>
+      <w:r>
+        <w:t xml:space="preserve"> </w:t>
+      </w:r>
+      <w:r>
+        <w:t xml:space="preserve">number of parameters</w:t>
       </w:r>
     </w:p>
     <w:p>
@@ -26431,7 +26995,13 @@
         <w:pStyle w:val="BodyText"/>
       </w:pPr>
       <w:r>
-        <w:t xml:space="preserve">The following R code checks some common diagnostics for our logistic model:</w:t>
+        <w:t xml:space="preserve">The following R code checks some common diagnostics for our logistic</w:t>
+      </w:r>
+      <w:r>
+        <w:t xml:space="preserve"> </w:t>
+      </w:r>
+      <w:r>
+        <w:t xml:space="preserve">model:</w:t>
       </w:r>
     </w:p>
     <w:p>
@@ -27658,7 +28228,7 @@
       <w:r>
         <w:drawing>
           <wp:inline>
-            <wp:extent cx="6578600" cy="4186381"/>
+            <wp:extent cx="5486400" cy="5486400"/>
             <wp:effectExtent b="0" l="0" r="0" t="0"/>
             <wp:docPr descr="" title="" id="96" name="Picture"/>
             <a:graphic>
@@ -27679,7 +28249,7 @@
                   <pic:spPr bwMode="auto">
                     <a:xfrm>
                       <a:off x="0" y="0"/>
-                      <a:ext cx="6578600" cy="4186381"/>
+                      <a:ext cx="5486400" cy="5486400"/>
                     </a:xfrm>
                     <a:prstGeom prst="rect">
                       <a:avLst/>
@@ -27713,7 +28283,13 @@
         <w:pStyle w:val="FirstParagraph"/>
       </w:pPr>
       <w:r>
-        <w:t xml:space="preserve">Generalized Linear Models (GLMs) provide a powerful and flexible framework for analyzing a wide range of data types in biology:</w:t>
+        <w:t xml:space="preserve">Generalized Linear Models (GLMs) provide a powerful and flexible</w:t>
+      </w:r>
+      <w:r>
+        <w:t xml:space="preserve"> </w:t>
+      </w:r>
+      <w:r>
+        <w:t xml:space="preserve">framework for analyzing a wide range of data types in biology:</w:t>
       </w:r>
     </w:p>
     <w:p>
@@ -27734,7 +28310,19 @@
         <w:t xml:space="preserve"> </w:t>
       </w:r>
       <w:r>
-        <w:t xml:space="preserve">with identity link function are equivalent to standard linear models and ANOVAs, suitable for normally distributed continuous responses.</w:t>
+        <w:t xml:space="preserve">with identity link function are equivalent to</w:t>
+      </w:r>
+      <w:r>
+        <w:t xml:space="preserve"> </w:t>
+      </w:r>
+      <w:r>
+        <w:t xml:space="preserve">standard linear models and ANOVAs, suitable for normally distributed</w:t>
+      </w:r>
+      <w:r>
+        <w:t xml:space="preserve"> </w:t>
+      </w:r>
+      <w:r>
+        <w:t xml:space="preserve">continuous responses.</w:t>
       </w:r>
     </w:p>
     <w:p>
@@ -27755,7 +28343,13 @@
         <w:t xml:space="preserve"> </w:t>
       </w:r>
       <w:r>
-        <w:t xml:space="preserve">with log link function are appropriate for count data, but be cautious of overdispersion.</w:t>
+        <w:t xml:space="preserve">with log link function are appropriate for count</w:t>
+      </w:r>
+      <w:r>
+        <w:t xml:space="preserve"> </w:t>
+      </w:r>
+      <w:r>
+        <w:t xml:space="preserve">data, but be cautious of overdispersion.</w:t>
       </w:r>
     </w:p>
     <w:p>
@@ -27776,7 +28370,13 @@
         <w:t xml:space="preserve"> </w:t>
       </w:r>
       <w:r>
-        <w:t xml:space="preserve">with logit link function are useful for binary responses, modeling the probability of success or presence.</w:t>
+        <w:t xml:space="preserve">with logit link function are useful for binary</w:t>
+      </w:r>
+      <w:r>
+        <w:t xml:space="preserve"> </w:t>
+      </w:r>
+      <w:r>
+        <w:t xml:space="preserve">responses, modeling the probability of success or presence.</w:t>
       </w:r>
     </w:p>
     <w:p>
@@ -27796,7 +28396,13 @@
         </w:numPr>
       </w:pPr>
       <w:r>
-        <w:t xml:space="preserve">Ability to handle various types of response variables beyond normal distributions</w:t>
+        <w:t xml:space="preserve">Ability to handle various types of response variables beyond normal</w:t>
+      </w:r>
+      <w:r>
+        <w:t xml:space="preserve"> </w:t>
+      </w:r>
+      <w:r>
+        <w:t xml:space="preserve">distributions</w:t>
       </w:r>
     </w:p>
     <w:p>
@@ -27820,7 +28426,13 @@
         </w:numPr>
       </w:pPr>
       <w:r>
-        <w:t xml:space="preserve">Flexibility in specifying the link function to match the data structure</w:t>
+        <w:t xml:space="preserve">Flexibility in specifying the link function to match the data</w:t>
+      </w:r>
+      <w:r>
+        <w:t xml:space="preserve"> </w:t>
+      </w:r>
+      <w:r>
+        <w:t xml:space="preserve">structure</w:t>
       </w:r>
     </w:p>
     <w:p>
@@ -27832,7 +28444,13 @@
         </w:numPr>
       </w:pPr>
       <w:r>
-        <w:t xml:space="preserve">Interpretable parameters, though interpretation differs by model type</w:t>
+        <w:t xml:space="preserve">Interpretable parameters, though interpretation differs by model</w:t>
+      </w:r>
+      <w:r>
+        <w:t xml:space="preserve"> </w:t>
+      </w:r>
+      <w:r>
+        <w:t xml:space="preserve">type</w:t>
       </w:r>
     </w:p>
     <w:p>
@@ -27852,7 +28470,13 @@
         </w:numPr>
       </w:pPr>
       <w:r>
-        <w:t xml:space="preserve">Choose the appropriate distribution family based on your response variable</w:t>
+        <w:t xml:space="preserve">Choose the appropriate distribution family based on your response</w:t>
+      </w:r>
+      <w:r>
+        <w:t xml:space="preserve"> </w:t>
+      </w:r>
+      <w:r>
+        <w:t xml:space="preserve">variable</w:t>
       </w:r>
     </w:p>
     <w:p>
@@ -27900,7 +28524,13 @@
         </w:numPr>
       </w:pPr>
       <w:r>
-        <w:t xml:space="preserve">Compare competing models using likelihood ratio tests and information criteria</w:t>
+        <w:t xml:space="preserve">Compare competing models using likelihood ratio tests and</w:t>
+      </w:r>
+      <w:r>
+        <w:t xml:space="preserve"> </w:t>
+      </w:r>
+      <w:r>
+        <w:t xml:space="preserve">information criteria</w:t>
       </w:r>
     </w:p>
     <w:p>
@@ -27908,7 +28538,13 @@
         <w:pStyle w:val="FirstParagraph"/>
       </w:pPr>
       <w:r>
-        <w:t xml:space="preserve">This framework allows biologists to appropriately model many types of data encountered in ecological, behavioral, and physiological research.</w:t>
+        <w:t xml:space="preserve">This framework allows biologists to appropriately model many types of</w:t>
+      </w:r>
+      <w:r>
+        <w:t xml:space="preserve"> </w:t>
+      </w:r>
+      <w:r>
+        <w:t xml:space="preserve">data encountered in ecological, behavioral, and physiological research.</w:t>
       </w:r>
     </w:p>
     <w:bookmarkEnd w:id="99"/>
@@ -27926,7 +28562,13 @@
         <w:pStyle w:val="FirstParagraph"/>
       </w:pPr>
       <w:r>
-        <w:t xml:space="preserve">Agresti, A. (1996). An Introduction to Categorical Data Analysis. Wiley, New York.</w:t>
+        <w:t xml:space="preserve">Agresti, A. (1996). An Introduction to Categorical Data Analysis. Wiley,</w:t>
+      </w:r>
+      <w:r>
+        <w:t xml:space="preserve"> </w:t>
+      </w:r>
+      <w:r>
+        <w:t xml:space="preserve">New York.</w:t>
       </w:r>
     </w:p>
     <w:p>
@@ -27934,7 +28576,25 @@
         <w:pStyle w:val="BodyText"/>
       </w:pPr>
       <w:r>
-        <w:t xml:space="preserve">Bolger, D. T., Alberts, A. C., Sauvajot, R. M., Potenza, P., McCalvin, C., Tran, D., Mazzoni, S., &amp; Soulé, M. E. (1997). Response of rodents to habitat fragmentation in coastal southern California. Ecological Applications, 7(2), 552-563.</w:t>
+        <w:t xml:space="preserve">Bolger, D. T., Alberts, A. C., Sauvajot, R. M., Potenza, P., McCalvin,</w:t>
+      </w:r>
+      <w:r>
+        <w:t xml:space="preserve"> </w:t>
+      </w:r>
+      <w:r>
+        <w:t xml:space="preserve">C., Tran, D., Mazzoni, S., &amp; Soulé, M. E. (1997). Response of rodents to</w:t>
+      </w:r>
+      <w:r>
+        <w:t xml:space="preserve"> </w:t>
+      </w:r>
+      <w:r>
+        <w:t xml:space="preserve">habitat fragmentation in coastal southern California. Ecological</w:t>
+      </w:r>
+      <w:r>
+        <w:t xml:space="preserve"> </w:t>
+      </w:r>
+      <w:r>
+        <w:t xml:space="preserve">Applications, 7(2), 552-563.</w:t>
       </w:r>
     </w:p>
     <w:p>
@@ -27942,7 +28602,13 @@
         <w:pStyle w:val="BodyText"/>
       </w:pPr>
       <w:r>
-        <w:t xml:space="preserve">Christensen, R. (1997). Log-linear Models and Logistic Regression. Springer, New York.</w:t>
+        <w:t xml:space="preserve">Christensen, R. (1997). Log-linear Models and Logistic Regression.</w:t>
+      </w:r>
+      <w:r>
+        <w:t xml:space="preserve"> </w:t>
+      </w:r>
+      <w:r>
+        <w:t xml:space="preserve">Springer, New York.</w:t>
       </w:r>
     </w:p>
     <w:p>
@@ -27950,7 +28616,13 @@
         <w:pStyle w:val="BodyText"/>
       </w:pPr>
       <w:r>
-        <w:t xml:space="preserve">Hosmer, D. W., &amp; Lemeshow, S. (1989). Applied Logistic Regression. Wiley, New York.</w:t>
+        <w:t xml:space="preserve">Hosmer, D. W., &amp; Lemeshow, S. (1989). Applied Logistic Regression.</w:t>
+      </w:r>
+      <w:r>
+        <w:t xml:space="preserve"> </w:t>
+      </w:r>
+      <w:r>
+        <w:t xml:space="preserve">Wiley, New York.</w:t>
       </w:r>
     </w:p>
     <w:p>
@@ -27958,7 +28630,13 @@
         <w:pStyle w:val="BodyText"/>
       </w:pPr>
       <w:r>
-        <w:t xml:space="preserve">McCullagh, P., &amp; Nelder, J. A. (1989). Generalized Linear Models. Chapman and Hall, London.</w:t>
+        <w:t xml:space="preserve">McCullagh, P., &amp; Nelder, J. A. (1989). Generalized Linear Models.</w:t>
+      </w:r>
+      <w:r>
+        <w:t xml:space="preserve"> </w:t>
+      </w:r>
+      <w:r>
+        <w:t xml:space="preserve">Chapman and Hall, London.</w:t>
       </w:r>
     </w:p>
     <w:p>
@@ -27966,7 +28644,19 @@
         <w:pStyle w:val="BodyText"/>
       </w:pPr>
       <w:r>
-        <w:t xml:space="preserve">Polis, G. A., Hurd, S. D., Jackson, C. T., &amp; Piñero, F. S. (1998). Multifactor analysis of ecosystem patterns on islands in the Gulf of California. Ecological Monographs, 68, 490-502.</w:t>
+        <w:t xml:space="preserve">Polis, G. A., Hurd, S. D., Jackson, C. T., &amp; Piñero, F. S. (1998).</w:t>
+      </w:r>
+      <w:r>
+        <w:t xml:space="preserve"> </w:t>
+      </w:r>
+      <w:r>
+        <w:t xml:space="preserve">Multifactor analysis of ecosystem patterns on islands in the Gulf of</w:t>
+      </w:r>
+      <w:r>
+        <w:t xml:space="preserve"> </w:t>
+      </w:r>
+      <w:r>
+        <w:t xml:space="preserve">California. Ecological Monographs, 68, 490-502.</w:t>
       </w:r>
     </w:p>
     <w:bookmarkEnd w:id="100"/>

--- a/docs/ecostats_lectures/lecture_14/14_01_lecture_powerpoint.docx
+++ b/docs/ecostats_lectures/lecture_14/14_01_lecture_powerpoint.docx
@@ -2601,6 +2601,266 @@
       <w:r>
         <w:t xml:space="preserve">distribution assumes that the variance equals the mean.</w:t>
       </w:r>
+      <w:r>
+        <w:br/>
+      </w:r>
+      <w:r>
+        <w:t xml:space="preserve">- Use the quarter-mile time (</w:t>
+      </w:r>
+      <w:r>
+        <w:rPr>
+          <w:rStyle w:val="VerbatimChar"/>
+        </w:rPr>
+        <w:t xml:space="preserve">qsec</w:t>
+      </w:r>
+      <w:r>
+        <w:t xml:space="preserve">) from the</w:t>
+      </w:r>
+      <w:r>
+        <w:t xml:space="preserve"> </w:t>
+      </w:r>
+      <w:r>
+        <w:rPr>
+          <w:rStyle w:val="VerbatimChar"/>
+        </w:rPr>
+        <w:t xml:space="preserve">mtcars</w:t>
+      </w:r>
+      <w:r>
+        <w:t xml:space="preserve"> </w:t>
+      </w:r>
+      <w:r>
+        <w:t xml:space="preserve">dataset, rounded</w:t>
+      </w:r>
+      <w:r>
+        <w:t xml:space="preserve"> </w:t>
+      </w:r>
+      <w:r>
+        <w:t xml:space="preserve">to create a count-like variable. - With the natural log link,</w:t>
+      </w:r>
+      <w:r>
+        <w:t xml:space="preserve"> </w:t>
+      </w:r>
+      <w:r>
+        <w:t xml:space="preserve">coefficients represent</w:t>
+      </w:r>
+      <w:r>
+        <w:t xml:space="preserve"> </w:t>
+      </w:r>
+      <w:r>
+        <w:rPr>
+          <w:b/>
+          <w:bCs/>
+        </w:rPr>
+        <w:t xml:space="preserve">multiplicative effects</w:t>
+      </w:r>
+      <w:r>
+        <w:t xml:space="preserve">:</w:t>
+      </w:r>
+      <w:r>
+        <w:br/>
+      </w:r>
+      <w:r>
+        <w:t xml:space="preserve">- A coefficient of β means: for each 1-unit increase in X, the response</w:t>
+      </w:r>
+      <w:r>
+        <w:t xml:space="preserve"> </w:t>
+      </w:r>
+      <w:r>
+        <w:t xml:space="preserve">is multiplied by exp(β)</w:t>
+      </w:r>
+      <w:r>
+        <w:br/>
+      </w:r>
+      <w:r>
+        <w:t xml:space="preserve">- For small β, exp(β) ≈ 1 + β, so β × 100% gives approximate percentage</w:t>
+      </w:r>
+      <w:r>
+        <w:t xml:space="preserve"> </w:t>
+      </w:r>
+      <w:r>
+        <w:t xml:space="preserve">change</w:t>
+      </w:r>
+      <w:r>
+        <w:br/>
+      </w:r>
+      <w:r>
+        <w:t xml:space="preserve">Now let’s fit a Poisson GLM to model the relationship between the</w:t>
+      </w:r>
+      <w:r>
+        <w:t xml:space="preserve"> </w:t>
+      </w:r>
+      <w:r>
+        <w:t xml:space="preserve">rounded quarter-mile time and the number of cylinders:</w:t>
+      </w:r>
+      <w:r>
+        <w:t xml:space="preserve"> </w:t>
+      </w:r>
+      <w:r>
+        <w:rPr>
+          <w:rStyle w:val="VerbatimChar"/>
+        </w:rPr>
+        <w:t xml:space="preserve">model_poisson &lt;- glm(qsec_round ~ cyl, family = poisson(link = "log"), data = mtcars_count)</w:t>
+      </w:r>
+    </w:p>
+    <w:p>
+      <w:pPr>
+        <w:pStyle w:val="SourceCode"/>
+      </w:pPr>
+      <w:r>
+        <w:br/>
+      </w:r>
+      <w:r>
+        <w:rPr>
+          <w:rStyle w:val="VerbatimChar"/>
+        </w:rPr>
+        <w:t xml:space="preserve">Call:</w:t>
+      </w:r>
+      <w:r>
+        <w:br/>
+      </w:r>
+      <w:r>
+        <w:rPr>
+          <w:rStyle w:val="VerbatimChar"/>
+        </w:rPr>
+        <w:t xml:space="preserve">glm(formula = qsec_round ~ cyl, family = poisson(link = "log"), </w:t>
+      </w:r>
+      <w:r>
+        <w:br/>
+      </w:r>
+      <w:r>
+        <w:rPr>
+          <w:rStyle w:val="VerbatimChar"/>
+        </w:rPr>
+        <w:t xml:space="preserve">    data = mtcars_count)</w:t>
+      </w:r>
+      <w:r>
+        <w:br/>
+      </w:r>
+      <w:r>
+        <w:br/>
+      </w:r>
+      <w:r>
+        <w:rPr>
+          <w:rStyle w:val="VerbatimChar"/>
+        </w:rPr>
+        <w:t xml:space="preserve">Coefficients:</w:t>
+      </w:r>
+      <w:r>
+        <w:br/>
+      </w:r>
+      <w:r>
+        <w:rPr>
+          <w:rStyle w:val="VerbatimChar"/>
+        </w:rPr>
+        <w:t xml:space="preserve">            Estimate Std. Error z value Pr(&gt;|z|)    </w:t>
+      </w:r>
+      <w:r>
+        <w:br/>
+      </w:r>
+      <w:r>
+        <w:rPr>
+          <w:rStyle w:val="VerbatimChar"/>
+        </w:rPr>
+        <w:t xml:space="preserve">(Intercept)  2.95869    0.06868  43.079   &lt;2e-16 ***</w:t>
+      </w:r>
+      <w:r>
+        <w:br/>
+      </w:r>
+      <w:r>
+        <w:rPr>
+          <w:rStyle w:val="VerbatimChar"/>
+        </w:rPr>
+        <w:t xml:space="preserve">cyl6        -0.07629    0.11277  -0.676    0.499    </w:t>
+      </w:r>
+      <w:r>
+        <w:br/>
+      </w:r>
+      <w:r>
+        <w:rPr>
+          <w:rStyle w:val="VerbatimChar"/>
+        </w:rPr>
+        <w:t xml:space="preserve">cyl8        -0.14243    0.09482  -1.502    0.133    </w:t>
+      </w:r>
+      <w:r>
+        <w:br/>
+      </w:r>
+      <w:r>
+        <w:rPr>
+          <w:rStyle w:val="VerbatimChar"/>
+        </w:rPr>
+        <w:t xml:space="preserve">---</w:t>
+      </w:r>
+      <w:r>
+        <w:br/>
+      </w:r>
+      <w:r>
+        <w:rPr>
+          <w:rStyle w:val="VerbatimChar"/>
+        </w:rPr>
+        <w:t xml:space="preserve">Signif. codes:  0 '***' 0.001 '**' 0.01 '*' 0.05 '.' 0.1 ' ' 1</w:t>
+      </w:r>
+      <w:r>
+        <w:br/>
+      </w:r>
+      <w:r>
+        <w:br/>
+      </w:r>
+      <w:r>
+        <w:rPr>
+          <w:rStyle w:val="VerbatimChar"/>
+        </w:rPr>
+        <w:t xml:space="preserve">(Dispersion parameter for poisson family taken to be 1)</w:t>
+      </w:r>
+      <w:r>
+        <w:br/>
+      </w:r>
+      <w:r>
+        <w:br/>
+      </w:r>
+      <w:r>
+        <w:rPr>
+          <w:rStyle w:val="VerbatimChar"/>
+        </w:rPr>
+        <w:t xml:space="preserve">    Null deviance: 5.6979  on 31  degrees of freedom</w:t>
+      </w:r>
+      <w:r>
+        <w:br/>
+      </w:r>
+      <w:r>
+        <w:rPr>
+          <w:rStyle w:val="VerbatimChar"/>
+        </w:rPr>
+        <w:t xml:space="preserve">Residual deviance: 3.4487  on 29  degrees of freedom</w:t>
+      </w:r>
+      <w:r>
+        <w:br/>
+      </w:r>
+      <w:r>
+        <w:rPr>
+          <w:rStyle w:val="VerbatimChar"/>
+        </w:rPr>
+        <w:t xml:space="preserve">AIC: 160.62</w:t>
+      </w:r>
+      <w:r>
+        <w:br/>
+      </w:r>
+      <w:r>
+        <w:br/>
+      </w:r>
+      <w:r>
+        <w:rPr>
+          <w:rStyle w:val="VerbatimChar"/>
+        </w:rPr>
+        <w:t xml:space="preserve">Number of Fisher Scoring iterations: 3</w:t>
+      </w:r>
+    </w:p>
+    <w:p>
+      <w:pPr>
+        <w:pStyle w:val="FirstParagraph"/>
+      </w:pPr>
+      <w:r>
+        <w:t xml:space="preserve">Let’s check for overdispersion, which is common in count data:</w:t>
+      </w:r>
     </w:p>
     <w:p>
       <w:pPr>
@@ -2611,31 +2871,7 @@
         </w:numPr>
       </w:pPr>
       <w:r>
-        <w:t xml:space="preserve">For this example, we’ll use the quarter-mile time (</w:t>
-      </w:r>
-      <w:r>
-        <w:rPr>
-          <w:rStyle w:val="VerbatimChar"/>
-        </w:rPr>
-        <w:t xml:space="preserve">qsec</w:t>
-      </w:r>
-      <w:r>
-        <w:t xml:space="preserve">) from the</w:t>
-      </w:r>
-      <w:r>
-        <w:t xml:space="preserve"> </w:t>
-      </w:r>
-      <w:r>
-        <w:rPr>
-          <w:rStyle w:val="VerbatimChar"/>
-        </w:rPr>
-        <w:t xml:space="preserve">mtcars</w:t>
-      </w:r>
-      <w:r>
-        <w:t xml:space="preserve"> </w:t>
-      </w:r>
-      <w:r>
-        <w:t xml:space="preserve">dataset, rounded to create a count-like variable.</w:t>
+        <w:t xml:space="preserve">Should be close to 1 for a well-fitting Poisson model</w:t>
       </w:r>
     </w:p>
     <w:p>
@@ -2647,82 +2883,129 @@
         </w:numPr>
       </w:pPr>
       <w:r>
-        <w:t xml:space="preserve">With the natural log link, coefficients represent</w:t>
-      </w:r>
-      <w:r>
-        <w:t xml:space="preserve"> </w:t>
-      </w:r>
-      <w:r>
-        <w:rPr>
-          <w:b/>
-          <w:bCs/>
-        </w:rPr>
-        <w:t xml:space="preserve">multiplicative</w:t>
-      </w:r>
-      <w:r>
-        <w:rPr>
-          <w:b/>
-          <w:bCs/>
-        </w:rPr>
-        <w:t xml:space="preserve"> </w:t>
-      </w:r>
-      <w:r>
-        <w:rPr>
-          <w:b/>
-          <w:bCs/>
-        </w:rPr>
-        <w:t xml:space="preserve">effects</w:t>
-      </w:r>
-      <w:r>
-        <w:t xml:space="preserve">:</w:t>
-      </w:r>
-    </w:p>
-    <w:p>
-      <w:pPr>
+        <w:t xml:space="preserve">If &gt; 1.5, may indicate overdispersion</w:t>
+      </w:r>
+    </w:p>
+    <w:p>
+      <w:pPr>
+        <w:pStyle w:val="Compact"/>
         <w:numPr>
           <w:ilvl w:val="1"/>
           <w:numId w:val="1009"/>
         </w:numPr>
       </w:pPr>
       <w:r>
-        <w:t xml:space="preserve">A coefficient of β means: for each 1-unit increase in X, the</w:t>
-      </w:r>
-      <w:r>
-        <w:t xml:space="preserve"> </w:t>
-      </w:r>
-      <w:r>
-        <w:t xml:space="preserve">response is multiplied by exp(β)</w:t>
-      </w:r>
-    </w:p>
-    <w:p>
-      <w:pPr>
+        <w:rPr>
+          <w:b/>
+          <w:bCs/>
+        </w:rPr>
+        <w:t xml:space="preserve">What is Underdispersion?</w:t>
+      </w:r>
+    </w:p>
+    <w:p>
+      <w:pPr>
+        <w:pStyle w:val="Compact"/>
         <w:numPr>
-          <w:ilvl w:val="1"/>
-          <w:numId w:val="1009"/>
+          <w:ilvl w:val="2"/>
+          <w:numId w:val="1010"/>
         </w:numPr>
       </w:pPr>
       <w:r>
-        <w:t xml:space="preserve">For small β, exp(β) ≈ 1 + β, so β × 100% gives approximate</w:t>
-      </w:r>
-      <w:r>
-        <w:t xml:space="preserve"> </w:t>
-      </w:r>
-      <w:r>
-        <w:t xml:space="preserve">percentage change</w:t>
-      </w:r>
-    </w:p>
-    <w:p>
-      <w:pPr>
-        <w:pStyle w:val="FirstParagraph"/>
-      </w:pPr>
-      <w:r>
-        <w:t xml:space="preserve">Now let’s fit a Poisson GLM to model the relationship between the</w:t>
-      </w:r>
-      <w:r>
-        <w:t xml:space="preserve"> </w:t>
-      </w:r>
-      <w:r>
-        <w:t xml:space="preserve">rounded quarter-mile time and the number of cylinders:</w:t>
+        <w:t xml:space="preserve">In a Poisson model, we expect the variance to equal the</w:t>
+      </w:r>
+      <w:r>
+        <w:t xml:space="preserve"> </w:t>
+      </w:r>
+      <w:r>
+        <w:t xml:space="preserve">mean. The dispersion parameter measures the ratio of</w:t>
+      </w:r>
+      <w:r>
+        <w:t xml:space="preserve"> </w:t>
+      </w:r>
+      <w:r>
+        <w:t xml:space="preserve">observed variance to expected variance:</w:t>
+      </w:r>
+    </w:p>
+    <w:p>
+      <w:pPr>
+        <w:numPr>
+          <w:ilvl w:val="3"/>
+          <w:numId w:val="1011"/>
+        </w:numPr>
+      </w:pPr>
+      <w:r>
+        <w:rPr>
+          <w:b/>
+          <w:bCs/>
+        </w:rPr>
+        <w:t xml:space="preserve">Dispersion ≈ 1</w:t>
+      </w:r>
+      <w:r>
+        <w:t xml:space="preserve">: Good fit (variance = mean, as</w:t>
+      </w:r>
+      <w:r>
+        <w:t xml:space="preserve"> </w:t>
+      </w:r>
+      <w:r>
+        <w:t xml:space="preserve">Poisson assumes)</w:t>
+      </w:r>
+    </w:p>
+    <w:p>
+      <w:pPr>
+        <w:numPr>
+          <w:ilvl w:val="3"/>
+          <w:numId w:val="1011"/>
+        </w:numPr>
+      </w:pPr>
+      <w:r>
+        <w:rPr>
+          <w:b/>
+          <w:bCs/>
+        </w:rPr>
+        <w:t xml:space="preserve">Dispersion &gt; 1</w:t>
+      </w:r>
+      <w:r>
+        <w:t xml:space="preserve">: Overdispersion (variance &gt; mean)</w:t>
+      </w:r>
+    </w:p>
+    <w:p>
+      <w:pPr>
+        <w:numPr>
+          <w:ilvl w:val="3"/>
+          <w:numId w:val="1011"/>
+        </w:numPr>
+      </w:pPr>
+      <w:r>
+        <w:rPr>
+          <w:b/>
+          <w:bCs/>
+        </w:rPr>
+        <w:t xml:space="preserve">Dispersion &lt; 1</w:t>
+      </w:r>
+      <w:r>
+        <w:t xml:space="preserve">:</w:t>
+      </w:r>
+      <w:r>
+        <w:t xml:space="preserve"> </w:t>
+      </w:r>
+      <w:r>
+        <w:rPr>
+          <w:b/>
+          <w:bCs/>
+        </w:rPr>
+        <w:t xml:space="preserve">Underdispersion</w:t>
+      </w:r>
+      <w:r>
+        <w:t xml:space="preserve"> </w:t>
+      </w:r>
+      <w:r>
+        <w:t xml:space="preserve">(variance &lt;</w:t>
+      </w:r>
+      <w:r>
+        <w:t xml:space="preserve"> </w:t>
+      </w:r>
+      <w:r>
+        <w:t xml:space="preserve">mean)</w:t>
       </w:r>
     </w:p>
     <w:p>
@@ -2731,307 +3014,19 @@
       </w:pPr>
       <w:r>
         <w:rPr>
-          <w:rStyle w:val="CommentTok"/>
-        </w:rPr>
-        <w:t xml:space="preserve"># Fit a Poisson GLM</w:t>
-      </w:r>
-      <w:r>
-        <w:br/>
-      </w:r>
-      <w:r>
-        <w:rPr>
-          <w:rStyle w:val="NormalTok"/>
-        </w:rPr>
-        <w:t xml:space="preserve">model_poisson </w:t>
-      </w:r>
-      <w:r>
-        <w:rPr>
-          <w:rStyle w:val="OtherTok"/>
-        </w:rPr>
-        <w:t xml:space="preserve">&lt;-</w:t>
-      </w:r>
-      <w:r>
-        <w:rPr>
-          <w:rStyle w:val="NormalTok"/>
-        </w:rPr>
-        <w:t xml:space="preserve"> </w:t>
-      </w:r>
-      <w:r>
-        <w:rPr>
-          <w:rStyle w:val="FunctionTok"/>
-        </w:rPr>
-        <w:t xml:space="preserve">glm</w:t>
-      </w:r>
-      <w:r>
-        <w:rPr>
-          <w:rStyle w:val="NormalTok"/>
-        </w:rPr>
-        <w:t xml:space="preserve">(qsec_round </w:t>
-      </w:r>
-      <w:r>
-        <w:rPr>
-          <w:rStyle w:val="SpecialCharTok"/>
-        </w:rPr>
-        <w:t xml:space="preserve">~</w:t>
-      </w:r>
-      <w:r>
-        <w:rPr>
-          <w:rStyle w:val="NormalTok"/>
-        </w:rPr>
-        <w:t xml:space="preserve"> cyl, </w:t>
-      </w:r>
-      <w:r>
-        <w:br/>
-      </w:r>
-      <w:r>
-        <w:rPr>
-          <w:rStyle w:val="NormalTok"/>
-        </w:rPr>
-        <w:t xml:space="preserve">                     </w:t>
-      </w:r>
-      <w:r>
-        <w:rPr>
-          <w:rStyle w:val="AttributeTok"/>
-        </w:rPr>
-        <w:t xml:space="preserve">family =</w:t>
-      </w:r>
-      <w:r>
-        <w:rPr>
-          <w:rStyle w:val="NormalTok"/>
-        </w:rPr>
-        <w:t xml:space="preserve"> </w:t>
-      </w:r>
-      <w:r>
-        <w:rPr>
-          <w:rStyle w:val="FunctionTok"/>
-        </w:rPr>
-        <w:t xml:space="preserve">poisson</w:t>
-      </w:r>
-      <w:r>
-        <w:rPr>
-          <w:rStyle w:val="NormalTok"/>
-        </w:rPr>
-        <w:t xml:space="preserve">(</w:t>
-      </w:r>
-      <w:r>
-        <w:rPr>
-          <w:rStyle w:val="AttributeTok"/>
-        </w:rPr>
-        <w:t xml:space="preserve">link =</w:t>
-      </w:r>
-      <w:r>
-        <w:rPr>
-          <w:rStyle w:val="NormalTok"/>
-        </w:rPr>
-        <w:t xml:space="preserve"> </w:t>
-      </w:r>
-      <w:r>
-        <w:rPr>
-          <w:rStyle w:val="StringTok"/>
-        </w:rPr>
-        <w:t xml:space="preserve">"log"</w:t>
-      </w:r>
-      <w:r>
-        <w:rPr>
-          <w:rStyle w:val="NormalTok"/>
-        </w:rPr>
-        <w:t xml:space="preserve">), </w:t>
-      </w:r>
-      <w:r>
-        <w:rPr>
-          <w:rStyle w:val="AttributeTok"/>
-        </w:rPr>
-        <w:t xml:space="preserve">data =</w:t>
-      </w:r>
-      <w:r>
-        <w:rPr>
-          <w:rStyle w:val="NormalTok"/>
-        </w:rPr>
-        <w:t xml:space="preserve"> mtcars_count)</w:t>
-      </w:r>
-      <w:r>
-        <w:br/>
-      </w:r>
-      <w:r>
-        <w:rPr>
-          <w:rStyle w:val="CommentTok"/>
-        </w:rPr>
-        <w:t xml:space="preserve"># Look at the model summary</w:t>
-      </w:r>
-      <w:r>
-        <w:br/>
-      </w:r>
-      <w:r>
-        <w:rPr>
-          <w:rStyle w:val="FunctionTok"/>
-        </w:rPr>
-        <w:t xml:space="preserve">summary</w:t>
-      </w:r>
-      <w:r>
-        <w:rPr>
-          <w:rStyle w:val="NormalTok"/>
-        </w:rPr>
-        <w:t xml:space="preserve">(model_poisson)</w:t>
-      </w:r>
-    </w:p>
-    <w:p>
-      <w:pPr>
-        <w:pStyle w:val="SourceCode"/>
-      </w:pPr>
-      <w:r>
-        <w:br/>
-      </w:r>
-      <w:r>
-        <w:rPr>
-          <w:rStyle w:val="VerbatimChar"/>
-        </w:rPr>
-        <w:t xml:space="preserve">Call:</w:t>
-      </w:r>
-      <w:r>
-        <w:br/>
-      </w:r>
-      <w:r>
-        <w:rPr>
-          <w:rStyle w:val="VerbatimChar"/>
-        </w:rPr>
-        <w:t xml:space="preserve">glm(formula = qsec_round ~ cyl, family = poisson(link = "log"), </w:t>
-      </w:r>
-      <w:r>
-        <w:br/>
-      </w:r>
-      <w:r>
-        <w:rPr>
-          <w:rStyle w:val="VerbatimChar"/>
-        </w:rPr>
-        <w:t xml:space="preserve">    data = mtcars_count)</w:t>
-      </w:r>
-      <w:r>
-        <w:br/>
-      </w:r>
-      <w:r>
-        <w:br/>
-      </w:r>
-      <w:r>
-        <w:rPr>
-          <w:rStyle w:val="VerbatimChar"/>
-        </w:rPr>
-        <w:t xml:space="preserve">Coefficients:</w:t>
-      </w:r>
-      <w:r>
-        <w:br/>
-      </w:r>
-      <w:r>
-        <w:rPr>
-          <w:rStyle w:val="VerbatimChar"/>
-        </w:rPr>
-        <w:t xml:space="preserve">            Estimate Std. Error z value Pr(&gt;|z|)    </w:t>
-      </w:r>
-      <w:r>
-        <w:br/>
-      </w:r>
-      <w:r>
-        <w:rPr>
-          <w:rStyle w:val="VerbatimChar"/>
-        </w:rPr>
-        <w:t xml:space="preserve">(Intercept)  2.95869    0.06868  43.079   &lt;2e-16 ***</w:t>
-      </w:r>
-      <w:r>
-        <w:br/>
-      </w:r>
-      <w:r>
-        <w:rPr>
-          <w:rStyle w:val="VerbatimChar"/>
-        </w:rPr>
-        <w:t xml:space="preserve">cyl6        -0.07629    0.11277  -0.676    0.499    </w:t>
-      </w:r>
-      <w:r>
-        <w:br/>
-      </w:r>
-      <w:r>
-        <w:rPr>
-          <w:rStyle w:val="VerbatimChar"/>
-        </w:rPr>
-        <w:t xml:space="preserve">cyl8        -0.14243    0.09482  -1.502    0.133    </w:t>
-      </w:r>
-      <w:r>
-        <w:br/>
-      </w:r>
-      <w:r>
-        <w:rPr>
-          <w:rStyle w:val="VerbatimChar"/>
-        </w:rPr>
-        <w:t xml:space="preserve">---</w:t>
-      </w:r>
-      <w:r>
-        <w:br/>
-      </w:r>
-      <w:r>
-        <w:rPr>
-          <w:rStyle w:val="VerbatimChar"/>
-        </w:rPr>
-        <w:t xml:space="preserve">Signif. codes:  0 '***' 0.001 '**' 0.01 '*' 0.05 '.' 0.1 ' ' 1</w:t>
-      </w:r>
-      <w:r>
-        <w:br/>
-      </w:r>
-      <w:r>
-        <w:br/>
-      </w:r>
-      <w:r>
-        <w:rPr>
-          <w:rStyle w:val="VerbatimChar"/>
-        </w:rPr>
-        <w:t xml:space="preserve">(Dispersion parameter for poisson family taken to be 1)</w:t>
-      </w:r>
-      <w:r>
-        <w:br/>
-      </w:r>
-      <w:r>
-        <w:br/>
-      </w:r>
-      <w:r>
-        <w:rPr>
-          <w:rStyle w:val="VerbatimChar"/>
-        </w:rPr>
-        <w:t xml:space="preserve">    Null deviance: 5.6979  on 31  degrees of freedom</w:t>
-      </w:r>
-      <w:r>
-        <w:br/>
-      </w:r>
-      <w:r>
-        <w:rPr>
-          <w:rStyle w:val="VerbatimChar"/>
-        </w:rPr>
-        <w:t xml:space="preserve">Residual deviance: 3.4487  on 29  degrees of freedom</w:t>
-      </w:r>
-      <w:r>
-        <w:br/>
-      </w:r>
-      <w:r>
-        <w:rPr>
-          <w:rStyle w:val="VerbatimChar"/>
-        </w:rPr>
-        <w:t xml:space="preserve">AIC: 160.62</w:t>
-      </w:r>
-      <w:r>
-        <w:br/>
-      </w:r>
-      <w:r>
-        <w:br/>
-      </w:r>
-      <w:r>
-        <w:rPr>
-          <w:rStyle w:val="VerbatimChar"/>
-        </w:rPr>
-        <w:t xml:space="preserve">Number of Fisher Scoring iterations: 3</w:t>
-      </w:r>
-    </w:p>
-    <w:p>
-      <w:pPr>
-        <w:pStyle w:val="FirstParagraph"/>
-      </w:pPr>
-      <w:r>
-        <w:t xml:space="preserve">Let’s check for overdispersion, which is common in count data:</w:t>
+          <w:rStyle w:val="VerbatimChar"/>
+        </w:rPr>
+        <w:t xml:space="preserve">Dispersion parameter: 0.12 </w:t>
+      </w:r>
+    </w:p>
+    <w:bookmarkEnd w:id="48"/>
+    <w:bookmarkStart w:id="49" w:name="glm-with-poisson-distribution-setup-2"/>
+    <w:p>
+      <w:pPr>
+        <w:pStyle w:val="Heading1"/>
+      </w:pPr>
+      <w:r>
+        <w:t xml:space="preserve">GLM with Poisson Distribution: Setup</w:t>
       </w:r>
     </w:p>
     <w:p>
@@ -3039,11 +3034,40 @@
         <w:pStyle w:val="Compact"/>
         <w:numPr>
           <w:ilvl w:val="0"/>
-          <w:numId w:val="1010"/>
+          <w:numId w:val="1012"/>
         </w:numPr>
       </w:pPr>
       <w:r>
-        <w:t xml:space="preserve">Should be close to 1 for a well-fitting Poisson model</w:t>
+        <w:rPr>
+          <w:b/>
+          <w:bCs/>
+        </w:rPr>
+        <w:t xml:space="preserve">Poisson GLMs</w:t>
+      </w:r>
+      <w:r>
+        <w:t xml:space="preserve"> </w:t>
+      </w:r>
+      <w:r>
+        <w:t xml:space="preserve">are appropriate for</w:t>
+      </w:r>
+      <w:r>
+        <w:t xml:space="preserve"> </w:t>
+      </w:r>
+      <w:r>
+        <w:rPr>
+          <w:b/>
+          <w:bCs/>
+        </w:rPr>
+        <w:t xml:space="preserve">count data</w:t>
+      </w:r>
+      <w:r>
+        <w:t xml:space="preserve">. The Poisson</w:t>
+      </w:r>
+      <w:r>
+        <w:t xml:space="preserve"> </w:t>
+      </w:r>
+      <w:r>
+        <w:t xml:space="preserve">distribution assumes that the variance equals the mean.</w:t>
       </w:r>
     </w:p>
     <w:p>
@@ -3051,154 +3075,35 @@
         <w:pStyle w:val="Compact"/>
         <w:numPr>
           <w:ilvl w:val="0"/>
-          <w:numId w:val="1010"/>
-        </w:numPr>
-      </w:pPr>
-      <w:r>
-        <w:t xml:space="preserve">If &gt; 1.5, may indicate overdispersion</w:t>
-      </w:r>
-    </w:p>
-    <w:p>
-      <w:pPr>
-        <w:pStyle w:val="Compact"/>
-        <w:numPr>
-          <w:ilvl w:val="1"/>
-          <w:numId w:val="1011"/>
-        </w:numPr>
-      </w:pPr>
-      <w:r>
-        <w:rPr>
-          <w:b/>
-          <w:bCs/>
-        </w:rPr>
-        <w:t xml:space="preserve">What is Underdispersion?</w:t>
-      </w:r>
-    </w:p>
-    <w:p>
-      <w:pPr>
-        <w:pStyle w:val="Compact"/>
-        <w:numPr>
-          <w:ilvl w:val="2"/>
           <w:numId w:val="1012"/>
         </w:numPr>
       </w:pPr>
       <w:r>
-        <w:t xml:space="preserve">In a Poisson model, we expect the variance to equal the</w:t>
-      </w:r>
-      <w:r>
-        <w:t xml:space="preserve"> </w:t>
-      </w:r>
-      <w:r>
-        <w:t xml:space="preserve">mean. The dispersion parameter measures the ratio of</w:t>
-      </w:r>
-      <w:r>
-        <w:t xml:space="preserve"> </w:t>
-      </w:r>
-      <w:r>
-        <w:t xml:space="preserve">observed variance to expected variance:</w:t>
-      </w:r>
-    </w:p>
-    <w:p>
-      <w:pPr>
-        <w:numPr>
-          <w:ilvl w:val="3"/>
-          <w:numId w:val="1013"/>
-        </w:numPr>
-      </w:pPr>
-      <w:r>
-        <w:rPr>
-          <w:b/>
-          <w:bCs/>
-        </w:rPr>
-        <w:t xml:space="preserve">Dispersion ≈ 1</w:t>
-      </w:r>
-      <w:r>
-        <w:t xml:space="preserve">: Good fit (variance = mean, as</w:t>
-      </w:r>
-      <w:r>
-        <w:t xml:space="preserve"> </w:t>
-      </w:r>
-      <w:r>
-        <w:t xml:space="preserve">Poisson assumes)</w:t>
-      </w:r>
-    </w:p>
-    <w:p>
-      <w:pPr>
-        <w:numPr>
-          <w:ilvl w:val="3"/>
-          <w:numId w:val="1013"/>
-        </w:numPr>
-      </w:pPr>
-      <w:r>
-        <w:rPr>
-          <w:b/>
-          <w:bCs/>
-        </w:rPr>
-        <w:t xml:space="preserve">Dispersion &gt; 1</w:t>
-      </w:r>
-      <w:r>
-        <w:t xml:space="preserve">: Overdispersion (variance &gt; mean)</w:t>
-      </w:r>
-    </w:p>
-    <w:p>
-      <w:pPr>
-        <w:numPr>
-          <w:ilvl w:val="3"/>
-          <w:numId w:val="1013"/>
-        </w:numPr>
-      </w:pPr>
-      <w:r>
-        <w:rPr>
-          <w:b/>
-          <w:bCs/>
-        </w:rPr>
-        <w:t xml:space="preserve">Dispersion &lt; 1</w:t>
-      </w:r>
-      <w:r>
-        <w:t xml:space="preserve">:</w:t>
-      </w:r>
-      <w:r>
-        <w:t xml:space="preserve"> </w:t>
-      </w:r>
-      <w:r>
-        <w:rPr>
-          <w:b/>
-          <w:bCs/>
-        </w:rPr>
-        <w:t xml:space="preserve">Underdispersion</w:t>
-      </w:r>
-      <w:r>
-        <w:t xml:space="preserve"> </w:t>
-      </w:r>
-      <w:r>
-        <w:t xml:space="preserve">(variance &lt;</w:t>
-      </w:r>
-      <w:r>
-        <w:t xml:space="preserve"> </w:t>
-      </w:r>
-      <w:r>
-        <w:t xml:space="preserve">mean)</w:t>
-      </w:r>
-    </w:p>
-    <w:p>
-      <w:pPr>
-        <w:pStyle w:val="SourceCode"/>
-      </w:pPr>
-      <w:r>
-        <w:rPr>
-          <w:rStyle w:val="VerbatimChar"/>
-        </w:rPr>
-        <w:t xml:space="preserve">Dispersion parameter: 0.12 </w:t>
-      </w:r>
-    </w:p>
-    <w:bookmarkEnd w:id="48"/>
-    <w:bookmarkStart w:id="49" w:name="glm-with-poisson-distribution-setup-2"/>
-    <w:p>
-      <w:pPr>
-        <w:pStyle w:val="Heading1"/>
-      </w:pPr>
-      <w:r>
-        <w:t xml:space="preserve">GLM with Poisson Distribution: Setup</w:t>
+        <w:t xml:space="preserve">For this example, we’ll use the quarter-mile time (</w:t>
+      </w:r>
+      <w:r>
+        <w:rPr>
+          <w:rStyle w:val="VerbatimChar"/>
+        </w:rPr>
+        <w:t xml:space="preserve">qsec</w:t>
+      </w:r>
+      <w:r>
+        <w:t xml:space="preserve">) from the</w:t>
+      </w:r>
+      <w:r>
+        <w:t xml:space="preserve"> </w:t>
+      </w:r>
+      <w:r>
+        <w:rPr>
+          <w:rStyle w:val="VerbatimChar"/>
+        </w:rPr>
+        <w:t xml:space="preserve">mtcars</w:t>
+      </w:r>
+      <w:r>
+        <w:t xml:space="preserve"> </w:t>
+      </w:r>
+      <w:r>
+        <w:t xml:space="preserve">dataset, rounded to create a count-like variable.</w:t>
       </w:r>
     </w:p>
     <w:p>
@@ -3206,84 +3111,7 @@
         <w:pStyle w:val="Compact"/>
         <w:numPr>
           <w:ilvl w:val="0"/>
-          <w:numId w:val="1014"/>
-        </w:numPr>
-      </w:pPr>
-      <w:r>
-        <w:rPr>
-          <w:b/>
-          <w:bCs/>
-        </w:rPr>
-        <w:t xml:space="preserve">Poisson GLMs</w:t>
-      </w:r>
-      <w:r>
-        <w:t xml:space="preserve"> </w:t>
-      </w:r>
-      <w:r>
-        <w:t xml:space="preserve">are appropriate for</w:t>
-      </w:r>
-      <w:r>
-        <w:t xml:space="preserve"> </w:t>
-      </w:r>
-      <w:r>
-        <w:rPr>
-          <w:b/>
-          <w:bCs/>
-        </w:rPr>
-        <w:t xml:space="preserve">count data</w:t>
-      </w:r>
-      <w:r>
-        <w:t xml:space="preserve">. The Poisson</w:t>
-      </w:r>
-      <w:r>
-        <w:t xml:space="preserve"> </w:t>
-      </w:r>
-      <w:r>
-        <w:t xml:space="preserve">distribution assumes that the variance equals the mean.</w:t>
-      </w:r>
-    </w:p>
-    <w:p>
-      <w:pPr>
-        <w:pStyle w:val="Compact"/>
-        <w:numPr>
-          <w:ilvl w:val="0"/>
-          <w:numId w:val="1014"/>
-        </w:numPr>
-      </w:pPr>
-      <w:r>
-        <w:t xml:space="preserve">For this example, we’ll use the quarter-mile time (</w:t>
-      </w:r>
-      <w:r>
-        <w:rPr>
-          <w:rStyle w:val="VerbatimChar"/>
-        </w:rPr>
-        <w:t xml:space="preserve">qsec</w:t>
-      </w:r>
-      <w:r>
-        <w:t xml:space="preserve">) from the</w:t>
-      </w:r>
-      <w:r>
-        <w:t xml:space="preserve"> </w:t>
-      </w:r>
-      <w:r>
-        <w:rPr>
-          <w:rStyle w:val="VerbatimChar"/>
-        </w:rPr>
-        <w:t xml:space="preserve">mtcars</w:t>
-      </w:r>
-      <w:r>
-        <w:t xml:space="preserve"> </w:t>
-      </w:r>
-      <w:r>
-        <w:t xml:space="preserve">dataset, rounded to create a count-like variable.</w:t>
-      </w:r>
-    </w:p>
-    <w:p>
-      <w:pPr>
-        <w:pStyle w:val="Compact"/>
-        <w:numPr>
-          <w:ilvl w:val="0"/>
-          <w:numId w:val="1014"/>
+          <w:numId w:val="1012"/>
         </w:numPr>
       </w:pPr>
       <w:r>
@@ -3769,7 +3597,7 @@
         <w:pStyle w:val="Compact"/>
         <w:numPr>
           <w:ilvl w:val="0"/>
-          <w:numId w:val="1015"/>
+          <w:numId w:val="1013"/>
         </w:numPr>
       </w:pPr>
       <w:r>
@@ -3780,7 +3608,7 @@
       <w:pPr>
         <w:numPr>
           <w:ilvl w:val="1"/>
-          <w:numId w:val="1016"/>
+          <w:numId w:val="1014"/>
         </w:numPr>
       </w:pPr>
       <w:r>
@@ -3813,7 +3641,7 @@
       <w:pPr>
         <w:numPr>
           <w:ilvl w:val="1"/>
-          <w:numId w:val="1016"/>
+          <w:numId w:val="1014"/>
         </w:numPr>
       </w:pPr>
       <w:r>
@@ -3839,7 +3667,7 @@
       <w:pPr>
         <w:numPr>
           <w:ilvl w:val="1"/>
-          <w:numId w:val="1016"/>
+          <w:numId w:val="1014"/>
         </w:numPr>
       </w:pPr>
       <w:r>
@@ -3954,115 +3782,14 @@
       <w:r>
         <w:t xml:space="preserve">model instead.</w:t>
       </w:r>
-    </w:p>
-    <w:p>
-      <w:pPr>
-        <w:pStyle w:val="SourceCode"/>
-      </w:pPr>
-      <w:r>
-        <w:rPr>
-          <w:rStyle w:val="CommentTok"/>
-        </w:rPr>
-        <w:t xml:space="preserve"># If we detected overdispersion, we could fit a negative binomial model</w:t>
-      </w:r>
-      <w:r>
-        <w:br/>
-      </w:r>
-      <w:r>
-        <w:rPr>
-          <w:rStyle w:val="CommentTok"/>
-        </w:rPr>
-        <w:t xml:space="preserve"># This is just for demonstration - our data may not actually need this</w:t>
-      </w:r>
-      <w:r>
-        <w:br/>
-      </w:r>
-      <w:r>
-        <w:rPr>
-          <w:rStyle w:val="CommentTok"/>
-        </w:rPr>
-        <w:t xml:space="preserve"># Fit negative binomial model</w:t>
-      </w:r>
-      <w:r>
-        <w:br/>
-      </w:r>
-      <w:r>
-        <w:rPr>
-          <w:rStyle w:val="NormalTok"/>
-        </w:rPr>
-        <w:t xml:space="preserve">model_nb </w:t>
-      </w:r>
-      <w:r>
-        <w:rPr>
-          <w:rStyle w:val="OtherTok"/>
-        </w:rPr>
-        <w:t xml:space="preserve">&lt;-</w:t>
-      </w:r>
-      <w:r>
-        <w:rPr>
-          <w:rStyle w:val="NormalTok"/>
-        </w:rPr>
-        <w:t xml:space="preserve"> </w:t>
-      </w:r>
-      <w:r>
-        <w:rPr>
-          <w:rStyle w:val="FunctionTok"/>
-        </w:rPr>
-        <w:t xml:space="preserve">glm.nb</w:t>
-      </w:r>
-      <w:r>
-        <w:rPr>
-          <w:rStyle w:val="NormalTok"/>
-        </w:rPr>
-        <w:t xml:space="preserve">(qsec_round </w:t>
-      </w:r>
-      <w:r>
-        <w:rPr>
-          <w:rStyle w:val="SpecialCharTok"/>
-        </w:rPr>
-        <w:t xml:space="preserve">~</w:t>
-      </w:r>
-      <w:r>
-        <w:rPr>
-          <w:rStyle w:val="NormalTok"/>
-        </w:rPr>
-        <w:t xml:space="preserve"> cyl, </w:t>
-      </w:r>
-      <w:r>
-        <w:rPr>
-          <w:rStyle w:val="AttributeTok"/>
-        </w:rPr>
-        <w:t xml:space="preserve">data =</w:t>
-      </w:r>
-      <w:r>
-        <w:rPr>
-          <w:rStyle w:val="NormalTok"/>
-        </w:rPr>
-        <w:t xml:space="preserve"> mtcars_count)</w:t>
-      </w:r>
-      <w:r>
-        <w:br/>
-      </w:r>
-      <w:r>
-        <w:rPr>
-          <w:rStyle w:val="CommentTok"/>
-        </w:rPr>
-        <w:t xml:space="preserve"># Compare summaries</w:t>
-      </w:r>
-      <w:r>
-        <w:br/>
-      </w:r>
-      <w:r>
-        <w:rPr>
-          <w:rStyle w:val="FunctionTok"/>
-        </w:rPr>
-        <w:t xml:space="preserve">summary</w:t>
-      </w:r>
-      <w:r>
-        <w:rPr>
-          <w:rStyle w:val="NormalTok"/>
-        </w:rPr>
-        <w:t xml:space="preserve">(model_nb)</w:t>
+      <w:r>
+        <w:t xml:space="preserve"> </w:t>
+      </w:r>
+      <w:r>
+        <w:rPr>
+          <w:rStyle w:val="VerbatimChar"/>
+        </w:rPr>
+        <w:t xml:space="preserve">model_nb &lt;- glm.nb(qsec_round ~ cyl, data = mtcars_count)</w:t>
       </w:r>
     </w:p>
     <w:p>
@@ -4519,7 +4246,7 @@
         <w:pStyle w:val="Compact"/>
         <w:numPr>
           <w:ilvl w:val="0"/>
-          <w:numId w:val="1017"/>
+          <w:numId w:val="1015"/>
         </w:numPr>
       </w:pPr>
       <w:r>
@@ -4531,7 +4258,7 @@
         <w:pStyle w:val="Compact"/>
         <w:numPr>
           <w:ilvl w:val="1"/>
-          <w:numId w:val="1018"/>
+          <w:numId w:val="1016"/>
         </w:numPr>
       </w:pPr>
       <m:oMath>
@@ -4564,7 +4291,7 @@
         <w:pStyle w:val="Compact"/>
         <w:numPr>
           <w:ilvl w:val="1"/>
-          <w:numId w:val="1018"/>
+          <w:numId w:val="1016"/>
         </w:numPr>
       </w:pPr>
       <m:oMath>
@@ -4593,7 +4320,7 @@
         <w:pStyle w:val="Compact"/>
         <w:numPr>
           <w:ilvl w:val="1"/>
-          <w:numId w:val="1018"/>
+          <w:numId w:val="1016"/>
         </w:numPr>
       </w:pPr>
       <m:oMath>
@@ -5380,7 +5107,7 @@
       <w:pPr>
         <w:numPr>
           <w:ilvl w:val="0"/>
-          <w:numId w:val="1019"/>
+          <w:numId w:val="1017"/>
         </w:numPr>
       </w:pPr>
       <w:r>
@@ -5404,7 +5131,7 @@
       <w:pPr>
         <w:numPr>
           <w:ilvl w:val="0"/>
-          <w:numId w:val="1019"/>
+          <w:numId w:val="1017"/>
         </w:numPr>
       </w:pPr>
       <w:r>
@@ -5736,7 +5463,7 @@
         <w:pStyle w:val="Compact"/>
         <w:numPr>
           <w:ilvl w:val="0"/>
-          <w:numId w:val="1020"/>
+          <w:numId w:val="1018"/>
         </w:numPr>
       </w:pPr>
       <w:r>
@@ -5752,7 +5479,7 @@
         <w:pStyle w:val="Compact"/>
         <w:numPr>
           <w:ilvl w:val="0"/>
-          <w:numId w:val="1020"/>
+          <w:numId w:val="1018"/>
         </w:numPr>
       </w:pPr>
       <w:r>
@@ -5770,7 +5497,7 @@
         <w:pStyle w:val="Compact"/>
         <w:numPr>
           <w:ilvl w:val="0"/>
-          <w:numId w:val="1020"/>
+          <w:numId w:val="1018"/>
         </w:numPr>
       </w:pPr>
       <w:r>
@@ -5788,7 +5515,7 @@
         <w:pStyle w:val="Compact"/>
         <w:numPr>
           <w:ilvl w:val="0"/>
-          <w:numId w:val="1020"/>
+          <w:numId w:val="1018"/>
         </w:numPr>
       </w:pPr>
       <w:r>
@@ -6019,6 +5746,129 @@
         <w:rPr>
           <w:rStyle w:val="SpecialCharTok"/>
         </w:rPr>
+        <w:t xml:space="preserve">\n\n</w:t>
+      </w:r>
+      <w:r>
+        <w:rPr>
+          <w:rStyle w:val="StringTok"/>
+        </w:rPr>
+        <w:t xml:space="preserve">"</w:t>
+      </w:r>
+      <w:r>
+        <w:rPr>
+          <w:rStyle w:val="NormalTok"/>
+        </w:rPr>
+        <w:t xml:space="preserve">,</w:t>
+      </w:r>
+      <w:r>
+        <w:br/>
+      </w:r>
+      <w:r>
+        <w:rPr>
+          <w:rStyle w:val="StringTok"/>
+        </w:rPr>
+        <w:t xml:space="preserve">"95% CI:"</w:t>
+      </w:r>
+      <w:r>
+        <w:rPr>
+          <w:rStyle w:val="NormalTok"/>
+        </w:rPr>
+        <w:t xml:space="preserve">, </w:t>
+      </w:r>
+      <w:r>
+        <w:rPr>
+          <w:rStyle w:val="FunctionTok"/>
+        </w:rPr>
+        <w:t xml:space="preserve">round</w:t>
+      </w:r>
+      <w:r>
+        <w:rPr>
+          <w:rStyle w:val="NormalTok"/>
+        </w:rPr>
+        <w:t xml:space="preserve">(ci[</w:t>
+      </w:r>
+      <w:r>
+        <w:rPr>
+          <w:rStyle w:val="DecValTok"/>
+        </w:rPr>
+        <w:t xml:space="preserve">1</w:t>
+      </w:r>
+      <w:r>
+        <w:rPr>
+          <w:rStyle w:val="NormalTok"/>
+        </w:rPr>
+        <w:t xml:space="preserve">], </w:t>
+      </w:r>
+      <w:r>
+        <w:rPr>
+          <w:rStyle w:val="DecValTok"/>
+        </w:rPr>
+        <w:t xml:space="preserve">3</w:t>
+      </w:r>
+      <w:r>
+        <w:rPr>
+          <w:rStyle w:val="NormalTok"/>
+        </w:rPr>
+        <w:t xml:space="preserve">), </w:t>
+      </w:r>
+      <w:r>
+        <w:rPr>
+          <w:rStyle w:val="StringTok"/>
+        </w:rPr>
+        <w:t xml:space="preserve">"to"</w:t>
+      </w:r>
+      <w:r>
+        <w:rPr>
+          <w:rStyle w:val="NormalTok"/>
+        </w:rPr>
+        <w:t xml:space="preserve">, </w:t>
+      </w:r>
+      <w:r>
+        <w:rPr>
+          <w:rStyle w:val="FunctionTok"/>
+        </w:rPr>
+        <w:t xml:space="preserve">round</w:t>
+      </w:r>
+      <w:r>
+        <w:rPr>
+          <w:rStyle w:val="NormalTok"/>
+        </w:rPr>
+        <w:t xml:space="preserve">(ci[</w:t>
+      </w:r>
+      <w:r>
+        <w:rPr>
+          <w:rStyle w:val="DecValTok"/>
+        </w:rPr>
+        <w:t xml:space="preserve">2</w:t>
+      </w:r>
+      <w:r>
+        <w:rPr>
+          <w:rStyle w:val="NormalTok"/>
+        </w:rPr>
+        <w:t xml:space="preserve">], </w:t>
+      </w:r>
+      <w:r>
+        <w:rPr>
+          <w:rStyle w:val="DecValTok"/>
+        </w:rPr>
+        <w:t xml:space="preserve">3</w:t>
+      </w:r>
+      <w:r>
+        <w:rPr>
+          <w:rStyle w:val="NormalTok"/>
+        </w:rPr>
+        <w:t xml:space="preserve">), </w:t>
+      </w:r>
+      <w:r>
+        <w:rPr>
+          <w:rStyle w:val="StringTok"/>
+        </w:rPr>
+        <w:t xml:space="preserve">"</w:t>
+      </w:r>
+      <w:r>
+        <w:rPr>
+          <w:rStyle w:val="SpecialCharTok"/>
+        </w:rPr>
         <w:t xml:space="preserve">\n</w:t>
       </w:r>
       <w:r>
@@ -6042,155 +5892,19 @@
         <w:rPr>
           <w:rStyle w:val="VerbatimChar"/>
         </w:rPr>
-        <w:t xml:space="preserve">Odds Ratio: 0 </w:t>
-      </w:r>
-    </w:p>
-    <w:p>
-      <w:pPr>
-        <w:pStyle w:val="SourceCode"/>
-      </w:pPr>
-      <w:r>
-        <w:rPr>
-          <w:rStyle w:val="FunctionTok"/>
-        </w:rPr>
-        <w:t xml:space="preserve">cat</w:t>
-      </w:r>
-      <w:r>
-        <w:rPr>
-          <w:rStyle w:val="NormalTok"/>
-        </w:rPr>
-        <w:t xml:space="preserve">(</w:t>
-      </w:r>
-      <w:r>
-        <w:rPr>
-          <w:rStyle w:val="StringTok"/>
-        </w:rPr>
-        <w:t xml:space="preserve">"95% CI:"</w:t>
-      </w:r>
-      <w:r>
-        <w:rPr>
-          <w:rStyle w:val="NormalTok"/>
-        </w:rPr>
-        <w:t xml:space="preserve">, </w:t>
-      </w:r>
-      <w:r>
-        <w:rPr>
-          <w:rStyle w:val="FunctionTok"/>
-        </w:rPr>
-        <w:t xml:space="preserve">round</w:t>
-      </w:r>
-      <w:r>
-        <w:rPr>
-          <w:rStyle w:val="NormalTok"/>
-        </w:rPr>
-        <w:t xml:space="preserve">(ci[</w:t>
-      </w:r>
-      <w:r>
-        <w:rPr>
-          <w:rStyle w:val="DecValTok"/>
-        </w:rPr>
-        <w:t xml:space="preserve">1</w:t>
-      </w:r>
-      <w:r>
-        <w:rPr>
-          <w:rStyle w:val="NormalTok"/>
-        </w:rPr>
-        <w:t xml:space="preserve">], </w:t>
-      </w:r>
-      <w:r>
-        <w:rPr>
-          <w:rStyle w:val="DecValTok"/>
-        </w:rPr>
-        <w:t xml:space="preserve">3</w:t>
-      </w:r>
-      <w:r>
-        <w:rPr>
-          <w:rStyle w:val="NormalTok"/>
-        </w:rPr>
-        <w:t xml:space="preserve">), </w:t>
-      </w:r>
-      <w:r>
-        <w:rPr>
-          <w:rStyle w:val="StringTok"/>
-        </w:rPr>
-        <w:t xml:space="preserve">"to"</w:t>
-      </w:r>
-      <w:r>
-        <w:rPr>
-          <w:rStyle w:val="NormalTok"/>
-        </w:rPr>
-        <w:t xml:space="preserve">, </w:t>
-      </w:r>
-      <w:r>
-        <w:rPr>
-          <w:rStyle w:val="FunctionTok"/>
-        </w:rPr>
-        <w:t xml:space="preserve">round</w:t>
-      </w:r>
-      <w:r>
-        <w:rPr>
-          <w:rStyle w:val="NormalTok"/>
-        </w:rPr>
-        <w:t xml:space="preserve">(ci[</w:t>
-      </w:r>
-      <w:r>
-        <w:rPr>
-          <w:rStyle w:val="DecValTok"/>
-        </w:rPr>
-        <w:t xml:space="preserve">2</w:t>
-      </w:r>
-      <w:r>
-        <w:rPr>
-          <w:rStyle w:val="NormalTok"/>
-        </w:rPr>
-        <w:t xml:space="preserve">], </w:t>
-      </w:r>
-      <w:r>
-        <w:rPr>
-          <w:rStyle w:val="DecValTok"/>
-        </w:rPr>
-        <w:t xml:space="preserve">3</w:t>
-      </w:r>
-      <w:r>
-        <w:rPr>
-          <w:rStyle w:val="NormalTok"/>
-        </w:rPr>
-        <w:t xml:space="preserve">), </w:t>
-      </w:r>
-      <w:r>
-        <w:rPr>
-          <w:rStyle w:val="StringTok"/>
-        </w:rPr>
-        <w:t xml:space="preserve">"</w:t>
-      </w:r>
-      <w:r>
-        <w:rPr>
-          <w:rStyle w:val="SpecialCharTok"/>
-        </w:rPr>
-        <w:t xml:space="preserve">\n</w:t>
-      </w:r>
-      <w:r>
-        <w:rPr>
-          <w:rStyle w:val="StringTok"/>
-        </w:rPr>
-        <w:t xml:space="preserve">"</w:t>
-      </w:r>
-      <w:r>
-        <w:rPr>
-          <w:rStyle w:val="NormalTok"/>
-        </w:rPr>
-        <w:t xml:space="preserve">)</w:t>
-      </w:r>
-    </w:p>
-    <w:p>
-      <w:pPr>
-        <w:pStyle w:val="SourceCode"/>
-      </w:pPr>
-      <w:r>
-        <w:rPr>
-          <w:rStyle w:val="VerbatimChar"/>
-        </w:rPr>
-        <w:t xml:space="preserve">95% CI: 0 to Inf </w:t>
+        <w:t xml:space="preserve">Odds Ratio: 0.861 </w:t>
+      </w:r>
+      <w:r>
+        <w:br/>
+      </w:r>
+      <w:r>
+        <w:br/>
+      </w:r>
+      <w:r>
+        <w:rPr>
+          <w:rStyle w:val="VerbatimChar"/>
+        </w:rPr>
+        <w:t xml:space="preserve"> 95% CI: 0.753 to 0.932 </w:t>
       </w:r>
     </w:p>
     <w:bookmarkEnd w:id="76"/>
@@ -6217,12 +5931,6 @@
       <w:r>
         <w:t xml:space="preserve">regression models:</w:t>
       </w:r>
-      <w:r>
-        <w:t xml:space="preserve"> </w:t>
-      </w:r>
-      <w:r>
-        <w:t xml:space="preserve">:::{.panel}</w:t>
-      </w:r>
     </w:p>
     <w:p>
       <w:pPr>
@@ -7002,14 +6710,6 @@
           <w:rStyle w:val="VerbatimChar"/>
         </w:rPr>
         <w:t xml:space="preserve">McFadden's R²: 0.54 </w:t>
-      </w:r>
-    </w:p>
-    <w:p>
-      <w:pPr>
-        <w:pStyle w:val="FirstParagraph"/>
-      </w:pPr>
-      <w:r>
-        <w:t xml:space="preserve">:::</w:t>
       </w:r>
     </w:p>
     <w:bookmarkEnd w:id="78"/>
@@ -7603,7 +7303,13 @@
         <w:t xml:space="preserve"> </w:t>
       </w:r>
       <w:r>
-        <w:t xml:space="preserve">:::{.panel}</w:t>
+        <w:t xml:space="preserve">::: {.panel column=</w:t>
+      </w:r>
+      <w:r>
+        <w:t xml:space="preserve">“screen”</w:t>
+      </w:r>
+      <w:r>
+        <w:t xml:space="preserve">}</w:t>
       </w:r>
     </w:p>
     <w:p>
@@ -7766,7 +7472,7 @@
         <w:pStyle w:val="Compact"/>
         <w:numPr>
           <w:ilvl w:val="0"/>
-          <w:numId w:val="1021"/>
+          <w:numId w:val="1019"/>
         </w:numPr>
       </w:pPr>
       <w:r>
@@ -7778,7 +7484,7 @@
         <w:pStyle w:val="Compact"/>
         <w:numPr>
           <w:ilvl w:val="0"/>
-          <w:numId w:val="1021"/>
+          <w:numId w:val="1019"/>
         </w:numPr>
       </w:pPr>
       <w:r>
@@ -7790,7 +7496,7 @@
         <w:pStyle w:val="Compact"/>
         <w:numPr>
           <w:ilvl w:val="0"/>
-          <w:numId w:val="1021"/>
+          <w:numId w:val="1019"/>
         </w:numPr>
       </w:pPr>
       <w:r>
@@ -7802,7 +7508,7 @@
         <w:pStyle w:val="Compact"/>
         <w:numPr>
           <w:ilvl w:val="0"/>
-          <w:numId w:val="1021"/>
+          <w:numId w:val="1019"/>
         </w:numPr>
       </w:pPr>
       <w:r>
@@ -7820,7 +7526,13 @@
         <w:t xml:space="preserve"> </w:t>
       </w:r>
       <w:r>
-        <w:t xml:space="preserve">:::{.panel}</w:t>
+        <w:t xml:space="preserve">::: {.panel column=</w:t>
+      </w:r>
+      <w:r>
+        <w:t xml:space="preserve">“screen”</w:t>
+      </w:r>
+      <w:r>
+        <w:t xml:space="preserve">}</w:t>
       </w:r>
     </w:p>
     <w:p>
@@ -7907,7 +7619,7 @@
         <w:pStyle w:val="Compact"/>
         <w:numPr>
           <w:ilvl w:val="0"/>
-          <w:numId w:val="1022"/>
+          <w:numId w:val="1020"/>
         </w:numPr>
       </w:pPr>
       <w:r>
@@ -7919,7 +7631,7 @@
         <w:pStyle w:val="Compact"/>
         <w:numPr>
           <w:ilvl w:val="0"/>
-          <w:numId w:val="1022"/>
+          <w:numId w:val="1020"/>
         </w:numPr>
       </w:pPr>
       <w:r>
@@ -7931,7 +7643,7 @@
         <w:pStyle w:val="Compact"/>
         <w:numPr>
           <w:ilvl w:val="0"/>
-          <w:numId w:val="1022"/>
+          <w:numId w:val="1020"/>
         </w:numPr>
       </w:pPr>
       <w:r>
@@ -8112,12 +7824,6 @@
       </w:r>
       <w:r>
         <w:t xml:space="preserve">scientific publication.</w:t>
-      </w:r>
-      <w:r>
-        <w:t xml:space="preserve"> </w:t>
-      </w:r>
-      <w:r>
-        <w:t xml:space="preserve">:::{.panel}</w:t>
       </w:r>
     </w:p>
     <w:p>
@@ -8165,14 +7871,6 @@
             </a:graphic>
           </wp:inline>
         </w:drawing>
-      </w:r>
-    </w:p>
-    <w:p>
-      <w:pPr>
-        <w:pStyle w:val="BodyText"/>
-      </w:pPr>
-      <w:r>
-        <w:t xml:space="preserve">:::</w:t>
       </w:r>
     </w:p>
     <w:bookmarkEnd w:id="93"/>
@@ -8512,7 +8210,7 @@
         <w:pStyle w:val="Compact"/>
         <w:numPr>
           <w:ilvl w:val="0"/>
-          <w:numId w:val="1023"/>
+          <w:numId w:val="1021"/>
         </w:numPr>
       </w:pPr>
       <w:r>
@@ -8524,7 +8222,7 @@
         <w:pStyle w:val="Compact"/>
         <w:numPr>
           <w:ilvl w:val="0"/>
-          <w:numId w:val="1023"/>
+          <w:numId w:val="1021"/>
         </w:numPr>
       </w:pPr>
       <w:r>
@@ -8536,7 +8234,7 @@
         <w:pStyle w:val="Compact"/>
         <w:numPr>
           <w:ilvl w:val="0"/>
-          <w:numId w:val="1024"/>
+          <w:numId w:val="1022"/>
         </w:numPr>
       </w:pPr>
       <w:r>
@@ -8547,7 +8245,7 @@
       <w:pPr>
         <w:numPr>
           <w:ilvl w:val="1"/>
-          <w:numId w:val="1025"/>
+          <w:numId w:val="1023"/>
         </w:numPr>
       </w:pPr>
       <w:r>
@@ -8558,7 +8256,7 @@
       <w:pPr>
         <w:numPr>
           <w:ilvl w:val="1"/>
-          <w:numId w:val="1025"/>
+          <w:numId w:val="1023"/>
         </w:numPr>
       </w:pPr>
       <w:r>
@@ -8582,12 +8280,6 @@
       </w:pPr>
       <w:r>
         <w:t xml:space="preserve">Let’s demonstrate this equivalence:</w:t>
-      </w:r>
-      <w:r>
-        <w:t xml:space="preserve"> </w:t>
-      </w:r>
-      <w:r>
-        <w:t xml:space="preserve">:::{.panel}</w:t>
       </w:r>
     </w:p>
     <w:tbl xmlns:w="http://schemas.openxmlformats.org/wordprocessingml/2006/main" xmlns:r="http://schemas.openxmlformats.org/officeDocument/2006/relationships" xmlns:w14="http://schemas.microsoft.com/office/word/2010/wordml" xmlns:wp="http://schemas.openxmlformats.org/drawingml/2006/wordprocessingDrawing" xmlns:a="http://schemas.openxmlformats.org/drawingml/2006/main" xmlns:pic="http://schemas.openxmlformats.org/drawingml/2006/picture">
@@ -9322,14 +9014,6 @@
         </w:drawing>
       </w:r>
     </w:p>
-    <w:p>
-      <w:pPr>
-        <w:pStyle w:val="BodyText"/>
-      </w:pPr>
-      <w:r>
-        <w:t xml:space="preserve">:::</w:t>
-      </w:r>
-    </w:p>
     <w:bookmarkEnd w:id="102"/>
     <w:bookmarkStart w:id="107" w:name="assumptions-and-diagnostics-summary"/>
     <w:p>
@@ -9354,15 +9038,131 @@
         <w:pStyle w:val="Compact"/>
         <w:numPr>
           <w:ilvl w:val="0"/>
+          <w:numId w:val="1024"/>
+        </w:numPr>
+      </w:pPr>
+      <w:r>
+        <w:rPr>
+          <w:b/>
+          <w:bCs/>
+        </w:rPr>
+        <w:t xml:space="preserve">All GLMs:</w:t>
+      </w:r>
+    </w:p>
+    <w:p>
+      <w:pPr>
+        <w:pStyle w:val="Compact"/>
+        <w:numPr>
+          <w:ilvl w:val="1"/>
+          <w:numId w:val="1025"/>
+        </w:numPr>
+      </w:pPr>
+      <w:r>
+        <w:t xml:space="preserve">Independence of observations</w:t>
+      </w:r>
+    </w:p>
+    <w:p>
+      <w:pPr>
+        <w:pStyle w:val="Compact"/>
+        <w:numPr>
+          <w:ilvl w:val="1"/>
+          <w:numId w:val="1025"/>
+        </w:numPr>
+      </w:pPr>
+      <w:r>
+        <w:t xml:space="preserve">Correct specification of the link function</w:t>
+      </w:r>
+    </w:p>
+    <w:p>
+      <w:pPr>
+        <w:pStyle w:val="Compact"/>
+        <w:numPr>
+          <w:ilvl w:val="1"/>
+          <w:numId w:val="1025"/>
+        </w:numPr>
+      </w:pPr>
+      <w:r>
+        <w:t xml:space="preserve">Correct specification of the variance structure</w:t>
+      </w:r>
+    </w:p>
+    <w:p>
+      <w:pPr>
+        <w:pStyle w:val="Compact"/>
+        <w:numPr>
+          <w:ilvl w:val="1"/>
+          <w:numId w:val="1025"/>
+        </w:numPr>
+      </w:pPr>
+      <w:r>
+        <w:t xml:space="preserve">No influential outliers</w:t>
+      </w:r>
+    </w:p>
+    <w:p>
+      <w:pPr>
+        <w:pStyle w:val="Compact"/>
+        <w:numPr>
+          <w:ilvl w:val="1"/>
+          <w:numId w:val="1025"/>
+        </w:numPr>
+      </w:pPr>
+      <w:r>
+        <w:t xml:space="preserve">No multicollinearity among predictors</w:t>
+      </w:r>
+    </w:p>
+    <w:p>
+      <w:pPr>
+        <w:pStyle w:val="Compact"/>
+        <w:numPr>
+          <w:ilvl w:val="0"/>
+          <w:numId w:val="1024"/>
+        </w:numPr>
+      </w:pPr>
+      <w:r>
+        <w:rPr>
+          <w:b/>
+          <w:bCs/>
+        </w:rPr>
+        <w:t xml:space="preserve">Gaussian GLMs (including linear regression):</w:t>
+      </w:r>
+    </w:p>
+    <w:p>
+      <w:pPr>
+        <w:pStyle w:val="Compact"/>
+        <w:numPr>
+          <w:ilvl w:val="1"/>
           <w:numId w:val="1026"/>
         </w:numPr>
       </w:pPr>
       <w:r>
+        <w:t xml:space="preserve">Normality of residuals</w:t>
+      </w:r>
+    </w:p>
+    <w:p>
+      <w:pPr>
+        <w:pStyle w:val="Compact"/>
+        <w:numPr>
+          <w:ilvl w:val="1"/>
+          <w:numId w:val="1026"/>
+        </w:numPr>
+      </w:pPr>
+      <w:r>
+        <w:t xml:space="preserve">Homogeneity of variance</w:t>
+      </w:r>
+    </w:p>
+    <w:p>
+      <w:pPr>
+        <w:pStyle w:val="Compact"/>
+        <w:numPr>
+          <w:ilvl w:val="0"/>
+          <w:numId w:val="1024"/>
+        </w:numPr>
+      </w:pPr>
+      <w:r>
         <w:rPr>
           <w:b/>
           <w:bCs/>
         </w:rPr>
-        <w:t xml:space="preserve">All GLMs:</w:t>
+        <w:t xml:space="preserve">Poisson GLMs:</w:t>
       </w:r>
     </w:p>
     <w:p>
@@ -9374,7 +9174,7 @@
         </w:numPr>
       </w:pPr>
       <w:r>
-        <w:t xml:space="preserve">Independence of observations</w:t>
+        <w:t xml:space="preserve">Count data (non-negative integers)</w:t>
       </w:r>
     </w:p>
     <w:p>
@@ -9386,43 +9186,13 @@
         </w:numPr>
       </w:pPr>
       <w:r>
-        <w:t xml:space="preserve">Correct specification of the link function</w:t>
-      </w:r>
-    </w:p>
-    <w:p>
-      <w:pPr>
-        <w:pStyle w:val="Compact"/>
-        <w:numPr>
-          <w:ilvl w:val="1"/>
-          <w:numId w:val="1027"/>
-        </w:numPr>
-      </w:pPr>
-      <w:r>
-        <w:t xml:space="preserve">Correct specification of the variance structure</w:t>
-      </w:r>
-    </w:p>
-    <w:p>
-      <w:pPr>
-        <w:pStyle w:val="Compact"/>
-        <w:numPr>
-          <w:ilvl w:val="1"/>
-          <w:numId w:val="1027"/>
-        </w:numPr>
-      </w:pPr>
-      <w:r>
-        <w:t xml:space="preserve">No influential outliers</w:t>
-      </w:r>
-    </w:p>
-    <w:p>
-      <w:pPr>
-        <w:pStyle w:val="Compact"/>
-        <w:numPr>
-          <w:ilvl w:val="1"/>
-          <w:numId w:val="1027"/>
-        </w:numPr>
-      </w:pPr>
-      <w:r>
-        <w:t xml:space="preserve">No multicollinearity among predictors</w:t>
+        <w:t xml:space="preserve">Mean equals variance (if overdispersed, consider negative</w:t>
+      </w:r>
+      <w:r>
+        <w:t xml:space="preserve"> </w:t>
+      </w:r>
+      <w:r>
+        <w:t xml:space="preserve">binomial)</w:t>
       </w:r>
     </w:p>
     <w:p>
@@ -9430,7 +9200,7 @@
         <w:pStyle w:val="Compact"/>
         <w:numPr>
           <w:ilvl w:val="0"/>
-          <w:numId w:val="1026"/>
+          <w:numId w:val="1024"/>
         </w:numPr>
       </w:pPr>
       <w:r>
@@ -9438,7 +9208,7 @@
           <w:b/>
           <w:bCs/>
         </w:rPr>
-        <w:t xml:space="preserve">Gaussian GLMs (including linear regression):</w:t>
+        <w:t xml:space="preserve">Logistic GLMs:</w:t>
       </w:r>
     </w:p>
     <w:p>
@@ -9450,7 +9220,7 @@
         </w:numPr>
       </w:pPr>
       <w:r>
-        <w:t xml:space="preserve">Normality of residuals</w:t>
+        <w:t xml:space="preserve">Binary response variable</w:t>
       </w:r>
     </w:p>
     <w:p>
@@ -9462,23 +9232,7 @@
         </w:numPr>
       </w:pPr>
       <w:r>
-        <w:t xml:space="preserve">Homogeneity of variance</w:t>
-      </w:r>
-    </w:p>
-    <w:p>
-      <w:pPr>
-        <w:pStyle w:val="Compact"/>
-        <w:numPr>
-          <w:ilvl w:val="0"/>
-          <w:numId w:val="1026"/>
-        </w:numPr>
-      </w:pPr>
-      <w:r>
-        <w:rPr>
-          <w:b/>
-          <w:bCs/>
-        </w:rPr>
-        <w:t xml:space="preserve">Poisson GLMs:</w:t>
+        <w:t xml:space="preserve">Linear relationship between predictors and log odds</w:t>
       </w:r>
     </w:p>
     <w:p>
@@ -9486,77 +9240,7 @@
         <w:pStyle w:val="Compact"/>
         <w:numPr>
           <w:ilvl w:val="1"/>
-          <w:numId w:val="1029"/>
-        </w:numPr>
-      </w:pPr>
-      <w:r>
-        <w:t xml:space="preserve">Count data (non-negative integers)</w:t>
-      </w:r>
-    </w:p>
-    <w:p>
-      <w:pPr>
-        <w:pStyle w:val="Compact"/>
-        <w:numPr>
-          <w:ilvl w:val="1"/>
-          <w:numId w:val="1029"/>
-        </w:numPr>
-      </w:pPr>
-      <w:r>
-        <w:t xml:space="preserve">Mean equals variance (if overdispersed, consider negative</w:t>
-      </w:r>
-      <w:r>
-        <w:t xml:space="preserve"> </w:t>
-      </w:r>
-      <w:r>
-        <w:t xml:space="preserve">binomial)</w:t>
-      </w:r>
-    </w:p>
-    <w:p>
-      <w:pPr>
-        <w:pStyle w:val="Compact"/>
-        <w:numPr>
-          <w:ilvl w:val="0"/>
-          <w:numId w:val="1026"/>
-        </w:numPr>
-      </w:pPr>
-      <w:r>
-        <w:rPr>
-          <w:b/>
-          <w:bCs/>
-        </w:rPr>
-        <w:t xml:space="preserve">Logistic GLMs:</w:t>
-      </w:r>
-    </w:p>
-    <w:p>
-      <w:pPr>
-        <w:pStyle w:val="Compact"/>
-        <w:numPr>
-          <w:ilvl w:val="1"/>
-          <w:numId w:val="1030"/>
-        </w:numPr>
-      </w:pPr>
-      <w:r>
-        <w:t xml:space="preserve">Binary response variable</w:t>
-      </w:r>
-    </w:p>
-    <w:p>
-      <w:pPr>
-        <w:pStyle w:val="Compact"/>
-        <w:numPr>
-          <w:ilvl w:val="1"/>
-          <w:numId w:val="1030"/>
-        </w:numPr>
-      </w:pPr>
-      <w:r>
-        <w:t xml:space="preserve">Linear relationship between predictors and log odds</w:t>
-      </w:r>
-    </w:p>
-    <w:p>
-      <w:pPr>
-        <w:pStyle w:val="Compact"/>
-        <w:numPr>
-          <w:ilvl w:val="1"/>
-          <w:numId w:val="1030"/>
+          <w:numId w:val="1028"/>
         </w:numPr>
       </w:pPr>
       <w:r>
@@ -9653,7 +9337,7 @@
       <w:pPr>
         <w:numPr>
           <w:ilvl w:val="0"/>
-          <w:numId w:val="1031"/>
+          <w:numId w:val="1029"/>
         </w:numPr>
       </w:pPr>
       <w:r>
@@ -9684,64 +9368,168 @@
     </w:p>
     <w:p>
       <w:pPr>
+        <w:numPr>
+          <w:ilvl w:val="0"/>
+          <w:numId w:val="1029"/>
+        </w:numPr>
+      </w:pPr>
+      <w:r>
+        <w:rPr>
+          <w:b/>
+          <w:bCs/>
+        </w:rPr>
+        <w:t xml:space="preserve">Poisson GLMs</w:t>
+      </w:r>
+      <w:r>
+        <w:t xml:space="preserve"> </w:t>
+      </w:r>
+      <w:r>
+        <w:t xml:space="preserve">with log link function are appropriate for count</w:t>
+      </w:r>
+      <w:r>
+        <w:t xml:space="preserve"> </w:t>
+      </w:r>
+      <w:r>
+        <w:t xml:space="preserve">data, but be cautious of overdispersion.</w:t>
+      </w:r>
+    </w:p>
+    <w:p>
+      <w:pPr>
+        <w:numPr>
+          <w:ilvl w:val="0"/>
+          <w:numId w:val="1029"/>
+        </w:numPr>
+      </w:pPr>
+      <w:r>
+        <w:rPr>
+          <w:b/>
+          <w:bCs/>
+        </w:rPr>
+        <w:t xml:space="preserve">Logistic GLMs</w:t>
+      </w:r>
+      <w:r>
+        <w:t xml:space="preserve"> </w:t>
+      </w:r>
+      <w:r>
+        <w:t xml:space="preserve">with logit link function are useful for binary</w:t>
+      </w:r>
+      <w:r>
+        <w:t xml:space="preserve"> </w:t>
+      </w:r>
+      <w:r>
+        <w:t xml:space="preserve">responses, modeling the probability of success or presence.</w:t>
+      </w:r>
+    </w:p>
+    <w:p>
+      <w:pPr>
+        <w:pStyle w:val="FirstParagraph"/>
+      </w:pPr>
+      <w:r>
+        <w:t xml:space="preserve">Key advantages of GLMs include:</w:t>
+      </w:r>
+    </w:p>
+    <w:p>
+      <w:pPr>
+        <w:pStyle w:val="Compact"/>
+        <w:numPr>
+          <w:ilvl w:val="0"/>
+          <w:numId w:val="1030"/>
+        </w:numPr>
+      </w:pPr>
+      <w:r>
+        <w:t xml:space="preserve">Ability to handle various types of response variables beyond normal</w:t>
+      </w:r>
+      <w:r>
+        <w:t xml:space="preserve"> </w:t>
+      </w:r>
+      <w:r>
+        <w:t xml:space="preserve">distributions</w:t>
+      </w:r>
+    </w:p>
+    <w:p>
+      <w:pPr>
+        <w:pStyle w:val="Compact"/>
+        <w:numPr>
+          <w:ilvl w:val="0"/>
+          <w:numId w:val="1030"/>
+        </w:numPr>
+      </w:pPr>
+      <w:r>
+        <w:t xml:space="preserve">Unified framework for linear modeling</w:t>
+      </w:r>
+    </w:p>
+    <w:p>
+      <w:pPr>
+        <w:pStyle w:val="Compact"/>
+        <w:numPr>
+          <w:ilvl w:val="0"/>
+          <w:numId w:val="1030"/>
+        </w:numPr>
+      </w:pPr>
+      <w:r>
+        <w:t xml:space="preserve">Flexibility in specifying the link function to match the data</w:t>
+      </w:r>
+      <w:r>
+        <w:t xml:space="preserve"> </w:t>
+      </w:r>
+      <w:r>
+        <w:t xml:space="preserve">structure</w:t>
+      </w:r>
+    </w:p>
+    <w:p>
+      <w:pPr>
+        <w:pStyle w:val="Compact"/>
+        <w:numPr>
+          <w:ilvl w:val="0"/>
+          <w:numId w:val="1030"/>
+        </w:numPr>
+      </w:pPr>
+      <w:r>
+        <w:t xml:space="preserve">Interpretable parameters, though interpretation differs by model</w:t>
+      </w:r>
+      <w:r>
+        <w:t xml:space="preserve"> </w:t>
+      </w:r>
+      <w:r>
+        <w:t xml:space="preserve">type</w:t>
+      </w:r>
+    </w:p>
+    <w:p>
+      <w:pPr>
+        <w:pStyle w:val="FirstParagraph"/>
+      </w:pPr>
+      <w:r>
+        <w:t xml:space="preserve">When working with GLMs:</w:t>
+      </w:r>
+    </w:p>
+    <w:p>
+      <w:pPr>
+        <w:pStyle w:val="Compact"/>
         <w:numPr>
           <w:ilvl w:val="0"/>
           <w:numId w:val="1031"/>
         </w:numPr>
       </w:pPr>
       <w:r>
-        <w:rPr>
-          <w:b/>
-          <w:bCs/>
-        </w:rPr>
-        <w:t xml:space="preserve">Poisson GLMs</w:t>
-      </w:r>
-      <w:r>
-        <w:t xml:space="preserve"> </w:t>
-      </w:r>
-      <w:r>
-        <w:t xml:space="preserve">with log link function are appropriate for count</w:t>
-      </w:r>
-      <w:r>
-        <w:t xml:space="preserve"> </w:t>
-      </w:r>
-      <w:r>
-        <w:t xml:space="preserve">data, but be cautious of overdispersion.</w:t>
-      </w:r>
-    </w:p>
-    <w:p>
-      <w:pPr>
+        <w:t xml:space="preserve">Choose the appropriate distribution family based on your response</w:t>
+      </w:r>
+      <w:r>
+        <w:t xml:space="preserve"> </w:t>
+      </w:r>
+      <w:r>
+        <w:t xml:space="preserve">variable</w:t>
+      </w:r>
+    </w:p>
+    <w:p>
+      <w:pPr>
+        <w:pStyle w:val="Compact"/>
         <w:numPr>
           <w:ilvl w:val="0"/>
           <w:numId w:val="1031"/>
         </w:numPr>
       </w:pPr>
       <w:r>
-        <w:rPr>
-          <w:b/>
-          <w:bCs/>
-        </w:rPr>
-        <w:t xml:space="preserve">Logistic GLMs</w:t>
-      </w:r>
-      <w:r>
-        <w:t xml:space="preserve"> </w:t>
-      </w:r>
-      <w:r>
-        <w:t xml:space="preserve">with logit link function are useful for binary</w:t>
-      </w:r>
-      <w:r>
-        <w:t xml:space="preserve"> </w:t>
-      </w:r>
-      <w:r>
-        <w:t xml:space="preserve">responses, modeling the probability of success or presence.</w:t>
-      </w:r>
-    </w:p>
-    <w:p>
-      <w:pPr>
-        <w:pStyle w:val="FirstParagraph"/>
-      </w:pPr>
-      <w:r>
-        <w:t xml:space="preserve">Key advantages of GLMs include:</w:t>
+        <w:t xml:space="preserve">Verify model assumptions through diagnostic plots</w:t>
       </w:r>
     </w:p>
     <w:p>
@@ -9749,17 +9537,11 @@
         <w:pStyle w:val="Compact"/>
         <w:numPr>
           <w:ilvl w:val="0"/>
-          <w:numId w:val="1032"/>
+          <w:numId w:val="1031"/>
         </w:numPr>
       </w:pPr>
       <w:r>
-        <w:t xml:space="preserve">Ability to handle various types of response variables beyond normal</w:t>
-      </w:r>
-      <w:r>
-        <w:t xml:space="preserve"> </w:t>
-      </w:r>
-      <w:r>
-        <w:t xml:space="preserve">distributions</w:t>
+        <w:t xml:space="preserve">Watch for overdispersion in count data</w:t>
       </w:r>
     </w:p>
     <w:p>
@@ -9767,11 +9549,11 @@
         <w:pStyle w:val="Compact"/>
         <w:numPr>
           <w:ilvl w:val="0"/>
-          <w:numId w:val="1032"/>
+          <w:numId w:val="1031"/>
         </w:numPr>
       </w:pPr>
       <w:r>
-        <w:t xml:space="preserve">Unified framework for linear modeling</w:t>
+        <w:t xml:space="preserve">Use odds ratios to interpret logistic regression results</w:t>
       </w:r>
     </w:p>
     <w:p>
@@ -9779,105 +9561,7 @@
         <w:pStyle w:val="Compact"/>
         <w:numPr>
           <w:ilvl w:val="0"/>
-          <w:numId w:val="1032"/>
-        </w:numPr>
-      </w:pPr>
-      <w:r>
-        <w:t xml:space="preserve">Flexibility in specifying the link function to match the data</w:t>
-      </w:r>
-      <w:r>
-        <w:t xml:space="preserve"> </w:t>
-      </w:r>
-      <w:r>
-        <w:t xml:space="preserve">structure</w:t>
-      </w:r>
-    </w:p>
-    <w:p>
-      <w:pPr>
-        <w:pStyle w:val="Compact"/>
-        <w:numPr>
-          <w:ilvl w:val="0"/>
-          <w:numId w:val="1032"/>
-        </w:numPr>
-      </w:pPr>
-      <w:r>
-        <w:t xml:space="preserve">Interpretable parameters, though interpretation differs by model</w:t>
-      </w:r>
-      <w:r>
-        <w:t xml:space="preserve"> </w:t>
-      </w:r>
-      <w:r>
-        <w:t xml:space="preserve">type</w:t>
-      </w:r>
-    </w:p>
-    <w:p>
-      <w:pPr>
-        <w:pStyle w:val="FirstParagraph"/>
-      </w:pPr>
-      <w:r>
-        <w:t xml:space="preserve">When working with GLMs:</w:t>
-      </w:r>
-    </w:p>
-    <w:p>
-      <w:pPr>
-        <w:pStyle w:val="Compact"/>
-        <w:numPr>
-          <w:ilvl w:val="0"/>
-          <w:numId w:val="1033"/>
-        </w:numPr>
-      </w:pPr>
-      <w:r>
-        <w:t xml:space="preserve">Choose the appropriate distribution family based on your response</w:t>
-      </w:r>
-      <w:r>
-        <w:t xml:space="preserve"> </w:t>
-      </w:r>
-      <w:r>
-        <w:t xml:space="preserve">variable</w:t>
-      </w:r>
-    </w:p>
-    <w:p>
-      <w:pPr>
-        <w:pStyle w:val="Compact"/>
-        <w:numPr>
-          <w:ilvl w:val="0"/>
-          <w:numId w:val="1033"/>
-        </w:numPr>
-      </w:pPr>
-      <w:r>
-        <w:t xml:space="preserve">Verify model assumptions through diagnostic plots</w:t>
-      </w:r>
-    </w:p>
-    <w:p>
-      <w:pPr>
-        <w:pStyle w:val="Compact"/>
-        <w:numPr>
-          <w:ilvl w:val="0"/>
-          <w:numId w:val="1033"/>
-        </w:numPr>
-      </w:pPr>
-      <w:r>
-        <w:t xml:space="preserve">Watch for overdispersion in count data</w:t>
-      </w:r>
-    </w:p>
-    <w:p>
-      <w:pPr>
-        <w:pStyle w:val="Compact"/>
-        <w:numPr>
-          <w:ilvl w:val="0"/>
-          <w:numId w:val="1033"/>
-        </w:numPr>
-      </w:pPr>
-      <w:r>
-        <w:t xml:space="preserve">Use odds ratios to interpret logistic regression results</w:t>
-      </w:r>
-    </w:p>
-    <w:p>
-      <w:pPr>
-        <w:pStyle w:val="Compact"/>
-        <w:numPr>
-          <w:ilvl w:val="0"/>
-          <w:numId w:val="1033"/>
+          <w:numId w:val="1031"/>
         </w:numPr>
       </w:pPr>
       <w:r>
@@ -10395,7 +10079,34 @@
     <w:abstractNumId w:val="991"/>
   </w:num>
   <w:num w:numId="1017">
-    <w:abstractNumId w:val="991"/>
+    <w:abstractNumId w:val="99411"/>
+    <w:lvlOverride w:ilvl="0">
+      <w:startOverride w:val="1"/>
+    </w:lvlOverride>
+    <w:lvlOverride w:ilvl="1">
+      <w:startOverride w:val="1"/>
+    </w:lvlOverride>
+    <w:lvlOverride w:ilvl="2">
+      <w:startOverride w:val="1"/>
+    </w:lvlOverride>
+    <w:lvlOverride w:ilvl="3">
+      <w:startOverride w:val="1"/>
+    </w:lvlOverride>
+    <w:lvlOverride w:ilvl="4">
+      <w:startOverride w:val="1"/>
+    </w:lvlOverride>
+    <w:lvlOverride w:ilvl="5">
+      <w:startOverride w:val="1"/>
+    </w:lvlOverride>
+    <w:lvlOverride w:ilvl="6">
+      <w:startOverride w:val="1"/>
+    </w:lvlOverride>
+    <w:lvlOverride w:ilvl="7">
+      <w:startOverride w:val="1"/>
+    </w:lvlOverride>
+    <w:lvlOverride w:ilvl="8">
+      <w:startOverride w:val="1"/>
+    </w:lvlOverride>
   </w:num>
   <w:num w:numId="1018">
     <w:abstractNumId w:val="991"/>
@@ -10431,7 +10142,34 @@
     </w:lvlOverride>
   </w:num>
   <w:num w:numId="1020">
-    <w:abstractNumId w:val="991"/>
+    <w:abstractNumId w:val="99411"/>
+    <w:lvlOverride w:ilvl="0">
+      <w:startOverride w:val="1"/>
+    </w:lvlOverride>
+    <w:lvlOverride w:ilvl="1">
+      <w:startOverride w:val="1"/>
+    </w:lvlOverride>
+    <w:lvlOverride w:ilvl="2">
+      <w:startOverride w:val="1"/>
+    </w:lvlOverride>
+    <w:lvlOverride w:ilvl="3">
+      <w:startOverride w:val="1"/>
+    </w:lvlOverride>
+    <w:lvlOverride w:ilvl="4">
+      <w:startOverride w:val="1"/>
+    </w:lvlOverride>
+    <w:lvlOverride w:ilvl="5">
+      <w:startOverride w:val="1"/>
+    </w:lvlOverride>
+    <w:lvlOverride w:ilvl="6">
+      <w:startOverride w:val="1"/>
+    </w:lvlOverride>
+    <w:lvlOverride w:ilvl="7">
+      <w:startOverride w:val="1"/>
+    </w:lvlOverride>
+    <w:lvlOverride w:ilvl="8">
+      <w:startOverride w:val="1"/>
+    </w:lvlOverride>
   </w:num>
   <w:num w:numId="1021">
     <w:abstractNumId w:val="99411"/>
@@ -10464,6 +10202,27 @@
     </w:lvlOverride>
   </w:num>
   <w:num w:numId="1022">
+    <w:abstractNumId w:val="991"/>
+  </w:num>
+  <w:num w:numId="1023">
+    <w:abstractNumId w:val="991"/>
+  </w:num>
+  <w:num w:numId="1024">
+    <w:abstractNumId w:val="991"/>
+  </w:num>
+  <w:num w:numId="1025">
+    <w:abstractNumId w:val="991"/>
+  </w:num>
+  <w:num w:numId="1026">
+    <w:abstractNumId w:val="991"/>
+  </w:num>
+  <w:num w:numId="1027">
+    <w:abstractNumId w:val="991"/>
+  </w:num>
+  <w:num w:numId="1028">
+    <w:abstractNumId w:val="991"/>
+  </w:num>
+  <w:num w:numId="1029">
     <w:abstractNumId w:val="99411"/>
     <w:lvlOverride w:ilvl="0">
       <w:startOverride w:val="1"/>
@@ -10493,91 +10252,10 @@
       <w:startOverride w:val="1"/>
     </w:lvlOverride>
   </w:num>
-  <w:num w:numId="1023">
-    <w:abstractNumId w:val="99411"/>
-    <w:lvlOverride w:ilvl="0">
-      <w:startOverride w:val="1"/>
-    </w:lvlOverride>
-    <w:lvlOverride w:ilvl="1">
-      <w:startOverride w:val="1"/>
-    </w:lvlOverride>
-    <w:lvlOverride w:ilvl="2">
-      <w:startOverride w:val="1"/>
-    </w:lvlOverride>
-    <w:lvlOverride w:ilvl="3">
-      <w:startOverride w:val="1"/>
-    </w:lvlOverride>
-    <w:lvlOverride w:ilvl="4">
-      <w:startOverride w:val="1"/>
-    </w:lvlOverride>
-    <w:lvlOverride w:ilvl="5">
-      <w:startOverride w:val="1"/>
-    </w:lvlOverride>
-    <w:lvlOverride w:ilvl="6">
-      <w:startOverride w:val="1"/>
-    </w:lvlOverride>
-    <w:lvlOverride w:ilvl="7">
-      <w:startOverride w:val="1"/>
-    </w:lvlOverride>
-    <w:lvlOverride w:ilvl="8">
-      <w:startOverride w:val="1"/>
-    </w:lvlOverride>
-  </w:num>
-  <w:num w:numId="1024">
-    <w:abstractNumId w:val="991"/>
-  </w:num>
-  <w:num w:numId="1025">
-    <w:abstractNumId w:val="991"/>
-  </w:num>
-  <w:num w:numId="1026">
-    <w:abstractNumId w:val="991"/>
-  </w:num>
-  <w:num w:numId="1027">
-    <w:abstractNumId w:val="991"/>
-  </w:num>
-  <w:num w:numId="1028">
-    <w:abstractNumId w:val="991"/>
-  </w:num>
-  <w:num w:numId="1029">
-    <w:abstractNumId w:val="991"/>
-  </w:num>
   <w:num w:numId="1030">
     <w:abstractNumId w:val="991"/>
   </w:num>
   <w:num w:numId="1031">
-    <w:abstractNumId w:val="99411"/>
-    <w:lvlOverride w:ilvl="0">
-      <w:startOverride w:val="1"/>
-    </w:lvlOverride>
-    <w:lvlOverride w:ilvl="1">
-      <w:startOverride w:val="1"/>
-    </w:lvlOverride>
-    <w:lvlOverride w:ilvl="2">
-      <w:startOverride w:val="1"/>
-    </w:lvlOverride>
-    <w:lvlOverride w:ilvl="3">
-      <w:startOverride w:val="1"/>
-    </w:lvlOverride>
-    <w:lvlOverride w:ilvl="4">
-      <w:startOverride w:val="1"/>
-    </w:lvlOverride>
-    <w:lvlOverride w:ilvl="5">
-      <w:startOverride w:val="1"/>
-    </w:lvlOverride>
-    <w:lvlOverride w:ilvl="6">
-      <w:startOverride w:val="1"/>
-    </w:lvlOverride>
-    <w:lvlOverride w:ilvl="7">
-      <w:startOverride w:val="1"/>
-    </w:lvlOverride>
-    <w:lvlOverride w:ilvl="8">
-      <w:startOverride w:val="1"/>
-    </w:lvlOverride>
-  </w:num>
-  <w:num w:numId="1032">
-    <w:abstractNumId w:val="991"/>
-  </w:num>
-  <w:num w:numId="1033">
     <w:abstractNumId w:val="99411"/>
     <w:lvlOverride w:ilvl="0">
       <w:startOverride w:val="1"/>

--- a/docs/ecostats_lectures/lecture_14/14_01_lecture_powerpoint.docx
+++ b/docs/ecostats_lectures/lecture_14/14_01_lecture_powerpoint.docx
@@ -1162,7 +1162,11 @@
     </w:p>
     <w:p>
       <w:pPr>
-        <w:pStyle w:val="BodyText"/>
+        <w:pStyle w:val="Compact"/>
+        <w:numPr>
+          <w:ilvl w:val="0"/>
+          <w:numId w:val="1008"/>
+        </w:numPr>
       </w:pPr>
       <w:r>
         <w:rPr>
@@ -1171,96 +1175,150 @@
         </w:rPr>
         <w:t xml:space="preserve">Variables in the dataset:</w:t>
       </w:r>
-      <w:r>
-        <w:t xml:space="preserve"> </w:t>
-      </w:r>
-      <w:r>
-        <w:t xml:space="preserve">-</w:t>
-      </w:r>
-      <w:r>
-        <w:t xml:space="preserve"> </w:t>
-      </w:r>
+    </w:p>
+    <w:p>
+      <w:pPr>
+        <w:pStyle w:val="Compact"/>
+        <w:numPr>
+          <w:ilvl w:val="1"/>
+          <w:numId w:val="1009"/>
+        </w:numPr>
+      </w:pPr>
       <w:r>
         <w:rPr>
           <w:rStyle w:val="VerbatimChar"/>
         </w:rPr>
         <w:t xml:space="preserve">Species</w:t>
       </w:r>
-      <w:r>
-        <w:t xml:space="preserve"> </w:t>
-      </w:r>
-      <w:r>
-        <w:t xml:space="preserve">- Number of plant species</w:t>
-      </w:r>
-      <w:r>
-        <w:t xml:space="preserve"> </w:t>
-      </w:r>
-      <w:r>
-        <w:t xml:space="preserve">(count data) -</w:t>
-      </w:r>
-      <w:r>
-        <w:t xml:space="preserve"> </w:t>
-      </w:r>
+    </w:p>
+    <w:p>
+      <w:pPr>
+        <w:pStyle w:val="Compact"/>
+        <w:numPr>
+          <w:ilvl w:val="1"/>
+          <w:numId w:val="1009"/>
+        </w:numPr>
+      </w:pPr>
+      <w:r>
+        <w:t xml:space="preserve">Number of plant species (count data)</w:t>
+      </w:r>
+    </w:p>
+    <w:p>
+      <w:pPr>
+        <w:pStyle w:val="Compact"/>
+        <w:numPr>
+          <w:ilvl w:val="1"/>
+          <w:numId w:val="1009"/>
+        </w:numPr>
+      </w:pPr>
       <w:r>
         <w:rPr>
           <w:rStyle w:val="VerbatimChar"/>
         </w:rPr>
         <w:t xml:space="preserve">Endemics</w:t>
       </w:r>
-      <w:r>
-        <w:t xml:space="preserve"> </w:t>
-      </w:r>
-      <w:r>
-        <w:t xml:space="preserve">- Number of endemic species (count data) -</w:t>
-      </w:r>
-      <w:r>
-        <w:t xml:space="preserve"> </w:t>
-      </w:r>
+    </w:p>
+    <w:p>
+      <w:pPr>
+        <w:pStyle w:val="Compact"/>
+        <w:numPr>
+          <w:ilvl w:val="1"/>
+          <w:numId w:val="1009"/>
+        </w:numPr>
+      </w:pPr>
+      <w:r>
+        <w:t xml:space="preserve">Number of endemic species (count data)</w:t>
+      </w:r>
+    </w:p>
+    <w:p>
+      <w:pPr>
+        <w:pStyle w:val="Compact"/>
+        <w:numPr>
+          <w:ilvl w:val="1"/>
+          <w:numId w:val="1009"/>
+        </w:numPr>
+      </w:pPr>
       <w:r>
         <w:rPr>
           <w:rStyle w:val="VerbatimChar"/>
         </w:rPr>
         <w:t xml:space="preserve">Area</w:t>
       </w:r>
-      <w:r>
-        <w:t xml:space="preserve"> </w:t>
-      </w:r>
-      <w:r>
-        <w:t xml:space="preserve">- Island area (km²) -</w:t>
-      </w:r>
-      <w:r>
-        <w:t xml:space="preserve"> </w:t>
-      </w:r>
+    </w:p>
+    <w:p>
+      <w:pPr>
+        <w:pStyle w:val="Compact"/>
+        <w:numPr>
+          <w:ilvl w:val="1"/>
+          <w:numId w:val="1009"/>
+        </w:numPr>
+      </w:pPr>
+      <w:r>
+        <w:t xml:space="preserve">Island area (km²)</w:t>
+      </w:r>
+    </w:p>
+    <w:p>
+      <w:pPr>
+        <w:pStyle w:val="Compact"/>
+        <w:numPr>
+          <w:ilvl w:val="1"/>
+          <w:numId w:val="1009"/>
+        </w:numPr>
+      </w:pPr>
       <w:r>
         <w:rPr>
           <w:rStyle w:val="VerbatimChar"/>
         </w:rPr>
         <w:t xml:space="preserve">Elevation</w:t>
       </w:r>
-      <w:r>
-        <w:t xml:space="preserve"> </w:t>
-      </w:r>
-      <w:r>
-        <w:t xml:space="preserve">- Maximum elevation (m) -</w:t>
-      </w:r>
-      <w:r>
-        <w:t xml:space="preserve"> </w:t>
-      </w:r>
+    </w:p>
+    <w:p>
+      <w:pPr>
+        <w:pStyle w:val="Compact"/>
+        <w:numPr>
+          <w:ilvl w:val="1"/>
+          <w:numId w:val="1009"/>
+        </w:numPr>
+      </w:pPr>
+      <w:r>
+        <w:t xml:space="preserve">Maximum elevation (m)</w:t>
+      </w:r>
+    </w:p>
+    <w:p>
+      <w:pPr>
+        <w:pStyle w:val="Compact"/>
+        <w:numPr>
+          <w:ilvl w:val="1"/>
+          <w:numId w:val="1009"/>
+        </w:numPr>
+      </w:pPr>
       <w:r>
         <w:rPr>
           <w:rStyle w:val="VerbatimChar"/>
         </w:rPr>
         <w:t xml:space="preserve">Nearest</w:t>
       </w:r>
-      <w:r>
-        <w:t xml:space="preserve"> </w:t>
-      </w:r>
-      <w:r>
-        <w:t xml:space="preserve">- Distance to nearest island (km) -</w:t>
-      </w:r>
-      <w:r>
-        <w:t xml:space="preserve"> </w:t>
-      </w:r>
+    </w:p>
+    <w:p>
+      <w:pPr>
+        <w:pStyle w:val="Compact"/>
+        <w:numPr>
+          <w:ilvl w:val="1"/>
+          <w:numId w:val="1009"/>
+        </w:numPr>
+      </w:pPr>
+      <w:r>
+        <w:t xml:space="preserve">Distance to nearest island (km)</w:t>
+      </w:r>
+    </w:p>
+    <w:p>
+      <w:pPr>
+        <w:pStyle w:val="Compact"/>
+        <w:numPr>
+          <w:ilvl w:val="1"/>
+          <w:numId w:val="1009"/>
+        </w:numPr>
+      </w:pPr>
       <w:r>
         <w:rPr>
           <w:rStyle w:val="VerbatimChar"/>
@@ -1271,17 +1329,17 @@
         <w:t xml:space="preserve"> </w:t>
       </w:r>
       <w:r>
-        <w:t xml:space="preserve">- Distance to</w:t>
-      </w:r>
-      <w:r>
-        <w:t xml:space="preserve"> </w:t>
-      </w:r>
-      <w:r>
-        <w:t xml:space="preserve">Santa Cruz island (km) -</w:t>
-      </w:r>
-      <w:r>
-        <w:t xml:space="preserve"> </w:t>
-      </w:r>
+        <w:t xml:space="preserve">- Distance to Santa Cruz island (km)</w:t>
+      </w:r>
+    </w:p>
+    <w:p>
+      <w:pPr>
+        <w:pStyle w:val="Compact"/>
+        <w:numPr>
+          <w:ilvl w:val="1"/>
+          <w:numId w:val="1009"/>
+        </w:numPr>
+      </w:pPr>
       <w:r>
         <w:rPr>
           <w:rStyle w:val="VerbatimChar"/>
@@ -1297,7 +1355,7 @@
     </w:p>
     <w:p>
       <w:pPr>
-        <w:pStyle w:val="BodyText"/>
+        <w:pStyle w:val="FirstParagraph"/>
       </w:pPr>
       <w:r>
         <w:t xml:space="preserve">We’ll use this dataset throughout to demonstrate different GLM types</w:t>
@@ -2899,7 +2957,7 @@
         <w:pStyle w:val="Compact"/>
         <w:numPr>
           <w:ilvl w:val="0"/>
-          <w:numId w:val="1008"/>
+          <w:numId w:val="1010"/>
         </w:numPr>
       </w:pPr>
       <w:r>
@@ -2934,7 +2992,7 @@
         <w:pStyle w:val="Compact"/>
         <w:numPr>
           <w:ilvl w:val="1"/>
-          <w:numId w:val="1009"/>
+          <w:numId w:val="1011"/>
         </w:numPr>
       </w:pPr>
       <w:r>
@@ -2946,7 +3004,7 @@
         <w:pStyle w:val="Compact"/>
         <w:numPr>
           <w:ilvl w:val="1"/>
-          <w:numId w:val="1009"/>
+          <w:numId w:val="1011"/>
         </w:numPr>
       </w:pPr>
       <w:r>
@@ -2958,7 +3016,7 @@
         <w:pStyle w:val="Compact"/>
         <w:numPr>
           <w:ilvl w:val="1"/>
-          <w:numId w:val="1009"/>
+          <w:numId w:val="1011"/>
         </w:numPr>
       </w:pPr>
       <w:r>
@@ -2970,7 +3028,7 @@
         <w:pStyle w:val="Compact"/>
         <w:numPr>
           <w:ilvl w:val="1"/>
-          <w:numId w:val="1009"/>
+          <w:numId w:val="1011"/>
         </w:numPr>
       </w:pPr>
       <w:r>
@@ -2982,7 +3040,7 @@
         <w:pStyle w:val="Compact"/>
         <w:numPr>
           <w:ilvl w:val="0"/>
-          <w:numId w:val="1008"/>
+          <w:numId w:val="1010"/>
         </w:numPr>
       </w:pPr>
       <w:r>
@@ -2994,43 +3052,43 @@
         <w:pStyle w:val="Compact"/>
         <w:numPr>
           <w:ilvl w:val="1"/>
+          <w:numId w:val="1012"/>
+        </w:numPr>
+      </w:pPr>
+      <w:r>
+        <w:t xml:space="preserve">Counts are non-negative integers (0, 1, 2, 3, …)</w:t>
+      </w:r>
+    </w:p>
+    <w:p>
+      <w:pPr>
+        <w:pStyle w:val="Compact"/>
+        <w:numPr>
+          <w:ilvl w:val="1"/>
+          <w:numId w:val="1012"/>
+        </w:numPr>
+      </w:pPr>
+      <w:r>
+        <w:t xml:space="preserve">The mean equals the variance</w:t>
+      </w:r>
+    </w:p>
+    <w:p>
+      <w:pPr>
+        <w:pStyle w:val="Compact"/>
+        <w:numPr>
+          <w:ilvl w:val="1"/>
+          <w:numId w:val="1012"/>
+        </w:numPr>
+      </w:pPr>
+      <w:r>
+        <w:t xml:space="preserve">Events occur independently</w:t>
+      </w:r>
+    </w:p>
+    <w:p>
+      <w:pPr>
+        <w:pStyle w:val="Compact"/>
+        <w:numPr>
+          <w:ilvl w:val="0"/>
           <w:numId w:val="1010"/>
-        </w:numPr>
-      </w:pPr>
-      <w:r>
-        <w:t xml:space="preserve">Counts are non-negative integers (0, 1, 2, 3, …)</w:t>
-      </w:r>
-    </w:p>
-    <w:p>
-      <w:pPr>
-        <w:pStyle w:val="Compact"/>
-        <w:numPr>
-          <w:ilvl w:val="1"/>
-          <w:numId w:val="1010"/>
-        </w:numPr>
-      </w:pPr>
-      <w:r>
-        <w:t xml:space="preserve">The mean equals the variance</w:t>
-      </w:r>
-    </w:p>
-    <w:p>
-      <w:pPr>
-        <w:pStyle w:val="Compact"/>
-        <w:numPr>
-          <w:ilvl w:val="1"/>
-          <w:numId w:val="1010"/>
-        </w:numPr>
-      </w:pPr>
-      <w:r>
-        <w:t xml:space="preserve">Events occur independently</w:t>
-      </w:r>
-    </w:p>
-    <w:p>
-      <w:pPr>
-        <w:pStyle w:val="Compact"/>
-        <w:numPr>
-          <w:ilvl w:val="0"/>
-          <w:numId w:val="1008"/>
         </w:numPr>
       </w:pPr>
       <w:r>
@@ -3058,7 +3116,7 @@
         <w:pStyle w:val="Compact"/>
         <w:numPr>
           <w:ilvl w:val="0"/>
-          <w:numId w:val="1008"/>
+          <w:numId w:val="1010"/>
         </w:numPr>
       </w:pPr>
       <w:r>
@@ -3430,7 +3488,7 @@
         <w:pStyle w:val="Compact"/>
         <w:numPr>
           <w:ilvl w:val="0"/>
-          <w:numId w:val="1011"/>
+          <w:numId w:val="1013"/>
         </w:numPr>
       </w:pPr>
       <w:r>
@@ -3448,7 +3506,7 @@
         <w:pStyle w:val="Compact"/>
         <w:numPr>
           <w:ilvl w:val="1"/>
-          <w:numId w:val="1012"/>
+          <w:numId w:val="1014"/>
         </w:numPr>
       </w:pPr>
       <w:r>
@@ -3466,7 +3524,7 @@
         <w:pStyle w:val="Compact"/>
         <w:numPr>
           <w:ilvl w:val="1"/>
-          <w:numId w:val="1012"/>
+          <w:numId w:val="1014"/>
         </w:numPr>
       </w:pPr>
       <w:r>
@@ -3478,7 +3536,7 @@
         <w:pStyle w:val="Compact"/>
         <w:numPr>
           <w:ilvl w:val="2"/>
-          <w:numId w:val="1013"/>
+          <w:numId w:val="1015"/>
         </w:numPr>
       </w:pPr>
       <w:r>
@@ -3490,7 +3548,7 @@
         <w:pStyle w:val="Compact"/>
         <w:numPr>
           <w:ilvl w:val="2"/>
-          <w:numId w:val="1013"/>
+          <w:numId w:val="1015"/>
         </w:numPr>
       </w:pPr>
       <w:r>
@@ -3514,7 +3572,7 @@
         <w:pStyle w:val="Compact"/>
         <w:numPr>
           <w:ilvl w:val="2"/>
-          <w:numId w:val="1013"/>
+          <w:numId w:val="1015"/>
         </w:numPr>
       </w:pPr>
       <w:r>
@@ -3709,7 +3767,7 @@
         <w:pStyle w:val="Compact"/>
         <w:numPr>
           <w:ilvl w:val="0"/>
-          <w:numId w:val="1014"/>
+          <w:numId w:val="1016"/>
         </w:numPr>
       </w:pPr>
       <w:r>
@@ -3751,7 +3809,7 @@
         <w:pStyle w:val="Compact"/>
         <w:numPr>
           <w:ilvl w:val="0"/>
-          <w:numId w:val="1014"/>
+          <w:numId w:val="1016"/>
         </w:numPr>
       </w:pPr>
       <w:r>
@@ -3790,7 +3848,7 @@
         <w:pStyle w:val="Compact"/>
         <w:numPr>
           <w:ilvl w:val="0"/>
-          <w:numId w:val="1014"/>
+          <w:numId w:val="1016"/>
         </w:numPr>
       </w:pPr>
       <w:r>
@@ -3808,7 +3866,7 @@
         <w:pStyle w:val="Compact"/>
         <w:numPr>
           <w:ilvl w:val="0"/>
-          <w:numId w:val="1014"/>
+          <w:numId w:val="1016"/>
         </w:numPr>
       </w:pPr>
       <w:r>
@@ -4007,7 +4065,7 @@
       <w:pPr>
         <w:numPr>
           <w:ilvl w:val="0"/>
-          <w:numId w:val="1015"/>
+          <w:numId w:val="1017"/>
         </w:numPr>
       </w:pPr>
       <w:r>
@@ -4018,7 +4076,7 @@
       <w:pPr>
         <w:numPr>
           <w:ilvl w:val="0"/>
-          <w:numId w:val="1015"/>
+          <w:numId w:val="1017"/>
         </w:numPr>
       </w:pPr>
       <w:r>
@@ -4029,7 +4087,7 @@
       <w:pPr>
         <w:numPr>
           <w:ilvl w:val="0"/>
-          <w:numId w:val="1015"/>
+          <w:numId w:val="1017"/>
         </w:numPr>
       </w:pPr>
       <w:r>
@@ -4041,7 +4099,7 @@
         <w:pStyle w:val="Compact"/>
         <w:numPr>
           <w:ilvl w:val="1"/>
-          <w:numId w:val="1016"/>
+          <w:numId w:val="1018"/>
         </w:numPr>
       </w:pPr>
       <w:r>
@@ -4057,7 +4115,7 @@
         <w:pStyle w:val="Compact"/>
         <w:numPr>
           <w:ilvl w:val="2"/>
-          <w:numId w:val="1017"/>
+          <w:numId w:val="1019"/>
         </w:numPr>
       </w:pPr>
       <w:r>
@@ -4081,7 +4139,7 @@
         <w:pStyle w:val="Compact"/>
         <w:numPr>
           <w:ilvl w:val="3"/>
-          <w:numId w:val="1018"/>
+          <w:numId w:val="1020"/>
         </w:numPr>
       </w:pPr>
       <w:r>
@@ -4106,7 +4164,7 @@
         <w:pStyle w:val="Compact"/>
         <w:numPr>
           <w:ilvl w:val="3"/>
-          <w:numId w:val="1018"/>
+          <w:numId w:val="1020"/>
         </w:numPr>
       </w:pPr>
       <w:r>
@@ -4125,7 +4183,7 @@
         <w:pStyle w:val="Compact"/>
         <w:numPr>
           <w:ilvl w:val="3"/>
-          <w:numId w:val="1018"/>
+          <w:numId w:val="1020"/>
         </w:numPr>
       </w:pPr>
       <w:r>
@@ -4166,7 +4224,7 @@
         <w:pStyle w:val="Compact"/>
         <w:numPr>
           <w:ilvl w:val="1"/>
-          <w:numId w:val="1016"/>
+          <w:numId w:val="1018"/>
         </w:numPr>
       </w:pPr>
       <w:r>
@@ -4178,7 +4236,7 @@
         <w:pStyle w:val="Compact"/>
         <w:numPr>
           <w:ilvl w:val="1"/>
-          <w:numId w:val="1016"/>
+          <w:numId w:val="1018"/>
         </w:numPr>
       </w:pPr>
       <w:r>
@@ -4190,7 +4248,7 @@
         <w:pStyle w:val="Compact"/>
         <w:numPr>
           <w:ilvl w:val="1"/>
-          <w:numId w:val="1016"/>
+          <w:numId w:val="1018"/>
         </w:numPr>
       </w:pPr>
       <w:r>
@@ -4200,10 +4258,6 @@
     <w:p>
       <w:pPr>
         <w:pStyle w:val="SourceCode"/>
-        <w:numPr>
-          <w:ilvl w:val="0"/>
-          <w:numId w:val="1000"/>
-        </w:numPr>
       </w:pPr>
       <w:r>
         <w:rPr>
@@ -4452,7 +4506,7 @@
         <w:pStyle w:val="Compact"/>
         <w:numPr>
           <w:ilvl w:val="0"/>
-          <w:numId w:val="1019"/>
+          <w:numId w:val="1021"/>
         </w:numPr>
       </w:pPr>
       <w:r>
@@ -4889,7 +4943,7 @@
       <w:pPr>
         <w:numPr>
           <w:ilvl w:val="0"/>
-          <w:numId w:val="1020"/>
+          <w:numId w:val="1022"/>
         </w:numPr>
       </w:pPr>
       <w:r>
@@ -4901,7 +4955,7 @@
         <w:pStyle w:val="Compact"/>
         <w:numPr>
           <w:ilvl w:val="1"/>
-          <w:numId w:val="1021"/>
+          <w:numId w:val="1023"/>
         </w:numPr>
       </w:pPr>
       <w:r>
@@ -4910,10 +4964,7 @@
     </w:p>
     <w:p>
       <w:pPr>
-        <w:numPr>
-          <w:ilvl w:val="0"/>
-          <w:numId w:val="1000"/>
-        </w:numPr>
+        <w:pStyle w:val="FirstParagraph"/>
       </w:pPr>
       <w:r>
         <w:drawing>
@@ -4972,7 +5023,7 @@
         <w:pStyle w:val="Compact"/>
         <w:numPr>
           <w:ilvl w:val="0"/>
-          <w:numId w:val="1022"/>
+          <w:numId w:val="1024"/>
         </w:numPr>
       </w:pPr>
       <w:r>
@@ -4984,7 +5035,7 @@
         <w:pStyle w:val="Compact"/>
         <w:numPr>
           <w:ilvl w:val="1"/>
-          <w:numId w:val="1023"/>
+          <w:numId w:val="1025"/>
         </w:numPr>
       </w:pPr>
       <w:r>
@@ -5018,7 +5069,7 @@
         <w:pStyle w:val="Compact"/>
         <w:numPr>
           <w:ilvl w:val="1"/>
-          <w:numId w:val="1023"/>
+          <w:numId w:val="1025"/>
         </w:numPr>
       </w:pPr>
       <w:r>
@@ -5045,7 +5096,7 @@
         <w:pStyle w:val="Compact"/>
         <w:numPr>
           <w:ilvl w:val="1"/>
-          <w:numId w:val="1023"/>
+          <w:numId w:val="1025"/>
         </w:numPr>
       </w:pPr>
       <w:r>
@@ -5405,7 +5456,7 @@
         <w:pStyle w:val="Compact"/>
         <w:numPr>
           <w:ilvl w:val="0"/>
-          <w:numId w:val="1024"/>
+          <w:numId w:val="1026"/>
         </w:numPr>
       </w:pPr>
       <w:r>
@@ -5417,7 +5468,7 @@
         <w:pStyle w:val="Compact"/>
         <w:numPr>
           <w:ilvl w:val="1"/>
-          <w:numId w:val="1025"/>
+          <w:numId w:val="1027"/>
         </w:numPr>
       </w:pPr>
       <w:r>
@@ -5429,7 +5480,7 @@
         <w:pStyle w:val="Compact"/>
         <w:numPr>
           <w:ilvl w:val="1"/>
-          <w:numId w:val="1025"/>
+          <w:numId w:val="1027"/>
         </w:numPr>
       </w:pPr>
       <w:r>
@@ -5447,7 +5498,7 @@
         <w:pStyle w:val="Compact"/>
         <w:numPr>
           <w:ilvl w:val="1"/>
-          <w:numId w:val="1025"/>
+          <w:numId w:val="1027"/>
         </w:numPr>
       </w:pPr>
       <w:r>
@@ -5471,7 +5522,7 @@
         <w:pStyle w:val="Compact"/>
         <w:numPr>
           <w:ilvl w:val="1"/>
-          <w:numId w:val="1025"/>
+          <w:numId w:val="1027"/>
         </w:numPr>
       </w:pPr>
       <w:r>
@@ -5724,7 +5775,7 @@
         <w:pStyle w:val="Compact"/>
         <w:numPr>
           <w:ilvl w:val="0"/>
-          <w:numId w:val="1026"/>
+          <w:numId w:val="1028"/>
         </w:numPr>
       </w:pPr>
       <w:r>
@@ -5736,7 +5787,7 @@
         <w:pStyle w:val="Compact"/>
         <w:numPr>
           <w:ilvl w:val="1"/>
-          <w:numId w:val="1027"/>
+          <w:numId w:val="1029"/>
         </w:numPr>
       </w:pPr>
       <m:oMath>
@@ -5769,7 +5820,7 @@
         <w:pStyle w:val="Compact"/>
         <w:numPr>
           <w:ilvl w:val="1"/>
-          <w:numId w:val="1027"/>
+          <w:numId w:val="1029"/>
         </w:numPr>
       </w:pPr>
       <m:oMath>
@@ -5798,7 +5849,7 @@
         <w:pStyle w:val="Compact"/>
         <w:numPr>
           <w:ilvl w:val="1"/>
-          <w:numId w:val="1027"/>
+          <w:numId w:val="1029"/>
         </w:numPr>
       </w:pPr>
       <m:oMath>
@@ -6613,7 +6664,7 @@
       <w:pPr>
         <w:numPr>
           <w:ilvl w:val="0"/>
-          <w:numId w:val="1028"/>
+          <w:numId w:val="1030"/>
         </w:numPr>
       </w:pPr>
       <w:r>
@@ -6637,7 +6688,7 @@
       <w:pPr>
         <w:numPr>
           <w:ilvl w:val="0"/>
-          <w:numId w:val="1028"/>
+          <w:numId w:val="1030"/>
         </w:numPr>
       </w:pPr>
       <w:r>
@@ -6952,7 +7003,7 @@
         <w:pStyle w:val="Compact"/>
         <w:numPr>
           <w:ilvl w:val="0"/>
-          <w:numId w:val="1029"/>
+          <w:numId w:val="1031"/>
         </w:numPr>
       </w:pPr>
       <w:r>
@@ -6968,7 +7019,7 @@
         <w:pStyle w:val="Compact"/>
         <w:numPr>
           <w:ilvl w:val="0"/>
-          <w:numId w:val="1029"/>
+          <w:numId w:val="1031"/>
         </w:numPr>
       </w:pPr>
       <w:r>
@@ -6986,7 +7037,7 @@
         <w:pStyle w:val="Compact"/>
         <w:numPr>
           <w:ilvl w:val="0"/>
-          <w:numId w:val="1029"/>
+          <w:numId w:val="1031"/>
         </w:numPr>
       </w:pPr>
       <w:r>
@@ -7004,7 +7055,7 @@
         <w:pStyle w:val="Compact"/>
         <w:numPr>
           <w:ilvl w:val="0"/>
-          <w:numId w:val="1029"/>
+          <w:numId w:val="1031"/>
         </w:numPr>
       </w:pPr>
       <w:r>
@@ -7016,7 +7067,7 @@
         <w:pStyle w:val="Compact"/>
         <w:numPr>
           <w:ilvl w:val="0"/>
-          <w:numId w:val="1029"/>
+          <w:numId w:val="1031"/>
         </w:numPr>
       </w:pPr>
       <w:r>
@@ -7034,7 +7085,7 @@
         <w:pStyle w:val="Compact"/>
         <w:numPr>
           <w:ilvl w:val="0"/>
-          <w:numId w:val="1029"/>
+          <w:numId w:val="1031"/>
         </w:numPr>
       </w:pPr>
       <w:r>
@@ -7052,7 +7103,7 @@
         <w:pStyle w:val="Compact"/>
         <w:numPr>
           <w:ilvl w:val="0"/>
-          <w:numId w:val="1029"/>
+          <w:numId w:val="1031"/>
         </w:numPr>
       </w:pPr>
       <w:r>
@@ -8451,7 +8502,7 @@
         <w:pStyle w:val="Compact"/>
         <w:numPr>
           <w:ilvl w:val="0"/>
-          <w:numId w:val="1030"/>
+          <w:numId w:val="1032"/>
         </w:numPr>
       </w:pPr>
       <w:r>
@@ -8463,7 +8514,7 @@
         <w:pStyle w:val="Compact"/>
         <w:numPr>
           <w:ilvl w:val="0"/>
-          <w:numId w:val="1030"/>
+          <w:numId w:val="1032"/>
         </w:numPr>
       </w:pPr>
       <w:r>
@@ -8475,7 +8526,7 @@
         <w:pStyle w:val="Compact"/>
         <w:numPr>
           <w:ilvl w:val="0"/>
-          <w:numId w:val="1030"/>
+          <w:numId w:val="1032"/>
         </w:numPr>
       </w:pPr>
       <w:r>
@@ -8487,7 +8538,7 @@
         <w:pStyle w:val="Compact"/>
         <w:numPr>
           <w:ilvl w:val="0"/>
-          <w:numId w:val="1030"/>
+          <w:numId w:val="1032"/>
         </w:numPr>
       </w:pPr>
       <w:r>
@@ -8578,7 +8629,7 @@
         <w:pStyle w:val="Compact"/>
         <w:numPr>
           <w:ilvl w:val="0"/>
-          <w:numId w:val="1031"/>
+          <w:numId w:val="1033"/>
         </w:numPr>
       </w:pPr>
       <w:r>
@@ -8590,7 +8641,7 @@
         <w:pStyle w:val="Compact"/>
         <w:numPr>
           <w:ilvl w:val="0"/>
-          <w:numId w:val="1031"/>
+          <w:numId w:val="1033"/>
         </w:numPr>
       </w:pPr>
       <w:r>
@@ -8602,7 +8653,7 @@
         <w:pStyle w:val="Compact"/>
         <w:numPr>
           <w:ilvl w:val="0"/>
-          <w:numId w:val="1031"/>
+          <w:numId w:val="1033"/>
         </w:numPr>
       </w:pPr>
       <w:r>
@@ -9280,7 +9331,7 @@
         <w:pStyle w:val="Compact"/>
         <w:numPr>
           <w:ilvl w:val="0"/>
-          <w:numId w:val="1032"/>
+          <w:numId w:val="1034"/>
         </w:numPr>
       </w:pPr>
       <w:r>
@@ -9292,7 +9343,7 @@
         <w:pStyle w:val="Compact"/>
         <w:numPr>
           <w:ilvl w:val="0"/>
-          <w:numId w:val="1032"/>
+          <w:numId w:val="1034"/>
         </w:numPr>
       </w:pPr>
       <w:r>
@@ -9304,7 +9355,7 @@
         <w:pStyle w:val="Compact"/>
         <w:numPr>
           <w:ilvl w:val="0"/>
-          <w:numId w:val="1033"/>
+          <w:numId w:val="1035"/>
         </w:numPr>
       </w:pPr>
       <w:r>
@@ -9315,7 +9366,7 @@
       <w:pPr>
         <w:numPr>
           <w:ilvl w:val="1"/>
-          <w:numId w:val="1034"/>
+          <w:numId w:val="1036"/>
         </w:numPr>
       </w:pPr>
       <w:r>
@@ -9326,7 +9377,7 @@
       <w:pPr>
         <w:numPr>
           <w:ilvl w:val="1"/>
-          <w:numId w:val="1034"/>
+          <w:numId w:val="1036"/>
         </w:numPr>
       </w:pPr>
       <w:r>
@@ -9395,16 +9446,16 @@
                 <w:left w:val="none" w:sz="0" w:space="0" w:color="000000"/>
                 <w:right w:val="none" w:sz="0" w:space="0" w:color="000000"/>
               </w:pBdr>
-              <w:spacing w:after="60" w:before="60" w:line="240"/>
-              <w:ind w:left="60" w:right="60" w:firstLine="0" w:firstLineChars="0"/>
+              <w:spacing w:after="100" w:before="100" w:line="240"/>
+              <w:ind w:left="100" w:right="100" w:firstLine="0" w:firstLineChars="0"/>
               <w:rPr>
                 <w:rFonts w:ascii="Helvetica" w:hAnsi="Helvetica" w:eastAsia="Helvetica" w:cs="Helvetica"/>
                 <w:i w:val="false"/>
-                <w:b w:val="true"/>
+                <w:b w:val="false"/>
                 <w:u w:val="none"/>
                 <w:strike w:val="false"/>
-                <w:sz w:val="20"/>
-                <w:szCs w:val="20"/>
+                <w:sz w:val="22"/>
+                <w:szCs w:val="22"/>
                 <w:color w:val="000000"/>
               </w:rPr>
             </w:pPr>
@@ -9412,11 +9463,11 @@
               <w:rPr>
                 <w:rFonts w:ascii="Helvetica" w:hAnsi="Helvetica" w:eastAsia="Helvetica" w:cs="Helvetica"/>
                 <w:i w:val="false"/>
-                <w:b w:val="true"/>
+                <w:b w:val="false"/>
                 <w:u w:val="none"/>
                 <w:strike w:val="false"/>
-                <w:sz w:val="20"/>
-                <w:szCs w:val="20"/>
+                <w:sz w:val="22"/>
+                <w:szCs w:val="22"/>
                 <w:color w:val="000000"/>
               </w:rPr>
               <w:t xml:space="preserve">Term</w:t>
@@ -9449,16 +9500,16 @@
                 <w:left w:val="none" w:sz="0" w:space="0" w:color="000000"/>
                 <w:right w:val="none" w:sz="0" w:space="0" w:color="000000"/>
               </w:pBdr>
-              <w:spacing w:after="60" w:before="60" w:line="240"/>
-              <w:ind w:left="60" w:right="60" w:firstLine="0" w:firstLineChars="0"/>
+              <w:spacing w:after="100" w:before="100" w:line="240"/>
+              <w:ind w:left="100" w:right="100" w:firstLine="0" w:firstLineChars="0"/>
               <w:rPr>
                 <w:rFonts w:ascii="Helvetica" w:hAnsi="Helvetica" w:eastAsia="Helvetica" w:cs="Helvetica"/>
                 <w:i w:val="false"/>
-                <w:b w:val="true"/>
+                <w:b w:val="false"/>
                 <w:u w:val="none"/>
                 <w:strike w:val="false"/>
-                <w:sz w:val="20"/>
-                <w:szCs w:val="20"/>
+                <w:sz w:val="22"/>
+                <w:szCs w:val="22"/>
                 <w:color w:val="000000"/>
               </w:rPr>
             </w:pPr>
@@ -9466,11 +9517,11 @@
               <w:rPr>
                 <w:rFonts w:ascii="Helvetica" w:hAnsi="Helvetica" w:eastAsia="Helvetica" w:cs="Helvetica"/>
                 <w:i w:val="false"/>
-                <w:b w:val="true"/>
+                <w:b w:val="false"/>
                 <w:u w:val="none"/>
                 <w:strike w:val="false"/>
-                <w:sz w:val="20"/>
-                <w:szCs w:val="20"/>
+                <w:sz w:val="22"/>
+                <w:szCs w:val="22"/>
                 <w:color w:val="000000"/>
               </w:rPr>
               <w:t xml:space="preserve">Linear.Regression</w:t>
@@ -9503,16 +9554,16 @@
                 <w:left w:val="none" w:sz="0" w:space="0" w:color="000000"/>
                 <w:right w:val="none" w:sz="0" w:space="0" w:color="000000"/>
               </w:pBdr>
-              <w:spacing w:after="60" w:before="60" w:line="240"/>
-              <w:ind w:left="60" w:right="60" w:firstLine="0" w:firstLineChars="0"/>
+              <w:spacing w:after="100" w:before="100" w:line="240"/>
+              <w:ind w:left="100" w:right="100" w:firstLine="0" w:firstLineChars="0"/>
               <w:rPr>
                 <w:rFonts w:ascii="Helvetica" w:hAnsi="Helvetica" w:eastAsia="Helvetica" w:cs="Helvetica"/>
                 <w:i w:val="false"/>
-                <w:b w:val="true"/>
+                <w:b w:val="false"/>
                 <w:u w:val="none"/>
                 <w:strike w:val="false"/>
-                <w:sz w:val="20"/>
-                <w:szCs w:val="20"/>
+                <w:sz w:val="22"/>
+                <w:szCs w:val="22"/>
                 <w:color w:val="000000"/>
               </w:rPr>
             </w:pPr>
@@ -9520,11 +9571,11 @@
               <w:rPr>
                 <w:rFonts w:ascii="Helvetica" w:hAnsi="Helvetica" w:eastAsia="Helvetica" w:cs="Helvetica"/>
                 <w:i w:val="false"/>
-                <w:b w:val="true"/>
+                <w:b w:val="false"/>
                 <w:u w:val="none"/>
                 <w:strike w:val="false"/>
-                <w:sz w:val="20"/>
-                <w:szCs w:val="20"/>
+                <w:sz w:val="22"/>
+                <w:szCs w:val="22"/>
                 <w:color w:val="000000"/>
               </w:rPr>
               <w:t xml:space="preserve">Gaussian.GLM</w:t>
@@ -9540,7 +9591,7 @@
         <w:tc>
           <w:tcPr>
             <w:tcBorders>
-              <w:bottom w:val="single" w:sz="6" w:space="0" w:color="666666"/>
+              <w:bottom w:val="none" w:sz="0" w:space="0" w:color="000000"/>
               <w:top w:val="single" w:sz="12" w:space="0" w:color="666666"/>
               <w:left w:val="none" w:sz="0" w:space="0" w:color="000000"/>
               <w:right w:val="none" w:sz="0" w:space="0" w:color="000000"/>
@@ -9563,16 +9614,16 @@
                 <w:left w:val="none" w:sz="0" w:space="0" w:color="000000"/>
                 <w:right w:val="none" w:sz="0" w:space="0" w:color="000000"/>
               </w:pBdr>
-              <w:spacing w:after="60" w:before="60" w:line="240"/>
-              <w:ind w:left="60" w:right="60" w:firstLine="0" w:firstLineChars="0"/>
+              <w:spacing w:after="100" w:before="100" w:line="240"/>
+              <w:ind w:left="100" w:right="100" w:firstLine="0" w:firstLineChars="0"/>
               <w:rPr>
                 <w:rFonts w:ascii="Helvetica" w:hAnsi="Helvetica" w:eastAsia="Helvetica" w:cs="Helvetica"/>
                 <w:i w:val="false"/>
                 <w:b w:val="false"/>
                 <w:u w:val="none"/>
                 <w:strike w:val="false"/>
-                <w:sz w:val="20"/>
-                <w:szCs w:val="20"/>
+                <w:sz w:val="22"/>
+                <w:szCs w:val="22"/>
                 <w:color w:val="000000"/>
               </w:rPr>
             </w:pPr>
@@ -9583,8 +9634,8 @@
                 <w:b w:val="false"/>
                 <w:u w:val="none"/>
                 <w:strike w:val="false"/>
-                <w:sz w:val="20"/>
-                <w:szCs w:val="20"/>
+                <w:sz w:val="22"/>
+                <w:szCs w:val="22"/>
                 <w:color w:val="000000"/>
               </w:rPr>
               <w:t xml:space="preserve">(Intercept)</w:t>
@@ -9594,7 +9645,7 @@
         <w:tc>
           <w:tcPr>
             <w:tcBorders>
-              <w:bottom w:val="single" w:sz="6" w:space="0" w:color="666666"/>
+              <w:bottom w:val="none" w:sz="0" w:space="0" w:color="000000"/>
               <w:top w:val="single" w:sz="12" w:space="0" w:color="666666"/>
               <w:left w:val="none" w:sz="0" w:space="0" w:color="000000"/>
               <w:right w:val="none" w:sz="0" w:space="0" w:color="000000"/>
@@ -9617,16 +9668,16 @@
                 <w:left w:val="none" w:sz="0" w:space="0" w:color="000000"/>
                 <w:right w:val="none" w:sz="0" w:space="0" w:color="000000"/>
               </w:pBdr>
-              <w:spacing w:after="60" w:before="60" w:line="240"/>
-              <w:ind w:left="60" w:right="60" w:firstLine="0" w:firstLineChars="0"/>
+              <w:spacing w:after="100" w:before="100" w:line="240"/>
+              <w:ind w:left="100" w:right="100" w:firstLine="0" w:firstLineChars="0"/>
               <w:rPr>
                 <w:rFonts w:ascii="Helvetica" w:hAnsi="Helvetica" w:eastAsia="Helvetica" w:cs="Helvetica"/>
                 <w:i w:val="false"/>
                 <w:b w:val="false"/>
                 <w:u w:val="none"/>
                 <w:strike w:val="false"/>
-                <w:sz w:val="20"/>
-                <w:szCs w:val="20"/>
+                <w:sz w:val="22"/>
+                <w:szCs w:val="22"/>
                 <w:color w:val="000000"/>
               </w:rPr>
             </w:pPr>
@@ -9637,8 +9688,8 @@
                 <w:b w:val="false"/>
                 <w:u w:val="none"/>
                 <w:strike w:val="false"/>
-                <w:sz w:val="20"/>
-                <w:szCs w:val="20"/>
+                <w:sz w:val="22"/>
+                <w:szCs w:val="22"/>
                 <w:color w:val="000000"/>
               </w:rPr>
               <w:t xml:space="preserve">37.885</w:t>
@@ -9648,7 +9699,7 @@
         <w:tc>
           <w:tcPr>
             <w:tcBorders>
-              <w:bottom w:val="single" w:sz="6" w:space="0" w:color="666666"/>
+              <w:bottom w:val="none" w:sz="0" w:space="0" w:color="000000"/>
               <w:top w:val="single" w:sz="12" w:space="0" w:color="666666"/>
               <w:left w:val="none" w:sz="0" w:space="0" w:color="000000"/>
               <w:right w:val="none" w:sz="0" w:space="0" w:color="000000"/>
@@ -9671,16 +9722,16 @@
                 <w:left w:val="none" w:sz="0" w:space="0" w:color="000000"/>
                 <w:right w:val="none" w:sz="0" w:space="0" w:color="000000"/>
               </w:pBdr>
-              <w:spacing w:after="60" w:before="60" w:line="240"/>
-              <w:ind w:left="60" w:right="60" w:firstLine="0" w:firstLineChars="0"/>
+              <w:spacing w:after="100" w:before="100" w:line="240"/>
+              <w:ind w:left="100" w:right="100" w:firstLine="0" w:firstLineChars="0"/>
               <w:rPr>
                 <w:rFonts w:ascii="Helvetica" w:hAnsi="Helvetica" w:eastAsia="Helvetica" w:cs="Helvetica"/>
                 <w:i w:val="false"/>
                 <w:b w:val="false"/>
                 <w:u w:val="none"/>
                 <w:strike w:val="false"/>
-                <w:sz w:val="20"/>
-                <w:szCs w:val="20"/>
+                <w:sz w:val="22"/>
+                <w:szCs w:val="22"/>
                 <w:color w:val="000000"/>
               </w:rPr>
             </w:pPr>
@@ -9691,8 +9742,8 @@
                 <w:b w:val="false"/>
                 <w:u w:val="none"/>
                 <w:strike w:val="false"/>
-                <w:sz w:val="20"/>
-                <w:szCs w:val="20"/>
+                <w:sz w:val="22"/>
+                <w:szCs w:val="22"/>
                 <w:color w:val="000000"/>
               </w:rPr>
               <w:t xml:space="preserve">37.885</w:t>
@@ -9709,7 +9760,7 @@
           <w:tcPr>
             <w:tcBorders>
               <w:bottom w:val="single" w:sz="12" w:space="0" w:color="666666"/>
-              <w:top w:val="single" w:sz="6" w:space="0" w:color="666666"/>
+              <w:top w:val="none" w:sz="0" w:space="0" w:color="000000"/>
               <w:left w:val="none" w:sz="0" w:space="0" w:color="000000"/>
               <w:right w:val="none" w:sz="0" w:space="0" w:color="000000"/>
             </w:tcBorders>
@@ -9731,16 +9782,16 @@
                 <w:left w:val="none" w:sz="0" w:space="0" w:color="000000"/>
                 <w:right w:val="none" w:sz="0" w:space="0" w:color="000000"/>
               </w:pBdr>
-              <w:spacing w:after="60" w:before="60" w:line="240"/>
-              <w:ind w:left="60" w:right="60" w:firstLine="0" w:firstLineChars="0"/>
+              <w:spacing w:after="100" w:before="100" w:line="240"/>
+              <w:ind w:left="100" w:right="100" w:firstLine="0" w:firstLineChars="0"/>
               <w:rPr>
                 <w:rFonts w:ascii="Helvetica" w:hAnsi="Helvetica" w:eastAsia="Helvetica" w:cs="Helvetica"/>
                 <w:i w:val="false"/>
                 <w:b w:val="false"/>
                 <w:u w:val="none"/>
                 <w:strike w:val="false"/>
-                <w:sz w:val="20"/>
-                <w:szCs w:val="20"/>
+                <w:sz w:val="22"/>
+                <w:szCs w:val="22"/>
                 <w:color w:val="000000"/>
               </w:rPr>
             </w:pPr>
@@ -9751,8 +9802,8 @@
                 <w:b w:val="false"/>
                 <w:u w:val="none"/>
                 <w:strike w:val="false"/>
-                <w:sz w:val="20"/>
-                <w:szCs w:val="20"/>
+                <w:sz w:val="22"/>
+                <w:szCs w:val="22"/>
                 <w:color w:val="000000"/>
               </w:rPr>
               <w:t xml:space="preserve">cyl</w:t>
@@ -9763,7 +9814,7 @@
           <w:tcPr>
             <w:tcBorders>
               <w:bottom w:val="single" w:sz="12" w:space="0" w:color="666666"/>
-              <w:top w:val="single" w:sz="6" w:space="0" w:color="666666"/>
+              <w:top w:val="none" w:sz="0" w:space="0" w:color="000000"/>
               <w:left w:val="none" w:sz="0" w:space="0" w:color="000000"/>
               <w:right w:val="none" w:sz="0" w:space="0" w:color="000000"/>
             </w:tcBorders>
@@ -9785,16 +9836,16 @@
                 <w:left w:val="none" w:sz="0" w:space="0" w:color="000000"/>
                 <w:right w:val="none" w:sz="0" w:space="0" w:color="000000"/>
               </w:pBdr>
-              <w:spacing w:after="60" w:before="60" w:line="240"/>
-              <w:ind w:left="60" w:right="60" w:firstLine="0" w:firstLineChars="0"/>
+              <w:spacing w:after="100" w:before="100" w:line="240"/>
+              <w:ind w:left="100" w:right="100" w:firstLine="0" w:firstLineChars="0"/>
               <w:rPr>
                 <w:rFonts w:ascii="Helvetica" w:hAnsi="Helvetica" w:eastAsia="Helvetica" w:cs="Helvetica"/>
                 <w:i w:val="false"/>
                 <w:b w:val="false"/>
                 <w:u w:val="none"/>
                 <w:strike w:val="false"/>
-                <w:sz w:val="20"/>
-                <w:szCs w:val="20"/>
+                <w:sz w:val="22"/>
+                <w:szCs w:val="22"/>
                 <w:color w:val="000000"/>
               </w:rPr>
             </w:pPr>
@@ -9805,8 +9856,8 @@
                 <w:b w:val="false"/>
                 <w:u w:val="none"/>
                 <w:strike w:val="false"/>
-                <w:sz w:val="20"/>
-                <w:szCs w:val="20"/>
+                <w:sz w:val="22"/>
+                <w:szCs w:val="22"/>
                 <w:color w:val="000000"/>
               </w:rPr>
               <w:t xml:space="preserve">-2.876</w:t>
@@ -9817,7 +9868,7 @@
           <w:tcPr>
             <w:tcBorders>
               <w:bottom w:val="single" w:sz="12" w:space="0" w:color="666666"/>
-              <w:top w:val="single" w:sz="6" w:space="0" w:color="666666"/>
+              <w:top w:val="none" w:sz="0" w:space="0" w:color="000000"/>
               <w:left w:val="none" w:sz="0" w:space="0" w:color="000000"/>
               <w:right w:val="none" w:sz="0" w:space="0" w:color="000000"/>
             </w:tcBorders>
@@ -9839,16 +9890,16 @@
                 <w:left w:val="none" w:sz="0" w:space="0" w:color="000000"/>
                 <w:right w:val="none" w:sz="0" w:space="0" w:color="000000"/>
               </w:pBdr>
-              <w:spacing w:after="60" w:before="60" w:line="240"/>
-              <w:ind w:left="60" w:right="60" w:firstLine="0" w:firstLineChars="0"/>
+              <w:spacing w:after="100" w:before="100" w:line="240"/>
+              <w:ind w:left="100" w:right="100" w:firstLine="0" w:firstLineChars="0"/>
               <w:rPr>
                 <w:rFonts w:ascii="Helvetica" w:hAnsi="Helvetica" w:eastAsia="Helvetica" w:cs="Helvetica"/>
                 <w:i w:val="false"/>
                 <w:b w:val="false"/>
                 <w:u w:val="none"/>
                 <w:strike w:val="false"/>
-                <w:sz w:val="20"/>
-                <w:szCs w:val="20"/>
+                <w:sz w:val="22"/>
+                <w:szCs w:val="22"/>
                 <w:color w:val="000000"/>
               </w:rPr>
             </w:pPr>
@@ -9859,8 +9910,8 @@
                 <w:b w:val="false"/>
                 <w:u w:val="none"/>
                 <w:strike w:val="false"/>
-                <w:sz w:val="20"/>
-                <w:szCs w:val="20"/>
+                <w:sz w:val="22"/>
+                <w:szCs w:val="22"/>
                 <w:color w:val="000000"/>
               </w:rPr>
               <w:t xml:space="preserve">-2.876</w:t>
@@ -9930,7 +9981,7 @@
       <w:pPr>
         <w:numPr>
           <w:ilvl w:val="0"/>
-          <w:numId w:val="1035"/>
+          <w:numId w:val="1037"/>
         </w:numPr>
       </w:pPr>
       <w:r>
@@ -9947,7 +9998,7 @@
       <w:pPr>
         <w:numPr>
           <w:ilvl w:val="0"/>
-          <w:numId w:val="1035"/>
+          <w:numId w:val="1037"/>
         </w:numPr>
       </w:pPr>
       <w:r>
@@ -9963,7 +10014,7 @@
         <w:pStyle w:val="Compact"/>
         <w:numPr>
           <w:ilvl w:val="1"/>
-          <w:numId w:val="1036"/>
+          <w:numId w:val="1038"/>
         </w:numPr>
       </w:pPr>
       <w:r>
@@ -9975,7 +10026,7 @@
         <w:pStyle w:val="Compact"/>
         <w:numPr>
           <w:ilvl w:val="1"/>
-          <w:numId w:val="1036"/>
+          <w:numId w:val="1038"/>
         </w:numPr>
       </w:pPr>
       <w:r>
@@ -9986,7 +10037,7 @@
       <w:pPr>
         <w:numPr>
           <w:ilvl w:val="0"/>
-          <w:numId w:val="1035"/>
+          <w:numId w:val="1037"/>
         </w:numPr>
       </w:pPr>
       <w:r>
@@ -10002,30 +10053,30 @@
         <w:pStyle w:val="Compact"/>
         <w:numPr>
           <w:ilvl w:val="1"/>
+          <w:numId w:val="1039"/>
+        </w:numPr>
+      </w:pPr>
+      <w:r>
+        <w:t xml:space="preserve">Normality of residuals</w:t>
+      </w:r>
+    </w:p>
+    <w:p>
+      <w:pPr>
+        <w:pStyle w:val="Compact"/>
+        <w:numPr>
+          <w:ilvl w:val="1"/>
+          <w:numId w:val="1039"/>
+        </w:numPr>
+      </w:pPr>
+      <w:r>
+        <w:t xml:space="preserve">Homogeneity of variance</w:t>
+      </w:r>
+    </w:p>
+    <w:p>
+      <w:pPr>
+        <w:numPr>
+          <w:ilvl w:val="0"/>
           <w:numId w:val="1037"/>
-        </w:numPr>
-      </w:pPr>
-      <w:r>
-        <w:t xml:space="preserve">Normality of residuals</w:t>
-      </w:r>
-    </w:p>
-    <w:p>
-      <w:pPr>
-        <w:pStyle w:val="Compact"/>
-        <w:numPr>
-          <w:ilvl w:val="1"/>
-          <w:numId w:val="1037"/>
-        </w:numPr>
-      </w:pPr>
-      <w:r>
-        <w:t xml:space="preserve">Homogeneity of variance</w:t>
-      </w:r>
-    </w:p>
-    <w:p>
-      <w:pPr>
-        <w:numPr>
-          <w:ilvl w:val="0"/>
-          <w:numId w:val="1035"/>
         </w:numPr>
       </w:pPr>
       <w:r>
@@ -10041,7 +10092,7 @@
         <w:pStyle w:val="Compact"/>
         <w:numPr>
           <w:ilvl w:val="1"/>
-          <w:numId w:val="1038"/>
+          <w:numId w:val="1040"/>
         </w:numPr>
       </w:pPr>
       <w:r>
@@ -10053,7 +10104,7 @@
         <w:pStyle w:val="Compact"/>
         <w:numPr>
           <w:ilvl w:val="1"/>
-          <w:numId w:val="1038"/>
+          <w:numId w:val="1040"/>
         </w:numPr>
       </w:pPr>
       <w:r>
@@ -10064,7 +10115,7 @@
       <w:pPr>
         <w:numPr>
           <w:ilvl w:val="0"/>
-          <w:numId w:val="1035"/>
+          <w:numId w:val="1037"/>
         </w:numPr>
       </w:pPr>
       <w:r>
@@ -10080,7 +10131,7 @@
         <w:pStyle w:val="Compact"/>
         <w:numPr>
           <w:ilvl w:val="1"/>
-          <w:numId w:val="1039"/>
+          <w:numId w:val="1041"/>
         </w:numPr>
       </w:pPr>
       <w:r>
@@ -10092,7 +10143,7 @@
         <w:pStyle w:val="Compact"/>
         <w:numPr>
           <w:ilvl w:val="1"/>
-          <w:numId w:val="1039"/>
+          <w:numId w:val="1041"/>
         </w:numPr>
       </w:pPr>
       <w:r>
@@ -10104,7 +10155,7 @@
         <w:pStyle w:val="Compact"/>
         <w:numPr>
           <w:ilvl w:val="1"/>
-          <w:numId w:val="1039"/>
+          <w:numId w:val="1041"/>
         </w:numPr>
       </w:pPr>
       <w:r>
@@ -10201,7 +10252,7 @@
         <w:pStyle w:val="Compact"/>
         <w:numPr>
           <w:ilvl w:val="0"/>
-          <w:numId w:val="1040"/>
+          <w:numId w:val="1042"/>
         </w:numPr>
       </w:pPr>
       <w:r>
@@ -10229,7 +10280,7 @@
         <w:pStyle w:val="Compact"/>
         <w:numPr>
           <w:ilvl w:val="0"/>
-          <w:numId w:val="1040"/>
+          <w:numId w:val="1042"/>
         </w:numPr>
       </w:pPr>
       <w:r>
@@ -10257,7 +10308,7 @@
         <w:pStyle w:val="Compact"/>
         <w:numPr>
           <w:ilvl w:val="0"/>
-          <w:numId w:val="1040"/>
+          <w:numId w:val="1042"/>
         </w:numPr>
       </w:pPr>
       <w:r>
@@ -10279,7 +10330,7 @@
         <w:pStyle w:val="Compact"/>
         <w:numPr>
           <w:ilvl w:val="0"/>
-          <w:numId w:val="1040"/>
+          <w:numId w:val="1042"/>
         </w:numPr>
       </w:pPr>
       <w:r>
@@ -10307,7 +10358,7 @@
         <w:pStyle w:val="Compact"/>
         <w:numPr>
           <w:ilvl w:val="0"/>
-          <w:numId w:val="1041"/>
+          <w:numId w:val="1043"/>
         </w:numPr>
       </w:pPr>
       <w:r>
@@ -10319,7 +10370,7 @@
         <w:pStyle w:val="Compact"/>
         <w:numPr>
           <w:ilvl w:val="1"/>
-          <w:numId w:val="1042"/>
+          <w:numId w:val="1044"/>
         </w:numPr>
       </w:pPr>
       <w:r>
@@ -10331,7 +10382,7 @@
         <w:pStyle w:val="Compact"/>
         <w:numPr>
           <w:ilvl w:val="1"/>
-          <w:numId w:val="1042"/>
+          <w:numId w:val="1044"/>
         </w:numPr>
       </w:pPr>
       <w:r>
@@ -10343,7 +10394,7 @@
         <w:pStyle w:val="Compact"/>
         <w:numPr>
           <w:ilvl w:val="1"/>
-          <w:numId w:val="1042"/>
+          <w:numId w:val="1044"/>
         </w:numPr>
       </w:pPr>
       <w:r>
@@ -10361,7 +10412,7 @@
         <w:pStyle w:val="Compact"/>
         <w:numPr>
           <w:ilvl w:val="1"/>
-          <w:numId w:val="1042"/>
+          <w:numId w:val="1044"/>
         </w:numPr>
       </w:pPr>
       <w:r>
@@ -10397,7 +10448,7 @@
         <w:pStyle w:val="Compact"/>
         <w:numPr>
           <w:ilvl w:val="0"/>
-          <w:numId w:val="1043"/>
+          <w:numId w:val="1045"/>
         </w:numPr>
       </w:pPr>
       <w:r>
@@ -10415,7 +10466,7 @@
         <w:pStyle w:val="Compact"/>
         <w:numPr>
           <w:ilvl w:val="0"/>
-          <w:numId w:val="1043"/>
+          <w:numId w:val="1045"/>
         </w:numPr>
       </w:pPr>
       <w:r>
@@ -10427,7 +10478,7 @@
         <w:pStyle w:val="Compact"/>
         <w:numPr>
           <w:ilvl w:val="0"/>
-          <w:numId w:val="1043"/>
+          <w:numId w:val="1045"/>
         </w:numPr>
       </w:pPr>
       <w:r>
@@ -10439,7 +10490,7 @@
         <w:pStyle w:val="Compact"/>
         <w:numPr>
           <w:ilvl w:val="0"/>
-          <w:numId w:val="1043"/>
+          <w:numId w:val="1045"/>
         </w:numPr>
       </w:pPr>
       <w:r>
@@ -10451,7 +10502,7 @@
         <w:pStyle w:val="Compact"/>
         <w:numPr>
           <w:ilvl w:val="0"/>
-          <w:numId w:val="1043"/>
+          <w:numId w:val="1045"/>
         </w:numPr>
       </w:pPr>
       <w:r>
@@ -11002,34 +11053,7 @@
     <w:abstractNumId w:val="991"/>
   </w:num>
   <w:num w:numId="1028">
-    <w:abstractNumId w:val="99411"/>
-    <w:lvlOverride w:ilvl="0">
-      <w:startOverride w:val="1"/>
-    </w:lvlOverride>
-    <w:lvlOverride w:ilvl="1">
-      <w:startOverride w:val="1"/>
-    </w:lvlOverride>
-    <w:lvlOverride w:ilvl="2">
-      <w:startOverride w:val="1"/>
-    </w:lvlOverride>
-    <w:lvlOverride w:ilvl="3">
-      <w:startOverride w:val="1"/>
-    </w:lvlOverride>
-    <w:lvlOverride w:ilvl="4">
-      <w:startOverride w:val="1"/>
-    </w:lvlOverride>
-    <w:lvlOverride w:ilvl="5">
-      <w:startOverride w:val="1"/>
-    </w:lvlOverride>
-    <w:lvlOverride w:ilvl="6">
-      <w:startOverride w:val="1"/>
-    </w:lvlOverride>
-    <w:lvlOverride w:ilvl="7">
-      <w:startOverride w:val="1"/>
-    </w:lvlOverride>
-    <w:lvlOverride w:ilvl="8">
-      <w:startOverride w:val="1"/>
-    </w:lvlOverride>
+    <w:abstractNumId w:val="991"/>
   </w:num>
   <w:num w:numId="1029">
     <w:abstractNumId w:val="991"/>
@@ -11065,34 +11089,7 @@
     </w:lvlOverride>
   </w:num>
   <w:num w:numId="1031">
-    <w:abstractNumId w:val="99411"/>
-    <w:lvlOverride w:ilvl="0">
-      <w:startOverride w:val="1"/>
-    </w:lvlOverride>
-    <w:lvlOverride w:ilvl="1">
-      <w:startOverride w:val="1"/>
-    </w:lvlOverride>
-    <w:lvlOverride w:ilvl="2">
-      <w:startOverride w:val="1"/>
-    </w:lvlOverride>
-    <w:lvlOverride w:ilvl="3">
-      <w:startOverride w:val="1"/>
-    </w:lvlOverride>
-    <w:lvlOverride w:ilvl="4">
-      <w:startOverride w:val="1"/>
-    </w:lvlOverride>
-    <w:lvlOverride w:ilvl="5">
-      <w:startOverride w:val="1"/>
-    </w:lvlOverride>
-    <w:lvlOverride w:ilvl="6">
-      <w:startOverride w:val="1"/>
-    </w:lvlOverride>
-    <w:lvlOverride w:ilvl="7">
-      <w:startOverride w:val="1"/>
-    </w:lvlOverride>
-    <w:lvlOverride w:ilvl="8">
-      <w:startOverride w:val="1"/>
-    </w:lvlOverride>
+    <w:abstractNumId w:val="991"/>
   </w:num>
   <w:num w:numId="1032">
     <w:abstractNumId w:val="99411"/>
@@ -11125,27 +11122,6 @@
     </w:lvlOverride>
   </w:num>
   <w:num w:numId="1033">
-    <w:abstractNumId w:val="991"/>
-  </w:num>
-  <w:num w:numId="1034">
-    <w:abstractNumId w:val="991"/>
-  </w:num>
-  <w:num w:numId="1035">
-    <w:abstractNumId w:val="991"/>
-  </w:num>
-  <w:num w:numId="1036">
-    <w:abstractNumId w:val="991"/>
-  </w:num>
-  <w:num w:numId="1037">
-    <w:abstractNumId w:val="991"/>
-  </w:num>
-  <w:num w:numId="1038">
-    <w:abstractNumId w:val="991"/>
-  </w:num>
-  <w:num w:numId="1039">
-    <w:abstractNumId w:val="991"/>
-  </w:num>
-  <w:num w:numId="1040">
     <w:abstractNumId w:val="99411"/>
     <w:lvlOverride w:ilvl="0">
       <w:startOverride w:val="1"/>
@@ -11175,13 +11151,94 @@
       <w:startOverride w:val="1"/>
     </w:lvlOverride>
   </w:num>
+  <w:num w:numId="1034">
+    <w:abstractNumId w:val="99411"/>
+    <w:lvlOverride w:ilvl="0">
+      <w:startOverride w:val="1"/>
+    </w:lvlOverride>
+    <w:lvlOverride w:ilvl="1">
+      <w:startOverride w:val="1"/>
+    </w:lvlOverride>
+    <w:lvlOverride w:ilvl="2">
+      <w:startOverride w:val="1"/>
+    </w:lvlOverride>
+    <w:lvlOverride w:ilvl="3">
+      <w:startOverride w:val="1"/>
+    </w:lvlOverride>
+    <w:lvlOverride w:ilvl="4">
+      <w:startOverride w:val="1"/>
+    </w:lvlOverride>
+    <w:lvlOverride w:ilvl="5">
+      <w:startOverride w:val="1"/>
+    </w:lvlOverride>
+    <w:lvlOverride w:ilvl="6">
+      <w:startOverride w:val="1"/>
+    </w:lvlOverride>
+    <w:lvlOverride w:ilvl="7">
+      <w:startOverride w:val="1"/>
+    </w:lvlOverride>
+    <w:lvlOverride w:ilvl="8">
+      <w:startOverride w:val="1"/>
+    </w:lvlOverride>
+  </w:num>
+  <w:num w:numId="1035">
+    <w:abstractNumId w:val="991"/>
+  </w:num>
+  <w:num w:numId="1036">
+    <w:abstractNumId w:val="991"/>
+  </w:num>
+  <w:num w:numId="1037">
+    <w:abstractNumId w:val="991"/>
+  </w:num>
+  <w:num w:numId="1038">
+    <w:abstractNumId w:val="991"/>
+  </w:num>
+  <w:num w:numId="1039">
+    <w:abstractNumId w:val="991"/>
+  </w:num>
+  <w:num w:numId="1040">
+    <w:abstractNumId w:val="991"/>
+  </w:num>
   <w:num w:numId="1041">
     <w:abstractNumId w:val="991"/>
   </w:num>
   <w:num w:numId="1042">
+    <w:abstractNumId w:val="99411"/>
+    <w:lvlOverride w:ilvl="0">
+      <w:startOverride w:val="1"/>
+    </w:lvlOverride>
+    <w:lvlOverride w:ilvl="1">
+      <w:startOverride w:val="1"/>
+    </w:lvlOverride>
+    <w:lvlOverride w:ilvl="2">
+      <w:startOverride w:val="1"/>
+    </w:lvlOverride>
+    <w:lvlOverride w:ilvl="3">
+      <w:startOverride w:val="1"/>
+    </w:lvlOverride>
+    <w:lvlOverride w:ilvl="4">
+      <w:startOverride w:val="1"/>
+    </w:lvlOverride>
+    <w:lvlOverride w:ilvl="5">
+      <w:startOverride w:val="1"/>
+    </w:lvlOverride>
+    <w:lvlOverride w:ilvl="6">
+      <w:startOverride w:val="1"/>
+    </w:lvlOverride>
+    <w:lvlOverride w:ilvl="7">
+      <w:startOverride w:val="1"/>
+    </w:lvlOverride>
+    <w:lvlOverride w:ilvl="8">
+      <w:startOverride w:val="1"/>
+    </w:lvlOverride>
+  </w:num>
+  <w:num w:numId="1043">
     <w:abstractNumId w:val="991"/>
   </w:num>
-  <w:num w:numId="1043">
+  <w:num w:numId="1044">
+    <w:abstractNumId w:val="991"/>
+  </w:num>
+  <w:num w:numId="1045">
     <w:abstractNumId w:val="99411"/>
     <w:lvlOverride w:ilvl="0">
       <w:startOverride w:val="1"/>

--- a/docs/ecostats_lectures/lecture_14/14_01_lecture_powerpoint.docx
+++ b/docs/ecostats_lectures/lecture_14/14_01_lecture_powerpoint.docx
@@ -86,7 +86,6 @@
     </w:p>
     <w:p>
       <w:pPr>
-        <w:pStyle w:val="Compact"/>
         <w:numPr>
           <w:ilvl w:val="1"/>
           <w:numId w:val="1002"/>
@@ -98,7 +97,6 @@
     </w:p>
     <w:p>
       <w:pPr>
-        <w:pStyle w:val="Compact"/>
         <w:numPr>
           <w:ilvl w:val="1"/>
           <w:numId w:val="1002"/>
@@ -110,7 +108,6 @@
     </w:p>
     <w:p>
       <w:pPr>
-        <w:pStyle w:val="Compact"/>
         <w:numPr>
           <w:ilvl w:val="1"/>
           <w:numId w:val="1002"/>
@@ -142,14 +139,6 @@
     </w:p>
     <w:p>
       <w:pPr>
-        <w:pStyle w:val="FirstParagraph"/>
-      </w:pPr>
-      <w:r>
-        <w:t xml:space="preserve">General Linear Models GLM</w:t>
-      </w:r>
-    </w:p>
-    <w:p>
-      <w:pPr>
         <w:pStyle w:val="Compact"/>
         <w:numPr>
           <w:ilvl w:val="0"/>
@@ -157,6 +146,18 @@
         </w:numPr>
       </w:pPr>
       <w:r>
+        <w:t xml:space="preserve">General Linear Models GLM</w:t>
+      </w:r>
+    </w:p>
+    <w:p>
+      <w:pPr>
+        <w:pStyle w:val="Compact"/>
+        <w:numPr>
+          <w:ilvl w:val="0"/>
+          <w:numId w:val="1003"/>
+        </w:numPr>
+      </w:pPr>
+      <w:r>
         <w:t xml:space="preserve">Essentially the same as before while using defined distributions</w:t>
       </w:r>
     </w:p>
@@ -234,7 +235,11 @@
     </w:p>
     <w:p>
       <w:pPr>
-        <w:pStyle w:val="FirstParagraph"/>
+        <w:pStyle w:val="Compact"/>
+        <w:numPr>
+          <w:ilvl w:val="0"/>
+          <w:numId w:val="1003"/>
+        </w:numPr>
       </w:pPr>
       <w:r>
         <w:t xml:space="preserve">Logistic Regression</w:t>
@@ -244,7 +249,7 @@
       <w:pPr>
         <w:pStyle w:val="Compact"/>
         <w:numPr>
-          <w:ilvl w:val="0"/>
+          <w:ilvl w:val="1"/>
           <w:numId w:val="1005"/>
         </w:numPr>
       </w:pPr>
@@ -280,13 +285,21 @@
         <w:t xml:space="preserve"> </w:t>
       </w:r>
       <w:r>
-        <w:t xml:space="preserve">assumption. Generalized Linear Models (GLMs) allow for a wider range of</w:t>
-      </w:r>
-      <w:r>
-        <w:t xml:space="preserve"> </w:t>
-      </w:r>
-      <w:r>
-        <w:t xml:space="preserve">probability distributions for the response variable.</w:t>
+        <w:t xml:space="preserve">assumption.</w:t>
+      </w:r>
+    </w:p>
+    <w:p>
+      <w:pPr>
+        <w:pStyle w:val="BodyText"/>
+      </w:pPr>
+      <w:r>
+        <w:t xml:space="preserve">Generalized Linear Models (GLMs) allow for a wider range of probability</w:t>
+      </w:r>
+      <w:r>
+        <w:t xml:space="preserve"> </w:t>
+      </w:r>
+      <w:r>
+        <w:t xml:space="preserve">distributions for the response variable.</w:t>
       </w:r>
     </w:p>
     <w:p>
@@ -495,6 +508,7 @@
     </w:p>
     <w:p>
       <w:pPr>
+        <w:pStyle w:val="Compact"/>
         <w:numPr>
           <w:ilvl w:val="0"/>
           <w:numId w:val="1007"/>
@@ -519,6 +533,7 @@
     </w:p>
     <w:p>
       <w:pPr>
+        <w:pStyle w:val="Compact"/>
         <w:numPr>
           <w:ilvl w:val="0"/>
           <w:numId w:val="1007"/>
@@ -543,6 +558,7 @@
     </w:p>
     <w:p>
       <w:pPr>
+        <w:pStyle w:val="Compact"/>
         <w:numPr>
           <w:ilvl w:val="0"/>
           <w:numId w:val="1007"/>
@@ -1576,13 +1592,13 @@
     <w:tbl>
       <w:tblPr>
         <w:tblStyle w:val="Table"/>
-        <w:tblW w:type="pct" w:w="3264"/>
+        <w:tblW w:type="pct" w:w="3403"/>
         <w:tblLayout w:type="fixed"/>
         <w:tblLook w:firstRow="1" w:lastRow="0" w:firstColumn="0" w:lastColumn="0" w:noHBand="0" w:noVBand="0" w:val="0020"/>
       </w:tblPr>
       <w:tblGrid>
         <w:gridCol w:w="1210"/>
-        <w:gridCol w:w="880"/>
+        <w:gridCol w:w="1100"/>
         <w:gridCol w:w="1760"/>
         <w:gridCol w:w="1320"/>
       </w:tblGrid>
@@ -1643,7 +1659,7 @@
               <w:pStyle w:val="Compact"/>
             </w:pPr>
             <w:r>
-              <w:t xml:space="preserve">23</w:t>
+              <w:t xml:space="preserve">89</w:t>
             </w:r>
           </w:p>
         </w:tc>
@@ -1654,7 +1670,7 @@
               <w:pStyle w:val="Compact"/>
             </w:pPr>
             <w:r>
-              <w:t xml:space="preserve">25.09</w:t>
+              <w:t xml:space="preserve">4669.32</w:t>
             </w:r>
           </w:p>
         </w:tc>
@@ -1665,7 +1681,7 @@
               <w:pStyle w:val="Compact"/>
             </w:pPr>
             <w:r>
-              <w:t xml:space="preserve">Medium</w:t>
+              <w:t xml:space="preserve">Large</w:t>
             </w:r>
           </w:p>
         </w:tc>
@@ -1676,7 +1692,7 @@
               <w:pStyle w:val="Compact"/>
             </w:pPr>
             <w:r>
-              <w:t xml:space="preserve">346</w:t>
+              <w:t xml:space="preserve">1707</w:t>
             </w:r>
           </w:p>
         </w:tc>
@@ -1689,7 +1705,7 @@
               <w:pStyle w:val="Compact"/>
             </w:pPr>
             <w:r>
-              <w:t xml:space="preserve">21</w:t>
+              <w:t xml:space="preserve">95</w:t>
             </w:r>
           </w:p>
         </w:tc>
@@ -1700,7 +1716,7 @@
               <w:pStyle w:val="Compact"/>
             </w:pPr>
             <w:r>
-              <w:t xml:space="preserve">1.24</w:t>
+              <w:t xml:space="preserve">903.82</w:t>
             </w:r>
           </w:p>
         </w:tc>
@@ -1711,7 +1727,7 @@
               <w:pStyle w:val="Compact"/>
             </w:pPr>
             <w:r>
-              <w:t xml:space="preserve">Medium</w:t>
+              <w:t xml:space="preserve">Large</w:t>
             </w:r>
           </w:p>
         </w:tc>
@@ -1722,7 +1738,7 @@
               <w:pStyle w:val="Compact"/>
             </w:pPr>
             <w:r>
-              <w:t xml:space="preserve">109</w:t>
+              <w:t xml:space="preserve">864</w:t>
             </w:r>
           </w:p>
         </w:tc>
@@ -1735,7 +1751,7 @@
               <w:pStyle w:val="Compact"/>
             </w:pPr>
             <w:r>
-              <w:t xml:space="preserve">3</w:t>
+              <w:t xml:space="preserve">35</w:t>
             </w:r>
           </w:p>
         </w:tc>
@@ -1746,7 +1762,7 @@
               <w:pStyle w:val="Compact"/>
             </w:pPr>
             <w:r>
-              <w:t xml:space="preserve">0.21</w:t>
+              <w:t xml:space="preserve">634.49</w:t>
             </w:r>
           </w:p>
         </w:tc>
@@ -1757,7 +1773,7 @@
               <w:pStyle w:val="Compact"/>
             </w:pPr>
             <w:r>
-              <w:t xml:space="preserve">Small</w:t>
+              <w:t xml:space="preserve">Large</w:t>
             </w:r>
           </w:p>
         </w:tc>
@@ -1768,7 +1784,7 @@
               <w:pStyle w:val="Compact"/>
             </w:pPr>
             <w:r>
-              <w:t xml:space="preserve">114</w:t>
+              <w:t xml:space="preserve">1494</w:t>
             </w:r>
           </w:p>
         </w:tc>
@@ -1781,7 +1797,7 @@
               <w:pStyle w:val="Compact"/>
             </w:pPr>
             <w:r>
-              <w:t xml:space="preserve">9</w:t>
+              <w:t xml:space="preserve">81</w:t>
             </w:r>
           </w:p>
         </w:tc>
@@ -1792,7 +1808,7 @@
               <w:pStyle w:val="Compact"/>
             </w:pPr>
             <w:r>
-              <w:t xml:space="preserve">0.10</w:t>
+              <w:t xml:space="preserve">572.33</w:t>
             </w:r>
           </w:p>
         </w:tc>
@@ -1803,7 +1819,7 @@
               <w:pStyle w:val="Compact"/>
             </w:pPr>
             <w:r>
-              <w:t xml:space="preserve">Small</w:t>
+              <w:t xml:space="preserve">Large</w:t>
             </w:r>
           </w:p>
         </w:tc>
@@ -1814,7 +1830,7 @@
               <w:pStyle w:val="Compact"/>
             </w:pPr>
             <w:r>
-              <w:t xml:space="preserve">46</w:t>
+              <w:t xml:space="preserve">906</w:t>
             </w:r>
           </w:p>
         </w:tc>
@@ -1827,7 +1843,7 @@
               <w:pStyle w:val="Compact"/>
             </w:pPr>
             <w:r>
-              <w:t xml:space="preserve">1</w:t>
+              <w:t xml:space="preserve">65</w:t>
             </w:r>
           </w:p>
         </w:tc>
@@ -1838,7 +1854,7 @@
               <w:pStyle w:val="Compact"/>
             </w:pPr>
             <w:r>
-              <w:t xml:space="preserve">0.05</w:t>
+              <w:t xml:space="preserve">551.62</w:t>
             </w:r>
           </w:p>
         </w:tc>
@@ -1849,7 +1865,7 @@
               <w:pStyle w:val="Compact"/>
             </w:pPr>
             <w:r>
-              <w:t xml:space="preserve">Small</w:t>
+              <w:t xml:space="preserve">Large</w:t>
             </w:r>
           </w:p>
         </w:tc>
@@ -1860,7 +1876,7 @@
               <w:pStyle w:val="Compact"/>
             </w:pPr>
             <w:r>
-              <w:t xml:space="preserve">77</w:t>
+              <w:t xml:space="preserve">716</w:t>
             </w:r>
           </w:p>
         </w:tc>
@@ -1873,7 +1889,7 @@
               <w:pStyle w:val="Compact"/>
             </w:pPr>
             <w:r>
-              <w:t xml:space="preserve">11</w:t>
+              <w:t xml:space="preserve">73</w:t>
             </w:r>
           </w:p>
         </w:tc>
@@ -1884,7 +1900,7 @@
               <w:pStyle w:val="Compact"/>
             </w:pPr>
             <w:r>
-              <w:t xml:space="preserve">0.34</w:t>
+              <w:t xml:space="preserve">170.92</w:t>
             </w:r>
           </w:p>
         </w:tc>
@@ -1895,7 +1911,7 @@
               <w:pStyle w:val="Compact"/>
             </w:pPr>
             <w:r>
-              <w:t xml:space="preserve">Small</w:t>
+              <w:t xml:space="preserve">Large</w:t>
             </w:r>
           </w:p>
         </w:tc>
@@ -1906,7 +1922,7 @@
               <w:pStyle w:val="Compact"/>
             </w:pPr>
             <w:r>
-              <w:t xml:space="preserve">119</w:t>
+              <w:t xml:space="preserve">640</w:t>
             </w:r>
           </w:p>
         </w:tc>
@@ -1919,7 +1935,7 @@
               <w:pStyle w:val="Compact"/>
             </w:pPr>
             <w:r>
-              <w:t xml:space="preserve">0</w:t>
+              <w:t xml:space="preserve">23</w:t>
             </w:r>
           </w:p>
         </w:tc>
@@ -1930,7 +1946,7 @@
               <w:pStyle w:val="Compact"/>
             </w:pPr>
             <w:r>
-              <w:t xml:space="preserve">0.08</w:t>
+              <w:t xml:space="preserve">129.49</w:t>
             </w:r>
           </w:p>
         </w:tc>
@@ -1941,7 +1957,7 @@
               <w:pStyle w:val="Compact"/>
             </w:pPr>
             <w:r>
-              <w:t xml:space="preserve">Small</w:t>
+              <w:t xml:space="preserve">Large</w:t>
             </w:r>
           </w:p>
         </w:tc>
@@ -1952,7 +1968,7 @@
               <w:pStyle w:val="Compact"/>
             </w:pPr>
             <w:r>
-              <w:t xml:space="preserve">93</w:t>
+              <w:t xml:space="preserve">343</w:t>
             </w:r>
           </w:p>
         </w:tc>
@@ -1965,7 +1981,7 @@
               <w:pStyle w:val="Compact"/>
             </w:pPr>
             <w:r>
-              <w:t xml:space="preserve">7</w:t>
+              <w:t xml:space="preserve">37</w:t>
             </w:r>
           </w:p>
         </w:tc>
@@ -1976,7 +1992,7 @@
               <w:pStyle w:val="Compact"/>
             </w:pPr>
             <w:r>
-              <w:t xml:space="preserve">2.33</w:t>
+              <w:t xml:space="preserve">59.56</w:t>
             </w:r>
           </w:p>
         </w:tc>
@@ -1998,7 +2014,7 @@
               <w:pStyle w:val="Compact"/>
             </w:pPr>
             <w:r>
-              <w:t xml:space="preserve">168</w:t>
+              <w:t xml:space="preserve">777</w:t>
             </w:r>
           </w:p>
         </w:tc>
@@ -2111,6 +2127,110 @@
     </w:p>
     <w:p>
       <w:pPr>
+        <w:pStyle w:val="Compact"/>
+        <w:numPr>
+          <w:ilvl w:val="0"/>
+          <w:numId w:val="1010"/>
+        </w:numPr>
+      </w:pPr>
+      <w:r>
+        <w:t xml:space="preserve">Fit a standard linear model</w:t>
+      </w:r>
+    </w:p>
+    <w:p>
+      <w:pPr>
+        <w:pStyle w:val="Compact"/>
+        <w:numPr>
+          <w:ilvl w:val="1"/>
+          <w:numId w:val="1011"/>
+        </w:numPr>
+      </w:pPr>
+      <w:r>
+        <w:t xml:space="preserve">model_lm &lt;- lm(Endemics ~ size_category,</w:t>
+      </w:r>
+      <w:r>
+        <w:br/>
+      </w:r>
+      <w:r>
+        <w:t xml:space="preserve">data = gala)</w:t>
+      </w:r>
+    </w:p>
+    <w:p>
+      <w:pPr>
+        <w:pStyle w:val="Compact"/>
+        <w:numPr>
+          <w:ilvl w:val="0"/>
+          <w:numId w:val="1010"/>
+        </w:numPr>
+      </w:pPr>
+      <w:r>
+        <w:t xml:space="preserve">Fit a Gaussian GLM</w:t>
+      </w:r>
+    </w:p>
+    <w:p>
+      <w:pPr>
+        <w:pStyle w:val="Compact"/>
+        <w:numPr>
+          <w:ilvl w:val="1"/>
+          <w:numId w:val="1012"/>
+        </w:numPr>
+      </w:pPr>
+      <w:r>
+        <w:t xml:space="preserve">model_gaussian &lt;- glm(Endemics ~ size_category,</w:t>
+      </w:r>
+      <w:r>
+        <w:br/>
+      </w:r>
+      <w:r>
+        <w:t xml:space="preserve">data = gala,</w:t>
+      </w:r>
+      <w:r>
+        <w:br/>
+      </w:r>
+      <w:r>
+        <w:t xml:space="preserve">family = gaussian(link =</w:t>
+      </w:r>
+      <w:r>
+        <w:t xml:space="preserve"> </w:t>
+      </w:r>
+      <w:r>
+        <w:t xml:space="preserve">“identity”</w:t>
+      </w:r>
+      <w:r>
+        <w:t xml:space="preserve">))</w:t>
+      </w:r>
+    </w:p>
+    <w:p>
+      <w:pPr>
+        <w:pStyle w:val="FirstParagraph"/>
+      </w:pPr>
+      <w:r>
+        <w:rPr>
+          <w:b/>
+          <w:bCs/>
+        </w:rPr>
+        <w:t xml:space="preserve">Residual Standard Error</w:t>
+      </w:r>
+      <w:r>
+        <w:t xml:space="preserve">. This is the standard deviation of the</w:t>
+      </w:r>
+      <w:r>
+        <w:t xml:space="preserve"> </w:t>
+      </w:r>
+      <w:r>
+        <w:t xml:space="preserve">residuals (</w:t>
+      </w:r>
+      <m:oMath>
+        <m:r>
+          <m:t>σ</m:t>
+        </m:r>
+      </m:oMath>
+      <w:r>
+        <w:t xml:space="preserve">)</w:t>
+      </w:r>
+    </w:p>
+    <w:p>
+      <w:pPr>
         <w:pStyle w:val="SourceCode"/>
       </w:pPr>
       <w:r>
@@ -2284,10 +2404,240 @@
     </w:p>
     <w:p>
       <w:pPr>
-        <w:pStyle w:val="FirstParagraph"/>
+        <w:pStyle w:val="Compact"/>
+        <w:numPr>
+          <w:ilvl w:val="0"/>
+          <w:numId w:val="1013"/>
+        </w:numPr>
       </w:pPr>
       <w:r>
         <w:t xml:space="preserve">Let’s look at the summary of our Gaussian GLM:</w:t>
+      </w:r>
+    </w:p>
+    <w:p>
+      <w:pPr>
+        <w:pStyle w:val="Compact"/>
+        <w:numPr>
+          <w:ilvl w:val="1"/>
+          <w:numId w:val="1014"/>
+        </w:numPr>
+      </w:pPr>
+      <w:r>
+        <w:t xml:space="preserve">Dispersion parameter</w:t>
+      </w:r>
+    </w:p>
+    <w:p>
+      <w:pPr>
+        <w:pStyle w:val="Compact"/>
+        <w:numPr>
+          <w:ilvl w:val="2"/>
+          <w:numId w:val="1015"/>
+        </w:numPr>
+      </w:pPr>
+      <w:r>
+        <w:rPr>
+          <w:b/>
+          <w:bCs/>
+        </w:rPr>
+        <w:t xml:space="preserve">variance of the residuals</w:t>
+      </w:r>
+      <w:r>
+        <w:t xml:space="preserve"> </w:t>
+      </w:r>
+      <w:r>
+        <w:t xml:space="preserve">(</w:t>
+      </w:r>
+      <m:oMath>
+        <m:sSup>
+          <m:e>
+            <m:r>
+              <m:t>σ</m:t>
+            </m:r>
+          </m:e>
+          <m:sup>
+            <m:r>
+              <m:t>2</m:t>
+            </m:r>
+          </m:sup>
+        </m:sSup>
+      </m:oMath>
+      <w:r>
+        <w:t xml:space="preserve">)</w:t>
+      </w:r>
+    </w:p>
+    <w:p>
+      <w:pPr>
+        <w:pStyle w:val="Compact"/>
+        <w:numPr>
+          <w:ilvl w:val="1"/>
+          <w:numId w:val="1014"/>
+        </w:numPr>
+      </w:pPr>
+      <w:r>
+        <w:t xml:space="preserve">Null deviance</w:t>
+      </w:r>
+    </w:p>
+    <w:p>
+      <w:pPr>
+        <w:numPr>
+          <w:ilvl w:val="2"/>
+          <w:numId w:val="1016"/>
+        </w:numPr>
+      </w:pPr>
+      <w:r>
+        <w:t xml:space="preserve">This is the error (deviance) of the</w:t>
+      </w:r>
+      <w:r>
+        <w:t xml:space="preserve"> </w:t>
+      </w:r>
+      <w:r>
+        <w:t xml:space="preserve">“Null”</w:t>
+      </w:r>
+      <w:r>
+        <w:t xml:space="preserve"> </w:t>
+      </w:r>
+      <w:r>
+        <w:t xml:space="preserve">or</w:t>
+      </w:r>
+      <w:r>
+        <w:t xml:space="preserve"> </w:t>
+      </w:r>
+      <w:r>
+        <w:t xml:space="preserve">“Intercept-Only”</w:t>
+      </w:r>
+      <w:r>
+        <w:t xml:space="preserve"> </w:t>
+      </w:r>
+      <w:r>
+        <w:t xml:space="preserve">model</w:t>
+      </w:r>
+    </w:p>
+    <w:p>
+      <w:pPr>
+        <w:numPr>
+          <w:ilvl w:val="2"/>
+          <w:numId w:val="1016"/>
+        </w:numPr>
+      </w:pPr>
+      <w:r>
+        <w:t xml:space="preserve">how much error you have when you try to predict the number</w:t>
+      </w:r>
+      <w:r>
+        <w:t xml:space="preserve"> </w:t>
+      </w:r>
+      <w:r>
+        <w:t xml:space="preserve">of endemics using</w:t>
+      </w:r>
+      <w:r>
+        <w:t xml:space="preserve"> </w:t>
+      </w:r>
+      <w:r>
+        <w:rPr>
+          <w:i/>
+          <w:iCs/>
+        </w:rPr>
+        <w:t xml:space="preserve">only</w:t>
+      </w:r>
+      <w:r>
+        <w:t xml:space="preserve"> </w:t>
+      </w:r>
+      <w:r>
+        <w:t xml:space="preserve">the overall average, without any</w:t>
+      </w:r>
+      <w:r>
+        <w:t xml:space="preserve"> </w:t>
+      </w:r>
+      <w:r>
+        <w:t xml:space="preserve">predictors. It’s your baseline, or the total amount of</w:t>
+      </w:r>
+      <w:r>
+        <w:t xml:space="preserve"> </w:t>
+      </w:r>
+      <w:r>
+        <w:t xml:space="preserve">variation in the data to be explained</w:t>
+      </w:r>
+    </w:p>
+    <w:p>
+      <w:pPr>
+        <w:pStyle w:val="Compact"/>
+        <w:numPr>
+          <w:ilvl w:val="1"/>
+          <w:numId w:val="1014"/>
+        </w:numPr>
+      </w:pPr>
+      <w:r>
+        <w:t xml:space="preserve">Residual deviance</w:t>
+      </w:r>
+    </w:p>
+    <w:p>
+      <w:pPr>
+        <w:numPr>
+          <w:ilvl w:val="2"/>
+          <w:numId w:val="1017"/>
+        </w:numPr>
+      </w:pPr>
+      <w:r>
+        <w:t xml:space="preserve">conceptually the same as the</w:t>
+      </w:r>
+      <w:r>
+        <w:t xml:space="preserve"> </w:t>
+      </w:r>
+      <w:r>
+        <w:t xml:space="preserve">“Model Sum of Squares”</w:t>
+      </w:r>
+      <w:r>
+        <w:t xml:space="preserve"> </w:t>
+      </w:r>
+      <w:r>
+        <w:t xml:space="preserve">in an</w:t>
+      </w:r>
+      <w:r>
+        <w:t xml:space="preserve"> </w:t>
+      </w:r>
+      <w:r>
+        <w:t xml:space="preserve">ANOVA</w:t>
+      </w:r>
+    </w:p>
+    <w:p>
+      <w:pPr>
+        <w:numPr>
+          <w:ilvl w:val="2"/>
+          <w:numId w:val="1017"/>
+        </w:numPr>
+      </w:pPr>
+      <w:r>
+        <w:t xml:space="preserve">Null Deviance tells you your</w:t>
+      </w:r>
+      <w:r>
+        <w:t xml:space="preserve"> </w:t>
+      </w:r>
+      <w:r>
+        <w:rPr>
+          <w:rStyle w:val="VerbatimChar"/>
+        </w:rPr>
+        <w:t xml:space="preserve">size_category</w:t>
+      </w:r>
+      <w:r>
+        <w:t xml:space="preserve"> </w:t>
+      </w:r>
+      <w:r>
+        <w:t xml:space="preserve">predictor is</w:t>
+      </w:r>
+      <w:r>
+        <w:t xml:space="preserve"> </w:t>
+      </w:r>
+      <w:r>
+        <w:rPr>
+          <w:i/>
+          <w:iCs/>
+        </w:rPr>
+        <w:t xml:space="preserve">very</w:t>
+      </w:r>
+      <w:r>
+        <w:t xml:space="preserve"> </w:t>
+      </w:r>
+      <w:r>
+        <w:t xml:space="preserve">useful for explaining the number of endemics.</w:t>
       </w:r>
     </w:p>
     <w:p>
@@ -2484,7 +2834,11 @@
     </w:p>
     <w:p>
       <w:pPr>
-        <w:pStyle w:val="FirstParagraph"/>
+        <w:pStyle w:val="Compact"/>
+        <w:numPr>
+          <w:ilvl w:val="0"/>
+          <w:numId w:val="1018"/>
+        </w:numPr>
       </w:pPr>
       <w:r>
         <w:t xml:space="preserve">Now let’s perform an ANOVA on our LM and GLM model using the</w:t>
@@ -2503,6 +2857,161 @@
       </w:r>
       <w:r>
         <w:t xml:space="preserve">package:</w:t>
+      </w:r>
+    </w:p>
+    <w:p>
+      <w:pPr>
+        <w:numPr>
+          <w:ilvl w:val="1"/>
+          <w:numId w:val="1019"/>
+        </w:numPr>
+      </w:pPr>
+      <w:r>
+        <w:rPr>
+          <w:b/>
+          <w:bCs/>
+        </w:rPr>
+        <w:t xml:space="preserve">Residual Standard Error</w:t>
+      </w:r>
+      <w:r>
+        <w:t xml:space="preserve">. This is the standard deviation of</w:t>
+      </w:r>
+      <w:r>
+        <w:t xml:space="preserve"> </w:t>
+      </w:r>
+      <w:r>
+        <w:t xml:space="preserve">the residuals (</w:t>
+      </w:r>
+      <m:oMath>
+        <m:r>
+          <m:t>σ</m:t>
+        </m:r>
+      </m:oMath>
+      <w:r>
+        <w:t xml:space="preserve">)</w:t>
+      </w:r>
+    </w:p>
+    <w:p>
+      <w:pPr>
+        <w:numPr>
+          <w:ilvl w:val="1"/>
+          <w:numId w:val="1019"/>
+        </w:numPr>
+      </w:pPr>
+      <w:r>
+        <w:rPr>
+          <w:b/>
+          <w:bCs/>
+        </w:rPr>
+        <w:t xml:space="preserve">Residual Deviance divided by its degrees of freedom</w:t>
+      </w:r>
+      <w:r>
+        <w:t xml:space="preserve">: 5756.1</w:t>
+      </w:r>
+      <w:r>
+        <w:t xml:space="preserve"> </w:t>
+      </w:r>
+      <w:r>
+        <w:t xml:space="preserve">/ 27 = 213.1878</w:t>
+      </w:r>
+    </w:p>
+    <w:p>
+      <w:pPr>
+        <w:numPr>
+          <w:ilvl w:val="1"/>
+          <w:numId w:val="1019"/>
+        </w:numPr>
+      </w:pPr>
+      <w:r>
+        <w:t xml:space="preserve">In this context,</w:t>
+      </w:r>
+      <w:r>
+        <w:t xml:space="preserve"> </w:t>
+      </w:r>
+      <w:r>
+        <w:t xml:space="preserve">“Sum Sq”</w:t>
+      </w:r>
+      <w:r>
+        <w:t xml:space="preserve"> </w:t>
+      </w:r>
+      <w:r>
+        <w:t xml:space="preserve">(Sum of Squares) and</w:t>
+      </w:r>
+      <w:r>
+        <w:t xml:space="preserve"> </w:t>
+      </w:r>
+      <w:r>
+        <w:t xml:space="preserve">“Deviance”</w:t>
+      </w:r>
+      <w:r>
+        <w:t xml:space="preserve"> </w:t>
+      </w:r>
+      <w:r>
+        <w:t xml:space="preserve">are</w:t>
+      </w:r>
+      <w:r>
+        <w:t xml:space="preserve"> </w:t>
+      </w:r>
+      <w:r>
+        <w:t xml:space="preserve">the same thing.</w:t>
+      </w:r>
+    </w:p>
+    <w:p>
+      <w:pPr>
+        <w:numPr>
+          <w:ilvl w:val="1"/>
+          <w:numId w:val="1019"/>
+        </w:numPr>
+      </w:pPr>
+      <w:r>
+        <w:rPr>
+          <w:b/>
+          <w:bCs/>
+        </w:rPr>
+        <w:t xml:space="preserve">“Pearson residuals”</w:t>
+      </w:r>
+      <w:r>
+        <w:rPr>
+          <w:b/>
+          <w:bCs/>
+        </w:rPr>
+        <w:t xml:space="preserve"> </w:t>
+      </w:r>
+      <w:r>
+        <w:rPr>
+          <w:b/>
+          <w:bCs/>
+        </w:rPr>
+        <w:t xml:space="preserve">are essentially the same as the regular</w:t>
+      </w:r>
+      <w:r>
+        <w:rPr>
+          <w:b/>
+          <w:bCs/>
+        </w:rPr>
+        <w:t xml:space="preserve"> </w:t>
+      </w:r>
+      <w:r>
+        <w:rPr>
+          <w:b/>
+          <w:bCs/>
+        </w:rPr>
+        <w:t xml:space="preserve">residuals</w:t>
+      </w:r>
+      <w:r>
+        <w:t xml:space="preserve"> </w:t>
+      </w:r>
+      <w:r>
+        <w:t xml:space="preserve">(observed - predicted) that you get from a standard</w:t>
+      </w:r>
+      <w:r>
+        <w:t xml:space="preserve"> </w:t>
+      </w:r>
+      <w:r>
+        <w:rPr>
+          <w:rStyle w:val="VerbatimChar"/>
+        </w:rPr>
+        <w:t xml:space="preserve">lm()</w:t>
       </w:r>
     </w:p>
     <w:p>
@@ -2941,6 +3450,35 @@
         <w:t xml:space="preserve">non-normal distributions.</w:t>
       </w:r>
     </w:p>
+    <w:p>
+      <w:pPr>
+        <w:pStyle w:val="BodyText"/>
+      </w:pPr>
+      <w:r>
+        <w:rPr>
+          <w:b/>
+          <w:bCs/>
+          <w:u w:val="single"/>
+        </w:rPr>
+        <w:t xml:space="preserve">Note when we look at Heteroscedascidity (SP) cone of despair - this</w:t>
+      </w:r>
+      <w:r>
+        <w:rPr>
+          <w:b/>
+          <w:bCs/>
+          <w:u w:val="single"/>
+        </w:rPr>
+        <w:t xml:space="preserve"> </w:t>
+      </w:r>
+      <w:r>
+        <w:rPr>
+          <w:b/>
+          <w:bCs/>
+          <w:u w:val="single"/>
+        </w:rPr>
+        <w:t xml:space="preserve">is why a Poisson model works</w:t>
+      </w:r>
+    </w:p>
     <w:bookmarkEnd w:id="46"/>
     <w:bookmarkEnd w:id="47"/>
     <w:bookmarkStart w:id="49" w:name="glm-with-poisson-distribution-setup"/>
@@ -2957,7 +3495,7 @@
         <w:pStyle w:val="Compact"/>
         <w:numPr>
           <w:ilvl w:val="0"/>
-          <w:numId w:val="1010"/>
+          <w:numId w:val="1020"/>
         </w:numPr>
       </w:pPr>
       <w:r>
@@ -2992,7 +3530,7 @@
         <w:pStyle w:val="Compact"/>
         <w:numPr>
           <w:ilvl w:val="1"/>
-          <w:numId w:val="1011"/>
+          <w:numId w:val="1021"/>
         </w:numPr>
       </w:pPr>
       <w:r>
@@ -3004,7 +3542,7 @@
         <w:pStyle w:val="Compact"/>
         <w:numPr>
           <w:ilvl w:val="1"/>
-          <w:numId w:val="1011"/>
+          <w:numId w:val="1021"/>
         </w:numPr>
       </w:pPr>
       <w:r>
@@ -3016,7 +3554,7 @@
         <w:pStyle w:val="Compact"/>
         <w:numPr>
           <w:ilvl w:val="1"/>
-          <w:numId w:val="1011"/>
+          <w:numId w:val="1021"/>
         </w:numPr>
       </w:pPr>
       <w:r>
@@ -3028,7 +3566,7 @@
         <w:pStyle w:val="Compact"/>
         <w:numPr>
           <w:ilvl w:val="1"/>
-          <w:numId w:val="1011"/>
+          <w:numId w:val="1021"/>
         </w:numPr>
       </w:pPr>
       <w:r>
@@ -3040,7 +3578,7 @@
         <w:pStyle w:val="Compact"/>
         <w:numPr>
           <w:ilvl w:val="0"/>
-          <w:numId w:val="1010"/>
+          <w:numId w:val="1020"/>
         </w:numPr>
       </w:pPr>
       <w:r>
@@ -3052,7 +3590,7 @@
         <w:pStyle w:val="Compact"/>
         <w:numPr>
           <w:ilvl w:val="1"/>
-          <w:numId w:val="1012"/>
+          <w:numId w:val="1022"/>
         </w:numPr>
       </w:pPr>
       <w:r>
@@ -3064,7 +3602,7 @@
         <w:pStyle w:val="Compact"/>
         <w:numPr>
           <w:ilvl w:val="1"/>
-          <w:numId w:val="1012"/>
+          <w:numId w:val="1022"/>
         </w:numPr>
       </w:pPr>
       <w:r>
@@ -3076,7 +3614,7 @@
         <w:pStyle w:val="Compact"/>
         <w:numPr>
           <w:ilvl w:val="1"/>
-          <w:numId w:val="1012"/>
+          <w:numId w:val="1022"/>
         </w:numPr>
       </w:pPr>
       <w:r>
@@ -3088,7 +3626,7 @@
         <w:pStyle w:val="Compact"/>
         <w:numPr>
           <w:ilvl w:val="0"/>
-          <w:numId w:val="1010"/>
+          <w:numId w:val="1020"/>
         </w:numPr>
       </w:pPr>
       <w:r>
@@ -3116,7 +3654,7 @@
         <w:pStyle w:val="Compact"/>
         <w:numPr>
           <w:ilvl w:val="0"/>
-          <w:numId w:val="1010"/>
+          <w:numId w:val="1020"/>
         </w:numPr>
       </w:pPr>
       <w:r>
@@ -3488,7 +4026,7 @@
         <w:pStyle w:val="Compact"/>
         <w:numPr>
           <w:ilvl w:val="0"/>
-          <w:numId w:val="1013"/>
+          <w:numId w:val="1023"/>
         </w:numPr>
       </w:pPr>
       <w:r>
@@ -3506,7 +4044,7 @@
         <w:pStyle w:val="Compact"/>
         <w:numPr>
           <w:ilvl w:val="1"/>
-          <w:numId w:val="1014"/>
+          <w:numId w:val="1024"/>
         </w:numPr>
       </w:pPr>
       <w:r>
@@ -3524,7 +4062,7 @@
         <w:pStyle w:val="Compact"/>
         <w:numPr>
           <w:ilvl w:val="1"/>
-          <w:numId w:val="1014"/>
+          <w:numId w:val="1024"/>
         </w:numPr>
       </w:pPr>
       <w:r>
@@ -3536,7 +4074,7 @@
         <w:pStyle w:val="Compact"/>
         <w:numPr>
           <w:ilvl w:val="2"/>
-          <w:numId w:val="1015"/>
+          <w:numId w:val="1025"/>
         </w:numPr>
       </w:pPr>
       <w:r>
@@ -3548,7 +4086,7 @@
         <w:pStyle w:val="Compact"/>
         <w:numPr>
           <w:ilvl w:val="2"/>
-          <w:numId w:val="1015"/>
+          <w:numId w:val="1025"/>
         </w:numPr>
       </w:pPr>
       <w:r>
@@ -3572,7 +4110,7 @@
         <w:pStyle w:val="Compact"/>
         <w:numPr>
           <w:ilvl w:val="2"/>
-          <w:numId w:val="1015"/>
+          <w:numId w:val="1025"/>
         </w:numPr>
       </w:pPr>
       <w:r>
@@ -3767,7 +4305,7 @@
         <w:pStyle w:val="Compact"/>
         <w:numPr>
           <w:ilvl w:val="0"/>
-          <w:numId w:val="1016"/>
+          <w:numId w:val="1026"/>
         </w:numPr>
       </w:pPr>
       <w:r>
@@ -3809,7 +4347,7 @@
         <w:pStyle w:val="Compact"/>
         <w:numPr>
           <w:ilvl w:val="0"/>
-          <w:numId w:val="1016"/>
+          <w:numId w:val="1026"/>
         </w:numPr>
       </w:pPr>
       <w:r>
@@ -3848,7 +4386,7 @@
         <w:pStyle w:val="Compact"/>
         <w:numPr>
           <w:ilvl w:val="0"/>
-          <w:numId w:val="1016"/>
+          <w:numId w:val="1026"/>
         </w:numPr>
       </w:pPr>
       <w:r>
@@ -3866,7 +4404,7 @@
         <w:pStyle w:val="Compact"/>
         <w:numPr>
           <w:ilvl w:val="0"/>
-          <w:numId w:val="1016"/>
+          <w:numId w:val="1026"/>
         </w:numPr>
       </w:pPr>
       <w:r>
@@ -4065,7 +4603,7 @@
       <w:pPr>
         <w:numPr>
           <w:ilvl w:val="0"/>
-          <w:numId w:val="1017"/>
+          <w:numId w:val="1027"/>
         </w:numPr>
       </w:pPr>
       <w:r>
@@ -4076,7 +4614,7 @@
       <w:pPr>
         <w:numPr>
           <w:ilvl w:val="0"/>
-          <w:numId w:val="1017"/>
+          <w:numId w:val="1027"/>
         </w:numPr>
       </w:pPr>
       <w:r>
@@ -4087,7 +4625,7 @@
       <w:pPr>
         <w:numPr>
           <w:ilvl w:val="0"/>
-          <w:numId w:val="1017"/>
+          <w:numId w:val="1027"/>
         </w:numPr>
       </w:pPr>
       <w:r>
@@ -4099,7 +4637,7 @@
         <w:pStyle w:val="Compact"/>
         <w:numPr>
           <w:ilvl w:val="1"/>
-          <w:numId w:val="1018"/>
+          <w:numId w:val="1028"/>
         </w:numPr>
       </w:pPr>
       <w:r>
@@ -4115,7 +4653,7 @@
         <w:pStyle w:val="Compact"/>
         <w:numPr>
           <w:ilvl w:val="2"/>
-          <w:numId w:val="1019"/>
+          <w:numId w:val="1029"/>
         </w:numPr>
       </w:pPr>
       <w:r>
@@ -4139,7 +4677,7 @@
         <w:pStyle w:val="Compact"/>
         <w:numPr>
           <w:ilvl w:val="3"/>
-          <w:numId w:val="1020"/>
+          <w:numId w:val="1030"/>
         </w:numPr>
       </w:pPr>
       <w:r>
@@ -4164,7 +4702,7 @@
         <w:pStyle w:val="Compact"/>
         <w:numPr>
           <w:ilvl w:val="3"/>
-          <w:numId w:val="1020"/>
+          <w:numId w:val="1030"/>
         </w:numPr>
       </w:pPr>
       <w:r>
@@ -4183,7 +4721,7 @@
         <w:pStyle w:val="Compact"/>
         <w:numPr>
           <w:ilvl w:val="3"/>
-          <w:numId w:val="1020"/>
+          <w:numId w:val="1030"/>
         </w:numPr>
       </w:pPr>
       <w:r>
@@ -4224,7 +4762,7 @@
         <w:pStyle w:val="Compact"/>
         <w:numPr>
           <w:ilvl w:val="1"/>
-          <w:numId w:val="1018"/>
+          <w:numId w:val="1028"/>
         </w:numPr>
       </w:pPr>
       <w:r>
@@ -4236,7 +4774,7 @@
         <w:pStyle w:val="Compact"/>
         <w:numPr>
           <w:ilvl w:val="1"/>
-          <w:numId w:val="1018"/>
+          <w:numId w:val="1028"/>
         </w:numPr>
       </w:pPr>
       <w:r>
@@ -4248,7 +4786,7 @@
         <w:pStyle w:val="Compact"/>
         <w:numPr>
           <w:ilvl w:val="1"/>
-          <w:numId w:val="1018"/>
+          <w:numId w:val="1028"/>
         </w:numPr>
       </w:pPr>
       <w:r>
@@ -4506,7 +5044,7 @@
         <w:pStyle w:val="Compact"/>
         <w:numPr>
           <w:ilvl w:val="0"/>
-          <w:numId w:val="1021"/>
+          <w:numId w:val="1031"/>
         </w:numPr>
       </w:pPr>
       <w:r>
@@ -4943,7 +5481,7 @@
       <w:pPr>
         <w:numPr>
           <w:ilvl w:val="0"/>
-          <w:numId w:val="1022"/>
+          <w:numId w:val="1032"/>
         </w:numPr>
       </w:pPr>
       <w:r>
@@ -4955,7 +5493,7 @@
         <w:pStyle w:val="Compact"/>
         <w:numPr>
           <w:ilvl w:val="1"/>
-          <w:numId w:val="1023"/>
+          <w:numId w:val="1033"/>
         </w:numPr>
       </w:pPr>
       <w:r>
@@ -5023,7 +5561,7 @@
         <w:pStyle w:val="Compact"/>
         <w:numPr>
           <w:ilvl w:val="0"/>
-          <w:numId w:val="1024"/>
+          <w:numId w:val="1034"/>
         </w:numPr>
       </w:pPr>
       <w:r>
@@ -5035,7 +5573,7 @@
         <w:pStyle w:val="Compact"/>
         <w:numPr>
           <w:ilvl w:val="1"/>
-          <w:numId w:val="1025"/>
+          <w:numId w:val="1035"/>
         </w:numPr>
       </w:pPr>
       <w:r>
@@ -5069,7 +5607,7 @@
         <w:pStyle w:val="Compact"/>
         <w:numPr>
           <w:ilvl w:val="1"/>
-          <w:numId w:val="1025"/>
+          <w:numId w:val="1035"/>
         </w:numPr>
       </w:pPr>
       <w:r>
@@ -5096,7 +5634,7 @@
         <w:pStyle w:val="Compact"/>
         <w:numPr>
           <w:ilvl w:val="1"/>
-          <w:numId w:val="1025"/>
+          <w:numId w:val="1035"/>
         </w:numPr>
       </w:pPr>
       <w:r>
@@ -5126,7 +5664,214 @@
     </w:p>
     <w:bookmarkEnd w:id="56"/>
     <w:bookmarkEnd w:id="57"/>
-    <w:bookmarkStart w:id="61" w:name="checking-model-assumptions-with-dharma"/>
+    <w:bookmarkStart w:id="58" w:name="comparison-of-interpretation"/>
+    <w:p>
+      <w:pPr>
+        <w:pStyle w:val="Heading1"/>
+      </w:pPr>
+      <w:r>
+        <w:t xml:space="preserve">Comparison of interpretation</w:t>
+      </w:r>
+    </w:p>
+    <w:p>
+      <w:pPr>
+        <w:pStyle w:val="FirstParagraph"/>
+      </w:pPr>
+      <w:r>
+        <w:t xml:space="preserve">Model Type R Code (Example) Interpretation of β₁ GLM (Log-Link) glm(Y ~</w:t>
+      </w:r>
+      <w:r>
+        <w:t xml:space="preserve"> </w:t>
+      </w:r>
+      <w:r>
+        <w:t xml:space="preserve">X, family = poisson) A 1-unit change in X multiplies the mean of Y by</w:t>
+      </w:r>
+      <w:r>
+        <w:t xml:space="preserve"> </w:t>
+      </w:r>
+      <w:r>
+        <w:t xml:space="preserve">exp(β₁). lm (Log-Response) lm(log(Y) ~ X) A 1-unit change in X</w:t>
+      </w:r>
+      <w:r>
+        <w:t xml:space="preserve"> </w:t>
+      </w:r>
+      <w:r>
+        <w:t xml:space="preserve">multiplies the median of Y by exp(β₁). lm (Log-Log) lm(log(Y) ~ log(X))</w:t>
+      </w:r>
+      <w:r>
+        <w:t xml:space="preserve"> </w:t>
+      </w:r>
+      <w:r>
+        <w:t xml:space="preserve">A 1% change in</w:t>
+      </w:r>
+    </w:p>
+    <w:tbl>
+      <w:tblPr>
+        <w:tblStyle w:val="Table"/>
+        <w:tblW w:type="pct" w:w="5000"/>
+        <w:tblLayout w:type="fixed"/>
+        <w:tblLook w:firstRow="1" w:lastRow="0" w:firstColumn="0" w:lastColumn="0" w:noHBand="0" w:noVBand="0" w:val="0020"/>
+      </w:tblPr>
+      <w:tblGrid>
+        <w:gridCol w:w="1980"/>
+        <w:gridCol w:w="2750"/>
+        <w:gridCol w:w="3190"/>
+      </w:tblGrid>
+      <w:tr>
+        <w:trPr>
+          <w:tblHeader w:val="on"/>
+        </w:trPr>
+        <w:tc>
+          <w:tcPr/>
+          <w:p>
+            <w:pPr>
+              <w:pStyle w:val="Compact"/>
+            </w:pPr>
+            <w:r>
+              <w:t xml:space="preserve">Model Type</w:t>
+            </w:r>
+          </w:p>
+        </w:tc>
+        <w:tc>
+          <w:tcPr/>
+          <w:p>
+            <w:pPr>
+              <w:pStyle w:val="Compact"/>
+            </w:pPr>
+            <w:r>
+              <w:t xml:space="preserve">R Code (Example)</w:t>
+            </w:r>
+          </w:p>
+        </w:tc>
+        <w:tc>
+          <w:tcPr/>
+          <w:p>
+            <w:pPr>
+              <w:pStyle w:val="Compact"/>
+            </w:pPr>
+            <w:r>
+              <w:t xml:space="preserve">Interpretation of β₁</w:t>
+            </w:r>
+          </w:p>
+        </w:tc>
+      </w:tr>
+      <w:tr>
+        <w:tc>
+          <w:tcPr/>
+          <w:p>
+            <w:pPr>
+              <w:pStyle w:val="Compact"/>
+            </w:pPr>
+            <w:r>
+              <w:t xml:space="preserve">GLM (Log-Link)</w:t>
+            </w:r>
+          </w:p>
+        </w:tc>
+        <w:tc>
+          <w:tcPr/>
+          <w:p>
+            <w:pPr>
+              <w:pStyle w:val="Compact"/>
+            </w:pPr>
+            <w:r>
+              <w:rPr>
+                <w:rStyle w:val="VerbatimChar"/>
+              </w:rPr>
+              <w:t xml:space="preserve">glm(Y ~ X, family = poisson)</w:t>
+            </w:r>
+          </w:p>
+        </w:tc>
+        <w:tc>
+          <w:tcPr/>
+          <w:p>
+            <w:pPr>
+              <w:pStyle w:val="Compact"/>
+            </w:pPr>
+            <w:r>
+              <w:t xml:space="preserve">A 1-unit change in X multiplies the mean of Y by exp(β₁).</w:t>
+            </w:r>
+          </w:p>
+        </w:tc>
+      </w:tr>
+      <w:tr>
+        <w:tc>
+          <w:tcPr/>
+          <w:p>
+            <w:pPr>
+              <w:pStyle w:val="Compact"/>
+            </w:pPr>
+            <w:r>
+              <w:t xml:space="preserve">lm (Log-Response)</w:t>
+            </w:r>
+          </w:p>
+        </w:tc>
+        <w:tc>
+          <w:tcPr/>
+          <w:p>
+            <w:pPr>
+              <w:pStyle w:val="Compact"/>
+            </w:pPr>
+            <w:r>
+              <w:rPr>
+                <w:rStyle w:val="VerbatimChar"/>
+              </w:rPr>
+              <w:t xml:space="preserve">lm(log(Y) ~ X)</w:t>
+            </w:r>
+          </w:p>
+        </w:tc>
+        <w:tc>
+          <w:tcPr/>
+          <w:p>
+            <w:pPr>
+              <w:pStyle w:val="Compact"/>
+            </w:pPr>
+            <w:r>
+              <w:t xml:space="preserve">A 1-unit change in X multiplies the median of Y by exp(β₁).</w:t>
+            </w:r>
+          </w:p>
+        </w:tc>
+      </w:tr>
+      <w:tr>
+        <w:tc>
+          <w:tcPr/>
+          <w:p>
+            <w:pPr>
+              <w:pStyle w:val="Compact"/>
+            </w:pPr>
+            <w:r>
+              <w:t xml:space="preserve">lm (Log-Log)</w:t>
+            </w:r>
+          </w:p>
+        </w:tc>
+        <w:tc>
+          <w:tcPr/>
+          <w:p>
+            <w:pPr>
+              <w:pStyle w:val="Compact"/>
+            </w:pPr>
+            <w:r>
+              <w:rPr>
+                <w:rStyle w:val="VerbatimChar"/>
+              </w:rPr>
+              <w:t xml:space="preserve">lm(log(Y) ~ log(X))</w:t>
+            </w:r>
+          </w:p>
+        </w:tc>
+        <w:tc>
+          <w:tcPr/>
+          <w:p>
+            <w:pPr>
+              <w:pStyle w:val="Compact"/>
+            </w:pPr>
+            <w:r>
+              <w:t xml:space="preserve">A 1% change in X is associated with a β₁% change in Y.</w:t>
+            </w:r>
+          </w:p>
+        </w:tc>
+      </w:tr>
+    </w:tbl>
+    <w:bookmarkEnd w:id="58"/>
+    <w:bookmarkStart w:id="62" w:name="checking-model-assumptions-with-dharma"/>
     <w:p>
       <w:pPr>
         <w:pStyle w:val="Heading1"/>
@@ -5144,18 +5889,18 @@
           <wp:inline>
             <wp:extent cx="5486400" cy="5486400"/>
             <wp:effectExtent b="0" l="0" r="0" t="0"/>
-            <wp:docPr descr="" title="" id="59" name="Picture"/>
+            <wp:docPr descr="" title="" id="60" name="Picture"/>
             <a:graphic>
               <a:graphicData uri="http://schemas.openxmlformats.org/drawingml/2006/picture">
                 <pic:pic>
                   <pic:nvPicPr>
-                    <pic:cNvPr descr="14_01_lecture_powerpoint_files/figure-docx/gala-poisson-diagnostics-1.png" id="60" name="Picture"/>
+                    <pic:cNvPr descr="14_01_lecture_powerpoint_files/figure-docx/gala-poisson-diagnostics-1.png" id="61" name="Picture"/>
                     <pic:cNvPicPr>
                       <a:picLocks noChangeArrowheads="1" noChangeAspect="1"/>
                     </pic:cNvPicPr>
                   </pic:nvPicPr>
                   <pic:blipFill>
-                    <a:blip r:embed="rId58"/>
+                    <a:blip r:embed="rId59"/>
                     <a:stretch>
                       <a:fillRect/>
                     </a:stretch>
@@ -5182,8 +5927,8 @@
         </w:drawing>
       </w:r>
     </w:p>
-    <w:bookmarkEnd w:id="61"/>
-    <w:bookmarkStart w:id="65" w:name="Xb69db3faae37e8c6ad63fbb58723a1f4afc167c"/>
+    <w:bookmarkEnd w:id="62"/>
+    <w:bookmarkStart w:id="66" w:name="Xb69db3faae37e8c6ad63fbb58723a1f4afc167c"/>
     <w:p>
       <w:pPr>
         <w:pStyle w:val="Heading1"/>
@@ -5456,7 +6201,7 @@
         <w:pStyle w:val="Compact"/>
         <w:numPr>
           <w:ilvl w:val="0"/>
-          <w:numId w:val="1026"/>
+          <w:numId w:val="1036"/>
         </w:numPr>
       </w:pPr>
       <w:r>
@@ -5468,7 +6213,7 @@
         <w:pStyle w:val="Compact"/>
         <w:numPr>
           <w:ilvl w:val="1"/>
-          <w:numId w:val="1027"/>
+          <w:numId w:val="1037"/>
         </w:numPr>
       </w:pPr>
       <w:r>
@@ -5480,7 +6225,7 @@
         <w:pStyle w:val="Compact"/>
         <w:numPr>
           <w:ilvl w:val="1"/>
-          <w:numId w:val="1027"/>
+          <w:numId w:val="1037"/>
         </w:numPr>
       </w:pPr>
       <w:r>
@@ -5498,7 +6243,7 @@
         <w:pStyle w:val="Compact"/>
         <w:numPr>
           <w:ilvl w:val="1"/>
-          <w:numId w:val="1027"/>
+          <w:numId w:val="1037"/>
         </w:numPr>
       </w:pPr>
       <w:r>
@@ -5522,7 +6267,7 @@
         <w:pStyle w:val="Compact"/>
         <w:numPr>
           <w:ilvl w:val="1"/>
-          <w:numId w:val="1027"/>
+          <w:numId w:val="1037"/>
         </w:numPr>
       </w:pPr>
       <w:r>
@@ -5546,18 +6291,18 @@
           <wp:inline>
             <wp:extent cx="2743200" cy="2743200"/>
             <wp:effectExtent b="0" l="0" r="0" t="0"/>
-            <wp:docPr descr="" title="" id="63" name="Picture"/>
+            <wp:docPr descr="" title="" id="64" name="Picture"/>
             <a:graphic>
               <a:graphicData uri="http://schemas.openxmlformats.org/drawingml/2006/picture">
                 <pic:pic>
                   <pic:nvPicPr>
-                    <pic:cNvPr descr="14_01_lecture_powerpoint_files/figure-docx/gala-compare-models-1.png" id="64" name="Picture"/>
+                    <pic:cNvPr descr="14_01_lecture_powerpoint_files/figure-docx/gala-compare-models-1.png" id="65" name="Picture"/>
                     <pic:cNvPicPr>
                       <a:picLocks noChangeArrowheads="1" noChangeAspect="1"/>
                     </pic:cNvPicPr>
                   </pic:nvPicPr>
                   <pic:blipFill>
-                    <a:blip r:embed="rId62"/>
+                    <a:blip r:embed="rId63"/>
                     <a:stretch>
                       <a:fillRect/>
                     </a:stretch>
@@ -5584,8 +6329,1173 @@
         </w:drawing>
       </w:r>
     </w:p>
-    <w:bookmarkEnd w:id="65"/>
-    <w:bookmarkStart w:id="69" w:name="logistic-regression---introduction"/>
+    <w:bookmarkEnd w:id="66"/>
+    <w:bookmarkStart w:id="69" w:name="X3124ec853b214e09489bf426da21cb0568cee9e"/>
+    <w:p>
+      <w:pPr>
+        <w:pStyle w:val="Heading1"/>
+      </w:pPr>
+      <w:r>
+        <w:t xml:space="preserve">Example comparison of logged response variable and GLM</w:t>
+      </w:r>
+    </w:p>
+    <w:tbl>
+      <w:tblPr>
+        <w:tblStyle w:val="Table"/>
+        <w:tblLook w:firstRow="0" w:lastRow="0" w:firstColumn="0" w:lastColumn="0" w:noHBand="0" w:noVBand="0" w:val="0000"/>
+        <w:tblBorders>
+          <w:left w:val="single" w:sz="24" w:space="0" w:color="CC1914"/>
+        </w:tblBorders>
+        <w:tblCellMar>
+          <w:left w:w="0" w:type="dxa"/>
+          <w:right w:w="0" w:type="dxa"/>
+        </w:tblCellMar>
+        <w:tblInd w:w="164" w:type="dxa"/>
+      </w:tblPr>
+      <w:tr>
+        <w:trPr>
+          <w:cantSplit/>
+        </w:trPr>
+        <w:tc>
+          <w:tcPr>
+            <w:tcMar>
+              <w:left w:w="144" w:type="dxa"/>
+              <w:right w:w="144" w:type="dxa"/>
+            </w:tcMar>
+          </w:tcPr>
+          <w:p>
+            <w:pPr>
+              <w:pStyle w:val="FirstParagraph"/>
+            </w:pPr>
+            <w:pPr>
+              <w:spacing w:before="0" w:after="8"/>
+              <w:jc w:val="center"/>
+            </w:pPr>
+            <w:r>
+              <w:drawing>
+                <wp:inline>
+                  <wp:extent cx="152400" cy="152400"/>
+                  <wp:effectExtent b="0" l="0" r="0" t="0"/>
+                  <wp:docPr descr="" title="" id="67" name="Picture"/>
+                  <a:graphic>
+                    <a:graphicData uri="http://schemas.openxmlformats.org/drawingml/2006/picture">
+                      <pic:pic>
+                        <pic:nvPicPr>
+                          <pic:cNvPr descr="/Applications/RStudio.app/Contents/Resources/app/quarto/share/formats/docx/important.png" id="68" name="Picture"/>
+                          <pic:cNvPicPr>
+                            <a:picLocks noChangeArrowheads="1" noChangeAspect="1"/>
+                          </pic:cNvPicPr>
+                        </pic:nvPicPr>
+                        <pic:blipFill>
+                          <a:blip r:embed="rId28"/>
+                          <a:stretch>
+                            <a:fillRect/>
+                          </a:stretch>
+                        </pic:blipFill>
+                        <pic:spPr bwMode="auto">
+                          <a:xfrm>
+                            <a:off x="0" y="0"/>
+                            <a:ext cx="152400" cy="152400"/>
+                          </a:xfrm>
+                          <a:prstGeom prst="rect">
+                            <a:avLst/>
+                          </a:prstGeom>
+                          <a:noFill/>
+                          <a:ln w="9525">
+                            <a:noFill/>
+                            <a:headEnd/>
+                            <a:tailEnd/>
+                          </a:ln>
+                        </pic:spPr>
+                      </pic:pic>
+                    </a:graphicData>
+                  </a:graphic>
+                </wp:inline>
+              </w:drawing>
+            </w:r>
+          </w:p>
+        </w:tc>
+        <w:tc>
+          <w:p>
+            <w:pPr>
+              <w:pStyle w:val="BodyText"/>
+            </w:pPr>
+            <w:pPr>
+              <w:spacing w:before="16" w:after="64"/>
+            </w:pPr>
+          </w:p>
+          <w:p>
+            <w:pPr>
+              <w:pStyle w:val="SourceCode"/>
+            </w:pPr>
+            <w:r>
+              <w:rPr>
+                <w:rStyle w:val="CommentTok"/>
+              </w:rPr>
+              <w:t xml:space="preserve"># Simulate data that students might log-transform</w:t>
+            </w:r>
+            <w:r>
+              <w:br/>
+            </w:r>
+            <w:r>
+              <w:rPr>
+                <w:rStyle w:val="FunctionTok"/>
+              </w:rPr>
+              <w:t xml:space="preserve">set.seed</w:t>
+            </w:r>
+            <w:r>
+              <w:rPr>
+                <w:rStyle w:val="NormalTok"/>
+              </w:rPr>
+              <w:t xml:space="preserve">(</w:t>
+            </w:r>
+            <w:r>
+              <w:rPr>
+                <w:rStyle w:val="DecValTok"/>
+              </w:rPr>
+              <w:t xml:space="preserve">123</w:t>
+            </w:r>
+            <w:r>
+              <w:rPr>
+                <w:rStyle w:val="NormalTok"/>
+              </w:rPr>
+              <w:t xml:space="preserve">)</w:t>
+            </w:r>
+            <w:r>
+              <w:br/>
+            </w:r>
+            <w:r>
+              <w:rPr>
+                <w:rStyle w:val="NormalTok"/>
+              </w:rPr>
+              <w:t xml:space="preserve">treatment_data </w:t>
+            </w:r>
+            <w:r>
+              <w:rPr>
+                <w:rStyle w:val="OtherTok"/>
+              </w:rPr>
+              <w:t xml:space="preserve">&lt;-</w:t>
+            </w:r>
+            <w:r>
+              <w:rPr>
+                <w:rStyle w:val="NormalTok"/>
+              </w:rPr>
+              <w:t xml:space="preserve"> </w:t>
+            </w:r>
+            <w:r>
+              <w:rPr>
+                <w:rStyle w:val="FunctionTok"/>
+              </w:rPr>
+              <w:t xml:space="preserve">data.frame</w:t>
+            </w:r>
+            <w:r>
+              <w:rPr>
+                <w:rStyle w:val="NormalTok"/>
+              </w:rPr>
+              <w:t xml:space="preserve">(</w:t>
+            </w:r>
+            <w:r>
+              <w:br/>
+            </w:r>
+            <w:r>
+              <w:rPr>
+                <w:rStyle w:val="NormalTok"/>
+              </w:rPr>
+              <w:t xml:space="preserve">  </w:t>
+            </w:r>
+            <w:r>
+              <w:rPr>
+                <w:rStyle w:val="AttributeTok"/>
+              </w:rPr>
+              <w:t xml:space="preserve">treatment =</w:t>
+            </w:r>
+            <w:r>
+              <w:rPr>
+                <w:rStyle w:val="NormalTok"/>
+              </w:rPr>
+              <w:t xml:space="preserve"> </w:t>
+            </w:r>
+            <w:r>
+              <w:rPr>
+                <w:rStyle w:val="FunctionTok"/>
+              </w:rPr>
+              <w:t xml:space="preserve">rep</w:t>
+            </w:r>
+            <w:r>
+              <w:rPr>
+                <w:rStyle w:val="NormalTok"/>
+              </w:rPr>
+              <w:t xml:space="preserve">(</w:t>
+            </w:r>
+            <w:r>
+              <w:rPr>
+                <w:rStyle w:val="FunctionTok"/>
+              </w:rPr>
+              <w:t xml:space="preserve">c</w:t>
+            </w:r>
+            <w:r>
+              <w:rPr>
+                <w:rStyle w:val="NormalTok"/>
+              </w:rPr>
+              <w:t xml:space="preserve">(</w:t>
+            </w:r>
+            <w:r>
+              <w:rPr>
+                <w:rStyle w:val="StringTok"/>
+              </w:rPr>
+              <w:t xml:space="preserve">"Control"</w:t>
+            </w:r>
+            <w:r>
+              <w:rPr>
+                <w:rStyle w:val="NormalTok"/>
+              </w:rPr>
+              <w:t xml:space="preserve">, </w:t>
+            </w:r>
+            <w:r>
+              <w:rPr>
+                <w:rStyle w:val="StringTok"/>
+              </w:rPr>
+              <w:t xml:space="preserve">"Low"</w:t>
+            </w:r>
+            <w:r>
+              <w:rPr>
+                <w:rStyle w:val="NormalTok"/>
+              </w:rPr>
+              <w:t xml:space="preserve">, </w:t>
+            </w:r>
+            <w:r>
+              <w:rPr>
+                <w:rStyle w:val="StringTok"/>
+              </w:rPr>
+              <w:t xml:space="preserve">"High"</w:t>
+            </w:r>
+            <w:r>
+              <w:rPr>
+                <w:rStyle w:val="NormalTok"/>
+              </w:rPr>
+              <w:t xml:space="preserve">), </w:t>
+            </w:r>
+            <w:r>
+              <w:rPr>
+                <w:rStyle w:val="AttributeTok"/>
+              </w:rPr>
+              <w:t xml:space="preserve">each =</w:t>
+            </w:r>
+            <w:r>
+              <w:rPr>
+                <w:rStyle w:val="NormalTok"/>
+              </w:rPr>
+              <w:t xml:space="preserve"> </w:t>
+            </w:r>
+            <w:r>
+              <w:rPr>
+                <w:rStyle w:val="DecValTok"/>
+              </w:rPr>
+              <w:t xml:space="preserve">20</w:t>
+            </w:r>
+            <w:r>
+              <w:rPr>
+                <w:rStyle w:val="NormalTok"/>
+              </w:rPr>
+              <w:t xml:space="preserve">),</w:t>
+            </w:r>
+            <w:r>
+              <w:br/>
+            </w:r>
+            <w:r>
+              <w:rPr>
+                <w:rStyle w:val="NormalTok"/>
+              </w:rPr>
+              <w:t xml:space="preserve">  </w:t>
+            </w:r>
+            <w:r>
+              <w:rPr>
+                <w:rStyle w:val="AttributeTok"/>
+              </w:rPr>
+              <w:t xml:space="preserve">biomass =</w:t>
+            </w:r>
+            <w:r>
+              <w:rPr>
+                <w:rStyle w:val="NormalTok"/>
+              </w:rPr>
+              <w:t xml:space="preserve"> </w:t>
+            </w:r>
+            <w:r>
+              <w:rPr>
+                <w:rStyle w:val="FunctionTok"/>
+              </w:rPr>
+              <w:t xml:space="preserve">c</w:t>
+            </w:r>
+            <w:r>
+              <w:rPr>
+                <w:rStyle w:val="NormalTok"/>
+              </w:rPr>
+              <w:t xml:space="preserve">(</w:t>
+            </w:r>
+            <w:r>
+              <w:rPr>
+                <w:rStyle w:val="FunctionTok"/>
+              </w:rPr>
+              <w:t xml:space="preserve">rlnorm</w:t>
+            </w:r>
+            <w:r>
+              <w:rPr>
+                <w:rStyle w:val="NormalTok"/>
+              </w:rPr>
+              <w:t xml:space="preserve">(</w:t>
+            </w:r>
+            <w:r>
+              <w:rPr>
+                <w:rStyle w:val="DecValTok"/>
+              </w:rPr>
+              <w:t xml:space="preserve">20</w:t>
+            </w:r>
+            <w:r>
+              <w:rPr>
+                <w:rStyle w:val="NormalTok"/>
+              </w:rPr>
+              <w:t xml:space="preserve">, </w:t>
+            </w:r>
+            <w:r>
+              <w:rPr>
+                <w:rStyle w:val="AttributeTok"/>
+              </w:rPr>
+              <w:t xml:space="preserve">meanlog =</w:t>
+            </w:r>
+            <w:r>
+              <w:rPr>
+                <w:rStyle w:val="NormalTok"/>
+              </w:rPr>
+              <w:t xml:space="preserve"> </w:t>
+            </w:r>
+            <w:r>
+              <w:rPr>
+                <w:rStyle w:val="DecValTok"/>
+              </w:rPr>
+              <w:t xml:space="preserve">2</w:t>
+            </w:r>
+            <w:r>
+              <w:rPr>
+                <w:rStyle w:val="NormalTok"/>
+              </w:rPr>
+              <w:t xml:space="preserve">, </w:t>
+            </w:r>
+            <w:r>
+              <w:rPr>
+                <w:rStyle w:val="AttributeTok"/>
+              </w:rPr>
+              <w:t xml:space="preserve">sdlog =</w:t>
+            </w:r>
+            <w:r>
+              <w:rPr>
+                <w:rStyle w:val="NormalTok"/>
+              </w:rPr>
+              <w:t xml:space="preserve"> </w:t>
+            </w:r>
+            <w:r>
+              <w:rPr>
+                <w:rStyle w:val="FloatTok"/>
+              </w:rPr>
+              <w:t xml:space="preserve">0.5</w:t>
+            </w:r>
+            <w:r>
+              <w:rPr>
+                <w:rStyle w:val="NormalTok"/>
+              </w:rPr>
+              <w:t xml:space="preserve">),</w:t>
+            </w:r>
+            <w:r>
+              <w:br/>
+            </w:r>
+            <w:r>
+              <w:rPr>
+                <w:rStyle w:val="NormalTok"/>
+              </w:rPr>
+              <w:t xml:space="preserve">              </w:t>
+            </w:r>
+            <w:r>
+              <w:rPr>
+                <w:rStyle w:val="FunctionTok"/>
+              </w:rPr>
+              <w:t xml:space="preserve">rlnorm</w:t>
+            </w:r>
+            <w:r>
+              <w:rPr>
+                <w:rStyle w:val="NormalTok"/>
+              </w:rPr>
+              <w:t xml:space="preserve">(</w:t>
+            </w:r>
+            <w:r>
+              <w:rPr>
+                <w:rStyle w:val="DecValTok"/>
+              </w:rPr>
+              <w:t xml:space="preserve">20</w:t>
+            </w:r>
+            <w:r>
+              <w:rPr>
+                <w:rStyle w:val="NormalTok"/>
+              </w:rPr>
+              <w:t xml:space="preserve">, </w:t>
+            </w:r>
+            <w:r>
+              <w:rPr>
+                <w:rStyle w:val="AttributeTok"/>
+              </w:rPr>
+              <w:t xml:space="preserve">meanlog =</w:t>
+            </w:r>
+            <w:r>
+              <w:rPr>
+                <w:rStyle w:val="NormalTok"/>
+              </w:rPr>
+              <w:t xml:space="preserve"> </w:t>
+            </w:r>
+            <w:r>
+              <w:rPr>
+                <w:rStyle w:val="FloatTok"/>
+              </w:rPr>
+              <w:t xml:space="preserve">2.5</w:t>
+            </w:r>
+            <w:r>
+              <w:rPr>
+                <w:rStyle w:val="NormalTok"/>
+              </w:rPr>
+              <w:t xml:space="preserve">, </w:t>
+            </w:r>
+            <w:r>
+              <w:rPr>
+                <w:rStyle w:val="AttributeTok"/>
+              </w:rPr>
+              <w:t xml:space="preserve">sdlog =</w:t>
+            </w:r>
+            <w:r>
+              <w:rPr>
+                <w:rStyle w:val="NormalTok"/>
+              </w:rPr>
+              <w:t xml:space="preserve"> </w:t>
+            </w:r>
+            <w:r>
+              <w:rPr>
+                <w:rStyle w:val="FloatTok"/>
+              </w:rPr>
+              <w:t xml:space="preserve">0.5</w:t>
+            </w:r>
+            <w:r>
+              <w:rPr>
+                <w:rStyle w:val="NormalTok"/>
+              </w:rPr>
+              <w:t xml:space="preserve">),</w:t>
+            </w:r>
+            <w:r>
+              <w:br/>
+            </w:r>
+            <w:r>
+              <w:rPr>
+                <w:rStyle w:val="NormalTok"/>
+              </w:rPr>
+              <w:t xml:space="preserve">              </w:t>
+            </w:r>
+            <w:r>
+              <w:rPr>
+                <w:rStyle w:val="FunctionTok"/>
+              </w:rPr>
+              <w:t xml:space="preserve">rlnorm</w:t>
+            </w:r>
+            <w:r>
+              <w:rPr>
+                <w:rStyle w:val="NormalTok"/>
+              </w:rPr>
+              <w:t xml:space="preserve">(</w:t>
+            </w:r>
+            <w:r>
+              <w:rPr>
+                <w:rStyle w:val="DecValTok"/>
+              </w:rPr>
+              <w:t xml:space="preserve">20</w:t>
+            </w:r>
+            <w:r>
+              <w:rPr>
+                <w:rStyle w:val="NormalTok"/>
+              </w:rPr>
+              <w:t xml:space="preserve">, </w:t>
+            </w:r>
+            <w:r>
+              <w:rPr>
+                <w:rStyle w:val="AttributeTok"/>
+              </w:rPr>
+              <w:t xml:space="preserve">meanlog =</w:t>
+            </w:r>
+            <w:r>
+              <w:rPr>
+                <w:rStyle w:val="NormalTok"/>
+              </w:rPr>
+              <w:t xml:space="preserve"> </w:t>
+            </w:r>
+            <w:r>
+              <w:rPr>
+                <w:rStyle w:val="DecValTok"/>
+              </w:rPr>
+              <w:t xml:space="preserve">3</w:t>
+            </w:r>
+            <w:r>
+              <w:rPr>
+                <w:rStyle w:val="NormalTok"/>
+              </w:rPr>
+              <w:t xml:space="preserve">, </w:t>
+            </w:r>
+            <w:r>
+              <w:rPr>
+                <w:rStyle w:val="AttributeTok"/>
+              </w:rPr>
+              <w:t xml:space="preserve">sdlog =</w:t>
+            </w:r>
+            <w:r>
+              <w:rPr>
+                <w:rStyle w:val="NormalTok"/>
+              </w:rPr>
+              <w:t xml:space="preserve"> </w:t>
+            </w:r>
+            <w:r>
+              <w:rPr>
+                <w:rStyle w:val="FloatTok"/>
+              </w:rPr>
+              <w:t xml:space="preserve">0.5</w:t>
+            </w:r>
+            <w:r>
+              <w:rPr>
+                <w:rStyle w:val="NormalTok"/>
+              </w:rPr>
+              <w:t xml:space="preserve">))</w:t>
+            </w:r>
+            <w:r>
+              <w:br/>
+            </w:r>
+            <w:r>
+              <w:rPr>
+                <w:rStyle w:val="NormalTok"/>
+              </w:rPr>
+              <w:t xml:space="preserve">)</w:t>
+            </w:r>
+            <w:r>
+              <w:br/>
+            </w:r>
+            <w:r>
+              <w:br/>
+            </w:r>
+            <w:r>
+              <w:rPr>
+                <w:rStyle w:val="CommentTok"/>
+              </w:rPr>
+              <w:t xml:space="preserve"># Approach 1: Log transformation + ANOVA</w:t>
+            </w:r>
+            <w:r>
+              <w:br/>
+            </w:r>
+            <w:r>
+              <w:rPr>
+                <w:rStyle w:val="NormalTok"/>
+              </w:rPr>
+              <w:t xml:space="preserve">model_log </w:t>
+            </w:r>
+            <w:r>
+              <w:rPr>
+                <w:rStyle w:val="OtherTok"/>
+              </w:rPr>
+              <w:t xml:space="preserve">&lt;-</w:t>
+            </w:r>
+            <w:r>
+              <w:rPr>
+                <w:rStyle w:val="NormalTok"/>
+              </w:rPr>
+              <w:t xml:space="preserve"> </w:t>
+            </w:r>
+            <w:r>
+              <w:rPr>
+                <w:rStyle w:val="FunctionTok"/>
+              </w:rPr>
+              <w:t xml:space="preserve">lm</w:t>
+            </w:r>
+            <w:r>
+              <w:rPr>
+                <w:rStyle w:val="NormalTok"/>
+              </w:rPr>
+              <w:t xml:space="preserve">(</w:t>
+            </w:r>
+            <w:r>
+              <w:rPr>
+                <w:rStyle w:val="FunctionTok"/>
+              </w:rPr>
+              <w:t xml:space="preserve">log</w:t>
+            </w:r>
+            <w:r>
+              <w:rPr>
+                <w:rStyle w:val="NormalTok"/>
+              </w:rPr>
+              <w:t xml:space="preserve">(biomass) </w:t>
+            </w:r>
+            <w:r>
+              <w:rPr>
+                <w:rStyle w:val="SpecialCharTok"/>
+              </w:rPr>
+              <w:t xml:space="preserve">~</w:t>
+            </w:r>
+            <w:r>
+              <w:rPr>
+                <w:rStyle w:val="NormalTok"/>
+              </w:rPr>
+              <w:t xml:space="preserve"> treatment, </w:t>
+            </w:r>
+            <w:r>
+              <w:rPr>
+                <w:rStyle w:val="AttributeTok"/>
+              </w:rPr>
+              <w:t xml:space="preserve">data =</w:t>
+            </w:r>
+            <w:r>
+              <w:rPr>
+                <w:rStyle w:val="NormalTok"/>
+              </w:rPr>
+              <w:t xml:space="preserve"> treatment_data)</w:t>
+            </w:r>
+            <w:r>
+              <w:br/>
+            </w:r>
+            <w:r>
+              <w:br/>
+            </w:r>
+            <w:r>
+              <w:rPr>
+                <w:rStyle w:val="CommentTok"/>
+              </w:rPr>
+              <w:t xml:space="preserve"># Approach 2: Gamma GLM with log link</w:t>
+            </w:r>
+            <w:r>
+              <w:br/>
+            </w:r>
+            <w:r>
+              <w:rPr>
+                <w:rStyle w:val="NormalTok"/>
+              </w:rPr>
+              <w:t xml:space="preserve">model_glm </w:t>
+            </w:r>
+            <w:r>
+              <w:rPr>
+                <w:rStyle w:val="OtherTok"/>
+              </w:rPr>
+              <w:t xml:space="preserve">&lt;-</w:t>
+            </w:r>
+            <w:r>
+              <w:rPr>
+                <w:rStyle w:val="NormalTok"/>
+              </w:rPr>
+              <w:t xml:space="preserve"> </w:t>
+            </w:r>
+            <w:r>
+              <w:rPr>
+                <w:rStyle w:val="FunctionTok"/>
+              </w:rPr>
+              <w:t xml:space="preserve">glm</w:t>
+            </w:r>
+            <w:r>
+              <w:rPr>
+                <w:rStyle w:val="NormalTok"/>
+              </w:rPr>
+              <w:t xml:space="preserve">(biomass </w:t>
+            </w:r>
+            <w:r>
+              <w:rPr>
+                <w:rStyle w:val="SpecialCharTok"/>
+              </w:rPr>
+              <w:t xml:space="preserve">~</w:t>
+            </w:r>
+            <w:r>
+              <w:rPr>
+                <w:rStyle w:val="NormalTok"/>
+              </w:rPr>
+              <w:t xml:space="preserve"> treatment, </w:t>
+            </w:r>
+            <w:r>
+              <w:br/>
+            </w:r>
+            <w:r>
+              <w:rPr>
+                <w:rStyle w:val="NormalTok"/>
+              </w:rPr>
+              <w:t xml:space="preserve">                 </w:t>
+            </w:r>
+            <w:r>
+              <w:rPr>
+                <w:rStyle w:val="AttributeTok"/>
+              </w:rPr>
+              <w:t xml:space="preserve">family =</w:t>
+            </w:r>
+            <w:r>
+              <w:rPr>
+                <w:rStyle w:val="NormalTok"/>
+              </w:rPr>
+              <w:t xml:space="preserve"> </w:t>
+            </w:r>
+            <w:r>
+              <w:rPr>
+                <w:rStyle w:val="FunctionTok"/>
+              </w:rPr>
+              <w:t xml:space="preserve">Gamma</w:t>
+            </w:r>
+            <w:r>
+              <w:rPr>
+                <w:rStyle w:val="NormalTok"/>
+              </w:rPr>
+              <w:t xml:space="preserve">(</w:t>
+            </w:r>
+            <w:r>
+              <w:rPr>
+                <w:rStyle w:val="AttributeTok"/>
+              </w:rPr>
+              <w:t xml:space="preserve">link =</w:t>
+            </w:r>
+            <w:r>
+              <w:rPr>
+                <w:rStyle w:val="NormalTok"/>
+              </w:rPr>
+              <w:t xml:space="preserve"> </w:t>
+            </w:r>
+            <w:r>
+              <w:rPr>
+                <w:rStyle w:val="StringTok"/>
+              </w:rPr>
+              <w:t xml:space="preserve">"log"</w:t>
+            </w:r>
+            <w:r>
+              <w:rPr>
+                <w:rStyle w:val="NormalTok"/>
+              </w:rPr>
+              <w:t xml:space="preserve">), </w:t>
+            </w:r>
+            <w:r>
+              <w:br/>
+            </w:r>
+            <w:r>
+              <w:rPr>
+                <w:rStyle w:val="NormalTok"/>
+              </w:rPr>
+              <w:t xml:space="preserve">                 </w:t>
+            </w:r>
+            <w:r>
+              <w:rPr>
+                <w:rStyle w:val="AttributeTok"/>
+              </w:rPr>
+              <w:t xml:space="preserve">data =</w:t>
+            </w:r>
+            <w:r>
+              <w:rPr>
+                <w:rStyle w:val="NormalTok"/>
+              </w:rPr>
+              <w:t xml:space="preserve"> treatment_data)</w:t>
+            </w:r>
+            <w:r>
+              <w:br/>
+            </w:r>
+            <w:r>
+              <w:br/>
+            </w:r>
+            <w:r>
+              <w:rPr>
+                <w:rStyle w:val="CommentTok"/>
+              </w:rPr>
+              <w:t xml:space="preserve"># Compare predictions on original scale</w:t>
+            </w:r>
+            <w:r>
+              <w:br/>
+            </w:r>
+            <w:r>
+              <w:rPr>
+                <w:rStyle w:val="FunctionTok"/>
+              </w:rPr>
+              <w:t xml:space="preserve">cat</w:t>
+            </w:r>
+            <w:r>
+              <w:rPr>
+                <w:rStyle w:val="NormalTok"/>
+              </w:rPr>
+              <w:t xml:space="preserve">(</w:t>
+            </w:r>
+            <w:r>
+              <w:rPr>
+                <w:rStyle w:val="StringTok"/>
+              </w:rPr>
+              <w:t xml:space="preserve">"logged response variable</w:t>
+            </w:r>
+            <w:r>
+              <w:rPr>
+                <w:rStyle w:val="SpecialCharTok"/>
+              </w:rPr>
+              <w:t xml:space="preserve">\n\n</w:t>
+            </w:r>
+            <w:r>
+              <w:rPr>
+                <w:rStyle w:val="StringTok"/>
+              </w:rPr>
+              <w:t xml:space="preserve">"</w:t>
+            </w:r>
+            <w:r>
+              <w:rPr>
+                <w:rStyle w:val="NormalTok"/>
+              </w:rPr>
+              <w:t xml:space="preserve">)</w:t>
+            </w:r>
+            <w:r>
+              <w:br/>
+            </w:r>
+            <w:r>
+              <w:rPr>
+                <w:rStyle w:val="DocumentationTok"/>
+              </w:rPr>
+              <w:t xml:space="preserve">## logged response variable</w:t>
+            </w:r>
+            <w:r>
+              <w:br/>
+            </w:r>
+            <w:r>
+              <w:rPr>
+                <w:rStyle w:val="FunctionTok"/>
+              </w:rPr>
+              <w:t xml:space="preserve">emmeans</w:t>
+            </w:r>
+            <w:r>
+              <w:rPr>
+                <w:rStyle w:val="NormalTok"/>
+              </w:rPr>
+              <w:t xml:space="preserve">(model_log, </w:t>
+            </w:r>
+            <w:r>
+              <w:rPr>
+                <w:rStyle w:val="SpecialCharTok"/>
+              </w:rPr>
+              <w:t xml:space="preserve">~</w:t>
+            </w:r>
+            <w:r>
+              <w:rPr>
+                <w:rStyle w:val="NormalTok"/>
+              </w:rPr>
+              <w:t xml:space="preserve">treatment, </w:t>
+            </w:r>
+            <w:r>
+              <w:rPr>
+                <w:rStyle w:val="AttributeTok"/>
+              </w:rPr>
+              <w:t xml:space="preserve">type =</w:t>
+            </w:r>
+            <w:r>
+              <w:rPr>
+                <w:rStyle w:val="NormalTok"/>
+              </w:rPr>
+              <w:t xml:space="preserve"> </w:t>
+            </w:r>
+            <w:r>
+              <w:rPr>
+                <w:rStyle w:val="StringTok"/>
+              </w:rPr>
+              <w:t xml:space="preserve">"response"</w:t>
+            </w:r>
+            <w:r>
+              <w:rPr>
+                <w:rStyle w:val="NormalTok"/>
+              </w:rPr>
+              <w:t xml:space="preserve">)  </w:t>
+            </w:r>
+            <w:r>
+              <w:rPr>
+                <w:rStyle w:val="CommentTok"/>
+              </w:rPr>
+              <w:t xml:space="preserve"># Geometric means</w:t>
+            </w:r>
+            <w:r>
+              <w:br/>
+            </w:r>
+            <w:r>
+              <w:rPr>
+                <w:rStyle w:val="DocumentationTok"/>
+              </w:rPr>
+              <w:t xml:space="preserve">##  treatment response    SE df lower.CL upper.CL</w:t>
+            </w:r>
+            <w:r>
+              <w:br/>
+            </w:r>
+            <w:r>
+              <w:rPr>
+                <w:rStyle w:val="DocumentationTok"/>
+              </w:rPr>
+              <w:t xml:space="preserve">##  Control       7.93 0.818 57     6.45     9.75</w:t>
+            </w:r>
+            <w:r>
+              <w:br/>
+            </w:r>
+            <w:r>
+              <w:rPr>
+                <w:rStyle w:val="DocumentationTok"/>
+              </w:rPr>
+              <w:t xml:space="preserve">##  High         21.18 2.180 57    17.23    26.04</w:t>
+            </w:r>
+            <w:r>
+              <w:br/>
+            </w:r>
+            <w:r>
+              <w:rPr>
+                <w:rStyle w:val="DocumentationTok"/>
+              </w:rPr>
+              <w:t xml:space="preserve">##  Low          11.87 1.220 57     9.66    14.60</w:t>
+            </w:r>
+            <w:r>
+              <w:br/>
+            </w:r>
+            <w:r>
+              <w:rPr>
+                <w:rStyle w:val="DocumentationTok"/>
+              </w:rPr>
+              <w:t xml:space="preserve">## </w:t>
+            </w:r>
+            <w:r>
+              <w:br/>
+            </w:r>
+            <w:r>
+              <w:rPr>
+                <w:rStyle w:val="DocumentationTok"/>
+              </w:rPr>
+              <w:t xml:space="preserve">## Confidence level used: 0.95 </w:t>
+            </w:r>
+            <w:r>
+              <w:br/>
+            </w:r>
+            <w:r>
+              <w:rPr>
+                <w:rStyle w:val="DocumentationTok"/>
+              </w:rPr>
+              <w:t xml:space="preserve">## Intervals are back-transformed from the log scale</w:t>
+            </w:r>
+            <w:r>
+              <w:br/>
+            </w:r>
+            <w:r>
+              <w:rPr>
+                <w:rStyle w:val="FunctionTok"/>
+              </w:rPr>
+              <w:t xml:space="preserve">cat</w:t>
+            </w:r>
+            <w:r>
+              <w:rPr>
+                <w:rStyle w:val="NormalTok"/>
+              </w:rPr>
+              <w:t xml:space="preserve">(</w:t>
+            </w:r>
+            <w:r>
+              <w:rPr>
+                <w:rStyle w:val="StringTok"/>
+              </w:rPr>
+              <w:t xml:space="preserve">"</w:t>
+            </w:r>
+            <w:r>
+              <w:rPr>
+                <w:rStyle w:val="SpecialCharTok"/>
+              </w:rPr>
+              <w:t xml:space="preserve">\n\n</w:t>
+            </w:r>
+            <w:r>
+              <w:rPr>
+                <w:rStyle w:val="StringTok"/>
+              </w:rPr>
+              <w:t xml:space="preserve">"</w:t>
+            </w:r>
+            <w:r>
+              <w:rPr>
+                <w:rStyle w:val="NormalTok"/>
+              </w:rPr>
+              <w:t xml:space="preserve">)</w:t>
+            </w:r>
+            <w:r>
+              <w:br/>
+            </w:r>
+            <w:r>
+              <w:rPr>
+                <w:rStyle w:val="FunctionTok"/>
+              </w:rPr>
+              <w:t xml:space="preserve">cat</w:t>
+            </w:r>
+            <w:r>
+              <w:rPr>
+                <w:rStyle w:val="NormalTok"/>
+              </w:rPr>
+              <w:t xml:space="preserve">(</w:t>
+            </w:r>
+            <w:r>
+              <w:rPr>
+                <w:rStyle w:val="StringTok"/>
+              </w:rPr>
+              <w:t xml:space="preserve">"using glm opn original scale</w:t>
+            </w:r>
+            <w:r>
+              <w:rPr>
+                <w:rStyle w:val="SpecialCharTok"/>
+              </w:rPr>
+              <w:t xml:space="preserve">\n\n</w:t>
+            </w:r>
+            <w:r>
+              <w:rPr>
+                <w:rStyle w:val="StringTok"/>
+              </w:rPr>
+              <w:t xml:space="preserve">"</w:t>
+            </w:r>
+            <w:r>
+              <w:rPr>
+                <w:rStyle w:val="NormalTok"/>
+              </w:rPr>
+              <w:t xml:space="preserve">)</w:t>
+            </w:r>
+            <w:r>
+              <w:br/>
+            </w:r>
+            <w:r>
+              <w:rPr>
+                <w:rStyle w:val="DocumentationTok"/>
+              </w:rPr>
+              <w:t xml:space="preserve">## using glm opn original scale</w:t>
+            </w:r>
+            <w:r>
+              <w:br/>
+            </w:r>
+            <w:r>
+              <w:rPr>
+                <w:rStyle w:val="FunctionTok"/>
+              </w:rPr>
+              <w:t xml:space="preserve">emmeans</w:t>
+            </w:r>
+            <w:r>
+              <w:rPr>
+                <w:rStyle w:val="NormalTok"/>
+              </w:rPr>
+              <w:t xml:space="preserve">(model_glm, </w:t>
+            </w:r>
+            <w:r>
+              <w:rPr>
+                <w:rStyle w:val="SpecialCharTok"/>
+              </w:rPr>
+              <w:t xml:space="preserve">~</w:t>
+            </w:r>
+            <w:r>
+              <w:rPr>
+                <w:rStyle w:val="NormalTok"/>
+              </w:rPr>
+              <w:t xml:space="preserve">treatment, </w:t>
+            </w:r>
+            <w:r>
+              <w:rPr>
+                <w:rStyle w:val="AttributeTok"/>
+              </w:rPr>
+              <w:t xml:space="preserve">type =</w:t>
+            </w:r>
+            <w:r>
+              <w:rPr>
+                <w:rStyle w:val="NormalTok"/>
+              </w:rPr>
+              <w:t xml:space="preserve"> </w:t>
+            </w:r>
+            <w:r>
+              <w:rPr>
+                <w:rStyle w:val="StringTok"/>
+              </w:rPr>
+              <w:t xml:space="preserve">"response"</w:t>
+            </w:r>
+            <w:r>
+              <w:rPr>
+                <w:rStyle w:val="NormalTok"/>
+              </w:rPr>
+              <w:t xml:space="preserve">)  </w:t>
+            </w:r>
+            <w:r>
+              <w:rPr>
+                <w:rStyle w:val="CommentTok"/>
+              </w:rPr>
+              <w:t xml:space="preserve"># Arithmetic means</w:t>
+            </w:r>
+            <w:r>
+              <w:br/>
+            </w:r>
+            <w:r>
+              <w:rPr>
+                <w:rStyle w:val="DocumentationTok"/>
+              </w:rPr>
+              <w:t xml:space="preserve">##  treatment response    SE df lower.CL upper.CL</w:t>
+            </w:r>
+            <w:r>
+              <w:br/>
+            </w:r>
+            <w:r>
+              <w:rPr>
+                <w:rStyle w:val="DocumentationTok"/>
+              </w:rPr>
+              <w:t xml:space="preserve">##  Control       8.86 0.939 57     7.16     11.0</w:t>
+            </w:r>
+            <w:r>
+              <w:br/>
+            </w:r>
+            <w:r>
+              <w:rPr>
+                <w:rStyle w:val="DocumentationTok"/>
+              </w:rPr>
+              <w:t xml:space="preserve">##  High         23.73 2.520 57    19.19     29.3</w:t>
+            </w:r>
+            <w:r>
+              <w:br/>
+            </w:r>
+            <w:r>
+              <w:rPr>
+                <w:rStyle w:val="DocumentationTok"/>
+              </w:rPr>
+              <w:t xml:space="preserve">##  Low          12.84 1.360 57    10.39     15.9</w:t>
+            </w:r>
+            <w:r>
+              <w:br/>
+            </w:r>
+            <w:r>
+              <w:rPr>
+                <w:rStyle w:val="DocumentationTok"/>
+              </w:rPr>
+              <w:t xml:space="preserve">## </w:t>
+            </w:r>
+            <w:r>
+              <w:br/>
+            </w:r>
+            <w:r>
+              <w:rPr>
+                <w:rStyle w:val="DocumentationTok"/>
+              </w:rPr>
+              <w:t xml:space="preserve">## Confidence level used: 0.95 </w:t>
+            </w:r>
+            <w:r>
+              <w:br/>
+            </w:r>
+            <w:r>
+              <w:rPr>
+                <w:rStyle w:val="DocumentationTok"/>
+              </w:rPr>
+              <w:t xml:space="preserve">## Intervals are back-transformed from the log scale</w:t>
+            </w:r>
+            <w:r>
+              <w:br/>
+            </w:r>
+            <w:r>
+              <w:br/>
+            </w:r>
+            <w:r>
+              <w:rPr>
+                <w:rStyle w:val="CommentTok"/>
+              </w:rPr>
+              <w:t xml:space="preserve"># Show how the interpretation differs</w:t>
+            </w:r>
+          </w:p>
+        </w:tc>
+      </w:tr>
+    </w:tbl>
+    <w:bookmarkEnd w:id="69"/>
+    <w:bookmarkStart w:id="73" w:name="logistic-regression---introduction"/>
     <w:p>
       <w:pPr>
         <w:pStyle w:val="Heading1"/>
@@ -5775,7 +7685,7 @@
         <w:pStyle w:val="Compact"/>
         <w:numPr>
           <w:ilvl w:val="0"/>
-          <w:numId w:val="1028"/>
+          <w:numId w:val="1038"/>
         </w:numPr>
       </w:pPr>
       <w:r>
@@ -5787,7 +7697,7 @@
         <w:pStyle w:val="Compact"/>
         <w:numPr>
           <w:ilvl w:val="1"/>
-          <w:numId w:val="1029"/>
+          <w:numId w:val="1039"/>
         </w:numPr>
       </w:pPr>
       <m:oMath>
@@ -5820,7 +7730,7 @@
         <w:pStyle w:val="Compact"/>
         <w:numPr>
           <w:ilvl w:val="1"/>
-          <w:numId w:val="1029"/>
+          <w:numId w:val="1039"/>
         </w:numPr>
       </w:pPr>
       <m:oMath>
@@ -5849,7 +7759,7 @@
         <w:pStyle w:val="Compact"/>
         <w:numPr>
           <w:ilvl w:val="1"/>
-          <w:numId w:val="1029"/>
+          <w:numId w:val="1039"/>
         </w:numPr>
       </w:pPr>
       <m:oMath>
@@ -6076,99 +7986,12 @@
           <wp:inline>
             <wp:extent cx="2743200" cy="2743200"/>
             <wp:effectExtent b="0" l="0" r="0" t="0"/>
-            <wp:docPr descr="" title="" id="67" name="Picture"/>
-            <a:graphic>
-              <a:graphicData uri="http://schemas.openxmlformats.org/drawingml/2006/picture">
-                <pic:pic>
-                  <pic:nvPicPr>
-                    <pic:cNvPr descr="14_01_lecture_powerpoint_files/figure-docx/logistic-curve-1.png" id="68" name="Picture"/>
-                    <pic:cNvPicPr>
-                      <a:picLocks noChangeArrowheads="1" noChangeAspect="1"/>
-                    </pic:cNvPicPr>
-                  </pic:nvPicPr>
-                  <pic:blipFill>
-                    <a:blip r:embed="rId66"/>
-                    <a:stretch>
-                      <a:fillRect/>
-                    </a:stretch>
-                  </pic:blipFill>
-                  <pic:spPr bwMode="auto">
-                    <a:xfrm>
-                      <a:off x="0" y="0"/>
-                      <a:ext cx="2743200" cy="2743200"/>
-                    </a:xfrm>
-                    <a:prstGeom prst="rect">
-                      <a:avLst/>
-                    </a:prstGeom>
-                    <a:noFill/>
-                    <a:ln w="9525">
-                      <a:noFill/>
-                      <a:headEnd/>
-                      <a:tailEnd/>
-                    </a:ln>
-                  </pic:spPr>
-                </pic:pic>
-              </a:graphicData>
-            </a:graphic>
-          </wp:inline>
-        </w:drawing>
-      </w:r>
-    </w:p>
-    <w:bookmarkEnd w:id="69"/>
-    <w:bookmarkStart w:id="73" w:name="example-lizard-presence-on-islands"/>
-    <w:p>
-      <w:pPr>
-        <w:pStyle w:val="Heading1"/>
-      </w:pPr>
-      <w:r>
-        <w:t xml:space="preserve">Example: Lizard Presence on Islands</w:t>
-      </w:r>
-    </w:p>
-    <w:p>
-      <w:pPr>
-        <w:pStyle w:val="FirstParagraph"/>
-      </w:pPr>
-      <w:r>
-        <w:t xml:space="preserve">Based on the example from Polis et al. (1998), we’ll model the</w:t>
-      </w:r>
-      <w:r>
-        <w:t xml:space="preserve"> </w:t>
-      </w:r>
-      <w:r>
-        <w:t xml:space="preserve">presence/absence of lizards (</w:t>
-      </w:r>
-      <w:r>
-        <w:rPr>
-          <w:i/>
-          <w:iCs/>
-        </w:rPr>
-        <w:t xml:space="preserve">Uta</w:t>
-      </w:r>
-      <w:r>
-        <w:t xml:space="preserve">) on islands in the Gulf of California</w:t>
-      </w:r>
-      <w:r>
-        <w:t xml:space="preserve"> </w:t>
-      </w:r>
-      <w:r>
-        <w:t xml:space="preserve">based on perimeter/area ratio.</w:t>
-      </w:r>
-    </w:p>
-    <w:p>
-      <w:pPr>
-        <w:pStyle w:val="BodyText"/>
-      </w:pPr>
-      <w:r>
-        <w:drawing>
-          <wp:inline>
-            <wp:extent cx="2743200" cy="2743200"/>
-            <wp:effectExtent b="0" l="0" r="0" t="0"/>
             <wp:docPr descr="" title="" id="71" name="Picture"/>
             <a:graphic>
               <a:graphicData uri="http://schemas.openxmlformats.org/drawingml/2006/picture">
                 <pic:pic>
                   <pic:nvPicPr>
-                    <pic:cNvPr descr="14_01_lecture_powerpoint_files/figure-docx/lizard-data-1.png" id="72" name="Picture"/>
+                    <pic:cNvPr descr="14_01_lecture_powerpoint_files/figure-docx/logistic-curve-1.png" id="72" name="Picture"/>
                     <pic:cNvPicPr>
                       <a:picLocks noChangeArrowheads="1" noChangeAspect="1"/>
                     </pic:cNvPicPr>
@@ -6202,7 +8025,7 @@
       </w:r>
     </w:p>
     <w:bookmarkEnd w:id="73"/>
-    <w:bookmarkStart w:id="74" w:name="example-lizard-presence-on-islands-1"/>
+    <w:bookmarkStart w:id="77" w:name="example-lizard-presence-on-islands"/>
     <w:p>
       <w:pPr>
         <w:pStyle w:val="Heading1"/>
@@ -6239,356 +8062,6 @@
       </w:r>
       <w:r>
         <w:t xml:space="preserve">based on perimeter/area ratio.</w:t>
-      </w:r>
-    </w:p>
-    <w:p>
-      <w:pPr>
-        <w:pStyle w:val="SourceCode"/>
-      </w:pPr>
-      <w:r>
-        <w:rPr>
-          <w:rStyle w:val="CommentTok"/>
-        </w:rPr>
-        <w:t xml:space="preserve"># Fit the logistic regression model</w:t>
-      </w:r>
-      <w:r>
-        <w:br/>
-      </w:r>
-      <w:r>
-        <w:rPr>
-          <w:rStyle w:val="NormalTok"/>
-        </w:rPr>
-        <w:t xml:space="preserve">lizard_model </w:t>
-      </w:r>
-      <w:r>
-        <w:rPr>
-          <w:rStyle w:val="OtherTok"/>
-        </w:rPr>
-        <w:t xml:space="preserve">&lt;-</w:t>
-      </w:r>
-      <w:r>
-        <w:rPr>
-          <w:rStyle w:val="NormalTok"/>
-        </w:rPr>
-        <w:t xml:space="preserve"> </w:t>
-      </w:r>
-      <w:r>
-        <w:rPr>
-          <w:rStyle w:val="FunctionTok"/>
-        </w:rPr>
-        <w:t xml:space="preserve">glm</w:t>
-      </w:r>
-      <w:r>
-        <w:rPr>
-          <w:rStyle w:val="NormalTok"/>
-        </w:rPr>
-        <w:t xml:space="preserve">(uta_present </w:t>
-      </w:r>
-      <w:r>
-        <w:rPr>
-          <w:rStyle w:val="SpecialCharTok"/>
-        </w:rPr>
-        <w:t xml:space="preserve">~</w:t>
-      </w:r>
-      <w:r>
-        <w:rPr>
-          <w:rStyle w:val="NormalTok"/>
-        </w:rPr>
-        <w:t xml:space="preserve"> pa_ratio, </w:t>
-      </w:r>
-      <w:r>
-        <w:br/>
-      </w:r>
-      <w:r>
-        <w:rPr>
-          <w:rStyle w:val="NormalTok"/>
-        </w:rPr>
-        <w:t xml:space="preserve">                    </w:t>
-      </w:r>
-      <w:r>
-        <w:rPr>
-          <w:rStyle w:val="AttributeTok"/>
-        </w:rPr>
-        <w:t xml:space="preserve">data =</w:t>
-      </w:r>
-      <w:r>
-        <w:rPr>
-          <w:rStyle w:val="NormalTok"/>
-        </w:rPr>
-        <w:t xml:space="preserve"> island_data, </w:t>
-      </w:r>
-      <w:r>
-        <w:br/>
-      </w:r>
-      <w:r>
-        <w:rPr>
-          <w:rStyle w:val="NormalTok"/>
-        </w:rPr>
-        <w:t xml:space="preserve">                    </w:t>
-      </w:r>
-      <w:r>
-        <w:rPr>
-          <w:rStyle w:val="AttributeTok"/>
-        </w:rPr>
-        <w:t xml:space="preserve">family =</w:t>
-      </w:r>
-      <w:r>
-        <w:rPr>
-          <w:rStyle w:val="NormalTok"/>
-        </w:rPr>
-        <w:t xml:space="preserve"> </w:t>
-      </w:r>
-      <w:r>
-        <w:rPr>
-          <w:rStyle w:val="FunctionTok"/>
-        </w:rPr>
-        <w:t xml:space="preserve">binomial</w:t>
-      </w:r>
-      <w:r>
-        <w:rPr>
-          <w:rStyle w:val="NormalTok"/>
-        </w:rPr>
-        <w:t xml:space="preserve">(</w:t>
-      </w:r>
-      <w:r>
-        <w:rPr>
-          <w:rStyle w:val="AttributeTok"/>
-        </w:rPr>
-        <w:t xml:space="preserve">link =</w:t>
-      </w:r>
-      <w:r>
-        <w:rPr>
-          <w:rStyle w:val="NormalTok"/>
-        </w:rPr>
-        <w:t xml:space="preserve"> </w:t>
-      </w:r>
-      <w:r>
-        <w:rPr>
-          <w:rStyle w:val="StringTok"/>
-        </w:rPr>
-        <w:t xml:space="preserve">"logit"</w:t>
-      </w:r>
-      <w:r>
-        <w:rPr>
-          <w:rStyle w:val="NormalTok"/>
-        </w:rPr>
-        <w:t xml:space="preserve">))</w:t>
-      </w:r>
-      <w:r>
-        <w:br/>
-      </w:r>
-      <w:r>
-        <w:br/>
-      </w:r>
-      <w:r>
-        <w:rPr>
-          <w:rStyle w:val="CommentTok"/>
-        </w:rPr>
-        <w:t xml:space="preserve"># Model summary</w:t>
-      </w:r>
-      <w:r>
-        <w:br/>
-      </w:r>
-      <w:r>
-        <w:rPr>
-          <w:rStyle w:val="FunctionTok"/>
-        </w:rPr>
-        <w:t xml:space="preserve">summary</w:t>
-      </w:r>
-      <w:r>
-        <w:rPr>
-          <w:rStyle w:val="NormalTok"/>
-        </w:rPr>
-        <w:t xml:space="preserve">(lizard_model)</w:t>
-      </w:r>
-      <w:r>
-        <w:br/>
-      </w:r>
-      <w:r>
-        <w:rPr>
-          <w:rStyle w:val="DocumentationTok"/>
-        </w:rPr>
-        <w:t xml:space="preserve">## </w:t>
-      </w:r>
-      <w:r>
-        <w:br/>
-      </w:r>
-      <w:r>
-        <w:rPr>
-          <w:rStyle w:val="DocumentationTok"/>
-        </w:rPr>
-        <w:t xml:space="preserve">## Call:</w:t>
-      </w:r>
-      <w:r>
-        <w:br/>
-      </w:r>
-      <w:r>
-        <w:rPr>
-          <w:rStyle w:val="DocumentationTok"/>
-        </w:rPr>
-        <w:t xml:space="preserve">## glm(formula = uta_present ~ pa_ratio, family = binomial(link = "logit"), </w:t>
-      </w:r>
-      <w:r>
-        <w:br/>
-      </w:r>
-      <w:r>
-        <w:rPr>
-          <w:rStyle w:val="DocumentationTok"/>
-        </w:rPr>
-        <w:t xml:space="preserve">##     data = island_data)</w:t>
-      </w:r>
-      <w:r>
-        <w:br/>
-      </w:r>
-      <w:r>
-        <w:rPr>
-          <w:rStyle w:val="DocumentationTok"/>
-        </w:rPr>
-        <w:t xml:space="preserve">## </w:t>
-      </w:r>
-      <w:r>
-        <w:br/>
-      </w:r>
-      <w:r>
-        <w:rPr>
-          <w:rStyle w:val="DocumentationTok"/>
-        </w:rPr>
-        <w:t xml:space="preserve">## Coefficients:</w:t>
-      </w:r>
-      <w:r>
-        <w:br/>
-      </w:r>
-      <w:r>
-        <w:rPr>
-          <w:rStyle w:val="DocumentationTok"/>
-        </w:rPr>
-        <w:t xml:space="preserve">##             Estimate Std. Error z value Pr(&gt;|z|)   </w:t>
-      </w:r>
-      <w:r>
-        <w:br/>
-      </w:r>
-      <w:r>
-        <w:rPr>
-          <w:rStyle w:val="DocumentationTok"/>
-        </w:rPr>
-        <w:t xml:space="preserve">## (Intercept)   5.9374     2.1297   2.788  0.00530 **</w:t>
-      </w:r>
-      <w:r>
-        <w:br/>
-      </w:r>
-      <w:r>
-        <w:rPr>
-          <w:rStyle w:val="DocumentationTok"/>
-        </w:rPr>
-        <w:t xml:space="preserve">## pa_ratio     -0.1493     0.0517  -2.887  0.00388 **</w:t>
-      </w:r>
-      <w:r>
-        <w:br/>
-      </w:r>
-      <w:r>
-        <w:rPr>
-          <w:rStyle w:val="DocumentationTok"/>
-        </w:rPr>
-        <w:t xml:space="preserve">## ---</w:t>
-      </w:r>
-      <w:r>
-        <w:br/>
-      </w:r>
-      <w:r>
-        <w:rPr>
-          <w:rStyle w:val="DocumentationTok"/>
-        </w:rPr>
-        <w:t xml:space="preserve">## Signif. codes:  0 '***' 0.001 '**' 0.01 '*' 0.05 '.' 0.1 ' ' 1</w:t>
-      </w:r>
-      <w:r>
-        <w:br/>
-      </w:r>
-      <w:r>
-        <w:rPr>
-          <w:rStyle w:val="DocumentationTok"/>
-        </w:rPr>
-        <w:t xml:space="preserve">## </w:t>
-      </w:r>
-      <w:r>
-        <w:br/>
-      </w:r>
-      <w:r>
-        <w:rPr>
-          <w:rStyle w:val="DocumentationTok"/>
-        </w:rPr>
-        <w:t xml:space="preserve">## (Dispersion parameter for binomial family taken to be 1)</w:t>
-      </w:r>
-      <w:r>
-        <w:br/>
-      </w:r>
-      <w:r>
-        <w:rPr>
-          <w:rStyle w:val="DocumentationTok"/>
-        </w:rPr>
-        <w:t xml:space="preserve">## </w:t>
-      </w:r>
-      <w:r>
-        <w:br/>
-      </w:r>
-      <w:r>
-        <w:rPr>
-          <w:rStyle w:val="DocumentationTok"/>
-        </w:rPr>
-        <w:t xml:space="preserve">##     Null deviance: 41.455  on 29  degrees of freedom</w:t>
-      </w:r>
-      <w:r>
-        <w:br/>
-      </w:r>
-      <w:r>
-        <w:rPr>
-          <w:rStyle w:val="DocumentationTok"/>
-        </w:rPr>
-        <w:t xml:space="preserve">## Residual deviance: 19.090  on 28  degrees of freedom</w:t>
-      </w:r>
-      <w:r>
-        <w:br/>
-      </w:r>
-      <w:r>
-        <w:rPr>
-          <w:rStyle w:val="DocumentationTok"/>
-        </w:rPr>
-        <w:t xml:space="preserve">## AIC: 23.09</w:t>
-      </w:r>
-      <w:r>
-        <w:br/>
-      </w:r>
-      <w:r>
-        <w:rPr>
-          <w:rStyle w:val="DocumentationTok"/>
-        </w:rPr>
-        <w:t xml:space="preserve">## </w:t>
-      </w:r>
-      <w:r>
-        <w:br/>
-      </w:r>
-      <w:r>
-        <w:rPr>
-          <w:rStyle w:val="DocumentationTok"/>
-        </w:rPr>
-        <w:t xml:space="preserve">## Number of Fisher Scoring iterations: 6</w:t>
-      </w:r>
-    </w:p>
-    <w:bookmarkEnd w:id="74"/>
-    <w:bookmarkStart w:id="78" w:name="lizard-example-visualization-and-testing"/>
-    <w:p>
-      <w:pPr>
-        <w:pStyle w:val="Heading1"/>
-      </w:pPr>
-      <w:r>
-        <w:t xml:space="preserve">Lizard Example: Visualization and Testing</w:t>
-      </w:r>
-    </w:p>
-    <w:p>
-      <w:pPr>
-        <w:pStyle w:val="FirstParagraph"/>
-      </w:pPr>
-      <w:r>
-        <w:t xml:space="preserve">Let’s visualize the data and the fitted model:</w:t>
       </w:r>
     </w:p>
     <w:p>
@@ -6600,18 +8073,18 @@
           <wp:inline>
             <wp:extent cx="2743200" cy="2743200"/>
             <wp:effectExtent b="0" l="0" r="0" t="0"/>
-            <wp:docPr descr="" title="" id="76" name="Picture"/>
+            <wp:docPr descr="" title="" id="75" name="Picture"/>
             <a:graphic>
               <a:graphicData uri="http://schemas.openxmlformats.org/drawingml/2006/picture">
                 <pic:pic>
                   <pic:nvPicPr>
-                    <pic:cNvPr descr="14_01_lecture_powerpoint_files/figure-docx/lizard-plot-1.png" id="77" name="Picture"/>
+                    <pic:cNvPr descr="14_01_lecture_powerpoint_files/figure-docx/lizard-data-1.png" id="76" name="Picture"/>
                     <pic:cNvPicPr>
                       <a:picLocks noChangeArrowheads="1" noChangeAspect="1"/>
                     </pic:cNvPicPr>
                   </pic:nvPicPr>
                   <pic:blipFill>
-                    <a:blip r:embed="rId75"/>
+                    <a:blip r:embed="rId74"/>
                     <a:stretch>
                       <a:fillRect/>
                     </a:stretch>
@@ -6638,11 +8111,448 @@
         </w:drawing>
       </w:r>
     </w:p>
+    <w:bookmarkEnd w:id="77"/>
+    <w:bookmarkStart w:id="78" w:name="example-lizard-presence-on-islands-1"/>
+    <w:p>
+      <w:pPr>
+        <w:pStyle w:val="Heading1"/>
+      </w:pPr>
+      <w:r>
+        <w:t xml:space="preserve">Example: Lizard Presence on Islands</w:t>
+      </w:r>
+    </w:p>
+    <w:p>
+      <w:pPr>
+        <w:pStyle w:val="FirstParagraph"/>
+      </w:pPr>
+      <w:r>
+        <w:t xml:space="preserve">Based on the example from Polis et al. (1998), we’ll model the</w:t>
+      </w:r>
+      <w:r>
+        <w:t xml:space="preserve"> </w:t>
+      </w:r>
+      <w:r>
+        <w:t xml:space="preserve">presence/absence of lizards (</w:t>
+      </w:r>
+      <w:r>
+        <w:rPr>
+          <w:i/>
+          <w:iCs/>
+        </w:rPr>
+        <w:t xml:space="preserve">Uta</w:t>
+      </w:r>
+      <w:r>
+        <w:t xml:space="preserve">) on islands in the Gulf of California</w:t>
+      </w:r>
+      <w:r>
+        <w:t xml:space="preserve"> </w:t>
+      </w:r>
+      <w:r>
+        <w:t xml:space="preserve">based on perimeter/area ratio.</w:t>
+      </w:r>
+    </w:p>
+    <w:p>
+      <w:pPr>
+        <w:pStyle w:val="SourceCode"/>
+      </w:pPr>
+      <w:r>
+        <w:rPr>
+          <w:rStyle w:val="CommentTok"/>
+        </w:rPr>
+        <w:t xml:space="preserve"># Fit the logistic regression model</w:t>
+      </w:r>
+      <w:r>
+        <w:br/>
+      </w:r>
+      <w:r>
+        <w:rPr>
+          <w:rStyle w:val="NormalTok"/>
+        </w:rPr>
+        <w:t xml:space="preserve">lizard_model </w:t>
+      </w:r>
+      <w:r>
+        <w:rPr>
+          <w:rStyle w:val="OtherTok"/>
+        </w:rPr>
+        <w:t xml:space="preserve">&lt;-</w:t>
+      </w:r>
+      <w:r>
+        <w:rPr>
+          <w:rStyle w:val="NormalTok"/>
+        </w:rPr>
+        <w:t xml:space="preserve"> </w:t>
+      </w:r>
+      <w:r>
+        <w:rPr>
+          <w:rStyle w:val="FunctionTok"/>
+        </w:rPr>
+        <w:t xml:space="preserve">glm</w:t>
+      </w:r>
+      <w:r>
+        <w:rPr>
+          <w:rStyle w:val="NormalTok"/>
+        </w:rPr>
+        <w:t xml:space="preserve">(uta_present </w:t>
+      </w:r>
+      <w:r>
+        <w:rPr>
+          <w:rStyle w:val="SpecialCharTok"/>
+        </w:rPr>
+        <w:t xml:space="preserve">~</w:t>
+      </w:r>
+      <w:r>
+        <w:rPr>
+          <w:rStyle w:val="NormalTok"/>
+        </w:rPr>
+        <w:t xml:space="preserve"> pa_ratio, </w:t>
+      </w:r>
+      <w:r>
+        <w:br/>
+      </w:r>
+      <w:r>
+        <w:rPr>
+          <w:rStyle w:val="NormalTok"/>
+        </w:rPr>
+        <w:t xml:space="preserve">                    </w:t>
+      </w:r>
+      <w:r>
+        <w:rPr>
+          <w:rStyle w:val="AttributeTok"/>
+        </w:rPr>
+        <w:t xml:space="preserve">data =</w:t>
+      </w:r>
+      <w:r>
+        <w:rPr>
+          <w:rStyle w:val="NormalTok"/>
+        </w:rPr>
+        <w:t xml:space="preserve"> island_data, </w:t>
+      </w:r>
+      <w:r>
+        <w:br/>
+      </w:r>
+      <w:r>
+        <w:rPr>
+          <w:rStyle w:val="NormalTok"/>
+        </w:rPr>
+        <w:t xml:space="preserve">                    </w:t>
+      </w:r>
+      <w:r>
+        <w:rPr>
+          <w:rStyle w:val="AttributeTok"/>
+        </w:rPr>
+        <w:t xml:space="preserve">family =</w:t>
+      </w:r>
+      <w:r>
+        <w:rPr>
+          <w:rStyle w:val="NormalTok"/>
+        </w:rPr>
+        <w:t xml:space="preserve"> </w:t>
+      </w:r>
+      <w:r>
+        <w:rPr>
+          <w:rStyle w:val="FunctionTok"/>
+        </w:rPr>
+        <w:t xml:space="preserve">binomial</w:t>
+      </w:r>
+      <w:r>
+        <w:rPr>
+          <w:rStyle w:val="NormalTok"/>
+        </w:rPr>
+        <w:t xml:space="preserve">(</w:t>
+      </w:r>
+      <w:r>
+        <w:rPr>
+          <w:rStyle w:val="AttributeTok"/>
+        </w:rPr>
+        <w:t xml:space="preserve">link =</w:t>
+      </w:r>
+      <w:r>
+        <w:rPr>
+          <w:rStyle w:val="NormalTok"/>
+        </w:rPr>
+        <w:t xml:space="preserve"> </w:t>
+      </w:r>
+      <w:r>
+        <w:rPr>
+          <w:rStyle w:val="StringTok"/>
+        </w:rPr>
+        <w:t xml:space="preserve">"logit"</w:t>
+      </w:r>
+      <w:r>
+        <w:rPr>
+          <w:rStyle w:val="NormalTok"/>
+        </w:rPr>
+        <w:t xml:space="preserve">))</w:t>
+      </w:r>
+      <w:r>
+        <w:br/>
+      </w:r>
+      <w:r>
+        <w:br/>
+      </w:r>
+      <w:r>
+        <w:rPr>
+          <w:rStyle w:val="CommentTok"/>
+        </w:rPr>
+        <w:t xml:space="preserve"># Model summary</w:t>
+      </w:r>
+      <w:r>
+        <w:br/>
+      </w:r>
+      <w:r>
+        <w:rPr>
+          <w:rStyle w:val="FunctionTok"/>
+        </w:rPr>
+        <w:t xml:space="preserve">summary</w:t>
+      </w:r>
+      <w:r>
+        <w:rPr>
+          <w:rStyle w:val="NormalTok"/>
+        </w:rPr>
+        <w:t xml:space="preserve">(lizard_model)</w:t>
+      </w:r>
+      <w:r>
+        <w:br/>
+      </w:r>
+      <w:r>
+        <w:rPr>
+          <w:rStyle w:val="DocumentationTok"/>
+        </w:rPr>
+        <w:t xml:space="preserve">## </w:t>
+      </w:r>
+      <w:r>
+        <w:br/>
+      </w:r>
+      <w:r>
+        <w:rPr>
+          <w:rStyle w:val="DocumentationTok"/>
+        </w:rPr>
+        <w:t xml:space="preserve">## Call:</w:t>
+      </w:r>
+      <w:r>
+        <w:br/>
+      </w:r>
+      <w:r>
+        <w:rPr>
+          <w:rStyle w:val="DocumentationTok"/>
+        </w:rPr>
+        <w:t xml:space="preserve">## glm(formula = uta_present ~ pa_ratio, family = binomial(link = "logit"), </w:t>
+      </w:r>
+      <w:r>
+        <w:br/>
+      </w:r>
+      <w:r>
+        <w:rPr>
+          <w:rStyle w:val="DocumentationTok"/>
+        </w:rPr>
+        <w:t xml:space="preserve">##     data = island_data)</w:t>
+      </w:r>
+      <w:r>
+        <w:br/>
+      </w:r>
+      <w:r>
+        <w:rPr>
+          <w:rStyle w:val="DocumentationTok"/>
+        </w:rPr>
+        <w:t xml:space="preserve">## </w:t>
+      </w:r>
+      <w:r>
+        <w:br/>
+      </w:r>
+      <w:r>
+        <w:rPr>
+          <w:rStyle w:val="DocumentationTok"/>
+        </w:rPr>
+        <w:t xml:space="preserve">## Coefficients:</w:t>
+      </w:r>
+      <w:r>
+        <w:br/>
+      </w:r>
+      <w:r>
+        <w:rPr>
+          <w:rStyle w:val="DocumentationTok"/>
+        </w:rPr>
+        <w:t xml:space="preserve">##             Estimate Std. Error z value Pr(&gt;|z|)   </w:t>
+      </w:r>
+      <w:r>
+        <w:br/>
+      </w:r>
+      <w:r>
+        <w:rPr>
+          <w:rStyle w:val="DocumentationTok"/>
+        </w:rPr>
+        <w:t xml:space="preserve">## (Intercept)   5.9374     2.1297   2.788  0.00530 **</w:t>
+      </w:r>
+      <w:r>
+        <w:br/>
+      </w:r>
+      <w:r>
+        <w:rPr>
+          <w:rStyle w:val="DocumentationTok"/>
+        </w:rPr>
+        <w:t xml:space="preserve">## pa_ratio     -0.1493     0.0517  -2.887  0.00388 **</w:t>
+      </w:r>
+      <w:r>
+        <w:br/>
+      </w:r>
+      <w:r>
+        <w:rPr>
+          <w:rStyle w:val="DocumentationTok"/>
+        </w:rPr>
+        <w:t xml:space="preserve">## ---</w:t>
+      </w:r>
+      <w:r>
+        <w:br/>
+      </w:r>
+      <w:r>
+        <w:rPr>
+          <w:rStyle w:val="DocumentationTok"/>
+        </w:rPr>
+        <w:t xml:space="preserve">## Signif. codes:  0 '***' 0.001 '**' 0.01 '*' 0.05 '.' 0.1 ' ' 1</w:t>
+      </w:r>
+      <w:r>
+        <w:br/>
+      </w:r>
+      <w:r>
+        <w:rPr>
+          <w:rStyle w:val="DocumentationTok"/>
+        </w:rPr>
+        <w:t xml:space="preserve">## </w:t>
+      </w:r>
+      <w:r>
+        <w:br/>
+      </w:r>
+      <w:r>
+        <w:rPr>
+          <w:rStyle w:val="DocumentationTok"/>
+        </w:rPr>
+        <w:t xml:space="preserve">## (Dispersion parameter for binomial family taken to be 1)</w:t>
+      </w:r>
+      <w:r>
+        <w:br/>
+      </w:r>
+      <w:r>
+        <w:rPr>
+          <w:rStyle w:val="DocumentationTok"/>
+        </w:rPr>
+        <w:t xml:space="preserve">## </w:t>
+      </w:r>
+      <w:r>
+        <w:br/>
+      </w:r>
+      <w:r>
+        <w:rPr>
+          <w:rStyle w:val="DocumentationTok"/>
+        </w:rPr>
+        <w:t xml:space="preserve">##     Null deviance: 41.455  on 29  degrees of freedom</w:t>
+      </w:r>
+      <w:r>
+        <w:br/>
+      </w:r>
+      <w:r>
+        <w:rPr>
+          <w:rStyle w:val="DocumentationTok"/>
+        </w:rPr>
+        <w:t xml:space="preserve">## Residual deviance: 19.090  on 28  degrees of freedom</w:t>
+      </w:r>
+      <w:r>
+        <w:br/>
+      </w:r>
+      <w:r>
+        <w:rPr>
+          <w:rStyle w:val="DocumentationTok"/>
+        </w:rPr>
+        <w:t xml:space="preserve">## AIC: 23.09</w:t>
+      </w:r>
+      <w:r>
+        <w:br/>
+      </w:r>
+      <w:r>
+        <w:rPr>
+          <w:rStyle w:val="DocumentationTok"/>
+        </w:rPr>
+        <w:t xml:space="preserve">## </w:t>
+      </w:r>
+      <w:r>
+        <w:br/>
+      </w:r>
+      <w:r>
+        <w:rPr>
+          <w:rStyle w:val="DocumentationTok"/>
+        </w:rPr>
+        <w:t xml:space="preserve">## Number of Fisher Scoring iterations: 6</w:t>
+      </w:r>
+    </w:p>
+    <w:bookmarkEnd w:id="78"/>
+    <w:bookmarkStart w:id="82" w:name="lizard-example-visualization-and-testing"/>
+    <w:p>
+      <w:pPr>
+        <w:pStyle w:val="Heading1"/>
+      </w:pPr>
+      <w:r>
+        <w:t xml:space="preserve">Lizard Example: Visualization and Testing</w:t>
+      </w:r>
+    </w:p>
+    <w:p>
+      <w:pPr>
+        <w:pStyle w:val="FirstParagraph"/>
+      </w:pPr>
+      <w:r>
+        <w:t xml:space="preserve">Let’s visualize the data and the fitted model:</w:t>
+      </w:r>
+    </w:p>
     <w:p>
       <w:pPr>
         <w:pStyle w:val="BodyText"/>
       </w:pPr>
       <w:r>
+        <w:drawing>
+          <wp:inline>
+            <wp:extent cx="2743200" cy="2743200"/>
+            <wp:effectExtent b="0" l="0" r="0" t="0"/>
+            <wp:docPr descr="" title="" id="80" name="Picture"/>
+            <a:graphic>
+              <a:graphicData uri="http://schemas.openxmlformats.org/drawingml/2006/picture">
+                <pic:pic>
+                  <pic:nvPicPr>
+                    <pic:cNvPr descr="14_01_lecture_powerpoint_files/figure-docx/lizard-plot-1.png" id="81" name="Picture"/>
+                    <pic:cNvPicPr>
+                      <a:picLocks noChangeArrowheads="1" noChangeAspect="1"/>
+                    </pic:cNvPicPr>
+                  </pic:nvPicPr>
+                  <pic:blipFill>
+                    <a:blip r:embed="rId79"/>
+                    <a:stretch>
+                      <a:fillRect/>
+                    </a:stretch>
+                  </pic:blipFill>
+                  <pic:spPr bwMode="auto">
+                    <a:xfrm>
+                      <a:off x="0" y="0"/>
+                      <a:ext cx="2743200" cy="2743200"/>
+                    </a:xfrm>
+                    <a:prstGeom prst="rect">
+                      <a:avLst/>
+                    </a:prstGeom>
+                    <a:noFill/>
+                    <a:ln w="9525">
+                      <a:noFill/>
+                      <a:headEnd/>
+                      <a:tailEnd/>
+                    </a:ln>
+                  </pic:spPr>
+                </pic:pic>
+              </a:graphicData>
+            </a:graphic>
+          </wp:inline>
+        </w:drawing>
+      </w:r>
+    </w:p>
+    <w:p>
+      <w:pPr>
+        <w:pStyle w:val="BodyText"/>
+      </w:pPr>
+      <w:r>
         <w:t xml:space="preserve">We want to test the null hypothesis that β₁ = 0, meaning there’s no</w:t>
       </w:r>
       <w:r>
@@ -6664,7 +8574,7 @@
       <w:pPr>
         <w:numPr>
           <w:ilvl w:val="0"/>
-          <w:numId w:val="1030"/>
+          <w:numId w:val="1040"/>
         </w:numPr>
       </w:pPr>
       <w:r>
@@ -6688,7 +8598,7 @@
       <w:pPr>
         <w:numPr>
           <w:ilvl w:val="0"/>
-          <w:numId w:val="1030"/>
+          <w:numId w:val="1040"/>
         </w:numPr>
       </w:pPr>
       <w:r>
@@ -6965,8 +8875,8 @@
         <w:t xml:space="preserve">## Signif. codes:  0 '***' 0.001 '**' 0.01 '*' 0.05 '.' 0.1 ' ' 1</w:t>
       </w:r>
     </w:p>
-    <w:bookmarkEnd w:id="78"/>
-    <w:bookmarkStart w:id="80" w:name="interpreting-the-odds-ratio"/>
+    <w:bookmarkEnd w:id="82"/>
+    <w:bookmarkStart w:id="84" w:name="interpreting-the-odds-ratio"/>
     <w:p>
       <w:pPr>
         <w:pStyle w:val="Heading1"/>
@@ -6975,7 +8885,7 @@
         <w:t xml:space="preserve">Interpreting the Odds Ratio</w:t>
       </w:r>
     </w:p>
-    <w:bookmarkStart w:id="79" w:name="working-with-odds-ratios"/>
+    <w:bookmarkStart w:id="83" w:name="working-with-odds-ratios"/>
     <w:p>
       <w:pPr>
         <w:pStyle w:val="Heading3"/>
@@ -7003,7 +8913,7 @@
         <w:pStyle w:val="Compact"/>
         <w:numPr>
           <w:ilvl w:val="0"/>
-          <w:numId w:val="1031"/>
+          <w:numId w:val="1041"/>
         </w:numPr>
       </w:pPr>
       <w:r>
@@ -7019,7 +8929,7 @@
         <w:pStyle w:val="Compact"/>
         <w:numPr>
           <w:ilvl w:val="0"/>
-          <w:numId w:val="1031"/>
+          <w:numId w:val="1041"/>
         </w:numPr>
       </w:pPr>
       <w:r>
@@ -7037,7 +8947,7 @@
         <w:pStyle w:val="Compact"/>
         <w:numPr>
           <w:ilvl w:val="0"/>
-          <w:numId w:val="1031"/>
+          <w:numId w:val="1041"/>
         </w:numPr>
       </w:pPr>
       <w:r>
@@ -7055,7 +8965,7 @@
         <w:pStyle w:val="Compact"/>
         <w:numPr>
           <w:ilvl w:val="0"/>
-          <w:numId w:val="1031"/>
+          <w:numId w:val="1041"/>
         </w:numPr>
       </w:pPr>
       <w:r>
@@ -7067,7 +8977,7 @@
         <w:pStyle w:val="Compact"/>
         <w:numPr>
           <w:ilvl w:val="0"/>
-          <w:numId w:val="1031"/>
+          <w:numId w:val="1041"/>
         </w:numPr>
       </w:pPr>
       <w:r>
@@ -7085,7 +8995,7 @@
         <w:pStyle w:val="Compact"/>
         <w:numPr>
           <w:ilvl w:val="0"/>
-          <w:numId w:val="1031"/>
+          <w:numId w:val="1041"/>
         </w:numPr>
       </w:pPr>
       <w:r>
@@ -7103,7 +9013,7 @@
         <w:pStyle w:val="Compact"/>
         <w:numPr>
           <w:ilvl w:val="0"/>
-          <w:numId w:val="1031"/>
+          <w:numId w:val="1041"/>
         </w:numPr>
       </w:pPr>
       <w:r>
@@ -7484,9 +9394,9 @@
         <w:t xml:space="preserve">##  95% CI: 0.753 to 0.932</w:t>
       </w:r>
     </w:p>
-    <w:bookmarkEnd w:id="79"/>
-    <w:bookmarkEnd w:id="80"/>
-    <w:bookmarkStart w:id="81" w:name="assessing-model-fit"/>
+    <w:bookmarkEnd w:id="83"/>
+    <w:bookmarkEnd w:id="84"/>
+    <w:bookmarkStart w:id="85" w:name="assessing-model-fit"/>
     <w:p>
       <w:pPr>
         <w:pStyle w:val="Heading1"/>
@@ -7718,8 +9628,8 @@
         <w:t xml:space="preserve">## X-squared = 2.4032, df = 8, p-value = 0.9661</w:t>
       </w:r>
     </w:p>
-    <w:bookmarkEnd w:id="81"/>
-    <w:bookmarkStart w:id="82" w:name="multiple-logistic-regression-setup"/>
+    <w:bookmarkEnd w:id="85"/>
+    <w:bookmarkStart w:id="86" w:name="multiple-logistic-regression-setup"/>
     <w:p>
       <w:pPr>
         <w:pStyle w:val="Heading1"/>
@@ -8332,8 +10242,8 @@
         <w:t xml:space="preserve">## Signif. codes:  0 '***' 0.001 '**' 0.01 '*' 0.05 '.' 0.1 ' ' 1</w:t>
       </w:r>
     </w:p>
-    <w:bookmarkEnd w:id="82"/>
-    <w:bookmarkStart w:id="83" w:name="multiple-logistic-regression-odds-ratios"/>
+    <w:bookmarkEnd w:id="86"/>
+    <w:bookmarkStart w:id="87" w:name="multiple-logistic-regression-odds-ratios"/>
     <w:p>
       <w:pPr>
         <w:pStyle w:val="Heading1"/>
@@ -8388,8 +10298,8 @@
         <w:t xml:space="preserve">## shrub_cover shrub_cover    1.2129 (1.0645, 1.7909)</w:t>
       </w:r>
     </w:p>
-    <w:bookmarkEnd w:id="83"/>
-    <w:bookmarkStart w:id="87" w:name="visualizing-multiple-logistic-regression"/>
+    <w:bookmarkEnd w:id="87"/>
+    <w:bookmarkStart w:id="91" w:name="visualizing-multiple-logistic-regression"/>
     <w:p>
       <w:pPr>
         <w:pStyle w:val="Heading1"/>
@@ -8430,127 +10340,6 @@
       </w:r>
       <w:r>
         <w:t xml:space="preserve">mean values.</w:t>
-      </w:r>
-    </w:p>
-    <w:p>
-      <w:pPr>
-        <w:pStyle w:val="BodyText"/>
-      </w:pPr>
-      <w:r>
-        <w:drawing>
-          <wp:inline>
-            <wp:extent cx="5486400" cy="5486400"/>
-            <wp:effectExtent b="0" l="0" r="0" t="0"/>
-            <wp:docPr descr="" title="" id="85" name="Picture"/>
-            <a:graphic>
-              <a:graphicData uri="http://schemas.openxmlformats.org/drawingml/2006/picture">
-                <pic:pic>
-                  <pic:nvPicPr>
-                    <pic:cNvPr descr="14_01_lecture_powerpoint_files/figure-docx/visualize-effects-1.png" id="86" name="Picture"/>
-                    <pic:cNvPicPr>
-                      <a:picLocks noChangeArrowheads="1" noChangeAspect="1"/>
-                    </pic:cNvPicPr>
-                  </pic:nvPicPr>
-                  <pic:blipFill>
-                    <a:blip r:embed="rId84"/>
-                    <a:stretch>
-                      <a:fillRect/>
-                    </a:stretch>
-                  </pic:blipFill>
-                  <pic:spPr bwMode="auto">
-                    <a:xfrm>
-                      <a:off x="0" y="0"/>
-                      <a:ext cx="5486400" cy="5486400"/>
-                    </a:xfrm>
-                    <a:prstGeom prst="rect">
-                      <a:avLst/>
-                    </a:prstGeom>
-                    <a:noFill/>
-                    <a:ln w="9525">
-                      <a:noFill/>
-                      <a:headEnd/>
-                      <a:tailEnd/>
-                    </a:ln>
-                  </pic:spPr>
-                </pic:pic>
-              </a:graphicData>
-            </a:graphic>
-          </wp:inline>
-        </w:drawing>
-      </w:r>
-    </w:p>
-    <w:bookmarkEnd w:id="87"/>
-    <w:bookmarkStart w:id="91" w:name="X37b3c1dd30d65b85abf6d1e81c950f7c0b40fc0"/>
-    <w:p>
-      <w:pPr>
-        <w:pStyle w:val="Heading1"/>
-      </w:pPr>
-      <w:r>
-        <w:t xml:space="preserve">Assumptions and Diagnostics of Logistic Regression</w:t>
-      </w:r>
-    </w:p>
-    <w:p>
-      <w:pPr>
-        <w:pStyle w:val="FirstParagraph"/>
-      </w:pPr>
-      <w:r>
-        <w:t xml:space="preserve">Logistic regression has several key assumptions:</w:t>
-      </w:r>
-    </w:p>
-    <w:p>
-      <w:pPr>
-        <w:pStyle w:val="Compact"/>
-        <w:numPr>
-          <w:ilvl w:val="0"/>
-          <w:numId w:val="1032"/>
-        </w:numPr>
-      </w:pPr>
-      <w:r>
-        <w:t xml:space="preserve">Independence of observations</w:t>
-      </w:r>
-    </w:p>
-    <w:p>
-      <w:pPr>
-        <w:pStyle w:val="Compact"/>
-        <w:numPr>
-          <w:ilvl w:val="0"/>
-          <w:numId w:val="1032"/>
-        </w:numPr>
-      </w:pPr>
-      <w:r>
-        <w:t xml:space="preserve">Linear relationship between predictors and log odds</w:t>
-      </w:r>
-    </w:p>
-    <w:p>
-      <w:pPr>
-        <w:pStyle w:val="Compact"/>
-        <w:numPr>
-          <w:ilvl w:val="0"/>
-          <w:numId w:val="1032"/>
-        </w:numPr>
-      </w:pPr>
-      <w:r>
-        <w:t xml:space="preserve">No extreme outliers</w:t>
-      </w:r>
-    </w:p>
-    <w:p>
-      <w:pPr>
-        <w:pStyle w:val="Compact"/>
-        <w:numPr>
-          <w:ilvl w:val="0"/>
-          <w:numId w:val="1032"/>
-        </w:numPr>
-      </w:pPr>
-      <w:r>
-        <w:t xml:space="preserve">No multicollinearity (when multiple predictors are used)</w:t>
-      </w:r>
-    </w:p>
-    <w:p>
-      <w:pPr>
-        <w:pStyle w:val="FirstParagraph"/>
-      </w:pPr>
-      <w:r>
-        <w:t xml:space="preserve">Let’s check the diagnostics for our multiple logistic regression model:</w:t>
       </w:r>
     </w:p>
     <w:p>
@@ -8567,7 +10356,7 @@
               <a:graphicData uri="http://schemas.openxmlformats.org/drawingml/2006/picture">
                 <pic:pic>
                   <pic:nvPicPr>
-                    <pic:cNvPr descr="14_01_lecture_powerpoint_files/figure-docx/diagnostics-1.png" id="90" name="Picture"/>
+                    <pic:cNvPr descr="14_01_lecture_powerpoint_files/figure-docx/visualize-effects-1.png" id="90" name="Picture"/>
                     <pic:cNvPicPr>
                       <a:picLocks noChangeArrowheads="1" noChangeAspect="1"/>
                     </pic:cNvPicPr>
@@ -8601,13 +10390,13 @@
       </w:r>
     </w:p>
     <w:bookmarkEnd w:id="91"/>
-    <w:bookmarkStart w:id="92" w:name="model-comparison-and-selection"/>
+    <w:bookmarkStart w:id="95" w:name="X37b3c1dd30d65b85abf6d1e81c950f7c0b40fc0"/>
     <w:p>
       <w:pPr>
         <w:pStyle w:val="Heading1"/>
       </w:pPr>
       <w:r>
-        <w:t xml:space="preserve">Model Comparison and Selection</w:t>
+        <w:t xml:space="preserve">Assumptions and Diagnostics of Logistic Regression</w:t>
       </w:r>
     </w:p>
     <w:p>
@@ -8615,13 +10404,7 @@
         <w:pStyle w:val="FirstParagraph"/>
       </w:pPr>
       <w:r>
-        <w:t xml:space="preserve">When working with multiple predictors, we often want to find the most</w:t>
-      </w:r>
-      <w:r>
-        <w:t xml:space="preserve"> </w:t>
-      </w:r>
-      <w:r>
-        <w:t xml:space="preserve">parsimonious model. We can use:</w:t>
+        <w:t xml:space="preserve">Logistic regression has several key assumptions:</w:t>
       </w:r>
     </w:p>
     <w:p>
@@ -8629,11 +10412,11 @@
         <w:pStyle w:val="Compact"/>
         <w:numPr>
           <w:ilvl w:val="0"/>
-          <w:numId w:val="1033"/>
-        </w:numPr>
-      </w:pPr>
-      <w:r>
-        <w:t xml:space="preserve">Likelihood ratio tests for nested models</w:t>
+          <w:numId w:val="1042"/>
+        </w:numPr>
+      </w:pPr>
+      <w:r>
+        <w:t xml:space="preserve">Independence of observations</w:t>
       </w:r>
     </w:p>
     <w:p>
@@ -8641,11 +10424,11 @@
         <w:pStyle w:val="Compact"/>
         <w:numPr>
           <w:ilvl w:val="0"/>
-          <w:numId w:val="1033"/>
-        </w:numPr>
-      </w:pPr>
-      <w:r>
-        <w:t xml:space="preserve">Information criteria (AIC, BIC) for non-nested models</w:t>
+          <w:numId w:val="1042"/>
+        </w:numPr>
+      </w:pPr>
+      <w:r>
+        <w:t xml:space="preserve">Linear relationship between predictors and log odds</w:t>
       </w:r>
     </w:p>
     <w:p>
@@ -8653,11 +10436,23 @@
         <w:pStyle w:val="Compact"/>
         <w:numPr>
           <w:ilvl w:val="0"/>
-          <w:numId w:val="1033"/>
-        </w:numPr>
-      </w:pPr>
-      <w:r>
-        <w:t xml:space="preserve">Classification metrics like accuracy, sensitivity, and specificity</w:t>
+          <w:numId w:val="1042"/>
+        </w:numPr>
+      </w:pPr>
+      <w:r>
+        <w:t xml:space="preserve">No extreme outliers</w:t>
+      </w:r>
+    </w:p>
+    <w:p>
+      <w:pPr>
+        <w:pStyle w:val="Compact"/>
+        <w:numPr>
+          <w:ilvl w:val="0"/>
+          <w:numId w:val="1042"/>
+        </w:numPr>
+      </w:pPr>
+      <w:r>
+        <w:t xml:space="preserve">No multicollinearity (when multiple predictors are used)</w:t>
       </w:r>
     </w:p>
     <w:p>
@@ -8665,175 +10460,7 @@
         <w:pStyle w:val="FirstParagraph"/>
       </w:pPr>
       <w:r>
-        <w:t xml:space="preserve">Let’s compare models and calculate AIC values:</w:t>
-      </w:r>
-    </w:p>
-    <w:p>
-      <w:pPr>
-        <w:pStyle w:val="SourceCode"/>
-      </w:pPr>
-      <w:r>
-        <w:rPr>
-          <w:rStyle w:val="VerbatimChar"/>
-        </w:rPr>
-        <w:t xml:space="preserve">##                         Model Parameters   AIC   BIC Deviance</w:t>
-      </w:r>
-      <w:r>
-        <w:br/>
-      </w:r>
-      <w:r>
-        <w:rPr>
-          <w:rStyle w:val="VerbatimChar"/>
-        </w:rPr>
-        <w:t xml:space="preserve">## No Age                 No Age          3 17.05 20.71    11.05</w:t>
-      </w:r>
-      <w:r>
-        <w:br/>
-      </w:r>
-      <w:r>
-        <w:rPr>
-          <w:rStyle w:val="VerbatimChar"/>
-        </w:rPr>
-        <w:t xml:space="preserve">## Full                     Full          4 17.27 22.15     9.27</w:t>
-      </w:r>
-      <w:r>
-        <w:br/>
-      </w:r>
-      <w:r>
-        <w:rPr>
-          <w:rStyle w:val="VerbatimChar"/>
-        </w:rPr>
-        <w:t xml:space="preserve">## No Distance       No Distance          3 17.38 21.04    11.38</w:t>
-      </w:r>
-      <w:r>
-        <w:br/>
-      </w:r>
-      <w:r>
-        <w:rPr>
-          <w:rStyle w:val="VerbatimChar"/>
-        </w:rPr>
-        <w:t xml:space="preserve">## Intercept Only Intercept Only          1 29.55 30.77    27.55</w:t>
-      </w:r>
-      <w:r>
-        <w:br/>
-      </w:r>
-      <w:r>
-        <w:rPr>
-          <w:rStyle w:val="VerbatimChar"/>
-        </w:rPr>
-        <w:t xml:space="preserve">## No Shrub             No Shrub          3 32.73 36.39    26.73</w:t>
-      </w:r>
-    </w:p>
-    <w:p>
-      <w:pPr>
-        <w:pStyle w:val="FirstParagraph"/>
-      </w:pPr>
-      <w:r>
-        <w:t xml:space="preserve">We can also evaluate the predictive performance of our model:</w:t>
-      </w:r>
-    </w:p>
-    <w:p>
-      <w:pPr>
-        <w:pStyle w:val="SourceCode"/>
-      </w:pPr>
-      <w:r>
-        <w:rPr>
-          <w:rStyle w:val="VerbatimChar"/>
-        </w:rPr>
-        <w:t xml:space="preserve">##          Actual</w:t>
-      </w:r>
-      <w:r>
-        <w:br/>
-      </w:r>
-      <w:r>
-        <w:rPr>
-          <w:rStyle w:val="VerbatimChar"/>
-        </w:rPr>
-        <w:t xml:space="preserve">## Predicted Absent Present</w:t>
-      </w:r>
-      <w:r>
-        <w:br/>
-      </w:r>
-      <w:r>
-        <w:rPr>
-          <w:rStyle w:val="VerbatimChar"/>
-        </w:rPr>
-        <w:t xml:space="preserve">##   Absent       5       2</w:t>
-      </w:r>
-      <w:r>
-        <w:br/>
-      </w:r>
-      <w:r>
-        <w:rPr>
-          <w:rStyle w:val="VerbatimChar"/>
-        </w:rPr>
-        <w:t xml:space="preserve">##   Present      1      17</w:t>
-      </w:r>
-      <w:r>
-        <w:br/>
-      </w:r>
-      <w:r>
-        <w:rPr>
-          <w:rStyle w:val="VerbatimChar"/>
-        </w:rPr>
-        <w:t xml:space="preserve">## </w:t>
-      </w:r>
-      <w:r>
-        <w:br/>
-      </w:r>
-      <w:r>
-        <w:rPr>
-          <w:rStyle w:val="VerbatimChar"/>
-        </w:rPr>
-        <w:t xml:space="preserve">## Accuracy: 0.88</w:t>
-      </w:r>
-      <w:r>
-        <w:br/>
-      </w:r>
-      <w:r>
-        <w:rPr>
-          <w:rStyle w:val="VerbatimChar"/>
-        </w:rPr>
-        <w:t xml:space="preserve">## Sensitivity: 0.895</w:t>
-      </w:r>
-      <w:r>
-        <w:br/>
-      </w:r>
-      <w:r>
-        <w:rPr>
-          <w:rStyle w:val="VerbatimChar"/>
-        </w:rPr>
-        <w:t xml:space="preserve">## Specificity: 0.833</w:t>
-      </w:r>
-    </w:p>
-    <w:bookmarkEnd w:id="92"/>
-    <w:bookmarkStart w:id="96" w:name="publication-quality-figure"/>
-    <w:p>
-      <w:pPr>
-        <w:pStyle w:val="Heading1"/>
-      </w:pPr>
-      <w:r>
-        <w:t xml:space="preserve">Publication-Quality Figure</w:t>
-      </w:r>
-    </w:p>
-    <w:p>
-      <w:pPr>
-        <w:pStyle w:val="FirstParagraph"/>
-      </w:pPr>
-      <w:r>
-        <w:t xml:space="preserve">Let’s create a publication-quality figure for our multiple logistic</w:t>
-      </w:r>
-      <w:r>
-        <w:t xml:space="preserve"> </w:t>
-      </w:r>
-      <w:r>
-        <w:t xml:space="preserve">regression model and show how we would write up the results for a</w:t>
-      </w:r>
-      <w:r>
-        <w:t xml:space="preserve"> </w:t>
-      </w:r>
-      <w:r>
-        <w:t xml:space="preserve">scientific publication.</w:t>
+        <w:t xml:space="preserve">Let’s check the diagnostics for our multiple logistic regression model:</w:t>
       </w:r>
     </w:p>
     <w:p>
@@ -8843,20 +10470,303 @@
       <w:r>
         <w:drawing>
           <wp:inline>
-            <wp:extent cx="2743200" cy="2743200"/>
+            <wp:extent cx="5486400" cy="5486400"/>
             <wp:effectExtent b="0" l="0" r="0" t="0"/>
-            <wp:docPr descr="" title="" id="94" name="Picture"/>
+            <wp:docPr descr="" title="" id="93" name="Picture"/>
             <a:graphic>
               <a:graphicData uri="http://schemas.openxmlformats.org/drawingml/2006/picture">
                 <pic:pic>
                   <pic:nvPicPr>
-                    <pic:cNvPr descr="14_01_lecture_powerpoint_files/figure-docx/publication-figure-1.png" id="95" name="Picture"/>
+                    <pic:cNvPr descr="14_01_lecture_powerpoint_files/figure-docx/diagnostics-1.png" id="94" name="Picture"/>
                     <pic:cNvPicPr>
                       <a:picLocks noChangeArrowheads="1" noChangeAspect="1"/>
                     </pic:cNvPicPr>
                   </pic:nvPicPr>
                   <pic:blipFill>
-                    <a:blip r:embed="rId93"/>
+                    <a:blip r:embed="rId92"/>
+                    <a:stretch>
+                      <a:fillRect/>
+                    </a:stretch>
+                  </pic:blipFill>
+                  <pic:spPr bwMode="auto">
+                    <a:xfrm>
+                      <a:off x="0" y="0"/>
+                      <a:ext cx="5486400" cy="5486400"/>
+                    </a:xfrm>
+                    <a:prstGeom prst="rect">
+                      <a:avLst/>
+                    </a:prstGeom>
+                    <a:noFill/>
+                    <a:ln w="9525">
+                      <a:noFill/>
+                      <a:headEnd/>
+                      <a:tailEnd/>
+                    </a:ln>
+                  </pic:spPr>
+                </pic:pic>
+              </a:graphicData>
+            </a:graphic>
+          </wp:inline>
+        </w:drawing>
+      </w:r>
+    </w:p>
+    <w:bookmarkEnd w:id="95"/>
+    <w:bookmarkStart w:id="96" w:name="model-comparison-and-selection"/>
+    <w:p>
+      <w:pPr>
+        <w:pStyle w:val="Heading1"/>
+      </w:pPr>
+      <w:r>
+        <w:t xml:space="preserve">Model Comparison and Selection</w:t>
+      </w:r>
+    </w:p>
+    <w:p>
+      <w:pPr>
+        <w:pStyle w:val="FirstParagraph"/>
+      </w:pPr>
+      <w:r>
+        <w:t xml:space="preserve">When working with multiple predictors, we often want to find the most</w:t>
+      </w:r>
+      <w:r>
+        <w:t xml:space="preserve"> </w:t>
+      </w:r>
+      <w:r>
+        <w:t xml:space="preserve">parsimonious model. We can use:</w:t>
+      </w:r>
+    </w:p>
+    <w:p>
+      <w:pPr>
+        <w:pStyle w:val="Compact"/>
+        <w:numPr>
+          <w:ilvl w:val="0"/>
+          <w:numId w:val="1043"/>
+        </w:numPr>
+      </w:pPr>
+      <w:r>
+        <w:t xml:space="preserve">Likelihood ratio tests for nested models</w:t>
+      </w:r>
+    </w:p>
+    <w:p>
+      <w:pPr>
+        <w:pStyle w:val="Compact"/>
+        <w:numPr>
+          <w:ilvl w:val="0"/>
+          <w:numId w:val="1043"/>
+        </w:numPr>
+      </w:pPr>
+      <w:r>
+        <w:t xml:space="preserve">Information criteria (AIC, BIC) for non-nested models</w:t>
+      </w:r>
+    </w:p>
+    <w:p>
+      <w:pPr>
+        <w:pStyle w:val="Compact"/>
+        <w:numPr>
+          <w:ilvl w:val="0"/>
+          <w:numId w:val="1043"/>
+        </w:numPr>
+      </w:pPr>
+      <w:r>
+        <w:t xml:space="preserve">Classification metrics like accuracy, sensitivity, and specificity</w:t>
+      </w:r>
+    </w:p>
+    <w:p>
+      <w:pPr>
+        <w:pStyle w:val="FirstParagraph"/>
+      </w:pPr>
+      <w:r>
+        <w:t xml:space="preserve">Let’s compare models and calculate AIC values:</w:t>
+      </w:r>
+    </w:p>
+    <w:p>
+      <w:pPr>
+        <w:pStyle w:val="SourceCode"/>
+      </w:pPr>
+      <w:r>
+        <w:rPr>
+          <w:rStyle w:val="VerbatimChar"/>
+        </w:rPr>
+        <w:t xml:space="preserve">##                         Model Parameters   AIC   BIC Deviance</w:t>
+      </w:r>
+      <w:r>
+        <w:br/>
+      </w:r>
+      <w:r>
+        <w:rPr>
+          <w:rStyle w:val="VerbatimChar"/>
+        </w:rPr>
+        <w:t xml:space="preserve">## No Age                 No Age          3 17.05 20.71    11.05</w:t>
+      </w:r>
+      <w:r>
+        <w:br/>
+      </w:r>
+      <w:r>
+        <w:rPr>
+          <w:rStyle w:val="VerbatimChar"/>
+        </w:rPr>
+        <w:t xml:space="preserve">## Full                     Full          4 17.27 22.15     9.27</w:t>
+      </w:r>
+      <w:r>
+        <w:br/>
+      </w:r>
+      <w:r>
+        <w:rPr>
+          <w:rStyle w:val="VerbatimChar"/>
+        </w:rPr>
+        <w:t xml:space="preserve">## No Distance       No Distance          3 17.38 21.04    11.38</w:t>
+      </w:r>
+      <w:r>
+        <w:br/>
+      </w:r>
+      <w:r>
+        <w:rPr>
+          <w:rStyle w:val="VerbatimChar"/>
+        </w:rPr>
+        <w:t xml:space="preserve">## Intercept Only Intercept Only          1 29.55 30.77    27.55</w:t>
+      </w:r>
+      <w:r>
+        <w:br/>
+      </w:r>
+      <w:r>
+        <w:rPr>
+          <w:rStyle w:val="VerbatimChar"/>
+        </w:rPr>
+        <w:t xml:space="preserve">## No Shrub             No Shrub          3 32.73 36.39    26.73</w:t>
+      </w:r>
+    </w:p>
+    <w:p>
+      <w:pPr>
+        <w:pStyle w:val="FirstParagraph"/>
+      </w:pPr>
+      <w:r>
+        <w:t xml:space="preserve">We can also evaluate the predictive performance of our model:</w:t>
+      </w:r>
+    </w:p>
+    <w:p>
+      <w:pPr>
+        <w:pStyle w:val="SourceCode"/>
+      </w:pPr>
+      <w:r>
+        <w:rPr>
+          <w:rStyle w:val="VerbatimChar"/>
+        </w:rPr>
+        <w:t xml:space="preserve">##          Actual</w:t>
+      </w:r>
+      <w:r>
+        <w:br/>
+      </w:r>
+      <w:r>
+        <w:rPr>
+          <w:rStyle w:val="VerbatimChar"/>
+        </w:rPr>
+        <w:t xml:space="preserve">## Predicted Absent Present</w:t>
+      </w:r>
+      <w:r>
+        <w:br/>
+      </w:r>
+      <w:r>
+        <w:rPr>
+          <w:rStyle w:val="VerbatimChar"/>
+        </w:rPr>
+        <w:t xml:space="preserve">##   Absent       5       2</w:t>
+      </w:r>
+      <w:r>
+        <w:br/>
+      </w:r>
+      <w:r>
+        <w:rPr>
+          <w:rStyle w:val="VerbatimChar"/>
+        </w:rPr>
+        <w:t xml:space="preserve">##   Present      1      17</w:t>
+      </w:r>
+      <w:r>
+        <w:br/>
+      </w:r>
+      <w:r>
+        <w:rPr>
+          <w:rStyle w:val="VerbatimChar"/>
+        </w:rPr>
+        <w:t xml:space="preserve">## </w:t>
+      </w:r>
+      <w:r>
+        <w:br/>
+      </w:r>
+      <w:r>
+        <w:rPr>
+          <w:rStyle w:val="VerbatimChar"/>
+        </w:rPr>
+        <w:t xml:space="preserve">## Accuracy: 0.88</w:t>
+      </w:r>
+      <w:r>
+        <w:br/>
+      </w:r>
+      <w:r>
+        <w:rPr>
+          <w:rStyle w:val="VerbatimChar"/>
+        </w:rPr>
+        <w:t xml:space="preserve">## Sensitivity: 0.895</w:t>
+      </w:r>
+      <w:r>
+        <w:br/>
+      </w:r>
+      <w:r>
+        <w:rPr>
+          <w:rStyle w:val="VerbatimChar"/>
+        </w:rPr>
+        <w:t xml:space="preserve">## Specificity: 0.833</w:t>
+      </w:r>
+    </w:p>
+    <w:bookmarkEnd w:id="96"/>
+    <w:bookmarkStart w:id="100" w:name="publication-quality-figure"/>
+    <w:p>
+      <w:pPr>
+        <w:pStyle w:val="Heading1"/>
+      </w:pPr>
+      <w:r>
+        <w:t xml:space="preserve">Publication-Quality Figure</w:t>
+      </w:r>
+    </w:p>
+    <w:p>
+      <w:pPr>
+        <w:pStyle w:val="FirstParagraph"/>
+      </w:pPr>
+      <w:r>
+        <w:t xml:space="preserve">Let’s create a publication-quality figure for our multiple logistic</w:t>
+      </w:r>
+      <w:r>
+        <w:t xml:space="preserve"> </w:t>
+      </w:r>
+      <w:r>
+        <w:t xml:space="preserve">regression model and show how we would write up the results for a</w:t>
+      </w:r>
+      <w:r>
+        <w:t xml:space="preserve"> </w:t>
+      </w:r>
+      <w:r>
+        <w:t xml:space="preserve">scientific publication.</w:t>
+      </w:r>
+    </w:p>
+    <w:p>
+      <w:pPr>
+        <w:pStyle w:val="BodyText"/>
+      </w:pPr>
+      <w:r>
+        <w:drawing>
+          <wp:inline>
+            <wp:extent cx="2743200" cy="2743200"/>
+            <wp:effectExtent b="0" l="0" r="0" t="0"/>
+            <wp:docPr descr="" title="" id="98" name="Picture"/>
+            <a:graphic>
+              <a:graphicData uri="http://schemas.openxmlformats.org/drawingml/2006/picture">
+                <pic:pic>
+                  <pic:nvPicPr>
+                    <pic:cNvPr descr="14_01_lecture_powerpoint_files/figure-docx/publication-figure-1.png" id="99" name="Picture"/>
+                    <pic:cNvPicPr>
+                      <a:picLocks noChangeArrowheads="1" noChangeAspect="1"/>
+                    </pic:cNvPicPr>
+                  </pic:nvPicPr>
+                  <pic:blipFill>
+                    <a:blip r:embed="rId97"/>
                     <a:stretch>
                       <a:fillRect/>
                     </a:stretch>
@@ -8883,8 +10793,8 @@
         </w:drawing>
       </w:r>
     </w:p>
-    <w:bookmarkEnd w:id="96"/>
-    <w:bookmarkStart w:id="99" w:name="scientific-write-up-example"/>
+    <w:bookmarkEnd w:id="100"/>
+    <w:bookmarkStart w:id="103" w:name="scientific-write-up-example"/>
     <w:p>
       <w:pPr>
         <w:pStyle w:val="Heading1"/>
@@ -8930,12 +10840,12 @@
                 <wp:inline>
                   <wp:extent cx="152400" cy="152400"/>
                   <wp:effectExtent b="0" l="0" r="0" t="0"/>
-                  <wp:docPr descr="" title="" id="97" name="Picture"/>
+                  <wp:docPr descr="" title="" id="101" name="Picture"/>
                   <a:graphic>
                     <a:graphicData uri="http://schemas.openxmlformats.org/drawingml/2006/picture">
                       <pic:pic>
                         <pic:nvPicPr>
-                          <pic:cNvPr descr="/Applications/RStudio.app/Contents/Resources/app/quarto/share/formats/docx/important.png" id="98" name="Picture"/>
+                          <pic:cNvPr descr="/Applications/RStudio.app/Contents/Resources/app/quarto/share/formats/docx/important.png" id="102" name="Picture"/>
                           <pic:cNvPicPr>
                             <a:picLocks noChangeArrowheads="1" noChangeAspect="1"/>
                           </pic:cNvPicPr>
@@ -9108,8 +11018,8 @@
         </w:tc>
       </w:tr>
     </w:tbl>
-    <w:bookmarkEnd w:id="99"/>
-    <w:bookmarkStart w:id="102" w:name="scientific-write-up-example-2"/>
+    <w:bookmarkEnd w:id="103"/>
+    <w:bookmarkStart w:id="106" w:name="scientific-write-up-example-2"/>
     <w:p>
       <w:pPr>
         <w:pStyle w:val="Heading1"/>
@@ -9155,12 +11065,12 @@
                 <wp:inline>
                   <wp:extent cx="152400" cy="152400"/>
                   <wp:effectExtent b="0" l="0" r="0" t="0"/>
-                  <wp:docPr descr="" title="" id="100" name="Picture"/>
+                  <wp:docPr descr="" title="" id="104" name="Picture"/>
                   <a:graphic>
                     <a:graphicData uri="http://schemas.openxmlformats.org/drawingml/2006/picture">
                       <pic:pic>
                         <pic:nvPicPr>
-                          <pic:cNvPr descr="/Applications/RStudio.app/Contents/Resources/app/quarto/share/formats/docx/important.png" id="101" name="Picture"/>
+                          <pic:cNvPr descr="/Applications/RStudio.app/Contents/Resources/app/quarto/share/formats/docx/important.png" id="105" name="Picture"/>
                           <pic:cNvPicPr>
                             <a:picLocks noChangeArrowheads="1" noChangeAspect="1"/>
                           </pic:cNvPicPr>
@@ -9293,8 +11203,8 @@
         </w:tc>
       </w:tr>
     </w:tbl>
-    <w:bookmarkEnd w:id="102"/>
-    <w:bookmarkStart w:id="104" w:name="relationship-between-glms-and-anovas"/>
+    <w:bookmarkEnd w:id="106"/>
+    <w:bookmarkStart w:id="108" w:name="relationship-between-glms-and-anovas"/>
     <w:p>
       <w:pPr>
         <w:pStyle w:val="Heading1"/>
@@ -9303,7 +11213,7 @@
         <w:t xml:space="preserve">Relationship Between GLMs and ANOVAs</w:t>
       </w:r>
     </w:p>
-    <w:bookmarkStart w:id="103" w:name="glms-and-anovas-the-connection"/>
+    <w:bookmarkStart w:id="107" w:name="glms-and-anovas-the-connection"/>
     <w:p>
       <w:pPr>
         <w:pStyle w:val="Heading3"/>
@@ -9331,7 +11241,7 @@
         <w:pStyle w:val="Compact"/>
         <w:numPr>
           <w:ilvl w:val="0"/>
-          <w:numId w:val="1034"/>
+          <w:numId w:val="1044"/>
         </w:numPr>
       </w:pPr>
       <w:r>
@@ -9343,7 +11253,7 @@
         <w:pStyle w:val="Compact"/>
         <w:numPr>
           <w:ilvl w:val="0"/>
-          <w:numId w:val="1034"/>
+          <w:numId w:val="1044"/>
         </w:numPr>
       </w:pPr>
       <w:r>
@@ -9355,7 +11265,7 @@
         <w:pStyle w:val="Compact"/>
         <w:numPr>
           <w:ilvl w:val="0"/>
-          <w:numId w:val="1035"/>
+          <w:numId w:val="1045"/>
         </w:numPr>
       </w:pPr>
       <w:r>
@@ -9366,7 +11276,7 @@
       <w:pPr>
         <w:numPr>
           <w:ilvl w:val="1"/>
-          <w:numId w:val="1036"/>
+          <w:numId w:val="1046"/>
         </w:numPr>
       </w:pPr>
       <w:r>
@@ -9377,16 +11287,16 @@
       <w:pPr>
         <w:numPr>
           <w:ilvl w:val="1"/>
-          <w:numId w:val="1036"/>
+          <w:numId w:val="1046"/>
         </w:numPr>
       </w:pPr>
       <w:r>
         <w:t xml:space="preserve">A Gaussian GLM with an identity link and a categorical predictor</w:t>
       </w:r>
     </w:p>
-    <w:bookmarkEnd w:id="103"/>
-    <w:bookmarkEnd w:id="104"/>
-    <w:bookmarkStart w:id="108" w:name="demonstrating-anova-glm-equivalence"/>
+    <w:bookmarkEnd w:id="107"/>
+    <w:bookmarkEnd w:id="108"/>
+    <w:bookmarkStart w:id="112" w:name="demonstrating-anova-glm-equivalence"/>
     <w:p>
       <w:pPr>
         <w:pStyle w:val="Heading1"/>
@@ -9929,268 +11839,12 @@
           <wp:inline>
             <wp:extent cx="5486400" cy="5486400"/>
             <wp:effectExtent b="0" l="0" r="0" t="0"/>
-            <wp:docPr descr="" title="" id="106" name="Picture"/>
-            <a:graphic>
-              <a:graphicData uri="http://schemas.openxmlformats.org/drawingml/2006/picture">
-                <pic:pic>
-                  <pic:nvPicPr>
-                    <pic:cNvPr descr="14_01_lecture_powerpoint_files/figure-docx/anova-glm-comparison-1.png" id="107" name="Picture"/>
-                    <pic:cNvPicPr>
-                      <a:picLocks noChangeArrowheads="1" noChangeAspect="1"/>
-                    </pic:cNvPicPr>
-                  </pic:nvPicPr>
-                  <pic:blipFill>
-                    <a:blip r:embed="rId105"/>
-                    <a:stretch>
-                      <a:fillRect/>
-                    </a:stretch>
-                  </pic:blipFill>
-                  <pic:spPr bwMode="auto">
-                    <a:xfrm>
-                      <a:off x="0" y="0"/>
-                      <a:ext cx="5486400" cy="5486400"/>
-                    </a:xfrm>
-                    <a:prstGeom prst="rect">
-                      <a:avLst/>
-                    </a:prstGeom>
-                    <a:noFill/>
-                    <a:ln w="9525">
-                      <a:noFill/>
-                      <a:headEnd/>
-                      <a:tailEnd/>
-                    </a:ln>
-                  </pic:spPr>
-                </pic:pic>
-              </a:graphicData>
-            </a:graphic>
-          </wp:inline>
-        </w:drawing>
-      </w:r>
-    </w:p>
-    <w:bookmarkEnd w:id="108"/>
-    <w:bookmarkStart w:id="112" w:name="assumptions-and-diagnostics-summary"/>
-    <w:p>
-      <w:pPr>
-        <w:pStyle w:val="Heading1"/>
-      </w:pPr>
-      <w:r>
-        <w:t xml:space="preserve">Assumptions and Diagnostics Summary</w:t>
-      </w:r>
-    </w:p>
-    <w:p>
-      <w:pPr>
-        <w:numPr>
-          <w:ilvl w:val="0"/>
-          <w:numId w:val="1037"/>
-        </w:numPr>
-      </w:pPr>
-      <w:r>
-        <w:t xml:space="preserve">Generalized Linear Models- assumptions depend on distribution+link</w:t>
-      </w:r>
-      <w:r>
-        <w:t xml:space="preserve"> </w:t>
-      </w:r>
-      <w:r>
-        <w:t xml:space="preserve">function used:</w:t>
-      </w:r>
-    </w:p>
-    <w:p>
-      <w:pPr>
-        <w:numPr>
-          <w:ilvl w:val="0"/>
-          <w:numId w:val="1037"/>
-        </w:numPr>
-      </w:pPr>
-      <w:r>
-        <w:rPr>
-          <w:b/>
-          <w:bCs/>
-        </w:rPr>
-        <w:t xml:space="preserve">All GLMs:</w:t>
-      </w:r>
-    </w:p>
-    <w:p>
-      <w:pPr>
-        <w:pStyle w:val="Compact"/>
-        <w:numPr>
-          <w:ilvl w:val="1"/>
-          <w:numId w:val="1038"/>
-        </w:numPr>
-      </w:pPr>
-      <w:r>
-        <w:t xml:space="preserve">Independence of observations, No outliers, No Multicolinearity</w:t>
-      </w:r>
-    </w:p>
-    <w:p>
-      <w:pPr>
-        <w:pStyle w:val="Compact"/>
-        <w:numPr>
-          <w:ilvl w:val="1"/>
-          <w:numId w:val="1038"/>
-        </w:numPr>
-      </w:pPr>
-      <w:r>
-        <w:t xml:space="preserve">Correct specification of the link function /variance structure</w:t>
-      </w:r>
-    </w:p>
-    <w:p>
-      <w:pPr>
-        <w:numPr>
-          <w:ilvl w:val="0"/>
-          <w:numId w:val="1037"/>
-        </w:numPr>
-      </w:pPr>
-      <w:r>
-        <w:rPr>
-          <w:b/>
-          <w:bCs/>
-        </w:rPr>
-        <w:t xml:space="preserve">Gaussian GLMs (including linear regression):</w:t>
-      </w:r>
-    </w:p>
-    <w:p>
-      <w:pPr>
-        <w:pStyle w:val="Compact"/>
-        <w:numPr>
-          <w:ilvl w:val="1"/>
-          <w:numId w:val="1039"/>
-        </w:numPr>
-      </w:pPr>
-      <w:r>
-        <w:t xml:space="preserve">Normality of residuals</w:t>
-      </w:r>
-    </w:p>
-    <w:p>
-      <w:pPr>
-        <w:pStyle w:val="Compact"/>
-        <w:numPr>
-          <w:ilvl w:val="1"/>
-          <w:numId w:val="1039"/>
-        </w:numPr>
-      </w:pPr>
-      <w:r>
-        <w:t xml:space="preserve">Homogeneity of variance</w:t>
-      </w:r>
-    </w:p>
-    <w:p>
-      <w:pPr>
-        <w:numPr>
-          <w:ilvl w:val="0"/>
-          <w:numId w:val="1037"/>
-        </w:numPr>
-      </w:pPr>
-      <w:r>
-        <w:rPr>
-          <w:b/>
-          <w:bCs/>
-        </w:rPr>
-        <w:t xml:space="preserve">Poisson GLMs:</w:t>
-      </w:r>
-    </w:p>
-    <w:p>
-      <w:pPr>
-        <w:pStyle w:val="Compact"/>
-        <w:numPr>
-          <w:ilvl w:val="1"/>
-          <w:numId w:val="1040"/>
-        </w:numPr>
-      </w:pPr>
-      <w:r>
-        <w:t xml:space="preserve">Count data (non-negative integers)</w:t>
-      </w:r>
-    </w:p>
-    <w:p>
-      <w:pPr>
-        <w:pStyle w:val="Compact"/>
-        <w:numPr>
-          <w:ilvl w:val="1"/>
-          <w:numId w:val="1040"/>
-        </w:numPr>
-      </w:pPr>
-      <w:r>
-        <w:t xml:space="preserve">Mean equals variance - overdispersed = negative binomial)</w:t>
-      </w:r>
-    </w:p>
-    <w:p>
-      <w:pPr>
-        <w:numPr>
-          <w:ilvl w:val="0"/>
-          <w:numId w:val="1037"/>
-        </w:numPr>
-      </w:pPr>
-      <w:r>
-        <w:rPr>
-          <w:b/>
-          <w:bCs/>
-        </w:rPr>
-        <w:t xml:space="preserve">Logistic GLMs:</w:t>
-      </w:r>
-    </w:p>
-    <w:p>
-      <w:pPr>
-        <w:pStyle w:val="Compact"/>
-        <w:numPr>
-          <w:ilvl w:val="1"/>
-          <w:numId w:val="1041"/>
-        </w:numPr>
-      </w:pPr>
-      <w:r>
-        <w:t xml:space="preserve">Binary response variable</w:t>
-      </w:r>
-    </w:p>
-    <w:p>
-      <w:pPr>
-        <w:pStyle w:val="Compact"/>
-        <w:numPr>
-          <w:ilvl w:val="1"/>
-          <w:numId w:val="1041"/>
-        </w:numPr>
-      </w:pPr>
-      <w:r>
-        <w:t xml:space="preserve">Linear relationship between predictors and log odds</w:t>
-      </w:r>
-    </w:p>
-    <w:p>
-      <w:pPr>
-        <w:pStyle w:val="Compact"/>
-        <w:numPr>
-          <w:ilvl w:val="1"/>
-          <w:numId w:val="1041"/>
-        </w:numPr>
-      </w:pPr>
-      <w:r>
-        <w:t xml:space="preserve">Adequate sample size relative to number of parameters</w:t>
-      </w:r>
-    </w:p>
-    <w:p>
-      <w:pPr>
-        <w:pStyle w:val="FirstParagraph"/>
-      </w:pPr>
-      <w:r>
-        <w:t xml:space="preserve">The following R code checks some common diagnostics for our logistic</w:t>
-      </w:r>
-      <w:r>
-        <w:t xml:space="preserve"> </w:t>
-      </w:r>
-      <w:r>
-        <w:t xml:space="preserve">model:</w:t>
-      </w:r>
-    </w:p>
-    <w:p>
-      <w:pPr>
-        <w:pStyle w:val="BodyText"/>
-      </w:pPr>
-      <w:r>
-        <w:drawing>
-          <wp:inline>
-            <wp:extent cx="5486400" cy="5486400"/>
-            <wp:effectExtent b="0" l="0" r="0" t="0"/>
             <wp:docPr descr="" title="" id="110" name="Picture"/>
             <a:graphic>
               <a:graphicData uri="http://schemas.openxmlformats.org/drawingml/2006/picture">
                 <pic:pic>
                   <pic:nvPicPr>
-                    <pic:cNvPr descr="14_01_lecture_powerpoint_files/figure-docx/diagnostic-summary-1.png" id="111" name="Picture"/>
+                    <pic:cNvPr descr="14_01_lecture_powerpoint_files/figure-docx/anova-glm-comparison-1.png" id="111" name="Picture"/>
                     <pic:cNvPicPr>
                       <a:picLocks noChangeArrowheads="1" noChangeAspect="1"/>
                     </pic:cNvPicPr>
@@ -10224,35 +11878,37 @@
       </w:r>
     </w:p>
     <w:bookmarkEnd w:id="112"/>
-    <w:bookmarkStart w:id="113" w:name="summary-and-conclusions"/>
+    <w:bookmarkStart w:id="116" w:name="assumptions-and-diagnostics-summary"/>
     <w:p>
       <w:pPr>
         <w:pStyle w:val="Heading1"/>
       </w:pPr>
       <w:r>
-        <w:t xml:space="preserve">Summary and Conclusions</w:t>
-      </w:r>
-    </w:p>
-    <w:p>
-      <w:pPr>
-        <w:pStyle w:val="FirstParagraph"/>
-      </w:pPr>
-      <w:r>
-        <w:t xml:space="preserve">Generalized Linear Models (GLMs) provide a powerful and flexible</w:t>
-      </w:r>
-      <w:r>
-        <w:t xml:space="preserve"> </w:t>
-      </w:r>
-      <w:r>
-        <w:t xml:space="preserve">framework for analyzing a wide range of data types in biology:</w:t>
-      </w:r>
-    </w:p>
-    <w:p>
-      <w:pPr>
-        <w:pStyle w:val="Compact"/>
+        <w:t xml:space="preserve">Assumptions and Diagnostics Summary</w:t>
+      </w:r>
+    </w:p>
+    <w:p>
+      <w:pPr>
         <w:numPr>
           <w:ilvl w:val="0"/>
-          <w:numId w:val="1042"/>
+          <w:numId w:val="1047"/>
+        </w:numPr>
+      </w:pPr>
+      <w:r>
+        <w:t xml:space="preserve">Generalized Linear Models- assumptions depend on distribution+link</w:t>
+      </w:r>
+      <w:r>
+        <w:t xml:space="preserve"> </w:t>
+      </w:r>
+      <w:r>
+        <w:t xml:space="preserve">function used:</w:t>
+      </w:r>
+    </w:p>
+    <w:p>
+      <w:pPr>
+        <w:numPr>
+          <w:ilvl w:val="0"/>
+          <w:numId w:val="1047"/>
         </w:numPr>
       </w:pPr>
       <w:r>
@@ -10260,27 +11916,38 @@
           <w:b/>
           <w:bCs/>
         </w:rPr>
-        <w:t xml:space="preserve">Gaussian GLMs</w:t>
-      </w:r>
-      <w:r>
-        <w:t xml:space="preserve"> </w:t>
-      </w:r>
-      <w:r>
-        <w:t xml:space="preserve">with identity link function equivalent to standard</w:t>
-      </w:r>
-      <w:r>
-        <w:t xml:space="preserve"> </w:t>
-      </w:r>
-      <w:r>
-        <w:t xml:space="preserve">linear models and ANOVAs</w:t>
+        <w:t xml:space="preserve">All GLMs:</w:t>
       </w:r>
     </w:p>
     <w:p>
       <w:pPr>
         <w:pStyle w:val="Compact"/>
         <w:numPr>
+          <w:ilvl w:val="1"/>
+          <w:numId w:val="1048"/>
+        </w:numPr>
+      </w:pPr>
+      <w:r>
+        <w:t xml:space="preserve">Independence of observations, No outliers, No Multicolinearity</w:t>
+      </w:r>
+    </w:p>
+    <w:p>
+      <w:pPr>
+        <w:pStyle w:val="Compact"/>
+        <w:numPr>
+          <w:ilvl w:val="1"/>
+          <w:numId w:val="1048"/>
+        </w:numPr>
+      </w:pPr>
+      <w:r>
+        <w:t xml:space="preserve">Correct specification of the link function /variance structure</w:t>
+      </w:r>
+    </w:p>
+    <w:p>
+      <w:pPr>
+        <w:numPr>
           <w:ilvl w:val="0"/>
-          <w:numId w:val="1042"/>
+          <w:numId w:val="1047"/>
         </w:numPr>
       </w:pPr>
       <w:r>
@@ -10288,27 +11955,38 @@
           <w:b/>
           <w:bCs/>
         </w:rPr>
-        <w:t xml:space="preserve">Poisson GLMs</w:t>
-      </w:r>
-      <w:r>
-        <w:t xml:space="preserve"> </w:t>
-      </w:r>
-      <w:r>
-        <w:t xml:space="preserve">with log link function are appropriate for count</w:t>
-      </w:r>
-      <w:r>
-        <w:t xml:space="preserve"> </w:t>
-      </w:r>
-      <w:r>
-        <w:t xml:space="preserve">data, but be cautious of overdispersion.</w:t>
+        <w:t xml:space="preserve">Gaussian GLMs (including linear regression):</w:t>
       </w:r>
     </w:p>
     <w:p>
       <w:pPr>
         <w:pStyle w:val="Compact"/>
         <w:numPr>
+          <w:ilvl w:val="1"/>
+          <w:numId w:val="1049"/>
+        </w:numPr>
+      </w:pPr>
+      <w:r>
+        <w:t xml:space="preserve">Normality of residuals</w:t>
+      </w:r>
+    </w:p>
+    <w:p>
+      <w:pPr>
+        <w:pStyle w:val="Compact"/>
+        <w:numPr>
+          <w:ilvl w:val="1"/>
+          <w:numId w:val="1049"/>
+        </w:numPr>
+      </w:pPr>
+      <w:r>
+        <w:t xml:space="preserve">Homogeneity of variance</w:t>
+      </w:r>
+    </w:p>
+    <w:p>
+      <w:pPr>
+        <w:numPr>
           <w:ilvl w:val="0"/>
-          <w:numId w:val="1042"/>
+          <w:numId w:val="1047"/>
         </w:numPr>
       </w:pPr>
       <w:r>
@@ -10316,21 +11994,38 @@
           <w:b/>
           <w:bCs/>
         </w:rPr>
-        <w:t xml:space="preserve">Negative Binomial</w:t>
-      </w:r>
-      <w:r>
-        <w:t xml:space="preserve"> </w:t>
-      </w:r>
-      <w:r>
-        <w:t xml:space="preserve">works with overdispersed data</w:t>
+        <w:t xml:space="preserve">Poisson GLMs:</w:t>
       </w:r>
     </w:p>
     <w:p>
       <w:pPr>
         <w:pStyle w:val="Compact"/>
         <w:numPr>
+          <w:ilvl w:val="1"/>
+          <w:numId w:val="1050"/>
+        </w:numPr>
+      </w:pPr>
+      <w:r>
+        <w:t xml:space="preserve">Count data (non-negative integers)</w:t>
+      </w:r>
+    </w:p>
+    <w:p>
+      <w:pPr>
+        <w:pStyle w:val="Compact"/>
+        <w:numPr>
+          <w:ilvl w:val="1"/>
+          <w:numId w:val="1050"/>
+        </w:numPr>
+      </w:pPr>
+      <w:r>
+        <w:t xml:space="preserve">Mean equals variance - overdispersed = negative binomial)</w:t>
+      </w:r>
+    </w:p>
+    <w:p>
+      <w:pPr>
+        <w:numPr>
           <w:ilvl w:val="0"/>
-          <w:numId w:val="1042"/>
+          <w:numId w:val="1047"/>
         </w:numPr>
       </w:pPr>
       <w:r>
@@ -10338,6 +12033,221 @@
           <w:b/>
           <w:bCs/>
         </w:rPr>
+        <w:t xml:space="preserve">Logistic GLMs:</w:t>
+      </w:r>
+    </w:p>
+    <w:p>
+      <w:pPr>
+        <w:pStyle w:val="Compact"/>
+        <w:numPr>
+          <w:ilvl w:val="1"/>
+          <w:numId w:val="1051"/>
+        </w:numPr>
+      </w:pPr>
+      <w:r>
+        <w:t xml:space="preserve">Binary response variable</w:t>
+      </w:r>
+    </w:p>
+    <w:p>
+      <w:pPr>
+        <w:pStyle w:val="Compact"/>
+        <w:numPr>
+          <w:ilvl w:val="1"/>
+          <w:numId w:val="1051"/>
+        </w:numPr>
+      </w:pPr>
+      <w:r>
+        <w:t xml:space="preserve">Linear relationship between predictors and log odds</w:t>
+      </w:r>
+    </w:p>
+    <w:p>
+      <w:pPr>
+        <w:pStyle w:val="Compact"/>
+        <w:numPr>
+          <w:ilvl w:val="1"/>
+          <w:numId w:val="1051"/>
+        </w:numPr>
+      </w:pPr>
+      <w:r>
+        <w:t xml:space="preserve">Adequate sample size relative to number of parameters</w:t>
+      </w:r>
+    </w:p>
+    <w:p>
+      <w:pPr>
+        <w:pStyle w:val="FirstParagraph"/>
+      </w:pPr>
+      <w:r>
+        <w:t xml:space="preserve">The following R code checks some common diagnostics for our logistic</w:t>
+      </w:r>
+      <w:r>
+        <w:t xml:space="preserve"> </w:t>
+      </w:r>
+      <w:r>
+        <w:t xml:space="preserve">model:</w:t>
+      </w:r>
+    </w:p>
+    <w:p>
+      <w:pPr>
+        <w:pStyle w:val="BodyText"/>
+      </w:pPr>
+      <w:r>
+        <w:drawing>
+          <wp:inline>
+            <wp:extent cx="5486400" cy="5486400"/>
+            <wp:effectExtent b="0" l="0" r="0" t="0"/>
+            <wp:docPr descr="" title="" id="114" name="Picture"/>
+            <a:graphic>
+              <a:graphicData uri="http://schemas.openxmlformats.org/drawingml/2006/picture">
+                <pic:pic>
+                  <pic:nvPicPr>
+                    <pic:cNvPr descr="14_01_lecture_powerpoint_files/figure-docx/diagnostic-summary-1.png" id="115" name="Picture"/>
+                    <pic:cNvPicPr>
+                      <a:picLocks noChangeArrowheads="1" noChangeAspect="1"/>
+                    </pic:cNvPicPr>
+                  </pic:nvPicPr>
+                  <pic:blipFill>
+                    <a:blip r:embed="rId113"/>
+                    <a:stretch>
+                      <a:fillRect/>
+                    </a:stretch>
+                  </pic:blipFill>
+                  <pic:spPr bwMode="auto">
+                    <a:xfrm>
+                      <a:off x="0" y="0"/>
+                      <a:ext cx="5486400" cy="5486400"/>
+                    </a:xfrm>
+                    <a:prstGeom prst="rect">
+                      <a:avLst/>
+                    </a:prstGeom>
+                    <a:noFill/>
+                    <a:ln w="9525">
+                      <a:noFill/>
+                      <a:headEnd/>
+                      <a:tailEnd/>
+                    </a:ln>
+                  </pic:spPr>
+                </pic:pic>
+              </a:graphicData>
+            </a:graphic>
+          </wp:inline>
+        </w:drawing>
+      </w:r>
+    </w:p>
+    <w:bookmarkEnd w:id="116"/>
+    <w:bookmarkStart w:id="117" w:name="summary-and-conclusions"/>
+    <w:p>
+      <w:pPr>
+        <w:pStyle w:val="Heading1"/>
+      </w:pPr>
+      <w:r>
+        <w:t xml:space="preserve">Summary and Conclusions</w:t>
+      </w:r>
+    </w:p>
+    <w:p>
+      <w:pPr>
+        <w:pStyle w:val="FirstParagraph"/>
+      </w:pPr>
+      <w:r>
+        <w:t xml:space="preserve">Generalized Linear Models (GLMs) provide a powerful and flexible</w:t>
+      </w:r>
+      <w:r>
+        <w:t xml:space="preserve"> </w:t>
+      </w:r>
+      <w:r>
+        <w:t xml:space="preserve">framework for analyzing a wide range of data types in biology:</w:t>
+      </w:r>
+    </w:p>
+    <w:p>
+      <w:pPr>
+        <w:pStyle w:val="Compact"/>
+        <w:numPr>
+          <w:ilvl w:val="0"/>
+          <w:numId w:val="1052"/>
+        </w:numPr>
+      </w:pPr>
+      <w:r>
+        <w:rPr>
+          <w:b/>
+          <w:bCs/>
+        </w:rPr>
+        <w:t xml:space="preserve">Gaussian GLMs</w:t>
+      </w:r>
+      <w:r>
+        <w:t xml:space="preserve"> </w:t>
+      </w:r>
+      <w:r>
+        <w:t xml:space="preserve">with identity link function equivalent to standard</w:t>
+      </w:r>
+      <w:r>
+        <w:t xml:space="preserve"> </w:t>
+      </w:r>
+      <w:r>
+        <w:t xml:space="preserve">linear models and ANOVAs</w:t>
+      </w:r>
+    </w:p>
+    <w:p>
+      <w:pPr>
+        <w:pStyle w:val="Compact"/>
+        <w:numPr>
+          <w:ilvl w:val="0"/>
+          <w:numId w:val="1052"/>
+        </w:numPr>
+      </w:pPr>
+      <w:r>
+        <w:rPr>
+          <w:b/>
+          <w:bCs/>
+        </w:rPr>
+        <w:t xml:space="preserve">Poisson GLMs</w:t>
+      </w:r>
+      <w:r>
+        <w:t xml:space="preserve"> </w:t>
+      </w:r>
+      <w:r>
+        <w:t xml:space="preserve">with log link function are appropriate for count</w:t>
+      </w:r>
+      <w:r>
+        <w:t xml:space="preserve"> </w:t>
+      </w:r>
+      <w:r>
+        <w:t xml:space="preserve">data, but be cautious of overdispersion.</w:t>
+      </w:r>
+    </w:p>
+    <w:p>
+      <w:pPr>
+        <w:pStyle w:val="Compact"/>
+        <w:numPr>
+          <w:ilvl w:val="0"/>
+          <w:numId w:val="1052"/>
+        </w:numPr>
+      </w:pPr>
+      <w:r>
+        <w:rPr>
+          <w:b/>
+          <w:bCs/>
+        </w:rPr>
+        <w:t xml:space="preserve">Negative Binomial</w:t>
+      </w:r>
+      <w:r>
+        <w:t xml:space="preserve"> </w:t>
+      </w:r>
+      <w:r>
+        <w:t xml:space="preserve">works with overdispersed data</w:t>
+      </w:r>
+    </w:p>
+    <w:p>
+      <w:pPr>
+        <w:pStyle w:val="Compact"/>
+        <w:numPr>
+          <w:ilvl w:val="0"/>
+          <w:numId w:val="1052"/>
+        </w:numPr>
+      </w:pPr>
+      <w:r>
+        <w:rPr>
+          <w:b/>
+          <w:bCs/>
+        </w:rPr>
         <w:t xml:space="preserve">Logistic GLMs</w:t>
       </w:r>
       <w:r>
@@ -10358,7 +12268,7 @@
         <w:pStyle w:val="Compact"/>
         <w:numPr>
           <w:ilvl w:val="0"/>
-          <w:numId w:val="1043"/>
+          <w:numId w:val="1053"/>
         </w:numPr>
       </w:pPr>
       <w:r>
@@ -10370,7 +12280,7 @@
         <w:pStyle w:val="Compact"/>
         <w:numPr>
           <w:ilvl w:val="1"/>
-          <w:numId w:val="1044"/>
+          <w:numId w:val="1054"/>
         </w:numPr>
       </w:pPr>
       <w:r>
@@ -10382,7 +12292,7 @@
         <w:pStyle w:val="Compact"/>
         <w:numPr>
           <w:ilvl w:val="1"/>
-          <w:numId w:val="1044"/>
+          <w:numId w:val="1054"/>
         </w:numPr>
       </w:pPr>
       <w:r>
@@ -10394,7 +12304,7 @@
         <w:pStyle w:val="Compact"/>
         <w:numPr>
           <w:ilvl w:val="1"/>
-          <w:numId w:val="1044"/>
+          <w:numId w:val="1054"/>
         </w:numPr>
       </w:pPr>
       <w:r>
@@ -10412,7 +12322,7 @@
         <w:pStyle w:val="Compact"/>
         <w:numPr>
           <w:ilvl w:val="1"/>
-          <w:numId w:val="1044"/>
+          <w:numId w:val="1054"/>
         </w:numPr>
       </w:pPr>
       <w:r>
@@ -10425,8 +12335,8 @@
         <w:t xml:space="preserve">type</w:t>
       </w:r>
     </w:p>
-    <w:bookmarkEnd w:id="113"/>
-    <w:bookmarkStart w:id="114" w:name="summary-and-conclusions-1"/>
+    <w:bookmarkEnd w:id="117"/>
+    <w:bookmarkStart w:id="118" w:name="summary-and-conclusions-1"/>
     <w:p>
       <w:pPr>
         <w:pStyle w:val="Heading1"/>
@@ -10448,7 +12358,7 @@
         <w:pStyle w:val="Compact"/>
         <w:numPr>
           <w:ilvl w:val="0"/>
-          <w:numId w:val="1045"/>
+          <w:numId w:val="1055"/>
         </w:numPr>
       </w:pPr>
       <w:r>
@@ -10466,7 +12376,7 @@
         <w:pStyle w:val="Compact"/>
         <w:numPr>
           <w:ilvl w:val="0"/>
-          <w:numId w:val="1045"/>
+          <w:numId w:val="1055"/>
         </w:numPr>
       </w:pPr>
       <w:r>
@@ -10478,7 +12388,7 @@
         <w:pStyle w:val="Compact"/>
         <w:numPr>
           <w:ilvl w:val="0"/>
-          <w:numId w:val="1045"/>
+          <w:numId w:val="1055"/>
         </w:numPr>
       </w:pPr>
       <w:r>
@@ -10490,7 +12400,7 @@
         <w:pStyle w:val="Compact"/>
         <w:numPr>
           <w:ilvl w:val="0"/>
-          <w:numId w:val="1045"/>
+          <w:numId w:val="1055"/>
         </w:numPr>
       </w:pPr>
       <w:r>
@@ -10502,7 +12412,7 @@
         <w:pStyle w:val="Compact"/>
         <w:numPr>
           <w:ilvl w:val="0"/>
-          <w:numId w:val="1045"/>
+          <w:numId w:val="1055"/>
         </w:numPr>
       </w:pPr>
       <w:r>
@@ -10529,8 +12439,8 @@
         <w:t xml:space="preserve">data encountered in ecological, behavioral, and physiological research.</w:t>
       </w:r>
     </w:p>
-    <w:bookmarkEnd w:id="114"/>
-    <w:bookmarkStart w:id="115" w:name="references"/>
+    <w:bookmarkEnd w:id="118"/>
+    <w:bookmarkStart w:id="119" w:name="references"/>
     <w:p>
       <w:pPr>
         <w:pStyle w:val="Heading1"/>
@@ -10641,7 +12551,7 @@
         <w:t xml:space="preserve">California. Ecological Monographs, 68, 490-502.</w:t>
       </w:r>
     </w:p>
-    <w:bookmarkEnd w:id="115"/>
+    <w:bookmarkEnd w:id="119"/>
     <w:sectPr>
       <w:pgSz w:h="15840" w:w="12240"/>
       <w:pgMar w:bottom="720" w:footer="720" w:gutter="0" w:header="720" w:left="1152" w:right="720" w:top="720"/>
@@ -11059,6 +12969,36 @@
     <w:abstractNumId w:val="991"/>
   </w:num>
   <w:num w:numId="1030">
+    <w:abstractNumId w:val="991"/>
+  </w:num>
+  <w:num w:numId="1031">
+    <w:abstractNumId w:val="991"/>
+  </w:num>
+  <w:num w:numId="1032">
+    <w:abstractNumId w:val="991"/>
+  </w:num>
+  <w:num w:numId="1033">
+    <w:abstractNumId w:val="991"/>
+  </w:num>
+  <w:num w:numId="1034">
+    <w:abstractNumId w:val="991"/>
+  </w:num>
+  <w:num w:numId="1035">
+    <w:abstractNumId w:val="991"/>
+  </w:num>
+  <w:num w:numId="1036">
+    <w:abstractNumId w:val="991"/>
+  </w:num>
+  <w:num w:numId="1037">
+    <w:abstractNumId w:val="991"/>
+  </w:num>
+  <w:num w:numId="1038">
+    <w:abstractNumId w:val="991"/>
+  </w:num>
+  <w:num w:numId="1039">
+    <w:abstractNumId w:val="991"/>
+  </w:num>
+  <w:num w:numId="1040">
     <w:abstractNumId w:val="99411"/>
     <w:lvlOverride w:ilvl="0">
       <w:startOverride w:val="1"/>
@@ -11087,117 +13027,6 @@
     <w:lvlOverride w:ilvl="8">
       <w:startOverride w:val="1"/>
     </w:lvlOverride>
-  </w:num>
-  <w:num w:numId="1031">
-    <w:abstractNumId w:val="991"/>
-  </w:num>
-  <w:num w:numId="1032">
-    <w:abstractNumId w:val="99411"/>
-    <w:lvlOverride w:ilvl="0">
-      <w:startOverride w:val="1"/>
-    </w:lvlOverride>
-    <w:lvlOverride w:ilvl="1">
-      <w:startOverride w:val="1"/>
-    </w:lvlOverride>
-    <w:lvlOverride w:ilvl="2">
-      <w:startOverride w:val="1"/>
-    </w:lvlOverride>
-    <w:lvlOverride w:ilvl="3">
-      <w:startOverride w:val="1"/>
-    </w:lvlOverride>
-    <w:lvlOverride w:ilvl="4">
-      <w:startOverride w:val="1"/>
-    </w:lvlOverride>
-    <w:lvlOverride w:ilvl="5">
-      <w:startOverride w:val="1"/>
-    </w:lvlOverride>
-    <w:lvlOverride w:ilvl="6">
-      <w:startOverride w:val="1"/>
-    </w:lvlOverride>
-    <w:lvlOverride w:ilvl="7">
-      <w:startOverride w:val="1"/>
-    </w:lvlOverride>
-    <w:lvlOverride w:ilvl="8">
-      <w:startOverride w:val="1"/>
-    </w:lvlOverride>
-  </w:num>
-  <w:num w:numId="1033">
-    <w:abstractNumId w:val="99411"/>
-    <w:lvlOverride w:ilvl="0">
-      <w:startOverride w:val="1"/>
-    </w:lvlOverride>
-    <w:lvlOverride w:ilvl="1">
-      <w:startOverride w:val="1"/>
-    </w:lvlOverride>
-    <w:lvlOverride w:ilvl="2">
-      <w:startOverride w:val="1"/>
-    </w:lvlOverride>
-    <w:lvlOverride w:ilvl="3">
-      <w:startOverride w:val="1"/>
-    </w:lvlOverride>
-    <w:lvlOverride w:ilvl="4">
-      <w:startOverride w:val="1"/>
-    </w:lvlOverride>
-    <w:lvlOverride w:ilvl="5">
-      <w:startOverride w:val="1"/>
-    </w:lvlOverride>
-    <w:lvlOverride w:ilvl="6">
-      <w:startOverride w:val="1"/>
-    </w:lvlOverride>
-    <w:lvlOverride w:ilvl="7">
-      <w:startOverride w:val="1"/>
-    </w:lvlOverride>
-    <w:lvlOverride w:ilvl="8">
-      <w:startOverride w:val="1"/>
-    </w:lvlOverride>
-  </w:num>
-  <w:num w:numId="1034">
-    <w:abstractNumId w:val="99411"/>
-    <w:lvlOverride w:ilvl="0">
-      <w:startOverride w:val="1"/>
-    </w:lvlOverride>
-    <w:lvlOverride w:ilvl="1">
-      <w:startOverride w:val="1"/>
-    </w:lvlOverride>
-    <w:lvlOverride w:ilvl="2">
-      <w:startOverride w:val="1"/>
-    </w:lvlOverride>
-    <w:lvlOverride w:ilvl="3">
-      <w:startOverride w:val="1"/>
-    </w:lvlOverride>
-    <w:lvlOverride w:ilvl="4">
-      <w:startOverride w:val="1"/>
-    </w:lvlOverride>
-    <w:lvlOverride w:ilvl="5">
-      <w:startOverride w:val="1"/>
-    </w:lvlOverride>
-    <w:lvlOverride w:ilvl="6">
-      <w:startOverride w:val="1"/>
-    </w:lvlOverride>
-    <w:lvlOverride w:ilvl="7">
-      <w:startOverride w:val="1"/>
-    </w:lvlOverride>
-    <w:lvlOverride w:ilvl="8">
-      <w:startOverride w:val="1"/>
-    </w:lvlOverride>
-  </w:num>
-  <w:num w:numId="1035">
-    <w:abstractNumId w:val="991"/>
-  </w:num>
-  <w:num w:numId="1036">
-    <w:abstractNumId w:val="991"/>
-  </w:num>
-  <w:num w:numId="1037">
-    <w:abstractNumId w:val="991"/>
-  </w:num>
-  <w:num w:numId="1038">
-    <w:abstractNumId w:val="991"/>
-  </w:num>
-  <w:num w:numId="1039">
-    <w:abstractNumId w:val="991"/>
-  </w:num>
-  <w:num w:numId="1040">
-    <w:abstractNumId w:val="991"/>
   </w:num>
   <w:num w:numId="1041">
     <w:abstractNumId w:val="991"/>
@@ -11233,12 +13062,123 @@
     </w:lvlOverride>
   </w:num>
   <w:num w:numId="1043">
+    <w:abstractNumId w:val="99411"/>
+    <w:lvlOverride w:ilvl="0">
+      <w:startOverride w:val="1"/>
+    </w:lvlOverride>
+    <w:lvlOverride w:ilvl="1">
+      <w:startOverride w:val="1"/>
+    </w:lvlOverride>
+    <w:lvlOverride w:ilvl="2">
+      <w:startOverride w:val="1"/>
+    </w:lvlOverride>
+    <w:lvlOverride w:ilvl="3">
+      <w:startOverride w:val="1"/>
+    </w:lvlOverride>
+    <w:lvlOverride w:ilvl="4">
+      <w:startOverride w:val="1"/>
+    </w:lvlOverride>
+    <w:lvlOverride w:ilvl="5">
+      <w:startOverride w:val="1"/>
+    </w:lvlOverride>
+    <w:lvlOverride w:ilvl="6">
+      <w:startOverride w:val="1"/>
+    </w:lvlOverride>
+    <w:lvlOverride w:ilvl="7">
+      <w:startOverride w:val="1"/>
+    </w:lvlOverride>
+    <w:lvlOverride w:ilvl="8">
+      <w:startOverride w:val="1"/>
+    </w:lvlOverride>
+  </w:num>
+  <w:num w:numId="1044">
+    <w:abstractNumId w:val="99411"/>
+    <w:lvlOverride w:ilvl="0">
+      <w:startOverride w:val="1"/>
+    </w:lvlOverride>
+    <w:lvlOverride w:ilvl="1">
+      <w:startOverride w:val="1"/>
+    </w:lvlOverride>
+    <w:lvlOverride w:ilvl="2">
+      <w:startOverride w:val="1"/>
+    </w:lvlOverride>
+    <w:lvlOverride w:ilvl="3">
+      <w:startOverride w:val="1"/>
+    </w:lvlOverride>
+    <w:lvlOverride w:ilvl="4">
+      <w:startOverride w:val="1"/>
+    </w:lvlOverride>
+    <w:lvlOverride w:ilvl="5">
+      <w:startOverride w:val="1"/>
+    </w:lvlOverride>
+    <w:lvlOverride w:ilvl="6">
+      <w:startOverride w:val="1"/>
+    </w:lvlOverride>
+    <w:lvlOverride w:ilvl="7">
+      <w:startOverride w:val="1"/>
+    </w:lvlOverride>
+    <w:lvlOverride w:ilvl="8">
+      <w:startOverride w:val="1"/>
+    </w:lvlOverride>
+  </w:num>
+  <w:num w:numId="1045">
     <w:abstractNumId w:val="991"/>
   </w:num>
-  <w:num w:numId="1044">
+  <w:num w:numId="1046">
     <w:abstractNumId w:val="991"/>
   </w:num>
-  <w:num w:numId="1045">
+  <w:num w:numId="1047">
+    <w:abstractNumId w:val="991"/>
+  </w:num>
+  <w:num w:numId="1048">
+    <w:abstractNumId w:val="991"/>
+  </w:num>
+  <w:num w:numId="1049">
+    <w:abstractNumId w:val="991"/>
+  </w:num>
+  <w:num w:numId="1050">
+    <w:abstractNumId w:val="991"/>
+  </w:num>
+  <w:num w:numId="1051">
+    <w:abstractNumId w:val="991"/>
+  </w:num>
+  <w:num w:numId="1052">
+    <w:abstractNumId w:val="99411"/>
+    <w:lvlOverride w:ilvl="0">
+      <w:startOverride w:val="1"/>
+    </w:lvlOverride>
+    <w:lvlOverride w:ilvl="1">
+      <w:startOverride w:val="1"/>
+    </w:lvlOverride>
+    <w:lvlOverride w:ilvl="2">
+      <w:startOverride w:val="1"/>
+    </w:lvlOverride>
+    <w:lvlOverride w:ilvl="3">
+      <w:startOverride w:val="1"/>
+    </w:lvlOverride>
+    <w:lvlOverride w:ilvl="4">
+      <w:startOverride w:val="1"/>
+    </w:lvlOverride>
+    <w:lvlOverride w:ilvl="5">
+      <w:startOverride w:val="1"/>
+    </w:lvlOverride>
+    <w:lvlOverride w:ilvl="6">
+      <w:startOverride w:val="1"/>
+    </w:lvlOverride>
+    <w:lvlOverride w:ilvl="7">
+      <w:startOverride w:val="1"/>
+    </w:lvlOverride>
+    <w:lvlOverride w:ilvl="8">
+      <w:startOverride w:val="1"/>
+    </w:lvlOverride>
+  </w:num>
+  <w:num w:numId="1053">
+    <w:abstractNumId w:val="991"/>
+  </w:num>
+  <w:num w:numId="1054">
+    <w:abstractNumId w:val="991"/>
+  </w:num>
+  <w:num w:numId="1055">
     <w:abstractNumId w:val="99411"/>
     <w:lvlOverride w:ilvl="0">
       <w:startOverride w:val="1"/>

--- a/docs/ecostats_lectures/lecture_14/14_01_lecture_powerpoint.docx
+++ b/docs/ecostats_lectures/lecture_14/14_01_lecture_powerpoint.docx
@@ -488,16 +488,1181 @@
       </w:r>
     </w:p>
     <w:bookmarkEnd w:id="27"/>
-    <w:bookmarkStart w:id="32" w:name="the-three-elements-of-a-glm"/>
+    <w:bookmarkStart w:id="31" w:name="X3124ec853b214e09489bf426da21cb0568cee9e"/>
     <w:p>
       <w:pPr>
         <w:pStyle w:val="Heading1"/>
       </w:pPr>
       <w:r>
+        <w:t xml:space="preserve">Example comparison of logged response variable and GLM</w:t>
+      </w:r>
+    </w:p>
+    <w:tbl>
+      <w:tblPr>
+        <w:tblStyle w:val="Table"/>
+        <w:tblLook w:firstRow="0" w:lastRow="0" w:firstColumn="0" w:lastColumn="0" w:noHBand="0" w:noVBand="0" w:val="0000"/>
+        <w:tblBorders>
+          <w:left w:val="single" w:sz="24" w:space="0" w:color="CC1914"/>
+        </w:tblBorders>
+        <w:tblCellMar>
+          <w:left w:w="0" w:type="dxa"/>
+          <w:right w:w="0" w:type="dxa"/>
+        </w:tblCellMar>
+        <w:tblInd w:w="164" w:type="dxa"/>
+      </w:tblPr>
+      <w:tr>
+        <w:trPr>
+          <w:cantSplit/>
+        </w:trPr>
+        <w:tc>
+          <w:tcPr>
+            <w:tcMar>
+              <w:left w:w="144" w:type="dxa"/>
+              <w:right w:w="144" w:type="dxa"/>
+            </w:tcMar>
+          </w:tcPr>
+          <w:p>
+            <w:pPr>
+              <w:pStyle w:val="FirstParagraph"/>
+            </w:pPr>
+            <w:pPr>
+              <w:spacing w:before="0" w:after="8"/>
+              <w:jc w:val="center"/>
+            </w:pPr>
+            <w:r>
+              <w:drawing>
+                <wp:inline>
+                  <wp:extent cx="152400" cy="152400"/>
+                  <wp:effectExtent b="0" l="0" r="0" t="0"/>
+                  <wp:docPr descr="" title="" id="29" name="Picture"/>
+                  <a:graphic>
+                    <a:graphicData uri="http://schemas.openxmlformats.org/drawingml/2006/picture">
+                      <pic:pic>
+                        <pic:nvPicPr>
+                          <pic:cNvPr descr="/Applications/RStudio.app/Contents/Resources/app/quarto/share/formats/docx/important.png" id="30" name="Picture"/>
+                          <pic:cNvPicPr>
+                            <a:picLocks noChangeArrowheads="1" noChangeAspect="1"/>
+                          </pic:cNvPicPr>
+                        </pic:nvPicPr>
+                        <pic:blipFill>
+                          <a:blip r:embed="rId28"/>
+                          <a:stretch>
+                            <a:fillRect/>
+                          </a:stretch>
+                        </pic:blipFill>
+                        <pic:spPr bwMode="auto">
+                          <a:xfrm>
+                            <a:off x="0" y="0"/>
+                            <a:ext cx="152400" cy="152400"/>
+                          </a:xfrm>
+                          <a:prstGeom prst="rect">
+                            <a:avLst/>
+                          </a:prstGeom>
+                          <a:noFill/>
+                          <a:ln w="9525">
+                            <a:noFill/>
+                            <a:headEnd/>
+                            <a:tailEnd/>
+                          </a:ln>
+                        </pic:spPr>
+                      </pic:pic>
+                    </a:graphicData>
+                  </a:graphic>
+                </wp:inline>
+              </w:drawing>
+            </w:r>
+          </w:p>
+        </w:tc>
+        <w:tc>
+          <w:p>
+            <w:pPr>
+              <w:pStyle w:val="BodyText"/>
+            </w:pPr>
+            <w:pPr>
+              <w:spacing w:before="16" w:after="64"/>
+            </w:pPr>
+          </w:p>
+          <w:p>
+            <w:pPr>
+              <w:pStyle w:val="SourceCode"/>
+            </w:pPr>
+            <w:r>
+              <w:rPr>
+                <w:rStyle w:val="CommentTok"/>
+              </w:rPr>
+              <w:t xml:space="preserve"># Simulate data that students might log-transform</w:t>
+            </w:r>
+            <w:r>
+              <w:br/>
+            </w:r>
+            <w:r>
+              <w:rPr>
+                <w:rStyle w:val="FunctionTok"/>
+              </w:rPr>
+              <w:t xml:space="preserve">set.seed</w:t>
+            </w:r>
+            <w:r>
+              <w:rPr>
+                <w:rStyle w:val="NormalTok"/>
+              </w:rPr>
+              <w:t xml:space="preserve">(</w:t>
+            </w:r>
+            <w:r>
+              <w:rPr>
+                <w:rStyle w:val="DecValTok"/>
+              </w:rPr>
+              <w:t xml:space="preserve">123</w:t>
+            </w:r>
+            <w:r>
+              <w:rPr>
+                <w:rStyle w:val="NormalTok"/>
+              </w:rPr>
+              <w:t xml:space="preserve">)</w:t>
+            </w:r>
+            <w:r>
+              <w:br/>
+            </w:r>
+            <w:r>
+              <w:rPr>
+                <w:rStyle w:val="NormalTok"/>
+              </w:rPr>
+              <w:t xml:space="preserve">treatment_data </w:t>
+            </w:r>
+            <w:r>
+              <w:rPr>
+                <w:rStyle w:val="OtherTok"/>
+              </w:rPr>
+              <w:t xml:space="preserve">&lt;-</w:t>
+            </w:r>
+            <w:r>
+              <w:rPr>
+                <w:rStyle w:val="NormalTok"/>
+              </w:rPr>
+              <w:t xml:space="preserve"> </w:t>
+            </w:r>
+            <w:r>
+              <w:rPr>
+                <w:rStyle w:val="FunctionTok"/>
+              </w:rPr>
+              <w:t xml:space="preserve">data.frame</w:t>
+            </w:r>
+            <w:r>
+              <w:rPr>
+                <w:rStyle w:val="NormalTok"/>
+              </w:rPr>
+              <w:t xml:space="preserve">(</w:t>
+            </w:r>
+            <w:r>
+              <w:br/>
+            </w:r>
+            <w:r>
+              <w:rPr>
+                <w:rStyle w:val="NormalTok"/>
+              </w:rPr>
+              <w:t xml:space="preserve">  </w:t>
+            </w:r>
+            <w:r>
+              <w:rPr>
+                <w:rStyle w:val="AttributeTok"/>
+              </w:rPr>
+              <w:t xml:space="preserve">treatment =</w:t>
+            </w:r>
+            <w:r>
+              <w:rPr>
+                <w:rStyle w:val="NormalTok"/>
+              </w:rPr>
+              <w:t xml:space="preserve"> </w:t>
+            </w:r>
+            <w:r>
+              <w:rPr>
+                <w:rStyle w:val="FunctionTok"/>
+              </w:rPr>
+              <w:t xml:space="preserve">rep</w:t>
+            </w:r>
+            <w:r>
+              <w:rPr>
+                <w:rStyle w:val="NormalTok"/>
+              </w:rPr>
+              <w:t xml:space="preserve">(</w:t>
+            </w:r>
+            <w:r>
+              <w:rPr>
+                <w:rStyle w:val="FunctionTok"/>
+              </w:rPr>
+              <w:t xml:space="preserve">c</w:t>
+            </w:r>
+            <w:r>
+              <w:rPr>
+                <w:rStyle w:val="NormalTok"/>
+              </w:rPr>
+              <w:t xml:space="preserve">(</w:t>
+            </w:r>
+            <w:r>
+              <w:rPr>
+                <w:rStyle w:val="StringTok"/>
+              </w:rPr>
+              <w:t xml:space="preserve">"Control"</w:t>
+            </w:r>
+            <w:r>
+              <w:rPr>
+                <w:rStyle w:val="NormalTok"/>
+              </w:rPr>
+              <w:t xml:space="preserve">, </w:t>
+            </w:r>
+            <w:r>
+              <w:rPr>
+                <w:rStyle w:val="StringTok"/>
+              </w:rPr>
+              <w:t xml:space="preserve">"Low"</w:t>
+            </w:r>
+            <w:r>
+              <w:rPr>
+                <w:rStyle w:val="NormalTok"/>
+              </w:rPr>
+              <w:t xml:space="preserve">, </w:t>
+            </w:r>
+            <w:r>
+              <w:rPr>
+                <w:rStyle w:val="StringTok"/>
+              </w:rPr>
+              <w:t xml:space="preserve">"High"</w:t>
+            </w:r>
+            <w:r>
+              <w:rPr>
+                <w:rStyle w:val="NormalTok"/>
+              </w:rPr>
+              <w:t xml:space="preserve">), </w:t>
+            </w:r>
+            <w:r>
+              <w:rPr>
+                <w:rStyle w:val="AttributeTok"/>
+              </w:rPr>
+              <w:t xml:space="preserve">each =</w:t>
+            </w:r>
+            <w:r>
+              <w:rPr>
+                <w:rStyle w:val="NormalTok"/>
+              </w:rPr>
+              <w:t xml:space="preserve"> </w:t>
+            </w:r>
+            <w:r>
+              <w:rPr>
+                <w:rStyle w:val="DecValTok"/>
+              </w:rPr>
+              <w:t xml:space="preserve">20</w:t>
+            </w:r>
+            <w:r>
+              <w:rPr>
+                <w:rStyle w:val="NormalTok"/>
+              </w:rPr>
+              <w:t xml:space="preserve">),</w:t>
+            </w:r>
+            <w:r>
+              <w:br/>
+            </w:r>
+            <w:r>
+              <w:rPr>
+                <w:rStyle w:val="NormalTok"/>
+              </w:rPr>
+              <w:t xml:space="preserve">  </w:t>
+            </w:r>
+            <w:r>
+              <w:rPr>
+                <w:rStyle w:val="AttributeTok"/>
+              </w:rPr>
+              <w:t xml:space="preserve">biomass =</w:t>
+            </w:r>
+            <w:r>
+              <w:rPr>
+                <w:rStyle w:val="NormalTok"/>
+              </w:rPr>
+              <w:t xml:space="preserve"> </w:t>
+            </w:r>
+            <w:r>
+              <w:rPr>
+                <w:rStyle w:val="FunctionTok"/>
+              </w:rPr>
+              <w:t xml:space="preserve">c</w:t>
+            </w:r>
+            <w:r>
+              <w:rPr>
+                <w:rStyle w:val="NormalTok"/>
+              </w:rPr>
+              <w:t xml:space="preserve">(</w:t>
+            </w:r>
+            <w:r>
+              <w:rPr>
+                <w:rStyle w:val="FunctionTok"/>
+              </w:rPr>
+              <w:t xml:space="preserve">rlnorm</w:t>
+            </w:r>
+            <w:r>
+              <w:rPr>
+                <w:rStyle w:val="NormalTok"/>
+              </w:rPr>
+              <w:t xml:space="preserve">(</w:t>
+            </w:r>
+            <w:r>
+              <w:rPr>
+                <w:rStyle w:val="DecValTok"/>
+              </w:rPr>
+              <w:t xml:space="preserve">20</w:t>
+            </w:r>
+            <w:r>
+              <w:rPr>
+                <w:rStyle w:val="NormalTok"/>
+              </w:rPr>
+              <w:t xml:space="preserve">, </w:t>
+            </w:r>
+            <w:r>
+              <w:rPr>
+                <w:rStyle w:val="AttributeTok"/>
+              </w:rPr>
+              <w:t xml:space="preserve">meanlog =</w:t>
+            </w:r>
+            <w:r>
+              <w:rPr>
+                <w:rStyle w:val="NormalTok"/>
+              </w:rPr>
+              <w:t xml:space="preserve"> </w:t>
+            </w:r>
+            <w:r>
+              <w:rPr>
+                <w:rStyle w:val="DecValTok"/>
+              </w:rPr>
+              <w:t xml:space="preserve">2</w:t>
+            </w:r>
+            <w:r>
+              <w:rPr>
+                <w:rStyle w:val="NormalTok"/>
+              </w:rPr>
+              <w:t xml:space="preserve">, </w:t>
+            </w:r>
+            <w:r>
+              <w:rPr>
+                <w:rStyle w:val="AttributeTok"/>
+              </w:rPr>
+              <w:t xml:space="preserve">sdlog =</w:t>
+            </w:r>
+            <w:r>
+              <w:rPr>
+                <w:rStyle w:val="NormalTok"/>
+              </w:rPr>
+              <w:t xml:space="preserve"> </w:t>
+            </w:r>
+            <w:r>
+              <w:rPr>
+                <w:rStyle w:val="FloatTok"/>
+              </w:rPr>
+              <w:t xml:space="preserve">0.5</w:t>
+            </w:r>
+            <w:r>
+              <w:rPr>
+                <w:rStyle w:val="NormalTok"/>
+              </w:rPr>
+              <w:t xml:space="preserve">),</w:t>
+            </w:r>
+            <w:r>
+              <w:br/>
+            </w:r>
+            <w:r>
+              <w:rPr>
+                <w:rStyle w:val="NormalTok"/>
+              </w:rPr>
+              <w:t xml:space="preserve">              </w:t>
+            </w:r>
+            <w:r>
+              <w:rPr>
+                <w:rStyle w:val="FunctionTok"/>
+              </w:rPr>
+              <w:t xml:space="preserve">rlnorm</w:t>
+            </w:r>
+            <w:r>
+              <w:rPr>
+                <w:rStyle w:val="NormalTok"/>
+              </w:rPr>
+              <w:t xml:space="preserve">(</w:t>
+            </w:r>
+            <w:r>
+              <w:rPr>
+                <w:rStyle w:val="DecValTok"/>
+              </w:rPr>
+              <w:t xml:space="preserve">20</w:t>
+            </w:r>
+            <w:r>
+              <w:rPr>
+                <w:rStyle w:val="NormalTok"/>
+              </w:rPr>
+              <w:t xml:space="preserve">, </w:t>
+            </w:r>
+            <w:r>
+              <w:rPr>
+                <w:rStyle w:val="AttributeTok"/>
+              </w:rPr>
+              <w:t xml:space="preserve">meanlog =</w:t>
+            </w:r>
+            <w:r>
+              <w:rPr>
+                <w:rStyle w:val="NormalTok"/>
+              </w:rPr>
+              <w:t xml:space="preserve"> </w:t>
+            </w:r>
+            <w:r>
+              <w:rPr>
+                <w:rStyle w:val="FloatTok"/>
+              </w:rPr>
+              <w:t xml:space="preserve">2.5</w:t>
+            </w:r>
+            <w:r>
+              <w:rPr>
+                <w:rStyle w:val="NormalTok"/>
+              </w:rPr>
+              <w:t xml:space="preserve">, </w:t>
+            </w:r>
+            <w:r>
+              <w:rPr>
+                <w:rStyle w:val="AttributeTok"/>
+              </w:rPr>
+              <w:t xml:space="preserve">sdlog =</w:t>
+            </w:r>
+            <w:r>
+              <w:rPr>
+                <w:rStyle w:val="NormalTok"/>
+              </w:rPr>
+              <w:t xml:space="preserve"> </w:t>
+            </w:r>
+            <w:r>
+              <w:rPr>
+                <w:rStyle w:val="FloatTok"/>
+              </w:rPr>
+              <w:t xml:space="preserve">0.5</w:t>
+            </w:r>
+            <w:r>
+              <w:rPr>
+                <w:rStyle w:val="NormalTok"/>
+              </w:rPr>
+              <w:t xml:space="preserve">),</w:t>
+            </w:r>
+            <w:r>
+              <w:br/>
+            </w:r>
+            <w:r>
+              <w:rPr>
+                <w:rStyle w:val="NormalTok"/>
+              </w:rPr>
+              <w:t xml:space="preserve">              </w:t>
+            </w:r>
+            <w:r>
+              <w:rPr>
+                <w:rStyle w:val="FunctionTok"/>
+              </w:rPr>
+              <w:t xml:space="preserve">rlnorm</w:t>
+            </w:r>
+            <w:r>
+              <w:rPr>
+                <w:rStyle w:val="NormalTok"/>
+              </w:rPr>
+              <w:t xml:space="preserve">(</w:t>
+            </w:r>
+            <w:r>
+              <w:rPr>
+                <w:rStyle w:val="DecValTok"/>
+              </w:rPr>
+              <w:t xml:space="preserve">20</w:t>
+            </w:r>
+            <w:r>
+              <w:rPr>
+                <w:rStyle w:val="NormalTok"/>
+              </w:rPr>
+              <w:t xml:space="preserve">, </w:t>
+            </w:r>
+            <w:r>
+              <w:rPr>
+                <w:rStyle w:val="AttributeTok"/>
+              </w:rPr>
+              <w:t xml:space="preserve">meanlog =</w:t>
+            </w:r>
+            <w:r>
+              <w:rPr>
+                <w:rStyle w:val="NormalTok"/>
+              </w:rPr>
+              <w:t xml:space="preserve"> </w:t>
+            </w:r>
+            <w:r>
+              <w:rPr>
+                <w:rStyle w:val="DecValTok"/>
+              </w:rPr>
+              <w:t xml:space="preserve">3</w:t>
+            </w:r>
+            <w:r>
+              <w:rPr>
+                <w:rStyle w:val="NormalTok"/>
+              </w:rPr>
+              <w:t xml:space="preserve">, </w:t>
+            </w:r>
+            <w:r>
+              <w:rPr>
+                <w:rStyle w:val="AttributeTok"/>
+              </w:rPr>
+              <w:t xml:space="preserve">sdlog =</w:t>
+            </w:r>
+            <w:r>
+              <w:rPr>
+                <w:rStyle w:val="NormalTok"/>
+              </w:rPr>
+              <w:t xml:space="preserve"> </w:t>
+            </w:r>
+            <w:r>
+              <w:rPr>
+                <w:rStyle w:val="FloatTok"/>
+              </w:rPr>
+              <w:t xml:space="preserve">0.5</w:t>
+            </w:r>
+            <w:r>
+              <w:rPr>
+                <w:rStyle w:val="NormalTok"/>
+              </w:rPr>
+              <w:t xml:space="preserve">))</w:t>
+            </w:r>
+            <w:r>
+              <w:br/>
+            </w:r>
+            <w:r>
+              <w:rPr>
+                <w:rStyle w:val="NormalTok"/>
+              </w:rPr>
+              <w:t xml:space="preserve">)</w:t>
+            </w:r>
+            <w:r>
+              <w:br/>
+            </w:r>
+            <w:r>
+              <w:br/>
+            </w:r>
+            <w:r>
+              <w:rPr>
+                <w:rStyle w:val="CommentTok"/>
+              </w:rPr>
+              <w:t xml:space="preserve"># Approach 1: Log transformation + ANOVA</w:t>
+            </w:r>
+            <w:r>
+              <w:br/>
+            </w:r>
+            <w:r>
+              <w:rPr>
+                <w:rStyle w:val="NormalTok"/>
+              </w:rPr>
+              <w:t xml:space="preserve">model_log </w:t>
+            </w:r>
+            <w:r>
+              <w:rPr>
+                <w:rStyle w:val="OtherTok"/>
+              </w:rPr>
+              <w:t xml:space="preserve">&lt;-</w:t>
+            </w:r>
+            <w:r>
+              <w:rPr>
+                <w:rStyle w:val="NormalTok"/>
+              </w:rPr>
+              <w:t xml:space="preserve"> </w:t>
+            </w:r>
+            <w:r>
+              <w:rPr>
+                <w:rStyle w:val="FunctionTok"/>
+              </w:rPr>
+              <w:t xml:space="preserve">lm</w:t>
+            </w:r>
+            <w:r>
+              <w:rPr>
+                <w:rStyle w:val="NormalTok"/>
+              </w:rPr>
+              <w:t xml:space="preserve">(</w:t>
+            </w:r>
+            <w:r>
+              <w:rPr>
+                <w:rStyle w:val="FunctionTok"/>
+              </w:rPr>
+              <w:t xml:space="preserve">log</w:t>
+            </w:r>
+            <w:r>
+              <w:rPr>
+                <w:rStyle w:val="NormalTok"/>
+              </w:rPr>
+              <w:t xml:space="preserve">(biomass) </w:t>
+            </w:r>
+            <w:r>
+              <w:rPr>
+                <w:rStyle w:val="SpecialCharTok"/>
+              </w:rPr>
+              <w:t xml:space="preserve">~</w:t>
+            </w:r>
+            <w:r>
+              <w:rPr>
+                <w:rStyle w:val="NormalTok"/>
+              </w:rPr>
+              <w:t xml:space="preserve"> treatment, </w:t>
+            </w:r>
+            <w:r>
+              <w:rPr>
+                <w:rStyle w:val="AttributeTok"/>
+              </w:rPr>
+              <w:t xml:space="preserve">data =</w:t>
+            </w:r>
+            <w:r>
+              <w:rPr>
+                <w:rStyle w:val="NormalTok"/>
+              </w:rPr>
+              <w:t xml:space="preserve"> treatment_data)</w:t>
+            </w:r>
+            <w:r>
+              <w:br/>
+            </w:r>
+            <w:r>
+              <w:br/>
+            </w:r>
+            <w:r>
+              <w:rPr>
+                <w:rStyle w:val="CommentTok"/>
+              </w:rPr>
+              <w:t xml:space="preserve"># Approach 2: Gamma GLM with log link</w:t>
+            </w:r>
+            <w:r>
+              <w:br/>
+            </w:r>
+            <w:r>
+              <w:rPr>
+                <w:rStyle w:val="NormalTok"/>
+              </w:rPr>
+              <w:t xml:space="preserve">model_glm </w:t>
+            </w:r>
+            <w:r>
+              <w:rPr>
+                <w:rStyle w:val="OtherTok"/>
+              </w:rPr>
+              <w:t xml:space="preserve">&lt;-</w:t>
+            </w:r>
+            <w:r>
+              <w:rPr>
+                <w:rStyle w:val="NormalTok"/>
+              </w:rPr>
+              <w:t xml:space="preserve"> </w:t>
+            </w:r>
+            <w:r>
+              <w:rPr>
+                <w:rStyle w:val="FunctionTok"/>
+              </w:rPr>
+              <w:t xml:space="preserve">glm</w:t>
+            </w:r>
+            <w:r>
+              <w:rPr>
+                <w:rStyle w:val="NormalTok"/>
+              </w:rPr>
+              <w:t xml:space="preserve">(biomass </w:t>
+            </w:r>
+            <w:r>
+              <w:rPr>
+                <w:rStyle w:val="SpecialCharTok"/>
+              </w:rPr>
+              <w:t xml:space="preserve">~</w:t>
+            </w:r>
+            <w:r>
+              <w:rPr>
+                <w:rStyle w:val="NormalTok"/>
+              </w:rPr>
+              <w:t xml:space="preserve"> treatment, </w:t>
+            </w:r>
+            <w:r>
+              <w:br/>
+            </w:r>
+            <w:r>
+              <w:rPr>
+                <w:rStyle w:val="NormalTok"/>
+              </w:rPr>
+              <w:t xml:space="preserve">                 </w:t>
+            </w:r>
+            <w:r>
+              <w:rPr>
+                <w:rStyle w:val="AttributeTok"/>
+              </w:rPr>
+              <w:t xml:space="preserve">family =</w:t>
+            </w:r>
+            <w:r>
+              <w:rPr>
+                <w:rStyle w:val="NormalTok"/>
+              </w:rPr>
+              <w:t xml:space="preserve"> </w:t>
+            </w:r>
+            <w:r>
+              <w:rPr>
+                <w:rStyle w:val="FunctionTok"/>
+              </w:rPr>
+              <w:t xml:space="preserve">Gamma</w:t>
+            </w:r>
+            <w:r>
+              <w:rPr>
+                <w:rStyle w:val="NormalTok"/>
+              </w:rPr>
+              <w:t xml:space="preserve">(</w:t>
+            </w:r>
+            <w:r>
+              <w:rPr>
+                <w:rStyle w:val="AttributeTok"/>
+              </w:rPr>
+              <w:t xml:space="preserve">link =</w:t>
+            </w:r>
+            <w:r>
+              <w:rPr>
+                <w:rStyle w:val="NormalTok"/>
+              </w:rPr>
+              <w:t xml:space="preserve"> </w:t>
+            </w:r>
+            <w:r>
+              <w:rPr>
+                <w:rStyle w:val="StringTok"/>
+              </w:rPr>
+              <w:t xml:space="preserve">"log"</w:t>
+            </w:r>
+            <w:r>
+              <w:rPr>
+                <w:rStyle w:val="NormalTok"/>
+              </w:rPr>
+              <w:t xml:space="preserve">), </w:t>
+            </w:r>
+            <w:r>
+              <w:br/>
+            </w:r>
+            <w:r>
+              <w:rPr>
+                <w:rStyle w:val="NormalTok"/>
+              </w:rPr>
+              <w:t xml:space="preserve">                 </w:t>
+            </w:r>
+            <w:r>
+              <w:rPr>
+                <w:rStyle w:val="AttributeTok"/>
+              </w:rPr>
+              <w:t xml:space="preserve">data =</w:t>
+            </w:r>
+            <w:r>
+              <w:rPr>
+                <w:rStyle w:val="NormalTok"/>
+              </w:rPr>
+              <w:t xml:space="preserve"> treatment_data)</w:t>
+            </w:r>
+            <w:r>
+              <w:br/>
+            </w:r>
+            <w:r>
+              <w:br/>
+            </w:r>
+            <w:r>
+              <w:rPr>
+                <w:rStyle w:val="CommentTok"/>
+              </w:rPr>
+              <w:t xml:space="preserve"># Compare predictions on original scale</w:t>
+            </w:r>
+            <w:r>
+              <w:br/>
+            </w:r>
+            <w:r>
+              <w:rPr>
+                <w:rStyle w:val="FunctionTok"/>
+              </w:rPr>
+              <w:t xml:space="preserve">cat</w:t>
+            </w:r>
+            <w:r>
+              <w:rPr>
+                <w:rStyle w:val="NormalTok"/>
+              </w:rPr>
+              <w:t xml:space="preserve">(</w:t>
+            </w:r>
+            <w:r>
+              <w:rPr>
+                <w:rStyle w:val="StringTok"/>
+              </w:rPr>
+              <w:t xml:space="preserve">"logged response variable</w:t>
+            </w:r>
+            <w:r>
+              <w:rPr>
+                <w:rStyle w:val="SpecialCharTok"/>
+              </w:rPr>
+              <w:t xml:space="preserve">\n\n</w:t>
+            </w:r>
+            <w:r>
+              <w:rPr>
+                <w:rStyle w:val="StringTok"/>
+              </w:rPr>
+              <w:t xml:space="preserve">"</w:t>
+            </w:r>
+            <w:r>
+              <w:rPr>
+                <w:rStyle w:val="NormalTok"/>
+              </w:rPr>
+              <w:t xml:space="preserve">)</w:t>
+            </w:r>
+            <w:r>
+              <w:br/>
+            </w:r>
+            <w:r>
+              <w:rPr>
+                <w:rStyle w:val="DocumentationTok"/>
+              </w:rPr>
+              <w:t xml:space="preserve">## logged response variable</w:t>
+            </w:r>
+            <w:r>
+              <w:br/>
+            </w:r>
+            <w:r>
+              <w:rPr>
+                <w:rStyle w:val="FunctionTok"/>
+              </w:rPr>
+              <w:t xml:space="preserve">emmeans</w:t>
+            </w:r>
+            <w:r>
+              <w:rPr>
+                <w:rStyle w:val="NormalTok"/>
+              </w:rPr>
+              <w:t xml:space="preserve">(model_log, </w:t>
+            </w:r>
+            <w:r>
+              <w:rPr>
+                <w:rStyle w:val="SpecialCharTok"/>
+              </w:rPr>
+              <w:t xml:space="preserve">~</w:t>
+            </w:r>
+            <w:r>
+              <w:rPr>
+                <w:rStyle w:val="NormalTok"/>
+              </w:rPr>
+              <w:t xml:space="preserve">treatment, </w:t>
+            </w:r>
+            <w:r>
+              <w:rPr>
+                <w:rStyle w:val="AttributeTok"/>
+              </w:rPr>
+              <w:t xml:space="preserve">type =</w:t>
+            </w:r>
+            <w:r>
+              <w:rPr>
+                <w:rStyle w:val="NormalTok"/>
+              </w:rPr>
+              <w:t xml:space="preserve"> </w:t>
+            </w:r>
+            <w:r>
+              <w:rPr>
+                <w:rStyle w:val="StringTok"/>
+              </w:rPr>
+              <w:t xml:space="preserve">"response"</w:t>
+            </w:r>
+            <w:r>
+              <w:rPr>
+                <w:rStyle w:val="NormalTok"/>
+              </w:rPr>
+              <w:t xml:space="preserve">)  </w:t>
+            </w:r>
+            <w:r>
+              <w:rPr>
+                <w:rStyle w:val="CommentTok"/>
+              </w:rPr>
+              <w:t xml:space="preserve"># Geometric means</w:t>
+            </w:r>
+            <w:r>
+              <w:br/>
+            </w:r>
+            <w:r>
+              <w:rPr>
+                <w:rStyle w:val="DocumentationTok"/>
+              </w:rPr>
+              <w:t xml:space="preserve">##  treatment response    SE df lower.CL upper.CL</w:t>
+            </w:r>
+            <w:r>
+              <w:br/>
+            </w:r>
+            <w:r>
+              <w:rPr>
+                <w:rStyle w:val="DocumentationTok"/>
+              </w:rPr>
+              <w:t xml:space="preserve">##  Control       7.93 0.818 57     6.45     9.75</w:t>
+            </w:r>
+            <w:r>
+              <w:br/>
+            </w:r>
+            <w:r>
+              <w:rPr>
+                <w:rStyle w:val="DocumentationTok"/>
+              </w:rPr>
+              <w:t xml:space="preserve">##  High         21.18 2.180 57    17.23    26.04</w:t>
+            </w:r>
+            <w:r>
+              <w:br/>
+            </w:r>
+            <w:r>
+              <w:rPr>
+                <w:rStyle w:val="DocumentationTok"/>
+              </w:rPr>
+              <w:t xml:space="preserve">##  Low          11.87 1.220 57     9.66    14.60</w:t>
+            </w:r>
+            <w:r>
+              <w:br/>
+            </w:r>
+            <w:r>
+              <w:rPr>
+                <w:rStyle w:val="DocumentationTok"/>
+              </w:rPr>
+              <w:t xml:space="preserve">## </w:t>
+            </w:r>
+            <w:r>
+              <w:br/>
+            </w:r>
+            <w:r>
+              <w:rPr>
+                <w:rStyle w:val="DocumentationTok"/>
+              </w:rPr>
+              <w:t xml:space="preserve">## Confidence level used: 0.95 </w:t>
+            </w:r>
+            <w:r>
+              <w:br/>
+            </w:r>
+            <w:r>
+              <w:rPr>
+                <w:rStyle w:val="DocumentationTok"/>
+              </w:rPr>
+              <w:t xml:space="preserve">## Intervals are back-transformed from the log scale</w:t>
+            </w:r>
+            <w:r>
+              <w:br/>
+            </w:r>
+            <w:r>
+              <w:rPr>
+                <w:rStyle w:val="FunctionTok"/>
+              </w:rPr>
+              <w:t xml:space="preserve">cat</w:t>
+            </w:r>
+            <w:r>
+              <w:rPr>
+                <w:rStyle w:val="NormalTok"/>
+              </w:rPr>
+              <w:t xml:space="preserve">(</w:t>
+            </w:r>
+            <w:r>
+              <w:rPr>
+                <w:rStyle w:val="StringTok"/>
+              </w:rPr>
+              <w:t xml:space="preserve">"</w:t>
+            </w:r>
+            <w:r>
+              <w:rPr>
+                <w:rStyle w:val="SpecialCharTok"/>
+              </w:rPr>
+              <w:t xml:space="preserve">\n\n</w:t>
+            </w:r>
+            <w:r>
+              <w:rPr>
+                <w:rStyle w:val="StringTok"/>
+              </w:rPr>
+              <w:t xml:space="preserve">"</w:t>
+            </w:r>
+            <w:r>
+              <w:rPr>
+                <w:rStyle w:val="NormalTok"/>
+              </w:rPr>
+              <w:t xml:space="preserve">)</w:t>
+            </w:r>
+            <w:r>
+              <w:br/>
+            </w:r>
+            <w:r>
+              <w:rPr>
+                <w:rStyle w:val="FunctionTok"/>
+              </w:rPr>
+              <w:t xml:space="preserve">cat</w:t>
+            </w:r>
+            <w:r>
+              <w:rPr>
+                <w:rStyle w:val="NormalTok"/>
+              </w:rPr>
+              <w:t xml:space="preserve">(</w:t>
+            </w:r>
+            <w:r>
+              <w:rPr>
+                <w:rStyle w:val="StringTok"/>
+              </w:rPr>
+              <w:t xml:space="preserve">"using glm opn original scale</w:t>
+            </w:r>
+            <w:r>
+              <w:rPr>
+                <w:rStyle w:val="SpecialCharTok"/>
+              </w:rPr>
+              <w:t xml:space="preserve">\n\n</w:t>
+            </w:r>
+            <w:r>
+              <w:rPr>
+                <w:rStyle w:val="StringTok"/>
+              </w:rPr>
+              <w:t xml:space="preserve">"</w:t>
+            </w:r>
+            <w:r>
+              <w:rPr>
+                <w:rStyle w:val="NormalTok"/>
+              </w:rPr>
+              <w:t xml:space="preserve">)</w:t>
+            </w:r>
+            <w:r>
+              <w:br/>
+            </w:r>
+            <w:r>
+              <w:rPr>
+                <w:rStyle w:val="DocumentationTok"/>
+              </w:rPr>
+              <w:t xml:space="preserve">## using glm opn original scale</w:t>
+            </w:r>
+            <w:r>
+              <w:br/>
+            </w:r>
+            <w:r>
+              <w:rPr>
+                <w:rStyle w:val="FunctionTok"/>
+              </w:rPr>
+              <w:t xml:space="preserve">emmeans</w:t>
+            </w:r>
+            <w:r>
+              <w:rPr>
+                <w:rStyle w:val="NormalTok"/>
+              </w:rPr>
+              <w:t xml:space="preserve">(model_glm, </w:t>
+            </w:r>
+            <w:r>
+              <w:rPr>
+                <w:rStyle w:val="SpecialCharTok"/>
+              </w:rPr>
+              <w:t xml:space="preserve">~</w:t>
+            </w:r>
+            <w:r>
+              <w:rPr>
+                <w:rStyle w:val="NormalTok"/>
+              </w:rPr>
+              <w:t xml:space="preserve">treatment, </w:t>
+            </w:r>
+            <w:r>
+              <w:rPr>
+                <w:rStyle w:val="AttributeTok"/>
+              </w:rPr>
+              <w:t xml:space="preserve">type =</w:t>
+            </w:r>
+            <w:r>
+              <w:rPr>
+                <w:rStyle w:val="NormalTok"/>
+              </w:rPr>
+              <w:t xml:space="preserve"> </w:t>
+            </w:r>
+            <w:r>
+              <w:rPr>
+                <w:rStyle w:val="StringTok"/>
+              </w:rPr>
+              <w:t xml:space="preserve">"response"</w:t>
+            </w:r>
+            <w:r>
+              <w:rPr>
+                <w:rStyle w:val="NormalTok"/>
+              </w:rPr>
+              <w:t xml:space="preserve">)  </w:t>
+            </w:r>
+            <w:r>
+              <w:rPr>
+                <w:rStyle w:val="CommentTok"/>
+              </w:rPr>
+              <w:t xml:space="preserve"># Arithmetic means</w:t>
+            </w:r>
+            <w:r>
+              <w:br/>
+            </w:r>
+            <w:r>
+              <w:rPr>
+                <w:rStyle w:val="DocumentationTok"/>
+              </w:rPr>
+              <w:t xml:space="preserve">##  treatment response    SE df lower.CL upper.CL</w:t>
+            </w:r>
+            <w:r>
+              <w:br/>
+            </w:r>
+            <w:r>
+              <w:rPr>
+                <w:rStyle w:val="DocumentationTok"/>
+              </w:rPr>
+              <w:t xml:space="preserve">##  Control       8.86 0.939 57     7.16     11.0</w:t>
+            </w:r>
+            <w:r>
+              <w:br/>
+            </w:r>
+            <w:r>
+              <w:rPr>
+                <w:rStyle w:val="DocumentationTok"/>
+              </w:rPr>
+              <w:t xml:space="preserve">##  High         23.73 2.520 57    19.19     29.3</w:t>
+            </w:r>
+            <w:r>
+              <w:br/>
+            </w:r>
+            <w:r>
+              <w:rPr>
+                <w:rStyle w:val="DocumentationTok"/>
+              </w:rPr>
+              <w:t xml:space="preserve">##  Low          12.84 1.360 57    10.39     15.9</w:t>
+            </w:r>
+            <w:r>
+              <w:br/>
+            </w:r>
+            <w:r>
+              <w:rPr>
+                <w:rStyle w:val="DocumentationTok"/>
+              </w:rPr>
+              <w:t xml:space="preserve">## </w:t>
+            </w:r>
+            <w:r>
+              <w:br/>
+            </w:r>
+            <w:r>
+              <w:rPr>
+                <w:rStyle w:val="DocumentationTok"/>
+              </w:rPr>
+              <w:t xml:space="preserve">## Confidence level used: 0.95 </w:t>
+            </w:r>
+            <w:r>
+              <w:br/>
+            </w:r>
+            <w:r>
+              <w:rPr>
+                <w:rStyle w:val="DocumentationTok"/>
+              </w:rPr>
+              <w:t xml:space="preserve">## Intervals are back-transformed from the log scale</w:t>
+            </w:r>
+            <w:r>
+              <w:br/>
+            </w:r>
+            <w:r>
+              <w:br/>
+            </w:r>
+            <w:r>
+              <w:rPr>
+                <w:rStyle w:val="CommentTok"/>
+              </w:rPr>
+              <w:t xml:space="preserve"># Show how the interpretation differs</w:t>
+            </w:r>
+          </w:p>
+        </w:tc>
+      </w:tr>
+    </w:tbl>
+    <w:bookmarkEnd w:id="31"/>
+    <w:bookmarkStart w:id="35" w:name="the-three-elements-of-a-glm"/>
+    <w:p>
+      <w:pPr>
+        <w:pStyle w:val="Heading1"/>
+      </w:pPr>
+      <w:r>
         <w:t xml:space="preserve">The Three Elements of a GLM</w:t>
       </w:r>
     </w:p>
-    <w:bookmarkStart w:id="31" w:name="glms-consist-of-three-components"/>
+    <w:bookmarkStart w:id="34" w:name="glms-consist-of-three-components"/>
     <w:p>
       <w:pPr>
         <w:pStyle w:val="Heading3"/>
@@ -742,12 +1907,12 @@
                 <wp:inline>
                   <wp:extent cx="152400" cy="152400"/>
                   <wp:effectExtent b="0" l="0" r="0" t="0"/>
-                  <wp:docPr descr="" title="" id="29" name="Picture"/>
+                  <wp:docPr descr="" title="" id="32" name="Picture"/>
                   <a:graphic>
                     <a:graphicData uri="http://schemas.openxmlformats.org/drawingml/2006/picture">
                       <pic:pic>
                         <pic:nvPicPr>
-                          <pic:cNvPr descr="/Applications/RStudio.app/Contents/Resources/app/quarto/share/formats/docx/important.png" id="30" name="Picture"/>
+                          <pic:cNvPr descr="/Applications/RStudio.app/Contents/Resources/app/quarto/share/formats/docx/important.png" id="33" name="Picture"/>
                           <pic:cNvPicPr>
                             <a:picLocks noChangeArrowheads="1" noChangeAspect="1"/>
                           </pic:cNvPicPr>
@@ -1087,9 +2252,9 @@
         </w:tc>
       </w:tr>
     </w:tbl>
-    <w:bookmarkEnd w:id="31"/>
-    <w:bookmarkEnd w:id="32"/>
-    <w:bookmarkStart w:id="36" w:name="X57e67d90b7faa1a78227a4bb359dce00d06696f"/>
+    <w:bookmarkEnd w:id="34"/>
+    <w:bookmarkEnd w:id="35"/>
+    <w:bookmarkStart w:id="39" w:name="X57e67d90b7faa1a78227a4bb359dce00d06696f"/>
     <w:p>
       <w:pPr>
         <w:pStyle w:val="Heading1"/>
@@ -1501,18 +2666,18 @@
           <wp:inline>
             <wp:extent cx="2743200" cy="2743200"/>
             <wp:effectExtent b="0" l="0" r="0" t="0"/>
-            <wp:docPr descr="" title="" id="34" name="Picture"/>
+            <wp:docPr descr="" title="" id="37" name="Picture"/>
             <a:graphic>
               <a:graphicData uri="http://schemas.openxmlformats.org/drawingml/2006/picture">
                 <pic:pic>
                   <pic:nvPicPr>
-                    <pic:cNvPr descr="14_01_lecture_powerpoint_files/figure-docx/summary-gaussian_2-1.png" id="35" name="Picture"/>
+                    <pic:cNvPr descr="14_01_lecture_powerpoint_files/figure-docx/summary-gaussian_2-1.png" id="38" name="Picture"/>
                     <pic:cNvPicPr>
                       <a:picLocks noChangeArrowheads="1" noChangeAspect="1"/>
                     </pic:cNvPicPr>
                   </pic:nvPicPr>
                   <pic:blipFill>
-                    <a:blip r:embed="rId33"/>
+                    <a:blip r:embed="rId36"/>
                     <a:stretch>
                       <a:fillRect/>
                     </a:stretch>
@@ -1539,8 +2704,8 @@
         </w:drawing>
       </w:r>
     </w:p>
-    <w:bookmarkEnd w:id="36"/>
-    <w:bookmarkStart w:id="40" w:name="Xb9a01484f69c84639f0f9aa938f54e8c33515cc"/>
+    <w:bookmarkEnd w:id="39"/>
+    <w:bookmarkStart w:id="43" w:name="Xb9a01484f69c84639f0f9aa938f54e8c33515cc"/>
     <w:p>
       <w:pPr>
         <w:pStyle w:val="Heading1"/>
@@ -2037,18 +3202,18 @@
           <wp:inline>
             <wp:extent cx="2743200" cy="2743200"/>
             <wp:effectExtent b="0" l="0" r="0" t="0"/>
-            <wp:docPr descr="" title="" id="38" name="Picture"/>
+            <wp:docPr descr="" title="" id="41" name="Picture"/>
             <a:graphic>
               <a:graphicData uri="http://schemas.openxmlformats.org/drawingml/2006/picture">
                 <pic:pic>
                   <pic:nvPicPr>
-                    <pic:cNvPr descr="14_01_lecture_powerpoint_files/figure-docx/summarygaussian_2a-1.png" id="39" name="Picture"/>
+                    <pic:cNvPr descr="14_01_lecture_powerpoint_files/figure-docx/summarygaussian_2a-1.png" id="42" name="Picture"/>
                     <pic:cNvPicPr>
                       <a:picLocks noChangeArrowheads="1" noChangeAspect="1"/>
                     </pic:cNvPicPr>
                   </pic:nvPicPr>
                   <pic:blipFill>
-                    <a:blip r:embed="rId37"/>
+                    <a:blip r:embed="rId40"/>
                     <a:stretch>
                       <a:fillRect/>
                     </a:stretch>
@@ -2075,8 +3240,8 @@
         </w:drawing>
       </w:r>
     </w:p>
-    <w:bookmarkEnd w:id="40"/>
-    <w:bookmarkStart w:id="41" w:name="X8f02e7836bcfceb634ff301c81eeedc9c950d64"/>
+    <w:bookmarkEnd w:id="43"/>
+    <w:bookmarkStart w:id="44" w:name="X8f02e7836bcfceb634ff301c81eeedc9c950d64"/>
     <w:p>
       <w:pPr>
         <w:pStyle w:val="Heading1"/>
@@ -2822,8 +3987,8 @@
         <w:t xml:space="preserve">## Number of Fisher Scoring iterations: 2</w:t>
       </w:r>
     </w:p>
-    <w:bookmarkEnd w:id="41"/>
-    <w:bookmarkStart w:id="45" w:name="glm-with-gaussian-distribution-analysis"/>
+    <w:bookmarkEnd w:id="44"/>
+    <w:bookmarkStart w:id="48" w:name="glm-with-gaussian-distribution-analysis"/>
     <w:p>
       <w:pPr>
         <w:pStyle w:val="Heading1"/>
@@ -3330,18 +4495,18 @@
           <wp:inline>
             <wp:extent cx="2743200" cy="2743200"/>
             <wp:effectExtent b="0" l="0" r="0" t="0"/>
-            <wp:docPr descr="" title="" id="43" name="Picture"/>
+            <wp:docPr descr="" title="" id="46" name="Picture"/>
             <a:graphic>
               <a:graphicData uri="http://schemas.openxmlformats.org/drawingml/2006/picture">
                 <pic:pic>
                   <pic:nvPicPr>
-                    <pic:cNvPr descr="14_01_lecture_powerpoint_files/figure-docx/gaussian-plot-1.png" id="44" name="Picture"/>
+                    <pic:cNvPr descr="14_01_lecture_powerpoint_files/figure-docx/gaussian-plot-1.png" id="47" name="Picture"/>
                     <pic:cNvPicPr>
                       <a:picLocks noChangeArrowheads="1" noChangeAspect="1"/>
                     </pic:cNvPicPr>
                   </pic:nvPicPr>
                   <pic:blipFill>
-                    <a:blip r:embed="rId42"/>
+                    <a:blip r:embed="rId45"/>
                     <a:stretch>
                       <a:fillRect/>
                     </a:stretch>
@@ -3368,8 +4533,8 @@
         </w:drawing>
       </w:r>
     </w:p>
-    <w:bookmarkEnd w:id="45"/>
-    <w:bookmarkStart w:id="47" w:name="X202a505c33eddf7cab8e1c52fd57adbf717c8db"/>
+    <w:bookmarkEnd w:id="48"/>
+    <w:bookmarkStart w:id="50" w:name="X202a505c33eddf7cab8e1c52fd57adbf717c8db"/>
     <w:p>
       <w:pPr>
         <w:pStyle w:val="Heading1"/>
@@ -3378,7 +4543,7 @@
         <w:t xml:space="preserve">Equivalence of Linear Models and Gaussian GLMs</w:t>
       </w:r>
     </w:p>
-    <w:bookmarkStart w:id="46" w:name="X86a2ef85f5dc52ec29a8bd67dd90d1cd71cfb1f"/>
+    <w:bookmarkStart w:id="49" w:name="X86a2ef85f5dc52ec29a8bd67dd90d1cd71cfb1f"/>
     <w:p>
       <w:pPr>
         <w:pStyle w:val="Heading3"/>
@@ -3479,9 +4644,9 @@
         <w:t xml:space="preserve">is why a Poisson model works</w:t>
       </w:r>
     </w:p>
-    <w:bookmarkEnd w:id="46"/>
-    <w:bookmarkEnd w:id="47"/>
-    <w:bookmarkStart w:id="49" w:name="glm-with-poisson-distribution-setup"/>
+    <w:bookmarkEnd w:id="49"/>
+    <w:bookmarkEnd w:id="50"/>
+    <w:bookmarkStart w:id="52" w:name="glm-with-poisson-distribution-setup"/>
     <w:p>
       <w:pPr>
         <w:pStyle w:val="Heading1"/>
@@ -3667,7 +4832,7 @@
         <w:t xml:space="preserve">rounded quarter-mile time and the number of cylinders:</w:t>
       </w:r>
     </w:p>
-    <w:bookmarkStart w:id="48" w:name="Xb00853a8cdd84cfc5329b6bc5003b388c4b5a65"/>
+    <w:bookmarkStart w:id="51" w:name="Xb00853a8cdd84cfc5329b6bc5003b388c4b5a65"/>
     <w:p>
       <w:pPr>
         <w:pStyle w:val="Heading3"/>
@@ -3676,351 +4841,7 @@
         <w:t xml:space="preserve">Fit Poisson GLM with size_category as predictor</w:t>
       </w:r>
     </w:p>
-    <w:bookmarkEnd w:id="48"/>
-    <w:p>
-      <w:pPr>
-        <w:pStyle w:val="SourceCode"/>
-      </w:pPr>
-      <w:r>
-        <w:rPr>
-          <w:rStyle w:val="NormalTok"/>
-        </w:rPr>
-        <w:t xml:space="preserve">model_poisson_gala </w:t>
-      </w:r>
-      <w:r>
-        <w:rPr>
-          <w:rStyle w:val="OtherTok"/>
-        </w:rPr>
-        <w:t xml:space="preserve">&lt;-</w:t>
-      </w:r>
-      <w:r>
-        <w:rPr>
-          <w:rStyle w:val="NormalTok"/>
-        </w:rPr>
-        <w:t xml:space="preserve"> </w:t>
-      </w:r>
-      <w:r>
-        <w:rPr>
-          <w:rStyle w:val="FunctionTok"/>
-        </w:rPr>
-        <w:t xml:space="preserve">glm</w:t>
-      </w:r>
-      <w:r>
-        <w:rPr>
-          <w:rStyle w:val="NormalTok"/>
-        </w:rPr>
-        <w:t xml:space="preserve">(Species </w:t>
-      </w:r>
-      <w:r>
-        <w:rPr>
-          <w:rStyle w:val="SpecialCharTok"/>
-        </w:rPr>
-        <w:t xml:space="preserve">~</w:t>
-      </w:r>
-      <w:r>
-        <w:rPr>
-          <w:rStyle w:val="NormalTok"/>
-        </w:rPr>
-        <w:t xml:space="preserve"> size_category, </w:t>
-      </w:r>
-      <w:r>
-        <w:br/>
-      </w:r>
-      <w:r>
-        <w:rPr>
-          <w:rStyle w:val="NormalTok"/>
-        </w:rPr>
-        <w:t xml:space="preserve">                          </w:t>
-      </w:r>
-      <w:r>
-        <w:rPr>
-          <w:rStyle w:val="AttributeTok"/>
-        </w:rPr>
-        <w:t xml:space="preserve">data =</w:t>
-      </w:r>
-      <w:r>
-        <w:rPr>
-          <w:rStyle w:val="NormalTok"/>
-        </w:rPr>
-        <w:t xml:space="preserve"> gala,</w:t>
-      </w:r>
-      <w:r>
-        <w:br/>
-      </w:r>
-      <w:r>
-        <w:rPr>
-          <w:rStyle w:val="NormalTok"/>
-        </w:rPr>
-        <w:t xml:space="preserve">                          </w:t>
-      </w:r>
-      <w:r>
-        <w:rPr>
-          <w:rStyle w:val="AttributeTok"/>
-        </w:rPr>
-        <w:t xml:space="preserve">family =</w:t>
-      </w:r>
-      <w:r>
-        <w:rPr>
-          <w:rStyle w:val="NormalTok"/>
-        </w:rPr>
-        <w:t xml:space="preserve"> </w:t>
-      </w:r>
-      <w:r>
-        <w:rPr>
-          <w:rStyle w:val="FunctionTok"/>
-        </w:rPr>
-        <w:t xml:space="preserve">poisson</w:t>
-      </w:r>
-      <w:r>
-        <w:rPr>
-          <w:rStyle w:val="NormalTok"/>
-        </w:rPr>
-        <w:t xml:space="preserve">(</w:t>
-      </w:r>
-      <w:r>
-        <w:rPr>
-          <w:rStyle w:val="AttributeTok"/>
-        </w:rPr>
-        <w:t xml:space="preserve">link =</w:t>
-      </w:r>
-      <w:r>
-        <w:rPr>
-          <w:rStyle w:val="NormalTok"/>
-        </w:rPr>
-        <w:t xml:space="preserve"> </w:t>
-      </w:r>
-      <w:r>
-        <w:rPr>
-          <w:rStyle w:val="StringTok"/>
-        </w:rPr>
-        <w:t xml:space="preserve">"log"</w:t>
-      </w:r>
-      <w:r>
-        <w:rPr>
-          <w:rStyle w:val="NormalTok"/>
-        </w:rPr>
-        <w:t xml:space="preserve">))</w:t>
-      </w:r>
-      <w:r>
-        <w:br/>
-      </w:r>
-      <w:r>
-        <w:rPr>
-          <w:rStyle w:val="FunctionTok"/>
-        </w:rPr>
-        <w:t xml:space="preserve">summary</w:t>
-      </w:r>
-      <w:r>
-        <w:rPr>
-          <w:rStyle w:val="NormalTok"/>
-        </w:rPr>
-        <w:t xml:space="preserve">(model_poisson_gala)</w:t>
-      </w:r>
-      <w:r>
-        <w:br/>
-      </w:r>
-      <w:r>
-        <w:rPr>
-          <w:rStyle w:val="DocumentationTok"/>
-        </w:rPr>
-        <w:t xml:space="preserve">## </w:t>
-      </w:r>
-      <w:r>
-        <w:br/>
-      </w:r>
-      <w:r>
-        <w:rPr>
-          <w:rStyle w:val="DocumentationTok"/>
-        </w:rPr>
-        <w:t xml:space="preserve">## Call:</w:t>
-      </w:r>
-      <w:r>
-        <w:br/>
-      </w:r>
-      <w:r>
-        <w:rPr>
-          <w:rStyle w:val="DocumentationTok"/>
-        </w:rPr>
-        <w:t xml:space="preserve">## glm(formula = Species ~ size_category, family = poisson(link = "log"), </w:t>
-      </w:r>
-      <w:r>
-        <w:br/>
-      </w:r>
-      <w:r>
-        <w:rPr>
-          <w:rStyle w:val="DocumentationTok"/>
-        </w:rPr>
-        <w:t xml:space="preserve">##     data = gala)</w:t>
-      </w:r>
-      <w:r>
-        <w:br/>
-      </w:r>
-      <w:r>
-        <w:rPr>
-          <w:rStyle w:val="DocumentationTok"/>
-        </w:rPr>
-        <w:t xml:space="preserve">## </w:t>
-      </w:r>
-      <w:r>
-        <w:br/>
-      </w:r>
-      <w:r>
-        <w:rPr>
-          <w:rStyle w:val="DocumentationTok"/>
-        </w:rPr>
-        <w:t xml:space="preserve">## Coefficients:</w:t>
-      </w:r>
-      <w:r>
-        <w:br/>
-      </w:r>
-      <w:r>
-        <w:rPr>
-          <w:rStyle w:val="DocumentationTok"/>
-        </w:rPr>
-        <w:t xml:space="preserve">##                     Estimate Std. Error z value Pr(&gt;|z|)    </w:t>
-      </w:r>
-      <w:r>
-        <w:br/>
-      </w:r>
-      <w:r>
-        <w:rPr>
-          <w:rStyle w:val="DocumentationTok"/>
-        </w:rPr>
-        <w:t xml:space="preserve">## (Intercept)          2.67101    0.07930   33.68   &lt;2e-16 ***</w:t>
-      </w:r>
-      <w:r>
-        <w:br/>
-      </w:r>
-      <w:r>
-        <w:rPr>
-          <w:rStyle w:val="DocumentationTok"/>
-        </w:rPr>
-        <w:t xml:space="preserve">## size_categoryMedium  1.33784    0.08833   15.15   &lt;2e-16 ***</w:t>
-      </w:r>
-      <w:r>
-        <w:br/>
-      </w:r>
-      <w:r>
-        <w:rPr>
-          <w:rStyle w:val="DocumentationTok"/>
-        </w:rPr>
-        <w:t xml:space="preserve">## size_categoryLarge   2.84300    0.08285   34.31   &lt;2e-16 ***</w:t>
-      </w:r>
-      <w:r>
-        <w:br/>
-      </w:r>
-      <w:r>
-        <w:rPr>
-          <w:rStyle w:val="DocumentationTok"/>
-        </w:rPr>
-        <w:t xml:space="preserve">## ---</w:t>
-      </w:r>
-      <w:r>
-        <w:br/>
-      </w:r>
-      <w:r>
-        <w:rPr>
-          <w:rStyle w:val="DocumentationTok"/>
-        </w:rPr>
-        <w:t xml:space="preserve">## Signif. codes:  0 '***' 0.001 '**' 0.01 '*' 0.05 '.' 0.1 ' ' 1</w:t>
-      </w:r>
-      <w:r>
-        <w:br/>
-      </w:r>
-      <w:r>
-        <w:rPr>
-          <w:rStyle w:val="DocumentationTok"/>
-        </w:rPr>
-        <w:t xml:space="preserve">## </w:t>
-      </w:r>
-      <w:r>
-        <w:br/>
-      </w:r>
-      <w:r>
-        <w:rPr>
-          <w:rStyle w:val="DocumentationTok"/>
-        </w:rPr>
-        <w:t xml:space="preserve">## (Dispersion parameter for poisson family taken to be 1)</w:t>
-      </w:r>
-      <w:r>
-        <w:br/>
-      </w:r>
-      <w:r>
-        <w:rPr>
-          <w:rStyle w:val="DocumentationTok"/>
-        </w:rPr>
-        <w:t xml:space="preserve">## </w:t>
-      </w:r>
-      <w:r>
-        <w:br/>
-      </w:r>
-      <w:r>
-        <w:rPr>
-          <w:rStyle w:val="DocumentationTok"/>
-        </w:rPr>
-        <w:t xml:space="preserve">##     Null deviance: 3510.73  on 29  degrees of freedom</w:t>
-      </w:r>
-      <w:r>
-        <w:br/>
-      </w:r>
-      <w:r>
-        <w:rPr>
-          <w:rStyle w:val="DocumentationTok"/>
-        </w:rPr>
-        <w:t xml:space="preserve">## Residual deviance:  939.74  on 27  degrees of freedom</w:t>
-      </w:r>
-      <w:r>
-        <w:br/>
-      </w:r>
-      <w:r>
-        <w:rPr>
-          <w:rStyle w:val="DocumentationTok"/>
-        </w:rPr>
-        <w:t xml:space="preserve">## AIC: 1106.6</w:t>
-      </w:r>
-      <w:r>
-        <w:br/>
-      </w:r>
-      <w:r>
-        <w:rPr>
-          <w:rStyle w:val="DocumentationTok"/>
-        </w:rPr>
-        <w:t xml:space="preserve">## </w:t>
-      </w:r>
-      <w:r>
-        <w:br/>
-      </w:r>
-      <w:r>
-        <w:rPr>
-          <w:rStyle w:val="DocumentationTok"/>
-        </w:rPr>
-        <w:t xml:space="preserve">## Number of Fisher Scoring iterations: 5</w:t>
-      </w:r>
-    </w:p>
-    <w:bookmarkEnd w:id="49"/>
-    <w:bookmarkStart w:id="50" w:name="glm-with-poisson-distribution-setup-1"/>
-    <w:p>
-      <w:pPr>
-        <w:pStyle w:val="Heading1"/>
-      </w:pPr>
-      <w:r>
-        <w:t xml:space="preserve">GLM with Poisson Distribution: Setup</w:t>
-      </w:r>
-    </w:p>
-    <w:p>
-      <w:pPr>
-        <w:pStyle w:val="FirstParagraph"/>
-      </w:pPr>
-      <w:r>
-        <w:t xml:space="preserve">Does island size category, as a whole, have a statistically significant</w:t>
-      </w:r>
-      <w:r>
-        <w:t xml:space="preserve"> </w:t>
-      </w:r>
-      <w:r>
-        <w:t xml:space="preserve">effect on the number of plant species?</w:t>
-      </w:r>
-    </w:p>
+    <w:bookmarkEnd w:id="51"/>
     <w:p>
       <w:pPr>
         <w:pStyle w:val="Compact"/>
@@ -4030,13 +4851,112 @@
         </w:numPr>
       </w:pPr>
       <w:r>
-        <w:rPr>
-          <w:rStyle w:val="VerbatimChar"/>
-        </w:rPr>
-        <w:t xml:space="preserve">test = "LR"</w:t>
-      </w:r>
-      <w:r>
-        <w:t xml:space="preserve">: important part!</w:t>
+        <w:t xml:space="preserve">model is predicting the natural logarithm (log) of the expected</w:t>
+      </w:r>
+      <w:r>
+        <w:t xml:space="preserve"> </w:t>
+      </w:r>
+      <w:r>
+        <w:t xml:space="preserve">species count</w:t>
+      </w:r>
+    </w:p>
+    <w:p>
+      <w:pPr>
+        <w:pStyle w:val="Compact"/>
+        <w:numPr>
+          <w:ilvl w:val="0"/>
+          <w:numId w:val="1023"/>
+        </w:numPr>
+      </w:pPr>
+      <w:r>
+        <w:t xml:space="preserve">exponentiate them (i.e., calculate</w:t>
+      </w:r>
+      <w:r>
+        <w:t xml:space="preserve"> </w:t>
+      </w:r>
+      <m:oMath>
+        <m:sSup>
+          <m:e>
+            <m:r>
+              <m:t>e</m:t>
+            </m:r>
+          </m:e>
+          <m:sup>
+            <m:r>
+              <m:rPr>
+                <m:nor/>
+                <m:sty m:val="p"/>
+              </m:rPr>
+              <m:t>coefficient</m:t>
+            </m:r>
+          </m:sup>
+        </m:sSup>
+      </m:oMath>
+      <w:r>
+        <w:t xml:space="preserve"> </w:t>
+      </w:r>
+      <w:r>
+        <w:t xml:space="preserve">or</w:t>
+      </w:r>
+      <w:r>
+        <w:t xml:space="preserve"> </w:t>
+      </w:r>
+      <w:r>
+        <w:t xml:space="preserve">exp(coefficient).</w:t>
+      </w:r>
+    </w:p>
+    <w:p>
+      <w:pPr>
+        <w:pStyle w:val="Compact"/>
+        <w:numPr>
+          <w:ilvl w:val="0"/>
+          <w:numId w:val="1023"/>
+        </w:numPr>
+      </w:pPr>
+      <w:r>
+        <w:t xml:space="preserve">converts the additive log-counts back into a multiplicative effect</w:t>
+      </w:r>
+      <w:r>
+        <w:t xml:space="preserve"> </w:t>
+      </w:r>
+      <w:r>
+        <w:t xml:space="preserve">on the actual species count</w:t>
+      </w:r>
+    </w:p>
+    <w:p>
+      <w:pPr>
+        <w:pStyle w:val="Compact"/>
+        <w:numPr>
+          <w:ilvl w:val="0"/>
+          <w:numId w:val="1023"/>
+        </w:numPr>
+      </w:pPr>
+      <w:r>
+        <w:t xml:space="preserve">exp(2.67101) = 14.45 species on a</w:t>
+      </w:r>
+      <w:r>
+        <w:t xml:space="preserve"> </w:t>
+      </w:r>
+      <w:r>
+        <w:t xml:space="preserve">“Small”</w:t>
+      </w:r>
+      <w:r>
+        <w:t xml:space="preserve"> </w:t>
+      </w:r>
+      <w:r>
+        <w:t xml:space="preserve">island</w:t>
+      </w:r>
+    </w:p>
+    <w:p>
+      <w:pPr>
+        <w:pStyle w:val="Compact"/>
+        <w:numPr>
+          <w:ilvl w:val="0"/>
+          <w:numId w:val="1023"/>
+        </w:numPr>
+      </w:pPr>
+      <w:r>
+        <w:t xml:space="preserve">exp(1.33784) = 3.81</w:t>
       </w:r>
     </w:p>
     <w:p>
@@ -4048,6 +4968,487 @@
         </w:numPr>
       </w:pPr>
       <w:r>
+        <w:t xml:space="preserve">“Medium”</w:t>
+      </w:r>
+      <w:r>
+        <w:t xml:space="preserve"> </w:t>
+      </w:r>
+      <w:r>
+        <w:t xml:space="preserve">island predicted to have 3.81x more species than</w:t>
+      </w:r>
+      <w:r>
+        <w:t xml:space="preserve"> </w:t>
+      </w:r>
+      <w:r>
+        <w:t xml:space="preserve">“Small”</w:t>
+      </w:r>
+      <w:r>
+        <w:t xml:space="preserve"> </w:t>
+      </w:r>
+      <w:r>
+        <w:t xml:space="preserve">island, on average</w:t>
+      </w:r>
+    </w:p>
+    <w:p>
+      <w:pPr>
+        <w:pStyle w:val="Compact"/>
+        <w:numPr>
+          <w:ilvl w:val="0"/>
+          <w:numId w:val="1023"/>
+        </w:numPr>
+      </w:pPr>
+      <w:r>
+        <w:t xml:space="preserve">exp(2.84300) = 17.17</w:t>
+      </w:r>
+    </w:p>
+    <w:p>
+      <w:pPr>
+        <w:pStyle w:val="Compact"/>
+        <w:numPr>
+          <w:ilvl w:val="1"/>
+          <w:numId w:val="1025"/>
+        </w:numPr>
+      </w:pPr>
+      <w:r>
+        <w:t xml:space="preserve">“Large”</w:t>
+      </w:r>
+      <w:r>
+        <w:t xml:space="preserve"> </w:t>
+      </w:r>
+      <w:r>
+        <w:t xml:space="preserve">island is predicted to have 17.17 times more species</w:t>
+      </w:r>
+      <w:r>
+        <w:t xml:space="preserve"> </w:t>
+      </w:r>
+      <w:r>
+        <w:t xml:space="preserve">than a</w:t>
+      </w:r>
+      <w:r>
+        <w:t xml:space="preserve"> </w:t>
+      </w:r>
+      <w:r>
+        <w:t xml:space="preserve">“Small”</w:t>
+      </w:r>
+      <w:r>
+        <w:t xml:space="preserve"> </w:t>
+      </w:r>
+      <w:r>
+        <w:t xml:space="preserve">island, on average</w:t>
+      </w:r>
+    </w:p>
+    <w:p>
+      <w:pPr>
+        <w:pStyle w:val="Compact"/>
+        <w:numPr>
+          <w:ilvl w:val="0"/>
+          <w:numId w:val="1023"/>
+        </w:numPr>
+      </w:pPr>
+      <w:r>
+        <w:t xml:space="preserve">Dispersion - Divide the deviance by its df:</w:t>
+      </w:r>
+      <w:r>
+        <w:t xml:space="preserve"> </w:t>
+      </w:r>
+      <m:oMath>
+        <m:r>
+          <m:t>939.74</m:t>
+        </m:r>
+        <m:r>
+          <m:rPr>
+            <m:sty m:val="p"/>
+          </m:rPr>
+          <m:t>/</m:t>
+        </m:r>
+        <m:r>
+          <m:t>27</m:t>
+        </m:r>
+        <m:r>
+          <m:rPr>
+            <m:sty m:val="p"/>
+          </m:rPr>
+          <m:t>≈</m:t>
+        </m:r>
+      </m:oMath>
+      <w:r>
+        <w:t xml:space="preserve"> </w:t>
+      </w:r>
+      <w:r>
+        <w:t xml:space="preserve">34.8</w:t>
+      </w:r>
+    </w:p>
+    <w:p>
+      <w:pPr>
+        <w:pStyle w:val="SourceCode"/>
+      </w:pPr>
+      <w:r>
+        <w:rPr>
+          <w:rStyle w:val="NormalTok"/>
+        </w:rPr>
+        <w:t xml:space="preserve">model_poisson_gala </w:t>
+      </w:r>
+      <w:r>
+        <w:rPr>
+          <w:rStyle w:val="OtherTok"/>
+        </w:rPr>
+        <w:t xml:space="preserve">&lt;-</w:t>
+      </w:r>
+      <w:r>
+        <w:rPr>
+          <w:rStyle w:val="NormalTok"/>
+        </w:rPr>
+        <w:t xml:space="preserve"> </w:t>
+      </w:r>
+      <w:r>
+        <w:rPr>
+          <w:rStyle w:val="FunctionTok"/>
+        </w:rPr>
+        <w:t xml:space="preserve">glm</w:t>
+      </w:r>
+      <w:r>
+        <w:rPr>
+          <w:rStyle w:val="NormalTok"/>
+        </w:rPr>
+        <w:t xml:space="preserve">(Species </w:t>
+      </w:r>
+      <w:r>
+        <w:rPr>
+          <w:rStyle w:val="SpecialCharTok"/>
+        </w:rPr>
+        <w:t xml:space="preserve">~</w:t>
+      </w:r>
+      <w:r>
+        <w:rPr>
+          <w:rStyle w:val="NormalTok"/>
+        </w:rPr>
+        <w:t xml:space="preserve"> size_category, </w:t>
+      </w:r>
+      <w:r>
+        <w:br/>
+      </w:r>
+      <w:r>
+        <w:rPr>
+          <w:rStyle w:val="NormalTok"/>
+        </w:rPr>
+        <w:t xml:space="preserve">                          </w:t>
+      </w:r>
+      <w:r>
+        <w:rPr>
+          <w:rStyle w:val="AttributeTok"/>
+        </w:rPr>
+        <w:t xml:space="preserve">data =</w:t>
+      </w:r>
+      <w:r>
+        <w:rPr>
+          <w:rStyle w:val="NormalTok"/>
+        </w:rPr>
+        <w:t xml:space="preserve"> gala,</w:t>
+      </w:r>
+      <w:r>
+        <w:br/>
+      </w:r>
+      <w:r>
+        <w:rPr>
+          <w:rStyle w:val="NormalTok"/>
+        </w:rPr>
+        <w:t xml:space="preserve">                          </w:t>
+      </w:r>
+      <w:r>
+        <w:rPr>
+          <w:rStyle w:val="AttributeTok"/>
+        </w:rPr>
+        <w:t xml:space="preserve">family =</w:t>
+      </w:r>
+      <w:r>
+        <w:rPr>
+          <w:rStyle w:val="NormalTok"/>
+        </w:rPr>
+        <w:t xml:space="preserve"> </w:t>
+      </w:r>
+      <w:r>
+        <w:rPr>
+          <w:rStyle w:val="FunctionTok"/>
+        </w:rPr>
+        <w:t xml:space="preserve">poisson</w:t>
+      </w:r>
+      <w:r>
+        <w:rPr>
+          <w:rStyle w:val="NormalTok"/>
+        </w:rPr>
+        <w:t xml:space="preserve">(</w:t>
+      </w:r>
+      <w:r>
+        <w:rPr>
+          <w:rStyle w:val="AttributeTok"/>
+        </w:rPr>
+        <w:t xml:space="preserve">link =</w:t>
+      </w:r>
+      <w:r>
+        <w:rPr>
+          <w:rStyle w:val="NormalTok"/>
+        </w:rPr>
+        <w:t xml:space="preserve"> </w:t>
+      </w:r>
+      <w:r>
+        <w:rPr>
+          <w:rStyle w:val="StringTok"/>
+        </w:rPr>
+        <w:t xml:space="preserve">"log"</w:t>
+      </w:r>
+      <w:r>
+        <w:rPr>
+          <w:rStyle w:val="NormalTok"/>
+        </w:rPr>
+        <w:t xml:space="preserve">))</w:t>
+      </w:r>
+      <w:r>
+        <w:br/>
+      </w:r>
+      <w:r>
+        <w:rPr>
+          <w:rStyle w:val="FunctionTok"/>
+        </w:rPr>
+        <w:t xml:space="preserve">summary</w:t>
+      </w:r>
+      <w:r>
+        <w:rPr>
+          <w:rStyle w:val="NormalTok"/>
+        </w:rPr>
+        <w:t xml:space="preserve">(model_poisson_gala)</w:t>
+      </w:r>
+      <w:r>
+        <w:br/>
+      </w:r>
+      <w:r>
+        <w:rPr>
+          <w:rStyle w:val="DocumentationTok"/>
+        </w:rPr>
+        <w:t xml:space="preserve">## </w:t>
+      </w:r>
+      <w:r>
+        <w:br/>
+      </w:r>
+      <w:r>
+        <w:rPr>
+          <w:rStyle w:val="DocumentationTok"/>
+        </w:rPr>
+        <w:t xml:space="preserve">## Call:</w:t>
+      </w:r>
+      <w:r>
+        <w:br/>
+      </w:r>
+      <w:r>
+        <w:rPr>
+          <w:rStyle w:val="DocumentationTok"/>
+        </w:rPr>
+        <w:t xml:space="preserve">## glm(formula = Species ~ size_category, family = poisson(link = "log"), </w:t>
+      </w:r>
+      <w:r>
+        <w:br/>
+      </w:r>
+      <w:r>
+        <w:rPr>
+          <w:rStyle w:val="DocumentationTok"/>
+        </w:rPr>
+        <w:t xml:space="preserve">##     data = gala)</w:t>
+      </w:r>
+      <w:r>
+        <w:br/>
+      </w:r>
+      <w:r>
+        <w:rPr>
+          <w:rStyle w:val="DocumentationTok"/>
+        </w:rPr>
+        <w:t xml:space="preserve">## </w:t>
+      </w:r>
+      <w:r>
+        <w:br/>
+      </w:r>
+      <w:r>
+        <w:rPr>
+          <w:rStyle w:val="DocumentationTok"/>
+        </w:rPr>
+        <w:t xml:space="preserve">## Coefficients:</w:t>
+      </w:r>
+      <w:r>
+        <w:br/>
+      </w:r>
+      <w:r>
+        <w:rPr>
+          <w:rStyle w:val="DocumentationTok"/>
+        </w:rPr>
+        <w:t xml:space="preserve">##                     Estimate Std. Error z value Pr(&gt;|z|)    </w:t>
+      </w:r>
+      <w:r>
+        <w:br/>
+      </w:r>
+      <w:r>
+        <w:rPr>
+          <w:rStyle w:val="DocumentationTok"/>
+        </w:rPr>
+        <w:t xml:space="preserve">## (Intercept)          2.67101    0.07930   33.68   &lt;2e-16 ***</w:t>
+      </w:r>
+      <w:r>
+        <w:br/>
+      </w:r>
+      <w:r>
+        <w:rPr>
+          <w:rStyle w:val="DocumentationTok"/>
+        </w:rPr>
+        <w:t xml:space="preserve">## size_categoryMedium  1.33784    0.08833   15.15   &lt;2e-16 ***</w:t>
+      </w:r>
+      <w:r>
+        <w:br/>
+      </w:r>
+      <w:r>
+        <w:rPr>
+          <w:rStyle w:val="DocumentationTok"/>
+        </w:rPr>
+        <w:t xml:space="preserve">## size_categoryLarge   2.84300    0.08285   34.31   &lt;2e-16 ***</w:t>
+      </w:r>
+      <w:r>
+        <w:br/>
+      </w:r>
+      <w:r>
+        <w:rPr>
+          <w:rStyle w:val="DocumentationTok"/>
+        </w:rPr>
+        <w:t xml:space="preserve">## ---</w:t>
+      </w:r>
+      <w:r>
+        <w:br/>
+      </w:r>
+      <w:r>
+        <w:rPr>
+          <w:rStyle w:val="DocumentationTok"/>
+        </w:rPr>
+        <w:t xml:space="preserve">## Signif. codes:  0 '***' 0.001 '**' 0.01 '*' 0.05 '.' 0.1 ' ' 1</w:t>
+      </w:r>
+      <w:r>
+        <w:br/>
+      </w:r>
+      <w:r>
+        <w:rPr>
+          <w:rStyle w:val="DocumentationTok"/>
+        </w:rPr>
+        <w:t xml:space="preserve">## </w:t>
+      </w:r>
+      <w:r>
+        <w:br/>
+      </w:r>
+      <w:r>
+        <w:rPr>
+          <w:rStyle w:val="DocumentationTok"/>
+        </w:rPr>
+        <w:t xml:space="preserve">## (Dispersion parameter for poisson family taken to be 1)</w:t>
+      </w:r>
+      <w:r>
+        <w:br/>
+      </w:r>
+      <w:r>
+        <w:rPr>
+          <w:rStyle w:val="DocumentationTok"/>
+        </w:rPr>
+        <w:t xml:space="preserve">## </w:t>
+      </w:r>
+      <w:r>
+        <w:br/>
+      </w:r>
+      <w:r>
+        <w:rPr>
+          <w:rStyle w:val="DocumentationTok"/>
+        </w:rPr>
+        <w:t xml:space="preserve">##     Null deviance: 3510.73  on 29  degrees of freedom</w:t>
+      </w:r>
+      <w:r>
+        <w:br/>
+      </w:r>
+      <w:r>
+        <w:rPr>
+          <w:rStyle w:val="DocumentationTok"/>
+        </w:rPr>
+        <w:t xml:space="preserve">## Residual deviance:  939.74  on 27  degrees of freedom</w:t>
+      </w:r>
+      <w:r>
+        <w:br/>
+      </w:r>
+      <w:r>
+        <w:rPr>
+          <w:rStyle w:val="DocumentationTok"/>
+        </w:rPr>
+        <w:t xml:space="preserve">## AIC: 1106.6</w:t>
+      </w:r>
+      <w:r>
+        <w:br/>
+      </w:r>
+      <w:r>
+        <w:rPr>
+          <w:rStyle w:val="DocumentationTok"/>
+        </w:rPr>
+        <w:t xml:space="preserve">## </w:t>
+      </w:r>
+      <w:r>
+        <w:br/>
+      </w:r>
+      <w:r>
+        <w:rPr>
+          <w:rStyle w:val="DocumentationTok"/>
+        </w:rPr>
+        <w:t xml:space="preserve">## Number of Fisher Scoring iterations: 5</w:t>
+      </w:r>
+    </w:p>
+    <w:bookmarkEnd w:id="52"/>
+    <w:bookmarkStart w:id="53" w:name="glm-with-poisson-distribution-setup-1"/>
+    <w:p>
+      <w:pPr>
+        <w:pStyle w:val="Heading1"/>
+      </w:pPr>
+      <w:r>
+        <w:t xml:space="preserve">GLM with Poisson Distribution: Setup</w:t>
+      </w:r>
+    </w:p>
+    <w:p>
+      <w:pPr>
+        <w:pStyle w:val="FirstParagraph"/>
+      </w:pPr>
+      <w:r>
+        <w:t xml:space="preserve">Does island size category, as a whole, have a statistically significant</w:t>
+      </w:r>
+      <w:r>
+        <w:t xml:space="preserve"> </w:t>
+      </w:r>
+      <w:r>
+        <w:t xml:space="preserve">effect on the number of plant species?</w:t>
+      </w:r>
+    </w:p>
+    <w:p>
+      <w:pPr>
+        <w:pStyle w:val="Compact"/>
+        <w:numPr>
+          <w:ilvl w:val="0"/>
+          <w:numId w:val="1026"/>
+        </w:numPr>
+      </w:pPr>
+      <w:r>
+        <w:rPr>
+          <w:rStyle w:val="VerbatimChar"/>
+        </w:rPr>
+        <w:t xml:space="preserve">test = "LR"</w:t>
+      </w:r>
+      <w:r>
+        <w:t xml:space="preserve">: important part!</w:t>
+      </w:r>
+    </w:p>
+    <w:p>
+      <w:pPr>
+        <w:pStyle w:val="Compact"/>
+        <w:numPr>
+          <w:ilvl w:val="1"/>
+          <w:numId w:val="1027"/>
+        </w:numPr>
+      </w:pPr>
+      <w:r>
         <w:t xml:space="preserve">normal ANOVA (with a Gaussian/normal distribution) test is an</w:t>
       </w:r>
       <w:r>
@@ -4062,7 +5463,7 @@
         <w:pStyle w:val="Compact"/>
         <w:numPr>
           <w:ilvl w:val="1"/>
-          <w:numId w:val="1024"/>
+          <w:numId w:val="1027"/>
         </w:numPr>
       </w:pPr>
       <w:r>
@@ -4074,7 +5475,7 @@
         <w:pStyle w:val="Compact"/>
         <w:numPr>
           <w:ilvl w:val="2"/>
-          <w:numId w:val="1025"/>
+          <w:numId w:val="1028"/>
         </w:numPr>
       </w:pPr>
       <w:r>
@@ -4086,7 +5487,7 @@
         <w:pStyle w:val="Compact"/>
         <w:numPr>
           <w:ilvl w:val="2"/>
-          <w:numId w:val="1025"/>
+          <w:numId w:val="1028"/>
         </w:numPr>
       </w:pPr>
       <w:r>
@@ -4110,7 +5511,7 @@
         <w:pStyle w:val="Compact"/>
         <w:numPr>
           <w:ilvl w:val="2"/>
-          <w:numId w:val="1025"/>
+          <w:numId w:val="1028"/>
         </w:numPr>
       </w:pPr>
       <w:r>
@@ -4253,8 +5654,8 @@
         <w:t xml:space="preserve">## Signif. codes:  0 '***' 0.001 '**' 0.01 '*' 0.05 '.' 0.1 ' ' 1</w:t>
       </w:r>
     </w:p>
-    <w:bookmarkEnd w:id="50"/>
-    <w:bookmarkStart w:id="51" w:name="glm-with-poisson-distribution-setup-2"/>
+    <w:bookmarkEnd w:id="53"/>
+    <w:bookmarkStart w:id="54" w:name="glm-with-poisson-distribution-setup-2"/>
     <w:p>
       <w:pPr>
         <w:pStyle w:val="Heading1"/>
@@ -4305,7 +5706,7 @@
         <w:pStyle w:val="Compact"/>
         <w:numPr>
           <w:ilvl w:val="0"/>
-          <w:numId w:val="1026"/>
+          <w:numId w:val="1029"/>
         </w:numPr>
       </w:pPr>
       <w:r>
@@ -4347,7 +5748,7 @@
         <w:pStyle w:val="Compact"/>
         <w:numPr>
           <w:ilvl w:val="0"/>
-          <w:numId w:val="1026"/>
+          <w:numId w:val="1029"/>
         </w:numPr>
       </w:pPr>
       <w:r>
@@ -4386,7 +5787,7 @@
         <w:pStyle w:val="Compact"/>
         <w:numPr>
           <w:ilvl w:val="0"/>
-          <w:numId w:val="1026"/>
+          <w:numId w:val="1029"/>
         </w:numPr>
       </w:pPr>
       <w:r>
@@ -4404,7 +5805,7 @@
         <w:pStyle w:val="Compact"/>
         <w:numPr>
           <w:ilvl w:val="0"/>
-          <w:numId w:val="1026"/>
+          <w:numId w:val="1029"/>
         </w:numPr>
       </w:pPr>
       <w:r>
@@ -4603,7 +6004,7 @@
       <w:pPr>
         <w:numPr>
           <w:ilvl w:val="0"/>
-          <w:numId w:val="1027"/>
+          <w:numId w:val="1030"/>
         </w:numPr>
       </w:pPr>
       <w:r>
@@ -4614,7 +6015,7 @@
       <w:pPr>
         <w:numPr>
           <w:ilvl w:val="0"/>
-          <w:numId w:val="1027"/>
+          <w:numId w:val="1030"/>
         </w:numPr>
       </w:pPr>
       <w:r>
@@ -4625,7 +6026,7 @@
       <w:pPr>
         <w:numPr>
           <w:ilvl w:val="0"/>
-          <w:numId w:val="1027"/>
+          <w:numId w:val="1030"/>
         </w:numPr>
       </w:pPr>
       <w:r>
@@ -4637,7 +6038,7 @@
         <w:pStyle w:val="Compact"/>
         <w:numPr>
           <w:ilvl w:val="1"/>
-          <w:numId w:val="1028"/>
+          <w:numId w:val="1031"/>
         </w:numPr>
       </w:pPr>
       <w:r>
@@ -4653,7 +6054,7 @@
         <w:pStyle w:val="Compact"/>
         <w:numPr>
           <w:ilvl w:val="2"/>
-          <w:numId w:val="1029"/>
+          <w:numId w:val="1032"/>
         </w:numPr>
       </w:pPr>
       <w:r>
@@ -4677,7 +6078,7 @@
         <w:pStyle w:val="Compact"/>
         <w:numPr>
           <w:ilvl w:val="3"/>
-          <w:numId w:val="1030"/>
+          <w:numId w:val="1033"/>
         </w:numPr>
       </w:pPr>
       <w:r>
@@ -4702,7 +6103,7 @@
         <w:pStyle w:val="Compact"/>
         <w:numPr>
           <w:ilvl w:val="3"/>
-          <w:numId w:val="1030"/>
+          <w:numId w:val="1033"/>
         </w:numPr>
       </w:pPr>
       <w:r>
@@ -4721,7 +6122,7 @@
         <w:pStyle w:val="Compact"/>
         <w:numPr>
           <w:ilvl w:val="3"/>
-          <w:numId w:val="1030"/>
+          <w:numId w:val="1033"/>
         </w:numPr>
       </w:pPr>
       <w:r>
@@ -4762,7 +6163,7 @@
         <w:pStyle w:val="Compact"/>
         <w:numPr>
           <w:ilvl w:val="1"/>
-          <w:numId w:val="1028"/>
+          <w:numId w:val="1031"/>
         </w:numPr>
       </w:pPr>
       <w:r>
@@ -4774,7 +6175,7 @@
         <w:pStyle w:val="Compact"/>
         <w:numPr>
           <w:ilvl w:val="1"/>
-          <w:numId w:val="1028"/>
+          <w:numId w:val="1031"/>
         </w:numPr>
       </w:pPr>
       <w:r>
@@ -4786,7 +6187,7 @@
         <w:pStyle w:val="Compact"/>
         <w:numPr>
           <w:ilvl w:val="1"/>
-          <w:numId w:val="1028"/>
+          <w:numId w:val="1031"/>
         </w:numPr>
       </w:pPr>
       <w:r>
@@ -5029,8 +6430,8 @@
         <w:t xml:space="preserve">## Dispersion parameter: 32.9</w:t>
       </w:r>
     </w:p>
-    <w:bookmarkEnd w:id="51"/>
-    <w:bookmarkStart w:id="52" w:name="glm-with-poisson-distribution-setup-3"/>
+    <w:bookmarkEnd w:id="54"/>
+    <w:bookmarkStart w:id="55" w:name="glm-with-poisson-distribution-setup-3"/>
     <w:p>
       <w:pPr>
         <w:pStyle w:val="Heading1"/>
@@ -5044,7 +6445,7 @@
         <w:pStyle w:val="Compact"/>
         <w:numPr>
           <w:ilvl w:val="0"/>
-          <w:numId w:val="1031"/>
+          <w:numId w:val="1034"/>
         </w:numPr>
       </w:pPr>
       <w:r>
@@ -5467,8 +6868,8 @@
         <w:t xml:space="preserve">##       But we also did not show them to be the same.</w:t>
       </w:r>
     </w:p>
-    <w:bookmarkEnd w:id="52"/>
-    <w:bookmarkStart w:id="57" w:name="X627b8e984623a89b6e7c0d5a78e0305d3b31ebe"/>
+    <w:bookmarkEnd w:id="55"/>
+    <w:bookmarkStart w:id="60" w:name="X627b8e984623a89b6e7c0d5a78e0305d3b31ebe"/>
     <w:p>
       <w:pPr>
         <w:pStyle w:val="Heading1"/>
@@ -5481,7 +6882,7 @@
       <w:pPr>
         <w:numPr>
           <w:ilvl w:val="0"/>
-          <w:numId w:val="1032"/>
+          <w:numId w:val="1035"/>
         </w:numPr>
       </w:pPr>
       <w:r>
@@ -5493,7 +6894,7 @@
         <w:pStyle w:val="Compact"/>
         <w:numPr>
           <w:ilvl w:val="1"/>
-          <w:numId w:val="1033"/>
+          <w:numId w:val="1036"/>
         </w:numPr>
       </w:pPr>
       <w:r>
@@ -5509,18 +6910,18 @@
           <wp:inline>
             <wp:extent cx="2743200" cy="2743200"/>
             <wp:effectExtent b="0" l="0" r="0" t="0"/>
-            <wp:docPr descr="" title="" id="54" name="Picture"/>
+            <wp:docPr descr="" title="" id="57" name="Picture"/>
             <a:graphic>
               <a:graphicData uri="http://schemas.openxmlformats.org/drawingml/2006/picture">
                 <pic:pic>
                   <pic:nvPicPr>
-                    <pic:cNvPr descr="14_01_lecture_powerpoint_files/figure-docx/poisson-plot-1.png" id="55" name="Picture"/>
+                    <pic:cNvPr descr="14_01_lecture_powerpoint_files/figure-docx/poisson-plot-1.png" id="58" name="Picture"/>
                     <pic:cNvPicPr>
                       <a:picLocks noChangeArrowheads="1" noChangeAspect="1"/>
                     </pic:cNvPicPr>
                   </pic:nvPicPr>
                   <pic:blipFill>
-                    <a:blip r:embed="rId53"/>
+                    <a:blip r:embed="rId56"/>
                     <a:stretch>
                       <a:fillRect/>
                     </a:stretch>
@@ -5547,7 +6948,7 @@
         </w:drawing>
       </w:r>
     </w:p>
-    <w:bookmarkStart w:id="56" w:name="interpreting-poisson-glm-coefficients"/>
+    <w:bookmarkStart w:id="59" w:name="interpreting-poisson-glm-coefficients"/>
     <w:p>
       <w:pPr>
         <w:pStyle w:val="Heading3"/>
@@ -5561,7 +6962,7 @@
         <w:pStyle w:val="Compact"/>
         <w:numPr>
           <w:ilvl w:val="0"/>
-          <w:numId w:val="1034"/>
+          <w:numId w:val="1037"/>
         </w:numPr>
       </w:pPr>
       <w:r>
@@ -5573,7 +6974,7 @@
         <w:pStyle w:val="Compact"/>
         <w:numPr>
           <w:ilvl w:val="1"/>
-          <w:numId w:val="1035"/>
+          <w:numId w:val="1038"/>
         </w:numPr>
       </w:pPr>
       <w:r>
@@ -5607,7 +7008,7 @@
         <w:pStyle w:val="Compact"/>
         <w:numPr>
           <w:ilvl w:val="1"/>
-          <w:numId w:val="1035"/>
+          <w:numId w:val="1038"/>
         </w:numPr>
       </w:pPr>
       <w:r>
@@ -5634,7 +7035,7 @@
         <w:pStyle w:val="Compact"/>
         <w:numPr>
           <w:ilvl w:val="1"/>
-          <w:numId w:val="1035"/>
+          <w:numId w:val="1038"/>
         </w:numPr>
       </w:pPr>
       <w:r>
@@ -5662,9 +7063,9 @@
         <w:t xml:space="preserve">of the reference level</w:t>
       </w:r>
     </w:p>
-    <w:bookmarkEnd w:id="56"/>
-    <w:bookmarkEnd w:id="57"/>
-    <w:bookmarkStart w:id="58" w:name="comparison-of-interpretation"/>
+    <w:bookmarkEnd w:id="59"/>
+    <w:bookmarkEnd w:id="60"/>
+    <w:bookmarkStart w:id="61" w:name="comparison-of-interpretation"/>
     <w:p>
       <w:pPr>
         <w:pStyle w:val="Heading1"/>
@@ -5713,9 +7114,9 @@
         <w:tblLook w:firstRow="1" w:lastRow="0" w:firstColumn="0" w:lastColumn="0" w:noHBand="0" w:noVBand="0" w:val="0020"/>
       </w:tblPr>
       <w:tblGrid>
-        <w:gridCol w:w="1980"/>
-        <w:gridCol w:w="2750"/>
-        <w:gridCol w:w="3190"/>
+        <w:gridCol w:w="2640"/>
+        <w:gridCol w:w="2640"/>
+        <w:gridCol w:w="2640"/>
       </w:tblGrid>
       <w:tr>
         <w:trPr>
@@ -5870,8 +7271,8 @@
         </w:tc>
       </w:tr>
     </w:tbl>
-    <w:bookmarkEnd w:id="58"/>
-    <w:bookmarkStart w:id="62" w:name="checking-model-assumptions-with-dharma"/>
+    <w:bookmarkEnd w:id="61"/>
+    <w:bookmarkStart w:id="65" w:name="checking-model-assumptions-with-dharma"/>
     <w:p>
       <w:pPr>
         <w:pStyle w:val="Heading1"/>
@@ -5889,18 +7290,18 @@
           <wp:inline>
             <wp:extent cx="5486400" cy="5486400"/>
             <wp:effectExtent b="0" l="0" r="0" t="0"/>
-            <wp:docPr descr="" title="" id="60" name="Picture"/>
+            <wp:docPr descr="" title="" id="63" name="Picture"/>
             <a:graphic>
               <a:graphicData uri="http://schemas.openxmlformats.org/drawingml/2006/picture">
                 <pic:pic>
                   <pic:nvPicPr>
-                    <pic:cNvPr descr="14_01_lecture_powerpoint_files/figure-docx/gala-poisson-diagnostics-1.png" id="61" name="Picture"/>
+                    <pic:cNvPr descr="14_01_lecture_powerpoint_files/figure-docx/gala-poisson-diagnostics-1.png" id="64" name="Picture"/>
                     <pic:cNvPicPr>
                       <a:picLocks noChangeArrowheads="1" noChangeAspect="1"/>
                     </pic:cNvPicPr>
                   </pic:nvPicPr>
                   <pic:blipFill>
-                    <a:blip r:embed="rId59"/>
+                    <a:blip r:embed="rId62"/>
                     <a:stretch>
                       <a:fillRect/>
                     </a:stretch>
@@ -5927,8 +7328,8 @@
         </w:drawing>
       </w:r>
     </w:p>
-    <w:bookmarkEnd w:id="62"/>
-    <w:bookmarkStart w:id="66" w:name="Xb69db3faae37e8c6ad63fbb58723a1f4afc167c"/>
+    <w:bookmarkEnd w:id="65"/>
+    <w:bookmarkStart w:id="69" w:name="Xb69db3faae37e8c6ad63fbb58723a1f4afc167c"/>
     <w:p>
       <w:pPr>
         <w:pStyle w:val="Heading1"/>
@@ -6201,7 +7602,7 @@
         <w:pStyle w:val="Compact"/>
         <w:numPr>
           <w:ilvl w:val="0"/>
-          <w:numId w:val="1036"/>
+          <w:numId w:val="1039"/>
         </w:numPr>
       </w:pPr>
       <w:r>
@@ -6213,7 +7614,7 @@
         <w:pStyle w:val="Compact"/>
         <w:numPr>
           <w:ilvl w:val="1"/>
-          <w:numId w:val="1037"/>
+          <w:numId w:val="1040"/>
         </w:numPr>
       </w:pPr>
       <w:r>
@@ -6225,7 +7626,7 @@
         <w:pStyle w:val="Compact"/>
         <w:numPr>
           <w:ilvl w:val="1"/>
-          <w:numId w:val="1037"/>
+          <w:numId w:val="1040"/>
         </w:numPr>
       </w:pPr>
       <w:r>
@@ -6243,7 +7644,7 @@
         <w:pStyle w:val="Compact"/>
         <w:numPr>
           <w:ilvl w:val="1"/>
-          <w:numId w:val="1037"/>
+          <w:numId w:val="1040"/>
         </w:numPr>
       </w:pPr>
       <w:r>
@@ -6267,7 +7668,7 @@
         <w:pStyle w:val="Compact"/>
         <w:numPr>
           <w:ilvl w:val="1"/>
-          <w:numId w:val="1037"/>
+          <w:numId w:val="1040"/>
         </w:numPr>
       </w:pPr>
       <w:r>
@@ -6291,18 +7692,18 @@
           <wp:inline>
             <wp:extent cx="2743200" cy="2743200"/>
             <wp:effectExtent b="0" l="0" r="0" t="0"/>
-            <wp:docPr descr="" title="" id="64" name="Picture"/>
+            <wp:docPr descr="" title="" id="67" name="Picture"/>
             <a:graphic>
               <a:graphicData uri="http://schemas.openxmlformats.org/drawingml/2006/picture">
                 <pic:pic>
                   <pic:nvPicPr>
-                    <pic:cNvPr descr="14_01_lecture_powerpoint_files/figure-docx/gala-compare-models-1.png" id="65" name="Picture"/>
+                    <pic:cNvPr descr="14_01_lecture_powerpoint_files/figure-docx/gala-compare-models-1.png" id="68" name="Picture"/>
                     <pic:cNvPicPr>
                       <a:picLocks noChangeArrowheads="1" noChangeAspect="1"/>
                     </pic:cNvPicPr>
                   </pic:nvPicPr>
                   <pic:blipFill>
-                    <a:blip r:embed="rId63"/>
+                    <a:blip r:embed="rId66"/>
                     <a:stretch>
                       <a:fillRect/>
                     </a:stretch>
@@ -6329,1171 +7730,6 @@
         </w:drawing>
       </w:r>
     </w:p>
-    <w:bookmarkEnd w:id="66"/>
-    <w:bookmarkStart w:id="69" w:name="X3124ec853b214e09489bf426da21cb0568cee9e"/>
-    <w:p>
-      <w:pPr>
-        <w:pStyle w:val="Heading1"/>
-      </w:pPr>
-      <w:r>
-        <w:t xml:space="preserve">Example comparison of logged response variable and GLM</w:t>
-      </w:r>
-    </w:p>
-    <w:tbl>
-      <w:tblPr>
-        <w:tblStyle w:val="Table"/>
-        <w:tblLook w:firstRow="0" w:lastRow="0" w:firstColumn="0" w:lastColumn="0" w:noHBand="0" w:noVBand="0" w:val="0000"/>
-        <w:tblBorders>
-          <w:left w:val="single" w:sz="24" w:space="0" w:color="CC1914"/>
-        </w:tblBorders>
-        <w:tblCellMar>
-          <w:left w:w="0" w:type="dxa"/>
-          <w:right w:w="0" w:type="dxa"/>
-        </w:tblCellMar>
-        <w:tblInd w:w="164" w:type="dxa"/>
-      </w:tblPr>
-      <w:tr>
-        <w:trPr>
-          <w:cantSplit/>
-        </w:trPr>
-        <w:tc>
-          <w:tcPr>
-            <w:tcMar>
-              <w:left w:w="144" w:type="dxa"/>
-              <w:right w:w="144" w:type="dxa"/>
-            </w:tcMar>
-          </w:tcPr>
-          <w:p>
-            <w:pPr>
-              <w:pStyle w:val="FirstParagraph"/>
-            </w:pPr>
-            <w:pPr>
-              <w:spacing w:before="0" w:after="8"/>
-              <w:jc w:val="center"/>
-            </w:pPr>
-            <w:r>
-              <w:drawing>
-                <wp:inline>
-                  <wp:extent cx="152400" cy="152400"/>
-                  <wp:effectExtent b="0" l="0" r="0" t="0"/>
-                  <wp:docPr descr="" title="" id="67" name="Picture"/>
-                  <a:graphic>
-                    <a:graphicData uri="http://schemas.openxmlformats.org/drawingml/2006/picture">
-                      <pic:pic>
-                        <pic:nvPicPr>
-                          <pic:cNvPr descr="/Applications/RStudio.app/Contents/Resources/app/quarto/share/formats/docx/important.png" id="68" name="Picture"/>
-                          <pic:cNvPicPr>
-                            <a:picLocks noChangeArrowheads="1" noChangeAspect="1"/>
-                          </pic:cNvPicPr>
-                        </pic:nvPicPr>
-                        <pic:blipFill>
-                          <a:blip r:embed="rId28"/>
-                          <a:stretch>
-                            <a:fillRect/>
-                          </a:stretch>
-                        </pic:blipFill>
-                        <pic:spPr bwMode="auto">
-                          <a:xfrm>
-                            <a:off x="0" y="0"/>
-                            <a:ext cx="152400" cy="152400"/>
-                          </a:xfrm>
-                          <a:prstGeom prst="rect">
-                            <a:avLst/>
-                          </a:prstGeom>
-                          <a:noFill/>
-                          <a:ln w="9525">
-                            <a:noFill/>
-                            <a:headEnd/>
-                            <a:tailEnd/>
-                          </a:ln>
-                        </pic:spPr>
-                      </pic:pic>
-                    </a:graphicData>
-                  </a:graphic>
-                </wp:inline>
-              </w:drawing>
-            </w:r>
-          </w:p>
-        </w:tc>
-        <w:tc>
-          <w:p>
-            <w:pPr>
-              <w:pStyle w:val="BodyText"/>
-            </w:pPr>
-            <w:pPr>
-              <w:spacing w:before="16" w:after="64"/>
-            </w:pPr>
-          </w:p>
-          <w:p>
-            <w:pPr>
-              <w:pStyle w:val="SourceCode"/>
-            </w:pPr>
-            <w:r>
-              <w:rPr>
-                <w:rStyle w:val="CommentTok"/>
-              </w:rPr>
-              <w:t xml:space="preserve"># Simulate data that students might log-transform</w:t>
-            </w:r>
-            <w:r>
-              <w:br/>
-            </w:r>
-            <w:r>
-              <w:rPr>
-                <w:rStyle w:val="FunctionTok"/>
-              </w:rPr>
-              <w:t xml:space="preserve">set.seed</w:t>
-            </w:r>
-            <w:r>
-              <w:rPr>
-                <w:rStyle w:val="NormalTok"/>
-              </w:rPr>
-              <w:t xml:space="preserve">(</w:t>
-            </w:r>
-            <w:r>
-              <w:rPr>
-                <w:rStyle w:val="DecValTok"/>
-              </w:rPr>
-              <w:t xml:space="preserve">123</w:t>
-            </w:r>
-            <w:r>
-              <w:rPr>
-                <w:rStyle w:val="NormalTok"/>
-              </w:rPr>
-              <w:t xml:space="preserve">)</w:t>
-            </w:r>
-            <w:r>
-              <w:br/>
-            </w:r>
-            <w:r>
-              <w:rPr>
-                <w:rStyle w:val="NormalTok"/>
-              </w:rPr>
-              <w:t xml:space="preserve">treatment_data </w:t>
-            </w:r>
-            <w:r>
-              <w:rPr>
-                <w:rStyle w:val="OtherTok"/>
-              </w:rPr>
-              <w:t xml:space="preserve">&lt;-</w:t>
-            </w:r>
-            <w:r>
-              <w:rPr>
-                <w:rStyle w:val="NormalTok"/>
-              </w:rPr>
-              <w:t xml:space="preserve"> </w:t>
-            </w:r>
-            <w:r>
-              <w:rPr>
-                <w:rStyle w:val="FunctionTok"/>
-              </w:rPr>
-              <w:t xml:space="preserve">data.frame</w:t>
-            </w:r>
-            <w:r>
-              <w:rPr>
-                <w:rStyle w:val="NormalTok"/>
-              </w:rPr>
-              <w:t xml:space="preserve">(</w:t>
-            </w:r>
-            <w:r>
-              <w:br/>
-            </w:r>
-            <w:r>
-              <w:rPr>
-                <w:rStyle w:val="NormalTok"/>
-              </w:rPr>
-              <w:t xml:space="preserve">  </w:t>
-            </w:r>
-            <w:r>
-              <w:rPr>
-                <w:rStyle w:val="AttributeTok"/>
-              </w:rPr>
-              <w:t xml:space="preserve">treatment =</w:t>
-            </w:r>
-            <w:r>
-              <w:rPr>
-                <w:rStyle w:val="NormalTok"/>
-              </w:rPr>
-              <w:t xml:space="preserve"> </w:t>
-            </w:r>
-            <w:r>
-              <w:rPr>
-                <w:rStyle w:val="FunctionTok"/>
-              </w:rPr>
-              <w:t xml:space="preserve">rep</w:t>
-            </w:r>
-            <w:r>
-              <w:rPr>
-                <w:rStyle w:val="NormalTok"/>
-              </w:rPr>
-              <w:t xml:space="preserve">(</w:t>
-            </w:r>
-            <w:r>
-              <w:rPr>
-                <w:rStyle w:val="FunctionTok"/>
-              </w:rPr>
-              <w:t xml:space="preserve">c</w:t>
-            </w:r>
-            <w:r>
-              <w:rPr>
-                <w:rStyle w:val="NormalTok"/>
-              </w:rPr>
-              <w:t xml:space="preserve">(</w:t>
-            </w:r>
-            <w:r>
-              <w:rPr>
-                <w:rStyle w:val="StringTok"/>
-              </w:rPr>
-              <w:t xml:space="preserve">"Control"</w:t>
-            </w:r>
-            <w:r>
-              <w:rPr>
-                <w:rStyle w:val="NormalTok"/>
-              </w:rPr>
-              <w:t xml:space="preserve">, </w:t>
-            </w:r>
-            <w:r>
-              <w:rPr>
-                <w:rStyle w:val="StringTok"/>
-              </w:rPr>
-              <w:t xml:space="preserve">"Low"</w:t>
-            </w:r>
-            <w:r>
-              <w:rPr>
-                <w:rStyle w:val="NormalTok"/>
-              </w:rPr>
-              <w:t xml:space="preserve">, </w:t>
-            </w:r>
-            <w:r>
-              <w:rPr>
-                <w:rStyle w:val="StringTok"/>
-              </w:rPr>
-              <w:t xml:space="preserve">"High"</w:t>
-            </w:r>
-            <w:r>
-              <w:rPr>
-                <w:rStyle w:val="NormalTok"/>
-              </w:rPr>
-              <w:t xml:space="preserve">), </w:t>
-            </w:r>
-            <w:r>
-              <w:rPr>
-                <w:rStyle w:val="AttributeTok"/>
-              </w:rPr>
-              <w:t xml:space="preserve">each =</w:t>
-            </w:r>
-            <w:r>
-              <w:rPr>
-                <w:rStyle w:val="NormalTok"/>
-              </w:rPr>
-              <w:t xml:space="preserve"> </w:t>
-            </w:r>
-            <w:r>
-              <w:rPr>
-                <w:rStyle w:val="DecValTok"/>
-              </w:rPr>
-              <w:t xml:space="preserve">20</w:t>
-            </w:r>
-            <w:r>
-              <w:rPr>
-                <w:rStyle w:val="NormalTok"/>
-              </w:rPr>
-              <w:t xml:space="preserve">),</w:t>
-            </w:r>
-            <w:r>
-              <w:br/>
-            </w:r>
-            <w:r>
-              <w:rPr>
-                <w:rStyle w:val="NormalTok"/>
-              </w:rPr>
-              <w:t xml:space="preserve">  </w:t>
-            </w:r>
-            <w:r>
-              <w:rPr>
-                <w:rStyle w:val="AttributeTok"/>
-              </w:rPr>
-              <w:t xml:space="preserve">biomass =</w:t>
-            </w:r>
-            <w:r>
-              <w:rPr>
-                <w:rStyle w:val="NormalTok"/>
-              </w:rPr>
-              <w:t xml:space="preserve"> </w:t>
-            </w:r>
-            <w:r>
-              <w:rPr>
-                <w:rStyle w:val="FunctionTok"/>
-              </w:rPr>
-              <w:t xml:space="preserve">c</w:t>
-            </w:r>
-            <w:r>
-              <w:rPr>
-                <w:rStyle w:val="NormalTok"/>
-              </w:rPr>
-              <w:t xml:space="preserve">(</w:t>
-            </w:r>
-            <w:r>
-              <w:rPr>
-                <w:rStyle w:val="FunctionTok"/>
-              </w:rPr>
-              <w:t xml:space="preserve">rlnorm</w:t>
-            </w:r>
-            <w:r>
-              <w:rPr>
-                <w:rStyle w:val="NormalTok"/>
-              </w:rPr>
-              <w:t xml:space="preserve">(</w:t>
-            </w:r>
-            <w:r>
-              <w:rPr>
-                <w:rStyle w:val="DecValTok"/>
-              </w:rPr>
-              <w:t xml:space="preserve">20</w:t>
-            </w:r>
-            <w:r>
-              <w:rPr>
-                <w:rStyle w:val="NormalTok"/>
-              </w:rPr>
-              <w:t xml:space="preserve">, </w:t>
-            </w:r>
-            <w:r>
-              <w:rPr>
-                <w:rStyle w:val="AttributeTok"/>
-              </w:rPr>
-              <w:t xml:space="preserve">meanlog =</w:t>
-            </w:r>
-            <w:r>
-              <w:rPr>
-                <w:rStyle w:val="NormalTok"/>
-              </w:rPr>
-              <w:t xml:space="preserve"> </w:t>
-            </w:r>
-            <w:r>
-              <w:rPr>
-                <w:rStyle w:val="DecValTok"/>
-              </w:rPr>
-              <w:t xml:space="preserve">2</w:t>
-            </w:r>
-            <w:r>
-              <w:rPr>
-                <w:rStyle w:val="NormalTok"/>
-              </w:rPr>
-              <w:t xml:space="preserve">, </w:t>
-            </w:r>
-            <w:r>
-              <w:rPr>
-                <w:rStyle w:val="AttributeTok"/>
-              </w:rPr>
-              <w:t xml:space="preserve">sdlog =</w:t>
-            </w:r>
-            <w:r>
-              <w:rPr>
-                <w:rStyle w:val="NormalTok"/>
-              </w:rPr>
-              <w:t xml:space="preserve"> </w:t>
-            </w:r>
-            <w:r>
-              <w:rPr>
-                <w:rStyle w:val="FloatTok"/>
-              </w:rPr>
-              <w:t xml:space="preserve">0.5</w:t>
-            </w:r>
-            <w:r>
-              <w:rPr>
-                <w:rStyle w:val="NormalTok"/>
-              </w:rPr>
-              <w:t xml:space="preserve">),</w:t>
-            </w:r>
-            <w:r>
-              <w:br/>
-            </w:r>
-            <w:r>
-              <w:rPr>
-                <w:rStyle w:val="NormalTok"/>
-              </w:rPr>
-              <w:t xml:space="preserve">              </w:t>
-            </w:r>
-            <w:r>
-              <w:rPr>
-                <w:rStyle w:val="FunctionTok"/>
-              </w:rPr>
-              <w:t xml:space="preserve">rlnorm</w:t>
-            </w:r>
-            <w:r>
-              <w:rPr>
-                <w:rStyle w:val="NormalTok"/>
-              </w:rPr>
-              <w:t xml:space="preserve">(</w:t>
-            </w:r>
-            <w:r>
-              <w:rPr>
-                <w:rStyle w:val="DecValTok"/>
-              </w:rPr>
-              <w:t xml:space="preserve">20</w:t>
-            </w:r>
-            <w:r>
-              <w:rPr>
-                <w:rStyle w:val="NormalTok"/>
-              </w:rPr>
-              <w:t xml:space="preserve">, </w:t>
-            </w:r>
-            <w:r>
-              <w:rPr>
-                <w:rStyle w:val="AttributeTok"/>
-              </w:rPr>
-              <w:t xml:space="preserve">meanlog =</w:t>
-            </w:r>
-            <w:r>
-              <w:rPr>
-                <w:rStyle w:val="NormalTok"/>
-              </w:rPr>
-              <w:t xml:space="preserve"> </w:t>
-            </w:r>
-            <w:r>
-              <w:rPr>
-                <w:rStyle w:val="FloatTok"/>
-              </w:rPr>
-              <w:t xml:space="preserve">2.5</w:t>
-            </w:r>
-            <w:r>
-              <w:rPr>
-                <w:rStyle w:val="NormalTok"/>
-              </w:rPr>
-              <w:t xml:space="preserve">, </w:t>
-            </w:r>
-            <w:r>
-              <w:rPr>
-                <w:rStyle w:val="AttributeTok"/>
-              </w:rPr>
-              <w:t xml:space="preserve">sdlog =</w:t>
-            </w:r>
-            <w:r>
-              <w:rPr>
-                <w:rStyle w:val="NormalTok"/>
-              </w:rPr>
-              <w:t xml:space="preserve"> </w:t>
-            </w:r>
-            <w:r>
-              <w:rPr>
-                <w:rStyle w:val="FloatTok"/>
-              </w:rPr>
-              <w:t xml:space="preserve">0.5</w:t>
-            </w:r>
-            <w:r>
-              <w:rPr>
-                <w:rStyle w:val="NormalTok"/>
-              </w:rPr>
-              <w:t xml:space="preserve">),</w:t>
-            </w:r>
-            <w:r>
-              <w:br/>
-            </w:r>
-            <w:r>
-              <w:rPr>
-                <w:rStyle w:val="NormalTok"/>
-              </w:rPr>
-              <w:t xml:space="preserve">              </w:t>
-            </w:r>
-            <w:r>
-              <w:rPr>
-                <w:rStyle w:val="FunctionTok"/>
-              </w:rPr>
-              <w:t xml:space="preserve">rlnorm</w:t>
-            </w:r>
-            <w:r>
-              <w:rPr>
-                <w:rStyle w:val="NormalTok"/>
-              </w:rPr>
-              <w:t xml:space="preserve">(</w:t>
-            </w:r>
-            <w:r>
-              <w:rPr>
-                <w:rStyle w:val="DecValTok"/>
-              </w:rPr>
-              <w:t xml:space="preserve">20</w:t>
-            </w:r>
-            <w:r>
-              <w:rPr>
-                <w:rStyle w:val="NormalTok"/>
-              </w:rPr>
-              <w:t xml:space="preserve">, </w:t>
-            </w:r>
-            <w:r>
-              <w:rPr>
-                <w:rStyle w:val="AttributeTok"/>
-              </w:rPr>
-              <w:t xml:space="preserve">meanlog =</w:t>
-            </w:r>
-            <w:r>
-              <w:rPr>
-                <w:rStyle w:val="NormalTok"/>
-              </w:rPr>
-              <w:t xml:space="preserve"> </w:t>
-            </w:r>
-            <w:r>
-              <w:rPr>
-                <w:rStyle w:val="DecValTok"/>
-              </w:rPr>
-              <w:t xml:space="preserve">3</w:t>
-            </w:r>
-            <w:r>
-              <w:rPr>
-                <w:rStyle w:val="NormalTok"/>
-              </w:rPr>
-              <w:t xml:space="preserve">, </w:t>
-            </w:r>
-            <w:r>
-              <w:rPr>
-                <w:rStyle w:val="AttributeTok"/>
-              </w:rPr>
-              <w:t xml:space="preserve">sdlog =</w:t>
-            </w:r>
-            <w:r>
-              <w:rPr>
-                <w:rStyle w:val="NormalTok"/>
-              </w:rPr>
-              <w:t xml:space="preserve"> </w:t>
-            </w:r>
-            <w:r>
-              <w:rPr>
-                <w:rStyle w:val="FloatTok"/>
-              </w:rPr>
-              <w:t xml:space="preserve">0.5</w:t>
-            </w:r>
-            <w:r>
-              <w:rPr>
-                <w:rStyle w:val="NormalTok"/>
-              </w:rPr>
-              <w:t xml:space="preserve">))</w:t>
-            </w:r>
-            <w:r>
-              <w:br/>
-            </w:r>
-            <w:r>
-              <w:rPr>
-                <w:rStyle w:val="NormalTok"/>
-              </w:rPr>
-              <w:t xml:space="preserve">)</w:t>
-            </w:r>
-            <w:r>
-              <w:br/>
-            </w:r>
-            <w:r>
-              <w:br/>
-            </w:r>
-            <w:r>
-              <w:rPr>
-                <w:rStyle w:val="CommentTok"/>
-              </w:rPr>
-              <w:t xml:space="preserve"># Approach 1: Log transformation + ANOVA</w:t>
-            </w:r>
-            <w:r>
-              <w:br/>
-            </w:r>
-            <w:r>
-              <w:rPr>
-                <w:rStyle w:val="NormalTok"/>
-              </w:rPr>
-              <w:t xml:space="preserve">model_log </w:t>
-            </w:r>
-            <w:r>
-              <w:rPr>
-                <w:rStyle w:val="OtherTok"/>
-              </w:rPr>
-              <w:t xml:space="preserve">&lt;-</w:t>
-            </w:r>
-            <w:r>
-              <w:rPr>
-                <w:rStyle w:val="NormalTok"/>
-              </w:rPr>
-              <w:t xml:space="preserve"> </w:t>
-            </w:r>
-            <w:r>
-              <w:rPr>
-                <w:rStyle w:val="FunctionTok"/>
-              </w:rPr>
-              <w:t xml:space="preserve">lm</w:t>
-            </w:r>
-            <w:r>
-              <w:rPr>
-                <w:rStyle w:val="NormalTok"/>
-              </w:rPr>
-              <w:t xml:space="preserve">(</w:t>
-            </w:r>
-            <w:r>
-              <w:rPr>
-                <w:rStyle w:val="FunctionTok"/>
-              </w:rPr>
-              <w:t xml:space="preserve">log</w:t>
-            </w:r>
-            <w:r>
-              <w:rPr>
-                <w:rStyle w:val="NormalTok"/>
-              </w:rPr>
-              <w:t xml:space="preserve">(biomass) </w:t>
-            </w:r>
-            <w:r>
-              <w:rPr>
-                <w:rStyle w:val="SpecialCharTok"/>
-              </w:rPr>
-              <w:t xml:space="preserve">~</w:t>
-            </w:r>
-            <w:r>
-              <w:rPr>
-                <w:rStyle w:val="NormalTok"/>
-              </w:rPr>
-              <w:t xml:space="preserve"> treatment, </w:t>
-            </w:r>
-            <w:r>
-              <w:rPr>
-                <w:rStyle w:val="AttributeTok"/>
-              </w:rPr>
-              <w:t xml:space="preserve">data =</w:t>
-            </w:r>
-            <w:r>
-              <w:rPr>
-                <w:rStyle w:val="NormalTok"/>
-              </w:rPr>
-              <w:t xml:space="preserve"> treatment_data)</w:t>
-            </w:r>
-            <w:r>
-              <w:br/>
-            </w:r>
-            <w:r>
-              <w:br/>
-            </w:r>
-            <w:r>
-              <w:rPr>
-                <w:rStyle w:val="CommentTok"/>
-              </w:rPr>
-              <w:t xml:space="preserve"># Approach 2: Gamma GLM with log link</w:t>
-            </w:r>
-            <w:r>
-              <w:br/>
-            </w:r>
-            <w:r>
-              <w:rPr>
-                <w:rStyle w:val="NormalTok"/>
-              </w:rPr>
-              <w:t xml:space="preserve">model_glm </w:t>
-            </w:r>
-            <w:r>
-              <w:rPr>
-                <w:rStyle w:val="OtherTok"/>
-              </w:rPr>
-              <w:t xml:space="preserve">&lt;-</w:t>
-            </w:r>
-            <w:r>
-              <w:rPr>
-                <w:rStyle w:val="NormalTok"/>
-              </w:rPr>
-              <w:t xml:space="preserve"> </w:t>
-            </w:r>
-            <w:r>
-              <w:rPr>
-                <w:rStyle w:val="FunctionTok"/>
-              </w:rPr>
-              <w:t xml:space="preserve">glm</w:t>
-            </w:r>
-            <w:r>
-              <w:rPr>
-                <w:rStyle w:val="NormalTok"/>
-              </w:rPr>
-              <w:t xml:space="preserve">(biomass </w:t>
-            </w:r>
-            <w:r>
-              <w:rPr>
-                <w:rStyle w:val="SpecialCharTok"/>
-              </w:rPr>
-              <w:t xml:space="preserve">~</w:t>
-            </w:r>
-            <w:r>
-              <w:rPr>
-                <w:rStyle w:val="NormalTok"/>
-              </w:rPr>
-              <w:t xml:space="preserve"> treatment, </w:t>
-            </w:r>
-            <w:r>
-              <w:br/>
-            </w:r>
-            <w:r>
-              <w:rPr>
-                <w:rStyle w:val="NormalTok"/>
-              </w:rPr>
-              <w:t xml:space="preserve">                 </w:t>
-            </w:r>
-            <w:r>
-              <w:rPr>
-                <w:rStyle w:val="AttributeTok"/>
-              </w:rPr>
-              <w:t xml:space="preserve">family =</w:t>
-            </w:r>
-            <w:r>
-              <w:rPr>
-                <w:rStyle w:val="NormalTok"/>
-              </w:rPr>
-              <w:t xml:space="preserve"> </w:t>
-            </w:r>
-            <w:r>
-              <w:rPr>
-                <w:rStyle w:val="FunctionTok"/>
-              </w:rPr>
-              <w:t xml:space="preserve">Gamma</w:t>
-            </w:r>
-            <w:r>
-              <w:rPr>
-                <w:rStyle w:val="NormalTok"/>
-              </w:rPr>
-              <w:t xml:space="preserve">(</w:t>
-            </w:r>
-            <w:r>
-              <w:rPr>
-                <w:rStyle w:val="AttributeTok"/>
-              </w:rPr>
-              <w:t xml:space="preserve">link =</w:t>
-            </w:r>
-            <w:r>
-              <w:rPr>
-                <w:rStyle w:val="NormalTok"/>
-              </w:rPr>
-              <w:t xml:space="preserve"> </w:t>
-            </w:r>
-            <w:r>
-              <w:rPr>
-                <w:rStyle w:val="StringTok"/>
-              </w:rPr>
-              <w:t xml:space="preserve">"log"</w:t>
-            </w:r>
-            <w:r>
-              <w:rPr>
-                <w:rStyle w:val="NormalTok"/>
-              </w:rPr>
-              <w:t xml:space="preserve">), </w:t>
-            </w:r>
-            <w:r>
-              <w:br/>
-            </w:r>
-            <w:r>
-              <w:rPr>
-                <w:rStyle w:val="NormalTok"/>
-              </w:rPr>
-              <w:t xml:space="preserve">                 </w:t>
-            </w:r>
-            <w:r>
-              <w:rPr>
-                <w:rStyle w:val="AttributeTok"/>
-              </w:rPr>
-              <w:t xml:space="preserve">data =</w:t>
-            </w:r>
-            <w:r>
-              <w:rPr>
-                <w:rStyle w:val="NormalTok"/>
-              </w:rPr>
-              <w:t xml:space="preserve"> treatment_data)</w:t>
-            </w:r>
-            <w:r>
-              <w:br/>
-            </w:r>
-            <w:r>
-              <w:br/>
-            </w:r>
-            <w:r>
-              <w:rPr>
-                <w:rStyle w:val="CommentTok"/>
-              </w:rPr>
-              <w:t xml:space="preserve"># Compare predictions on original scale</w:t>
-            </w:r>
-            <w:r>
-              <w:br/>
-            </w:r>
-            <w:r>
-              <w:rPr>
-                <w:rStyle w:val="FunctionTok"/>
-              </w:rPr>
-              <w:t xml:space="preserve">cat</w:t>
-            </w:r>
-            <w:r>
-              <w:rPr>
-                <w:rStyle w:val="NormalTok"/>
-              </w:rPr>
-              <w:t xml:space="preserve">(</w:t>
-            </w:r>
-            <w:r>
-              <w:rPr>
-                <w:rStyle w:val="StringTok"/>
-              </w:rPr>
-              <w:t xml:space="preserve">"logged response variable</w:t>
-            </w:r>
-            <w:r>
-              <w:rPr>
-                <w:rStyle w:val="SpecialCharTok"/>
-              </w:rPr>
-              <w:t xml:space="preserve">\n\n</w:t>
-            </w:r>
-            <w:r>
-              <w:rPr>
-                <w:rStyle w:val="StringTok"/>
-              </w:rPr>
-              <w:t xml:space="preserve">"</w:t>
-            </w:r>
-            <w:r>
-              <w:rPr>
-                <w:rStyle w:val="NormalTok"/>
-              </w:rPr>
-              <w:t xml:space="preserve">)</w:t>
-            </w:r>
-            <w:r>
-              <w:br/>
-            </w:r>
-            <w:r>
-              <w:rPr>
-                <w:rStyle w:val="DocumentationTok"/>
-              </w:rPr>
-              <w:t xml:space="preserve">## logged response variable</w:t>
-            </w:r>
-            <w:r>
-              <w:br/>
-            </w:r>
-            <w:r>
-              <w:rPr>
-                <w:rStyle w:val="FunctionTok"/>
-              </w:rPr>
-              <w:t xml:space="preserve">emmeans</w:t>
-            </w:r>
-            <w:r>
-              <w:rPr>
-                <w:rStyle w:val="NormalTok"/>
-              </w:rPr>
-              <w:t xml:space="preserve">(model_log, </w:t>
-            </w:r>
-            <w:r>
-              <w:rPr>
-                <w:rStyle w:val="SpecialCharTok"/>
-              </w:rPr>
-              <w:t xml:space="preserve">~</w:t>
-            </w:r>
-            <w:r>
-              <w:rPr>
-                <w:rStyle w:val="NormalTok"/>
-              </w:rPr>
-              <w:t xml:space="preserve">treatment, </w:t>
-            </w:r>
-            <w:r>
-              <w:rPr>
-                <w:rStyle w:val="AttributeTok"/>
-              </w:rPr>
-              <w:t xml:space="preserve">type =</w:t>
-            </w:r>
-            <w:r>
-              <w:rPr>
-                <w:rStyle w:val="NormalTok"/>
-              </w:rPr>
-              <w:t xml:space="preserve"> </w:t>
-            </w:r>
-            <w:r>
-              <w:rPr>
-                <w:rStyle w:val="StringTok"/>
-              </w:rPr>
-              <w:t xml:space="preserve">"response"</w:t>
-            </w:r>
-            <w:r>
-              <w:rPr>
-                <w:rStyle w:val="NormalTok"/>
-              </w:rPr>
-              <w:t xml:space="preserve">)  </w:t>
-            </w:r>
-            <w:r>
-              <w:rPr>
-                <w:rStyle w:val="CommentTok"/>
-              </w:rPr>
-              <w:t xml:space="preserve"># Geometric means</w:t>
-            </w:r>
-            <w:r>
-              <w:br/>
-            </w:r>
-            <w:r>
-              <w:rPr>
-                <w:rStyle w:val="DocumentationTok"/>
-              </w:rPr>
-              <w:t xml:space="preserve">##  treatment response    SE df lower.CL upper.CL</w:t>
-            </w:r>
-            <w:r>
-              <w:br/>
-            </w:r>
-            <w:r>
-              <w:rPr>
-                <w:rStyle w:val="DocumentationTok"/>
-              </w:rPr>
-              <w:t xml:space="preserve">##  Control       7.93 0.818 57     6.45     9.75</w:t>
-            </w:r>
-            <w:r>
-              <w:br/>
-            </w:r>
-            <w:r>
-              <w:rPr>
-                <w:rStyle w:val="DocumentationTok"/>
-              </w:rPr>
-              <w:t xml:space="preserve">##  High         21.18 2.180 57    17.23    26.04</w:t>
-            </w:r>
-            <w:r>
-              <w:br/>
-            </w:r>
-            <w:r>
-              <w:rPr>
-                <w:rStyle w:val="DocumentationTok"/>
-              </w:rPr>
-              <w:t xml:space="preserve">##  Low          11.87 1.220 57     9.66    14.60</w:t>
-            </w:r>
-            <w:r>
-              <w:br/>
-            </w:r>
-            <w:r>
-              <w:rPr>
-                <w:rStyle w:val="DocumentationTok"/>
-              </w:rPr>
-              <w:t xml:space="preserve">## </w:t>
-            </w:r>
-            <w:r>
-              <w:br/>
-            </w:r>
-            <w:r>
-              <w:rPr>
-                <w:rStyle w:val="DocumentationTok"/>
-              </w:rPr>
-              <w:t xml:space="preserve">## Confidence level used: 0.95 </w:t>
-            </w:r>
-            <w:r>
-              <w:br/>
-            </w:r>
-            <w:r>
-              <w:rPr>
-                <w:rStyle w:val="DocumentationTok"/>
-              </w:rPr>
-              <w:t xml:space="preserve">## Intervals are back-transformed from the log scale</w:t>
-            </w:r>
-            <w:r>
-              <w:br/>
-            </w:r>
-            <w:r>
-              <w:rPr>
-                <w:rStyle w:val="FunctionTok"/>
-              </w:rPr>
-              <w:t xml:space="preserve">cat</w:t>
-            </w:r>
-            <w:r>
-              <w:rPr>
-                <w:rStyle w:val="NormalTok"/>
-              </w:rPr>
-              <w:t xml:space="preserve">(</w:t>
-            </w:r>
-            <w:r>
-              <w:rPr>
-                <w:rStyle w:val="StringTok"/>
-              </w:rPr>
-              <w:t xml:space="preserve">"</w:t>
-            </w:r>
-            <w:r>
-              <w:rPr>
-                <w:rStyle w:val="SpecialCharTok"/>
-              </w:rPr>
-              <w:t xml:space="preserve">\n\n</w:t>
-            </w:r>
-            <w:r>
-              <w:rPr>
-                <w:rStyle w:val="StringTok"/>
-              </w:rPr>
-              <w:t xml:space="preserve">"</w:t>
-            </w:r>
-            <w:r>
-              <w:rPr>
-                <w:rStyle w:val="NormalTok"/>
-              </w:rPr>
-              <w:t xml:space="preserve">)</w:t>
-            </w:r>
-            <w:r>
-              <w:br/>
-            </w:r>
-            <w:r>
-              <w:rPr>
-                <w:rStyle w:val="FunctionTok"/>
-              </w:rPr>
-              <w:t xml:space="preserve">cat</w:t>
-            </w:r>
-            <w:r>
-              <w:rPr>
-                <w:rStyle w:val="NormalTok"/>
-              </w:rPr>
-              <w:t xml:space="preserve">(</w:t>
-            </w:r>
-            <w:r>
-              <w:rPr>
-                <w:rStyle w:val="StringTok"/>
-              </w:rPr>
-              <w:t xml:space="preserve">"using glm opn original scale</w:t>
-            </w:r>
-            <w:r>
-              <w:rPr>
-                <w:rStyle w:val="SpecialCharTok"/>
-              </w:rPr>
-              <w:t xml:space="preserve">\n\n</w:t>
-            </w:r>
-            <w:r>
-              <w:rPr>
-                <w:rStyle w:val="StringTok"/>
-              </w:rPr>
-              <w:t xml:space="preserve">"</w:t>
-            </w:r>
-            <w:r>
-              <w:rPr>
-                <w:rStyle w:val="NormalTok"/>
-              </w:rPr>
-              <w:t xml:space="preserve">)</w:t>
-            </w:r>
-            <w:r>
-              <w:br/>
-            </w:r>
-            <w:r>
-              <w:rPr>
-                <w:rStyle w:val="DocumentationTok"/>
-              </w:rPr>
-              <w:t xml:space="preserve">## using glm opn original scale</w:t>
-            </w:r>
-            <w:r>
-              <w:br/>
-            </w:r>
-            <w:r>
-              <w:rPr>
-                <w:rStyle w:val="FunctionTok"/>
-              </w:rPr>
-              <w:t xml:space="preserve">emmeans</w:t>
-            </w:r>
-            <w:r>
-              <w:rPr>
-                <w:rStyle w:val="NormalTok"/>
-              </w:rPr>
-              <w:t xml:space="preserve">(model_glm, </w:t>
-            </w:r>
-            <w:r>
-              <w:rPr>
-                <w:rStyle w:val="SpecialCharTok"/>
-              </w:rPr>
-              <w:t xml:space="preserve">~</w:t>
-            </w:r>
-            <w:r>
-              <w:rPr>
-                <w:rStyle w:val="NormalTok"/>
-              </w:rPr>
-              <w:t xml:space="preserve">treatment, </w:t>
-            </w:r>
-            <w:r>
-              <w:rPr>
-                <w:rStyle w:val="AttributeTok"/>
-              </w:rPr>
-              <w:t xml:space="preserve">type =</w:t>
-            </w:r>
-            <w:r>
-              <w:rPr>
-                <w:rStyle w:val="NormalTok"/>
-              </w:rPr>
-              <w:t xml:space="preserve"> </w:t>
-            </w:r>
-            <w:r>
-              <w:rPr>
-                <w:rStyle w:val="StringTok"/>
-              </w:rPr>
-              <w:t xml:space="preserve">"response"</w:t>
-            </w:r>
-            <w:r>
-              <w:rPr>
-                <w:rStyle w:val="NormalTok"/>
-              </w:rPr>
-              <w:t xml:space="preserve">)  </w:t>
-            </w:r>
-            <w:r>
-              <w:rPr>
-                <w:rStyle w:val="CommentTok"/>
-              </w:rPr>
-              <w:t xml:space="preserve"># Arithmetic means</w:t>
-            </w:r>
-            <w:r>
-              <w:br/>
-            </w:r>
-            <w:r>
-              <w:rPr>
-                <w:rStyle w:val="DocumentationTok"/>
-              </w:rPr>
-              <w:t xml:space="preserve">##  treatment response    SE df lower.CL upper.CL</w:t>
-            </w:r>
-            <w:r>
-              <w:br/>
-            </w:r>
-            <w:r>
-              <w:rPr>
-                <w:rStyle w:val="DocumentationTok"/>
-              </w:rPr>
-              <w:t xml:space="preserve">##  Control       8.86 0.939 57     7.16     11.0</w:t>
-            </w:r>
-            <w:r>
-              <w:br/>
-            </w:r>
-            <w:r>
-              <w:rPr>
-                <w:rStyle w:val="DocumentationTok"/>
-              </w:rPr>
-              <w:t xml:space="preserve">##  High         23.73 2.520 57    19.19     29.3</w:t>
-            </w:r>
-            <w:r>
-              <w:br/>
-            </w:r>
-            <w:r>
-              <w:rPr>
-                <w:rStyle w:val="DocumentationTok"/>
-              </w:rPr>
-              <w:t xml:space="preserve">##  Low          12.84 1.360 57    10.39     15.9</w:t>
-            </w:r>
-            <w:r>
-              <w:br/>
-            </w:r>
-            <w:r>
-              <w:rPr>
-                <w:rStyle w:val="DocumentationTok"/>
-              </w:rPr>
-              <w:t xml:space="preserve">## </w:t>
-            </w:r>
-            <w:r>
-              <w:br/>
-            </w:r>
-            <w:r>
-              <w:rPr>
-                <w:rStyle w:val="DocumentationTok"/>
-              </w:rPr>
-              <w:t xml:space="preserve">## Confidence level used: 0.95 </w:t>
-            </w:r>
-            <w:r>
-              <w:br/>
-            </w:r>
-            <w:r>
-              <w:rPr>
-                <w:rStyle w:val="DocumentationTok"/>
-              </w:rPr>
-              <w:t xml:space="preserve">## Intervals are back-transformed from the log scale</w:t>
-            </w:r>
-            <w:r>
-              <w:br/>
-            </w:r>
-            <w:r>
-              <w:br/>
-            </w:r>
-            <w:r>
-              <w:rPr>
-                <w:rStyle w:val="CommentTok"/>
-              </w:rPr>
-              <w:t xml:space="preserve"># Show how the interpretation differs</w:t>
-            </w:r>
-          </w:p>
-        </w:tc>
-      </w:tr>
-    </w:tbl>
     <w:bookmarkEnd w:id="69"/>
     <w:bookmarkStart w:id="73" w:name="logistic-regression---introduction"/>
     <w:p>
@@ -7685,7 +7921,7 @@
         <w:pStyle w:val="Compact"/>
         <w:numPr>
           <w:ilvl w:val="0"/>
-          <w:numId w:val="1038"/>
+          <w:numId w:val="1041"/>
         </w:numPr>
       </w:pPr>
       <w:r>
@@ -7697,7 +7933,7 @@
         <w:pStyle w:val="Compact"/>
         <w:numPr>
           <w:ilvl w:val="1"/>
-          <w:numId w:val="1039"/>
+          <w:numId w:val="1042"/>
         </w:numPr>
       </w:pPr>
       <m:oMath>
@@ -7730,7 +7966,7 @@
         <w:pStyle w:val="Compact"/>
         <w:numPr>
           <w:ilvl w:val="1"/>
-          <w:numId w:val="1039"/>
+          <w:numId w:val="1042"/>
         </w:numPr>
       </w:pPr>
       <m:oMath>
@@ -7759,7 +7995,7 @@
         <w:pStyle w:val="Compact"/>
         <w:numPr>
           <w:ilvl w:val="1"/>
-          <w:numId w:val="1039"/>
+          <w:numId w:val="1042"/>
         </w:numPr>
       </w:pPr>
       <m:oMath>
@@ -8574,7 +8810,7 @@
       <w:pPr>
         <w:numPr>
           <w:ilvl w:val="0"/>
-          <w:numId w:val="1040"/>
+          <w:numId w:val="1043"/>
         </w:numPr>
       </w:pPr>
       <w:r>
@@ -8598,7 +8834,7 @@
       <w:pPr>
         <w:numPr>
           <w:ilvl w:val="0"/>
-          <w:numId w:val="1040"/>
+          <w:numId w:val="1043"/>
         </w:numPr>
       </w:pPr>
       <w:r>
@@ -8913,7 +9149,7 @@
         <w:pStyle w:val="Compact"/>
         <w:numPr>
           <w:ilvl w:val="0"/>
-          <w:numId w:val="1041"/>
+          <w:numId w:val="1044"/>
         </w:numPr>
       </w:pPr>
       <w:r>
@@ -8929,7 +9165,7 @@
         <w:pStyle w:val="Compact"/>
         <w:numPr>
           <w:ilvl w:val="0"/>
-          <w:numId w:val="1041"/>
+          <w:numId w:val="1044"/>
         </w:numPr>
       </w:pPr>
       <w:r>
@@ -8947,7 +9183,7 @@
         <w:pStyle w:val="Compact"/>
         <w:numPr>
           <w:ilvl w:val="0"/>
-          <w:numId w:val="1041"/>
+          <w:numId w:val="1044"/>
         </w:numPr>
       </w:pPr>
       <w:r>
@@ -8965,7 +9201,7 @@
         <w:pStyle w:val="Compact"/>
         <w:numPr>
           <w:ilvl w:val="0"/>
-          <w:numId w:val="1041"/>
+          <w:numId w:val="1044"/>
         </w:numPr>
       </w:pPr>
       <w:r>
@@ -8977,7 +9213,7 @@
         <w:pStyle w:val="Compact"/>
         <w:numPr>
           <w:ilvl w:val="0"/>
-          <w:numId w:val="1041"/>
+          <w:numId w:val="1044"/>
         </w:numPr>
       </w:pPr>
       <w:r>
@@ -8995,7 +9231,7 @@
         <w:pStyle w:val="Compact"/>
         <w:numPr>
           <w:ilvl w:val="0"/>
-          <w:numId w:val="1041"/>
+          <w:numId w:val="1044"/>
         </w:numPr>
       </w:pPr>
       <w:r>
@@ -9013,7 +9249,7 @@
         <w:pStyle w:val="Compact"/>
         <w:numPr>
           <w:ilvl w:val="0"/>
-          <w:numId w:val="1041"/>
+          <w:numId w:val="1044"/>
         </w:numPr>
       </w:pPr>
       <w:r>
@@ -10412,7 +10648,7 @@
         <w:pStyle w:val="Compact"/>
         <w:numPr>
           <w:ilvl w:val="0"/>
-          <w:numId w:val="1042"/>
+          <w:numId w:val="1045"/>
         </w:numPr>
       </w:pPr>
       <w:r>
@@ -10424,7 +10660,7 @@
         <w:pStyle w:val="Compact"/>
         <w:numPr>
           <w:ilvl w:val="0"/>
-          <w:numId w:val="1042"/>
+          <w:numId w:val="1045"/>
         </w:numPr>
       </w:pPr>
       <w:r>
@@ -10436,7 +10672,7 @@
         <w:pStyle w:val="Compact"/>
         <w:numPr>
           <w:ilvl w:val="0"/>
-          <w:numId w:val="1042"/>
+          <w:numId w:val="1045"/>
         </w:numPr>
       </w:pPr>
       <w:r>
@@ -10448,7 +10684,7 @@
         <w:pStyle w:val="Compact"/>
         <w:numPr>
           <w:ilvl w:val="0"/>
-          <w:numId w:val="1042"/>
+          <w:numId w:val="1045"/>
         </w:numPr>
       </w:pPr>
       <w:r>
@@ -10539,7 +10775,7 @@
         <w:pStyle w:val="Compact"/>
         <w:numPr>
           <w:ilvl w:val="0"/>
-          <w:numId w:val="1043"/>
+          <w:numId w:val="1046"/>
         </w:numPr>
       </w:pPr>
       <w:r>
@@ -10551,7 +10787,7 @@
         <w:pStyle w:val="Compact"/>
         <w:numPr>
           <w:ilvl w:val="0"/>
-          <w:numId w:val="1043"/>
+          <w:numId w:val="1046"/>
         </w:numPr>
       </w:pPr>
       <w:r>
@@ -10563,7 +10799,7 @@
         <w:pStyle w:val="Compact"/>
         <w:numPr>
           <w:ilvl w:val="0"/>
-          <w:numId w:val="1043"/>
+          <w:numId w:val="1046"/>
         </w:numPr>
       </w:pPr>
       <w:r>
@@ -11241,7 +11477,7 @@
         <w:pStyle w:val="Compact"/>
         <w:numPr>
           <w:ilvl w:val="0"/>
-          <w:numId w:val="1044"/>
+          <w:numId w:val="1047"/>
         </w:numPr>
       </w:pPr>
       <w:r>
@@ -11253,7 +11489,7 @@
         <w:pStyle w:val="Compact"/>
         <w:numPr>
           <w:ilvl w:val="0"/>
-          <w:numId w:val="1044"/>
+          <w:numId w:val="1047"/>
         </w:numPr>
       </w:pPr>
       <w:r>
@@ -11265,7 +11501,7 @@
         <w:pStyle w:val="Compact"/>
         <w:numPr>
           <w:ilvl w:val="0"/>
-          <w:numId w:val="1045"/>
+          <w:numId w:val="1048"/>
         </w:numPr>
       </w:pPr>
       <w:r>
@@ -11276,7 +11512,7 @@
       <w:pPr>
         <w:numPr>
           <w:ilvl w:val="1"/>
-          <w:numId w:val="1046"/>
+          <w:numId w:val="1049"/>
         </w:numPr>
       </w:pPr>
       <w:r>
@@ -11287,7 +11523,7 @@
       <w:pPr>
         <w:numPr>
           <w:ilvl w:val="1"/>
-          <w:numId w:val="1046"/>
+          <w:numId w:val="1049"/>
         </w:numPr>
       </w:pPr>
       <w:r>
@@ -11891,7 +12127,7 @@
       <w:pPr>
         <w:numPr>
           <w:ilvl w:val="0"/>
-          <w:numId w:val="1047"/>
+          <w:numId w:val="1050"/>
         </w:numPr>
       </w:pPr>
       <w:r>
@@ -11908,7 +12144,7 @@
       <w:pPr>
         <w:numPr>
           <w:ilvl w:val="0"/>
-          <w:numId w:val="1047"/>
+          <w:numId w:val="1050"/>
         </w:numPr>
       </w:pPr>
       <w:r>
@@ -11924,7 +12160,7 @@
         <w:pStyle w:val="Compact"/>
         <w:numPr>
           <w:ilvl w:val="1"/>
-          <w:numId w:val="1048"/>
+          <w:numId w:val="1051"/>
         </w:numPr>
       </w:pPr>
       <w:r>
@@ -11936,7 +12172,7 @@
         <w:pStyle w:val="Compact"/>
         <w:numPr>
           <w:ilvl w:val="1"/>
-          <w:numId w:val="1048"/>
+          <w:numId w:val="1051"/>
         </w:numPr>
       </w:pPr>
       <w:r>
@@ -11947,7 +12183,7 @@
       <w:pPr>
         <w:numPr>
           <w:ilvl w:val="0"/>
-          <w:numId w:val="1047"/>
+          <w:numId w:val="1050"/>
         </w:numPr>
       </w:pPr>
       <w:r>
@@ -11963,7 +12199,7 @@
         <w:pStyle w:val="Compact"/>
         <w:numPr>
           <w:ilvl w:val="1"/>
-          <w:numId w:val="1049"/>
+          <w:numId w:val="1052"/>
         </w:numPr>
       </w:pPr>
       <w:r>
@@ -11975,7 +12211,7 @@
         <w:pStyle w:val="Compact"/>
         <w:numPr>
           <w:ilvl w:val="1"/>
-          <w:numId w:val="1049"/>
+          <w:numId w:val="1052"/>
         </w:numPr>
       </w:pPr>
       <w:r>
@@ -11986,7 +12222,7 @@
       <w:pPr>
         <w:numPr>
           <w:ilvl w:val="0"/>
-          <w:numId w:val="1047"/>
+          <w:numId w:val="1050"/>
         </w:numPr>
       </w:pPr>
       <w:r>
@@ -12002,30 +12238,30 @@
         <w:pStyle w:val="Compact"/>
         <w:numPr>
           <w:ilvl w:val="1"/>
+          <w:numId w:val="1053"/>
+        </w:numPr>
+      </w:pPr>
+      <w:r>
+        <w:t xml:space="preserve">Count data (non-negative integers)</w:t>
+      </w:r>
+    </w:p>
+    <w:p>
+      <w:pPr>
+        <w:pStyle w:val="Compact"/>
+        <w:numPr>
+          <w:ilvl w:val="1"/>
+          <w:numId w:val="1053"/>
+        </w:numPr>
+      </w:pPr>
+      <w:r>
+        <w:t xml:space="preserve">Mean equals variance - overdispersed = negative binomial)</w:t>
+      </w:r>
+    </w:p>
+    <w:p>
+      <w:pPr>
+        <w:numPr>
+          <w:ilvl w:val="0"/>
           <w:numId w:val="1050"/>
-        </w:numPr>
-      </w:pPr>
-      <w:r>
-        <w:t xml:space="preserve">Count data (non-negative integers)</w:t>
-      </w:r>
-    </w:p>
-    <w:p>
-      <w:pPr>
-        <w:pStyle w:val="Compact"/>
-        <w:numPr>
-          <w:ilvl w:val="1"/>
-          <w:numId w:val="1050"/>
-        </w:numPr>
-      </w:pPr>
-      <w:r>
-        <w:t xml:space="preserve">Mean equals variance - overdispersed = negative binomial)</w:t>
-      </w:r>
-    </w:p>
-    <w:p>
-      <w:pPr>
-        <w:numPr>
-          <w:ilvl w:val="0"/>
-          <w:numId w:val="1047"/>
         </w:numPr>
       </w:pPr>
       <w:r>
@@ -12041,7 +12277,7 @@
         <w:pStyle w:val="Compact"/>
         <w:numPr>
           <w:ilvl w:val="1"/>
-          <w:numId w:val="1051"/>
+          <w:numId w:val="1054"/>
         </w:numPr>
       </w:pPr>
       <w:r>
@@ -12053,7 +12289,7 @@
         <w:pStyle w:val="Compact"/>
         <w:numPr>
           <w:ilvl w:val="1"/>
-          <w:numId w:val="1051"/>
+          <w:numId w:val="1054"/>
         </w:numPr>
       </w:pPr>
       <w:r>
@@ -12065,7 +12301,7 @@
         <w:pStyle w:val="Compact"/>
         <w:numPr>
           <w:ilvl w:val="1"/>
-          <w:numId w:val="1051"/>
+          <w:numId w:val="1054"/>
         </w:numPr>
       </w:pPr>
       <w:r>
@@ -12162,7 +12398,7 @@
         <w:pStyle w:val="Compact"/>
         <w:numPr>
           <w:ilvl w:val="0"/>
-          <w:numId w:val="1052"/>
+          <w:numId w:val="1055"/>
         </w:numPr>
       </w:pPr>
       <w:r>
@@ -12190,7 +12426,7 @@
         <w:pStyle w:val="Compact"/>
         <w:numPr>
           <w:ilvl w:val="0"/>
-          <w:numId w:val="1052"/>
+          <w:numId w:val="1055"/>
         </w:numPr>
       </w:pPr>
       <w:r>
@@ -12218,7 +12454,7 @@
         <w:pStyle w:val="Compact"/>
         <w:numPr>
           <w:ilvl w:val="0"/>
-          <w:numId w:val="1052"/>
+          <w:numId w:val="1055"/>
         </w:numPr>
       </w:pPr>
       <w:r>
@@ -12240,7 +12476,7 @@
         <w:pStyle w:val="Compact"/>
         <w:numPr>
           <w:ilvl w:val="0"/>
-          <w:numId w:val="1052"/>
+          <w:numId w:val="1055"/>
         </w:numPr>
       </w:pPr>
       <w:r>
@@ -12268,7 +12504,7 @@
         <w:pStyle w:val="Compact"/>
         <w:numPr>
           <w:ilvl w:val="0"/>
-          <w:numId w:val="1053"/>
+          <w:numId w:val="1056"/>
         </w:numPr>
       </w:pPr>
       <w:r>
@@ -12280,7 +12516,7 @@
         <w:pStyle w:val="Compact"/>
         <w:numPr>
           <w:ilvl w:val="1"/>
-          <w:numId w:val="1054"/>
+          <w:numId w:val="1057"/>
         </w:numPr>
       </w:pPr>
       <w:r>
@@ -12292,7 +12528,7 @@
         <w:pStyle w:val="Compact"/>
         <w:numPr>
           <w:ilvl w:val="1"/>
-          <w:numId w:val="1054"/>
+          <w:numId w:val="1057"/>
         </w:numPr>
       </w:pPr>
       <w:r>
@@ -12304,7 +12540,7 @@
         <w:pStyle w:val="Compact"/>
         <w:numPr>
           <w:ilvl w:val="1"/>
-          <w:numId w:val="1054"/>
+          <w:numId w:val="1057"/>
         </w:numPr>
       </w:pPr>
       <w:r>
@@ -12322,7 +12558,7 @@
         <w:pStyle w:val="Compact"/>
         <w:numPr>
           <w:ilvl w:val="1"/>
-          <w:numId w:val="1054"/>
+          <w:numId w:val="1057"/>
         </w:numPr>
       </w:pPr>
       <w:r>
@@ -12358,7 +12594,7 @@
         <w:pStyle w:val="Compact"/>
         <w:numPr>
           <w:ilvl w:val="0"/>
-          <w:numId w:val="1055"/>
+          <w:numId w:val="1058"/>
         </w:numPr>
       </w:pPr>
       <w:r>
@@ -12376,7 +12612,7 @@
         <w:pStyle w:val="Compact"/>
         <w:numPr>
           <w:ilvl w:val="0"/>
-          <w:numId w:val="1055"/>
+          <w:numId w:val="1058"/>
         </w:numPr>
       </w:pPr>
       <w:r>
@@ -12388,7 +12624,7 @@
         <w:pStyle w:val="Compact"/>
         <w:numPr>
           <w:ilvl w:val="0"/>
-          <w:numId w:val="1055"/>
+          <w:numId w:val="1058"/>
         </w:numPr>
       </w:pPr>
       <w:r>
@@ -12400,7 +12636,7 @@
         <w:pStyle w:val="Compact"/>
         <w:numPr>
           <w:ilvl w:val="0"/>
-          <w:numId w:val="1055"/>
+          <w:numId w:val="1058"/>
         </w:numPr>
       </w:pPr>
       <w:r>
@@ -12412,7 +12648,7 @@
         <w:pStyle w:val="Compact"/>
         <w:numPr>
           <w:ilvl w:val="0"/>
-          <w:numId w:val="1055"/>
+          <w:numId w:val="1058"/>
         </w:numPr>
       </w:pPr>
       <w:r>
@@ -12999,67 +13235,13 @@
     <w:abstractNumId w:val="991"/>
   </w:num>
   <w:num w:numId="1040">
-    <w:abstractNumId w:val="99411"/>
-    <w:lvlOverride w:ilvl="0">
-      <w:startOverride w:val="1"/>
-    </w:lvlOverride>
-    <w:lvlOverride w:ilvl="1">
-      <w:startOverride w:val="1"/>
-    </w:lvlOverride>
-    <w:lvlOverride w:ilvl="2">
-      <w:startOverride w:val="1"/>
-    </w:lvlOverride>
-    <w:lvlOverride w:ilvl="3">
-      <w:startOverride w:val="1"/>
-    </w:lvlOverride>
-    <w:lvlOverride w:ilvl="4">
-      <w:startOverride w:val="1"/>
-    </w:lvlOverride>
-    <w:lvlOverride w:ilvl="5">
-      <w:startOverride w:val="1"/>
-    </w:lvlOverride>
-    <w:lvlOverride w:ilvl="6">
-      <w:startOverride w:val="1"/>
-    </w:lvlOverride>
-    <w:lvlOverride w:ilvl="7">
-      <w:startOverride w:val="1"/>
-    </w:lvlOverride>
-    <w:lvlOverride w:ilvl="8">
-      <w:startOverride w:val="1"/>
-    </w:lvlOverride>
+    <w:abstractNumId w:val="991"/>
   </w:num>
   <w:num w:numId="1041">
     <w:abstractNumId w:val="991"/>
   </w:num>
   <w:num w:numId="1042">
-    <w:abstractNumId w:val="99411"/>
-    <w:lvlOverride w:ilvl="0">
-      <w:startOverride w:val="1"/>
-    </w:lvlOverride>
-    <w:lvlOverride w:ilvl="1">
-      <w:startOverride w:val="1"/>
-    </w:lvlOverride>
-    <w:lvlOverride w:ilvl="2">
-      <w:startOverride w:val="1"/>
-    </w:lvlOverride>
-    <w:lvlOverride w:ilvl="3">
-      <w:startOverride w:val="1"/>
-    </w:lvlOverride>
-    <w:lvlOverride w:ilvl="4">
-      <w:startOverride w:val="1"/>
-    </w:lvlOverride>
-    <w:lvlOverride w:ilvl="5">
-      <w:startOverride w:val="1"/>
-    </w:lvlOverride>
-    <w:lvlOverride w:ilvl="6">
-      <w:startOverride w:val="1"/>
-    </w:lvlOverride>
-    <w:lvlOverride w:ilvl="7">
-      <w:startOverride w:val="1"/>
-    </w:lvlOverride>
-    <w:lvlOverride w:ilvl="8">
-      <w:startOverride w:val="1"/>
-    </w:lvlOverride>
+    <w:abstractNumId w:val="991"/>
   </w:num>
   <w:num w:numId="1043">
     <w:abstractNumId w:val="99411"/>
@@ -13092,6 +13274,9 @@
     </w:lvlOverride>
   </w:num>
   <w:num w:numId="1044">
+    <w:abstractNumId w:val="991"/>
+  </w:num>
+  <w:num w:numId="1045">
     <w:abstractNumId w:val="99411"/>
     <w:lvlOverride w:ilvl="0">
       <w:startOverride w:val="1"/>
@@ -13121,28 +13306,7 @@
       <w:startOverride w:val="1"/>
     </w:lvlOverride>
   </w:num>
-  <w:num w:numId="1045">
-    <w:abstractNumId w:val="991"/>
-  </w:num>
   <w:num w:numId="1046">
-    <w:abstractNumId w:val="991"/>
-  </w:num>
-  <w:num w:numId="1047">
-    <w:abstractNumId w:val="991"/>
-  </w:num>
-  <w:num w:numId="1048">
-    <w:abstractNumId w:val="991"/>
-  </w:num>
-  <w:num w:numId="1049">
-    <w:abstractNumId w:val="991"/>
-  </w:num>
-  <w:num w:numId="1050">
-    <w:abstractNumId w:val="991"/>
-  </w:num>
-  <w:num w:numId="1051">
-    <w:abstractNumId w:val="991"/>
-  </w:num>
-  <w:num w:numId="1052">
     <w:abstractNumId w:val="99411"/>
     <w:lvlOverride w:ilvl="0">
       <w:startOverride w:val="1"/>
@@ -13172,6 +13336,51 @@
       <w:startOverride w:val="1"/>
     </w:lvlOverride>
   </w:num>
+  <w:num w:numId="1047">
+    <w:abstractNumId w:val="99411"/>
+    <w:lvlOverride w:ilvl="0">
+      <w:startOverride w:val="1"/>
+    </w:lvlOverride>
+    <w:lvlOverride w:ilvl="1">
+      <w:startOverride w:val="1"/>
+    </w:lvlOverride>
+    <w:lvlOverride w:ilvl="2">
+      <w:startOverride w:val="1"/>
+    </w:lvlOverride>
+    <w:lvlOverride w:ilvl="3">
+      <w:startOverride w:val="1"/>
+    </w:lvlOverride>
+    <w:lvlOverride w:ilvl="4">
+      <w:startOverride w:val="1"/>
+    </w:lvlOverride>
+    <w:lvlOverride w:ilvl="5">
+      <w:startOverride w:val="1"/>
+    </w:lvlOverride>
+    <w:lvlOverride w:ilvl="6">
+      <w:startOverride w:val="1"/>
+    </w:lvlOverride>
+    <w:lvlOverride w:ilvl="7">
+      <w:startOverride w:val="1"/>
+    </w:lvlOverride>
+    <w:lvlOverride w:ilvl="8">
+      <w:startOverride w:val="1"/>
+    </w:lvlOverride>
+  </w:num>
+  <w:num w:numId="1048">
+    <w:abstractNumId w:val="991"/>
+  </w:num>
+  <w:num w:numId="1049">
+    <w:abstractNumId w:val="991"/>
+  </w:num>
+  <w:num w:numId="1050">
+    <w:abstractNumId w:val="991"/>
+  </w:num>
+  <w:num w:numId="1051">
+    <w:abstractNumId w:val="991"/>
+  </w:num>
+  <w:num w:numId="1052">
+    <w:abstractNumId w:val="991"/>
+  </w:num>
   <w:num w:numId="1053">
     <w:abstractNumId w:val="991"/>
   </w:num>
@@ -13179,6 +13388,42 @@
     <w:abstractNumId w:val="991"/>
   </w:num>
   <w:num w:numId="1055">
+    <w:abstractNumId w:val="99411"/>
+    <w:lvlOverride w:ilvl="0">
+      <w:startOverride w:val="1"/>
+    </w:lvlOverride>
+    <w:lvlOverride w:ilvl="1">
+      <w:startOverride w:val="1"/>
+    </w:lvlOverride>
+    <w:lvlOverride w:ilvl="2">
+      <w:startOverride w:val="1"/>
+    </w:lvlOverride>
+    <w:lvlOverride w:ilvl="3">
+      <w:startOverride w:val="1"/>
+    </w:lvlOverride>
+    <w:lvlOverride w:ilvl="4">
+      <w:startOverride w:val="1"/>
+    </w:lvlOverride>
+    <w:lvlOverride w:ilvl="5">
+      <w:startOverride w:val="1"/>
+    </w:lvlOverride>
+    <w:lvlOverride w:ilvl="6">
+      <w:startOverride w:val="1"/>
+    </w:lvlOverride>
+    <w:lvlOverride w:ilvl="7">
+      <w:startOverride w:val="1"/>
+    </w:lvlOverride>
+    <w:lvlOverride w:ilvl="8">
+      <w:startOverride w:val="1"/>
+    </w:lvlOverride>
+  </w:num>
+  <w:num w:numId="1056">
+    <w:abstractNumId w:val="991"/>
+  </w:num>
+  <w:num w:numId="1057">
+    <w:abstractNumId w:val="991"/>
+  </w:num>
+  <w:num w:numId="1058">
     <w:abstractNumId w:val="99411"/>
     <w:lvlOverride w:ilvl="0">
       <w:startOverride w:val="1"/>

--- a/docs/ecostats_lectures/lecture_14/14_01_lecture_powerpoint.docx
+++ b/docs/ecostats_lectures/lecture_14/14_01_lecture_powerpoint.docx
@@ -488,7 +488,7 @@
       </w:r>
     </w:p>
     <w:bookmarkEnd w:id="27"/>
-    <w:bookmarkStart w:id="31" w:name="X3124ec853b214e09489bf426da21cb0568cee9e"/>
+    <w:bookmarkStart w:id="28" w:name="X3124ec853b214e09489bf426da21cb0568cee9e"/>
     <w:p>
       <w:pPr>
         <w:pStyle w:val="Heading1"/>
@@ -497,1163 +497,1058 @@
         <w:t xml:space="preserve">Example comparison of logged response variable and GLM</w:t>
       </w:r>
     </w:p>
-    <w:tbl>
-      <w:tblPr>
-        <w:tblStyle w:val="Table"/>
-        <w:tblLook w:firstRow="0" w:lastRow="0" w:firstColumn="0" w:lastColumn="0" w:noHBand="0" w:noVBand="0" w:val="0000"/>
-        <w:tblBorders>
-          <w:left w:val="single" w:sz="24" w:space="0" w:color="CC1914"/>
-        </w:tblBorders>
-        <w:tblCellMar>
-          <w:left w:w="0" w:type="dxa"/>
-          <w:right w:w="0" w:type="dxa"/>
-        </w:tblCellMar>
-        <w:tblInd w:w="164" w:type="dxa"/>
-      </w:tblPr>
-      <w:tr>
-        <w:trPr>
-          <w:cantSplit/>
-        </w:trPr>
-        <w:tc>
-          <w:tcPr>
-            <w:tcMar>
-              <w:left w:w="144" w:type="dxa"/>
-              <w:right w:w="144" w:type="dxa"/>
-            </w:tcMar>
-          </w:tcPr>
-          <w:p>
-            <w:pPr>
-              <w:pStyle w:val="FirstParagraph"/>
-            </w:pPr>
-            <w:pPr>
-              <w:spacing w:before="0" w:after="8"/>
-              <w:jc w:val="center"/>
-            </w:pPr>
-            <w:r>
-              <w:drawing>
-                <wp:inline>
-                  <wp:extent cx="152400" cy="152400"/>
-                  <wp:effectExtent b="0" l="0" r="0" t="0"/>
-                  <wp:docPr descr="" title="" id="29" name="Picture"/>
-                  <a:graphic>
-                    <a:graphicData uri="http://schemas.openxmlformats.org/drawingml/2006/picture">
-                      <pic:pic>
-                        <pic:nvPicPr>
-                          <pic:cNvPr descr="/Applications/RStudio.app/Contents/Resources/app/quarto/share/formats/docx/important.png" id="30" name="Picture"/>
-                          <pic:cNvPicPr>
-                            <a:picLocks noChangeArrowheads="1" noChangeAspect="1"/>
-                          </pic:cNvPicPr>
-                        </pic:nvPicPr>
-                        <pic:blipFill>
-                          <a:blip r:embed="rId28"/>
-                          <a:stretch>
-                            <a:fillRect/>
-                          </a:stretch>
-                        </pic:blipFill>
-                        <pic:spPr bwMode="auto">
-                          <a:xfrm>
-                            <a:off x="0" y="0"/>
-                            <a:ext cx="152400" cy="152400"/>
-                          </a:xfrm>
-                          <a:prstGeom prst="rect">
-                            <a:avLst/>
-                          </a:prstGeom>
-                          <a:noFill/>
-                          <a:ln w="9525">
-                            <a:noFill/>
-                            <a:headEnd/>
-                            <a:tailEnd/>
-                          </a:ln>
-                        </pic:spPr>
-                      </pic:pic>
-                    </a:graphicData>
-                  </a:graphic>
-                </wp:inline>
-              </w:drawing>
-            </w:r>
-          </w:p>
-        </w:tc>
-        <w:tc>
-          <w:p>
-            <w:pPr>
-              <w:pStyle w:val="BodyText"/>
-            </w:pPr>
-            <w:pPr>
-              <w:spacing w:before="16" w:after="64"/>
-            </w:pPr>
-          </w:p>
-          <w:p>
-            <w:pPr>
-              <w:pStyle w:val="SourceCode"/>
-            </w:pPr>
-            <w:r>
-              <w:rPr>
-                <w:rStyle w:val="CommentTok"/>
-              </w:rPr>
-              <w:t xml:space="preserve"># Simulate data that students might log-transform</w:t>
-            </w:r>
-            <w:r>
-              <w:br/>
-            </w:r>
-            <w:r>
-              <w:rPr>
-                <w:rStyle w:val="FunctionTok"/>
-              </w:rPr>
-              <w:t xml:space="preserve">set.seed</w:t>
-            </w:r>
-            <w:r>
-              <w:rPr>
-                <w:rStyle w:val="NormalTok"/>
-              </w:rPr>
-              <w:t xml:space="preserve">(</w:t>
-            </w:r>
-            <w:r>
-              <w:rPr>
-                <w:rStyle w:val="DecValTok"/>
-              </w:rPr>
-              <w:t xml:space="preserve">123</w:t>
-            </w:r>
-            <w:r>
-              <w:rPr>
-                <w:rStyle w:val="NormalTok"/>
-              </w:rPr>
-              <w:t xml:space="preserve">)</w:t>
-            </w:r>
-            <w:r>
-              <w:br/>
-            </w:r>
-            <w:r>
-              <w:rPr>
-                <w:rStyle w:val="NormalTok"/>
-              </w:rPr>
-              <w:t xml:space="preserve">treatment_data </w:t>
-            </w:r>
-            <w:r>
-              <w:rPr>
-                <w:rStyle w:val="OtherTok"/>
-              </w:rPr>
-              <w:t xml:space="preserve">&lt;-</w:t>
-            </w:r>
-            <w:r>
-              <w:rPr>
-                <w:rStyle w:val="NormalTok"/>
-              </w:rPr>
-              <w:t xml:space="preserve"> </w:t>
-            </w:r>
-            <w:r>
-              <w:rPr>
-                <w:rStyle w:val="FunctionTok"/>
-              </w:rPr>
-              <w:t xml:space="preserve">data.frame</w:t>
-            </w:r>
-            <w:r>
-              <w:rPr>
-                <w:rStyle w:val="NormalTok"/>
-              </w:rPr>
-              <w:t xml:space="preserve">(</w:t>
-            </w:r>
-            <w:r>
-              <w:br/>
-            </w:r>
-            <w:r>
-              <w:rPr>
-                <w:rStyle w:val="NormalTok"/>
-              </w:rPr>
-              <w:t xml:space="preserve">  </w:t>
-            </w:r>
-            <w:r>
-              <w:rPr>
-                <w:rStyle w:val="AttributeTok"/>
-              </w:rPr>
-              <w:t xml:space="preserve">treatment =</w:t>
-            </w:r>
-            <w:r>
-              <w:rPr>
-                <w:rStyle w:val="NormalTok"/>
-              </w:rPr>
-              <w:t xml:space="preserve"> </w:t>
-            </w:r>
-            <w:r>
-              <w:rPr>
-                <w:rStyle w:val="FunctionTok"/>
-              </w:rPr>
-              <w:t xml:space="preserve">rep</w:t>
-            </w:r>
-            <w:r>
-              <w:rPr>
-                <w:rStyle w:val="NormalTok"/>
-              </w:rPr>
-              <w:t xml:space="preserve">(</w:t>
-            </w:r>
-            <w:r>
-              <w:rPr>
-                <w:rStyle w:val="FunctionTok"/>
-              </w:rPr>
-              <w:t xml:space="preserve">c</w:t>
-            </w:r>
-            <w:r>
-              <w:rPr>
-                <w:rStyle w:val="NormalTok"/>
-              </w:rPr>
-              <w:t xml:space="preserve">(</w:t>
-            </w:r>
-            <w:r>
-              <w:rPr>
-                <w:rStyle w:val="StringTok"/>
-              </w:rPr>
-              <w:t xml:space="preserve">"Control"</w:t>
-            </w:r>
-            <w:r>
-              <w:rPr>
-                <w:rStyle w:val="NormalTok"/>
-              </w:rPr>
-              <w:t xml:space="preserve">, </w:t>
-            </w:r>
-            <w:r>
-              <w:rPr>
-                <w:rStyle w:val="StringTok"/>
-              </w:rPr>
-              <w:t xml:space="preserve">"Low"</w:t>
-            </w:r>
-            <w:r>
-              <w:rPr>
-                <w:rStyle w:val="NormalTok"/>
-              </w:rPr>
-              <w:t xml:space="preserve">, </w:t>
-            </w:r>
-            <w:r>
-              <w:rPr>
-                <w:rStyle w:val="StringTok"/>
-              </w:rPr>
-              <w:t xml:space="preserve">"High"</w:t>
-            </w:r>
-            <w:r>
-              <w:rPr>
-                <w:rStyle w:val="NormalTok"/>
-              </w:rPr>
-              <w:t xml:space="preserve">), </w:t>
-            </w:r>
-            <w:r>
-              <w:rPr>
-                <w:rStyle w:val="AttributeTok"/>
-              </w:rPr>
-              <w:t xml:space="preserve">each =</w:t>
-            </w:r>
-            <w:r>
-              <w:rPr>
-                <w:rStyle w:val="NormalTok"/>
-              </w:rPr>
-              <w:t xml:space="preserve"> </w:t>
-            </w:r>
-            <w:r>
-              <w:rPr>
-                <w:rStyle w:val="DecValTok"/>
-              </w:rPr>
-              <w:t xml:space="preserve">20</w:t>
-            </w:r>
-            <w:r>
-              <w:rPr>
-                <w:rStyle w:val="NormalTok"/>
-              </w:rPr>
-              <w:t xml:space="preserve">),</w:t>
-            </w:r>
-            <w:r>
-              <w:br/>
-            </w:r>
-            <w:r>
-              <w:rPr>
-                <w:rStyle w:val="NormalTok"/>
-              </w:rPr>
-              <w:t xml:space="preserve">  </w:t>
-            </w:r>
-            <w:r>
-              <w:rPr>
-                <w:rStyle w:val="AttributeTok"/>
-              </w:rPr>
-              <w:t xml:space="preserve">biomass =</w:t>
-            </w:r>
-            <w:r>
-              <w:rPr>
-                <w:rStyle w:val="NormalTok"/>
-              </w:rPr>
-              <w:t xml:space="preserve"> </w:t>
-            </w:r>
-            <w:r>
-              <w:rPr>
-                <w:rStyle w:val="FunctionTok"/>
-              </w:rPr>
-              <w:t xml:space="preserve">c</w:t>
-            </w:r>
-            <w:r>
-              <w:rPr>
-                <w:rStyle w:val="NormalTok"/>
-              </w:rPr>
-              <w:t xml:space="preserve">(</w:t>
-            </w:r>
-            <w:r>
-              <w:rPr>
-                <w:rStyle w:val="FunctionTok"/>
-              </w:rPr>
-              <w:t xml:space="preserve">rlnorm</w:t>
-            </w:r>
-            <w:r>
-              <w:rPr>
-                <w:rStyle w:val="NormalTok"/>
-              </w:rPr>
-              <w:t xml:space="preserve">(</w:t>
-            </w:r>
-            <w:r>
-              <w:rPr>
-                <w:rStyle w:val="DecValTok"/>
-              </w:rPr>
-              <w:t xml:space="preserve">20</w:t>
-            </w:r>
-            <w:r>
-              <w:rPr>
-                <w:rStyle w:val="NormalTok"/>
-              </w:rPr>
-              <w:t xml:space="preserve">, </w:t>
-            </w:r>
-            <w:r>
-              <w:rPr>
-                <w:rStyle w:val="AttributeTok"/>
-              </w:rPr>
-              <w:t xml:space="preserve">meanlog =</w:t>
-            </w:r>
-            <w:r>
-              <w:rPr>
-                <w:rStyle w:val="NormalTok"/>
-              </w:rPr>
-              <w:t xml:space="preserve"> </w:t>
-            </w:r>
-            <w:r>
-              <w:rPr>
-                <w:rStyle w:val="DecValTok"/>
-              </w:rPr>
-              <w:t xml:space="preserve">2</w:t>
-            </w:r>
-            <w:r>
-              <w:rPr>
-                <w:rStyle w:val="NormalTok"/>
-              </w:rPr>
-              <w:t xml:space="preserve">, </w:t>
-            </w:r>
-            <w:r>
-              <w:rPr>
-                <w:rStyle w:val="AttributeTok"/>
-              </w:rPr>
-              <w:t xml:space="preserve">sdlog =</w:t>
-            </w:r>
-            <w:r>
-              <w:rPr>
-                <w:rStyle w:val="NormalTok"/>
-              </w:rPr>
-              <w:t xml:space="preserve"> </w:t>
-            </w:r>
-            <w:r>
-              <w:rPr>
-                <w:rStyle w:val="FloatTok"/>
-              </w:rPr>
-              <w:t xml:space="preserve">0.5</w:t>
-            </w:r>
-            <w:r>
-              <w:rPr>
-                <w:rStyle w:val="NormalTok"/>
-              </w:rPr>
-              <w:t xml:space="preserve">),</w:t>
-            </w:r>
-            <w:r>
-              <w:br/>
-            </w:r>
-            <w:r>
-              <w:rPr>
-                <w:rStyle w:val="NormalTok"/>
-              </w:rPr>
-              <w:t xml:space="preserve">              </w:t>
-            </w:r>
-            <w:r>
-              <w:rPr>
-                <w:rStyle w:val="FunctionTok"/>
-              </w:rPr>
-              <w:t xml:space="preserve">rlnorm</w:t>
-            </w:r>
-            <w:r>
-              <w:rPr>
-                <w:rStyle w:val="NormalTok"/>
-              </w:rPr>
-              <w:t xml:space="preserve">(</w:t>
-            </w:r>
-            <w:r>
-              <w:rPr>
-                <w:rStyle w:val="DecValTok"/>
-              </w:rPr>
-              <w:t xml:space="preserve">20</w:t>
-            </w:r>
-            <w:r>
-              <w:rPr>
-                <w:rStyle w:val="NormalTok"/>
-              </w:rPr>
-              <w:t xml:space="preserve">, </w:t>
-            </w:r>
-            <w:r>
-              <w:rPr>
-                <w:rStyle w:val="AttributeTok"/>
-              </w:rPr>
-              <w:t xml:space="preserve">meanlog =</w:t>
-            </w:r>
-            <w:r>
-              <w:rPr>
-                <w:rStyle w:val="NormalTok"/>
-              </w:rPr>
-              <w:t xml:space="preserve"> </w:t>
-            </w:r>
-            <w:r>
-              <w:rPr>
-                <w:rStyle w:val="FloatTok"/>
-              </w:rPr>
-              <w:t xml:space="preserve">2.5</w:t>
-            </w:r>
-            <w:r>
-              <w:rPr>
-                <w:rStyle w:val="NormalTok"/>
-              </w:rPr>
-              <w:t xml:space="preserve">, </w:t>
-            </w:r>
-            <w:r>
-              <w:rPr>
-                <w:rStyle w:val="AttributeTok"/>
-              </w:rPr>
-              <w:t xml:space="preserve">sdlog =</w:t>
-            </w:r>
-            <w:r>
-              <w:rPr>
-                <w:rStyle w:val="NormalTok"/>
-              </w:rPr>
-              <w:t xml:space="preserve"> </w:t>
-            </w:r>
-            <w:r>
-              <w:rPr>
-                <w:rStyle w:val="FloatTok"/>
-              </w:rPr>
-              <w:t xml:space="preserve">0.5</w:t>
-            </w:r>
-            <w:r>
-              <w:rPr>
-                <w:rStyle w:val="NormalTok"/>
-              </w:rPr>
-              <w:t xml:space="preserve">),</w:t>
-            </w:r>
-            <w:r>
-              <w:br/>
-            </w:r>
-            <w:r>
-              <w:rPr>
-                <w:rStyle w:val="NormalTok"/>
-              </w:rPr>
-              <w:t xml:space="preserve">              </w:t>
-            </w:r>
-            <w:r>
-              <w:rPr>
-                <w:rStyle w:val="FunctionTok"/>
-              </w:rPr>
-              <w:t xml:space="preserve">rlnorm</w:t>
-            </w:r>
-            <w:r>
-              <w:rPr>
-                <w:rStyle w:val="NormalTok"/>
-              </w:rPr>
-              <w:t xml:space="preserve">(</w:t>
-            </w:r>
-            <w:r>
-              <w:rPr>
-                <w:rStyle w:val="DecValTok"/>
-              </w:rPr>
-              <w:t xml:space="preserve">20</w:t>
-            </w:r>
-            <w:r>
-              <w:rPr>
-                <w:rStyle w:val="NormalTok"/>
-              </w:rPr>
-              <w:t xml:space="preserve">, </w:t>
-            </w:r>
-            <w:r>
-              <w:rPr>
-                <w:rStyle w:val="AttributeTok"/>
-              </w:rPr>
-              <w:t xml:space="preserve">meanlog =</w:t>
-            </w:r>
-            <w:r>
-              <w:rPr>
-                <w:rStyle w:val="NormalTok"/>
-              </w:rPr>
-              <w:t xml:space="preserve"> </w:t>
-            </w:r>
-            <w:r>
-              <w:rPr>
-                <w:rStyle w:val="DecValTok"/>
-              </w:rPr>
-              <w:t xml:space="preserve">3</w:t>
-            </w:r>
-            <w:r>
-              <w:rPr>
-                <w:rStyle w:val="NormalTok"/>
-              </w:rPr>
-              <w:t xml:space="preserve">, </w:t>
-            </w:r>
-            <w:r>
-              <w:rPr>
-                <w:rStyle w:val="AttributeTok"/>
-              </w:rPr>
-              <w:t xml:space="preserve">sdlog =</w:t>
-            </w:r>
-            <w:r>
-              <w:rPr>
-                <w:rStyle w:val="NormalTok"/>
-              </w:rPr>
-              <w:t xml:space="preserve"> </w:t>
-            </w:r>
-            <w:r>
-              <w:rPr>
-                <w:rStyle w:val="FloatTok"/>
-              </w:rPr>
-              <w:t xml:space="preserve">0.5</w:t>
-            </w:r>
-            <w:r>
-              <w:rPr>
-                <w:rStyle w:val="NormalTok"/>
-              </w:rPr>
-              <w:t xml:space="preserve">))</w:t>
-            </w:r>
-            <w:r>
-              <w:br/>
-            </w:r>
-            <w:r>
-              <w:rPr>
-                <w:rStyle w:val="NormalTok"/>
-              </w:rPr>
-              <w:t xml:space="preserve">)</w:t>
-            </w:r>
-            <w:r>
-              <w:br/>
-            </w:r>
-            <w:r>
-              <w:br/>
-            </w:r>
-            <w:r>
-              <w:rPr>
-                <w:rStyle w:val="CommentTok"/>
-              </w:rPr>
-              <w:t xml:space="preserve"># Approach 1: Log transformation + ANOVA</w:t>
-            </w:r>
-            <w:r>
-              <w:br/>
-            </w:r>
-            <w:r>
-              <w:rPr>
-                <w:rStyle w:val="NormalTok"/>
-              </w:rPr>
-              <w:t xml:space="preserve">model_log </w:t>
-            </w:r>
-            <w:r>
-              <w:rPr>
-                <w:rStyle w:val="OtherTok"/>
-              </w:rPr>
-              <w:t xml:space="preserve">&lt;-</w:t>
-            </w:r>
-            <w:r>
-              <w:rPr>
-                <w:rStyle w:val="NormalTok"/>
-              </w:rPr>
-              <w:t xml:space="preserve"> </w:t>
-            </w:r>
-            <w:r>
-              <w:rPr>
-                <w:rStyle w:val="FunctionTok"/>
-              </w:rPr>
-              <w:t xml:space="preserve">lm</w:t>
-            </w:r>
-            <w:r>
-              <w:rPr>
-                <w:rStyle w:val="NormalTok"/>
-              </w:rPr>
-              <w:t xml:space="preserve">(</w:t>
-            </w:r>
-            <w:r>
-              <w:rPr>
-                <w:rStyle w:val="FunctionTok"/>
-              </w:rPr>
-              <w:t xml:space="preserve">log</w:t>
-            </w:r>
-            <w:r>
-              <w:rPr>
-                <w:rStyle w:val="NormalTok"/>
-              </w:rPr>
-              <w:t xml:space="preserve">(biomass) </w:t>
-            </w:r>
-            <w:r>
-              <w:rPr>
-                <w:rStyle w:val="SpecialCharTok"/>
-              </w:rPr>
-              <w:t xml:space="preserve">~</w:t>
-            </w:r>
-            <w:r>
-              <w:rPr>
-                <w:rStyle w:val="NormalTok"/>
-              </w:rPr>
-              <w:t xml:space="preserve"> treatment, </w:t>
-            </w:r>
-            <w:r>
-              <w:rPr>
-                <w:rStyle w:val="AttributeTok"/>
-              </w:rPr>
-              <w:t xml:space="preserve">data =</w:t>
-            </w:r>
-            <w:r>
-              <w:rPr>
-                <w:rStyle w:val="NormalTok"/>
-              </w:rPr>
-              <w:t xml:space="preserve"> treatment_data)</w:t>
-            </w:r>
-            <w:r>
-              <w:br/>
-            </w:r>
-            <w:r>
-              <w:br/>
-            </w:r>
-            <w:r>
-              <w:rPr>
-                <w:rStyle w:val="CommentTok"/>
-              </w:rPr>
-              <w:t xml:space="preserve"># Approach 2: Gamma GLM with log link</w:t>
-            </w:r>
-            <w:r>
-              <w:br/>
-            </w:r>
-            <w:r>
-              <w:rPr>
-                <w:rStyle w:val="NormalTok"/>
-              </w:rPr>
-              <w:t xml:space="preserve">model_glm </w:t>
-            </w:r>
-            <w:r>
-              <w:rPr>
-                <w:rStyle w:val="OtherTok"/>
-              </w:rPr>
-              <w:t xml:space="preserve">&lt;-</w:t>
-            </w:r>
-            <w:r>
-              <w:rPr>
-                <w:rStyle w:val="NormalTok"/>
-              </w:rPr>
-              <w:t xml:space="preserve"> </w:t>
-            </w:r>
-            <w:r>
-              <w:rPr>
-                <w:rStyle w:val="FunctionTok"/>
-              </w:rPr>
-              <w:t xml:space="preserve">glm</w:t>
-            </w:r>
-            <w:r>
-              <w:rPr>
-                <w:rStyle w:val="NormalTok"/>
-              </w:rPr>
-              <w:t xml:space="preserve">(biomass </w:t>
-            </w:r>
-            <w:r>
-              <w:rPr>
-                <w:rStyle w:val="SpecialCharTok"/>
-              </w:rPr>
-              <w:t xml:space="preserve">~</w:t>
-            </w:r>
-            <w:r>
-              <w:rPr>
-                <w:rStyle w:val="NormalTok"/>
-              </w:rPr>
-              <w:t xml:space="preserve"> treatment, </w:t>
-            </w:r>
-            <w:r>
-              <w:br/>
-            </w:r>
-            <w:r>
-              <w:rPr>
-                <w:rStyle w:val="NormalTok"/>
-              </w:rPr>
-              <w:t xml:space="preserve">                 </w:t>
-            </w:r>
-            <w:r>
-              <w:rPr>
-                <w:rStyle w:val="AttributeTok"/>
-              </w:rPr>
-              <w:t xml:space="preserve">family =</w:t>
-            </w:r>
-            <w:r>
-              <w:rPr>
-                <w:rStyle w:val="NormalTok"/>
-              </w:rPr>
-              <w:t xml:space="preserve"> </w:t>
-            </w:r>
-            <w:r>
-              <w:rPr>
-                <w:rStyle w:val="FunctionTok"/>
-              </w:rPr>
-              <w:t xml:space="preserve">Gamma</w:t>
-            </w:r>
-            <w:r>
-              <w:rPr>
-                <w:rStyle w:val="NormalTok"/>
-              </w:rPr>
-              <w:t xml:space="preserve">(</w:t>
-            </w:r>
-            <w:r>
-              <w:rPr>
-                <w:rStyle w:val="AttributeTok"/>
-              </w:rPr>
-              <w:t xml:space="preserve">link =</w:t>
-            </w:r>
-            <w:r>
-              <w:rPr>
-                <w:rStyle w:val="NormalTok"/>
-              </w:rPr>
-              <w:t xml:space="preserve"> </w:t>
-            </w:r>
-            <w:r>
-              <w:rPr>
-                <w:rStyle w:val="StringTok"/>
-              </w:rPr>
-              <w:t xml:space="preserve">"log"</w:t>
-            </w:r>
-            <w:r>
-              <w:rPr>
-                <w:rStyle w:val="NormalTok"/>
-              </w:rPr>
-              <w:t xml:space="preserve">), </w:t>
-            </w:r>
-            <w:r>
-              <w:br/>
-            </w:r>
-            <w:r>
-              <w:rPr>
-                <w:rStyle w:val="NormalTok"/>
-              </w:rPr>
-              <w:t xml:space="preserve">                 </w:t>
-            </w:r>
-            <w:r>
-              <w:rPr>
-                <w:rStyle w:val="AttributeTok"/>
-              </w:rPr>
-              <w:t xml:space="preserve">data =</w:t>
-            </w:r>
-            <w:r>
-              <w:rPr>
-                <w:rStyle w:val="NormalTok"/>
-              </w:rPr>
-              <w:t xml:space="preserve"> treatment_data)</w:t>
-            </w:r>
-            <w:r>
-              <w:br/>
-            </w:r>
-            <w:r>
-              <w:br/>
-            </w:r>
-            <w:r>
-              <w:rPr>
-                <w:rStyle w:val="CommentTok"/>
-              </w:rPr>
-              <w:t xml:space="preserve"># Compare predictions on original scale</w:t>
-            </w:r>
-            <w:r>
-              <w:br/>
-            </w:r>
-            <w:r>
-              <w:rPr>
-                <w:rStyle w:val="FunctionTok"/>
-              </w:rPr>
-              <w:t xml:space="preserve">cat</w:t>
-            </w:r>
-            <w:r>
-              <w:rPr>
-                <w:rStyle w:val="NormalTok"/>
-              </w:rPr>
-              <w:t xml:space="preserve">(</w:t>
-            </w:r>
-            <w:r>
-              <w:rPr>
-                <w:rStyle w:val="StringTok"/>
-              </w:rPr>
-              <w:t xml:space="preserve">"logged response variable</w:t>
-            </w:r>
-            <w:r>
-              <w:rPr>
-                <w:rStyle w:val="SpecialCharTok"/>
-              </w:rPr>
-              <w:t xml:space="preserve">\n\n</w:t>
-            </w:r>
-            <w:r>
-              <w:rPr>
-                <w:rStyle w:val="StringTok"/>
-              </w:rPr>
-              <w:t xml:space="preserve">"</w:t>
-            </w:r>
-            <w:r>
-              <w:rPr>
-                <w:rStyle w:val="NormalTok"/>
-              </w:rPr>
-              <w:t xml:space="preserve">)</w:t>
-            </w:r>
-            <w:r>
-              <w:br/>
-            </w:r>
-            <w:r>
-              <w:rPr>
-                <w:rStyle w:val="DocumentationTok"/>
-              </w:rPr>
-              <w:t xml:space="preserve">## logged response variable</w:t>
-            </w:r>
-            <w:r>
-              <w:br/>
-            </w:r>
-            <w:r>
-              <w:rPr>
-                <w:rStyle w:val="FunctionTok"/>
-              </w:rPr>
-              <w:t xml:space="preserve">emmeans</w:t>
-            </w:r>
-            <w:r>
-              <w:rPr>
-                <w:rStyle w:val="NormalTok"/>
-              </w:rPr>
-              <w:t xml:space="preserve">(model_log, </w:t>
-            </w:r>
-            <w:r>
-              <w:rPr>
-                <w:rStyle w:val="SpecialCharTok"/>
-              </w:rPr>
-              <w:t xml:space="preserve">~</w:t>
-            </w:r>
-            <w:r>
-              <w:rPr>
-                <w:rStyle w:val="NormalTok"/>
-              </w:rPr>
-              <w:t xml:space="preserve">treatment, </w:t>
-            </w:r>
-            <w:r>
-              <w:rPr>
-                <w:rStyle w:val="AttributeTok"/>
-              </w:rPr>
-              <w:t xml:space="preserve">type =</w:t>
-            </w:r>
-            <w:r>
-              <w:rPr>
-                <w:rStyle w:val="NormalTok"/>
-              </w:rPr>
-              <w:t xml:space="preserve"> </w:t>
-            </w:r>
-            <w:r>
-              <w:rPr>
-                <w:rStyle w:val="StringTok"/>
-              </w:rPr>
-              <w:t xml:space="preserve">"response"</w:t>
-            </w:r>
-            <w:r>
-              <w:rPr>
-                <w:rStyle w:val="NormalTok"/>
-              </w:rPr>
-              <w:t xml:space="preserve">)  </w:t>
-            </w:r>
-            <w:r>
-              <w:rPr>
-                <w:rStyle w:val="CommentTok"/>
-              </w:rPr>
-              <w:t xml:space="preserve"># Geometric means</w:t>
-            </w:r>
-            <w:r>
-              <w:br/>
-            </w:r>
-            <w:r>
-              <w:rPr>
-                <w:rStyle w:val="DocumentationTok"/>
-              </w:rPr>
-              <w:t xml:space="preserve">##  treatment response    SE df lower.CL upper.CL</w:t>
-            </w:r>
-            <w:r>
-              <w:br/>
-            </w:r>
-            <w:r>
-              <w:rPr>
-                <w:rStyle w:val="DocumentationTok"/>
-              </w:rPr>
-              <w:t xml:space="preserve">##  Control       7.93 0.818 57     6.45     9.75</w:t>
-            </w:r>
-            <w:r>
-              <w:br/>
-            </w:r>
-            <w:r>
-              <w:rPr>
-                <w:rStyle w:val="DocumentationTok"/>
-              </w:rPr>
-              <w:t xml:space="preserve">##  High         21.18 2.180 57    17.23    26.04</w:t>
-            </w:r>
-            <w:r>
-              <w:br/>
-            </w:r>
-            <w:r>
-              <w:rPr>
-                <w:rStyle w:val="DocumentationTok"/>
-              </w:rPr>
-              <w:t xml:space="preserve">##  Low          11.87 1.220 57     9.66    14.60</w:t>
-            </w:r>
-            <w:r>
-              <w:br/>
-            </w:r>
-            <w:r>
-              <w:rPr>
-                <w:rStyle w:val="DocumentationTok"/>
-              </w:rPr>
-              <w:t xml:space="preserve">## </w:t>
-            </w:r>
-            <w:r>
-              <w:br/>
-            </w:r>
-            <w:r>
-              <w:rPr>
-                <w:rStyle w:val="DocumentationTok"/>
-              </w:rPr>
-              <w:t xml:space="preserve">## Confidence level used: 0.95 </w:t>
-            </w:r>
-            <w:r>
-              <w:br/>
-            </w:r>
-            <w:r>
-              <w:rPr>
-                <w:rStyle w:val="DocumentationTok"/>
-              </w:rPr>
-              <w:t xml:space="preserve">## Intervals are back-transformed from the log scale</w:t>
-            </w:r>
-            <w:r>
-              <w:br/>
-            </w:r>
-            <w:r>
-              <w:rPr>
-                <w:rStyle w:val="FunctionTok"/>
-              </w:rPr>
-              <w:t xml:space="preserve">cat</w:t>
-            </w:r>
-            <w:r>
-              <w:rPr>
-                <w:rStyle w:val="NormalTok"/>
-              </w:rPr>
-              <w:t xml:space="preserve">(</w:t>
-            </w:r>
-            <w:r>
-              <w:rPr>
-                <w:rStyle w:val="StringTok"/>
-              </w:rPr>
-              <w:t xml:space="preserve">"</w:t>
-            </w:r>
-            <w:r>
-              <w:rPr>
-                <w:rStyle w:val="SpecialCharTok"/>
-              </w:rPr>
-              <w:t xml:space="preserve">\n\n</w:t>
-            </w:r>
-            <w:r>
-              <w:rPr>
-                <w:rStyle w:val="StringTok"/>
-              </w:rPr>
-              <w:t xml:space="preserve">"</w:t>
-            </w:r>
-            <w:r>
-              <w:rPr>
-                <w:rStyle w:val="NormalTok"/>
-              </w:rPr>
-              <w:t xml:space="preserve">)</w:t>
-            </w:r>
-            <w:r>
-              <w:br/>
-            </w:r>
-            <w:r>
-              <w:rPr>
-                <w:rStyle w:val="FunctionTok"/>
-              </w:rPr>
-              <w:t xml:space="preserve">cat</w:t>
-            </w:r>
-            <w:r>
-              <w:rPr>
-                <w:rStyle w:val="NormalTok"/>
-              </w:rPr>
-              <w:t xml:space="preserve">(</w:t>
-            </w:r>
-            <w:r>
-              <w:rPr>
-                <w:rStyle w:val="StringTok"/>
-              </w:rPr>
-              <w:t xml:space="preserve">"using glm opn original scale</w:t>
-            </w:r>
-            <w:r>
-              <w:rPr>
-                <w:rStyle w:val="SpecialCharTok"/>
-              </w:rPr>
-              <w:t xml:space="preserve">\n\n</w:t>
-            </w:r>
-            <w:r>
-              <w:rPr>
-                <w:rStyle w:val="StringTok"/>
-              </w:rPr>
-              <w:t xml:space="preserve">"</w:t>
-            </w:r>
-            <w:r>
-              <w:rPr>
-                <w:rStyle w:val="NormalTok"/>
-              </w:rPr>
-              <w:t xml:space="preserve">)</w:t>
-            </w:r>
-            <w:r>
-              <w:br/>
-            </w:r>
-            <w:r>
-              <w:rPr>
-                <w:rStyle w:val="DocumentationTok"/>
-              </w:rPr>
-              <w:t xml:space="preserve">## using glm opn original scale</w:t>
-            </w:r>
-            <w:r>
-              <w:br/>
-            </w:r>
-            <w:r>
-              <w:rPr>
-                <w:rStyle w:val="FunctionTok"/>
-              </w:rPr>
-              <w:t xml:space="preserve">emmeans</w:t>
-            </w:r>
-            <w:r>
-              <w:rPr>
-                <w:rStyle w:val="NormalTok"/>
-              </w:rPr>
-              <w:t xml:space="preserve">(model_glm, </w:t>
-            </w:r>
-            <w:r>
-              <w:rPr>
-                <w:rStyle w:val="SpecialCharTok"/>
-              </w:rPr>
-              <w:t xml:space="preserve">~</w:t>
-            </w:r>
-            <w:r>
-              <w:rPr>
-                <w:rStyle w:val="NormalTok"/>
-              </w:rPr>
-              <w:t xml:space="preserve">treatment, </w:t>
-            </w:r>
-            <w:r>
-              <w:rPr>
-                <w:rStyle w:val="AttributeTok"/>
-              </w:rPr>
-              <w:t xml:space="preserve">type =</w:t>
-            </w:r>
-            <w:r>
-              <w:rPr>
-                <w:rStyle w:val="NormalTok"/>
-              </w:rPr>
-              <w:t xml:space="preserve"> </w:t>
-            </w:r>
-            <w:r>
-              <w:rPr>
-                <w:rStyle w:val="StringTok"/>
-              </w:rPr>
-              <w:t xml:space="preserve">"response"</w:t>
-            </w:r>
-            <w:r>
-              <w:rPr>
-                <w:rStyle w:val="NormalTok"/>
-              </w:rPr>
-              <w:t xml:space="preserve">)  </w:t>
-            </w:r>
-            <w:r>
-              <w:rPr>
-                <w:rStyle w:val="CommentTok"/>
-              </w:rPr>
-              <w:t xml:space="preserve"># Arithmetic means</w:t>
-            </w:r>
-            <w:r>
-              <w:br/>
-            </w:r>
-            <w:r>
-              <w:rPr>
-                <w:rStyle w:val="DocumentationTok"/>
-              </w:rPr>
-              <w:t xml:space="preserve">##  treatment response    SE df lower.CL upper.CL</w:t>
-            </w:r>
-            <w:r>
-              <w:br/>
-            </w:r>
-            <w:r>
-              <w:rPr>
-                <w:rStyle w:val="DocumentationTok"/>
-              </w:rPr>
-              <w:t xml:space="preserve">##  Control       8.86 0.939 57     7.16     11.0</w:t>
-            </w:r>
-            <w:r>
-              <w:br/>
-            </w:r>
-            <w:r>
-              <w:rPr>
-                <w:rStyle w:val="DocumentationTok"/>
-              </w:rPr>
-              <w:t xml:space="preserve">##  High         23.73 2.520 57    19.19     29.3</w:t>
-            </w:r>
-            <w:r>
-              <w:br/>
-            </w:r>
-            <w:r>
-              <w:rPr>
-                <w:rStyle w:val="DocumentationTok"/>
-              </w:rPr>
-              <w:t xml:space="preserve">##  Low          12.84 1.360 57    10.39     15.9</w:t>
-            </w:r>
-            <w:r>
-              <w:br/>
-            </w:r>
-            <w:r>
-              <w:rPr>
-                <w:rStyle w:val="DocumentationTok"/>
-              </w:rPr>
-              <w:t xml:space="preserve">## </w:t>
-            </w:r>
-            <w:r>
-              <w:br/>
-            </w:r>
-            <w:r>
-              <w:rPr>
-                <w:rStyle w:val="DocumentationTok"/>
-              </w:rPr>
-              <w:t xml:space="preserve">## Confidence level used: 0.95 </w:t>
-            </w:r>
-            <w:r>
-              <w:br/>
-            </w:r>
-            <w:r>
-              <w:rPr>
-                <w:rStyle w:val="DocumentationTok"/>
-              </w:rPr>
-              <w:t xml:space="preserve">## Intervals are back-transformed from the log scale</w:t>
-            </w:r>
-            <w:r>
-              <w:br/>
-            </w:r>
-            <w:r>
-              <w:br/>
-            </w:r>
-            <w:r>
-              <w:rPr>
-                <w:rStyle w:val="CommentTok"/>
-              </w:rPr>
-              <w:t xml:space="preserve"># Show how the interpretation differs</w:t>
-            </w:r>
-          </w:p>
-        </w:tc>
-      </w:tr>
-    </w:tbl>
-    <w:bookmarkEnd w:id="31"/>
-    <w:bookmarkStart w:id="35" w:name="the-three-elements-of-a-glm"/>
+    <w:p>
+      <w:pPr>
+        <w:pStyle w:val="SourceCode"/>
+      </w:pPr>
+      <w:r>
+        <w:rPr>
+          <w:rStyle w:val="CommentTok"/>
+        </w:rPr>
+        <w:t xml:space="preserve"># Simulate data that students might log-transform</w:t>
+      </w:r>
+      <w:r>
+        <w:br/>
+      </w:r>
+      <w:r>
+        <w:rPr>
+          <w:rStyle w:val="FunctionTok"/>
+        </w:rPr>
+        <w:t xml:space="preserve">set.seed</w:t>
+      </w:r>
+      <w:r>
+        <w:rPr>
+          <w:rStyle w:val="NormalTok"/>
+        </w:rPr>
+        <w:t xml:space="preserve">(</w:t>
+      </w:r>
+      <w:r>
+        <w:rPr>
+          <w:rStyle w:val="DecValTok"/>
+        </w:rPr>
+        <w:t xml:space="preserve">123</w:t>
+      </w:r>
+      <w:r>
+        <w:rPr>
+          <w:rStyle w:val="NormalTok"/>
+        </w:rPr>
+        <w:t xml:space="preserve">)</w:t>
+      </w:r>
+      <w:r>
+        <w:br/>
+      </w:r>
+      <w:r>
+        <w:rPr>
+          <w:rStyle w:val="NormalTok"/>
+        </w:rPr>
+        <w:t xml:space="preserve">treatment_data </w:t>
+      </w:r>
+      <w:r>
+        <w:rPr>
+          <w:rStyle w:val="OtherTok"/>
+        </w:rPr>
+        <w:t xml:space="preserve">&lt;-</w:t>
+      </w:r>
+      <w:r>
+        <w:rPr>
+          <w:rStyle w:val="NormalTok"/>
+        </w:rPr>
+        <w:t xml:space="preserve"> </w:t>
+      </w:r>
+      <w:r>
+        <w:rPr>
+          <w:rStyle w:val="FunctionTok"/>
+        </w:rPr>
+        <w:t xml:space="preserve">data.frame</w:t>
+      </w:r>
+      <w:r>
+        <w:rPr>
+          <w:rStyle w:val="NormalTok"/>
+        </w:rPr>
+        <w:t xml:space="preserve">(</w:t>
+      </w:r>
+      <w:r>
+        <w:br/>
+      </w:r>
+      <w:r>
+        <w:rPr>
+          <w:rStyle w:val="NormalTok"/>
+        </w:rPr>
+        <w:t xml:space="preserve">  </w:t>
+      </w:r>
+      <w:r>
+        <w:rPr>
+          <w:rStyle w:val="AttributeTok"/>
+        </w:rPr>
+        <w:t xml:space="preserve">treatment =</w:t>
+      </w:r>
+      <w:r>
+        <w:rPr>
+          <w:rStyle w:val="NormalTok"/>
+        </w:rPr>
+        <w:t xml:space="preserve"> </w:t>
+      </w:r>
+      <w:r>
+        <w:rPr>
+          <w:rStyle w:val="FunctionTok"/>
+        </w:rPr>
+        <w:t xml:space="preserve">rep</w:t>
+      </w:r>
+      <w:r>
+        <w:rPr>
+          <w:rStyle w:val="NormalTok"/>
+        </w:rPr>
+        <w:t xml:space="preserve">(</w:t>
+      </w:r>
+      <w:r>
+        <w:rPr>
+          <w:rStyle w:val="FunctionTok"/>
+        </w:rPr>
+        <w:t xml:space="preserve">c</w:t>
+      </w:r>
+      <w:r>
+        <w:rPr>
+          <w:rStyle w:val="NormalTok"/>
+        </w:rPr>
+        <w:t xml:space="preserve">(</w:t>
+      </w:r>
+      <w:r>
+        <w:rPr>
+          <w:rStyle w:val="StringTok"/>
+        </w:rPr>
+        <w:t xml:space="preserve">"Control"</w:t>
+      </w:r>
+      <w:r>
+        <w:rPr>
+          <w:rStyle w:val="NormalTok"/>
+        </w:rPr>
+        <w:t xml:space="preserve">, </w:t>
+      </w:r>
+      <w:r>
+        <w:rPr>
+          <w:rStyle w:val="StringTok"/>
+        </w:rPr>
+        <w:t xml:space="preserve">"Low"</w:t>
+      </w:r>
+      <w:r>
+        <w:rPr>
+          <w:rStyle w:val="NormalTok"/>
+        </w:rPr>
+        <w:t xml:space="preserve">, </w:t>
+      </w:r>
+      <w:r>
+        <w:rPr>
+          <w:rStyle w:val="StringTok"/>
+        </w:rPr>
+        <w:t xml:space="preserve">"High"</w:t>
+      </w:r>
+      <w:r>
+        <w:rPr>
+          <w:rStyle w:val="NormalTok"/>
+        </w:rPr>
+        <w:t xml:space="preserve">), </w:t>
+      </w:r>
+      <w:r>
+        <w:rPr>
+          <w:rStyle w:val="AttributeTok"/>
+        </w:rPr>
+        <w:t xml:space="preserve">each =</w:t>
+      </w:r>
+      <w:r>
+        <w:rPr>
+          <w:rStyle w:val="NormalTok"/>
+        </w:rPr>
+        <w:t xml:space="preserve"> </w:t>
+      </w:r>
+      <w:r>
+        <w:rPr>
+          <w:rStyle w:val="DecValTok"/>
+        </w:rPr>
+        <w:t xml:space="preserve">20</w:t>
+      </w:r>
+      <w:r>
+        <w:rPr>
+          <w:rStyle w:val="NormalTok"/>
+        </w:rPr>
+        <w:t xml:space="preserve">),</w:t>
+      </w:r>
+      <w:r>
+        <w:br/>
+      </w:r>
+      <w:r>
+        <w:rPr>
+          <w:rStyle w:val="NormalTok"/>
+        </w:rPr>
+        <w:t xml:space="preserve">  </w:t>
+      </w:r>
+      <w:r>
+        <w:rPr>
+          <w:rStyle w:val="AttributeTok"/>
+        </w:rPr>
+        <w:t xml:space="preserve">biomass =</w:t>
+      </w:r>
+      <w:r>
+        <w:rPr>
+          <w:rStyle w:val="NormalTok"/>
+        </w:rPr>
+        <w:t xml:space="preserve"> </w:t>
+      </w:r>
+      <w:r>
+        <w:rPr>
+          <w:rStyle w:val="FunctionTok"/>
+        </w:rPr>
+        <w:t xml:space="preserve">c</w:t>
+      </w:r>
+      <w:r>
+        <w:rPr>
+          <w:rStyle w:val="NormalTok"/>
+        </w:rPr>
+        <w:t xml:space="preserve">(</w:t>
+      </w:r>
+      <w:r>
+        <w:rPr>
+          <w:rStyle w:val="FunctionTok"/>
+        </w:rPr>
+        <w:t xml:space="preserve">rlnorm</w:t>
+      </w:r>
+      <w:r>
+        <w:rPr>
+          <w:rStyle w:val="NormalTok"/>
+        </w:rPr>
+        <w:t xml:space="preserve">(</w:t>
+      </w:r>
+      <w:r>
+        <w:rPr>
+          <w:rStyle w:val="DecValTok"/>
+        </w:rPr>
+        <w:t xml:space="preserve">20</w:t>
+      </w:r>
+      <w:r>
+        <w:rPr>
+          <w:rStyle w:val="NormalTok"/>
+        </w:rPr>
+        <w:t xml:space="preserve">, </w:t>
+      </w:r>
+      <w:r>
+        <w:rPr>
+          <w:rStyle w:val="AttributeTok"/>
+        </w:rPr>
+        <w:t xml:space="preserve">meanlog =</w:t>
+      </w:r>
+      <w:r>
+        <w:rPr>
+          <w:rStyle w:val="NormalTok"/>
+        </w:rPr>
+        <w:t xml:space="preserve"> </w:t>
+      </w:r>
+      <w:r>
+        <w:rPr>
+          <w:rStyle w:val="DecValTok"/>
+        </w:rPr>
+        <w:t xml:space="preserve">2</w:t>
+      </w:r>
+      <w:r>
+        <w:rPr>
+          <w:rStyle w:val="NormalTok"/>
+        </w:rPr>
+        <w:t xml:space="preserve">, </w:t>
+      </w:r>
+      <w:r>
+        <w:rPr>
+          <w:rStyle w:val="AttributeTok"/>
+        </w:rPr>
+        <w:t xml:space="preserve">sdlog =</w:t>
+      </w:r>
+      <w:r>
+        <w:rPr>
+          <w:rStyle w:val="NormalTok"/>
+        </w:rPr>
+        <w:t xml:space="preserve"> </w:t>
+      </w:r>
+      <w:r>
+        <w:rPr>
+          <w:rStyle w:val="FloatTok"/>
+        </w:rPr>
+        <w:t xml:space="preserve">0.5</w:t>
+      </w:r>
+      <w:r>
+        <w:rPr>
+          <w:rStyle w:val="NormalTok"/>
+        </w:rPr>
+        <w:t xml:space="preserve">),</w:t>
+      </w:r>
+      <w:r>
+        <w:br/>
+      </w:r>
+      <w:r>
+        <w:rPr>
+          <w:rStyle w:val="NormalTok"/>
+        </w:rPr>
+        <w:t xml:space="preserve">              </w:t>
+      </w:r>
+      <w:r>
+        <w:rPr>
+          <w:rStyle w:val="FunctionTok"/>
+        </w:rPr>
+        <w:t xml:space="preserve">rlnorm</w:t>
+      </w:r>
+      <w:r>
+        <w:rPr>
+          <w:rStyle w:val="NormalTok"/>
+        </w:rPr>
+        <w:t xml:space="preserve">(</w:t>
+      </w:r>
+      <w:r>
+        <w:rPr>
+          <w:rStyle w:val="DecValTok"/>
+        </w:rPr>
+        <w:t xml:space="preserve">20</w:t>
+      </w:r>
+      <w:r>
+        <w:rPr>
+          <w:rStyle w:val="NormalTok"/>
+        </w:rPr>
+        <w:t xml:space="preserve">, </w:t>
+      </w:r>
+      <w:r>
+        <w:rPr>
+          <w:rStyle w:val="AttributeTok"/>
+        </w:rPr>
+        <w:t xml:space="preserve">meanlog =</w:t>
+      </w:r>
+      <w:r>
+        <w:rPr>
+          <w:rStyle w:val="NormalTok"/>
+        </w:rPr>
+        <w:t xml:space="preserve"> </w:t>
+      </w:r>
+      <w:r>
+        <w:rPr>
+          <w:rStyle w:val="FloatTok"/>
+        </w:rPr>
+        <w:t xml:space="preserve">2.5</w:t>
+      </w:r>
+      <w:r>
+        <w:rPr>
+          <w:rStyle w:val="NormalTok"/>
+        </w:rPr>
+        <w:t xml:space="preserve">, </w:t>
+      </w:r>
+      <w:r>
+        <w:rPr>
+          <w:rStyle w:val="AttributeTok"/>
+        </w:rPr>
+        <w:t xml:space="preserve">sdlog =</w:t>
+      </w:r>
+      <w:r>
+        <w:rPr>
+          <w:rStyle w:val="NormalTok"/>
+        </w:rPr>
+        <w:t xml:space="preserve"> </w:t>
+      </w:r>
+      <w:r>
+        <w:rPr>
+          <w:rStyle w:val="FloatTok"/>
+        </w:rPr>
+        <w:t xml:space="preserve">0.5</w:t>
+      </w:r>
+      <w:r>
+        <w:rPr>
+          <w:rStyle w:val="NormalTok"/>
+        </w:rPr>
+        <w:t xml:space="preserve">),</w:t>
+      </w:r>
+      <w:r>
+        <w:br/>
+      </w:r>
+      <w:r>
+        <w:rPr>
+          <w:rStyle w:val="NormalTok"/>
+        </w:rPr>
+        <w:t xml:space="preserve">              </w:t>
+      </w:r>
+      <w:r>
+        <w:rPr>
+          <w:rStyle w:val="FunctionTok"/>
+        </w:rPr>
+        <w:t xml:space="preserve">rlnorm</w:t>
+      </w:r>
+      <w:r>
+        <w:rPr>
+          <w:rStyle w:val="NormalTok"/>
+        </w:rPr>
+        <w:t xml:space="preserve">(</w:t>
+      </w:r>
+      <w:r>
+        <w:rPr>
+          <w:rStyle w:val="DecValTok"/>
+        </w:rPr>
+        <w:t xml:space="preserve">20</w:t>
+      </w:r>
+      <w:r>
+        <w:rPr>
+          <w:rStyle w:val="NormalTok"/>
+        </w:rPr>
+        <w:t xml:space="preserve">, </w:t>
+      </w:r>
+      <w:r>
+        <w:rPr>
+          <w:rStyle w:val="AttributeTok"/>
+        </w:rPr>
+        <w:t xml:space="preserve">meanlog =</w:t>
+      </w:r>
+      <w:r>
+        <w:rPr>
+          <w:rStyle w:val="NormalTok"/>
+        </w:rPr>
+        <w:t xml:space="preserve"> </w:t>
+      </w:r>
+      <w:r>
+        <w:rPr>
+          <w:rStyle w:val="DecValTok"/>
+        </w:rPr>
+        <w:t xml:space="preserve">3</w:t>
+      </w:r>
+      <w:r>
+        <w:rPr>
+          <w:rStyle w:val="NormalTok"/>
+        </w:rPr>
+        <w:t xml:space="preserve">, </w:t>
+      </w:r>
+      <w:r>
+        <w:rPr>
+          <w:rStyle w:val="AttributeTok"/>
+        </w:rPr>
+        <w:t xml:space="preserve">sdlog =</w:t>
+      </w:r>
+      <w:r>
+        <w:rPr>
+          <w:rStyle w:val="NormalTok"/>
+        </w:rPr>
+        <w:t xml:space="preserve"> </w:t>
+      </w:r>
+      <w:r>
+        <w:rPr>
+          <w:rStyle w:val="FloatTok"/>
+        </w:rPr>
+        <w:t xml:space="preserve">0.5</w:t>
+      </w:r>
+      <w:r>
+        <w:rPr>
+          <w:rStyle w:val="NormalTok"/>
+        </w:rPr>
+        <w:t xml:space="preserve">)))</w:t>
+      </w:r>
+      <w:r>
+        <w:br/>
+      </w:r>
+      <w:r>
+        <w:rPr>
+          <w:rStyle w:val="CommentTok"/>
+        </w:rPr>
+        <w:t xml:space="preserve"># Approach 1: Log transformation + ANOVA</w:t>
+      </w:r>
+      <w:r>
+        <w:br/>
+      </w:r>
+      <w:r>
+        <w:rPr>
+          <w:rStyle w:val="NormalTok"/>
+        </w:rPr>
+        <w:t xml:space="preserve">model_log </w:t>
+      </w:r>
+      <w:r>
+        <w:rPr>
+          <w:rStyle w:val="OtherTok"/>
+        </w:rPr>
+        <w:t xml:space="preserve">&lt;-</w:t>
+      </w:r>
+      <w:r>
+        <w:rPr>
+          <w:rStyle w:val="NormalTok"/>
+        </w:rPr>
+        <w:t xml:space="preserve"> </w:t>
+      </w:r>
+      <w:r>
+        <w:rPr>
+          <w:rStyle w:val="FunctionTok"/>
+        </w:rPr>
+        <w:t xml:space="preserve">lm</w:t>
+      </w:r>
+      <w:r>
+        <w:rPr>
+          <w:rStyle w:val="NormalTok"/>
+        </w:rPr>
+        <w:t xml:space="preserve">(</w:t>
+      </w:r>
+      <w:r>
+        <w:rPr>
+          <w:rStyle w:val="FunctionTok"/>
+        </w:rPr>
+        <w:t xml:space="preserve">log</w:t>
+      </w:r>
+      <w:r>
+        <w:rPr>
+          <w:rStyle w:val="NormalTok"/>
+        </w:rPr>
+        <w:t xml:space="preserve">(biomass) </w:t>
+      </w:r>
+      <w:r>
+        <w:rPr>
+          <w:rStyle w:val="SpecialCharTok"/>
+        </w:rPr>
+        <w:t xml:space="preserve">~</w:t>
+      </w:r>
+      <w:r>
+        <w:rPr>
+          <w:rStyle w:val="NormalTok"/>
+        </w:rPr>
+        <w:t xml:space="preserve"> treatment, </w:t>
+      </w:r>
+      <w:r>
+        <w:rPr>
+          <w:rStyle w:val="AttributeTok"/>
+        </w:rPr>
+        <w:t xml:space="preserve">data =</w:t>
+      </w:r>
+      <w:r>
+        <w:rPr>
+          <w:rStyle w:val="NormalTok"/>
+        </w:rPr>
+        <w:t xml:space="preserve"> treatment_data)</w:t>
+      </w:r>
+      <w:r>
+        <w:br/>
+      </w:r>
+      <w:r>
+        <w:br/>
+      </w:r>
+      <w:r>
+        <w:rPr>
+          <w:rStyle w:val="CommentTok"/>
+        </w:rPr>
+        <w:t xml:space="preserve"># Approach 2: Gamma GLM with log link</w:t>
+      </w:r>
+      <w:r>
+        <w:br/>
+      </w:r>
+      <w:r>
+        <w:rPr>
+          <w:rStyle w:val="NormalTok"/>
+        </w:rPr>
+        <w:t xml:space="preserve">model_glm </w:t>
+      </w:r>
+      <w:r>
+        <w:rPr>
+          <w:rStyle w:val="OtherTok"/>
+        </w:rPr>
+        <w:t xml:space="preserve">&lt;-</w:t>
+      </w:r>
+      <w:r>
+        <w:rPr>
+          <w:rStyle w:val="NormalTok"/>
+        </w:rPr>
+        <w:t xml:space="preserve"> </w:t>
+      </w:r>
+      <w:r>
+        <w:rPr>
+          <w:rStyle w:val="FunctionTok"/>
+        </w:rPr>
+        <w:t xml:space="preserve">glm</w:t>
+      </w:r>
+      <w:r>
+        <w:rPr>
+          <w:rStyle w:val="NormalTok"/>
+        </w:rPr>
+        <w:t xml:space="preserve">(biomass </w:t>
+      </w:r>
+      <w:r>
+        <w:rPr>
+          <w:rStyle w:val="SpecialCharTok"/>
+        </w:rPr>
+        <w:t xml:space="preserve">~</w:t>
+      </w:r>
+      <w:r>
+        <w:rPr>
+          <w:rStyle w:val="NormalTok"/>
+        </w:rPr>
+        <w:t xml:space="preserve"> treatment, </w:t>
+      </w:r>
+      <w:r>
+        <w:br/>
+      </w:r>
+      <w:r>
+        <w:rPr>
+          <w:rStyle w:val="NormalTok"/>
+        </w:rPr>
+        <w:t xml:space="preserve">                 </w:t>
+      </w:r>
+      <w:r>
+        <w:rPr>
+          <w:rStyle w:val="AttributeTok"/>
+        </w:rPr>
+        <w:t xml:space="preserve">family =</w:t>
+      </w:r>
+      <w:r>
+        <w:rPr>
+          <w:rStyle w:val="NormalTok"/>
+        </w:rPr>
+        <w:t xml:space="preserve"> </w:t>
+      </w:r>
+      <w:r>
+        <w:rPr>
+          <w:rStyle w:val="FunctionTok"/>
+        </w:rPr>
+        <w:t xml:space="preserve">Gamma</w:t>
+      </w:r>
+      <w:r>
+        <w:rPr>
+          <w:rStyle w:val="NormalTok"/>
+        </w:rPr>
+        <w:t xml:space="preserve">(</w:t>
+      </w:r>
+      <w:r>
+        <w:rPr>
+          <w:rStyle w:val="AttributeTok"/>
+        </w:rPr>
+        <w:t xml:space="preserve">link =</w:t>
+      </w:r>
+      <w:r>
+        <w:rPr>
+          <w:rStyle w:val="NormalTok"/>
+        </w:rPr>
+        <w:t xml:space="preserve"> </w:t>
+      </w:r>
+      <w:r>
+        <w:rPr>
+          <w:rStyle w:val="StringTok"/>
+        </w:rPr>
+        <w:t xml:space="preserve">"log"</w:t>
+      </w:r>
+      <w:r>
+        <w:rPr>
+          <w:rStyle w:val="NormalTok"/>
+        </w:rPr>
+        <w:t xml:space="preserve">), </w:t>
+      </w:r>
+      <w:r>
+        <w:br/>
+      </w:r>
+      <w:r>
+        <w:rPr>
+          <w:rStyle w:val="NormalTok"/>
+        </w:rPr>
+        <w:t xml:space="preserve">                 </w:t>
+      </w:r>
+      <w:r>
+        <w:rPr>
+          <w:rStyle w:val="AttributeTok"/>
+        </w:rPr>
+        <w:t xml:space="preserve">data =</w:t>
+      </w:r>
+      <w:r>
+        <w:rPr>
+          <w:rStyle w:val="NormalTok"/>
+        </w:rPr>
+        <w:t xml:space="preserve"> treatment_data)</w:t>
+      </w:r>
+    </w:p>
+    <w:p>
+      <w:pPr>
+        <w:pStyle w:val="FirstParagraph"/>
+      </w:pPr>
+      <w:r>
+        <w:t xml:space="preserve">Here is the difference</w:t>
+      </w:r>
+    </w:p>
+    <w:p>
+      <w:pPr>
+        <w:pStyle w:val="SourceCode"/>
+      </w:pPr>
+      <w:r>
+        <w:rPr>
+          <w:rStyle w:val="CommentTok"/>
+        </w:rPr>
+        <w:t xml:space="preserve"># Compare predictions on original scale</w:t>
+      </w:r>
+      <w:r>
+        <w:br/>
+      </w:r>
+      <w:r>
+        <w:rPr>
+          <w:rStyle w:val="FunctionTok"/>
+        </w:rPr>
+        <w:t xml:space="preserve">cat</w:t>
+      </w:r>
+      <w:r>
+        <w:rPr>
+          <w:rStyle w:val="NormalTok"/>
+        </w:rPr>
+        <w:t xml:space="preserve">(</w:t>
+      </w:r>
+      <w:r>
+        <w:rPr>
+          <w:rStyle w:val="StringTok"/>
+        </w:rPr>
+        <w:t xml:space="preserve">"logged response variable</w:t>
+      </w:r>
+      <w:r>
+        <w:rPr>
+          <w:rStyle w:val="SpecialCharTok"/>
+        </w:rPr>
+        <w:t xml:space="preserve">\n\n</w:t>
+      </w:r>
+      <w:r>
+        <w:rPr>
+          <w:rStyle w:val="StringTok"/>
+        </w:rPr>
+        <w:t xml:space="preserve">"</w:t>
+      </w:r>
+      <w:r>
+        <w:rPr>
+          <w:rStyle w:val="NormalTok"/>
+        </w:rPr>
+        <w:t xml:space="preserve">)</w:t>
+      </w:r>
+      <w:r>
+        <w:br/>
+      </w:r>
+      <w:r>
+        <w:rPr>
+          <w:rStyle w:val="DocumentationTok"/>
+        </w:rPr>
+        <w:t xml:space="preserve">## logged response variable</w:t>
+      </w:r>
+      <w:r>
+        <w:br/>
+      </w:r>
+      <w:r>
+        <w:rPr>
+          <w:rStyle w:val="FunctionTok"/>
+        </w:rPr>
+        <w:t xml:space="preserve">emmeans</w:t>
+      </w:r>
+      <w:r>
+        <w:rPr>
+          <w:rStyle w:val="NormalTok"/>
+        </w:rPr>
+        <w:t xml:space="preserve">(model_log, </w:t>
+      </w:r>
+      <w:r>
+        <w:rPr>
+          <w:rStyle w:val="SpecialCharTok"/>
+        </w:rPr>
+        <w:t xml:space="preserve">~</w:t>
+      </w:r>
+      <w:r>
+        <w:rPr>
+          <w:rStyle w:val="NormalTok"/>
+        </w:rPr>
+        <w:t xml:space="preserve">treatment, </w:t>
+      </w:r>
+      <w:r>
+        <w:rPr>
+          <w:rStyle w:val="AttributeTok"/>
+        </w:rPr>
+        <w:t xml:space="preserve">type =</w:t>
+      </w:r>
+      <w:r>
+        <w:rPr>
+          <w:rStyle w:val="NormalTok"/>
+        </w:rPr>
+        <w:t xml:space="preserve"> </w:t>
+      </w:r>
+      <w:r>
+        <w:rPr>
+          <w:rStyle w:val="StringTok"/>
+        </w:rPr>
+        <w:t xml:space="preserve">"response"</w:t>
+      </w:r>
+      <w:r>
+        <w:rPr>
+          <w:rStyle w:val="NormalTok"/>
+        </w:rPr>
+        <w:t xml:space="preserve">)  </w:t>
+      </w:r>
+      <w:r>
+        <w:rPr>
+          <w:rStyle w:val="CommentTok"/>
+        </w:rPr>
+        <w:t xml:space="preserve"># Geometric means</w:t>
+      </w:r>
+      <w:r>
+        <w:br/>
+      </w:r>
+      <w:r>
+        <w:rPr>
+          <w:rStyle w:val="DocumentationTok"/>
+        </w:rPr>
+        <w:t xml:space="preserve">##  treatment response    SE df lower.CL upper.CL</w:t>
+      </w:r>
+      <w:r>
+        <w:br/>
+      </w:r>
+      <w:r>
+        <w:rPr>
+          <w:rStyle w:val="DocumentationTok"/>
+        </w:rPr>
+        <w:t xml:space="preserve">##  Control       7.93 0.818 57     6.45     9.75</w:t>
+      </w:r>
+      <w:r>
+        <w:br/>
+      </w:r>
+      <w:r>
+        <w:rPr>
+          <w:rStyle w:val="DocumentationTok"/>
+        </w:rPr>
+        <w:t xml:space="preserve">##  High         21.18 2.180 57    17.23    26.04</w:t>
+      </w:r>
+      <w:r>
+        <w:br/>
+      </w:r>
+      <w:r>
+        <w:rPr>
+          <w:rStyle w:val="DocumentationTok"/>
+        </w:rPr>
+        <w:t xml:space="preserve">##  Low          11.87 1.220 57     9.66    14.60</w:t>
+      </w:r>
+      <w:r>
+        <w:br/>
+      </w:r>
+      <w:r>
+        <w:rPr>
+          <w:rStyle w:val="DocumentationTok"/>
+        </w:rPr>
+        <w:t xml:space="preserve">## </w:t>
+      </w:r>
+      <w:r>
+        <w:br/>
+      </w:r>
+      <w:r>
+        <w:rPr>
+          <w:rStyle w:val="DocumentationTok"/>
+        </w:rPr>
+        <w:t xml:space="preserve">## Confidence level used: 0.95 </w:t>
+      </w:r>
+      <w:r>
+        <w:br/>
+      </w:r>
+      <w:r>
+        <w:rPr>
+          <w:rStyle w:val="DocumentationTok"/>
+        </w:rPr>
+        <w:t xml:space="preserve">## Intervals are back-transformed from the log scale</w:t>
+      </w:r>
+      <w:r>
+        <w:br/>
+      </w:r>
+      <w:r>
+        <w:rPr>
+          <w:rStyle w:val="FunctionTok"/>
+        </w:rPr>
+        <w:t xml:space="preserve">cat</w:t>
+      </w:r>
+      <w:r>
+        <w:rPr>
+          <w:rStyle w:val="NormalTok"/>
+        </w:rPr>
+        <w:t xml:space="preserve">(</w:t>
+      </w:r>
+      <w:r>
+        <w:rPr>
+          <w:rStyle w:val="StringTok"/>
+        </w:rPr>
+        <w:t xml:space="preserve">"</w:t>
+      </w:r>
+      <w:r>
+        <w:rPr>
+          <w:rStyle w:val="SpecialCharTok"/>
+        </w:rPr>
+        <w:t xml:space="preserve">\n\n</w:t>
+      </w:r>
+      <w:r>
+        <w:rPr>
+          <w:rStyle w:val="StringTok"/>
+        </w:rPr>
+        <w:t xml:space="preserve">"</w:t>
+      </w:r>
+      <w:r>
+        <w:rPr>
+          <w:rStyle w:val="NormalTok"/>
+        </w:rPr>
+        <w:t xml:space="preserve">)</w:t>
+      </w:r>
+      <w:r>
+        <w:br/>
+      </w:r>
+      <w:r>
+        <w:rPr>
+          <w:rStyle w:val="FunctionTok"/>
+        </w:rPr>
+        <w:t xml:space="preserve">cat</w:t>
+      </w:r>
+      <w:r>
+        <w:rPr>
+          <w:rStyle w:val="NormalTok"/>
+        </w:rPr>
+        <w:t xml:space="preserve">(</w:t>
+      </w:r>
+      <w:r>
+        <w:rPr>
+          <w:rStyle w:val="StringTok"/>
+        </w:rPr>
+        <w:t xml:space="preserve">"using glm opn original scale</w:t>
+      </w:r>
+      <w:r>
+        <w:rPr>
+          <w:rStyle w:val="SpecialCharTok"/>
+        </w:rPr>
+        <w:t xml:space="preserve">\n\n</w:t>
+      </w:r>
+      <w:r>
+        <w:rPr>
+          <w:rStyle w:val="StringTok"/>
+        </w:rPr>
+        <w:t xml:space="preserve">"</w:t>
+      </w:r>
+      <w:r>
+        <w:rPr>
+          <w:rStyle w:val="NormalTok"/>
+        </w:rPr>
+        <w:t xml:space="preserve">)</w:t>
+      </w:r>
+      <w:r>
+        <w:br/>
+      </w:r>
+      <w:r>
+        <w:rPr>
+          <w:rStyle w:val="DocumentationTok"/>
+        </w:rPr>
+        <w:t xml:space="preserve">## using glm opn original scale</w:t>
+      </w:r>
+      <w:r>
+        <w:br/>
+      </w:r>
+      <w:r>
+        <w:rPr>
+          <w:rStyle w:val="FunctionTok"/>
+        </w:rPr>
+        <w:t xml:space="preserve">emmeans</w:t>
+      </w:r>
+      <w:r>
+        <w:rPr>
+          <w:rStyle w:val="NormalTok"/>
+        </w:rPr>
+        <w:t xml:space="preserve">(model_glm, </w:t>
+      </w:r>
+      <w:r>
+        <w:rPr>
+          <w:rStyle w:val="SpecialCharTok"/>
+        </w:rPr>
+        <w:t xml:space="preserve">~</w:t>
+      </w:r>
+      <w:r>
+        <w:rPr>
+          <w:rStyle w:val="NormalTok"/>
+        </w:rPr>
+        <w:t xml:space="preserve">treatment, </w:t>
+      </w:r>
+      <w:r>
+        <w:rPr>
+          <w:rStyle w:val="AttributeTok"/>
+        </w:rPr>
+        <w:t xml:space="preserve">type =</w:t>
+      </w:r>
+      <w:r>
+        <w:rPr>
+          <w:rStyle w:val="NormalTok"/>
+        </w:rPr>
+        <w:t xml:space="preserve"> </w:t>
+      </w:r>
+      <w:r>
+        <w:rPr>
+          <w:rStyle w:val="StringTok"/>
+        </w:rPr>
+        <w:t xml:space="preserve">"response"</w:t>
+      </w:r>
+      <w:r>
+        <w:rPr>
+          <w:rStyle w:val="NormalTok"/>
+        </w:rPr>
+        <w:t xml:space="preserve">)  </w:t>
+      </w:r>
+      <w:r>
+        <w:rPr>
+          <w:rStyle w:val="CommentTok"/>
+        </w:rPr>
+        <w:t xml:space="preserve"># Arithmetic means</w:t>
+      </w:r>
+      <w:r>
+        <w:br/>
+      </w:r>
+      <w:r>
+        <w:rPr>
+          <w:rStyle w:val="DocumentationTok"/>
+        </w:rPr>
+        <w:t xml:space="preserve">##  treatment response    SE df lower.CL upper.CL</w:t>
+      </w:r>
+      <w:r>
+        <w:br/>
+      </w:r>
+      <w:r>
+        <w:rPr>
+          <w:rStyle w:val="DocumentationTok"/>
+        </w:rPr>
+        <w:t xml:space="preserve">##  Control       8.86 0.939 57     7.16     11.0</w:t>
+      </w:r>
+      <w:r>
+        <w:br/>
+      </w:r>
+      <w:r>
+        <w:rPr>
+          <w:rStyle w:val="DocumentationTok"/>
+        </w:rPr>
+        <w:t xml:space="preserve">##  High         23.73 2.520 57    19.19     29.3</w:t>
+      </w:r>
+      <w:r>
+        <w:br/>
+      </w:r>
+      <w:r>
+        <w:rPr>
+          <w:rStyle w:val="DocumentationTok"/>
+        </w:rPr>
+        <w:t xml:space="preserve">##  Low          12.84 1.360 57    10.39     15.9</w:t>
+      </w:r>
+      <w:r>
+        <w:br/>
+      </w:r>
+      <w:r>
+        <w:rPr>
+          <w:rStyle w:val="DocumentationTok"/>
+        </w:rPr>
+        <w:t xml:space="preserve">## </w:t>
+      </w:r>
+      <w:r>
+        <w:br/>
+      </w:r>
+      <w:r>
+        <w:rPr>
+          <w:rStyle w:val="DocumentationTok"/>
+        </w:rPr>
+        <w:t xml:space="preserve">## Confidence level used: 0.95 </w:t>
+      </w:r>
+      <w:r>
+        <w:br/>
+      </w:r>
+      <w:r>
+        <w:rPr>
+          <w:rStyle w:val="DocumentationTok"/>
+        </w:rPr>
+        <w:t xml:space="preserve">## Intervals are back-transformed from the log scale</w:t>
+      </w:r>
+    </w:p>
+    <w:bookmarkEnd w:id="28"/>
+    <w:bookmarkStart w:id="33" w:name="the-three-elements-of-a-glm"/>
     <w:p>
       <w:pPr>
         <w:pStyle w:val="Heading1"/>
@@ -1662,7 +1557,7 @@
         <w:t xml:space="preserve">The Three Elements of a GLM</w:t>
       </w:r>
     </w:p>
-    <w:bookmarkStart w:id="34" w:name="glms-consist-of-three-components"/>
+    <w:bookmarkStart w:id="32" w:name="glms-consist-of-three-components"/>
     <w:p>
       <w:pPr>
         <w:pStyle w:val="Heading3"/>
@@ -1907,18 +1802,18 @@
                 <wp:inline>
                   <wp:extent cx="152400" cy="152400"/>
                   <wp:effectExtent b="0" l="0" r="0" t="0"/>
-                  <wp:docPr descr="" title="" id="32" name="Picture"/>
+                  <wp:docPr descr="" title="" id="30" name="Picture"/>
                   <a:graphic>
                     <a:graphicData uri="http://schemas.openxmlformats.org/drawingml/2006/picture">
                       <pic:pic>
                         <pic:nvPicPr>
-                          <pic:cNvPr descr="/Applications/RStudio.app/Contents/Resources/app/quarto/share/formats/docx/important.png" id="33" name="Picture"/>
+                          <pic:cNvPr descr="/Applications/RStudio.app/Contents/Resources/app/quarto/share/formats/docx/important.png" id="31" name="Picture"/>
                           <pic:cNvPicPr>
                             <a:picLocks noChangeArrowheads="1" noChangeAspect="1"/>
                           </pic:cNvPicPr>
                         </pic:nvPicPr>
                         <pic:blipFill>
-                          <a:blip r:embed="rId28"/>
+                          <a:blip r:embed="rId29"/>
                           <a:stretch>
                             <a:fillRect/>
                           </a:stretch>
@@ -2252,9 +2147,9 @@
         </w:tc>
       </w:tr>
     </w:tbl>
-    <w:bookmarkEnd w:id="34"/>
-    <w:bookmarkEnd w:id="35"/>
-    <w:bookmarkStart w:id="39" w:name="X57e67d90b7faa1a78227a4bb359dce00d06696f"/>
+    <w:bookmarkEnd w:id="32"/>
+    <w:bookmarkEnd w:id="33"/>
+    <w:bookmarkStart w:id="37" w:name="X57e67d90b7faa1a78227a4bb359dce00d06696f"/>
     <w:p>
       <w:pPr>
         <w:pStyle w:val="Heading1"/>
@@ -2371,6 +2266,9 @@
         </w:rPr>
         <w:t xml:space="preserve">Species</w:t>
       </w:r>
+      <w:r>
+        <w:t xml:space="preserve">- Number of plant species (count data)</w:t>
+      </w:r>
     </w:p>
     <w:p>
       <w:pPr>
@@ -2381,7 +2279,13 @@
         </w:numPr>
       </w:pPr>
       <w:r>
-        <w:t xml:space="preserve">Number of plant species (count data)</w:t>
+        <w:rPr>
+          <w:rStyle w:val="VerbatimChar"/>
+        </w:rPr>
+        <w:t xml:space="preserve">Endemics</w:t>
+      </w:r>
+      <w:r>
+        <w:t xml:space="preserve">- Number of endemic species (count data)</w:t>
       </w:r>
     </w:p>
     <w:p>
@@ -2396,7 +2300,10 @@
         <w:rPr>
           <w:rStyle w:val="VerbatimChar"/>
         </w:rPr>
-        <w:t xml:space="preserve">Endemics</w:t>
+        <w:t xml:space="preserve">Area</w:t>
+      </w:r>
+      <w:r>
+        <w:t xml:space="preserve">- Island area (km²)</w:t>
       </w:r>
     </w:p>
     <w:p>
@@ -2408,7 +2315,13 @@
         </w:numPr>
       </w:pPr>
       <w:r>
-        <w:t xml:space="preserve">Number of endemic species (count data)</w:t>
+        <w:rPr>
+          <w:rStyle w:val="VerbatimChar"/>
+        </w:rPr>
+        <w:t xml:space="preserve">Elevation</w:t>
+      </w:r>
+      <w:r>
+        <w:t xml:space="preserve">- Maximum elevation (m)</w:t>
       </w:r>
     </w:p>
     <w:p>
@@ -2423,73 +2336,10 @@
         <w:rPr>
           <w:rStyle w:val="VerbatimChar"/>
         </w:rPr>
-        <w:t xml:space="preserve">Area</w:t>
-      </w:r>
-    </w:p>
-    <w:p>
-      <w:pPr>
-        <w:pStyle w:val="Compact"/>
-        <w:numPr>
-          <w:ilvl w:val="1"/>
-          <w:numId w:val="1009"/>
-        </w:numPr>
-      </w:pPr>
-      <w:r>
-        <w:t xml:space="preserve">Island area (km²)</w:t>
-      </w:r>
-    </w:p>
-    <w:p>
-      <w:pPr>
-        <w:pStyle w:val="Compact"/>
-        <w:numPr>
-          <w:ilvl w:val="1"/>
-          <w:numId w:val="1009"/>
-        </w:numPr>
-      </w:pPr>
-      <w:r>
-        <w:rPr>
-          <w:rStyle w:val="VerbatimChar"/>
-        </w:rPr>
-        <w:t xml:space="preserve">Elevation</w:t>
-      </w:r>
-    </w:p>
-    <w:p>
-      <w:pPr>
-        <w:pStyle w:val="Compact"/>
-        <w:numPr>
-          <w:ilvl w:val="1"/>
-          <w:numId w:val="1009"/>
-        </w:numPr>
-      </w:pPr>
-      <w:r>
-        <w:t xml:space="preserve">Maximum elevation (m)</w:t>
-      </w:r>
-    </w:p>
-    <w:p>
-      <w:pPr>
-        <w:pStyle w:val="Compact"/>
-        <w:numPr>
-          <w:ilvl w:val="1"/>
-          <w:numId w:val="1009"/>
-        </w:numPr>
-      </w:pPr>
-      <w:r>
-        <w:rPr>
-          <w:rStyle w:val="VerbatimChar"/>
-        </w:rPr>
         <w:t xml:space="preserve">Nearest</w:t>
       </w:r>
-    </w:p>
-    <w:p>
-      <w:pPr>
-        <w:pStyle w:val="Compact"/>
-        <w:numPr>
-          <w:ilvl w:val="1"/>
-          <w:numId w:val="1009"/>
-        </w:numPr>
-      </w:pPr>
-      <w:r>
-        <w:t xml:space="preserve">Distance to nearest island (km)</w:t>
+      <w:r>
+        <w:t xml:space="preserve">- Distance to nearest island (km)</w:t>
       </w:r>
     </w:p>
     <w:p>
@@ -2666,18 +2516,18 @@
           <wp:inline>
             <wp:extent cx="2743200" cy="2743200"/>
             <wp:effectExtent b="0" l="0" r="0" t="0"/>
-            <wp:docPr descr="" title="" id="37" name="Picture"/>
+            <wp:docPr descr="" title="" id="35" name="Picture"/>
             <a:graphic>
               <a:graphicData uri="http://schemas.openxmlformats.org/drawingml/2006/picture">
                 <pic:pic>
                   <pic:nvPicPr>
-                    <pic:cNvPr descr="14_01_lecture_powerpoint_files/figure-docx/summary-gaussian_2-1.png" id="38" name="Picture"/>
+                    <pic:cNvPr descr="14_01_lecture_powerpoint_files/figure-docx/summary-gaussian_2-1.png" id="36" name="Picture"/>
                     <pic:cNvPicPr>
                       <a:picLocks noChangeArrowheads="1" noChangeAspect="1"/>
                     </pic:cNvPicPr>
                   </pic:nvPicPr>
                   <pic:blipFill>
-                    <a:blip r:embed="rId36"/>
+                    <a:blip r:embed="rId34"/>
                     <a:stretch>
                       <a:fillRect/>
                     </a:stretch>
@@ -2704,8 +2554,8 @@
         </w:drawing>
       </w:r>
     </w:p>
-    <w:bookmarkEnd w:id="39"/>
-    <w:bookmarkStart w:id="43" w:name="Xb9a01484f69c84639f0f9aa938f54e8c33515cc"/>
+    <w:bookmarkEnd w:id="37"/>
+    <w:bookmarkStart w:id="41" w:name="Xb9a01484f69c84639f0f9aa938f54e8c33515cc"/>
     <w:p>
       <w:pPr>
         <w:pStyle w:val="Heading1"/>
@@ -3202,18 +3052,18 @@
           <wp:inline>
             <wp:extent cx="2743200" cy="2743200"/>
             <wp:effectExtent b="0" l="0" r="0" t="0"/>
-            <wp:docPr descr="" title="" id="41" name="Picture"/>
+            <wp:docPr descr="" title="" id="39" name="Picture"/>
             <a:graphic>
               <a:graphicData uri="http://schemas.openxmlformats.org/drawingml/2006/picture">
                 <pic:pic>
                   <pic:nvPicPr>
-                    <pic:cNvPr descr="14_01_lecture_powerpoint_files/figure-docx/summarygaussian_2a-1.png" id="42" name="Picture"/>
+                    <pic:cNvPr descr="14_01_lecture_powerpoint_files/figure-docx/summarygaussian_2a-1.png" id="40" name="Picture"/>
                     <pic:cNvPicPr>
                       <a:picLocks noChangeArrowheads="1" noChangeAspect="1"/>
                     </pic:cNvPicPr>
                   </pic:nvPicPr>
                   <pic:blipFill>
-                    <a:blip r:embed="rId40"/>
+                    <a:blip r:embed="rId38"/>
                     <a:stretch>
                       <a:fillRect/>
                     </a:stretch>
@@ -3240,8 +3090,8 @@
         </w:drawing>
       </w:r>
     </w:p>
-    <w:bookmarkEnd w:id="43"/>
-    <w:bookmarkStart w:id="44" w:name="X8f02e7836bcfceb634ff301c81eeedc9c950d64"/>
+    <w:bookmarkEnd w:id="41"/>
+    <w:bookmarkStart w:id="42" w:name="X8f02e7836bcfceb634ff301c81eeedc9c950d64"/>
     <w:p>
       <w:pPr>
         <w:pStyle w:val="Heading1"/>
@@ -3644,6 +3494,7 @@
     </w:p>
     <w:p>
       <w:pPr>
+        <w:pStyle w:val="Compact"/>
         <w:numPr>
           <w:ilvl w:val="2"/>
           <w:numId w:val="1016"/>
@@ -3679,6 +3530,7 @@
     </w:p>
     <w:p>
       <w:pPr>
+        <w:pStyle w:val="Compact"/>
         <w:numPr>
           <w:ilvl w:val="2"/>
           <w:numId w:val="1016"/>
@@ -3736,6 +3588,7 @@
     </w:p>
     <w:p>
       <w:pPr>
+        <w:pStyle w:val="Compact"/>
         <w:numPr>
           <w:ilvl w:val="2"/>
           <w:numId w:val="1017"/>
@@ -3765,6 +3618,7 @@
     </w:p>
     <w:p>
       <w:pPr>
+        <w:pStyle w:val="Compact"/>
         <w:numPr>
           <w:ilvl w:val="2"/>
           <w:numId w:val="1017"/>
@@ -3987,8 +3841,8 @@
         <w:t xml:space="preserve">## Number of Fisher Scoring iterations: 2</w:t>
       </w:r>
     </w:p>
-    <w:bookmarkEnd w:id="44"/>
-    <w:bookmarkStart w:id="48" w:name="glm-with-gaussian-distribution-analysis"/>
+    <w:bookmarkEnd w:id="42"/>
+    <w:bookmarkStart w:id="46" w:name="glm-with-gaussian-distribution-analysis"/>
     <w:p>
       <w:pPr>
         <w:pStyle w:val="Heading1"/>
@@ -4026,6 +3880,7 @@
     </w:p>
     <w:p>
       <w:pPr>
+        <w:pStyle w:val="Compact"/>
         <w:numPr>
           <w:ilvl w:val="1"/>
           <w:numId w:val="1019"/>
@@ -4058,6 +3913,7 @@
     </w:p>
     <w:p>
       <w:pPr>
+        <w:pStyle w:val="Compact"/>
         <w:numPr>
           <w:ilvl w:val="1"/>
           <w:numId w:val="1019"/>
@@ -4082,6 +3938,7 @@
     </w:p>
     <w:p>
       <w:pPr>
+        <w:pStyle w:val="Compact"/>
         <w:numPr>
           <w:ilvl w:val="1"/>
           <w:numId w:val="1019"/>
@@ -4123,6 +3980,7 @@
     </w:p>
     <w:p>
       <w:pPr>
+        <w:pStyle w:val="Compact"/>
         <w:numPr>
           <w:ilvl w:val="1"/>
           <w:numId w:val="1019"/>
@@ -4495,18 +4353,18 @@
           <wp:inline>
             <wp:extent cx="2743200" cy="2743200"/>
             <wp:effectExtent b="0" l="0" r="0" t="0"/>
-            <wp:docPr descr="" title="" id="46" name="Picture"/>
+            <wp:docPr descr="" title="" id="44" name="Picture"/>
             <a:graphic>
               <a:graphicData uri="http://schemas.openxmlformats.org/drawingml/2006/picture">
                 <pic:pic>
                   <pic:nvPicPr>
-                    <pic:cNvPr descr="14_01_lecture_powerpoint_files/figure-docx/gaussian-plot-1.png" id="47" name="Picture"/>
+                    <pic:cNvPr descr="14_01_lecture_powerpoint_files/figure-docx/gaussian-plot-1.png" id="45" name="Picture"/>
                     <pic:cNvPicPr>
                       <a:picLocks noChangeArrowheads="1" noChangeAspect="1"/>
                     </pic:cNvPicPr>
                   </pic:nvPicPr>
                   <pic:blipFill>
-                    <a:blip r:embed="rId45"/>
+                    <a:blip r:embed="rId43"/>
                     <a:stretch>
                       <a:fillRect/>
                     </a:stretch>
@@ -4533,8 +4391,8 @@
         </w:drawing>
       </w:r>
     </w:p>
-    <w:bookmarkEnd w:id="48"/>
-    <w:bookmarkStart w:id="50" w:name="X202a505c33eddf7cab8e1c52fd57adbf717c8db"/>
+    <w:bookmarkEnd w:id="46"/>
+    <w:bookmarkStart w:id="48" w:name="X202a505c33eddf7cab8e1c52fd57adbf717c8db"/>
     <w:p>
       <w:pPr>
         <w:pStyle w:val="Heading1"/>
@@ -4543,7 +4401,7 @@
         <w:t xml:space="preserve">Equivalence of Linear Models and Gaussian GLMs</w:t>
       </w:r>
     </w:p>
-    <w:bookmarkStart w:id="49" w:name="X86a2ef85f5dc52ec29a8bd67dd90d1cd71cfb1f"/>
+    <w:bookmarkStart w:id="47" w:name="X86a2ef85f5dc52ec29a8bd67dd90d1cd71cfb1f"/>
     <w:p>
       <w:pPr>
         <w:pStyle w:val="Heading3"/>
@@ -4644,9 +4502,9 @@
         <w:t xml:space="preserve">is why a Poisson model works</w:t>
       </w:r>
     </w:p>
-    <w:bookmarkEnd w:id="49"/>
-    <w:bookmarkEnd w:id="50"/>
-    <w:bookmarkStart w:id="52" w:name="glm-with-poisson-distribution-setup"/>
+    <w:bookmarkEnd w:id="47"/>
+    <w:bookmarkEnd w:id="48"/>
+    <w:bookmarkStart w:id="50" w:name="glm-with-poisson-distribution-setup"/>
     <w:p>
       <w:pPr>
         <w:pStyle w:val="Heading1"/>
@@ -4832,7 +4690,7 @@
         <w:t xml:space="preserve">rounded quarter-mile time and the number of cylinders:</w:t>
       </w:r>
     </w:p>
-    <w:bookmarkStart w:id="51" w:name="Xb00853a8cdd84cfc5329b6bc5003b388c4b5a65"/>
+    <w:bookmarkStart w:id="49" w:name="Xb00853a8cdd84cfc5329b6bc5003b388c4b5a65"/>
     <w:p>
       <w:pPr>
         <w:pStyle w:val="Heading3"/>
@@ -4841,7 +4699,7 @@
         <w:t xml:space="preserve">Fit Poisson GLM with size_category as predictor</w:t>
       </w:r>
     </w:p>
-    <w:bookmarkEnd w:id="51"/>
+    <w:bookmarkEnd w:id="49"/>
     <w:p>
       <w:pPr>
         <w:pStyle w:val="Compact"/>
@@ -4974,7 +4832,7 @@
         <w:t xml:space="preserve"> </w:t>
       </w:r>
       <w:r>
-        <w:t xml:space="preserve">island predicted to have 3.81x more species than</w:t>
+        <w:t xml:space="preserve">predicted to have 3.81x more spp than</w:t>
       </w:r>
       <w:r>
         <w:t xml:space="preserve"> </w:t>
@@ -4986,7 +4844,7 @@
         <w:t xml:space="preserve"> </w:t>
       </w:r>
       <w:r>
-        <w:t xml:space="preserve">island, on average</w:t>
+        <w:t xml:space="preserve">island</w:t>
       </w:r>
     </w:p>
     <w:p>
@@ -5016,13 +4874,7 @@
         <w:t xml:space="preserve"> </w:t>
       </w:r>
       <w:r>
-        <w:t xml:space="preserve">island is predicted to have 17.17 times more species</w:t>
-      </w:r>
-      <w:r>
-        <w:t xml:space="preserve"> </w:t>
-      </w:r>
-      <w:r>
-        <w:t xml:space="preserve">than a</w:t>
+        <w:t xml:space="preserve">island is predicted to have 17.17 times more species than a</w:t>
       </w:r>
       <w:r>
         <w:t xml:space="preserve"> </w:t>
@@ -5398,8 +5250,8 @@
         <w:t xml:space="preserve">## Number of Fisher Scoring iterations: 5</w:t>
       </w:r>
     </w:p>
-    <w:bookmarkEnd w:id="52"/>
-    <w:bookmarkStart w:id="53" w:name="glm-with-poisson-distribution-setup-1"/>
+    <w:bookmarkEnd w:id="50"/>
+    <w:bookmarkStart w:id="51" w:name="glm-with-poisson-distribution-setup-1"/>
     <w:p>
       <w:pPr>
         <w:pStyle w:val="Heading1"/>
@@ -5654,8 +5506,8 @@
         <w:t xml:space="preserve">## Signif. codes:  0 '***' 0.001 '**' 0.01 '*' 0.05 '.' 0.1 ' ' 1</w:t>
       </w:r>
     </w:p>
-    <w:bookmarkEnd w:id="53"/>
-    <w:bookmarkStart w:id="54" w:name="glm-with-poisson-distribution-setup-2"/>
+    <w:bookmarkEnd w:id="51"/>
+    <w:bookmarkStart w:id="52" w:name="glm-with-poisson-distribution-setup-2"/>
     <w:p>
       <w:pPr>
         <w:pStyle w:val="Heading1"/>
@@ -6430,8 +6282,8 @@
         <w:t xml:space="preserve">## Dispersion parameter: 32.9</w:t>
       </w:r>
     </w:p>
-    <w:bookmarkEnd w:id="54"/>
-    <w:bookmarkStart w:id="55" w:name="glm-with-poisson-distribution-setup-3"/>
+    <w:bookmarkEnd w:id="52"/>
+    <w:bookmarkStart w:id="53" w:name="glm-with-poisson-distribution-setup-3"/>
     <w:p>
       <w:pPr>
         <w:pStyle w:val="Heading1"/>
@@ -6868,8 +6720,8 @@
         <w:t xml:space="preserve">##       But we also did not show them to be the same.</w:t>
       </w:r>
     </w:p>
-    <w:bookmarkEnd w:id="55"/>
-    <w:bookmarkStart w:id="60" w:name="X627b8e984623a89b6e7c0d5a78e0305d3b31ebe"/>
+    <w:bookmarkEnd w:id="53"/>
+    <w:bookmarkStart w:id="58" w:name="X627b8e984623a89b6e7c0d5a78e0305d3b31ebe"/>
     <w:p>
       <w:pPr>
         <w:pStyle w:val="Heading1"/>
@@ -6910,18 +6762,18 @@
           <wp:inline>
             <wp:extent cx="2743200" cy="2743200"/>
             <wp:effectExtent b="0" l="0" r="0" t="0"/>
-            <wp:docPr descr="" title="" id="57" name="Picture"/>
+            <wp:docPr descr="" title="" id="55" name="Picture"/>
             <a:graphic>
               <a:graphicData uri="http://schemas.openxmlformats.org/drawingml/2006/picture">
                 <pic:pic>
                   <pic:nvPicPr>
-                    <pic:cNvPr descr="14_01_lecture_powerpoint_files/figure-docx/poisson-plot-1.png" id="58" name="Picture"/>
+                    <pic:cNvPr descr="14_01_lecture_powerpoint_files/figure-docx/poisson-plot-1.png" id="56" name="Picture"/>
                     <pic:cNvPicPr>
                       <a:picLocks noChangeArrowheads="1" noChangeAspect="1"/>
                     </pic:cNvPicPr>
                   </pic:nvPicPr>
                   <pic:blipFill>
-                    <a:blip r:embed="rId56"/>
+                    <a:blip r:embed="rId54"/>
                     <a:stretch>
                       <a:fillRect/>
                     </a:stretch>
@@ -6948,7 +6800,7 @@
         </w:drawing>
       </w:r>
     </w:p>
-    <w:bookmarkStart w:id="59" w:name="interpreting-poisson-glm-coefficients"/>
+    <w:bookmarkStart w:id="57" w:name="interpreting-poisson-glm-coefficients"/>
     <w:p>
       <w:pPr>
         <w:pStyle w:val="Heading3"/>
@@ -7063,9 +6915,9 @@
         <w:t xml:space="preserve">of the reference level</w:t>
       </w:r>
     </w:p>
-    <w:bookmarkEnd w:id="59"/>
-    <w:bookmarkEnd w:id="60"/>
-    <w:bookmarkStart w:id="61" w:name="comparison-of-interpretation"/>
+    <w:bookmarkEnd w:id="57"/>
+    <w:bookmarkEnd w:id="58"/>
+    <w:bookmarkStart w:id="59" w:name="comparison-of-interpretation"/>
     <w:p>
       <w:pPr>
         <w:pStyle w:val="Heading1"/>
@@ -7271,8 +7123,8 @@
         </w:tc>
       </w:tr>
     </w:tbl>
-    <w:bookmarkEnd w:id="61"/>
-    <w:bookmarkStart w:id="65" w:name="checking-model-assumptions-with-dharma"/>
+    <w:bookmarkEnd w:id="59"/>
+    <w:bookmarkStart w:id="63" w:name="checking-model-assumptions-with-dharma"/>
     <w:p>
       <w:pPr>
         <w:pStyle w:val="Heading1"/>
@@ -7290,18 +7142,18 @@
           <wp:inline>
             <wp:extent cx="5486400" cy="5486400"/>
             <wp:effectExtent b="0" l="0" r="0" t="0"/>
-            <wp:docPr descr="" title="" id="63" name="Picture"/>
+            <wp:docPr descr="" title="" id="61" name="Picture"/>
             <a:graphic>
               <a:graphicData uri="http://schemas.openxmlformats.org/drawingml/2006/picture">
                 <pic:pic>
                   <pic:nvPicPr>
-                    <pic:cNvPr descr="14_01_lecture_powerpoint_files/figure-docx/gala-poisson-diagnostics-1.png" id="64" name="Picture"/>
+                    <pic:cNvPr descr="14_01_lecture_powerpoint_files/figure-docx/gala-poisson-diagnostics-1.png" id="62" name="Picture"/>
                     <pic:cNvPicPr>
                       <a:picLocks noChangeArrowheads="1" noChangeAspect="1"/>
                     </pic:cNvPicPr>
                   </pic:nvPicPr>
                   <pic:blipFill>
-                    <a:blip r:embed="rId62"/>
+                    <a:blip r:embed="rId60"/>
                     <a:stretch>
                       <a:fillRect/>
                     </a:stretch>
@@ -7328,8 +7180,8 @@
         </w:drawing>
       </w:r>
     </w:p>
-    <w:bookmarkEnd w:id="65"/>
-    <w:bookmarkStart w:id="69" w:name="Xb69db3faae37e8c6ad63fbb58723a1f4afc167c"/>
+    <w:bookmarkEnd w:id="63"/>
+    <w:bookmarkStart w:id="67" w:name="Xb69db3faae37e8c6ad63fbb58723a1f4afc167c"/>
     <w:p>
       <w:pPr>
         <w:pStyle w:val="Heading1"/>
@@ -7692,18 +7544,18 @@
           <wp:inline>
             <wp:extent cx="2743200" cy="2743200"/>
             <wp:effectExtent b="0" l="0" r="0" t="0"/>
-            <wp:docPr descr="" title="" id="67" name="Picture"/>
+            <wp:docPr descr="" title="" id="65" name="Picture"/>
             <a:graphic>
               <a:graphicData uri="http://schemas.openxmlformats.org/drawingml/2006/picture">
                 <pic:pic>
                   <pic:nvPicPr>
-                    <pic:cNvPr descr="14_01_lecture_powerpoint_files/figure-docx/gala-compare-models-1.png" id="68" name="Picture"/>
+                    <pic:cNvPr descr="14_01_lecture_powerpoint_files/figure-docx/gala-compare-models-1.png" id="66" name="Picture"/>
                     <pic:cNvPicPr>
                       <a:picLocks noChangeArrowheads="1" noChangeAspect="1"/>
                     </pic:cNvPicPr>
                   </pic:nvPicPr>
                   <pic:blipFill>
-                    <a:blip r:embed="rId66"/>
+                    <a:blip r:embed="rId64"/>
                     <a:stretch>
                       <a:fillRect/>
                     </a:stretch>
@@ -7730,8 +7582,8 @@
         </w:drawing>
       </w:r>
     </w:p>
-    <w:bookmarkEnd w:id="69"/>
-    <w:bookmarkStart w:id="73" w:name="logistic-regression---introduction"/>
+    <w:bookmarkEnd w:id="67"/>
+    <w:bookmarkStart w:id="71" w:name="logistic-regression---introduction"/>
     <w:p>
       <w:pPr>
         <w:pStyle w:val="Heading1"/>
@@ -8222,18 +8074,18 @@
           <wp:inline>
             <wp:extent cx="2743200" cy="2743200"/>
             <wp:effectExtent b="0" l="0" r="0" t="0"/>
-            <wp:docPr descr="" title="" id="71" name="Picture"/>
+            <wp:docPr descr="" title="" id="69" name="Picture"/>
             <a:graphic>
               <a:graphicData uri="http://schemas.openxmlformats.org/drawingml/2006/picture">
                 <pic:pic>
                   <pic:nvPicPr>
-                    <pic:cNvPr descr="14_01_lecture_powerpoint_files/figure-docx/logistic-curve-1.png" id="72" name="Picture"/>
+                    <pic:cNvPr descr="14_01_lecture_powerpoint_files/figure-docx/logistic-curve-1.png" id="70" name="Picture"/>
                     <pic:cNvPicPr>
                       <a:picLocks noChangeArrowheads="1" noChangeAspect="1"/>
                     </pic:cNvPicPr>
                   </pic:nvPicPr>
                   <pic:blipFill>
-                    <a:blip r:embed="rId70"/>
+                    <a:blip r:embed="rId68"/>
                     <a:stretch>
                       <a:fillRect/>
                     </a:stretch>
@@ -8260,8 +8112,8 @@
         </w:drawing>
       </w:r>
     </w:p>
-    <w:bookmarkEnd w:id="73"/>
-    <w:bookmarkStart w:id="77" w:name="example-lizard-presence-on-islands"/>
+    <w:bookmarkEnd w:id="71"/>
+    <w:bookmarkStart w:id="75" w:name="example-lizard-presence-on-islands"/>
     <w:p>
       <w:pPr>
         <w:pStyle w:val="Heading1"/>
@@ -8309,18 +8161,18 @@
           <wp:inline>
             <wp:extent cx="2743200" cy="2743200"/>
             <wp:effectExtent b="0" l="0" r="0" t="0"/>
-            <wp:docPr descr="" title="" id="75" name="Picture"/>
+            <wp:docPr descr="" title="" id="73" name="Picture"/>
             <a:graphic>
               <a:graphicData uri="http://schemas.openxmlformats.org/drawingml/2006/picture">
                 <pic:pic>
                   <pic:nvPicPr>
-                    <pic:cNvPr descr="14_01_lecture_powerpoint_files/figure-docx/lizard-data-1.png" id="76" name="Picture"/>
+                    <pic:cNvPr descr="14_01_lecture_powerpoint_files/figure-docx/lizard-data-1.png" id="74" name="Picture"/>
                     <pic:cNvPicPr>
                       <a:picLocks noChangeArrowheads="1" noChangeAspect="1"/>
                     </pic:cNvPicPr>
                   </pic:nvPicPr>
                   <pic:blipFill>
-                    <a:blip r:embed="rId74"/>
+                    <a:blip r:embed="rId72"/>
                     <a:stretch>
                       <a:fillRect/>
                     </a:stretch>
@@ -8347,8 +8199,8 @@
         </w:drawing>
       </w:r>
     </w:p>
-    <w:bookmarkEnd w:id="77"/>
-    <w:bookmarkStart w:id="78" w:name="example-lizard-presence-on-islands-1"/>
+    <w:bookmarkEnd w:id="75"/>
+    <w:bookmarkStart w:id="76" w:name="example-lizard-presence-on-islands-1"/>
     <w:p>
       <w:pPr>
         <w:pStyle w:val="Heading1"/>
@@ -8719,8 +8571,8 @@
         <w:t xml:space="preserve">## Number of Fisher Scoring iterations: 6</w:t>
       </w:r>
     </w:p>
-    <w:bookmarkEnd w:id="78"/>
-    <w:bookmarkStart w:id="82" w:name="lizard-example-visualization-and-testing"/>
+    <w:bookmarkEnd w:id="76"/>
+    <w:bookmarkStart w:id="80" w:name="lizard-example-visualization-and-testing"/>
     <w:p>
       <w:pPr>
         <w:pStyle w:val="Heading1"/>
@@ -8746,18 +8598,18 @@
           <wp:inline>
             <wp:extent cx="2743200" cy="2743200"/>
             <wp:effectExtent b="0" l="0" r="0" t="0"/>
-            <wp:docPr descr="" title="" id="80" name="Picture"/>
+            <wp:docPr descr="" title="" id="78" name="Picture"/>
             <a:graphic>
               <a:graphicData uri="http://schemas.openxmlformats.org/drawingml/2006/picture">
                 <pic:pic>
                   <pic:nvPicPr>
-                    <pic:cNvPr descr="14_01_lecture_powerpoint_files/figure-docx/lizard-plot-1.png" id="81" name="Picture"/>
+                    <pic:cNvPr descr="14_01_lecture_powerpoint_files/figure-docx/lizard-plot-1.png" id="79" name="Picture"/>
                     <pic:cNvPicPr>
                       <a:picLocks noChangeArrowheads="1" noChangeAspect="1"/>
                     </pic:cNvPicPr>
                   </pic:nvPicPr>
                   <pic:blipFill>
-                    <a:blip r:embed="rId79"/>
+                    <a:blip r:embed="rId77"/>
                     <a:stretch>
                       <a:fillRect/>
                     </a:stretch>
@@ -9111,8 +8963,8 @@
         <w:t xml:space="preserve">## Signif. codes:  0 '***' 0.001 '**' 0.01 '*' 0.05 '.' 0.1 ' ' 1</w:t>
       </w:r>
     </w:p>
-    <w:bookmarkEnd w:id="82"/>
-    <w:bookmarkStart w:id="84" w:name="interpreting-the-odds-ratio"/>
+    <w:bookmarkEnd w:id="80"/>
+    <w:bookmarkStart w:id="82" w:name="interpreting-the-odds-ratio"/>
     <w:p>
       <w:pPr>
         <w:pStyle w:val="Heading1"/>
@@ -9121,7 +8973,7 @@
         <w:t xml:space="preserve">Interpreting the Odds Ratio</w:t>
       </w:r>
     </w:p>
-    <w:bookmarkStart w:id="83" w:name="working-with-odds-ratios"/>
+    <w:bookmarkStart w:id="81" w:name="working-with-odds-ratios"/>
     <w:p>
       <w:pPr>
         <w:pStyle w:val="Heading3"/>
@@ -9630,242 +9482,242 @@
         <w:t xml:space="preserve">##  95% CI: 0.753 to 0.932</w:t>
       </w:r>
     </w:p>
+    <w:bookmarkEnd w:id="81"/>
+    <w:bookmarkEnd w:id="82"/>
+    <w:bookmarkStart w:id="83" w:name="assessing-model-fit"/>
+    <w:p>
+      <w:pPr>
+        <w:pStyle w:val="Heading1"/>
+      </w:pPr>
+      <w:r>
+        <w:t xml:space="preserve">Assessing Model Fit</w:t>
+      </w:r>
+    </w:p>
+    <w:p>
+      <w:pPr>
+        <w:pStyle w:val="FirstParagraph"/>
+      </w:pPr>
+      <w:r>
+        <w:t xml:space="preserve">There are several ways to assess the goodness-of-fit for logistic</w:t>
+      </w:r>
+      <w:r>
+        <w:t xml:space="preserve"> </w:t>
+      </w:r>
+      <w:r>
+        <w:t xml:space="preserve">regression models:</w:t>
+      </w:r>
+    </w:p>
+    <w:p>
+      <w:pPr>
+        <w:pStyle w:val="SourceCode"/>
+      </w:pPr>
+      <w:r>
+        <w:rPr>
+          <w:rStyle w:val="VerbatimChar"/>
+        </w:rPr>
+        <w:t xml:space="preserve">## </w:t>
+      </w:r>
+      <w:r>
+        <w:br/>
+      </w:r>
+      <w:r>
+        <w:rPr>
+          <w:rStyle w:val="VerbatimChar"/>
+        </w:rPr>
+        <w:t xml:space="preserve">## </w:t>
+      </w:r>
+      <w:r>
+        <w:br/>
+      </w:r>
+      <w:r>
+        <w:rPr>
+          <w:rStyle w:val="VerbatimChar"/>
+        </w:rPr>
+        <w:t xml:space="preserve">## Pearson χ²: 18.58 on 28 df, p = 0.911</w:t>
+      </w:r>
+      <w:r>
+        <w:br/>
+      </w:r>
+      <w:r>
+        <w:rPr>
+          <w:rStyle w:val="VerbatimChar"/>
+        </w:rPr>
+        <w:t xml:space="preserve">## </w:t>
+      </w:r>
+      <w:r>
+        <w:br/>
+      </w:r>
+      <w:r>
+        <w:rPr>
+          <w:rStyle w:val="VerbatimChar"/>
+        </w:rPr>
+        <w:t xml:space="preserve">## </w:t>
+      </w:r>
+      <w:r>
+        <w:br/>
+      </w:r>
+      <w:r>
+        <w:rPr>
+          <w:rStyle w:val="VerbatimChar"/>
+        </w:rPr>
+        <w:t xml:space="preserve">## Deviance G²: 19.09 on 28 df, p = 0.895</w:t>
+      </w:r>
+      <w:r>
+        <w:br/>
+      </w:r>
+      <w:r>
+        <w:rPr>
+          <w:rStyle w:val="VerbatimChar"/>
+        </w:rPr>
+        <w:t xml:space="preserve">## </w:t>
+      </w:r>
+      <w:r>
+        <w:br/>
+      </w:r>
+      <w:r>
+        <w:rPr>
+          <w:rStyle w:val="VerbatimChar"/>
+        </w:rPr>
+        <w:t xml:space="preserve">## </w:t>
+      </w:r>
+      <w:r>
+        <w:br/>
+      </w:r>
+      <w:r>
+        <w:rPr>
+          <w:rStyle w:val="VerbatimChar"/>
+        </w:rPr>
+        <w:t xml:space="preserve">## McFadden's R²: 0.54</w:t>
+      </w:r>
+      <w:r>
+        <w:br/>
+      </w:r>
+      <w:r>
+        <w:rPr>
+          <w:rStyle w:val="VerbatimChar"/>
+        </w:rPr>
+        <w:t xml:space="preserve">## # R2 for Logistic Regression</w:t>
+      </w:r>
+      <w:r>
+        <w:br/>
+      </w:r>
+      <w:r>
+        <w:rPr>
+          <w:rStyle w:val="VerbatimChar"/>
+        </w:rPr>
+        <w:t xml:space="preserve">##   Tjur's R2: 0.588</w:t>
+      </w:r>
+      <w:r>
+        <w:br/>
+      </w:r>
+      <w:r>
+        <w:rPr>
+          <w:rStyle w:val="VerbatimChar"/>
+        </w:rPr>
+        <w:t xml:space="preserve">## fitting null model for pseudo-r2</w:t>
+      </w:r>
+      <w:r>
+        <w:br/>
+      </w:r>
+      <w:r>
+        <w:rPr>
+          <w:rStyle w:val="VerbatimChar"/>
+        </w:rPr>
+        <w:t xml:space="preserve">##         llh     llhNull          G2    McFadden        r2ML        r2CU </w:t>
+      </w:r>
+      <w:r>
+        <w:br/>
+      </w:r>
+      <w:r>
+        <w:rPr>
+          <w:rStyle w:val="VerbatimChar"/>
+        </w:rPr>
+        <w:t xml:space="preserve">##  -9.5450726 -20.7276993  22.3652534   0.5395016   0.5255070   0.7017187</w:t>
+      </w:r>
+      <w:r>
+        <w:br/>
+      </w:r>
+      <w:r>
+        <w:rPr>
+          <w:rStyle w:val="VerbatimChar"/>
+        </w:rPr>
+        <w:t xml:space="preserve">## # A tibble: 1 × 8</w:t>
+      </w:r>
+      <w:r>
+        <w:br/>
+      </w:r>
+      <w:r>
+        <w:rPr>
+          <w:rStyle w:val="VerbatimChar"/>
+        </w:rPr>
+        <w:t xml:space="preserve">##   null.deviance df.null logLik   AIC   BIC deviance df.residual  nobs</w:t>
+      </w:r>
+      <w:r>
+        <w:br/>
+      </w:r>
+      <w:r>
+        <w:rPr>
+          <w:rStyle w:val="VerbatimChar"/>
+        </w:rPr>
+        <w:t xml:space="preserve">##           &lt;dbl&gt;   &lt;int&gt;  &lt;dbl&gt; &lt;dbl&gt; &lt;dbl&gt;    &lt;dbl&gt;       &lt;int&gt; &lt;int&gt;</w:t>
+      </w:r>
+      <w:r>
+        <w:br/>
+      </w:r>
+      <w:r>
+        <w:rPr>
+          <w:rStyle w:val="VerbatimChar"/>
+        </w:rPr>
+        <w:t xml:space="preserve">## 1          41.5      29  -9.55  23.1  25.9     19.1          28    30</w:t>
+      </w:r>
+      <w:r>
+        <w:br/>
+      </w:r>
+      <w:r>
+        <w:rPr>
+          <w:rStyle w:val="VerbatimChar"/>
+        </w:rPr>
+        <w:t xml:space="preserve">## </w:t>
+      </w:r>
+      <w:r>
+        <w:br/>
+      </w:r>
+      <w:r>
+        <w:rPr>
+          <w:rStyle w:val="VerbatimChar"/>
+        </w:rPr>
+        <w:t xml:space="preserve">##  Hosmer and Lemeshow goodness of fit (GOF) test</w:t>
+      </w:r>
+      <w:r>
+        <w:br/>
+      </w:r>
+      <w:r>
+        <w:rPr>
+          <w:rStyle w:val="VerbatimChar"/>
+        </w:rPr>
+        <w:t xml:space="preserve">## </w:t>
+      </w:r>
+      <w:r>
+        <w:br/>
+      </w:r>
+      <w:r>
+        <w:rPr>
+          <w:rStyle w:val="VerbatimChar"/>
+        </w:rPr>
+        <w:t xml:space="preserve">## data:  lizard_model$y, fitted(lizard_model)</w:t>
+      </w:r>
+      <w:r>
+        <w:br/>
+      </w:r>
+      <w:r>
+        <w:rPr>
+          <w:rStyle w:val="VerbatimChar"/>
+        </w:rPr>
+        <w:t xml:space="preserve">## X-squared = 2.4032, df = 8, p-value = 0.9661</w:t>
+      </w:r>
+    </w:p>
     <w:bookmarkEnd w:id="83"/>
-    <w:bookmarkEnd w:id="84"/>
-    <w:bookmarkStart w:id="85" w:name="assessing-model-fit"/>
-    <w:p>
-      <w:pPr>
-        <w:pStyle w:val="Heading1"/>
-      </w:pPr>
-      <w:r>
-        <w:t xml:space="preserve">Assessing Model Fit</w:t>
-      </w:r>
-    </w:p>
-    <w:p>
-      <w:pPr>
-        <w:pStyle w:val="FirstParagraph"/>
-      </w:pPr>
-      <w:r>
-        <w:t xml:space="preserve">There are several ways to assess the goodness-of-fit for logistic</w:t>
-      </w:r>
-      <w:r>
-        <w:t xml:space="preserve"> </w:t>
-      </w:r>
-      <w:r>
-        <w:t xml:space="preserve">regression models:</w:t>
-      </w:r>
-    </w:p>
-    <w:p>
-      <w:pPr>
-        <w:pStyle w:val="SourceCode"/>
-      </w:pPr>
-      <w:r>
-        <w:rPr>
-          <w:rStyle w:val="VerbatimChar"/>
-        </w:rPr>
-        <w:t xml:space="preserve">## </w:t>
-      </w:r>
-      <w:r>
-        <w:br/>
-      </w:r>
-      <w:r>
-        <w:rPr>
-          <w:rStyle w:val="VerbatimChar"/>
-        </w:rPr>
-        <w:t xml:space="preserve">## </w:t>
-      </w:r>
-      <w:r>
-        <w:br/>
-      </w:r>
-      <w:r>
-        <w:rPr>
-          <w:rStyle w:val="VerbatimChar"/>
-        </w:rPr>
-        <w:t xml:space="preserve">## Pearson χ²: 18.58 on 28 df, p = 0.911</w:t>
-      </w:r>
-      <w:r>
-        <w:br/>
-      </w:r>
-      <w:r>
-        <w:rPr>
-          <w:rStyle w:val="VerbatimChar"/>
-        </w:rPr>
-        <w:t xml:space="preserve">## </w:t>
-      </w:r>
-      <w:r>
-        <w:br/>
-      </w:r>
-      <w:r>
-        <w:rPr>
-          <w:rStyle w:val="VerbatimChar"/>
-        </w:rPr>
-        <w:t xml:space="preserve">## </w:t>
-      </w:r>
-      <w:r>
-        <w:br/>
-      </w:r>
-      <w:r>
-        <w:rPr>
-          <w:rStyle w:val="VerbatimChar"/>
-        </w:rPr>
-        <w:t xml:space="preserve">## Deviance G²: 19.09 on 28 df, p = 0.895</w:t>
-      </w:r>
-      <w:r>
-        <w:br/>
-      </w:r>
-      <w:r>
-        <w:rPr>
-          <w:rStyle w:val="VerbatimChar"/>
-        </w:rPr>
-        <w:t xml:space="preserve">## </w:t>
-      </w:r>
-      <w:r>
-        <w:br/>
-      </w:r>
-      <w:r>
-        <w:rPr>
-          <w:rStyle w:val="VerbatimChar"/>
-        </w:rPr>
-        <w:t xml:space="preserve">## </w:t>
-      </w:r>
-      <w:r>
-        <w:br/>
-      </w:r>
-      <w:r>
-        <w:rPr>
-          <w:rStyle w:val="VerbatimChar"/>
-        </w:rPr>
-        <w:t xml:space="preserve">## McFadden's R²: 0.54</w:t>
-      </w:r>
-      <w:r>
-        <w:br/>
-      </w:r>
-      <w:r>
-        <w:rPr>
-          <w:rStyle w:val="VerbatimChar"/>
-        </w:rPr>
-        <w:t xml:space="preserve">## # R2 for Logistic Regression</w:t>
-      </w:r>
-      <w:r>
-        <w:br/>
-      </w:r>
-      <w:r>
-        <w:rPr>
-          <w:rStyle w:val="VerbatimChar"/>
-        </w:rPr>
-        <w:t xml:space="preserve">##   Tjur's R2: 0.588</w:t>
-      </w:r>
-      <w:r>
-        <w:br/>
-      </w:r>
-      <w:r>
-        <w:rPr>
-          <w:rStyle w:val="VerbatimChar"/>
-        </w:rPr>
-        <w:t xml:space="preserve">## fitting null model for pseudo-r2</w:t>
-      </w:r>
-      <w:r>
-        <w:br/>
-      </w:r>
-      <w:r>
-        <w:rPr>
-          <w:rStyle w:val="VerbatimChar"/>
-        </w:rPr>
-        <w:t xml:space="preserve">##         llh     llhNull          G2    McFadden        r2ML        r2CU </w:t>
-      </w:r>
-      <w:r>
-        <w:br/>
-      </w:r>
-      <w:r>
-        <w:rPr>
-          <w:rStyle w:val="VerbatimChar"/>
-        </w:rPr>
-        <w:t xml:space="preserve">##  -9.5450726 -20.7276993  22.3652534   0.5395016   0.5255070   0.7017187</w:t>
-      </w:r>
-      <w:r>
-        <w:br/>
-      </w:r>
-      <w:r>
-        <w:rPr>
-          <w:rStyle w:val="VerbatimChar"/>
-        </w:rPr>
-        <w:t xml:space="preserve">## # A tibble: 1 × 8</w:t>
-      </w:r>
-      <w:r>
-        <w:br/>
-      </w:r>
-      <w:r>
-        <w:rPr>
-          <w:rStyle w:val="VerbatimChar"/>
-        </w:rPr>
-        <w:t xml:space="preserve">##   null.deviance df.null logLik   AIC   BIC deviance df.residual  nobs</w:t>
-      </w:r>
-      <w:r>
-        <w:br/>
-      </w:r>
-      <w:r>
-        <w:rPr>
-          <w:rStyle w:val="VerbatimChar"/>
-        </w:rPr>
-        <w:t xml:space="preserve">##           &lt;dbl&gt;   &lt;int&gt;  &lt;dbl&gt; &lt;dbl&gt; &lt;dbl&gt;    &lt;dbl&gt;       &lt;int&gt; &lt;int&gt;</w:t>
-      </w:r>
-      <w:r>
-        <w:br/>
-      </w:r>
-      <w:r>
-        <w:rPr>
-          <w:rStyle w:val="VerbatimChar"/>
-        </w:rPr>
-        <w:t xml:space="preserve">## 1          41.5      29  -9.55  23.1  25.9     19.1          28    30</w:t>
-      </w:r>
-      <w:r>
-        <w:br/>
-      </w:r>
-      <w:r>
-        <w:rPr>
-          <w:rStyle w:val="VerbatimChar"/>
-        </w:rPr>
-        <w:t xml:space="preserve">## </w:t>
-      </w:r>
-      <w:r>
-        <w:br/>
-      </w:r>
-      <w:r>
-        <w:rPr>
-          <w:rStyle w:val="VerbatimChar"/>
-        </w:rPr>
-        <w:t xml:space="preserve">##  Hosmer and Lemeshow goodness of fit (GOF) test</w:t>
-      </w:r>
-      <w:r>
-        <w:br/>
-      </w:r>
-      <w:r>
-        <w:rPr>
-          <w:rStyle w:val="VerbatimChar"/>
-        </w:rPr>
-        <w:t xml:space="preserve">## </w:t>
-      </w:r>
-      <w:r>
-        <w:br/>
-      </w:r>
-      <w:r>
-        <w:rPr>
-          <w:rStyle w:val="VerbatimChar"/>
-        </w:rPr>
-        <w:t xml:space="preserve">## data:  lizard_model$y, fitted(lizard_model)</w:t>
-      </w:r>
-      <w:r>
-        <w:br/>
-      </w:r>
-      <w:r>
-        <w:rPr>
-          <w:rStyle w:val="VerbatimChar"/>
-        </w:rPr>
-        <w:t xml:space="preserve">## X-squared = 2.4032, df = 8, p-value = 0.9661</w:t>
-      </w:r>
-    </w:p>
-    <w:bookmarkEnd w:id="85"/>
-    <w:bookmarkStart w:id="86" w:name="multiple-logistic-regression-setup"/>
+    <w:bookmarkStart w:id="84" w:name="multiple-logistic-regression-setup"/>
     <w:p>
       <w:pPr>
         <w:pStyle w:val="Heading1"/>
@@ -10478,8 +10330,8 @@
         <w:t xml:space="preserve">## Signif. codes:  0 '***' 0.001 '**' 0.01 '*' 0.05 '.' 0.1 ' ' 1</w:t>
       </w:r>
     </w:p>
-    <w:bookmarkEnd w:id="86"/>
-    <w:bookmarkStart w:id="87" w:name="multiple-logistic-regression-odds-ratios"/>
+    <w:bookmarkEnd w:id="84"/>
+    <w:bookmarkStart w:id="85" w:name="multiple-logistic-regression-odds-ratios"/>
     <w:p>
       <w:pPr>
         <w:pStyle w:val="Heading1"/>
@@ -10534,8 +10386,8 @@
         <w:t xml:space="preserve">## shrub_cover shrub_cover    1.2129 (1.0645, 1.7909)</w:t>
       </w:r>
     </w:p>
-    <w:bookmarkEnd w:id="87"/>
-    <w:bookmarkStart w:id="91" w:name="visualizing-multiple-logistic-regression"/>
+    <w:bookmarkEnd w:id="85"/>
+    <w:bookmarkStart w:id="89" w:name="visualizing-multiple-logistic-regression"/>
     <w:p>
       <w:pPr>
         <w:pStyle w:val="Heading1"/>
@@ -10587,18 +10439,18 @@
           <wp:inline>
             <wp:extent cx="5486400" cy="5486400"/>
             <wp:effectExtent b="0" l="0" r="0" t="0"/>
-            <wp:docPr descr="" title="" id="89" name="Picture"/>
+            <wp:docPr descr="" title="" id="87" name="Picture"/>
             <a:graphic>
               <a:graphicData uri="http://schemas.openxmlformats.org/drawingml/2006/picture">
                 <pic:pic>
                   <pic:nvPicPr>
-                    <pic:cNvPr descr="14_01_lecture_powerpoint_files/figure-docx/visualize-effects-1.png" id="90" name="Picture"/>
+                    <pic:cNvPr descr="14_01_lecture_powerpoint_files/figure-docx/visualize-effects-1.png" id="88" name="Picture"/>
                     <pic:cNvPicPr>
                       <a:picLocks noChangeArrowheads="1" noChangeAspect="1"/>
                     </pic:cNvPicPr>
                   </pic:nvPicPr>
                   <pic:blipFill>
-                    <a:blip r:embed="rId88"/>
+                    <a:blip r:embed="rId86"/>
                     <a:stretch>
                       <a:fillRect/>
                     </a:stretch>
@@ -10625,8 +10477,8 @@
         </w:drawing>
       </w:r>
     </w:p>
-    <w:bookmarkEnd w:id="91"/>
-    <w:bookmarkStart w:id="95" w:name="X37b3c1dd30d65b85abf6d1e81c950f7c0b40fc0"/>
+    <w:bookmarkEnd w:id="89"/>
+    <w:bookmarkStart w:id="93" w:name="X37b3c1dd30d65b85abf6d1e81c950f7c0b40fc0"/>
     <w:p>
       <w:pPr>
         <w:pStyle w:val="Heading1"/>
@@ -10708,18 +10560,18 @@
           <wp:inline>
             <wp:extent cx="5486400" cy="5486400"/>
             <wp:effectExtent b="0" l="0" r="0" t="0"/>
-            <wp:docPr descr="" title="" id="93" name="Picture"/>
+            <wp:docPr descr="" title="" id="91" name="Picture"/>
             <a:graphic>
               <a:graphicData uri="http://schemas.openxmlformats.org/drawingml/2006/picture">
                 <pic:pic>
                   <pic:nvPicPr>
-                    <pic:cNvPr descr="14_01_lecture_powerpoint_files/figure-docx/diagnostics-1.png" id="94" name="Picture"/>
+                    <pic:cNvPr descr="14_01_lecture_powerpoint_files/figure-docx/diagnostics-1.png" id="92" name="Picture"/>
                     <pic:cNvPicPr>
                       <a:picLocks noChangeArrowheads="1" noChangeAspect="1"/>
                     </pic:cNvPicPr>
                   </pic:nvPicPr>
                   <pic:blipFill>
-                    <a:blip r:embed="rId92"/>
+                    <a:blip r:embed="rId90"/>
                     <a:stretch>
                       <a:fillRect/>
                     </a:stretch>
@@ -10746,8 +10598,8 @@
         </w:drawing>
       </w:r>
     </w:p>
-    <w:bookmarkEnd w:id="95"/>
-    <w:bookmarkStart w:id="96" w:name="model-comparison-and-selection"/>
+    <w:bookmarkEnd w:id="93"/>
+    <w:bookmarkStart w:id="94" w:name="model-comparison-and-selection"/>
     <w:p>
       <w:pPr>
         <w:pStyle w:val="Heading1"/>
@@ -10952,8 +10804,8 @@
         <w:t xml:space="preserve">## Specificity: 0.833</w:t>
       </w:r>
     </w:p>
-    <w:bookmarkEnd w:id="96"/>
-    <w:bookmarkStart w:id="100" w:name="publication-quality-figure"/>
+    <w:bookmarkEnd w:id="94"/>
+    <w:bookmarkStart w:id="98" w:name="publication-quality-figure"/>
     <w:p>
       <w:pPr>
         <w:pStyle w:val="Heading1"/>
@@ -10991,18 +10843,18 @@
           <wp:inline>
             <wp:extent cx="2743200" cy="2743200"/>
             <wp:effectExtent b="0" l="0" r="0" t="0"/>
-            <wp:docPr descr="" title="" id="98" name="Picture"/>
+            <wp:docPr descr="" title="" id="96" name="Picture"/>
             <a:graphic>
               <a:graphicData uri="http://schemas.openxmlformats.org/drawingml/2006/picture">
                 <pic:pic>
                   <pic:nvPicPr>
-                    <pic:cNvPr descr="14_01_lecture_powerpoint_files/figure-docx/publication-figure-1.png" id="99" name="Picture"/>
+                    <pic:cNvPr descr="14_01_lecture_powerpoint_files/figure-docx/publication-figure-1.png" id="97" name="Picture"/>
                     <pic:cNvPicPr>
                       <a:picLocks noChangeArrowheads="1" noChangeAspect="1"/>
                     </pic:cNvPicPr>
                   </pic:nvPicPr>
                   <pic:blipFill>
-                    <a:blip r:embed="rId97"/>
+                    <a:blip r:embed="rId95"/>
                     <a:stretch>
                       <a:fillRect/>
                     </a:stretch>
@@ -11029,8 +10881,8 @@
         </w:drawing>
       </w:r>
     </w:p>
-    <w:bookmarkEnd w:id="100"/>
-    <w:bookmarkStart w:id="103" w:name="scientific-write-up-example"/>
+    <w:bookmarkEnd w:id="98"/>
+    <w:bookmarkStart w:id="101" w:name="scientific-write-up-example"/>
     <w:p>
       <w:pPr>
         <w:pStyle w:val="Heading1"/>
@@ -11076,18 +10928,18 @@
                 <wp:inline>
                   <wp:extent cx="152400" cy="152400"/>
                   <wp:effectExtent b="0" l="0" r="0" t="0"/>
-                  <wp:docPr descr="" title="" id="101" name="Picture"/>
+                  <wp:docPr descr="" title="" id="99" name="Picture"/>
                   <a:graphic>
                     <a:graphicData uri="http://schemas.openxmlformats.org/drawingml/2006/picture">
                       <pic:pic>
                         <pic:nvPicPr>
-                          <pic:cNvPr descr="/Applications/RStudio.app/Contents/Resources/app/quarto/share/formats/docx/important.png" id="102" name="Picture"/>
+                          <pic:cNvPr descr="/Applications/RStudio.app/Contents/Resources/app/quarto/share/formats/docx/important.png" id="100" name="Picture"/>
                           <pic:cNvPicPr>
                             <a:picLocks noChangeArrowheads="1" noChangeAspect="1"/>
                           </pic:cNvPicPr>
                         </pic:nvPicPr>
                         <pic:blipFill>
-                          <a:blip r:embed="rId28"/>
+                          <a:blip r:embed="rId29"/>
                           <a:stretch>
                             <a:fillRect/>
                           </a:stretch>
@@ -11254,8 +11106,8 @@
         </w:tc>
       </w:tr>
     </w:tbl>
-    <w:bookmarkEnd w:id="103"/>
-    <w:bookmarkStart w:id="106" w:name="scientific-write-up-example-2"/>
+    <w:bookmarkEnd w:id="101"/>
+    <w:bookmarkStart w:id="104" w:name="scientific-write-up-example-2"/>
     <w:p>
       <w:pPr>
         <w:pStyle w:val="Heading1"/>
@@ -11301,18 +11153,18 @@
                 <wp:inline>
                   <wp:extent cx="152400" cy="152400"/>
                   <wp:effectExtent b="0" l="0" r="0" t="0"/>
-                  <wp:docPr descr="" title="" id="104" name="Picture"/>
+                  <wp:docPr descr="" title="" id="102" name="Picture"/>
                   <a:graphic>
                     <a:graphicData uri="http://schemas.openxmlformats.org/drawingml/2006/picture">
                       <pic:pic>
                         <pic:nvPicPr>
-                          <pic:cNvPr descr="/Applications/RStudio.app/Contents/Resources/app/quarto/share/formats/docx/important.png" id="105" name="Picture"/>
+                          <pic:cNvPr descr="/Applications/RStudio.app/Contents/Resources/app/quarto/share/formats/docx/important.png" id="103" name="Picture"/>
                           <pic:cNvPicPr>
                             <a:picLocks noChangeArrowheads="1" noChangeAspect="1"/>
                           </pic:cNvPicPr>
                         </pic:nvPicPr>
                         <pic:blipFill>
-                          <a:blip r:embed="rId28"/>
+                          <a:blip r:embed="rId29"/>
                           <a:stretch>
                             <a:fillRect/>
                           </a:stretch>
@@ -11439,8 +11291,8 @@
         </w:tc>
       </w:tr>
     </w:tbl>
-    <w:bookmarkEnd w:id="106"/>
-    <w:bookmarkStart w:id="108" w:name="relationship-between-glms-and-anovas"/>
+    <w:bookmarkEnd w:id="104"/>
+    <w:bookmarkStart w:id="106" w:name="relationship-between-glms-and-anovas"/>
     <w:p>
       <w:pPr>
         <w:pStyle w:val="Heading1"/>
@@ -11449,7 +11301,7 @@
         <w:t xml:space="preserve">Relationship Between GLMs and ANOVAs</w:t>
       </w:r>
     </w:p>
-    <w:bookmarkStart w:id="107" w:name="glms-and-anovas-the-connection"/>
+    <w:bookmarkStart w:id="105" w:name="glms-and-anovas-the-connection"/>
     <w:p>
       <w:pPr>
         <w:pStyle w:val="Heading3"/>
@@ -11530,9 +11382,9 @@
         <w:t xml:space="preserve">A Gaussian GLM with an identity link and a categorical predictor</w:t>
       </w:r>
     </w:p>
-    <w:bookmarkEnd w:id="107"/>
-    <w:bookmarkEnd w:id="108"/>
-    <w:bookmarkStart w:id="112" w:name="demonstrating-anova-glm-equivalence"/>
+    <w:bookmarkEnd w:id="105"/>
+    <w:bookmarkEnd w:id="106"/>
+    <w:bookmarkStart w:id="110" w:name="demonstrating-anova-glm-equivalence"/>
     <w:p>
       <w:pPr>
         <w:pStyle w:val="Heading1"/>
@@ -12075,18 +11927,18 @@
           <wp:inline>
             <wp:extent cx="5486400" cy="5486400"/>
             <wp:effectExtent b="0" l="0" r="0" t="0"/>
-            <wp:docPr descr="" title="" id="110" name="Picture"/>
+            <wp:docPr descr="" title="" id="108" name="Picture"/>
             <a:graphic>
               <a:graphicData uri="http://schemas.openxmlformats.org/drawingml/2006/picture">
                 <pic:pic>
                   <pic:nvPicPr>
-                    <pic:cNvPr descr="14_01_lecture_powerpoint_files/figure-docx/anova-glm-comparison-1.png" id="111" name="Picture"/>
+                    <pic:cNvPr descr="14_01_lecture_powerpoint_files/figure-docx/anova-glm-comparison-1.png" id="109" name="Picture"/>
                     <pic:cNvPicPr>
                       <a:picLocks noChangeArrowheads="1" noChangeAspect="1"/>
                     </pic:cNvPicPr>
                   </pic:nvPicPr>
                   <pic:blipFill>
-                    <a:blip r:embed="rId109"/>
+                    <a:blip r:embed="rId107"/>
                     <a:stretch>
                       <a:fillRect/>
                     </a:stretch>
@@ -12113,8 +11965,8 @@
         </w:drawing>
       </w:r>
     </w:p>
-    <w:bookmarkEnd w:id="112"/>
-    <w:bookmarkStart w:id="116" w:name="assumptions-and-diagnostics-summary"/>
+    <w:bookmarkEnd w:id="110"/>
+    <w:bookmarkStart w:id="114" w:name="assumptions-and-diagnostics-summary"/>
     <w:p>
       <w:pPr>
         <w:pStyle w:val="Heading1"/>
@@ -12331,18 +12183,18 @@
           <wp:inline>
             <wp:extent cx="5486400" cy="5486400"/>
             <wp:effectExtent b="0" l="0" r="0" t="0"/>
-            <wp:docPr descr="" title="" id="114" name="Picture"/>
+            <wp:docPr descr="" title="" id="112" name="Picture"/>
             <a:graphic>
               <a:graphicData uri="http://schemas.openxmlformats.org/drawingml/2006/picture">
                 <pic:pic>
                   <pic:nvPicPr>
-                    <pic:cNvPr descr="14_01_lecture_powerpoint_files/figure-docx/diagnostic-summary-1.png" id="115" name="Picture"/>
+                    <pic:cNvPr descr="14_01_lecture_powerpoint_files/figure-docx/diagnostic-summary-1.png" id="113" name="Picture"/>
                     <pic:cNvPicPr>
                       <a:picLocks noChangeArrowheads="1" noChangeAspect="1"/>
                     </pic:cNvPicPr>
                   </pic:nvPicPr>
                   <pic:blipFill>
-                    <a:blip r:embed="rId113"/>
+                    <a:blip r:embed="rId111"/>
                     <a:stretch>
                       <a:fillRect/>
                     </a:stretch>
@@ -12369,8 +12221,8 @@
         </w:drawing>
       </w:r>
     </w:p>
-    <w:bookmarkEnd w:id="116"/>
-    <w:bookmarkStart w:id="117" w:name="summary-and-conclusions"/>
+    <w:bookmarkEnd w:id="114"/>
+    <w:bookmarkStart w:id="115" w:name="summary-and-conclusions"/>
     <w:p>
       <w:pPr>
         <w:pStyle w:val="Heading1"/>
@@ -12571,8 +12423,8 @@
         <w:t xml:space="preserve">type</w:t>
       </w:r>
     </w:p>
-    <w:bookmarkEnd w:id="117"/>
-    <w:bookmarkStart w:id="118" w:name="summary-and-conclusions-1"/>
+    <w:bookmarkEnd w:id="115"/>
+    <w:bookmarkStart w:id="116" w:name="summary-and-conclusions-1"/>
     <w:p>
       <w:pPr>
         <w:pStyle w:val="Heading1"/>
@@ -12675,8 +12527,8 @@
         <w:t xml:space="preserve">data encountered in ecological, behavioral, and physiological research.</w:t>
       </w:r>
     </w:p>
-    <w:bookmarkEnd w:id="118"/>
-    <w:bookmarkStart w:id="119" w:name="references"/>
+    <w:bookmarkEnd w:id="116"/>
+    <w:bookmarkStart w:id="117" w:name="references"/>
     <w:p>
       <w:pPr>
         <w:pStyle w:val="Heading1"/>
@@ -12787,7 +12639,7 @@
         <w:t xml:space="preserve">California. Ecological Monographs, 68, 490-502.</w:t>
       </w:r>
     </w:p>
-    <w:bookmarkEnd w:id="119"/>
+    <w:bookmarkEnd w:id="117"/>
     <w:sectPr>
       <w:pgSz w:h="15840" w:w="12240"/>
       <w:pgMar w:bottom="720" w:footer="720" w:gutter="0" w:header="720" w:left="1152" w:right="720" w:top="720"/>

--- a/docs/ecostats_lectures/lecture_14/14_01_lecture_powerpoint.docx
+++ b/docs/ecostats_lectures/lecture_14/14_01_lecture_powerpoint.docx
@@ -2174,70 +2174,6 @@
     </w:p>
     <w:p>
       <w:pPr>
-        <w:pStyle w:val="BodyText"/>
-      </w:pPr>
-      <w:r>
-        <w:t xml:space="preserve">Let’s compare a standard linear model and a Gaussian GLM ### Island</w:t>
-      </w:r>
-      <w:r>
-        <w:t xml:space="preserve"> </w:t>
-      </w:r>
-      <w:r>
-        <w:t xml:space="preserve">Biogeography Data</w:t>
-      </w:r>
-    </w:p>
-    <w:p>
-      <w:pPr>
-        <w:pStyle w:val="BodyText"/>
-      </w:pPr>
-      <w:r>
-        <w:t xml:space="preserve">The</w:t>
-      </w:r>
-      <w:r>
-        <w:t xml:space="preserve"> </w:t>
-      </w:r>
-      <w:r>
-        <w:rPr>
-          <w:rStyle w:val="VerbatimChar"/>
-        </w:rPr>
-        <w:t xml:space="preserve">gala</w:t>
-      </w:r>
-      <w:r>
-        <w:t xml:space="preserve"> </w:t>
-      </w:r>
-      <w:r>
-        <w:t xml:space="preserve">dataset from the</w:t>
-      </w:r>
-      <w:r>
-        <w:t xml:space="preserve"> </w:t>
-      </w:r>
-      <w:r>
-        <w:rPr>
-          <w:rStyle w:val="VerbatimChar"/>
-        </w:rPr>
-        <w:t xml:space="preserve">faraway</w:t>
-      </w:r>
-      <w:r>
-        <w:t xml:space="preserve"> </w:t>
-      </w:r>
-      <w:r>
-        <w:t xml:space="preserve">package contains data on 30</w:t>
-      </w:r>
-      <w:r>
-        <w:t xml:space="preserve"> </w:t>
-      </w:r>
-      <w:r>
-        <w:t xml:space="preserve">Galapagos islands, testing MacArthur-Wilson’s theory of island</w:t>
-      </w:r>
-      <w:r>
-        <w:t xml:space="preserve"> </w:t>
-      </w:r>
-      <w:r>
-        <w:t xml:space="preserve">biogeography.</w:t>
-      </w:r>
-    </w:p>
-    <w:p>
-      <w:pPr>
         <w:pStyle w:val="Compact"/>
         <w:numPr>
           <w:ilvl w:val="0"/>
@@ -2245,6 +2181,84 @@
         </w:numPr>
       </w:pPr>
       <w:r>
+        <w:t xml:space="preserve">Let’s compare a standard linear model and a Gaussian GLM</w:t>
+      </w:r>
+    </w:p>
+    <w:p>
+      <w:pPr>
+        <w:pStyle w:val="Compact"/>
+        <w:numPr>
+          <w:ilvl w:val="0"/>
+          <w:numId w:val="1008"/>
+        </w:numPr>
+      </w:pPr>
+      <w:r>
+        <w:t xml:space="preserve">Island Biogeography Data</w:t>
+      </w:r>
+    </w:p>
+    <w:p>
+      <w:pPr>
+        <w:pStyle w:val="Compact"/>
+        <w:numPr>
+          <w:ilvl w:val="0"/>
+          <w:numId w:val="1008"/>
+        </w:numPr>
+      </w:pPr>
+      <w:r>
+        <w:t xml:space="preserve">The</w:t>
+      </w:r>
+      <w:r>
+        <w:t xml:space="preserve"> </w:t>
+      </w:r>
+      <w:r>
+        <w:rPr>
+          <w:rStyle w:val="VerbatimChar"/>
+        </w:rPr>
+        <w:t xml:space="preserve">gala</w:t>
+      </w:r>
+      <w:r>
+        <w:t xml:space="preserve"> </w:t>
+      </w:r>
+      <w:r>
+        <w:t xml:space="preserve">dataset from the</w:t>
+      </w:r>
+      <w:r>
+        <w:t xml:space="preserve"> </w:t>
+      </w:r>
+      <w:r>
+        <w:rPr>
+          <w:rStyle w:val="VerbatimChar"/>
+        </w:rPr>
+        <w:t xml:space="preserve">faraway</w:t>
+      </w:r>
+      <w:r>
+        <w:t xml:space="preserve"> </w:t>
+      </w:r>
+      <w:r>
+        <w:t xml:space="preserve">package contains data on 30</w:t>
+      </w:r>
+      <w:r>
+        <w:t xml:space="preserve"> </w:t>
+      </w:r>
+      <w:r>
+        <w:t xml:space="preserve">Galapagos islands, testing MacArthur-Wilson’s theory of island</w:t>
+      </w:r>
+      <w:r>
+        <w:t xml:space="preserve"> </w:t>
+      </w:r>
+      <w:r>
+        <w:t xml:space="preserve">biogeography.</w:t>
+      </w:r>
+    </w:p>
+    <w:p>
+      <w:pPr>
+        <w:pStyle w:val="Compact"/>
+        <w:numPr>
+          <w:ilvl w:val="0"/>
+          <w:numId w:val="1008"/>
+        </w:numPr>
+      </w:pPr>
+      <w:r>
         <w:rPr>
           <w:b/>
           <w:bCs/>
@@ -2254,7 +2268,6 @@
     </w:p>
     <w:p>
       <w:pPr>
-        <w:pStyle w:val="Compact"/>
         <w:numPr>
           <w:ilvl w:val="1"/>
           <w:numId w:val="1009"/>
@@ -2272,7 +2285,6 @@
     </w:p>
     <w:p>
       <w:pPr>
-        <w:pStyle w:val="Compact"/>
         <w:numPr>
           <w:ilvl w:val="1"/>
           <w:numId w:val="1009"/>
@@ -2290,7 +2302,6 @@
     </w:p>
     <w:p>
       <w:pPr>
-        <w:pStyle w:val="Compact"/>
         <w:numPr>
           <w:ilvl w:val="1"/>
           <w:numId w:val="1009"/>
@@ -2308,7 +2319,6 @@
     </w:p>
     <w:p>
       <w:pPr>
-        <w:pStyle w:val="Compact"/>
         <w:numPr>
           <w:ilvl w:val="1"/>
           <w:numId w:val="1009"/>
@@ -2326,177 +2336,40 @@
     </w:p>
     <w:p>
       <w:pPr>
-        <w:pStyle w:val="Compact"/>
-        <w:numPr>
-          <w:ilvl w:val="1"/>
-          <w:numId w:val="1009"/>
-        </w:numPr>
-      </w:pPr>
-      <w:r>
-        <w:rPr>
-          <w:rStyle w:val="VerbatimChar"/>
-        </w:rPr>
-        <w:t xml:space="preserve">Nearest</w:t>
-      </w:r>
-      <w:r>
-        <w:t xml:space="preserve">- Distance to nearest island (km)</w:t>
-      </w:r>
-    </w:p>
-    <w:p>
-      <w:pPr>
-        <w:pStyle w:val="Compact"/>
-        <w:numPr>
-          <w:ilvl w:val="1"/>
-          <w:numId w:val="1009"/>
-        </w:numPr>
-      </w:pPr>
-      <w:r>
-        <w:rPr>
-          <w:rStyle w:val="VerbatimChar"/>
-        </w:rPr>
-        <w:t xml:space="preserve">Scruz</w:t>
-      </w:r>
-      <w:r>
-        <w:t xml:space="preserve"> </w:t>
-      </w:r>
-      <w:r>
-        <w:t xml:space="preserve">- Distance to Santa Cruz island (km)</w:t>
-      </w:r>
-    </w:p>
-    <w:p>
-      <w:pPr>
-        <w:pStyle w:val="Compact"/>
-        <w:numPr>
-          <w:ilvl w:val="1"/>
-          <w:numId w:val="1009"/>
-        </w:numPr>
-      </w:pPr>
-      <w:r>
-        <w:rPr>
-          <w:rStyle w:val="VerbatimChar"/>
-        </w:rPr>
-        <w:t xml:space="preserve">Adjacent</w:t>
-      </w:r>
-      <w:r>
-        <w:t xml:space="preserve"> </w:t>
-      </w:r>
-      <w:r>
-        <w:t xml:space="preserve">- Area of adjacent island (km²)</w:t>
-      </w:r>
-    </w:p>
-    <w:p>
-      <w:pPr>
-        <w:pStyle w:val="FirstParagraph"/>
-      </w:pPr>
-      <w:r>
-        <w:t xml:space="preserve">We’ll use this dataset throughout to demonstrate different GLM types</w:t>
-      </w:r>
-      <w:r>
-        <w:t xml:space="preserve"> </w:t>
-      </w:r>
-      <w:r>
-        <w:t xml:space="preserve">with biologically meaningful examples.</w:t>
-      </w:r>
-    </w:p>
-    <w:p>
-      <w:pPr>
         <w:pStyle w:val="SourceCode"/>
       </w:pPr>
       <w:r>
         <w:rPr>
           <w:rStyle w:val="VerbatimChar"/>
         </w:rPr>
-        <w:t xml:space="preserve">##              Species Endemics  Area Elevation Nearest size_category</w:t>
-      </w:r>
-      <w:r>
-        <w:br/>
-      </w:r>
-      <w:r>
-        <w:rPr>
-          <w:rStyle w:val="VerbatimChar"/>
-        </w:rPr>
-        <w:t xml:space="preserve">## Baltra            58       23 25.09       346     0.6        Medium</w:t>
-      </w:r>
-      <w:r>
-        <w:br/>
-      </w:r>
-      <w:r>
-        <w:rPr>
-          <w:rStyle w:val="VerbatimChar"/>
-        </w:rPr>
-        <w:t xml:space="preserve">## Bartolome         31       21  1.24       109     0.6        Medium</w:t>
-      </w:r>
-      <w:r>
-        <w:br/>
-      </w:r>
-      <w:r>
-        <w:rPr>
-          <w:rStyle w:val="VerbatimChar"/>
-        </w:rPr>
-        <w:t xml:space="preserve">## Caldwell           3        3  0.21       114     2.8         Small</w:t>
-      </w:r>
-      <w:r>
-        <w:br/>
-      </w:r>
-      <w:r>
-        <w:rPr>
-          <w:rStyle w:val="VerbatimChar"/>
-        </w:rPr>
-        <w:t xml:space="preserve">## Champion          25        9  0.10        46     1.9         Small</w:t>
-      </w:r>
-      <w:r>
-        <w:br/>
-      </w:r>
-      <w:r>
-        <w:rPr>
-          <w:rStyle w:val="VerbatimChar"/>
-        </w:rPr>
-        <w:t xml:space="preserve">## Coamano            2        1  0.05        77     1.9         Small</w:t>
-      </w:r>
-      <w:r>
-        <w:br/>
-      </w:r>
-      <w:r>
-        <w:rPr>
-          <w:rStyle w:val="VerbatimChar"/>
-        </w:rPr>
-        <w:t xml:space="preserve">## Daphne.Major      18       11  0.34       119     8.0         Small</w:t>
-      </w:r>
-      <w:r>
-        <w:br/>
-      </w:r>
-      <w:r>
-        <w:rPr>
-          <w:rStyle w:val="VerbatimChar"/>
-        </w:rPr>
-        <w:t xml:space="preserve">## Daphne.Minor      24        0  0.08        93     6.0         Small</w:t>
-      </w:r>
-      <w:r>
-        <w:br/>
-      </w:r>
-      <w:r>
-        <w:rPr>
-          <w:rStyle w:val="VerbatimChar"/>
-        </w:rPr>
-        <w:t xml:space="preserve">## Darwin            10        7  2.33       168    34.1        Medium</w:t>
-      </w:r>
-      <w:r>
-        <w:br/>
-      </w:r>
-      <w:r>
-        <w:rPr>
-          <w:rStyle w:val="VerbatimChar"/>
-        </w:rPr>
-        <w:t xml:space="preserve">## Eden               8        4  0.03        71     0.4         Small</w:t>
-      </w:r>
-      <w:r>
-        <w:br/>
-      </w:r>
-      <w:r>
-        <w:rPr>
-          <w:rStyle w:val="VerbatimChar"/>
-        </w:rPr>
-        <w:t xml:space="preserve">## Enderby            2        2  0.18       112     2.6         Small</w:t>
+        <w:t xml:space="preserve">##           Species Endemics  Area Elevation Nearest size_category</w:t>
+      </w:r>
+      <w:r>
+        <w:br/>
+      </w:r>
+      <w:r>
+        <w:rPr>
+          <w:rStyle w:val="VerbatimChar"/>
+        </w:rPr>
+        <w:t xml:space="preserve">## Baltra         58       23 25.09       346     0.6        Medium</w:t>
+      </w:r>
+      <w:r>
+        <w:br/>
+      </w:r>
+      <w:r>
+        <w:rPr>
+          <w:rStyle w:val="VerbatimChar"/>
+        </w:rPr>
+        <w:t xml:space="preserve">## Bartolome      31       21  1.24       109     0.6        Medium</w:t>
+      </w:r>
+      <w:r>
+        <w:br/>
+      </w:r>
+      <w:r>
+        <w:rPr>
+          <w:rStyle w:val="VerbatimChar"/>
+        </w:rPr>
+        <w:t xml:space="preserve">## Caldwell        3        3  0.21       114     2.8         Small</w:t>
       </w:r>
     </w:p>
     <w:p>
@@ -3149,7 +3022,31 @@
         </w:numPr>
       </w:pPr>
       <w:r>
-        <w:t xml:space="preserve">Fit a standard linear model</w:t>
+        <w:t xml:space="preserve">Fit a standard linear model - model_lm &lt;- lm(Endemics ~</w:t>
+      </w:r>
+      <w:r>
+        <w:t xml:space="preserve"> </w:t>
+      </w:r>
+      <w:r>
+        <w:t xml:space="preserve">size_category,</w:t>
+      </w:r>
+      <w:r>
+        <w:br/>
+      </w:r>
+      <w:r>
+        <w:t xml:space="preserve">data = gala)</w:t>
+      </w:r>
+    </w:p>
+    <w:p>
+      <w:pPr>
+        <w:pStyle w:val="Compact"/>
+        <w:numPr>
+          <w:ilvl w:val="0"/>
+          <w:numId w:val="1010"/>
+        </w:numPr>
+      </w:pPr>
+      <w:r>
+        <w:t xml:space="preserve">Fit a Gaussian GLM</w:t>
       </w:r>
     </w:p>
     <w:p>
@@ -3161,43 +3058,7 @@
         </w:numPr>
       </w:pPr>
       <w:r>
-        <w:t xml:space="preserve">model_lm &lt;- lm(Endemics ~ size_category,</w:t>
-      </w:r>
-      <w:r>
-        <w:br/>
-      </w:r>
-      <w:r>
-        <w:t xml:space="preserve">data = gala)</w:t>
-      </w:r>
-    </w:p>
-    <w:p>
-      <w:pPr>
-        <w:pStyle w:val="Compact"/>
-        <w:numPr>
-          <w:ilvl w:val="0"/>
-          <w:numId w:val="1010"/>
-        </w:numPr>
-      </w:pPr>
-      <w:r>
-        <w:t xml:space="preserve">Fit a Gaussian GLM</w:t>
-      </w:r>
-    </w:p>
-    <w:p>
-      <w:pPr>
-        <w:pStyle w:val="Compact"/>
-        <w:numPr>
-          <w:ilvl w:val="1"/>
-          <w:numId w:val="1012"/>
-        </w:numPr>
-      </w:pPr>
-      <w:r>
-        <w:t xml:space="preserve">model_gaussian &lt;- glm(Endemics ~ size_category,</w:t>
-      </w:r>
-      <w:r>
-        <w:br/>
-      </w:r>
-      <w:r>
-        <w:t xml:space="preserve">data = gala,</w:t>
+        <w:t xml:space="preserve">model_gaussian &lt;- glm(Endemics ~ size_category, data = gala,</w:t>
       </w:r>
       <w:r>
         <w:br/>
@@ -3214,26 +3075,38 @@
       <w:r>
         <w:t xml:space="preserve">))</w:t>
       </w:r>
-    </w:p>
-    <w:p>
-      <w:pPr>
-        <w:pStyle w:val="FirstParagraph"/>
-      </w:pPr>
+      <w:r>
+        <w:t xml:space="preserve"> </w:t>
+      </w:r>
       <w:r>
         <w:rPr>
           <w:b/>
           <w:bCs/>
         </w:rPr>
-        <w:t xml:space="preserve">Residual Standard Error</w:t>
-      </w:r>
-      <w:r>
-        <w:t xml:space="preserve">. This is the standard deviation of the</w:t>
-      </w:r>
-      <w:r>
-        <w:t xml:space="preserve"> </w:t>
-      </w:r>
-      <w:r>
-        <w:t xml:space="preserve">residuals (</w:t>
+        <w:t xml:space="preserve">Residual Standard</w:t>
+      </w:r>
+      <w:r>
+        <w:rPr>
+          <w:b/>
+          <w:bCs/>
+        </w:rPr>
+        <w:t xml:space="preserve"> </w:t>
+      </w:r>
+      <w:r>
+        <w:rPr>
+          <w:b/>
+          <w:bCs/>
+        </w:rPr>
+        <w:t xml:space="preserve">Error</w:t>
+      </w:r>
+      <w:r>
+        <w:t xml:space="preserve">. This is the standard deviation of the residuals</w:t>
+      </w:r>
+      <w:r>
+        <w:t xml:space="preserve"> </w:t>
+      </w:r>
+      <w:r>
+        <w:t xml:space="preserve">(</w:t>
       </w:r>
       <m:oMath>
         <m:r>
@@ -3246,6 +3119,18 @@
     </w:p>
     <w:p>
       <w:pPr>
+        <w:pStyle w:val="Compact"/>
+        <w:numPr>
+          <w:ilvl w:val="0"/>
+          <w:numId w:val="1012"/>
+        </w:numPr>
+      </w:pPr>
+      <w:r>
+        <w:t xml:space="preserve">Let’s look at the summary of our Gaussian GLM:</w:t>
+      </w:r>
+    </w:p>
+    <w:p>
+      <w:pPr>
         <w:pStyle w:val="SourceCode"/>
       </w:pPr>
       <w:r>
@@ -3415,6 +3300,16 @@
           <w:rStyle w:val="VerbatimChar"/>
         </w:rPr>
         <w:t xml:space="preserve">## F-statistic: 37.31 on 2 and 27 DF,  p-value: 1.697e-08</w:t>
+      </w:r>
+    </w:p>
+    <w:bookmarkEnd w:id="42"/>
+    <w:bookmarkStart w:id="43" w:name="X1d36f5f84df9d82d1d7816f1b53d1d6f4494bb9"/>
+    <w:p>
+      <w:pPr>
+        <w:pStyle w:val="Heading1"/>
+      </w:pPr>
+      <w:r>
+        <w:t xml:space="preserve">GLM with Gaussian (Normal) Distribution: Setup</w:t>
       </w:r>
     </w:p>
     <w:p>
@@ -3841,8 +3736,8 @@
         <w:t xml:space="preserve">## Number of Fisher Scoring iterations: 2</w:t>
       </w:r>
     </w:p>
-    <w:bookmarkEnd w:id="42"/>
-    <w:bookmarkStart w:id="46" w:name="glm-with-gaussian-distribution-analysis"/>
+    <w:bookmarkEnd w:id="43"/>
+    <w:bookmarkStart w:id="47" w:name="glm-with-gaussian-distribution-analysis"/>
     <w:p>
       <w:pPr>
         <w:pStyle w:val="Heading1"/>
@@ -3860,7 +3755,7 @@
         </w:numPr>
       </w:pPr>
       <w:r>
-        <w:t xml:space="preserve">Now let’s perform an ANOVA on our LM and GLM model using the</w:t>
+        <w:t xml:space="preserve">Now let’s perform an ANOVA on LM and GLM model using</w:t>
       </w:r>
       <w:r>
         <w:t xml:space="preserve"> </w:t>
@@ -3872,10 +3767,7 @@
         <w:t xml:space="preserve">car</w:t>
       </w:r>
       <w:r>
-        <w:t xml:space="preserve"> </w:t>
-      </w:r>
-      <w:r>
-        <w:t xml:space="preserve">package:</w:t>
+        <w:t xml:space="preserve">:</w:t>
       </w:r>
     </w:p>
     <w:p>
@@ -3924,16 +3816,10 @@
           <w:b/>
           <w:bCs/>
         </w:rPr>
-        <w:t xml:space="preserve">Residual Deviance divided by its degrees of freedom</w:t>
-      </w:r>
-      <w:r>
-        <w:t xml:space="preserve">: 5756.1</w:t>
-      </w:r>
-      <w:r>
-        <w:t xml:space="preserve"> </w:t>
-      </w:r>
-      <w:r>
-        <w:t xml:space="preserve">/ 27 = 213.1878</w:t>
+        <w:t xml:space="preserve">Residual Deviance/df</w:t>
+      </w:r>
+      <w:r>
+        <w:t xml:space="preserve">: 5756.1 / 27 = 213.1878</w:t>
       </w:r>
     </w:p>
     <w:p>
@@ -4353,18 +4239,18 @@
           <wp:inline>
             <wp:extent cx="2743200" cy="2743200"/>
             <wp:effectExtent b="0" l="0" r="0" t="0"/>
-            <wp:docPr descr="" title="" id="44" name="Picture"/>
+            <wp:docPr descr="" title="" id="45" name="Picture"/>
             <a:graphic>
               <a:graphicData uri="http://schemas.openxmlformats.org/drawingml/2006/picture">
                 <pic:pic>
                   <pic:nvPicPr>
-                    <pic:cNvPr descr="14_01_lecture_powerpoint_files/figure-docx/gaussian-plot-1.png" id="45" name="Picture"/>
+                    <pic:cNvPr descr="14_01_lecture_powerpoint_files/figure-docx/gaussian-plot-1.png" id="46" name="Picture"/>
                     <pic:cNvPicPr>
                       <a:picLocks noChangeArrowheads="1" noChangeAspect="1"/>
                     </pic:cNvPicPr>
                   </pic:nvPicPr>
                   <pic:blipFill>
-                    <a:blip r:embed="rId43"/>
+                    <a:blip r:embed="rId44"/>
                     <a:stretch>
                       <a:fillRect/>
                     </a:stretch>
@@ -4391,8 +4277,8 @@
         </w:drawing>
       </w:r>
     </w:p>
-    <w:bookmarkEnd w:id="46"/>
-    <w:bookmarkStart w:id="48" w:name="X202a505c33eddf7cab8e1c52fd57adbf717c8db"/>
+    <w:bookmarkEnd w:id="47"/>
+    <w:bookmarkStart w:id="49" w:name="X202a505c33eddf7cab8e1c52fd57adbf717c8db"/>
     <w:p>
       <w:pPr>
         <w:pStyle w:val="Heading1"/>
@@ -4401,7 +4287,7 @@
         <w:t xml:space="preserve">Equivalence of Linear Models and Gaussian GLMs</w:t>
       </w:r>
     </w:p>
-    <w:bookmarkStart w:id="47" w:name="X86a2ef85f5dc52ec29a8bd67dd90d1cd71cfb1f"/>
+    <w:bookmarkStart w:id="48" w:name="X86a2ef85f5dc52ec29a8bd67dd90d1cd71cfb1f"/>
     <w:p>
       <w:pPr>
         <w:pStyle w:val="Heading3"/>
@@ -4502,9 +4388,9 @@
         <w:t xml:space="preserve">is why a Poisson model works</w:t>
       </w:r>
     </w:p>
-    <w:bookmarkEnd w:id="47"/>
     <w:bookmarkEnd w:id="48"/>
-    <w:bookmarkStart w:id="50" w:name="glm-with-poisson-distribution-setup"/>
+    <w:bookmarkEnd w:id="49"/>
+    <w:bookmarkStart w:id="51" w:name="glm-with-poisson-distribution-setup"/>
     <w:p>
       <w:pPr>
         <w:pStyle w:val="Heading1"/>
@@ -4690,7 +4576,7 @@
         <w:t xml:space="preserve">rounded quarter-mile time and the number of cylinders:</w:t>
       </w:r>
     </w:p>
-    <w:bookmarkStart w:id="49" w:name="Xb00853a8cdd84cfc5329b6bc5003b388c4b5a65"/>
+    <w:bookmarkStart w:id="50" w:name="Xb00853a8cdd84cfc5329b6bc5003b388c4b5a65"/>
     <w:p>
       <w:pPr>
         <w:pStyle w:val="Heading3"/>
@@ -4699,7 +4585,7 @@
         <w:t xml:space="preserve">Fit Poisson GLM with size_category as predictor</w:t>
       </w:r>
     </w:p>
-    <w:bookmarkEnd w:id="49"/>
+    <w:bookmarkEnd w:id="50"/>
     <w:p>
       <w:pPr>
         <w:pStyle w:val="Compact"/>
@@ -4874,7 +4760,13 @@
         <w:t xml:space="preserve"> </w:t>
       </w:r>
       <w:r>
-        <w:t xml:space="preserve">island is predicted to have 17.17 times more species than a</w:t>
+        <w:t xml:space="preserve">island is predicted to have 17.17 times more species</w:t>
+      </w:r>
+      <w:r>
+        <w:t xml:space="preserve"> </w:t>
+      </w:r>
+      <w:r>
+        <w:t xml:space="preserve">than a</w:t>
       </w:r>
       <w:r>
         <w:t xml:space="preserve"> </w:t>
@@ -5250,8 +5142,8 @@
         <w:t xml:space="preserve">## Number of Fisher Scoring iterations: 5</w:t>
       </w:r>
     </w:p>
-    <w:bookmarkEnd w:id="50"/>
-    <w:bookmarkStart w:id="51" w:name="glm-with-poisson-distribution-setup-1"/>
+    <w:bookmarkEnd w:id="51"/>
+    <w:bookmarkStart w:id="52" w:name="glm-with-poisson-distribution-setup-1"/>
     <w:p>
       <w:pPr>
         <w:pStyle w:val="Heading1"/>
@@ -5506,8 +5398,8 @@
         <w:t xml:space="preserve">## Signif. codes:  0 '***' 0.001 '**' 0.01 '*' 0.05 '.' 0.1 ' ' 1</w:t>
       </w:r>
     </w:p>
-    <w:bookmarkEnd w:id="51"/>
-    <w:bookmarkStart w:id="52" w:name="glm-with-poisson-distribution-setup-2"/>
+    <w:bookmarkEnd w:id="52"/>
+    <w:bookmarkStart w:id="53" w:name="glm-with-poisson-distribution-setup-2"/>
     <w:p>
       <w:pPr>
         <w:pStyle w:val="Heading1"/>
@@ -6282,8 +6174,8 @@
         <w:t xml:space="preserve">## Dispersion parameter: 32.9</w:t>
       </w:r>
     </w:p>
-    <w:bookmarkEnd w:id="52"/>
-    <w:bookmarkStart w:id="53" w:name="glm-with-poisson-distribution-setup-3"/>
+    <w:bookmarkEnd w:id="53"/>
+    <w:bookmarkStart w:id="54" w:name="glm-with-poisson-distribution-setup-3"/>
     <w:p>
       <w:pPr>
         <w:pStyle w:val="Heading1"/>
@@ -6720,8 +6612,8 @@
         <w:t xml:space="preserve">##       But we also did not show them to be the same.</w:t>
       </w:r>
     </w:p>
-    <w:bookmarkEnd w:id="53"/>
-    <w:bookmarkStart w:id="58" w:name="X627b8e984623a89b6e7c0d5a78e0305d3b31ebe"/>
+    <w:bookmarkEnd w:id="54"/>
+    <w:bookmarkStart w:id="59" w:name="X627b8e984623a89b6e7c0d5a78e0305d3b31ebe"/>
     <w:p>
       <w:pPr>
         <w:pStyle w:val="Heading1"/>
@@ -6762,18 +6654,18 @@
           <wp:inline>
             <wp:extent cx="2743200" cy="2743200"/>
             <wp:effectExtent b="0" l="0" r="0" t="0"/>
-            <wp:docPr descr="" title="" id="55" name="Picture"/>
+            <wp:docPr descr="" title="" id="56" name="Picture"/>
             <a:graphic>
               <a:graphicData uri="http://schemas.openxmlformats.org/drawingml/2006/picture">
                 <pic:pic>
                   <pic:nvPicPr>
-                    <pic:cNvPr descr="14_01_lecture_powerpoint_files/figure-docx/poisson-plot-1.png" id="56" name="Picture"/>
+                    <pic:cNvPr descr="14_01_lecture_powerpoint_files/figure-docx/poisson-plot-1.png" id="57" name="Picture"/>
                     <pic:cNvPicPr>
                       <a:picLocks noChangeArrowheads="1" noChangeAspect="1"/>
                     </pic:cNvPicPr>
                   </pic:nvPicPr>
                   <pic:blipFill>
-                    <a:blip r:embed="rId54"/>
+                    <a:blip r:embed="rId55"/>
                     <a:stretch>
                       <a:fillRect/>
                     </a:stretch>
@@ -6800,7 +6692,7 @@
         </w:drawing>
       </w:r>
     </w:p>
-    <w:bookmarkStart w:id="57" w:name="interpreting-poisson-glm-coefficients"/>
+    <w:bookmarkStart w:id="58" w:name="interpreting-poisson-glm-coefficients"/>
     <w:p>
       <w:pPr>
         <w:pStyle w:val="Heading3"/>
@@ -6915,9 +6807,9 @@
         <w:t xml:space="preserve">of the reference level</w:t>
       </w:r>
     </w:p>
-    <w:bookmarkEnd w:id="57"/>
     <w:bookmarkEnd w:id="58"/>
-    <w:bookmarkStart w:id="59" w:name="comparison-of-interpretation"/>
+    <w:bookmarkEnd w:id="59"/>
+    <w:bookmarkStart w:id="60" w:name="comparison-of-interpretation"/>
     <w:p>
       <w:pPr>
         <w:pStyle w:val="Heading1"/>
@@ -7123,8 +7015,8 @@
         </w:tc>
       </w:tr>
     </w:tbl>
-    <w:bookmarkEnd w:id="59"/>
-    <w:bookmarkStart w:id="63" w:name="checking-model-assumptions-with-dharma"/>
+    <w:bookmarkEnd w:id="60"/>
+    <w:bookmarkStart w:id="64" w:name="checking-model-assumptions-with-dharma"/>
     <w:p>
       <w:pPr>
         <w:pStyle w:val="Heading1"/>
@@ -7142,18 +7034,18 @@
           <wp:inline>
             <wp:extent cx="5486400" cy="5486400"/>
             <wp:effectExtent b="0" l="0" r="0" t="0"/>
-            <wp:docPr descr="" title="" id="61" name="Picture"/>
+            <wp:docPr descr="" title="" id="62" name="Picture"/>
             <a:graphic>
               <a:graphicData uri="http://schemas.openxmlformats.org/drawingml/2006/picture">
                 <pic:pic>
                   <pic:nvPicPr>
-                    <pic:cNvPr descr="14_01_lecture_powerpoint_files/figure-docx/gala-poisson-diagnostics-1.png" id="62" name="Picture"/>
+                    <pic:cNvPr descr="14_01_lecture_powerpoint_files/figure-docx/gala-poisson-diagnostics-1.png" id="63" name="Picture"/>
                     <pic:cNvPicPr>
                       <a:picLocks noChangeArrowheads="1" noChangeAspect="1"/>
                     </pic:cNvPicPr>
                   </pic:nvPicPr>
                   <pic:blipFill>
-                    <a:blip r:embed="rId60"/>
+                    <a:blip r:embed="rId61"/>
                     <a:stretch>
                       <a:fillRect/>
                     </a:stretch>
@@ -7180,8 +7072,8 @@
         </w:drawing>
       </w:r>
     </w:p>
-    <w:bookmarkEnd w:id="63"/>
-    <w:bookmarkStart w:id="67" w:name="Xb69db3faae37e8c6ad63fbb58723a1f4afc167c"/>
+    <w:bookmarkEnd w:id="64"/>
+    <w:bookmarkStart w:id="68" w:name="Xb69db3faae37e8c6ad63fbb58723a1f4afc167c"/>
     <w:p>
       <w:pPr>
         <w:pStyle w:val="Heading1"/>
@@ -7544,18 +7436,18 @@
           <wp:inline>
             <wp:extent cx="2743200" cy="2743200"/>
             <wp:effectExtent b="0" l="0" r="0" t="0"/>
-            <wp:docPr descr="" title="" id="65" name="Picture"/>
+            <wp:docPr descr="" title="" id="66" name="Picture"/>
             <a:graphic>
               <a:graphicData uri="http://schemas.openxmlformats.org/drawingml/2006/picture">
                 <pic:pic>
                   <pic:nvPicPr>
-                    <pic:cNvPr descr="14_01_lecture_powerpoint_files/figure-docx/gala-compare-models-1.png" id="66" name="Picture"/>
+                    <pic:cNvPr descr="14_01_lecture_powerpoint_files/figure-docx/gala-compare-models-1.png" id="67" name="Picture"/>
                     <pic:cNvPicPr>
                       <a:picLocks noChangeArrowheads="1" noChangeAspect="1"/>
                     </pic:cNvPicPr>
                   </pic:nvPicPr>
                   <pic:blipFill>
-                    <a:blip r:embed="rId64"/>
+                    <a:blip r:embed="rId65"/>
                     <a:stretch>
                       <a:fillRect/>
                     </a:stretch>
@@ -7582,8 +7474,8 @@
         </w:drawing>
       </w:r>
     </w:p>
-    <w:bookmarkEnd w:id="67"/>
-    <w:bookmarkStart w:id="71" w:name="logistic-regression---introduction"/>
+    <w:bookmarkEnd w:id="68"/>
+    <w:bookmarkStart w:id="72" w:name="logistic-regression---introduction"/>
     <w:p>
       <w:pPr>
         <w:pStyle w:val="Heading1"/>
@@ -8074,18 +7966,18 @@
           <wp:inline>
             <wp:extent cx="2743200" cy="2743200"/>
             <wp:effectExtent b="0" l="0" r="0" t="0"/>
-            <wp:docPr descr="" title="" id="69" name="Picture"/>
+            <wp:docPr descr="" title="" id="70" name="Picture"/>
             <a:graphic>
               <a:graphicData uri="http://schemas.openxmlformats.org/drawingml/2006/picture">
                 <pic:pic>
                   <pic:nvPicPr>
-                    <pic:cNvPr descr="14_01_lecture_powerpoint_files/figure-docx/logistic-curve-1.png" id="70" name="Picture"/>
+                    <pic:cNvPr descr="14_01_lecture_powerpoint_files/figure-docx/logistic-curve-1.png" id="71" name="Picture"/>
                     <pic:cNvPicPr>
                       <a:picLocks noChangeArrowheads="1" noChangeAspect="1"/>
                     </pic:cNvPicPr>
                   </pic:nvPicPr>
                   <pic:blipFill>
-                    <a:blip r:embed="rId68"/>
+                    <a:blip r:embed="rId69"/>
                     <a:stretch>
                       <a:fillRect/>
                     </a:stretch>
@@ -8112,8 +8004,8 @@
         </w:drawing>
       </w:r>
     </w:p>
-    <w:bookmarkEnd w:id="71"/>
-    <w:bookmarkStart w:id="75" w:name="example-lizard-presence-on-islands"/>
+    <w:bookmarkEnd w:id="72"/>
+    <w:bookmarkStart w:id="76" w:name="example-lizard-presence-on-islands"/>
     <w:p>
       <w:pPr>
         <w:pStyle w:val="Heading1"/>
@@ -8161,18 +8053,18 @@
           <wp:inline>
             <wp:extent cx="2743200" cy="2743200"/>
             <wp:effectExtent b="0" l="0" r="0" t="0"/>
-            <wp:docPr descr="" title="" id="73" name="Picture"/>
+            <wp:docPr descr="" title="" id="74" name="Picture"/>
             <a:graphic>
               <a:graphicData uri="http://schemas.openxmlformats.org/drawingml/2006/picture">
                 <pic:pic>
                   <pic:nvPicPr>
-                    <pic:cNvPr descr="14_01_lecture_powerpoint_files/figure-docx/lizard-data-1.png" id="74" name="Picture"/>
+                    <pic:cNvPr descr="14_01_lecture_powerpoint_files/figure-docx/lizard-data-1.png" id="75" name="Picture"/>
                     <pic:cNvPicPr>
                       <a:picLocks noChangeArrowheads="1" noChangeAspect="1"/>
                     </pic:cNvPicPr>
                   </pic:nvPicPr>
                   <pic:blipFill>
-                    <a:blip r:embed="rId72"/>
+                    <a:blip r:embed="rId73"/>
                     <a:stretch>
                       <a:fillRect/>
                     </a:stretch>
@@ -8199,8 +8091,8 @@
         </w:drawing>
       </w:r>
     </w:p>
-    <w:bookmarkEnd w:id="75"/>
-    <w:bookmarkStart w:id="76" w:name="example-lizard-presence-on-islands-1"/>
+    <w:bookmarkEnd w:id="76"/>
+    <w:bookmarkStart w:id="77" w:name="example-lizard-presence-on-islands-1"/>
     <w:p>
       <w:pPr>
         <w:pStyle w:val="Heading1"/>
@@ -8571,8 +8463,8 @@
         <w:t xml:space="preserve">## Number of Fisher Scoring iterations: 6</w:t>
       </w:r>
     </w:p>
-    <w:bookmarkEnd w:id="76"/>
-    <w:bookmarkStart w:id="80" w:name="lizard-example-visualization-and-testing"/>
+    <w:bookmarkEnd w:id="77"/>
+    <w:bookmarkStart w:id="81" w:name="lizard-example-visualization-and-testing"/>
     <w:p>
       <w:pPr>
         <w:pStyle w:val="Heading1"/>
@@ -8598,18 +8490,18 @@
           <wp:inline>
             <wp:extent cx="2743200" cy="2743200"/>
             <wp:effectExtent b="0" l="0" r="0" t="0"/>
-            <wp:docPr descr="" title="" id="78" name="Picture"/>
+            <wp:docPr descr="" title="" id="79" name="Picture"/>
             <a:graphic>
               <a:graphicData uri="http://schemas.openxmlformats.org/drawingml/2006/picture">
                 <pic:pic>
                   <pic:nvPicPr>
-                    <pic:cNvPr descr="14_01_lecture_powerpoint_files/figure-docx/lizard-plot-1.png" id="79" name="Picture"/>
+                    <pic:cNvPr descr="14_01_lecture_powerpoint_files/figure-docx/lizard-plot-1.png" id="80" name="Picture"/>
                     <pic:cNvPicPr>
                       <a:picLocks noChangeArrowheads="1" noChangeAspect="1"/>
                     </pic:cNvPicPr>
                   </pic:nvPicPr>
                   <pic:blipFill>
-                    <a:blip r:embed="rId77"/>
+                    <a:blip r:embed="rId78"/>
                     <a:stretch>
                       <a:fillRect/>
                     </a:stretch>
@@ -8963,8 +8855,8 @@
         <w:t xml:space="preserve">## Signif. codes:  0 '***' 0.001 '**' 0.01 '*' 0.05 '.' 0.1 ' ' 1</w:t>
       </w:r>
     </w:p>
-    <w:bookmarkEnd w:id="80"/>
-    <w:bookmarkStart w:id="82" w:name="interpreting-the-odds-ratio"/>
+    <w:bookmarkEnd w:id="81"/>
+    <w:bookmarkStart w:id="83" w:name="interpreting-the-odds-ratio"/>
     <w:p>
       <w:pPr>
         <w:pStyle w:val="Heading1"/>
@@ -8973,7 +8865,7 @@
         <w:t xml:space="preserve">Interpreting the Odds Ratio</w:t>
       </w:r>
     </w:p>
-    <w:bookmarkStart w:id="81" w:name="working-with-odds-ratios"/>
+    <w:bookmarkStart w:id="82" w:name="working-with-odds-ratios"/>
     <w:p>
       <w:pPr>
         <w:pStyle w:val="Heading3"/>
@@ -9482,9 +9374,9 @@
         <w:t xml:space="preserve">##  95% CI: 0.753 to 0.932</w:t>
       </w:r>
     </w:p>
-    <w:bookmarkEnd w:id="81"/>
     <w:bookmarkEnd w:id="82"/>
-    <w:bookmarkStart w:id="83" w:name="assessing-model-fit"/>
+    <w:bookmarkEnd w:id="83"/>
+    <w:bookmarkStart w:id="84" w:name="assessing-model-fit"/>
     <w:p>
       <w:pPr>
         <w:pStyle w:val="Heading1"/>
@@ -9716,8 +9608,8 @@
         <w:t xml:space="preserve">## X-squared = 2.4032, df = 8, p-value = 0.9661</w:t>
       </w:r>
     </w:p>
-    <w:bookmarkEnd w:id="83"/>
-    <w:bookmarkStart w:id="84" w:name="multiple-logistic-regression-setup"/>
+    <w:bookmarkEnd w:id="84"/>
+    <w:bookmarkStart w:id="85" w:name="multiple-logistic-regression-setup"/>
     <w:p>
       <w:pPr>
         <w:pStyle w:val="Heading1"/>
@@ -10330,8 +10222,8 @@
         <w:t xml:space="preserve">## Signif. codes:  0 '***' 0.001 '**' 0.01 '*' 0.05 '.' 0.1 ' ' 1</w:t>
       </w:r>
     </w:p>
-    <w:bookmarkEnd w:id="84"/>
-    <w:bookmarkStart w:id="85" w:name="multiple-logistic-regression-odds-ratios"/>
+    <w:bookmarkEnd w:id="85"/>
+    <w:bookmarkStart w:id="86" w:name="multiple-logistic-regression-odds-ratios"/>
     <w:p>
       <w:pPr>
         <w:pStyle w:val="Heading1"/>
@@ -10386,8 +10278,8 @@
         <w:t xml:space="preserve">## shrub_cover shrub_cover    1.2129 (1.0645, 1.7909)</w:t>
       </w:r>
     </w:p>
-    <w:bookmarkEnd w:id="85"/>
-    <w:bookmarkStart w:id="89" w:name="visualizing-multiple-logistic-regression"/>
+    <w:bookmarkEnd w:id="86"/>
+    <w:bookmarkStart w:id="90" w:name="visualizing-multiple-logistic-regression"/>
     <w:p>
       <w:pPr>
         <w:pStyle w:val="Heading1"/>
@@ -10439,18 +10331,18 @@
           <wp:inline>
             <wp:extent cx="5486400" cy="5486400"/>
             <wp:effectExtent b="0" l="0" r="0" t="0"/>
-            <wp:docPr descr="" title="" id="87" name="Picture"/>
+            <wp:docPr descr="" title="" id="88" name="Picture"/>
             <a:graphic>
               <a:graphicData uri="http://schemas.openxmlformats.org/drawingml/2006/picture">
                 <pic:pic>
                   <pic:nvPicPr>
-                    <pic:cNvPr descr="14_01_lecture_powerpoint_files/figure-docx/visualize-effects-1.png" id="88" name="Picture"/>
+                    <pic:cNvPr descr="14_01_lecture_powerpoint_files/figure-docx/visualize-effects-1.png" id="89" name="Picture"/>
                     <pic:cNvPicPr>
                       <a:picLocks noChangeArrowheads="1" noChangeAspect="1"/>
                     </pic:cNvPicPr>
                   </pic:nvPicPr>
                   <pic:blipFill>
-                    <a:blip r:embed="rId86"/>
+                    <a:blip r:embed="rId87"/>
                     <a:stretch>
                       <a:fillRect/>
                     </a:stretch>
@@ -10477,8 +10369,8 @@
         </w:drawing>
       </w:r>
     </w:p>
-    <w:bookmarkEnd w:id="89"/>
-    <w:bookmarkStart w:id="93" w:name="X37b3c1dd30d65b85abf6d1e81c950f7c0b40fc0"/>
+    <w:bookmarkEnd w:id="90"/>
+    <w:bookmarkStart w:id="94" w:name="X37b3c1dd30d65b85abf6d1e81c950f7c0b40fc0"/>
     <w:p>
       <w:pPr>
         <w:pStyle w:val="Heading1"/>
@@ -10560,18 +10452,18 @@
           <wp:inline>
             <wp:extent cx="5486400" cy="5486400"/>
             <wp:effectExtent b="0" l="0" r="0" t="0"/>
-            <wp:docPr descr="" title="" id="91" name="Picture"/>
+            <wp:docPr descr="" title="" id="92" name="Picture"/>
             <a:graphic>
               <a:graphicData uri="http://schemas.openxmlformats.org/drawingml/2006/picture">
                 <pic:pic>
                   <pic:nvPicPr>
-                    <pic:cNvPr descr="14_01_lecture_powerpoint_files/figure-docx/diagnostics-1.png" id="92" name="Picture"/>
+                    <pic:cNvPr descr="14_01_lecture_powerpoint_files/figure-docx/diagnostics-1.png" id="93" name="Picture"/>
                     <pic:cNvPicPr>
                       <a:picLocks noChangeArrowheads="1" noChangeAspect="1"/>
                     </pic:cNvPicPr>
                   </pic:nvPicPr>
                   <pic:blipFill>
-                    <a:blip r:embed="rId90"/>
+                    <a:blip r:embed="rId91"/>
                     <a:stretch>
                       <a:fillRect/>
                     </a:stretch>
@@ -10598,8 +10490,8 @@
         </w:drawing>
       </w:r>
     </w:p>
-    <w:bookmarkEnd w:id="93"/>
-    <w:bookmarkStart w:id="94" w:name="model-comparison-and-selection"/>
+    <w:bookmarkEnd w:id="94"/>
+    <w:bookmarkStart w:id="95" w:name="model-comparison-and-selection"/>
     <w:p>
       <w:pPr>
         <w:pStyle w:val="Heading1"/>
@@ -10804,8 +10696,8 @@
         <w:t xml:space="preserve">## Specificity: 0.833</w:t>
       </w:r>
     </w:p>
-    <w:bookmarkEnd w:id="94"/>
-    <w:bookmarkStart w:id="98" w:name="publication-quality-figure"/>
+    <w:bookmarkEnd w:id="95"/>
+    <w:bookmarkStart w:id="99" w:name="publication-quality-figure"/>
     <w:p>
       <w:pPr>
         <w:pStyle w:val="Heading1"/>
@@ -10843,18 +10735,18 @@
           <wp:inline>
             <wp:extent cx="2743200" cy="2743200"/>
             <wp:effectExtent b="0" l="0" r="0" t="0"/>
-            <wp:docPr descr="" title="" id="96" name="Picture"/>
+            <wp:docPr descr="" title="" id="97" name="Picture"/>
             <a:graphic>
               <a:graphicData uri="http://schemas.openxmlformats.org/drawingml/2006/picture">
                 <pic:pic>
                   <pic:nvPicPr>
-                    <pic:cNvPr descr="14_01_lecture_powerpoint_files/figure-docx/publication-figure-1.png" id="97" name="Picture"/>
+                    <pic:cNvPr descr="14_01_lecture_powerpoint_files/figure-docx/publication-figure-1.png" id="98" name="Picture"/>
                     <pic:cNvPicPr>
                       <a:picLocks noChangeArrowheads="1" noChangeAspect="1"/>
                     </pic:cNvPicPr>
                   </pic:nvPicPr>
                   <pic:blipFill>
-                    <a:blip r:embed="rId95"/>
+                    <a:blip r:embed="rId96"/>
                     <a:stretch>
                       <a:fillRect/>
                     </a:stretch>
@@ -10881,8 +10773,8 @@
         </w:drawing>
       </w:r>
     </w:p>
-    <w:bookmarkEnd w:id="98"/>
-    <w:bookmarkStart w:id="101" w:name="scientific-write-up-example"/>
+    <w:bookmarkEnd w:id="99"/>
+    <w:bookmarkStart w:id="102" w:name="scientific-write-up-example"/>
     <w:p>
       <w:pPr>
         <w:pStyle w:val="Heading1"/>
@@ -10928,12 +10820,12 @@
                 <wp:inline>
                   <wp:extent cx="152400" cy="152400"/>
                   <wp:effectExtent b="0" l="0" r="0" t="0"/>
-                  <wp:docPr descr="" title="" id="99" name="Picture"/>
+                  <wp:docPr descr="" title="" id="100" name="Picture"/>
                   <a:graphic>
                     <a:graphicData uri="http://schemas.openxmlformats.org/drawingml/2006/picture">
                       <pic:pic>
                         <pic:nvPicPr>
-                          <pic:cNvPr descr="/Applications/RStudio.app/Contents/Resources/app/quarto/share/formats/docx/important.png" id="100" name="Picture"/>
+                          <pic:cNvPr descr="/Applications/RStudio.app/Contents/Resources/app/quarto/share/formats/docx/important.png" id="101" name="Picture"/>
                           <pic:cNvPicPr>
                             <a:picLocks noChangeArrowheads="1" noChangeAspect="1"/>
                           </pic:cNvPicPr>
@@ -11106,8 +10998,8 @@
         </w:tc>
       </w:tr>
     </w:tbl>
-    <w:bookmarkEnd w:id="101"/>
-    <w:bookmarkStart w:id="104" w:name="scientific-write-up-example-2"/>
+    <w:bookmarkEnd w:id="102"/>
+    <w:bookmarkStart w:id="105" w:name="scientific-write-up-example-2"/>
     <w:p>
       <w:pPr>
         <w:pStyle w:val="Heading1"/>
@@ -11153,12 +11045,12 @@
                 <wp:inline>
                   <wp:extent cx="152400" cy="152400"/>
                   <wp:effectExtent b="0" l="0" r="0" t="0"/>
-                  <wp:docPr descr="" title="" id="102" name="Picture"/>
+                  <wp:docPr descr="" title="" id="103" name="Picture"/>
                   <a:graphic>
                     <a:graphicData uri="http://schemas.openxmlformats.org/drawingml/2006/picture">
                       <pic:pic>
                         <pic:nvPicPr>
-                          <pic:cNvPr descr="/Applications/RStudio.app/Contents/Resources/app/quarto/share/formats/docx/important.png" id="103" name="Picture"/>
+                          <pic:cNvPr descr="/Applications/RStudio.app/Contents/Resources/app/quarto/share/formats/docx/important.png" id="104" name="Picture"/>
                           <pic:cNvPicPr>
                             <a:picLocks noChangeArrowheads="1" noChangeAspect="1"/>
                           </pic:cNvPicPr>
@@ -11291,8 +11183,8 @@
         </w:tc>
       </w:tr>
     </w:tbl>
-    <w:bookmarkEnd w:id="104"/>
-    <w:bookmarkStart w:id="106" w:name="relationship-between-glms-and-anovas"/>
+    <w:bookmarkEnd w:id="105"/>
+    <w:bookmarkStart w:id="107" w:name="relationship-between-glms-and-anovas"/>
     <w:p>
       <w:pPr>
         <w:pStyle w:val="Heading1"/>
@@ -11301,7 +11193,7 @@
         <w:t xml:space="preserve">Relationship Between GLMs and ANOVAs</w:t>
       </w:r>
     </w:p>
-    <w:bookmarkStart w:id="105" w:name="glms-and-anovas-the-connection"/>
+    <w:bookmarkStart w:id="106" w:name="glms-and-anovas-the-connection"/>
     <w:p>
       <w:pPr>
         <w:pStyle w:val="Heading3"/>
@@ -11382,9 +11274,9 @@
         <w:t xml:space="preserve">A Gaussian GLM with an identity link and a categorical predictor</w:t>
       </w:r>
     </w:p>
-    <w:bookmarkEnd w:id="105"/>
     <w:bookmarkEnd w:id="106"/>
-    <w:bookmarkStart w:id="110" w:name="demonstrating-anova-glm-equivalence"/>
+    <w:bookmarkEnd w:id="107"/>
+    <w:bookmarkStart w:id="111" w:name="demonstrating-anova-glm-equivalence"/>
     <w:p>
       <w:pPr>
         <w:pStyle w:val="Heading1"/>
@@ -11927,18 +11819,18 @@
           <wp:inline>
             <wp:extent cx="5486400" cy="5486400"/>
             <wp:effectExtent b="0" l="0" r="0" t="0"/>
-            <wp:docPr descr="" title="" id="108" name="Picture"/>
+            <wp:docPr descr="" title="" id="109" name="Picture"/>
             <a:graphic>
               <a:graphicData uri="http://schemas.openxmlformats.org/drawingml/2006/picture">
                 <pic:pic>
                   <pic:nvPicPr>
-                    <pic:cNvPr descr="14_01_lecture_powerpoint_files/figure-docx/anova-glm-comparison-1.png" id="109" name="Picture"/>
+                    <pic:cNvPr descr="14_01_lecture_powerpoint_files/figure-docx/anova-glm-comparison-1.png" id="110" name="Picture"/>
                     <pic:cNvPicPr>
                       <a:picLocks noChangeArrowheads="1" noChangeAspect="1"/>
                     </pic:cNvPicPr>
                   </pic:nvPicPr>
                   <pic:blipFill>
-                    <a:blip r:embed="rId107"/>
+                    <a:blip r:embed="rId108"/>
                     <a:stretch>
                       <a:fillRect/>
                     </a:stretch>
@@ -11965,8 +11857,8 @@
         </w:drawing>
       </w:r>
     </w:p>
-    <w:bookmarkEnd w:id="110"/>
-    <w:bookmarkStart w:id="114" w:name="assumptions-and-diagnostics-summary"/>
+    <w:bookmarkEnd w:id="111"/>
+    <w:bookmarkStart w:id="115" w:name="assumptions-and-diagnostics-summary"/>
     <w:p>
       <w:pPr>
         <w:pStyle w:val="Heading1"/>
@@ -12183,18 +12075,18 @@
           <wp:inline>
             <wp:extent cx="5486400" cy="5486400"/>
             <wp:effectExtent b="0" l="0" r="0" t="0"/>
-            <wp:docPr descr="" title="" id="112" name="Picture"/>
+            <wp:docPr descr="" title="" id="113" name="Picture"/>
             <a:graphic>
               <a:graphicData uri="http://schemas.openxmlformats.org/drawingml/2006/picture">
                 <pic:pic>
                   <pic:nvPicPr>
-                    <pic:cNvPr descr="14_01_lecture_powerpoint_files/figure-docx/diagnostic-summary-1.png" id="113" name="Picture"/>
+                    <pic:cNvPr descr="14_01_lecture_powerpoint_files/figure-docx/diagnostic-summary-1.png" id="114" name="Picture"/>
                     <pic:cNvPicPr>
                       <a:picLocks noChangeArrowheads="1" noChangeAspect="1"/>
                     </pic:cNvPicPr>
                   </pic:nvPicPr>
                   <pic:blipFill>
-                    <a:blip r:embed="rId111"/>
+                    <a:blip r:embed="rId112"/>
                     <a:stretch>
                       <a:fillRect/>
                     </a:stretch>
@@ -12221,8 +12113,8 @@
         </w:drawing>
       </w:r>
     </w:p>
-    <w:bookmarkEnd w:id="114"/>
-    <w:bookmarkStart w:id="115" w:name="summary-and-conclusions"/>
+    <w:bookmarkEnd w:id="115"/>
+    <w:bookmarkStart w:id="116" w:name="summary-and-conclusions"/>
     <w:p>
       <w:pPr>
         <w:pStyle w:val="Heading1"/>
@@ -12423,8 +12315,8 @@
         <w:t xml:space="preserve">type</w:t>
       </w:r>
     </w:p>
-    <w:bookmarkEnd w:id="115"/>
-    <w:bookmarkStart w:id="116" w:name="summary-and-conclusions-1"/>
+    <w:bookmarkEnd w:id="116"/>
+    <w:bookmarkStart w:id="117" w:name="summary-and-conclusions-1"/>
     <w:p>
       <w:pPr>
         <w:pStyle w:val="Heading1"/>
@@ -12527,8 +12419,8 @@
         <w:t xml:space="preserve">data encountered in ecological, behavioral, and physiological research.</w:t>
       </w:r>
     </w:p>
-    <w:bookmarkEnd w:id="116"/>
-    <w:bookmarkStart w:id="117" w:name="references"/>
+    <w:bookmarkEnd w:id="117"/>
+    <w:bookmarkStart w:id="118" w:name="references"/>
     <w:p>
       <w:pPr>
         <w:pStyle w:val="Heading1"/>
@@ -12639,7 +12531,7 @@
         <w:t xml:space="preserve">California. Ecological Monographs, 68, 490-502.</w:t>
       </w:r>
     </w:p>
-    <w:bookmarkEnd w:id="117"/>
+    <w:bookmarkEnd w:id="118"/>
     <w:sectPr>
       <w:pgSz w:h="15840" w:w="12240"/>
       <w:pgMar w:bottom="720" w:footer="720" w:gutter="0" w:header="720" w:left="1152" w:right="720" w:top="720"/>

--- a/docs/ecostats_lectures/lecture_14/14_01_lecture_powerpoint.docx
+++ b/docs/ecostats_lectures/lecture_14/14_01_lecture_powerpoint.docx
@@ -2174,7 +2174,6 @@
     </w:p>
     <w:p>
       <w:pPr>
-        <w:pStyle w:val="Compact"/>
         <w:numPr>
           <w:ilvl w:val="0"/>
           <w:numId w:val="1008"/>
@@ -2186,7 +2185,6 @@
     </w:p>
     <w:p>
       <w:pPr>
-        <w:pStyle w:val="Compact"/>
         <w:numPr>
           <w:ilvl w:val="0"/>
           <w:numId w:val="1008"/>
@@ -2198,7 +2196,6 @@
     </w:p>
     <w:p>
       <w:pPr>
-        <w:pStyle w:val="Compact"/>
         <w:numPr>
           <w:ilvl w:val="0"/>
           <w:numId w:val="1008"/>
@@ -2252,7 +2249,6 @@
     </w:p>
     <w:p>
       <w:pPr>
-        <w:pStyle w:val="Compact"/>
         <w:numPr>
           <w:ilvl w:val="0"/>
           <w:numId w:val="1008"/>
@@ -2337,6 +2333,10 @@
     <w:p>
       <w:pPr>
         <w:pStyle w:val="SourceCode"/>
+        <w:numPr>
+          <w:ilvl w:val="0"/>
+          <w:numId w:val="1000"/>
+        </w:numPr>
       </w:pPr>
       <w:r>
         <w:rPr>
@@ -2468,7 +2468,7 @@
         <w:t xml:space="preserve"> </w:t>
       </w:r>
       <w:r>
-        <w:t xml:space="preserve">Galapagos dataset, modeling endemic species richness by island size</w:t>
+        <w:t xml:space="preserve">Galapagos dataset, modeling endemic Endemics richness by island size</w:t>
       </w:r>
       <w:r>
         <w:t xml:space="preserve"> </w:t>
@@ -2913,7 +2913,7 @@
         <w:pStyle w:val="BodyText"/>
       </w:pPr>
       <w:r>
-        <w:t xml:space="preserve">Let’s visualize endemic species by island size:</w:t>
+        <w:t xml:space="preserve">Let’s visualize endemic Endemics by island size:</w:t>
       </w:r>
     </w:p>
     <w:p>
@@ -2995,26 +2995,6 @@
     </w:p>
     <w:p>
       <w:pPr>
-        <w:pStyle w:val="BodyText"/>
-      </w:pPr>
-      <w:r>
-        <w:t xml:space="preserve">Let’s compare a standard linear model and a Gaussian GLM using the</w:t>
-      </w:r>
-      <w:r>
-        <w:t xml:space="preserve"> </w:t>
-      </w:r>
-      <w:r>
-        <w:t xml:space="preserve">Galapagos dataset, modeling endemic species richness by island size</w:t>
-      </w:r>
-      <w:r>
-        <w:t xml:space="preserve"> </w:t>
-      </w:r>
-      <w:r>
-        <w:t xml:space="preserve">category.</w:t>
-      </w:r>
-    </w:p>
-    <w:p>
-      <w:pPr>
         <w:pStyle w:val="Compact"/>
         <w:numPr>
           <w:ilvl w:val="0"/>
@@ -3022,6 +3002,30 @@
         </w:numPr>
       </w:pPr>
       <w:r>
+        <w:t xml:space="preserve">Let’s compare a standard linear model and a Gaussian GLM using the</w:t>
+      </w:r>
+      <w:r>
+        <w:t xml:space="preserve"> </w:t>
+      </w:r>
+      <w:r>
+        <w:t xml:space="preserve">Galapagos dataset, modeling endemic species richness by island size</w:t>
+      </w:r>
+      <w:r>
+        <w:t xml:space="preserve"> </w:t>
+      </w:r>
+      <w:r>
+        <w:t xml:space="preserve">category.</w:t>
+      </w:r>
+    </w:p>
+    <w:p>
+      <w:pPr>
+        <w:pStyle w:val="Compact"/>
+        <w:numPr>
+          <w:ilvl w:val="1"/>
+          <w:numId w:val="1011"/>
+        </w:numPr>
+      </w:pPr>
+      <w:r>
         <w:t xml:space="preserve">Fit a standard linear model - model_lm &lt;- lm(Endemics ~</w:t>
       </w:r>
       <w:r>
@@ -3041,8 +3045,8 @@
       <w:pPr>
         <w:pStyle w:val="Compact"/>
         <w:numPr>
-          <w:ilvl w:val="0"/>
-          <w:numId w:val="1010"/>
+          <w:ilvl w:val="1"/>
+          <w:numId w:val="1011"/>
         </w:numPr>
       </w:pPr>
       <w:r>
@@ -3389,7 +3393,6 @@
     </w:p>
     <w:p>
       <w:pPr>
-        <w:pStyle w:val="Compact"/>
         <w:numPr>
           <w:ilvl w:val="2"/>
           <w:numId w:val="1016"/>
@@ -3425,7 +3428,6 @@
     </w:p>
     <w:p>
       <w:pPr>
-        <w:pStyle w:val="Compact"/>
         <w:numPr>
           <w:ilvl w:val="2"/>
           <w:numId w:val="1016"/>
@@ -3483,7 +3485,6 @@
     </w:p>
     <w:p>
       <w:pPr>
-        <w:pStyle w:val="Compact"/>
         <w:numPr>
           <w:ilvl w:val="2"/>
           <w:numId w:val="1017"/>
@@ -3513,7 +3514,6 @@
     </w:p>
     <w:p>
       <w:pPr>
-        <w:pStyle w:val="Compact"/>
         <w:numPr>
           <w:ilvl w:val="2"/>
           <w:numId w:val="1017"/>
@@ -3772,7 +3772,6 @@
     </w:p>
     <w:p>
       <w:pPr>
-        <w:pStyle w:val="Compact"/>
         <w:numPr>
           <w:ilvl w:val="1"/>
           <w:numId w:val="1019"/>
@@ -3805,7 +3804,6 @@
     </w:p>
     <w:p>
       <w:pPr>
-        <w:pStyle w:val="Compact"/>
         <w:numPr>
           <w:ilvl w:val="1"/>
           <w:numId w:val="1019"/>
@@ -3824,7 +3822,6 @@
     </w:p>
     <w:p>
       <w:pPr>
-        <w:pStyle w:val="Compact"/>
         <w:numPr>
           <w:ilvl w:val="1"/>
           <w:numId w:val="1019"/>
@@ -3866,7 +3863,6 @@
     </w:p>
     <w:p>
       <w:pPr>
-        <w:pStyle w:val="Compact"/>
         <w:numPr>
           <w:ilvl w:val="1"/>
           <w:numId w:val="1019"/>
@@ -3907,21 +3903,6 @@
         </w:rPr>
         <w:t xml:space="preserve">residuals</w:t>
       </w:r>
-      <w:r>
-        <w:t xml:space="preserve"> </w:t>
-      </w:r>
-      <w:r>
-        <w:t xml:space="preserve">(observed - predicted) that you get from a standard</w:t>
-      </w:r>
-      <w:r>
-        <w:t xml:space="preserve"> </w:t>
-      </w:r>
-      <w:r>
-        <w:rPr>
-          <w:rStyle w:val="VerbatimChar"/>
-        </w:rPr>
-        <w:t xml:space="preserve">lm()</w:t>
-      </w:r>
     </w:p>
     <w:p>
       <w:pPr>
@@ -3929,70 +3910,7 @@
       </w:pPr>
       <w:r>
         <w:rPr>
-          <w:rStyle w:val="FunctionTok"/>
-        </w:rPr>
-        <w:t xml:space="preserve">Anova</w:t>
-      </w:r>
-      <w:r>
-        <w:rPr>
-          <w:rStyle w:val="NormalTok"/>
-        </w:rPr>
-        <w:t xml:space="preserve">(model_lm, </w:t>
-      </w:r>
-      <w:r>
-        <w:rPr>
-          <w:rStyle w:val="AttributeTok"/>
-        </w:rPr>
-        <w:t xml:space="preserve">type =</w:t>
-      </w:r>
-      <w:r>
-        <w:rPr>
-          <w:rStyle w:val="NormalTok"/>
-        </w:rPr>
-        <w:t xml:space="preserve"> </w:t>
-      </w:r>
-      <w:r>
-        <w:rPr>
-          <w:rStyle w:val="StringTok"/>
-        </w:rPr>
-        <w:t xml:space="preserve">"III"</w:t>
-      </w:r>
-      <w:r>
-        <w:rPr>
-          <w:rStyle w:val="NormalTok"/>
-        </w:rPr>
-        <w:t xml:space="preserve">, </w:t>
-      </w:r>
-      <w:r>
-        <w:rPr>
-          <w:rStyle w:val="AttributeTok"/>
-        </w:rPr>
-        <w:t xml:space="preserve">test =</w:t>
-      </w:r>
-      <w:r>
-        <w:rPr>
-          <w:rStyle w:val="NormalTok"/>
-        </w:rPr>
-        <w:t xml:space="preserve"> </w:t>
-      </w:r>
-      <w:r>
-        <w:rPr>
-          <w:rStyle w:val="StringTok"/>
-        </w:rPr>
-        <w:t xml:space="preserve">"F"</w:t>
-      </w:r>
-      <w:r>
-        <w:rPr>
-          <w:rStyle w:val="NormalTok"/>
-        </w:rPr>
-        <w:t xml:space="preserve">)</w:t>
-      </w:r>
-      <w:r>
-        <w:br/>
-      </w:r>
-      <w:r>
-        <w:rPr>
-          <w:rStyle w:val="DocumentationTok"/>
+          <w:rStyle w:val="VerbatimChar"/>
         </w:rPr>
         <w:t xml:space="preserve">## Anova Table (Type III tests)</w:t>
       </w:r>
@@ -4001,7 +3919,7 @@
       </w:r>
       <w:r>
         <w:rPr>
-          <w:rStyle w:val="DocumentationTok"/>
+          <w:rStyle w:val="VerbatimChar"/>
         </w:rPr>
         <w:t xml:space="preserve">## </w:t>
       </w:r>
@@ -4010,7 +3928,7 @@
       </w:r>
       <w:r>
         <w:rPr>
-          <w:rStyle w:val="DocumentationTok"/>
+          <w:rStyle w:val="VerbatimChar"/>
         </w:rPr>
         <w:t xml:space="preserve">## Response: Endemics</w:t>
       </w:r>
@@ -4019,7 +3937,7 @@
       </w:r>
       <w:r>
         <w:rPr>
-          <w:rStyle w:val="DocumentationTok"/>
+          <w:rStyle w:val="VerbatimChar"/>
         </w:rPr>
         <w:t xml:space="preserve">##                Sum Sq Df F value    Pr(&gt;F)    </w:t>
       </w:r>
@@ -4028,7 +3946,7 @@
       </w:r>
       <w:r>
         <w:rPr>
-          <w:rStyle w:val="DocumentationTok"/>
+          <w:rStyle w:val="VerbatimChar"/>
         </w:rPr>
         <w:t xml:space="preserve">## (Intercept)     349.5  1  1.6392    0.2113    </w:t>
       </w:r>
@@ -4037,7 +3955,7 @@
       </w:r>
       <w:r>
         <w:rPr>
-          <w:rStyle w:val="DocumentationTok"/>
+          <w:rStyle w:val="VerbatimChar"/>
         </w:rPr>
         <w:t xml:space="preserve">## size_category 15906.6  2 37.3066 1.697e-08 ***</w:t>
       </w:r>
@@ -4046,7 +3964,7 @@
       </w:r>
       <w:r>
         <w:rPr>
-          <w:rStyle w:val="DocumentationTok"/>
+          <w:rStyle w:val="VerbatimChar"/>
         </w:rPr>
         <w:t xml:space="preserve">## Residuals      5756.1 27                      </w:t>
       </w:r>
@@ -4055,7 +3973,7 @@
       </w:r>
       <w:r>
         <w:rPr>
-          <w:rStyle w:val="DocumentationTok"/>
+          <w:rStyle w:val="VerbatimChar"/>
         </w:rPr>
         <w:t xml:space="preserve">## ---</w:t>
       </w:r>
@@ -4064,7 +3982,7 @@
       </w:r>
       <w:r>
         <w:rPr>
-          <w:rStyle w:val="DocumentationTok"/>
+          <w:rStyle w:val="VerbatimChar"/>
         </w:rPr>
         <w:t xml:space="preserve">## Signif. codes:  0 '***' 0.001 '**' 0.01 '*' 0.05 '.' 0.1 ' ' 1</w:t>
       </w:r>
@@ -4073,70 +3991,7 @@
       </w:r>
       <w:r>
         <w:rPr>
-          <w:rStyle w:val="FunctionTok"/>
-        </w:rPr>
-        <w:t xml:space="preserve">Anova</w:t>
-      </w:r>
-      <w:r>
-        <w:rPr>
-          <w:rStyle w:val="NormalTok"/>
-        </w:rPr>
-        <w:t xml:space="preserve">(model_gaussian, </w:t>
-      </w:r>
-      <w:r>
-        <w:rPr>
-          <w:rStyle w:val="AttributeTok"/>
-        </w:rPr>
-        <w:t xml:space="preserve">type =</w:t>
-      </w:r>
-      <w:r>
-        <w:rPr>
-          <w:rStyle w:val="NormalTok"/>
-        </w:rPr>
-        <w:t xml:space="preserve"> </w:t>
-      </w:r>
-      <w:r>
-        <w:rPr>
-          <w:rStyle w:val="StringTok"/>
-        </w:rPr>
-        <w:t xml:space="preserve">"III"</w:t>
-      </w:r>
-      <w:r>
-        <w:rPr>
-          <w:rStyle w:val="NormalTok"/>
-        </w:rPr>
-        <w:t xml:space="preserve">, </w:t>
-      </w:r>
-      <w:r>
-        <w:rPr>
-          <w:rStyle w:val="AttributeTok"/>
-        </w:rPr>
-        <w:t xml:space="preserve">test =</w:t>
-      </w:r>
-      <w:r>
-        <w:rPr>
-          <w:rStyle w:val="NormalTok"/>
-        </w:rPr>
-        <w:t xml:space="preserve"> </w:t>
-      </w:r>
-      <w:r>
-        <w:rPr>
-          <w:rStyle w:val="StringTok"/>
-        </w:rPr>
-        <w:t xml:space="preserve">"F"</w:t>
-      </w:r>
-      <w:r>
-        <w:rPr>
-          <w:rStyle w:val="NormalTok"/>
-        </w:rPr>
-        <w:t xml:space="preserve">)</w:t>
-      </w:r>
-      <w:r>
-        <w:br/>
-      </w:r>
-      <w:r>
-        <w:rPr>
-          <w:rStyle w:val="DocumentationTok"/>
+          <w:rStyle w:val="VerbatimChar"/>
         </w:rPr>
         <w:t xml:space="preserve">## Analysis of Deviance Table (Type III tests)</w:t>
       </w:r>
@@ -4145,7 +4000,7 @@
       </w:r>
       <w:r>
         <w:rPr>
-          <w:rStyle w:val="DocumentationTok"/>
+          <w:rStyle w:val="VerbatimChar"/>
         </w:rPr>
         <w:t xml:space="preserve">## </w:t>
       </w:r>
@@ -4154,7 +4009,7 @@
       </w:r>
       <w:r>
         <w:rPr>
-          <w:rStyle w:val="DocumentationTok"/>
+          <w:rStyle w:val="VerbatimChar"/>
         </w:rPr>
         <w:t xml:space="preserve">## Response: Endemics</w:t>
       </w:r>
@@ -4163,7 +4018,7 @@
       </w:r>
       <w:r>
         <w:rPr>
-          <w:rStyle w:val="DocumentationTok"/>
+          <w:rStyle w:val="VerbatimChar"/>
         </w:rPr>
         <w:t xml:space="preserve">## Error estimate based on Pearson residuals </w:t>
       </w:r>
@@ -4172,7 +4027,7 @@
       </w:r>
       <w:r>
         <w:rPr>
-          <w:rStyle w:val="DocumentationTok"/>
+          <w:rStyle w:val="VerbatimChar"/>
         </w:rPr>
         <w:t xml:space="preserve">## </w:t>
       </w:r>
@@ -4181,7 +4036,7 @@
       </w:r>
       <w:r>
         <w:rPr>
-          <w:rStyle w:val="DocumentationTok"/>
+          <w:rStyle w:val="VerbatimChar"/>
         </w:rPr>
         <w:t xml:space="preserve">##                Sum Sq Df F values    Pr(&gt;F)    </w:t>
       </w:r>
@@ -4190,7 +4045,7 @@
       </w:r>
       <w:r>
         <w:rPr>
-          <w:rStyle w:val="DocumentationTok"/>
+          <w:rStyle w:val="VerbatimChar"/>
         </w:rPr>
         <w:t xml:space="preserve">## size_category 15906.6  2   37.307 1.697e-08 ***</w:t>
       </w:r>
@@ -4199,7 +4054,7 @@
       </w:r>
       <w:r>
         <w:rPr>
-          <w:rStyle w:val="DocumentationTok"/>
+          <w:rStyle w:val="VerbatimChar"/>
         </w:rPr>
         <w:t xml:space="preserve">## Residuals      5756.1 27                       </w:t>
       </w:r>
@@ -4208,7 +4063,7 @@
       </w:r>
       <w:r>
         <w:rPr>
-          <w:rStyle w:val="DocumentationTok"/>
+          <w:rStyle w:val="VerbatimChar"/>
         </w:rPr>
         <w:t xml:space="preserve">## ---</w:t>
       </w:r>
@@ -4217,7 +4072,7 @@
       </w:r>
       <w:r>
         <w:rPr>
-          <w:rStyle w:val="DocumentationTok"/>
+          <w:rStyle w:val="VerbatimChar"/>
         </w:rPr>
         <w:t xml:space="preserve">## Signif. codes:  0 '***' 0.001 '**' 0.01 '*' 0.05 '.' 0.1 ' ' 1</w:t>
       </w:r>
@@ -4390,7 +4245,7 @@
     </w:p>
     <w:bookmarkEnd w:id="48"/>
     <w:bookmarkEnd w:id="49"/>
-    <w:bookmarkStart w:id="51" w:name="glm-with-poisson-distribution-setup"/>
+    <w:bookmarkStart w:id="50" w:name="glm-with-poisson-distribution-setup"/>
     <w:p>
       <w:pPr>
         <w:pStyle w:val="Heading1"/>
@@ -4576,16 +4431,16 @@
         <w:t xml:space="preserve">rounded quarter-mile time and the number of cylinders:</w:t>
       </w:r>
     </w:p>
-    <w:bookmarkStart w:id="50" w:name="Xb00853a8cdd84cfc5329b6bc5003b388c4b5a65"/>
-    <w:p>
-      <w:pPr>
-        <w:pStyle w:val="Heading3"/>
+    <w:bookmarkEnd w:id="50"/>
+    <w:bookmarkStart w:id="51" w:name="Xb00853a8cdd84cfc5329b6bc5003b388c4b5a65"/>
+    <w:p>
+      <w:pPr>
+        <w:pStyle w:val="Heading1"/>
       </w:pPr>
       <w:r>
         <w:t xml:space="preserve">Fit Poisson GLM with size_category as predictor</w:t>
       </w:r>
     </w:p>
-    <w:bookmarkEnd w:id="50"/>
     <w:p>
       <w:pPr>
         <w:pStyle w:val="Compact"/>
@@ -4854,7 +4709,7 @@
         <w:rPr>
           <w:rStyle w:val="NormalTok"/>
         </w:rPr>
-        <w:t xml:space="preserve">(Species </w:t>
+        <w:t xml:space="preserve">(Endemics </w:t>
       </w:r>
       <w:r>
         <w:rPr>
@@ -4986,7 +4841,7 @@
         <w:rPr>
           <w:rStyle w:val="DocumentationTok"/>
         </w:rPr>
-        <w:t xml:space="preserve">## glm(formula = Species ~ size_category, family = poisson(link = "log"), </w:t>
+        <w:t xml:space="preserve">## glm(formula = Endemics ~ size_category, family = poisson(link = "log"), </w:t>
       </w:r>
       <w:r>
         <w:br/>
@@ -5031,7 +4886,7 @@
         <w:rPr>
           <w:rStyle w:val="DocumentationTok"/>
         </w:rPr>
-        <w:t xml:space="preserve">## (Intercept)          2.67101    0.07930   33.68   &lt;2e-16 ***</w:t>
+        <w:t xml:space="preserve">## (Intercept)           1.7292     0.1270  13.616   &lt;2e-16 ***</w:t>
       </w:r>
       <w:r>
         <w:br/>
@@ -5040,7 +4895,7 @@
         <w:rPr>
           <w:rStyle w:val="DocumentationTok"/>
         </w:rPr>
-        <w:t xml:space="preserve">## size_categoryMedium  1.33784    0.08833   15.15   &lt;2e-16 ***</w:t>
+        <w:t xml:space="preserve">## size_categoryMedium   1.3465     0.1413   9.527   &lt;2e-16 ***</w:t>
       </w:r>
       <w:r>
         <w:br/>
@@ -5049,7 +4904,7 @@
         <w:rPr>
           <w:rStyle w:val="DocumentationTok"/>
         </w:rPr>
-        <w:t xml:space="preserve">## size_categoryLarge   2.84300    0.08285   34.31   &lt;2e-16 ***</w:t>
+        <w:t xml:space="preserve">## size_categoryLarge    2.4582     0.1353  18.173   &lt;2e-16 ***</w:t>
       </w:r>
       <w:r>
         <w:br/>
@@ -5103,7 +4958,7 @@
         <w:rPr>
           <w:rStyle w:val="DocumentationTok"/>
         </w:rPr>
-        <w:t xml:space="preserve">##     Null deviance: 3510.73  on 29  degrees of freedom</w:t>
+        <w:t xml:space="preserve">##     Null deviance: 743.55  on 29  degrees of freedom</w:t>
       </w:r>
       <w:r>
         <w:br/>
@@ -5112,7 +4967,7 @@
         <w:rPr>
           <w:rStyle w:val="DocumentationTok"/>
         </w:rPr>
-        <w:t xml:space="preserve">## Residual deviance:  939.74  on 27  degrees of freedom</w:t>
+        <w:t xml:space="preserve">## Residual deviance: 177.05  on 27  degrees of freedom</w:t>
       </w:r>
       <w:r>
         <w:br/>
@@ -5121,7 +4976,7 @@
         <w:rPr>
           <w:rStyle w:val="DocumentationTok"/>
         </w:rPr>
-        <w:t xml:space="preserve">## AIC: 1106.6</w:t>
+        <w:t xml:space="preserve">## AIC: 316</w:t>
       </w:r>
       <w:r>
         <w:br/>
@@ -5423,7 +5278,7 @@
         <w:t xml:space="preserve"> </w:t>
       </w:r>
       <w:r>
-        <w:t xml:space="preserve">are appropriate for</w:t>
+        <w:t xml:space="preserve">appropriate for</w:t>
       </w:r>
       <w:r>
         <w:t xml:space="preserve"> </w:t>
@@ -5436,13 +5291,229 @@
         <w:t xml:space="preserve">count data</w:t>
       </w:r>
       <w:r>
-        <w:t xml:space="preserve">. The Poisson</w:t>
-      </w:r>
-      <w:r>
-        <w:t xml:space="preserve"> </w:t>
-      </w:r>
-      <w:r>
-        <w:t xml:space="preserve">distribution assumes that the variance equals the mean.</w:t>
+        <w:t xml:space="preserve"> </w:t>
+      </w:r>
+      <w:r>
+        <w:t xml:space="preserve">and assumes variance</w:t>
+      </w:r>
+      <w:r>
+        <w:t xml:space="preserve"> </w:t>
+      </w:r>
+      <w:r>
+        <w:t xml:space="preserve">equals mean - use the Gala Data and endemics - With natural log link,</w:t>
+      </w:r>
+      <w:r>
+        <w:t xml:space="preserve"> </w:t>
+      </w:r>
+      <w:r>
+        <w:t xml:space="preserve">coefficients =</w:t>
+      </w:r>
+      <w:r>
+        <w:t xml:space="preserve"> </w:t>
+      </w:r>
+      <w:r>
+        <w:rPr>
+          <w:b/>
+          <w:bCs/>
+        </w:rPr>
+        <w:t xml:space="preserve">multiplicative effects</w:t>
+      </w:r>
+      <w:r>
+        <w:t xml:space="preserve">: - A coefficient of β means:</w:t>
+      </w:r>
+      <w:r>
+        <w:t xml:space="preserve"> </w:t>
+      </w:r>
+      <w:r>
+        <w:t xml:space="preserve">for each 1-unit increase in X, the response is multiplied by exp(β) -</w:t>
+      </w:r>
+      <w:r>
+        <w:t xml:space="preserve"> </w:t>
+      </w:r>
+      <w:r>
+        <w:t xml:space="preserve">For small β, exp(β) ≈ 1 + β, so β × 100% =app. %change</w:t>
+      </w:r>
+    </w:p>
+    <w:p>
+      <w:pPr>
+        <w:pStyle w:val="SourceCode"/>
+      </w:pPr>
+      <w:r>
+        <w:rPr>
+          <w:rStyle w:val="VerbatimChar"/>
+        </w:rPr>
+        <w:t xml:space="preserve">## </w:t>
+      </w:r>
+      <w:r>
+        <w:br/>
+      </w:r>
+      <w:r>
+        <w:rPr>
+          <w:rStyle w:val="VerbatimChar"/>
+        </w:rPr>
+        <w:t xml:space="preserve">## Call:</w:t>
+      </w:r>
+      <w:r>
+        <w:br/>
+      </w:r>
+      <w:r>
+        <w:rPr>
+          <w:rStyle w:val="VerbatimChar"/>
+        </w:rPr>
+        <w:t xml:space="preserve">## glm(formula = Species ~ size_category, family = poisson(link = "log"), </w:t>
+      </w:r>
+      <w:r>
+        <w:br/>
+      </w:r>
+      <w:r>
+        <w:rPr>
+          <w:rStyle w:val="VerbatimChar"/>
+        </w:rPr>
+        <w:t xml:space="preserve">##     data = gala)</w:t>
+      </w:r>
+      <w:r>
+        <w:br/>
+      </w:r>
+      <w:r>
+        <w:rPr>
+          <w:rStyle w:val="VerbatimChar"/>
+        </w:rPr>
+        <w:t xml:space="preserve">## </w:t>
+      </w:r>
+      <w:r>
+        <w:br/>
+      </w:r>
+      <w:r>
+        <w:rPr>
+          <w:rStyle w:val="VerbatimChar"/>
+        </w:rPr>
+        <w:t xml:space="preserve">## Coefficients:</w:t>
+      </w:r>
+      <w:r>
+        <w:br/>
+      </w:r>
+      <w:r>
+        <w:rPr>
+          <w:rStyle w:val="VerbatimChar"/>
+        </w:rPr>
+        <w:t xml:space="preserve">##                     Estimate Std. Error z value Pr(&gt;|z|)    </w:t>
+      </w:r>
+      <w:r>
+        <w:br/>
+      </w:r>
+      <w:r>
+        <w:rPr>
+          <w:rStyle w:val="VerbatimChar"/>
+        </w:rPr>
+        <w:t xml:space="preserve">## (Intercept)          2.67101    0.07930   33.68   &lt;2e-16 ***</w:t>
+      </w:r>
+      <w:r>
+        <w:br/>
+      </w:r>
+      <w:r>
+        <w:rPr>
+          <w:rStyle w:val="VerbatimChar"/>
+        </w:rPr>
+        <w:t xml:space="preserve">## size_categoryMedium  1.33784    0.08833   15.15   &lt;2e-16 ***</w:t>
+      </w:r>
+      <w:r>
+        <w:br/>
+      </w:r>
+      <w:r>
+        <w:rPr>
+          <w:rStyle w:val="VerbatimChar"/>
+        </w:rPr>
+        <w:t xml:space="preserve">## size_categoryLarge   2.84300    0.08285   34.31   &lt;2e-16 ***</w:t>
+      </w:r>
+      <w:r>
+        <w:br/>
+      </w:r>
+      <w:r>
+        <w:rPr>
+          <w:rStyle w:val="VerbatimChar"/>
+        </w:rPr>
+        <w:t xml:space="preserve">## ---</w:t>
+      </w:r>
+      <w:r>
+        <w:br/>
+      </w:r>
+      <w:r>
+        <w:rPr>
+          <w:rStyle w:val="VerbatimChar"/>
+        </w:rPr>
+        <w:t xml:space="preserve">## Signif. codes:  0 '***' 0.001 '**' 0.01 '*' 0.05 '.' 0.1 ' ' 1</w:t>
+      </w:r>
+      <w:r>
+        <w:br/>
+      </w:r>
+      <w:r>
+        <w:rPr>
+          <w:rStyle w:val="VerbatimChar"/>
+        </w:rPr>
+        <w:t xml:space="preserve">## </w:t>
+      </w:r>
+      <w:r>
+        <w:br/>
+      </w:r>
+      <w:r>
+        <w:rPr>
+          <w:rStyle w:val="VerbatimChar"/>
+        </w:rPr>
+        <w:t xml:space="preserve">## (Dispersion parameter for poisson family taken to be 1)</w:t>
+      </w:r>
+      <w:r>
+        <w:br/>
+      </w:r>
+      <w:r>
+        <w:rPr>
+          <w:rStyle w:val="VerbatimChar"/>
+        </w:rPr>
+        <w:t xml:space="preserve">## </w:t>
+      </w:r>
+      <w:r>
+        <w:br/>
+      </w:r>
+      <w:r>
+        <w:rPr>
+          <w:rStyle w:val="VerbatimChar"/>
+        </w:rPr>
+        <w:t xml:space="preserve">##     Null deviance: 3510.73  on 29  degrees of freedom</w:t>
+      </w:r>
+      <w:r>
+        <w:br/>
+      </w:r>
+      <w:r>
+        <w:rPr>
+          <w:rStyle w:val="VerbatimChar"/>
+        </w:rPr>
+        <w:t xml:space="preserve">## Residual deviance:  939.74  on 27  degrees of freedom</w:t>
+      </w:r>
+      <w:r>
+        <w:br/>
+      </w:r>
+      <w:r>
+        <w:rPr>
+          <w:rStyle w:val="VerbatimChar"/>
+        </w:rPr>
+        <w:t xml:space="preserve">## AIC: 1106.6</w:t>
+      </w:r>
+      <w:r>
+        <w:br/>
+      </w:r>
+      <w:r>
+        <w:rPr>
+          <w:rStyle w:val="VerbatimChar"/>
+        </w:rPr>
+        <w:t xml:space="preserve">## </w:t>
+      </w:r>
+      <w:r>
+        <w:br/>
+      </w:r>
+      <w:r>
+        <w:rPr>
+          <w:rStyle w:val="VerbatimChar"/>
+        </w:rPr>
+        <w:t xml:space="preserve">## Number of Fisher Scoring iterations: 5</w:t>
       </w:r>
     </w:p>
     <w:p>
@@ -5454,37 +5525,7 @@
         </w:numPr>
       </w:pPr>
       <w:r>
-        <w:t xml:space="preserve">Use the quarter-mile time (</w:t>
-      </w:r>
-      <w:r>
-        <w:rPr>
-          <w:rStyle w:val="VerbatimChar"/>
-        </w:rPr>
-        <w:t xml:space="preserve">qsec</w:t>
-      </w:r>
-      <w:r>
-        <w:t xml:space="preserve">) from the</w:t>
-      </w:r>
-      <w:r>
-        <w:t xml:space="preserve"> </w:t>
-      </w:r>
-      <w:r>
-        <w:rPr>
-          <w:rStyle w:val="VerbatimChar"/>
-        </w:rPr>
-        <w:t xml:space="preserve">mtcars</w:t>
-      </w:r>
-      <w:r>
-        <w:t xml:space="preserve"> </w:t>
-      </w:r>
-      <w:r>
-        <w:t xml:space="preserve">dataset,</w:t>
-      </w:r>
-      <w:r>
-        <w:t xml:space="preserve"> </w:t>
-      </w:r>
-      <w:r>
-        <w:t xml:space="preserve">rounded to create a count-like variable.</w:t>
+        <w:t xml:space="preserve">check overdispersion- common in count data:</w:t>
       </w:r>
     </w:p>
     <w:p>
@@ -5496,34 +5537,104 @@
         </w:numPr>
       </w:pPr>
       <w:r>
-        <w:t xml:space="preserve">With the natural log link, coefficients represent</w:t>
-      </w:r>
-      <w:r>
-        <w:t xml:space="preserve"> </w:t>
-      </w:r>
+        <w:t xml:space="preserve">Should be close to 1 for well-fitting Poisson model</w:t>
+      </w:r>
+    </w:p>
+    <w:p>
+      <w:pPr>
+        <w:pStyle w:val="Compact"/>
+        <w:numPr>
+          <w:ilvl w:val="0"/>
+          <w:numId w:val="1029"/>
+        </w:numPr>
+      </w:pPr>
+      <w:r>
+        <w:t xml:space="preserve">If &gt; 1.5, may indicate overdispersion</w:t>
+      </w:r>
+    </w:p>
+    <w:p>
+      <w:pPr>
+        <w:pStyle w:val="Compact"/>
+        <w:numPr>
+          <w:ilvl w:val="0"/>
+          <w:numId w:val="1029"/>
+        </w:numPr>
+      </w:pPr>
+      <w:r>
+        <w:t xml:space="preserve">Dispersion parameter measures obs var / expected var:</w:t>
+      </w:r>
+    </w:p>
+    <w:p>
+      <w:pPr>
+        <w:pStyle w:val="Compact"/>
+        <w:numPr>
+          <w:ilvl w:val="0"/>
+          <w:numId w:val="1029"/>
+        </w:numPr>
+      </w:pPr>
       <w:r>
         <w:rPr>
           <w:b/>
           <w:bCs/>
         </w:rPr>
-        <w:t xml:space="preserve">multiplicative</w:t>
-      </w:r>
+        <w:t xml:space="preserve">Dispersion ≈ 1</w:t>
+      </w:r>
+      <w:r>
+        <w:t xml:space="preserve">: Good fit (var = mean)</w:t>
+      </w:r>
+    </w:p>
+    <w:p>
+      <w:pPr>
+        <w:pStyle w:val="Compact"/>
+        <w:numPr>
+          <w:ilvl w:val="0"/>
+          <w:numId w:val="1029"/>
+        </w:numPr>
+      </w:pPr>
       <w:r>
         <w:rPr>
           <w:b/>
           <w:bCs/>
         </w:rPr>
-        <w:t xml:space="preserve"> </w:t>
-      </w:r>
+        <w:t xml:space="preserve">Dispersion &gt; 1</w:t>
+      </w:r>
+      <w:r>
+        <w:t xml:space="preserve">: Overdispersion (var &gt; mean)</w:t>
+      </w:r>
+    </w:p>
+    <w:p>
+      <w:pPr>
+        <w:pStyle w:val="Compact"/>
+        <w:numPr>
+          <w:ilvl w:val="0"/>
+          <w:numId w:val="1029"/>
+        </w:numPr>
+      </w:pPr>
       <w:r>
         <w:rPr>
           <w:b/>
           <w:bCs/>
         </w:rPr>
-        <w:t xml:space="preserve">effects</w:t>
+        <w:t xml:space="preserve">Dispersion &lt; 1</w:t>
       </w:r>
       <w:r>
         <w:t xml:space="preserve">:</w:t>
+      </w:r>
+      <w:r>
+        <w:t xml:space="preserve"> </w:t>
+      </w:r>
+      <w:r>
+        <w:rPr>
+          <w:b/>
+          <w:bCs/>
+        </w:rPr>
+        <w:t xml:space="preserve">Underdispersion</w:t>
+      </w:r>
+      <w:r>
+        <w:t xml:space="preserve"> </w:t>
+      </w:r>
+      <w:r>
+        <w:t xml:space="preserve">(var &lt; mean)</w:t>
       </w:r>
     </w:p>
     <w:p>
@@ -5535,407 +5646,297 @@
         </w:numPr>
       </w:pPr>
       <w:r>
-        <w:t xml:space="preserve">A coefficient of β means: for each 1-unit increase in X, the</w:t>
-      </w:r>
-      <w:r>
-        <w:t xml:space="preserve"> </w:t>
-      </w:r>
-      <w:r>
-        <w:t xml:space="preserve">response is multiplied by exp(β)</w:t>
+        <w:t xml:space="preserve">use Negative Binomial model</w:t>
+      </w:r>
+    </w:p>
+    <w:p>
+      <w:pPr>
+        <w:pStyle w:val="SourceCode"/>
+      </w:pPr>
+      <w:r>
+        <w:rPr>
+          <w:rStyle w:val="CommentTok"/>
+        </w:rPr>
+        <w:t xml:space="preserve"># Calculate the dispersion parameter</w:t>
+      </w:r>
+      <w:r>
+        <w:br/>
+      </w:r>
+      <w:r>
+        <w:rPr>
+          <w:rStyle w:val="CommentTok"/>
+        </w:rPr>
+        <w:t xml:space="preserve"># (Pearson's Chi-Squared statistic / residual degrees of freedom)</w:t>
+      </w:r>
+      <w:r>
+        <w:br/>
+      </w:r>
+      <w:r>
+        <w:rPr>
+          <w:rStyle w:val="NormalTok"/>
+        </w:rPr>
+        <w:t xml:space="preserve">dispersion_gala </w:t>
+      </w:r>
+      <w:r>
+        <w:rPr>
+          <w:rStyle w:val="OtherTok"/>
+        </w:rPr>
+        <w:t xml:space="preserve">&lt;-</w:t>
+      </w:r>
+      <w:r>
+        <w:rPr>
+          <w:rStyle w:val="NormalTok"/>
+        </w:rPr>
+        <w:t xml:space="preserve"> </w:t>
+      </w:r>
+      <w:r>
+        <w:rPr>
+          <w:rStyle w:val="FunctionTok"/>
+        </w:rPr>
+        <w:t xml:space="preserve">sum</w:t>
+      </w:r>
+      <w:r>
+        <w:rPr>
+          <w:rStyle w:val="NormalTok"/>
+        </w:rPr>
+        <w:t xml:space="preserve">(</w:t>
+      </w:r>
+      <w:r>
+        <w:rPr>
+          <w:rStyle w:val="FunctionTok"/>
+        </w:rPr>
+        <w:t xml:space="preserve">residuals</w:t>
+      </w:r>
+      <w:r>
+        <w:rPr>
+          <w:rStyle w:val="NormalTok"/>
+        </w:rPr>
+        <w:t xml:space="preserve">(model_poisson_gala, </w:t>
+      </w:r>
+      <w:r>
+        <w:rPr>
+          <w:rStyle w:val="AttributeTok"/>
+        </w:rPr>
+        <w:t xml:space="preserve">type =</w:t>
+      </w:r>
+      <w:r>
+        <w:rPr>
+          <w:rStyle w:val="NormalTok"/>
+        </w:rPr>
+        <w:t xml:space="preserve"> </w:t>
+      </w:r>
+      <w:r>
+        <w:rPr>
+          <w:rStyle w:val="StringTok"/>
+        </w:rPr>
+        <w:t xml:space="preserve">"pearson"</w:t>
+      </w:r>
+      <w:r>
+        <w:rPr>
+          <w:rStyle w:val="NormalTok"/>
+        </w:rPr>
+        <w:t xml:space="preserve">)</w:t>
+      </w:r>
+      <w:r>
+        <w:rPr>
+          <w:rStyle w:val="SpecialCharTok"/>
+        </w:rPr>
+        <w:t xml:space="preserve">^</w:t>
+      </w:r>
+      <w:r>
+        <w:rPr>
+          <w:rStyle w:val="DecValTok"/>
+        </w:rPr>
+        <w:t xml:space="preserve">2</w:t>
+      </w:r>
+      <w:r>
+        <w:rPr>
+          <w:rStyle w:val="NormalTok"/>
+        </w:rPr>
+        <w:t xml:space="preserve">) </w:t>
+      </w:r>
+      <w:r>
+        <w:rPr>
+          <w:rStyle w:val="SpecialCharTok"/>
+        </w:rPr>
+        <w:t xml:space="preserve">/</w:t>
+      </w:r>
+      <w:r>
+        <w:rPr>
+          <w:rStyle w:val="NormalTok"/>
+        </w:rPr>
+        <w:t xml:space="preserve"> </w:t>
+      </w:r>
+      <w:r>
+        <w:br/>
+      </w:r>
+      <w:r>
+        <w:rPr>
+          <w:rStyle w:val="NormalTok"/>
+        </w:rPr>
+        <w:t xml:space="preserve">                   model_poisson_gala</w:t>
+      </w:r>
+      <w:r>
+        <w:rPr>
+          <w:rStyle w:val="SpecialCharTok"/>
+        </w:rPr>
+        <w:t xml:space="preserve">$</w:t>
+      </w:r>
+      <w:r>
+        <w:rPr>
+          <w:rStyle w:val="NormalTok"/>
+        </w:rPr>
+        <w:t xml:space="preserve">df.residual</w:t>
+      </w:r>
+      <w:r>
+        <w:br/>
+      </w:r>
+      <w:r>
+        <w:br/>
+      </w:r>
+      <w:r>
+        <w:rPr>
+          <w:rStyle w:val="CommentTok"/>
+        </w:rPr>
+        <w:t xml:space="preserve"># Print dispersion parameter</w:t>
+      </w:r>
+      <w:r>
+        <w:br/>
+      </w:r>
+      <w:r>
+        <w:rPr>
+          <w:rStyle w:val="FunctionTok"/>
+        </w:rPr>
+        <w:t xml:space="preserve">cat</w:t>
+      </w:r>
+      <w:r>
+        <w:rPr>
+          <w:rStyle w:val="NormalTok"/>
+        </w:rPr>
+        <w:t xml:space="preserve">(</w:t>
+      </w:r>
+      <w:r>
+        <w:rPr>
+          <w:rStyle w:val="StringTok"/>
+        </w:rPr>
+        <w:t xml:space="preserve">"Dispersion parameter:"</w:t>
+      </w:r>
+      <w:r>
+        <w:rPr>
+          <w:rStyle w:val="NormalTok"/>
+        </w:rPr>
+        <w:t xml:space="preserve">, </w:t>
+      </w:r>
+      <w:r>
+        <w:rPr>
+          <w:rStyle w:val="FunctionTok"/>
+        </w:rPr>
+        <w:t xml:space="preserve">round</w:t>
+      </w:r>
+      <w:r>
+        <w:rPr>
+          <w:rStyle w:val="NormalTok"/>
+        </w:rPr>
+        <w:t xml:space="preserve">(dispersion_gala, </w:t>
+      </w:r>
+      <w:r>
+        <w:rPr>
+          <w:rStyle w:val="DecValTok"/>
+        </w:rPr>
+        <w:t xml:space="preserve">2</w:t>
+      </w:r>
+      <w:r>
+        <w:rPr>
+          <w:rStyle w:val="NormalTok"/>
+        </w:rPr>
+        <w:t xml:space="preserve">), </w:t>
+      </w:r>
+      <w:r>
+        <w:rPr>
+          <w:rStyle w:val="StringTok"/>
+        </w:rPr>
+        <w:t xml:space="preserve">"</w:t>
+      </w:r>
+      <w:r>
+        <w:rPr>
+          <w:rStyle w:val="SpecialCharTok"/>
+        </w:rPr>
+        <w:t xml:space="preserve">\n</w:t>
+      </w:r>
+      <w:r>
+        <w:rPr>
+          <w:rStyle w:val="StringTok"/>
+        </w:rPr>
+        <w:t xml:space="preserve">"</w:t>
+      </w:r>
+      <w:r>
+        <w:rPr>
+          <w:rStyle w:val="NormalTok"/>
+        </w:rPr>
+        <w:t xml:space="preserve">)</w:t>
+      </w:r>
+      <w:r>
+        <w:br/>
+      </w:r>
+      <w:r>
+        <w:rPr>
+          <w:rStyle w:val="DocumentationTok"/>
+        </w:rPr>
+        <w:t xml:space="preserve">## Dispersion parameter: 6.05</w:t>
+      </w:r>
+    </w:p>
+    <w:bookmarkEnd w:id="53"/>
+    <w:bookmarkStart w:id="54" w:name="glm-with-poisson-distribution-setup-3"/>
+    <w:p>
+      <w:pPr>
+        <w:pStyle w:val="Heading1"/>
+      </w:pPr>
+      <w:r>
+        <w:t xml:space="preserve">GLM with Poisson Distribution: Setup</w:t>
       </w:r>
     </w:p>
     <w:p>
       <w:pPr>
         <w:pStyle w:val="Compact"/>
-        <w:numPr>
-          <w:ilvl w:val="0"/>
-          <w:numId w:val="1029"/>
-        </w:numPr>
-      </w:pPr>
-      <w:r>
-        <w:t xml:space="preserve">For small β, exp(β) ≈ 1 + β, so β × 100% gives approximate</w:t>
-      </w:r>
-      <w:r>
-        <w:t xml:space="preserve"> </w:t>
-      </w:r>
-      <w:r>
-        <w:t xml:space="preserve">percentage change</w:t>
-      </w:r>
-    </w:p>
-    <w:p>
-      <w:pPr>
-        <w:pStyle w:val="SourceCode"/>
-      </w:pPr>
-      <w:r>
-        <w:rPr>
-          <w:rStyle w:val="VerbatimChar"/>
-        </w:rPr>
-        <w:t xml:space="preserve">## </w:t>
-      </w:r>
-      <w:r>
-        <w:br/>
-      </w:r>
-      <w:r>
-        <w:rPr>
-          <w:rStyle w:val="VerbatimChar"/>
-        </w:rPr>
-        <w:t xml:space="preserve">## Call:</w:t>
-      </w:r>
-      <w:r>
-        <w:br/>
-      </w:r>
-      <w:r>
-        <w:rPr>
-          <w:rStyle w:val="VerbatimChar"/>
-        </w:rPr>
-        <w:t xml:space="preserve">## glm(formula = Species ~ size_category, family = poisson(link = "log"), </w:t>
-      </w:r>
-      <w:r>
-        <w:br/>
-      </w:r>
-      <w:r>
-        <w:rPr>
-          <w:rStyle w:val="VerbatimChar"/>
-        </w:rPr>
-        <w:t xml:space="preserve">##     data = gala)</w:t>
-      </w:r>
-      <w:r>
-        <w:br/>
-      </w:r>
-      <w:r>
-        <w:rPr>
-          <w:rStyle w:val="VerbatimChar"/>
-        </w:rPr>
-        <w:t xml:space="preserve">## </w:t>
-      </w:r>
-      <w:r>
-        <w:br/>
-      </w:r>
-      <w:r>
-        <w:rPr>
-          <w:rStyle w:val="VerbatimChar"/>
-        </w:rPr>
-        <w:t xml:space="preserve">## Coefficients:</w:t>
-      </w:r>
-      <w:r>
-        <w:br/>
-      </w:r>
-      <w:r>
-        <w:rPr>
-          <w:rStyle w:val="VerbatimChar"/>
-        </w:rPr>
-        <w:t xml:space="preserve">##                     Estimate Std. Error z value Pr(&gt;|z|)    </w:t>
-      </w:r>
-      <w:r>
-        <w:br/>
-      </w:r>
-      <w:r>
-        <w:rPr>
-          <w:rStyle w:val="VerbatimChar"/>
-        </w:rPr>
-        <w:t xml:space="preserve">## (Intercept)          2.67101    0.07930   33.68   &lt;2e-16 ***</w:t>
-      </w:r>
-      <w:r>
-        <w:br/>
-      </w:r>
-      <w:r>
-        <w:rPr>
-          <w:rStyle w:val="VerbatimChar"/>
-        </w:rPr>
-        <w:t xml:space="preserve">## size_categoryMedium  1.33784    0.08833   15.15   &lt;2e-16 ***</w:t>
-      </w:r>
-      <w:r>
-        <w:br/>
-      </w:r>
-      <w:r>
-        <w:rPr>
-          <w:rStyle w:val="VerbatimChar"/>
-        </w:rPr>
-        <w:t xml:space="preserve">## size_categoryLarge   2.84300    0.08285   34.31   &lt;2e-16 ***</w:t>
-      </w:r>
-      <w:r>
-        <w:br/>
-      </w:r>
-      <w:r>
-        <w:rPr>
-          <w:rStyle w:val="VerbatimChar"/>
-        </w:rPr>
-        <w:t xml:space="preserve">## ---</w:t>
-      </w:r>
-      <w:r>
-        <w:br/>
-      </w:r>
-      <w:r>
-        <w:rPr>
-          <w:rStyle w:val="VerbatimChar"/>
-        </w:rPr>
-        <w:t xml:space="preserve">## Signif. codes:  0 '***' 0.001 '**' 0.01 '*' 0.05 '.' 0.1 ' ' 1</w:t>
-      </w:r>
-      <w:r>
-        <w:br/>
-      </w:r>
-      <w:r>
-        <w:rPr>
-          <w:rStyle w:val="VerbatimChar"/>
-        </w:rPr>
-        <w:t xml:space="preserve">## </w:t>
-      </w:r>
-      <w:r>
-        <w:br/>
-      </w:r>
-      <w:r>
-        <w:rPr>
-          <w:rStyle w:val="VerbatimChar"/>
-        </w:rPr>
-        <w:t xml:space="preserve">## (Dispersion parameter for poisson family taken to be 1)</w:t>
-      </w:r>
-      <w:r>
-        <w:br/>
-      </w:r>
-      <w:r>
-        <w:rPr>
-          <w:rStyle w:val="VerbatimChar"/>
-        </w:rPr>
-        <w:t xml:space="preserve">## </w:t>
-      </w:r>
-      <w:r>
-        <w:br/>
-      </w:r>
-      <w:r>
-        <w:rPr>
-          <w:rStyle w:val="VerbatimChar"/>
-        </w:rPr>
-        <w:t xml:space="preserve">##     Null deviance: 3510.73  on 29  degrees of freedom</w:t>
-      </w:r>
-      <w:r>
-        <w:br/>
-      </w:r>
-      <w:r>
-        <w:rPr>
-          <w:rStyle w:val="VerbatimChar"/>
-        </w:rPr>
-        <w:t xml:space="preserve">## Residual deviance:  939.74  on 27  degrees of freedom</w:t>
-      </w:r>
-      <w:r>
-        <w:br/>
-      </w:r>
-      <w:r>
-        <w:rPr>
-          <w:rStyle w:val="VerbatimChar"/>
-        </w:rPr>
-        <w:t xml:space="preserve">## AIC: 1106.6</w:t>
-      </w:r>
-      <w:r>
-        <w:br/>
-      </w:r>
-      <w:r>
-        <w:rPr>
-          <w:rStyle w:val="VerbatimChar"/>
-        </w:rPr>
-        <w:t xml:space="preserve">## </w:t>
-      </w:r>
-      <w:r>
-        <w:br/>
-      </w:r>
-      <w:r>
-        <w:rPr>
-          <w:rStyle w:val="VerbatimChar"/>
-        </w:rPr>
-        <w:t xml:space="preserve">## Number of Fisher Scoring iterations: 5</w:t>
-      </w:r>
-    </w:p>
-    <w:p>
-      <w:pPr>
         <w:numPr>
           <w:ilvl w:val="0"/>
           <w:numId w:val="1030"/>
         </w:numPr>
       </w:pPr>
       <w:r>
-        <w:t xml:space="preserve">Let’s check for overdispersion, which is common in count data:</w:t>
-      </w:r>
-    </w:p>
-    <w:p>
-      <w:pPr>
+        <w:rPr>
+          <w:b/>
+          <w:bCs/>
+        </w:rPr>
+        <w:t xml:space="preserve">Poisson GLMs</w:t>
+      </w:r>
+      <w:r>
+        <w:t xml:space="preserve"> </w:t>
+      </w:r>
+      <w:r>
+        <w:t xml:space="preserve">are appropriate for</w:t>
+      </w:r>
+      <w:r>
+        <w:t xml:space="preserve"> </w:t>
+      </w:r>
+      <w:r>
+        <w:rPr>
+          <w:b/>
+          <w:bCs/>
+        </w:rPr>
+        <w:t xml:space="preserve">count data</w:t>
+      </w:r>
+    </w:p>
+    <w:p>
+      <w:pPr>
+        <w:pStyle w:val="Compact"/>
         <w:numPr>
           <w:ilvl w:val="0"/>
           <w:numId w:val="1030"/>
         </w:numPr>
       </w:pPr>
       <w:r>
-        <w:t xml:space="preserve">Should be close to 1 for a well-fitting Poisson model</w:t>
-      </w:r>
-    </w:p>
-    <w:p>
-      <w:pPr>
-        <w:numPr>
-          <w:ilvl w:val="0"/>
-          <w:numId w:val="1030"/>
-        </w:numPr>
-      </w:pPr>
-      <w:r>
-        <w:t xml:space="preserve">If &gt; 1.5, may indicate overdispersion</w:t>
-      </w:r>
-    </w:p>
-    <w:p>
-      <w:pPr>
-        <w:pStyle w:val="Compact"/>
-        <w:numPr>
-          <w:ilvl w:val="1"/>
-          <w:numId w:val="1031"/>
-        </w:numPr>
-      </w:pPr>
-      <w:r>
-        <w:rPr>
-          <w:b/>
-          <w:bCs/>
-        </w:rPr>
-        <w:t xml:space="preserve">What is Underdispersion?</w:t>
-      </w:r>
-    </w:p>
-    <w:p>
-      <w:pPr>
-        <w:pStyle w:val="Compact"/>
-        <w:numPr>
-          <w:ilvl w:val="2"/>
-          <w:numId w:val="1032"/>
-        </w:numPr>
-      </w:pPr>
-      <w:r>
-        <w:t xml:space="preserve">In a Poisson model, we expect the variance to equal the</w:t>
-      </w:r>
-      <w:r>
-        <w:t xml:space="preserve"> </w:t>
-      </w:r>
-      <w:r>
-        <w:t xml:space="preserve">mean. The dispersion parameter measures the ratio of</w:t>
-      </w:r>
-      <w:r>
-        <w:t xml:space="preserve"> </w:t>
-      </w:r>
-      <w:r>
-        <w:t xml:space="preserve">observed variance to expected variance:</w:t>
-      </w:r>
-    </w:p>
-    <w:p>
-      <w:pPr>
-        <w:pStyle w:val="Compact"/>
-        <w:numPr>
-          <w:ilvl w:val="3"/>
-          <w:numId w:val="1033"/>
-        </w:numPr>
-      </w:pPr>
-      <w:r>
-        <w:rPr>
-          <w:b/>
-          <w:bCs/>
-        </w:rPr>
-        <w:t xml:space="preserve">Dispersion ≈ 1</w:t>
-      </w:r>
-      <w:r>
-        <w:t xml:space="preserve">: Good fit (variance = mean, as</w:t>
-      </w:r>
-      <w:r>
-        <w:t xml:space="preserve"> </w:t>
-      </w:r>
-      <w:r>
-        <w:t xml:space="preserve">Poisson assumes)</w:t>
-      </w:r>
-    </w:p>
-    <w:p>
-      <w:pPr>
-        <w:pStyle w:val="Compact"/>
-        <w:numPr>
-          <w:ilvl w:val="3"/>
-          <w:numId w:val="1033"/>
-        </w:numPr>
-      </w:pPr>
-      <w:r>
-        <w:rPr>
-          <w:b/>
-          <w:bCs/>
-        </w:rPr>
-        <w:t xml:space="preserve">Dispersion &gt; 1</w:t>
-      </w:r>
-      <w:r>
-        <w:t xml:space="preserve">: Overdispersion (variance &gt; mean)</w:t>
-      </w:r>
-    </w:p>
-    <w:p>
-      <w:pPr>
-        <w:pStyle w:val="Compact"/>
-        <w:numPr>
-          <w:ilvl w:val="3"/>
-          <w:numId w:val="1033"/>
-        </w:numPr>
-      </w:pPr>
-      <w:r>
-        <w:rPr>
-          <w:b/>
-          <w:bCs/>
-        </w:rPr>
-        <w:t xml:space="preserve">Dispersion &lt; 1</w:t>
-      </w:r>
-      <w:r>
-        <w:t xml:space="preserve">:</w:t>
-      </w:r>
-      <w:r>
-        <w:t xml:space="preserve"> </w:t>
-      </w:r>
-      <w:r>
-        <w:rPr>
-          <w:b/>
-          <w:bCs/>
-        </w:rPr>
-        <w:t xml:space="preserve">Underdispersion</w:t>
-      </w:r>
-      <w:r>
-        <w:t xml:space="preserve"> </w:t>
-      </w:r>
-      <w:r>
-        <w:t xml:space="preserve">(variance &lt;</w:t>
-      </w:r>
-      <w:r>
-        <w:t xml:space="preserve"> </w:t>
-      </w:r>
-      <w:r>
-        <w:t xml:space="preserve">mean)</w:t>
-      </w:r>
-    </w:p>
-    <w:p>
-      <w:pPr>
-        <w:pStyle w:val="Compact"/>
-        <w:numPr>
-          <w:ilvl w:val="1"/>
-          <w:numId w:val="1031"/>
-        </w:numPr>
-      </w:pPr>
-      <w:r>
-        <w:t xml:space="preserve">a dispersion parameter this large is a warning</w:t>
-      </w:r>
-    </w:p>
-    <w:p>
-      <w:pPr>
-        <w:pStyle w:val="Compact"/>
-        <w:numPr>
-          <w:ilvl w:val="1"/>
-          <w:numId w:val="1031"/>
-        </w:numPr>
-      </w:pPr>
-      <w:r>
-        <w:t xml:space="preserve">our data more variable than a Poisson model expects</w:t>
-      </w:r>
-    </w:p>
-    <w:p>
-      <w:pPr>
-        <w:pStyle w:val="Compact"/>
-        <w:numPr>
-          <w:ilvl w:val="1"/>
-          <w:numId w:val="1031"/>
-        </w:numPr>
-      </w:pPr>
-      <w:r>
-        <w:t xml:space="preserve">use a Negative Binomial model</w:t>
+        <w:t xml:space="preserve">assumes that the variance equals the mean.</w:t>
       </w:r>
     </w:p>
     <w:p>
@@ -5946,7 +5947,7 @@
         <w:rPr>
           <w:rStyle w:val="CommentTok"/>
         </w:rPr>
-        <w:t xml:space="preserve"># Calculate the dispersion parameter</w:t>
+        <w:t xml:space="preserve"># 1. Calculate Estimated Marginal Means (EMMs)</w:t>
       </w:r>
       <w:r>
         <w:br/>
@@ -5955,16 +5956,16 @@
         <w:rPr>
           <w:rStyle w:val="CommentTok"/>
         </w:rPr>
-        <w:t xml:space="preserve"># (Pearson's Chi-Squared statistic / residual degrees of freedom)</w:t>
-      </w:r>
-      <w:r>
-        <w:br/>
-      </w:r>
-      <w:r>
-        <w:rPr>
-          <w:rStyle w:val="NormalTok"/>
-        </w:rPr>
-        <w:t xml:space="preserve">dispersion_gala </w:t>
+        <w:t xml:space="preserve"># type = "response" converts the log-means back to the "Endemics count" scale</w:t>
+      </w:r>
+      <w:r>
+        <w:br/>
+      </w:r>
+      <w:r>
+        <w:rPr>
+          <w:rStyle w:val="NormalTok"/>
+        </w:rPr>
+        <w:t xml:space="preserve">emm_gala </w:t>
       </w:r>
       <w:r>
         <w:rPr>
@@ -5982,187 +5983,94 @@
         <w:rPr>
           <w:rStyle w:val="FunctionTok"/>
         </w:rPr>
-        <w:t xml:space="preserve">sum</w:t>
-      </w:r>
-      <w:r>
-        <w:rPr>
-          <w:rStyle w:val="NormalTok"/>
-        </w:rPr>
-        <w:t xml:space="preserve">(</w:t>
+        <w:t xml:space="preserve">emmeans</w:t>
+      </w:r>
+      <w:r>
+        <w:rPr>
+          <w:rStyle w:val="NormalTok"/>
+        </w:rPr>
+        <w:t xml:space="preserve">(model_poisson_gala, </w:t>
+      </w:r>
+      <w:r>
+        <w:br/>
+      </w:r>
+      <w:r>
+        <w:rPr>
+          <w:rStyle w:val="NormalTok"/>
+        </w:rPr>
+        <w:t xml:space="preserve">                    </w:t>
+      </w:r>
+      <w:r>
+        <w:rPr>
+          <w:rStyle w:val="AttributeTok"/>
+        </w:rPr>
+        <w:t xml:space="preserve">specs =</w:t>
+      </w:r>
+      <w:r>
+        <w:rPr>
+          <w:rStyle w:val="NormalTok"/>
+        </w:rPr>
+        <w:t xml:space="preserve"> </w:t>
+      </w:r>
+      <w:r>
+        <w:rPr>
+          <w:rStyle w:val="SpecialCharTok"/>
+        </w:rPr>
+        <w:t xml:space="preserve">~</w:t>
+      </w:r>
+      <w:r>
+        <w:rPr>
+          <w:rStyle w:val="NormalTok"/>
+        </w:rPr>
+        <w:t xml:space="preserve"> size_category,</w:t>
+      </w:r>
+      <w:r>
+        <w:br/>
+      </w:r>
+      <w:r>
+        <w:rPr>
+          <w:rStyle w:val="NormalTok"/>
+        </w:rPr>
+        <w:t xml:space="preserve">                    </w:t>
+      </w:r>
+      <w:r>
+        <w:rPr>
+          <w:rStyle w:val="AttributeTok"/>
+        </w:rPr>
+        <w:t xml:space="preserve">type =</w:t>
+      </w:r>
+      <w:r>
+        <w:rPr>
+          <w:rStyle w:val="NormalTok"/>
+        </w:rPr>
+        <w:t xml:space="preserve"> </w:t>
+      </w:r>
+      <w:r>
+        <w:rPr>
+          <w:rStyle w:val="StringTok"/>
+        </w:rPr>
+        <w:t xml:space="preserve">"response"</w:t>
+      </w:r>
+      <w:r>
+        <w:rPr>
+          <w:rStyle w:val="NormalTok"/>
+        </w:rPr>
+        <w:t xml:space="preserve">)</w:t>
+      </w:r>
+      <w:r>
+        <w:br/>
       </w:r>
       <w:r>
         <w:rPr>
           <w:rStyle w:val="FunctionTok"/>
         </w:rPr>
-        <w:t xml:space="preserve">residuals</w:t>
-      </w:r>
-      <w:r>
-        <w:rPr>
-          <w:rStyle w:val="NormalTok"/>
-        </w:rPr>
-        <w:t xml:space="preserve">(model_poisson_gala, </w:t>
-      </w:r>
-      <w:r>
-        <w:rPr>
-          <w:rStyle w:val="AttributeTok"/>
-        </w:rPr>
-        <w:t xml:space="preserve">type =</w:t>
-      </w:r>
-      <w:r>
-        <w:rPr>
-          <w:rStyle w:val="NormalTok"/>
-        </w:rPr>
-        <w:t xml:space="preserve"> </w:t>
-      </w:r>
-      <w:r>
-        <w:rPr>
-          <w:rStyle w:val="StringTok"/>
-        </w:rPr>
-        <w:t xml:space="preserve">"pearson"</w:t>
-      </w:r>
-      <w:r>
-        <w:rPr>
-          <w:rStyle w:val="NormalTok"/>
-        </w:rPr>
-        <w:t xml:space="preserve">)</w:t>
-      </w:r>
-      <w:r>
-        <w:rPr>
-          <w:rStyle w:val="SpecialCharTok"/>
-        </w:rPr>
-        <w:t xml:space="preserve">^</w:t>
-      </w:r>
-      <w:r>
-        <w:rPr>
-          <w:rStyle w:val="DecValTok"/>
-        </w:rPr>
-        <w:t xml:space="preserve">2</w:t>
-      </w:r>
-      <w:r>
-        <w:rPr>
-          <w:rStyle w:val="NormalTok"/>
-        </w:rPr>
-        <w:t xml:space="preserve">) </w:t>
-      </w:r>
-      <w:r>
-        <w:rPr>
-          <w:rStyle w:val="SpecialCharTok"/>
-        </w:rPr>
-        <w:t xml:space="preserve">/</w:t>
-      </w:r>
-      <w:r>
-        <w:rPr>
-          <w:rStyle w:val="NormalTok"/>
-        </w:rPr>
-        <w:t xml:space="preserve"> </w:t>
-      </w:r>
-      <w:r>
-        <w:br/>
-      </w:r>
-      <w:r>
-        <w:rPr>
-          <w:rStyle w:val="NormalTok"/>
-        </w:rPr>
-        <w:t xml:space="preserve">                   model_poisson_gala</w:t>
-      </w:r>
-      <w:r>
-        <w:rPr>
-          <w:rStyle w:val="SpecialCharTok"/>
-        </w:rPr>
-        <w:t xml:space="preserve">$</w:t>
-      </w:r>
-      <w:r>
-        <w:rPr>
-          <w:rStyle w:val="NormalTok"/>
-        </w:rPr>
-        <w:t xml:space="preserve">df.residual</w:t>
-      </w:r>
-      <w:r>
-        <w:br/>
-      </w:r>
-      <w:r>
-        <w:br/>
-      </w:r>
-      <w:r>
-        <w:rPr>
-          <w:rStyle w:val="CommentTok"/>
-        </w:rPr>
-        <w:t xml:space="preserve"># Print dispersion parameter</w:t>
-      </w:r>
-      <w:r>
-        <w:br/>
-      </w:r>
-      <w:r>
-        <w:rPr>
-          <w:rStyle w:val="FunctionTok"/>
-        </w:rPr>
-        <w:t xml:space="preserve">cat</w:t>
-      </w:r>
-      <w:r>
-        <w:rPr>
-          <w:rStyle w:val="NormalTok"/>
-        </w:rPr>
-        <w:t xml:space="preserve">(</w:t>
-      </w:r>
-      <w:r>
-        <w:rPr>
-          <w:rStyle w:val="StringTok"/>
-        </w:rPr>
-        <w:t xml:space="preserve">"Dispersion parameter:"</w:t>
-      </w:r>
-      <w:r>
-        <w:rPr>
-          <w:rStyle w:val="NormalTok"/>
-        </w:rPr>
-        <w:t xml:space="preserve">, </w:t>
-      </w:r>
-      <w:r>
-        <w:rPr>
-          <w:rStyle w:val="FunctionTok"/>
-        </w:rPr>
-        <w:t xml:space="preserve">round</w:t>
-      </w:r>
-      <w:r>
-        <w:rPr>
-          <w:rStyle w:val="NormalTok"/>
-        </w:rPr>
-        <w:t xml:space="preserve">(dispersion_gala, </w:t>
-      </w:r>
-      <w:r>
-        <w:rPr>
-          <w:rStyle w:val="DecValTok"/>
-        </w:rPr>
-        <w:t xml:space="preserve">2</w:t>
-      </w:r>
-      <w:r>
-        <w:rPr>
-          <w:rStyle w:val="NormalTok"/>
-        </w:rPr>
-        <w:t xml:space="preserve">), </w:t>
-      </w:r>
-      <w:r>
-        <w:rPr>
-          <w:rStyle w:val="StringTok"/>
-        </w:rPr>
-        <w:t xml:space="preserve">"</w:t>
-      </w:r>
-      <w:r>
-        <w:rPr>
-          <w:rStyle w:val="SpecialCharTok"/>
-        </w:rPr>
-        <w:t xml:space="preserve">\n</w:t>
-      </w:r>
-      <w:r>
-        <w:rPr>
-          <w:rStyle w:val="StringTok"/>
-        </w:rPr>
-        <w:t xml:space="preserve">"</w:t>
-      </w:r>
-      <w:r>
-        <w:rPr>
-          <w:rStyle w:val="NormalTok"/>
-        </w:rPr>
-        <w:t xml:space="preserve">)</w:t>
+        <w:t xml:space="preserve">print</w:t>
+      </w:r>
+      <w:r>
+        <w:rPr>
+          <w:rStyle w:val="NormalTok"/>
+        </w:rPr>
+        <w:t xml:space="preserve">(emm_gala)</w:t>
       </w:r>
       <w:r>
         <w:br/>
@@ -6171,192 +6079,7 @@
         <w:rPr>
           <w:rStyle w:val="DocumentationTok"/>
         </w:rPr>
-        <w:t xml:space="preserve">## Dispersion parameter: 32.9</w:t>
-      </w:r>
-    </w:p>
-    <w:bookmarkEnd w:id="53"/>
-    <w:bookmarkStart w:id="54" w:name="glm-with-poisson-distribution-setup-3"/>
-    <w:p>
-      <w:pPr>
-        <w:pStyle w:val="Heading1"/>
-      </w:pPr>
-      <w:r>
-        <w:t xml:space="preserve">GLM with Poisson Distribution: Setup</w:t>
-      </w:r>
-    </w:p>
-    <w:p>
-      <w:pPr>
-        <w:pStyle w:val="Compact"/>
-        <w:numPr>
-          <w:ilvl w:val="0"/>
-          <w:numId w:val="1034"/>
-        </w:numPr>
-      </w:pPr>
-      <w:r>
-        <w:rPr>
-          <w:b/>
-          <w:bCs/>
-        </w:rPr>
-        <w:t xml:space="preserve">Poisson GLMs</w:t>
-      </w:r>
-      <w:r>
-        <w:t xml:space="preserve"> </w:t>
-      </w:r>
-      <w:r>
-        <w:t xml:space="preserve">are appropriate for</w:t>
-      </w:r>
-      <w:r>
-        <w:t xml:space="preserve"> </w:t>
-      </w:r>
-      <w:r>
-        <w:rPr>
-          <w:b/>
-          <w:bCs/>
-        </w:rPr>
-        <w:t xml:space="preserve">count data</w:t>
-      </w:r>
-      <w:r>
-        <w:t xml:space="preserve">. The Poisson</w:t>
-      </w:r>
-      <w:r>
-        <w:t xml:space="preserve"> </w:t>
-      </w:r>
-      <w:r>
-        <w:t xml:space="preserve">distribution assumes that the variance equals the mean.</w:t>
-      </w:r>
-    </w:p>
-    <w:p>
-      <w:pPr>
-        <w:pStyle w:val="SourceCode"/>
-      </w:pPr>
-      <w:r>
-        <w:rPr>
-          <w:rStyle w:val="CommentTok"/>
-        </w:rPr>
-        <w:t xml:space="preserve"># 1. Calculate Estimated Marginal Means (EMMs)</w:t>
-      </w:r>
-      <w:r>
-        <w:br/>
-      </w:r>
-      <w:r>
-        <w:rPr>
-          <w:rStyle w:val="CommentTok"/>
-        </w:rPr>
-        <w:t xml:space="preserve"># type = "response" converts the log-means back to the "Species count" scale</w:t>
-      </w:r>
-      <w:r>
-        <w:br/>
-      </w:r>
-      <w:r>
-        <w:rPr>
-          <w:rStyle w:val="NormalTok"/>
-        </w:rPr>
-        <w:t xml:space="preserve">emm_gala </w:t>
-      </w:r>
-      <w:r>
-        <w:rPr>
-          <w:rStyle w:val="OtherTok"/>
-        </w:rPr>
-        <w:t xml:space="preserve">&lt;-</w:t>
-      </w:r>
-      <w:r>
-        <w:rPr>
-          <w:rStyle w:val="NormalTok"/>
-        </w:rPr>
-        <w:t xml:space="preserve"> </w:t>
-      </w:r>
-      <w:r>
-        <w:rPr>
-          <w:rStyle w:val="FunctionTok"/>
-        </w:rPr>
-        <w:t xml:space="preserve">emmeans</w:t>
-      </w:r>
-      <w:r>
-        <w:rPr>
-          <w:rStyle w:val="NormalTok"/>
-        </w:rPr>
-        <w:t xml:space="preserve">(model_poisson_gala, </w:t>
-      </w:r>
-      <w:r>
-        <w:br/>
-      </w:r>
-      <w:r>
-        <w:rPr>
-          <w:rStyle w:val="NormalTok"/>
-        </w:rPr>
-        <w:t xml:space="preserve">                    </w:t>
-      </w:r>
-      <w:r>
-        <w:rPr>
-          <w:rStyle w:val="AttributeTok"/>
-        </w:rPr>
-        <w:t xml:space="preserve">specs =</w:t>
-      </w:r>
-      <w:r>
-        <w:rPr>
-          <w:rStyle w:val="NormalTok"/>
-        </w:rPr>
-        <w:t xml:space="preserve"> </w:t>
-      </w:r>
-      <w:r>
-        <w:rPr>
-          <w:rStyle w:val="SpecialCharTok"/>
-        </w:rPr>
-        <w:t xml:space="preserve">~</w:t>
-      </w:r>
-      <w:r>
-        <w:rPr>
-          <w:rStyle w:val="NormalTok"/>
-        </w:rPr>
-        <w:t xml:space="preserve"> size_category,</w:t>
-      </w:r>
-      <w:r>
-        <w:br/>
-      </w:r>
-      <w:r>
-        <w:rPr>
-          <w:rStyle w:val="NormalTok"/>
-        </w:rPr>
-        <w:t xml:space="preserve">                    </w:t>
-      </w:r>
-      <w:r>
-        <w:rPr>
-          <w:rStyle w:val="AttributeTok"/>
-        </w:rPr>
-        <w:t xml:space="preserve">type =</w:t>
-      </w:r>
-      <w:r>
-        <w:rPr>
-          <w:rStyle w:val="NormalTok"/>
-        </w:rPr>
-        <w:t xml:space="preserve"> </w:t>
-      </w:r>
-      <w:r>
-        <w:rPr>
-          <w:rStyle w:val="StringTok"/>
-        </w:rPr>
-        <w:t xml:space="preserve">"response"</w:t>
-      </w:r>
-      <w:r>
-        <w:rPr>
-          <w:rStyle w:val="NormalTok"/>
-        </w:rPr>
-        <w:t xml:space="preserve">)</w:t>
-      </w:r>
-      <w:r>
-        <w:br/>
-      </w:r>
-      <w:r>
-        <w:rPr>
-          <w:rStyle w:val="FunctionTok"/>
-        </w:rPr>
-        <w:t xml:space="preserve">print</w:t>
-      </w:r>
-      <w:r>
-        <w:rPr>
-          <w:rStyle w:val="NormalTok"/>
-        </w:rPr>
-        <w:t xml:space="preserve">(emm_gala)</w:t>
+        <w:t xml:space="preserve">##  size_category  rate    SE  df asymp.LCL asymp.UCL</w:t>
       </w:r>
       <w:r>
         <w:br/>
@@ -6365,7 +6088,7 @@
         <w:rPr>
           <w:rStyle w:val="DocumentationTok"/>
         </w:rPr>
-        <w:t xml:space="preserve">##  size_category  rate   SE  df asymp.LCL asymp.UCL</w:t>
+        <w:t xml:space="preserve">##  Small          5.64 0.716 Inf      4.39      7.23</w:t>
       </w:r>
       <w:r>
         <w:br/>
@@ -6374,7 +6097,7 @@
         <w:rPr>
           <w:rStyle w:val="DocumentationTok"/>
         </w:rPr>
-        <w:t xml:space="preserve">##  Small          14.5 1.15 Inf      12.4      16.9</w:t>
+        <w:t xml:space="preserve">##  Medium        21.67 1.340 Inf     19.19     24.47</w:t>
       </w:r>
       <w:r>
         <w:br/>
@@ -6383,16 +6106,7 @@
         <w:rPr>
           <w:rStyle w:val="DocumentationTok"/>
         </w:rPr>
-        <w:t xml:space="preserve">##  Medium         55.1 2.14 Inf      51.0      59.4</w:t>
-      </w:r>
-      <w:r>
-        <w:br/>
-      </w:r>
-      <w:r>
-        <w:rPr>
-          <w:rStyle w:val="DocumentationTok"/>
-        </w:rPr>
-        <w:t xml:space="preserve">##  Large         248.1 5.95 Inf     236.7     260.1</w:t>
+        <w:t xml:space="preserve">##  Large         65.86 3.070 Inf     60.11     72.15</w:t>
       </w:r>
       <w:r>
         <w:br/>
@@ -6626,7 +6340,7 @@
       <w:pPr>
         <w:numPr>
           <w:ilvl w:val="0"/>
-          <w:numId w:val="1035"/>
+          <w:numId w:val="1031"/>
         </w:numPr>
       </w:pPr>
       <w:r>
@@ -6638,7 +6352,7 @@
         <w:pStyle w:val="Compact"/>
         <w:numPr>
           <w:ilvl w:val="1"/>
-          <w:numId w:val="1036"/>
+          <w:numId w:val="1032"/>
         </w:numPr>
       </w:pPr>
       <w:r>
@@ -6647,7 +6361,10 @@
     </w:p>
     <w:p>
       <w:pPr>
-        <w:pStyle w:val="FirstParagraph"/>
+        <w:numPr>
+          <w:ilvl w:val="0"/>
+          <w:numId w:val="1000"/>
+        </w:numPr>
       </w:pPr>
       <w:r>
         <w:drawing>
@@ -6706,7 +6423,7 @@
         <w:pStyle w:val="Compact"/>
         <w:numPr>
           <w:ilvl w:val="0"/>
-          <w:numId w:val="1037"/>
+          <w:numId w:val="1033"/>
         </w:numPr>
       </w:pPr>
       <w:r>
@@ -6718,11 +6435,11 @@
         <w:pStyle w:val="Compact"/>
         <w:numPr>
           <w:ilvl w:val="1"/>
-          <w:numId w:val="1038"/>
-        </w:numPr>
-      </w:pPr>
-      <w:r>
-        <w:t xml:space="preserve">The coefficients represent changes in the</w:t>
+          <w:numId w:val="1034"/>
+        </w:numPr>
+      </w:pPr>
+      <w:r>
+        <w:t xml:space="preserve">Coefficientschanges in the</w:t>
       </w:r>
       <w:r>
         <w:t xml:space="preserve"> </w:t>
@@ -6738,13 +6455,7 @@
         <w:t xml:space="preserve"> </w:t>
       </w:r>
       <w:r>
-        <w:t xml:space="preserve">of the</w:t>
-      </w:r>
-      <w:r>
-        <w:t xml:space="preserve"> </w:t>
-      </w:r>
-      <w:r>
-        <w:t xml:space="preserve">expected count</w:t>
+        <w:t xml:space="preserve">of the expected count</w:t>
       </w:r>
     </w:p>
     <w:p>
@@ -6752,7 +6463,7 @@
         <w:pStyle w:val="Compact"/>
         <w:numPr>
           <w:ilvl w:val="1"/>
-          <w:numId w:val="1038"/>
+          <w:numId w:val="1034"/>
         </w:numPr>
       </w:pPr>
       <w:r>
@@ -6765,13 +6476,7 @@
         <w:t xml:space="preserve">exp(coef)</w:t>
       </w:r>
       <w:r>
-        <w:t xml:space="preserve">), they represent multiplicative</w:t>
-      </w:r>
-      <w:r>
-        <w:t xml:space="preserve"> </w:t>
-      </w:r>
-      <w:r>
-        <w:t xml:space="preserve">effects</w:t>
+        <w:t xml:space="preserve">)= multiplicative effects</w:t>
       </w:r>
     </w:p>
     <w:p>
@@ -6779,15 +6484,9 @@
         <w:pStyle w:val="Compact"/>
         <w:numPr>
           <w:ilvl w:val="1"/>
-          <w:numId w:val="1038"/>
-        </w:numPr>
-      </w:pPr>
-      <w:r>
-        <w:t xml:space="preserve">For example,</w:t>
-      </w:r>
-      <w:r>
-        <w:t xml:space="preserve"> </w:t>
-      </w:r>
+          <w:numId w:val="1034"/>
+        </w:numPr>
+      </w:pPr>
       <w:r>
         <w:rPr>
           <w:rStyle w:val="VerbatimChar"/>
@@ -6798,13 +6497,7 @@
         <w:t xml:space="preserve"> </w:t>
       </w:r>
       <w:r>
-        <w:t xml:space="preserve">= 0.90 means the expected count is 90%</w:t>
-      </w:r>
-      <w:r>
-        <w:t xml:space="preserve"> </w:t>
-      </w:r>
-      <w:r>
-        <w:t xml:space="preserve">of the reference level</w:t>
+        <w:t xml:space="preserve">= 0.90 = the expected count is 90% of reference</w:t>
       </w:r>
     </w:p>
     <w:bookmarkEnd w:id="58"/>
@@ -6820,32 +6513,72 @@
     </w:p>
     <w:p>
       <w:pPr>
-        <w:pStyle w:val="FirstParagraph"/>
-      </w:pPr>
-      <w:r>
-        <w:t xml:space="preserve">Model Type R Code (Example) Interpretation of β₁ GLM (Log-Link) glm(Y ~</w:t>
-      </w:r>
-      <w:r>
-        <w:t xml:space="preserve"> </w:t>
-      </w:r>
-      <w:r>
-        <w:t xml:space="preserve">X, family = poisson) A 1-unit change in X multiplies the mean of Y by</w:t>
-      </w:r>
-      <w:r>
-        <w:t xml:space="preserve"> </w:t>
-      </w:r>
-      <w:r>
-        <w:t xml:space="preserve">exp(β₁). lm (Log-Response) lm(log(Y) ~ X) A 1-unit change in X</w:t>
-      </w:r>
-      <w:r>
-        <w:t xml:space="preserve"> </w:t>
-      </w:r>
-      <w:r>
-        <w:t xml:space="preserve">multiplies the median of Y by exp(β₁). lm (Log-Log) lm(log(Y) ~ log(X))</w:t>
-      </w:r>
-      <w:r>
-        <w:t xml:space="preserve"> </w:t>
-      </w:r>
+        <w:pStyle w:val="Compact"/>
+        <w:numPr>
+          <w:ilvl w:val="0"/>
+          <w:numId w:val="1035"/>
+        </w:numPr>
+      </w:pPr>
+      <w:r>
+        <w:t xml:space="preserve">Interpretation of β₁ GLM (Log-Link) glm(Y~X, family = poisson)</w:t>
+      </w:r>
+    </w:p>
+    <w:p>
+      <w:pPr>
+        <w:pStyle w:val="Compact"/>
+        <w:numPr>
+          <w:ilvl w:val="1"/>
+          <w:numId w:val="1036"/>
+        </w:numPr>
+      </w:pPr>
+      <w:r>
+        <w:t xml:space="preserve">1-unit change in X multiplies the mean of Y by exp(β₁)</w:t>
+      </w:r>
+    </w:p>
+    <w:p>
+      <w:pPr>
+        <w:pStyle w:val="Compact"/>
+        <w:numPr>
+          <w:ilvl w:val="0"/>
+          <w:numId w:val="1035"/>
+        </w:numPr>
+      </w:pPr>
+      <w:r>
+        <w:t xml:space="preserve">lm (Log-Response) lm(log(Y) ~ X)</w:t>
+      </w:r>
+    </w:p>
+    <w:p>
+      <w:pPr>
+        <w:pStyle w:val="Compact"/>
+        <w:numPr>
+          <w:ilvl w:val="1"/>
+          <w:numId w:val="1037"/>
+        </w:numPr>
+      </w:pPr>
+      <w:r>
+        <w:t xml:space="preserve">1-unit change in X multiplies median Y by exp(β₁).</w:t>
+      </w:r>
+    </w:p>
+    <w:p>
+      <w:pPr>
+        <w:pStyle w:val="Compact"/>
+        <w:numPr>
+          <w:ilvl w:val="0"/>
+          <w:numId w:val="1035"/>
+        </w:numPr>
+      </w:pPr>
+      <w:r>
+        <w:t xml:space="preserve">lm (Log-Log) lm(log(Y) ~ log(X))</w:t>
+      </w:r>
+    </w:p>
+    <w:p>
+      <w:pPr>
+        <w:pStyle w:val="Compact"/>
+        <w:numPr>
+          <w:ilvl w:val="1"/>
+          <w:numId w:val="1038"/>
+        </w:numPr>
+      </w:pPr>
       <w:r>
         <w:t xml:space="preserve">A 1% change in</w:t>
       </w:r>
@@ -7087,263 +6820,20 @@
         <w:pStyle w:val="FirstParagraph"/>
       </w:pPr>
       <w:r>
-        <w:t xml:space="preserve">When count data shows more variability than expected under a Poisson</w:t>
-      </w:r>
-      <w:r>
-        <w:t xml:space="preserve"> </w:t>
-      </w:r>
-      <w:r>
-        <w:t xml:space="preserve">distribution (variance &gt; mean), may need to use negative binomial model</w:t>
-      </w:r>
-      <w:r>
-        <w:t xml:space="preserve"> </w:t>
-      </w:r>
-      <w:r>
-        <w:rPr>
-          <w:rStyle w:val="VerbatimChar"/>
-        </w:rPr>
-        <w:t xml:space="preserve">model_nb &lt;- glm.nb(qsec_round ~ cyl, data = mtcars_count)</w:t>
-      </w:r>
-    </w:p>
-    <w:p>
-      <w:pPr>
-        <w:pStyle w:val="SourceCode"/>
-      </w:pPr>
-      <w:r>
-        <w:rPr>
-          <w:rStyle w:val="VerbatimChar"/>
-        </w:rPr>
-        <w:t xml:space="preserve">## </w:t>
-      </w:r>
-      <w:r>
-        <w:br/>
-      </w:r>
-      <w:r>
-        <w:rPr>
-          <w:rStyle w:val="VerbatimChar"/>
-        </w:rPr>
-        <w:t xml:space="preserve">## Call:</w:t>
-      </w:r>
-      <w:r>
-        <w:br/>
-      </w:r>
-      <w:r>
-        <w:rPr>
-          <w:rStyle w:val="VerbatimChar"/>
-        </w:rPr>
-        <w:t xml:space="preserve">## glm.nb(formula = Species ~ size_category, data = gala, init.theta = 1.709503171, </w:t>
-      </w:r>
-      <w:r>
-        <w:br/>
-      </w:r>
-      <w:r>
-        <w:rPr>
-          <w:rStyle w:val="VerbatimChar"/>
-        </w:rPr>
-        <w:t xml:space="preserve">##     link = log)</w:t>
-      </w:r>
-      <w:r>
-        <w:br/>
-      </w:r>
-      <w:r>
-        <w:rPr>
-          <w:rStyle w:val="VerbatimChar"/>
-        </w:rPr>
-        <w:t xml:space="preserve">## </w:t>
-      </w:r>
-      <w:r>
-        <w:br/>
-      </w:r>
-      <w:r>
-        <w:rPr>
-          <w:rStyle w:val="VerbatimChar"/>
-        </w:rPr>
-        <w:t xml:space="preserve">## Coefficients:</w:t>
-      </w:r>
-      <w:r>
-        <w:br/>
-      </w:r>
-      <w:r>
-        <w:rPr>
-          <w:rStyle w:val="VerbatimChar"/>
-        </w:rPr>
-        <w:t xml:space="preserve">##                     Estimate Std. Error z value Pr(&gt;|z|)    </w:t>
-      </w:r>
-      <w:r>
-        <w:br/>
-      </w:r>
-      <w:r>
-        <w:rPr>
-          <w:rStyle w:val="VerbatimChar"/>
-        </w:rPr>
-        <w:t xml:space="preserve">## (Intercept)           2.6710     0.2439  10.953  &lt; 2e-16 ***</w:t>
-      </w:r>
-      <w:r>
-        <w:br/>
-      </w:r>
-      <w:r>
-        <w:rPr>
-          <w:rStyle w:val="VerbatimChar"/>
-        </w:rPr>
-        <w:t xml:space="preserve">## size_categoryMedium   1.3378     0.3313   4.039 5.37e-05 ***</w:t>
-      </w:r>
-      <w:r>
-        <w:br/>
-      </w:r>
-      <w:r>
-        <w:rPr>
-          <w:rStyle w:val="VerbatimChar"/>
-        </w:rPr>
-        <w:t xml:space="preserve">## size_categoryLarge    2.8430     0.3790   7.502 6.28e-14 ***</w:t>
-      </w:r>
-      <w:r>
-        <w:br/>
-      </w:r>
-      <w:r>
-        <w:rPr>
-          <w:rStyle w:val="VerbatimChar"/>
-        </w:rPr>
-        <w:t xml:space="preserve">## ---</w:t>
-      </w:r>
-      <w:r>
-        <w:br/>
-      </w:r>
-      <w:r>
-        <w:rPr>
-          <w:rStyle w:val="VerbatimChar"/>
-        </w:rPr>
-        <w:t xml:space="preserve">## Signif. codes:  0 '***' 0.001 '**' 0.01 '*' 0.05 '.' 0.1 ' ' 1</w:t>
-      </w:r>
-      <w:r>
-        <w:br/>
-      </w:r>
-      <w:r>
-        <w:rPr>
-          <w:rStyle w:val="VerbatimChar"/>
-        </w:rPr>
-        <w:t xml:space="preserve">## </w:t>
-      </w:r>
-      <w:r>
-        <w:br/>
-      </w:r>
-      <w:r>
-        <w:rPr>
-          <w:rStyle w:val="VerbatimChar"/>
-        </w:rPr>
-        <w:t xml:space="preserve">## (Dispersion parameter for Negative Binomial(1.7095) family taken to be 1)</w:t>
-      </w:r>
-      <w:r>
-        <w:br/>
-      </w:r>
-      <w:r>
-        <w:rPr>
-          <w:rStyle w:val="VerbatimChar"/>
-        </w:rPr>
-        <w:t xml:space="preserve">## </w:t>
-      </w:r>
-      <w:r>
-        <w:br/>
-      </w:r>
-      <w:r>
-        <w:rPr>
-          <w:rStyle w:val="VerbatimChar"/>
-        </w:rPr>
-        <w:t xml:space="preserve">##     Null deviance: 90.168  on 29  degrees of freedom</w:t>
-      </w:r>
-      <w:r>
-        <w:br/>
-      </w:r>
-      <w:r>
-        <w:rPr>
-          <w:rStyle w:val="VerbatimChar"/>
-        </w:rPr>
-        <w:t xml:space="preserve">## Residual deviance: 32.932  on 27  degrees of freedom</w:t>
-      </w:r>
-      <w:r>
-        <w:br/>
-      </w:r>
-      <w:r>
-        <w:rPr>
-          <w:rStyle w:val="VerbatimChar"/>
-        </w:rPr>
-        <w:t xml:space="preserve">## AIC: 297.35</w:t>
-      </w:r>
-      <w:r>
-        <w:br/>
-      </w:r>
-      <w:r>
-        <w:rPr>
-          <w:rStyle w:val="VerbatimChar"/>
-        </w:rPr>
-        <w:t xml:space="preserve">## </w:t>
-      </w:r>
-      <w:r>
-        <w:br/>
-      </w:r>
-      <w:r>
-        <w:rPr>
-          <w:rStyle w:val="VerbatimChar"/>
-        </w:rPr>
-        <w:t xml:space="preserve">## Number of Fisher Scoring iterations: 1</w:t>
-      </w:r>
-      <w:r>
-        <w:br/>
-      </w:r>
-      <w:r>
-        <w:rPr>
-          <w:rStyle w:val="VerbatimChar"/>
-        </w:rPr>
-        <w:t xml:space="preserve">## </w:t>
-      </w:r>
-      <w:r>
-        <w:br/>
-      </w:r>
-      <w:r>
-        <w:rPr>
-          <w:rStyle w:val="VerbatimChar"/>
-        </w:rPr>
-        <w:t xml:space="preserve">## </w:t>
-      </w:r>
-      <w:r>
-        <w:br/>
-      </w:r>
-      <w:r>
-        <w:rPr>
-          <w:rStyle w:val="VerbatimChar"/>
-        </w:rPr>
-        <w:t xml:space="preserve">##               Theta:  1.710 </w:t>
-      </w:r>
-      <w:r>
-        <w:br/>
-      </w:r>
-      <w:r>
-        <w:rPr>
-          <w:rStyle w:val="VerbatimChar"/>
-        </w:rPr>
-        <w:t xml:space="preserve">##           Std. Err.:  0.449 </w:t>
-      </w:r>
-      <w:r>
-        <w:br/>
-      </w:r>
-      <w:r>
-        <w:rPr>
-          <w:rStyle w:val="VerbatimChar"/>
-        </w:rPr>
-        <w:t xml:space="preserve">## </w:t>
-      </w:r>
-      <w:r>
-        <w:br/>
-      </w:r>
-      <w:r>
-        <w:rPr>
-          <w:rStyle w:val="VerbatimChar"/>
-        </w:rPr>
-        <w:t xml:space="preserve">##  2 x log-likelihood:  -289.348</w:t>
-      </w:r>
-    </w:p>
-    <w:p>
-      <w:pPr>
-        <w:pStyle w:val="Compact"/>
+        <w:t xml:space="preserve">When overdispersion (variance &gt; mean) - use negative binomial model</w:t>
+      </w:r>
+      <w:r>
+        <w:t xml:space="preserve"> </w:t>
+      </w:r>
+      <w:r>
+        <w:rPr>
+          <w:rStyle w:val="VerbatimChar"/>
+        </w:rPr>
+        <w:t xml:space="preserve">model_nb &lt;- glm.nb(Endemics ~ area_cat, data = gala)</w:t>
+      </w:r>
+    </w:p>
+    <w:p>
+      <w:pPr>
         <w:numPr>
           <w:ilvl w:val="0"/>
           <w:numId w:val="1039"/>
@@ -7362,7 +6852,7 @@
         </w:numPr>
       </w:pPr>
       <w:r>
-        <w:t xml:space="preserve">allows the variance to be larger than the mean</w:t>
+        <w:t xml:space="preserve">allows variance to be larger than mean</w:t>
       </w:r>
     </w:p>
     <w:p>
@@ -7374,12 +6864,24 @@
         </w:numPr>
       </w:pPr>
       <w:r>
+        <w:rPr>
+          <w:b/>
+          <w:bCs/>
+        </w:rPr>
         <w:t xml:space="preserve">standard errors bigger because NB model accounts for high</w:t>
       </w:r>
       <w:r>
-        <w:t xml:space="preserve"> </w:t>
-      </w:r>
-      <w:r>
+        <w:rPr>
+          <w:b/>
+          <w:bCs/>
+        </w:rPr>
+        <w:t xml:space="preserve"> </w:t>
+      </w:r>
+      <w:r>
+        <w:rPr>
+          <w:b/>
+          <w:bCs/>
+        </w:rPr>
         <w:t xml:space="preserve">variability (overdispersion)</w:t>
       </w:r>
     </w:p>
@@ -7409,14 +6911,242 @@
     </w:p>
     <w:p>
       <w:pPr>
-        <w:pStyle w:val="Compact"/>
-        <w:numPr>
-          <w:ilvl w:val="1"/>
-          <w:numId w:val="1040"/>
-        </w:numPr>
-      </w:pPr>
-      <w:r>
-        <w:t xml:space="preserve">how it models the overdispersion.</w:t>
+        <w:pStyle w:val="SourceCode"/>
+        <w:numPr>
+          <w:ilvl w:val="0"/>
+          <w:numId w:val="1000"/>
+        </w:numPr>
+      </w:pPr>
+      <w:r>
+        <w:rPr>
+          <w:rStyle w:val="VerbatimChar"/>
+        </w:rPr>
+        <w:t xml:space="preserve">## </w:t>
+      </w:r>
+      <w:r>
+        <w:br/>
+      </w:r>
+      <w:r>
+        <w:rPr>
+          <w:rStyle w:val="VerbatimChar"/>
+        </w:rPr>
+        <w:t xml:space="preserve">## Call:</w:t>
+      </w:r>
+      <w:r>
+        <w:br/>
+      </w:r>
+      <w:r>
+        <w:rPr>
+          <w:rStyle w:val="VerbatimChar"/>
+        </w:rPr>
+        <w:t xml:space="preserve">## glm.nb(formula = Endemics ~ size_category, data = gala, init.theta = 3.855017567, </w:t>
+      </w:r>
+      <w:r>
+        <w:br/>
+      </w:r>
+      <w:r>
+        <w:rPr>
+          <w:rStyle w:val="VerbatimChar"/>
+        </w:rPr>
+        <w:t xml:space="preserve">##     link = log)</w:t>
+      </w:r>
+      <w:r>
+        <w:br/>
+      </w:r>
+      <w:r>
+        <w:rPr>
+          <w:rStyle w:val="VerbatimChar"/>
+        </w:rPr>
+        <w:t xml:space="preserve">## </w:t>
+      </w:r>
+      <w:r>
+        <w:br/>
+      </w:r>
+      <w:r>
+        <w:rPr>
+          <w:rStyle w:val="VerbatimChar"/>
+        </w:rPr>
+        <w:t xml:space="preserve">## Coefficients:</w:t>
+      </w:r>
+      <w:r>
+        <w:br/>
+      </w:r>
+      <w:r>
+        <w:rPr>
+          <w:rStyle w:val="VerbatimChar"/>
+        </w:rPr>
+        <w:t xml:space="preserve">##                     Estimate Std. Error z value Pr(&gt;|z|)    </w:t>
+      </w:r>
+      <w:r>
+        <w:br/>
+      </w:r>
+      <w:r>
+        <w:rPr>
+          <w:rStyle w:val="VerbatimChar"/>
+        </w:rPr>
+        <w:t xml:space="preserve">## (Intercept)           1.7292     0.1993   8.678  &lt; 2e-16 ***</w:t>
+      </w:r>
+      <w:r>
+        <w:br/>
+      </w:r>
+      <w:r>
+        <w:rPr>
+          <w:rStyle w:val="VerbatimChar"/>
+        </w:rPr>
+        <w:t xml:space="preserve">## size_categoryMedium   1.3465     0.2553   5.274 1.33e-07 ***</w:t>
+      </w:r>
+      <w:r>
+        <w:br/>
+      </w:r>
+      <w:r>
+        <w:rPr>
+          <w:rStyle w:val="VerbatimChar"/>
+        </w:rPr>
+        <w:t xml:space="preserve">## size_categoryLarge    2.4582     0.2810   8.750  &lt; 2e-16 ***</w:t>
+      </w:r>
+      <w:r>
+        <w:br/>
+      </w:r>
+      <w:r>
+        <w:rPr>
+          <w:rStyle w:val="VerbatimChar"/>
+        </w:rPr>
+        <w:t xml:space="preserve">## ---</w:t>
+      </w:r>
+      <w:r>
+        <w:br/>
+      </w:r>
+      <w:r>
+        <w:rPr>
+          <w:rStyle w:val="VerbatimChar"/>
+        </w:rPr>
+        <w:t xml:space="preserve">## Signif. codes:  0 '***' 0.001 '**' 0.01 '*' 0.05 '.' 0.1 ' ' 1</w:t>
+      </w:r>
+      <w:r>
+        <w:br/>
+      </w:r>
+      <w:r>
+        <w:rPr>
+          <w:rStyle w:val="VerbatimChar"/>
+        </w:rPr>
+        <w:t xml:space="preserve">## </w:t>
+      </w:r>
+      <w:r>
+        <w:br/>
+      </w:r>
+      <w:r>
+        <w:rPr>
+          <w:rStyle w:val="VerbatimChar"/>
+        </w:rPr>
+        <w:t xml:space="preserve">## (Dispersion parameter for Negative Binomial(3.855) family taken to be 1)</w:t>
+      </w:r>
+      <w:r>
+        <w:br/>
+      </w:r>
+      <w:r>
+        <w:rPr>
+          <w:rStyle w:val="VerbatimChar"/>
+        </w:rPr>
+        <w:t xml:space="preserve">## </w:t>
+      </w:r>
+      <w:r>
+        <w:br/>
+      </w:r>
+      <w:r>
+        <w:rPr>
+          <w:rStyle w:val="VerbatimChar"/>
+        </w:rPr>
+        <w:t xml:space="preserve">##     Null deviance: 115.697  on 29  degrees of freedom</w:t>
+      </w:r>
+      <w:r>
+        <w:br/>
+      </w:r>
+      <w:r>
+        <w:rPr>
+          <w:rStyle w:val="VerbatimChar"/>
+        </w:rPr>
+        <w:t xml:space="preserve">## Residual deviance:  35.481  on 27  degrees of freedom</w:t>
+      </w:r>
+      <w:r>
+        <w:br/>
+      </w:r>
+      <w:r>
+        <w:rPr>
+          <w:rStyle w:val="VerbatimChar"/>
+        </w:rPr>
+        <w:t xml:space="preserve">## AIC: 227.27</w:t>
+      </w:r>
+      <w:r>
+        <w:br/>
+      </w:r>
+      <w:r>
+        <w:rPr>
+          <w:rStyle w:val="VerbatimChar"/>
+        </w:rPr>
+        <w:t xml:space="preserve">## </w:t>
+      </w:r>
+      <w:r>
+        <w:br/>
+      </w:r>
+      <w:r>
+        <w:rPr>
+          <w:rStyle w:val="VerbatimChar"/>
+        </w:rPr>
+        <w:t xml:space="preserve">## Number of Fisher Scoring iterations: 1</w:t>
+      </w:r>
+      <w:r>
+        <w:br/>
+      </w:r>
+      <w:r>
+        <w:rPr>
+          <w:rStyle w:val="VerbatimChar"/>
+        </w:rPr>
+        <w:t xml:space="preserve">## </w:t>
+      </w:r>
+      <w:r>
+        <w:br/>
+      </w:r>
+      <w:r>
+        <w:rPr>
+          <w:rStyle w:val="VerbatimChar"/>
+        </w:rPr>
+        <w:t xml:space="preserve">## </w:t>
+      </w:r>
+      <w:r>
+        <w:br/>
+      </w:r>
+      <w:r>
+        <w:rPr>
+          <w:rStyle w:val="VerbatimChar"/>
+        </w:rPr>
+        <w:t xml:space="preserve">##               Theta:  3.86 </w:t>
+      </w:r>
+      <w:r>
+        <w:br/>
+      </w:r>
+      <w:r>
+        <w:rPr>
+          <w:rStyle w:val="VerbatimChar"/>
+        </w:rPr>
+        <w:t xml:space="preserve">##           Std. Err.:  1.39 </w:t>
+      </w:r>
+      <w:r>
+        <w:br/>
+      </w:r>
+      <w:r>
+        <w:rPr>
+          <w:rStyle w:val="VerbatimChar"/>
+        </w:rPr>
+        <w:t xml:space="preserve">## </w:t>
+      </w:r>
+      <w:r>
+        <w:br/>
+      </w:r>
+      <w:r>
+        <w:rPr>
+          <w:rStyle w:val="VerbatimChar"/>
+        </w:rPr>
+        <w:t xml:space="preserve">##  2 x log-likelihood:  -219.269</w:t>
       </w:r>
     </w:p>
     <w:p>
@@ -7518,154 +7248,157 @@
     </w:p>
     <w:p>
       <w:pPr>
-        <w:pStyle w:val="BodyText"/>
-      </w:pPr>
-      <w:r>
-        <w:t xml:space="preserve">Let’s examine the simple logistic regression model:</w:t>
-      </w:r>
-    </w:p>
-    <w:p>
-      <w:pPr>
-        <w:pStyle w:val="BodyText"/>
-      </w:pPr>
-      <m:oMathPara>
-        <m:oMathParaPr>
-          <m:jc m:val="center"/>
-        </m:oMathParaPr>
-        <m:oMath>
-          <m:r>
-            <m:t>π</m:t>
-          </m:r>
-          <m:d>
-            <m:dPr>
-              <m:begChr m:val="("/>
-              <m:sepChr m:val=""/>
-              <m:endChr m:val=")"/>
-              <m:grow/>
-            </m:dPr>
-            <m:e>
-              <m:r>
-                <m:t>x</m:t>
-              </m:r>
-            </m:e>
-          </m:d>
-          <m:r>
-            <m:rPr>
-              <m:sty m:val="p"/>
-            </m:rPr>
-            <m:t>=</m:t>
-          </m:r>
-          <m:f>
-            <m:fPr>
-              <m:type m:val="bar"/>
-            </m:fPr>
-            <m:num>
-              <m:sSup>
-                <m:e>
-                  <m:r>
-                    <m:t>e</m:t>
-                  </m:r>
-                </m:e>
-                <m:sup>
-                  <m:sSub>
-                    <m:e>
-                      <m:r>
-                        <m:t>β</m:t>
-                      </m:r>
-                    </m:e>
-                    <m:sub>
-                      <m:r>
-                        <m:t>0</m:t>
-                      </m:r>
-                    </m:sub>
-                  </m:sSub>
-                  <m:r>
-                    <m:rPr>
-                      <m:sty m:val="p"/>
-                    </m:rPr>
-                    <m:t>+</m:t>
-                  </m:r>
-                  <m:sSub>
-                    <m:e>
-                      <m:r>
-                        <m:t>β</m:t>
-                      </m:r>
-                    </m:e>
-                    <m:sub>
-                      <m:r>
-                        <m:t>1</m:t>
-                      </m:r>
-                    </m:sub>
-                  </m:sSub>
-                  <m:r>
-                    <m:t>x</m:t>
-                  </m:r>
-                </m:sup>
-              </m:sSup>
-            </m:num>
-            <m:den>
-              <m:r>
-                <m:t>1</m:t>
-              </m:r>
-              <m:r>
-                <m:rPr>
-                  <m:sty m:val="p"/>
-                </m:rPr>
-                <m:t>+</m:t>
-              </m:r>
-              <m:sSup>
-                <m:e>
-                  <m:r>
-                    <m:t>e</m:t>
-                  </m:r>
-                </m:e>
-                <m:sup>
-                  <m:sSub>
-                    <m:e>
-                      <m:r>
-                        <m:t>β</m:t>
-                      </m:r>
-                    </m:e>
-                    <m:sub>
-                      <m:r>
-                        <m:t>0</m:t>
-                      </m:r>
-                    </m:sub>
-                  </m:sSub>
-                  <m:r>
-                    <m:rPr>
-                      <m:sty m:val="p"/>
-                    </m:rPr>
-                    <m:t>+</m:t>
-                  </m:r>
-                  <m:sSub>
-                    <m:e>
-                      <m:r>
-                        <m:t>β</m:t>
-                      </m:r>
-                    </m:e>
-                    <m:sub>
-                      <m:r>
-                        <m:t>1</m:t>
-                      </m:r>
-                    </m:sub>
-                  </m:sSub>
-                  <m:r>
-                    <m:t>x</m:t>
-                  </m:r>
-                </m:sup>
-              </m:sSup>
-            </m:den>
-          </m:f>
-        </m:oMath>
-      </m:oMathPara>
-    </w:p>
-    <w:p>
-      <w:pPr>
         <w:pStyle w:val="Compact"/>
         <w:numPr>
           <w:ilvl w:val="0"/>
           <w:numId w:val="1041"/>
+        </w:numPr>
+      </w:pPr>
+      <w:r>
+        <w:t xml:space="preserve">Logistic regression model:</w:t>
+      </w:r>
+    </w:p>
+    <w:p>
+      <w:pPr>
+        <w:pStyle w:val="Compact"/>
+        <w:numPr>
+          <w:ilvl w:val="1"/>
+          <w:numId w:val="1042"/>
+        </w:numPr>
+      </w:pPr>
+      <m:oMath>
+        <m:r>
+          <m:t>π</m:t>
+        </m:r>
+        <m:d>
+          <m:dPr>
+            <m:begChr m:val="("/>
+            <m:sepChr m:val=""/>
+            <m:endChr m:val=")"/>
+            <m:grow/>
+          </m:dPr>
+          <m:e>
+            <m:r>
+              <m:t>x</m:t>
+            </m:r>
+          </m:e>
+        </m:d>
+        <m:r>
+          <m:rPr>
+            <m:sty m:val="p"/>
+          </m:rPr>
+          <m:t>=</m:t>
+        </m:r>
+        <m:f>
+          <m:fPr>
+            <m:type m:val="bar"/>
+          </m:fPr>
+          <m:num>
+            <m:sSup>
+              <m:e>
+                <m:r>
+                  <m:t>e</m:t>
+                </m:r>
+              </m:e>
+              <m:sup>
+                <m:sSub>
+                  <m:e>
+                    <m:r>
+                      <m:t>β</m:t>
+                    </m:r>
+                  </m:e>
+                  <m:sub>
+                    <m:r>
+                      <m:t>0</m:t>
+                    </m:r>
+                  </m:sub>
+                </m:sSub>
+                <m:r>
+                  <m:rPr>
+                    <m:sty m:val="p"/>
+                  </m:rPr>
+                  <m:t>+</m:t>
+                </m:r>
+                <m:sSub>
+                  <m:e>
+                    <m:r>
+                      <m:t>β</m:t>
+                    </m:r>
+                  </m:e>
+                  <m:sub>
+                    <m:r>
+                      <m:t>1</m:t>
+                    </m:r>
+                  </m:sub>
+                </m:sSub>
+                <m:r>
+                  <m:t>x</m:t>
+                </m:r>
+              </m:sup>
+            </m:sSup>
+          </m:num>
+          <m:den>
+            <m:r>
+              <m:t>1</m:t>
+            </m:r>
+            <m:r>
+              <m:rPr>
+                <m:sty m:val="p"/>
+              </m:rPr>
+              <m:t>+</m:t>
+            </m:r>
+            <m:sSup>
+              <m:e>
+                <m:r>
+                  <m:t>e</m:t>
+                </m:r>
+              </m:e>
+              <m:sup>
+                <m:sSub>
+                  <m:e>
+                    <m:r>
+                      <m:t>β</m:t>
+                    </m:r>
+                  </m:e>
+                  <m:sub>
+                    <m:r>
+                      <m:t>0</m:t>
+                    </m:r>
+                  </m:sub>
+                </m:sSub>
+                <m:r>
+                  <m:rPr>
+                    <m:sty m:val="p"/>
+                  </m:rPr>
+                  <m:t>+</m:t>
+                </m:r>
+                <m:sSub>
+                  <m:e>
+                    <m:r>
+                      <m:t>β</m:t>
+                    </m:r>
+                  </m:e>
+                  <m:sub>
+                    <m:r>
+                      <m:t>1</m:t>
+                    </m:r>
+                  </m:sub>
+                </m:sSub>
+                <m:r>
+                  <m:t>x</m:t>
+                </m:r>
+              </m:sup>
+            </m:sSup>
+          </m:den>
+        </m:f>
+      </m:oMath>
+    </w:p>
+    <w:p>
+      <w:pPr>
+        <w:pStyle w:val="Compact"/>
+        <w:numPr>
+          <w:ilvl w:val="1"/>
+          <w:numId w:val="1042"/>
         </w:numPr>
       </w:pPr>
       <w:r>
@@ -7798,168 +7531,175 @@
     </w:p>
     <w:p>
       <w:pPr>
+        <w:pStyle w:val="Compact"/>
+        <w:numPr>
+          <w:ilvl w:val="0"/>
+          <w:numId w:val="1041"/>
+        </w:numPr>
+      </w:pPr>
+      <w:r>
+        <w:t xml:space="preserve">To linearize this relationship, we use the logit link function:</w:t>
+      </w:r>
+    </w:p>
+    <w:p>
+      <w:pPr>
+        <w:pStyle w:val="Compact"/>
+        <w:numPr>
+          <w:ilvl w:val="1"/>
+          <w:numId w:val="1043"/>
+        </w:numPr>
+      </w:pPr>
+      <m:oMath>
+        <m:r>
+          <m:t>g</m:t>
+        </m:r>
+        <m:d>
+          <m:dPr>
+            <m:begChr m:val="("/>
+            <m:sepChr m:val=""/>
+            <m:endChr m:val=")"/>
+            <m:grow/>
+          </m:dPr>
+          <m:e>
+            <m:r>
+              <m:t>x</m:t>
+            </m:r>
+          </m:e>
+        </m:d>
+        <m:r>
+          <m:rPr>
+            <m:sty m:val="p"/>
+          </m:rPr>
+          <m:t>=</m:t>
+        </m:r>
+        <m:r>
+          <m:rPr>
+            <m:sty m:val="p"/>
+          </m:rPr>
+          <m:t>log</m:t>
+        </m:r>
+        <m:d>
+          <m:dPr>
+            <m:begChr m:val="("/>
+            <m:sepChr m:val=""/>
+            <m:endChr m:val=")"/>
+            <m:grow/>
+          </m:dPr>
+          <m:e>
+            <m:f>
+              <m:fPr>
+                <m:type m:val="bar"/>
+              </m:fPr>
+              <m:num>
+                <m:r>
+                  <m:t>π</m:t>
+                </m:r>
+                <m:d>
+                  <m:dPr>
+                    <m:begChr m:val="("/>
+                    <m:sepChr m:val=""/>
+                    <m:endChr m:val=")"/>
+                    <m:grow/>
+                  </m:dPr>
+                  <m:e>
+                    <m:r>
+                      <m:t>x</m:t>
+                    </m:r>
+                  </m:e>
+                </m:d>
+              </m:num>
+              <m:den>
+                <m:r>
+                  <m:t>1</m:t>
+                </m:r>
+                <m:r>
+                  <m:rPr>
+                    <m:sty m:val="p"/>
+                  </m:rPr>
+                  <m:t>−</m:t>
+                </m:r>
+                <m:r>
+                  <m:t>π</m:t>
+                </m:r>
+                <m:d>
+                  <m:dPr>
+                    <m:begChr m:val="("/>
+                    <m:sepChr m:val=""/>
+                    <m:endChr m:val=")"/>
+                    <m:grow/>
+                  </m:dPr>
+                  <m:e>
+                    <m:r>
+                      <m:t>x</m:t>
+                    </m:r>
+                  </m:e>
+                </m:d>
+              </m:den>
+            </m:f>
+          </m:e>
+        </m:d>
+        <m:r>
+          <m:rPr>
+            <m:sty m:val="p"/>
+          </m:rPr>
+          <m:t>=</m:t>
+        </m:r>
+        <m:sSub>
+          <m:e>
+            <m:r>
+              <m:t>β</m:t>
+            </m:r>
+          </m:e>
+          <m:sub>
+            <m:r>
+              <m:t>0</m:t>
+            </m:r>
+          </m:sub>
+        </m:sSub>
+        <m:r>
+          <m:rPr>
+            <m:sty m:val="p"/>
+          </m:rPr>
+          <m:t>+</m:t>
+        </m:r>
+        <m:sSub>
+          <m:e>
+            <m:r>
+              <m:t>β</m:t>
+            </m:r>
+          </m:e>
+          <m:sub>
+            <m:r>
+              <m:t>1</m:t>
+            </m:r>
+          </m:sub>
+        </m:sSub>
+        <m:r>
+          <m:t>x</m:t>
+        </m:r>
+      </m:oMath>
+    </w:p>
+    <w:p>
+      <w:pPr>
+        <w:pStyle w:val="Compact"/>
+        <w:numPr>
+          <w:ilvl w:val="0"/>
+          <w:numId w:val="1041"/>
+        </w:numPr>
+      </w:pPr>
+      <w:r>
+        <w:t xml:space="preserve">transforms probability (bounded between 0 and 1) to linear fx ranges</w:t>
+      </w:r>
+      <w:r>
+        <w:t xml:space="preserve"> </w:t>
+      </w:r>
+      <w:r>
+        <w:t xml:space="preserve">from -∞ to +∞.</w:t>
+      </w:r>
+    </w:p>
+    <w:p>
+      <w:pPr>
         <w:pStyle w:val="FirstParagraph"/>
-      </w:pPr>
-      <w:r>
-        <w:t xml:space="preserve">To linearize this relationship, we use the logit link function:</w:t>
-      </w:r>
-    </w:p>
-    <w:p>
-      <w:pPr>
-        <w:pStyle w:val="BodyText"/>
-      </w:pPr>
-      <m:oMathPara>
-        <m:oMathParaPr>
-          <m:jc m:val="center"/>
-        </m:oMathParaPr>
-        <m:oMath>
-          <m:r>
-            <m:t>g</m:t>
-          </m:r>
-          <m:d>
-            <m:dPr>
-              <m:begChr m:val="("/>
-              <m:sepChr m:val=""/>
-              <m:endChr m:val=")"/>
-              <m:grow/>
-            </m:dPr>
-            <m:e>
-              <m:r>
-                <m:t>x</m:t>
-              </m:r>
-            </m:e>
-          </m:d>
-          <m:r>
-            <m:rPr>
-              <m:sty m:val="p"/>
-            </m:rPr>
-            <m:t>=</m:t>
-          </m:r>
-          <m:r>
-            <m:rPr>
-              <m:sty m:val="p"/>
-            </m:rPr>
-            <m:t>log</m:t>
-          </m:r>
-          <m:d>
-            <m:dPr>
-              <m:begChr m:val="("/>
-              <m:sepChr m:val=""/>
-              <m:endChr m:val=")"/>
-              <m:grow/>
-            </m:dPr>
-            <m:e>
-              <m:f>
-                <m:fPr>
-                  <m:type m:val="bar"/>
-                </m:fPr>
-                <m:num>
-                  <m:r>
-                    <m:t>π</m:t>
-                  </m:r>
-                  <m:d>
-                    <m:dPr>
-                      <m:begChr m:val="("/>
-                      <m:sepChr m:val=""/>
-                      <m:endChr m:val=")"/>
-                      <m:grow/>
-                    </m:dPr>
-                    <m:e>
-                      <m:r>
-                        <m:t>x</m:t>
-                      </m:r>
-                    </m:e>
-                  </m:d>
-                </m:num>
-                <m:den>
-                  <m:r>
-                    <m:t>1</m:t>
-                  </m:r>
-                  <m:r>
-                    <m:rPr>
-                      <m:sty m:val="p"/>
-                    </m:rPr>
-                    <m:t>−</m:t>
-                  </m:r>
-                  <m:r>
-                    <m:t>π</m:t>
-                  </m:r>
-                  <m:d>
-                    <m:dPr>
-                      <m:begChr m:val="("/>
-                      <m:sepChr m:val=""/>
-                      <m:endChr m:val=")"/>
-                      <m:grow/>
-                    </m:dPr>
-                    <m:e>
-                      <m:r>
-                        <m:t>x</m:t>
-                      </m:r>
-                    </m:e>
-                  </m:d>
-                </m:den>
-              </m:f>
-            </m:e>
-          </m:d>
-          <m:r>
-            <m:rPr>
-              <m:sty m:val="p"/>
-            </m:rPr>
-            <m:t>=</m:t>
-          </m:r>
-          <m:sSub>
-            <m:e>
-              <m:r>
-                <m:t>β</m:t>
-              </m:r>
-            </m:e>
-            <m:sub>
-              <m:r>
-                <m:t>0</m:t>
-              </m:r>
-            </m:sub>
-          </m:sSub>
-          <m:r>
-            <m:rPr>
-              <m:sty m:val="p"/>
-            </m:rPr>
-            <m:t>+</m:t>
-          </m:r>
-          <m:sSub>
-            <m:e>
-              <m:r>
-                <m:t>β</m:t>
-              </m:r>
-            </m:e>
-            <m:sub>
-              <m:r>
-                <m:t>1</m:t>
-              </m:r>
-            </m:sub>
-          </m:sSub>
-          <m:r>
-            <m:t>x</m:t>
-          </m:r>
-        </m:oMath>
-      </m:oMathPara>
-    </w:p>
-    <w:p>
-      <w:pPr>
-        <w:pStyle w:val="FirstParagraph"/>
-      </w:pPr>
-      <w:r>
-        <w:t xml:space="preserve">This transforms the probability (which is bounded between 0 and 1) to a</w:t>
-      </w:r>
-      <w:r>
-        <w:t xml:space="preserve"> </w:t>
-      </w:r>
-      <w:r>
-        <w:t xml:space="preserve">linear function that can range from -∞ to +∞.</w:t>
-      </w:r>
-    </w:p>
-    <w:p>
-      <w:pPr>
-        <w:pStyle w:val="BodyText"/>
       </w:pPr>
       <w:r>
         <w:drawing>
@@ -8019,13 +7759,13 @@
         <w:pStyle w:val="FirstParagraph"/>
       </w:pPr>
       <w:r>
-        <w:t xml:space="preserve">Based on the example from Polis et al. (1998), we’ll model the</w:t>
-      </w:r>
-      <w:r>
-        <w:t xml:space="preserve"> </w:t>
-      </w:r>
-      <w:r>
-        <w:t xml:space="preserve">presence/absence of lizards (</w:t>
+        <w:t xml:space="preserve">Based on the example from Polis et al. (1998) - presence/absence of</w:t>
+      </w:r>
+      <w:r>
+        <w:t xml:space="preserve"> </w:t>
+      </w:r>
+      <w:r>
+        <w:t xml:space="preserve">lizards (</w:t>
       </w:r>
       <w:r>
         <w:rPr>
@@ -8035,13 +7775,13 @@
         <w:t xml:space="preserve">Uta</w:t>
       </w:r>
       <w:r>
-        <w:t xml:space="preserve">) on islands in the Gulf of California</w:t>
-      </w:r>
-      <w:r>
-        <w:t xml:space="preserve"> </w:t>
-      </w:r>
-      <w:r>
-        <w:t xml:space="preserve">based on perimeter/area ratio.</w:t>
+        <w:t xml:space="preserve">) on islands in Gulf of California based on perimeter/area</w:t>
+      </w:r>
+      <w:r>
+        <w:t xml:space="preserve"> </w:t>
+      </w:r>
+      <w:r>
+        <w:t xml:space="preserve">ratio.</w:t>
       </w:r>
     </w:p>
     <w:p>
@@ -8106,13 +7846,13 @@
         <w:pStyle w:val="FirstParagraph"/>
       </w:pPr>
       <w:r>
-        <w:t xml:space="preserve">Based on the example from Polis et al. (1998), we’ll model the</w:t>
-      </w:r>
-      <w:r>
-        <w:t xml:space="preserve"> </w:t>
-      </w:r>
-      <w:r>
-        <w:t xml:space="preserve">presence/absence of lizards (</w:t>
+        <w:t xml:space="preserve">Based on the example from Polis et al. (1998) - presence/absence of</w:t>
+      </w:r>
+      <w:r>
+        <w:t xml:space="preserve"> </w:t>
+      </w:r>
+      <w:r>
+        <w:t xml:space="preserve">lizards (</w:t>
       </w:r>
       <w:r>
         <w:rPr>
@@ -8122,13 +7862,19 @@
         <w:t xml:space="preserve">Uta</w:t>
       </w:r>
       <w:r>
-        <w:t xml:space="preserve">) on islands in the Gulf of California</w:t>
-      </w:r>
-      <w:r>
-        <w:t xml:space="preserve"> </w:t>
-      </w:r>
-      <w:r>
-        <w:t xml:space="preserve">based on perimeter/area ratio.</w:t>
+        <w:t xml:space="preserve">) on islands in Gulf of California based on perimeter/area</w:t>
+      </w:r>
+      <w:r>
+        <w:t xml:space="preserve"> </w:t>
+      </w:r>
+      <w:r>
+        <w:t xml:space="preserve">ratio. ::: {.panel column=</w:t>
+      </w:r>
+      <w:r>
+        <w:t xml:space="preserve">“screen”</w:t>
+      </w:r>
+      <w:r>
+        <w:t xml:space="preserve">}</w:t>
       </w:r>
     </w:p>
     <w:p>
@@ -8461,6 +8207,14 @@
           <w:rStyle w:val="DocumentationTok"/>
         </w:rPr>
         <w:t xml:space="preserve">## Number of Fisher Scoring iterations: 6</w:t>
+      </w:r>
+    </w:p>
+    <w:p>
+      <w:pPr>
+        <w:pStyle w:val="FirstParagraph"/>
+      </w:pPr>
+      <w:r>
+        <w:t xml:space="preserve">:::</w:t>
       </w:r>
     </w:p>
     <w:bookmarkEnd w:id="77"/>
@@ -8530,21 +8284,35 @@
     </w:p>
     <w:p>
       <w:pPr>
-        <w:pStyle w:val="BodyText"/>
-      </w:pPr>
-      <w:r>
-        <w:t xml:space="preserve">We want to test the null hypothesis that β₁ = 0, meaning there’s no</w:t>
-      </w:r>
-      <w:r>
-        <w:t xml:space="preserve"> </w:t>
-      </w:r>
-      <w:r>
-        <w:t xml:space="preserve">relationship between P/A ratio and lizard presence.</w:t>
-      </w:r>
-    </w:p>
-    <w:p>
-      <w:pPr>
-        <w:pStyle w:val="BodyText"/>
+        <w:pStyle w:val="Compact"/>
+        <w:numPr>
+          <w:ilvl w:val="0"/>
+          <w:numId w:val="1044"/>
+        </w:numPr>
+      </w:pPr>
+      <w:r>
+        <w:t xml:space="preserve">Test null hypothesis that β₁ = 0</w:t>
+      </w:r>
+    </w:p>
+    <w:p>
+      <w:pPr>
+        <w:pStyle w:val="Compact"/>
+        <w:numPr>
+          <w:ilvl w:val="1"/>
+          <w:numId w:val="1045"/>
+        </w:numPr>
+      </w:pPr>
+      <w:r>
+        <w:t xml:space="preserve">no relationship between P/A ratio and lizard presence</w:t>
+      </w:r>
+    </w:p>
+    <w:p>
+      <w:pPr>
+        <w:pStyle w:val="Compact"/>
+        <w:numPr>
+          <w:ilvl w:val="0"/>
+          <w:numId w:val="1044"/>
+        </w:numPr>
       </w:pPr>
       <w:r>
         <w:t xml:space="preserve">There are two common ways to test this hypothesis:</w:t>
@@ -8552,9 +8320,10 @@
     </w:p>
     <w:p>
       <w:pPr>
+        <w:pStyle w:val="Compact"/>
         <w:numPr>
           <w:ilvl w:val="0"/>
-          <w:numId w:val="1043"/>
+          <w:numId w:val="1046"/>
         </w:numPr>
       </w:pPr>
       <w:r>
@@ -8576,9 +8345,10 @@
     </w:p>
     <w:p>
       <w:pPr>
+        <w:pStyle w:val="Compact"/>
         <w:numPr>
           <w:ilvl w:val="0"/>
-          <w:numId w:val="1043"/>
+          <w:numId w:val="1046"/>
         </w:numPr>
       </w:pPr>
       <w:r>
@@ -8879,13 +8649,13 @@
         <w:pStyle w:val="FirstParagraph"/>
       </w:pPr>
       <w:r>
-        <w:t xml:space="preserve">The odds ratio represents how the odds of the event (e.g., lizard</w:t>
-      </w:r>
-      <w:r>
-        <w:t xml:space="preserve"> </w:t>
-      </w:r>
-      <w:r>
-        <w:t xml:space="preserve">presence) change with a unit increase in the predictor.</w:t>
+        <w:t xml:space="preserve">Odds ratio represents how odds of event (e.g., lizard presence) change</w:t>
+      </w:r>
+      <w:r>
+        <w:t xml:space="preserve"> </w:t>
+      </w:r>
+      <w:r>
+        <w:t xml:space="preserve">with unit increase in predictor</w:t>
       </w:r>
     </w:p>
     <w:p>
@@ -8893,7 +8663,7 @@
         <w:pStyle w:val="Compact"/>
         <w:numPr>
           <w:ilvl w:val="0"/>
-          <w:numId w:val="1044"/>
+          <w:numId w:val="1047"/>
         </w:numPr>
       </w:pPr>
       <w:r>
@@ -8909,17 +8679,11 @@
         <w:pStyle w:val="Compact"/>
         <w:numPr>
           <w:ilvl w:val="0"/>
-          <w:numId w:val="1044"/>
-        </w:numPr>
-      </w:pPr>
-      <w:r>
-        <w:t xml:space="preserve">If odds ratio &gt; 1: Increasing the predictor increases the odds of</w:t>
-      </w:r>
-      <w:r>
-        <w:t xml:space="preserve"> </w:t>
-      </w:r>
-      <w:r>
-        <w:t xml:space="preserve">event</w:t>
+          <w:numId w:val="1047"/>
+        </w:numPr>
+      </w:pPr>
+      <w:r>
+        <w:t xml:space="preserve">&gt; 1: Increasing predictor increases odds of event</w:t>
       </w:r>
     </w:p>
     <w:p>
@@ -8927,17 +8691,11 @@
         <w:pStyle w:val="Compact"/>
         <w:numPr>
           <w:ilvl w:val="0"/>
-          <w:numId w:val="1044"/>
-        </w:numPr>
-      </w:pPr>
-      <w:r>
-        <w:t xml:space="preserve">If odds ratio &lt; 1: Increasing the predictor decreases the odds of</w:t>
-      </w:r>
-      <w:r>
-        <w:t xml:space="preserve"> </w:t>
-      </w:r>
-      <w:r>
-        <w:t xml:space="preserve">event</w:t>
+          <w:numId w:val="1047"/>
+        </w:numPr>
+      </w:pPr>
+      <w:r>
+        <w:t xml:space="preserve">&lt; 1: Increasing predictor decreases odds of event</w:t>
       </w:r>
     </w:p>
     <w:p>
@@ -8945,11 +8703,11 @@
         <w:pStyle w:val="Compact"/>
         <w:numPr>
           <w:ilvl w:val="0"/>
-          <w:numId w:val="1044"/>
-        </w:numPr>
-      </w:pPr>
-      <w:r>
-        <w:t xml:space="preserve">If odds ratio = 1: No effect of predictor on odds of event</w:t>
+          <w:numId w:val="1047"/>
+        </w:numPr>
+      </w:pPr>
+      <w:r>
+        <w:t xml:space="preserve">= 1: No effect of predictor on odds of event</w:t>
       </w:r>
     </w:p>
     <w:p>
@@ -8957,17 +8715,17 @@
         <w:pStyle w:val="Compact"/>
         <w:numPr>
           <w:ilvl w:val="0"/>
-          <w:numId w:val="1044"/>
-        </w:numPr>
-      </w:pPr>
-      <w:r>
-        <w:t xml:space="preserve">For every one-unit increase in island’s Perimeter/Area Ratio - odds</w:t>
-      </w:r>
-      <w:r>
-        <w:t xml:space="preserve"> </w:t>
-      </w:r>
-      <w:r>
-        <w:t xml:space="preserve">of finding a lizard present multiplied by 0.898</w:t>
+          <w:numId w:val="1047"/>
+        </w:numPr>
+      </w:pPr>
+      <w:r>
+        <w:t xml:space="preserve">one-unit increase in island’s Perimeter/Area Ratio - odds of finding</w:t>
+      </w:r>
+      <w:r>
+        <w:t xml:space="preserve"> </w:t>
+      </w:r>
+      <w:r>
+        <w:t xml:space="preserve">lizard present multiplied by 0.898</w:t>
       </w:r>
     </w:p>
     <w:p>
@@ -8975,17 +8733,11 @@
         <w:pStyle w:val="Compact"/>
         <w:numPr>
           <w:ilvl w:val="0"/>
-          <w:numId w:val="1044"/>
-        </w:numPr>
-      </w:pPr>
-      <w:r>
-        <w:t xml:space="preserve">the odds decrease by 10.2% (which is 1 - 0.898) for every one-unit</w:t>
-      </w:r>
-      <w:r>
-        <w:t xml:space="preserve"> </w:t>
-      </w:r>
-      <w:r>
-        <w:t xml:space="preserve">increase in the P/A ratio</w:t>
+          <w:numId w:val="1047"/>
+        </w:numPr>
+      </w:pPr>
+      <w:r>
+        <w:t xml:space="preserve">odds decrease by 10.2% (1-0.898) for every one-unit increase P/A</w:t>
       </w:r>
     </w:p>
     <w:p>
@@ -8993,17 +8745,17 @@
         <w:pStyle w:val="Compact"/>
         <w:numPr>
           <w:ilvl w:val="0"/>
-          <w:numId w:val="1044"/>
-        </w:numPr>
-      </w:pPr>
-      <w:r>
-        <w:t xml:space="preserve">entire interval is below 1.0, you can be confident the relationship</w:t>
-      </w:r>
-      <w:r>
-        <w:t xml:space="preserve"> </w:t>
-      </w:r>
-      <w:r>
-        <w:t xml:space="preserve">is negative: more P/A ratio means lower odds of lizards</w:t>
+          <w:numId w:val="1047"/>
+        </w:numPr>
+      </w:pPr>
+      <w:r>
+        <w:t xml:space="preserve">entire interval is below 1.0, relationship is negative: more P/A</w:t>
+      </w:r>
+      <w:r>
+        <w:t xml:space="preserve"> </w:t>
+      </w:r>
+      <w:r>
+        <w:t xml:space="preserve">ratio means lower odds of lizards</w:t>
       </w:r>
     </w:p>
     <w:p>
@@ -10329,7 +10081,7 @@
       <w:r>
         <w:drawing>
           <wp:inline>
-            <wp:extent cx="5486400" cy="5486400"/>
+            <wp:extent cx="6578600" cy="3289300"/>
             <wp:effectExtent b="0" l="0" r="0" t="0"/>
             <wp:docPr descr="" title="" id="88" name="Picture"/>
             <a:graphic>
@@ -10350,7 +10102,7 @@
                   <pic:spPr bwMode="auto">
                     <a:xfrm>
                       <a:off x="0" y="0"/>
-                      <a:ext cx="5486400" cy="5486400"/>
+                      <a:ext cx="6578600" cy="3289300"/>
                     </a:xfrm>
                     <a:prstGeom prst="rect">
                       <a:avLst/>
@@ -10392,7 +10144,7 @@
         <w:pStyle w:val="Compact"/>
         <w:numPr>
           <w:ilvl w:val="0"/>
-          <w:numId w:val="1045"/>
+          <w:numId w:val="1048"/>
         </w:numPr>
       </w:pPr>
       <w:r>
@@ -10404,7 +10156,7 @@
         <w:pStyle w:val="Compact"/>
         <w:numPr>
           <w:ilvl w:val="0"/>
-          <w:numId w:val="1045"/>
+          <w:numId w:val="1048"/>
         </w:numPr>
       </w:pPr>
       <w:r>
@@ -10416,7 +10168,7 @@
         <w:pStyle w:val="Compact"/>
         <w:numPr>
           <w:ilvl w:val="0"/>
-          <w:numId w:val="1045"/>
+          <w:numId w:val="1048"/>
         </w:numPr>
       </w:pPr>
       <w:r>
@@ -10428,7 +10180,7 @@
         <w:pStyle w:val="Compact"/>
         <w:numPr>
           <w:ilvl w:val="0"/>
-          <w:numId w:val="1045"/>
+          <w:numId w:val="1048"/>
         </w:numPr>
       </w:pPr>
       <w:r>
@@ -10440,7 +10192,7 @@
         <w:pStyle w:val="FirstParagraph"/>
       </w:pPr>
       <w:r>
-        <w:t xml:space="preserve">Let’s check the diagnostics for our multiple logistic regression model:</w:t>
+        <w:t xml:space="preserve">diagnostics for our multiple logistic regression model:</w:t>
       </w:r>
     </w:p>
     <w:p>
@@ -10505,49 +10257,89 @@
         <w:pStyle w:val="FirstParagraph"/>
       </w:pPr>
       <w:r>
-        <w:t xml:space="preserve">When working with multiple predictors, we often want to find the most</w:t>
-      </w:r>
-      <w:r>
-        <w:t xml:space="preserve"> </w:t>
-      </w:r>
-      <w:r>
-        <w:t xml:space="preserve">parsimonious model. We can use:</w:t>
-      </w:r>
-    </w:p>
-    <w:p>
-      <w:pPr>
-        <w:pStyle w:val="Compact"/>
-        <w:numPr>
-          <w:ilvl w:val="0"/>
-          <w:numId w:val="1046"/>
-        </w:numPr>
-      </w:pPr>
-      <w:r>
-        <w:t xml:space="preserve">Likelihood ratio tests for nested models</w:t>
-      </w:r>
-    </w:p>
-    <w:p>
-      <w:pPr>
-        <w:pStyle w:val="Compact"/>
-        <w:numPr>
-          <w:ilvl w:val="0"/>
-          <w:numId w:val="1046"/>
-        </w:numPr>
-      </w:pPr>
-      <w:r>
-        <w:t xml:space="preserve">Information criteria (AIC, BIC) for non-nested models</w:t>
-      </w:r>
-    </w:p>
-    <w:p>
-      <w:pPr>
-        <w:pStyle w:val="Compact"/>
-        <w:numPr>
-          <w:ilvl w:val="0"/>
-          <w:numId w:val="1046"/>
-        </w:numPr>
-      </w:pPr>
-      <w:r>
-        <w:t xml:space="preserve">Classification metrics like accuracy, sensitivity, and specificity</w:t>
+        <w:t xml:space="preserve">When working with multiple predictors, want to find most parsimonious</w:t>
+      </w:r>
+      <w:r>
+        <w:t xml:space="preserve"> </w:t>
+      </w:r>
+      <w:r>
+        <w:t xml:space="preserve">model. use: - Likelihood ratio tests for nested models - Information</w:t>
+      </w:r>
+      <w:r>
+        <w:t xml:space="preserve"> </w:t>
+      </w:r>
+      <w:r>
+        <w:t xml:space="preserve">criteria (AIC, BIC) for non-nested models - Classification metrics like</w:t>
+      </w:r>
+      <w:r>
+        <w:t xml:space="preserve"> </w:t>
+      </w:r>
+      <w:r>
+        <w:t xml:space="preserve">accuracy, sensitivity, and specificity</w:t>
+      </w:r>
+    </w:p>
+    <w:p>
+      <w:pPr>
+        <w:pStyle w:val="BodyText"/>
+      </w:pPr>
+      <w:r>
+        <w:t xml:space="preserve">Compare models and AIC values:</w:t>
+      </w:r>
+    </w:p>
+    <w:p>
+      <w:pPr>
+        <w:pStyle w:val="SourceCode"/>
+      </w:pPr>
+      <w:r>
+        <w:rPr>
+          <w:rStyle w:val="VerbatimChar"/>
+        </w:rPr>
+        <w:t xml:space="preserve">##                         Model Parameters   AIC   BIC Deviance</w:t>
+      </w:r>
+      <w:r>
+        <w:br/>
+      </w:r>
+      <w:r>
+        <w:rPr>
+          <w:rStyle w:val="VerbatimChar"/>
+        </w:rPr>
+        <w:t xml:space="preserve">## No Age                 No Age          3 17.05 20.71    11.05</w:t>
+      </w:r>
+      <w:r>
+        <w:br/>
+      </w:r>
+      <w:r>
+        <w:rPr>
+          <w:rStyle w:val="VerbatimChar"/>
+        </w:rPr>
+        <w:t xml:space="preserve">## Full                     Full          4 17.27 22.15     9.27</w:t>
+      </w:r>
+      <w:r>
+        <w:br/>
+      </w:r>
+      <w:r>
+        <w:rPr>
+          <w:rStyle w:val="VerbatimChar"/>
+        </w:rPr>
+        <w:t xml:space="preserve">## No Distance       No Distance          3 17.38 21.04    11.38</w:t>
+      </w:r>
+      <w:r>
+        <w:br/>
+      </w:r>
+      <w:r>
+        <w:rPr>
+          <w:rStyle w:val="VerbatimChar"/>
+        </w:rPr>
+        <w:t xml:space="preserve">## Intercept Only Intercept Only          1 29.55 30.77    27.55</w:t>
+      </w:r>
+      <w:r>
+        <w:br/>
+      </w:r>
+      <w:r>
+        <w:rPr>
+          <w:rStyle w:val="VerbatimChar"/>
+        </w:rPr>
+        <w:t xml:space="preserve">## No Shrub             No Shrub          3 32.73 36.39    26.73</w:t>
       </w:r>
     </w:p>
     <w:p>
@@ -10555,71 +10347,7 @@
         <w:pStyle w:val="FirstParagraph"/>
       </w:pPr>
       <w:r>
-        <w:t xml:space="preserve">Let’s compare models and calculate AIC values:</w:t>
-      </w:r>
-    </w:p>
-    <w:p>
-      <w:pPr>
-        <w:pStyle w:val="SourceCode"/>
-      </w:pPr>
-      <w:r>
-        <w:rPr>
-          <w:rStyle w:val="VerbatimChar"/>
-        </w:rPr>
-        <w:t xml:space="preserve">##                         Model Parameters   AIC   BIC Deviance</w:t>
-      </w:r>
-      <w:r>
-        <w:br/>
-      </w:r>
-      <w:r>
-        <w:rPr>
-          <w:rStyle w:val="VerbatimChar"/>
-        </w:rPr>
-        <w:t xml:space="preserve">## No Age                 No Age          3 17.05 20.71    11.05</w:t>
-      </w:r>
-      <w:r>
-        <w:br/>
-      </w:r>
-      <w:r>
-        <w:rPr>
-          <w:rStyle w:val="VerbatimChar"/>
-        </w:rPr>
-        <w:t xml:space="preserve">## Full                     Full          4 17.27 22.15     9.27</w:t>
-      </w:r>
-      <w:r>
-        <w:br/>
-      </w:r>
-      <w:r>
-        <w:rPr>
-          <w:rStyle w:val="VerbatimChar"/>
-        </w:rPr>
-        <w:t xml:space="preserve">## No Distance       No Distance          3 17.38 21.04    11.38</w:t>
-      </w:r>
-      <w:r>
-        <w:br/>
-      </w:r>
-      <w:r>
-        <w:rPr>
-          <w:rStyle w:val="VerbatimChar"/>
-        </w:rPr>
-        <w:t xml:space="preserve">## Intercept Only Intercept Only          1 29.55 30.77    27.55</w:t>
-      </w:r>
-      <w:r>
-        <w:br/>
-      </w:r>
-      <w:r>
-        <w:rPr>
-          <w:rStyle w:val="VerbatimChar"/>
-        </w:rPr>
-        <w:t xml:space="preserve">## No Shrub             No Shrub          3 32.73 36.39    26.73</w:t>
-      </w:r>
-    </w:p>
-    <w:p>
-      <w:pPr>
-        <w:pStyle w:val="FirstParagraph"/>
-      </w:pPr>
-      <w:r>
-        <w:t xml:space="preserve">We can also evaluate the predictive performance of our model:</w:t>
+        <w:t xml:space="preserve">Evaluate predictive performance of our model:</w:t>
       </w:r>
     </w:p>
     <w:p>
@@ -11221,7 +10949,7 @@
         <w:pStyle w:val="Compact"/>
         <w:numPr>
           <w:ilvl w:val="0"/>
-          <w:numId w:val="1047"/>
+          <w:numId w:val="1049"/>
         </w:numPr>
       </w:pPr>
       <w:r>
@@ -11233,7 +10961,7 @@
         <w:pStyle w:val="Compact"/>
         <w:numPr>
           <w:ilvl w:val="0"/>
-          <w:numId w:val="1047"/>
+          <w:numId w:val="1049"/>
         </w:numPr>
       </w:pPr>
       <w:r>
@@ -11245,7 +10973,7 @@
         <w:pStyle w:val="Compact"/>
         <w:numPr>
           <w:ilvl w:val="0"/>
-          <w:numId w:val="1048"/>
+          <w:numId w:val="1050"/>
         </w:numPr>
       </w:pPr>
       <w:r>
@@ -11256,7 +10984,7 @@
       <w:pPr>
         <w:numPr>
           <w:ilvl w:val="1"/>
-          <w:numId w:val="1049"/>
+          <w:numId w:val="1051"/>
         </w:numPr>
       </w:pPr>
       <w:r>
@@ -11267,7 +10995,7 @@
       <w:pPr>
         <w:numPr>
           <w:ilvl w:val="1"/>
-          <w:numId w:val="1049"/>
+          <w:numId w:val="1051"/>
         </w:numPr>
       </w:pPr>
       <w:r>
@@ -11817,7 +11545,7 @@
       <w:r>
         <w:drawing>
           <wp:inline>
-            <wp:extent cx="5486400" cy="5486400"/>
+            <wp:extent cx="6400800" cy="3657600"/>
             <wp:effectExtent b="0" l="0" r="0" t="0"/>
             <wp:docPr descr="" title="" id="109" name="Picture"/>
             <a:graphic>
@@ -11838,7 +11566,7 @@
                   <pic:spPr bwMode="auto">
                     <a:xfrm>
                       <a:off x="0" y="0"/>
-                      <a:ext cx="5486400" cy="5486400"/>
+                      <a:ext cx="6400800" cy="3657600"/>
                     </a:xfrm>
                     <a:prstGeom prst="rect">
                       <a:avLst/>
@@ -11869,9 +11597,10 @@
     </w:p>
     <w:p>
       <w:pPr>
+        <w:pStyle w:val="Compact"/>
         <w:numPr>
           <w:ilvl w:val="0"/>
-          <w:numId w:val="1050"/>
+          <w:numId w:val="1052"/>
         </w:numPr>
       </w:pPr>
       <w:r>
@@ -11886,9 +11615,10 @@
     </w:p>
     <w:p>
       <w:pPr>
+        <w:pStyle w:val="Compact"/>
         <w:numPr>
           <w:ilvl w:val="0"/>
-          <w:numId w:val="1050"/>
+          <w:numId w:val="1052"/>
         </w:numPr>
       </w:pPr>
       <w:r>
@@ -11904,7 +11634,7 @@
         <w:pStyle w:val="Compact"/>
         <w:numPr>
           <w:ilvl w:val="1"/>
-          <w:numId w:val="1051"/>
+          <w:numId w:val="1053"/>
         </w:numPr>
       </w:pPr>
       <w:r>
@@ -11916,7 +11646,7 @@
         <w:pStyle w:val="Compact"/>
         <w:numPr>
           <w:ilvl w:val="1"/>
-          <w:numId w:val="1051"/>
+          <w:numId w:val="1053"/>
         </w:numPr>
       </w:pPr>
       <w:r>
@@ -11925,9 +11655,10 @@
     </w:p>
     <w:p>
       <w:pPr>
+        <w:pStyle w:val="Compact"/>
         <w:numPr>
           <w:ilvl w:val="0"/>
-          <w:numId w:val="1050"/>
+          <w:numId w:val="1052"/>
         </w:numPr>
       </w:pPr>
       <w:r>
@@ -11943,30 +11674,31 @@
         <w:pStyle w:val="Compact"/>
         <w:numPr>
           <w:ilvl w:val="1"/>
+          <w:numId w:val="1054"/>
+        </w:numPr>
+      </w:pPr>
+      <w:r>
+        <w:t xml:space="preserve">Normality of residuals</w:t>
+      </w:r>
+    </w:p>
+    <w:p>
+      <w:pPr>
+        <w:pStyle w:val="Compact"/>
+        <w:numPr>
+          <w:ilvl w:val="1"/>
+          <w:numId w:val="1054"/>
+        </w:numPr>
+      </w:pPr>
+      <w:r>
+        <w:t xml:space="preserve">Homogeneity of variance</w:t>
+      </w:r>
+    </w:p>
+    <w:p>
+      <w:pPr>
+        <w:pStyle w:val="Compact"/>
+        <w:numPr>
+          <w:ilvl w:val="0"/>
           <w:numId w:val="1052"/>
-        </w:numPr>
-      </w:pPr>
-      <w:r>
-        <w:t xml:space="preserve">Normality of residuals</w:t>
-      </w:r>
-    </w:p>
-    <w:p>
-      <w:pPr>
-        <w:pStyle w:val="Compact"/>
-        <w:numPr>
-          <w:ilvl w:val="1"/>
-          <w:numId w:val="1052"/>
-        </w:numPr>
-      </w:pPr>
-      <w:r>
-        <w:t xml:space="preserve">Homogeneity of variance</w:t>
-      </w:r>
-    </w:p>
-    <w:p>
-      <w:pPr>
-        <w:numPr>
-          <w:ilvl w:val="0"/>
-          <w:numId w:val="1050"/>
         </w:numPr>
       </w:pPr>
       <w:r>
@@ -11982,7 +11714,7 @@
         <w:pStyle w:val="Compact"/>
         <w:numPr>
           <w:ilvl w:val="1"/>
-          <w:numId w:val="1053"/>
+          <w:numId w:val="1055"/>
         </w:numPr>
       </w:pPr>
       <w:r>
@@ -11994,7 +11726,7 @@
         <w:pStyle w:val="Compact"/>
         <w:numPr>
           <w:ilvl w:val="1"/>
-          <w:numId w:val="1053"/>
+          <w:numId w:val="1055"/>
         </w:numPr>
       </w:pPr>
       <w:r>
@@ -12003,9 +11735,10 @@
     </w:p>
     <w:p>
       <w:pPr>
+        <w:pStyle w:val="Compact"/>
         <w:numPr>
           <w:ilvl w:val="0"/>
-          <w:numId w:val="1050"/>
+          <w:numId w:val="1052"/>
         </w:numPr>
       </w:pPr>
       <w:r>
@@ -12021,7 +11754,7 @@
         <w:pStyle w:val="Compact"/>
         <w:numPr>
           <w:ilvl w:val="1"/>
-          <w:numId w:val="1054"/>
+          <w:numId w:val="1056"/>
         </w:numPr>
       </w:pPr>
       <w:r>
@@ -12033,7 +11766,7 @@
         <w:pStyle w:val="Compact"/>
         <w:numPr>
           <w:ilvl w:val="1"/>
-          <w:numId w:val="1054"/>
+          <w:numId w:val="1056"/>
         </w:numPr>
       </w:pPr>
       <w:r>
@@ -12045,7 +11778,7 @@
         <w:pStyle w:val="Compact"/>
         <w:numPr>
           <w:ilvl w:val="1"/>
-          <w:numId w:val="1054"/>
+          <w:numId w:val="1056"/>
         </w:numPr>
       </w:pPr>
       <w:r>
@@ -12057,13 +11790,7 @@
         <w:pStyle w:val="FirstParagraph"/>
       </w:pPr>
       <w:r>
-        <w:t xml:space="preserve">The following R code checks some common diagnostics for our logistic</w:t>
-      </w:r>
-      <w:r>
-        <w:t xml:space="preserve"> </w:t>
-      </w:r>
-      <w:r>
-        <w:t xml:space="preserve">model:</w:t>
+        <w:t xml:space="preserve">R code checks common diagnostics for logistic model:</w:t>
       </w:r>
     </w:p>
     <w:p>
@@ -12139,10 +11866,9 @@
     </w:p>
     <w:p>
       <w:pPr>
-        <w:pStyle w:val="Compact"/>
         <w:numPr>
           <w:ilvl w:val="0"/>
-          <w:numId w:val="1055"/>
+          <w:numId w:val="1057"/>
         </w:numPr>
       </w:pPr>
       <w:r>
@@ -12156,21 +11882,14 @@
         <w:t xml:space="preserve"> </w:t>
       </w:r>
       <w:r>
-        <w:t xml:space="preserve">with identity link function equivalent to standard</w:t>
-      </w:r>
-      <w:r>
-        <w:t xml:space="preserve"> </w:t>
-      </w:r>
-      <w:r>
-        <w:t xml:space="preserve">linear models and ANOVAs</w:t>
-      </w:r>
-    </w:p>
-    <w:p>
-      <w:pPr>
-        <w:pStyle w:val="Compact"/>
+        <w:t xml:space="preserve">identity link function = linear model ANOVAs</w:t>
+      </w:r>
+    </w:p>
+    <w:p>
+      <w:pPr>
         <w:numPr>
           <w:ilvl w:val="0"/>
-          <w:numId w:val="1055"/>
+          <w:numId w:val="1057"/>
         </w:numPr>
       </w:pPr>
       <w:r>
@@ -12184,21 +11903,20 @@
         <w:t xml:space="preserve"> </w:t>
       </w:r>
       <w:r>
-        <w:t xml:space="preserve">with log link function are appropriate for count</w:t>
-      </w:r>
-      <w:r>
-        <w:t xml:space="preserve"> </w:t>
-      </w:r>
-      <w:r>
-        <w:t xml:space="preserve">data, but be cautious of overdispersion.</w:t>
-      </w:r>
-    </w:p>
-    <w:p>
-      <w:pPr>
-        <w:pStyle w:val="Compact"/>
+        <w:t xml:space="preserve">log link function appropriate for count data,</w:t>
+      </w:r>
+      <w:r>
+        <w:t xml:space="preserve"> </w:t>
+      </w:r>
+      <w:r>
+        <w:t xml:space="preserve">cautious of overdispersion.</w:t>
+      </w:r>
+    </w:p>
+    <w:p>
+      <w:pPr>
         <w:numPr>
           <w:ilvl w:val="0"/>
-          <w:numId w:val="1055"/>
+          <w:numId w:val="1057"/>
         </w:numPr>
       </w:pPr>
       <w:r>
@@ -12217,10 +11935,9 @@
     </w:p>
     <w:p>
       <w:pPr>
-        <w:pStyle w:val="Compact"/>
         <w:numPr>
           <w:ilvl w:val="0"/>
-          <w:numId w:val="1055"/>
+          <w:numId w:val="1057"/>
         </w:numPr>
       </w:pPr>
       <w:r>
@@ -12234,21 +11951,33 @@
         <w:t xml:space="preserve"> </w:t>
       </w:r>
       <w:r>
-        <w:t xml:space="preserve">with logit link function are useful for binary</w:t>
-      </w:r>
-      <w:r>
-        <w:t xml:space="preserve"> </w:t>
-      </w:r>
-      <w:r>
-        <w:t xml:space="preserve">responses - probability of success or presence.</w:t>
+        <w:t xml:space="preserve">with logit link function useful for binary</w:t>
+      </w:r>
+      <w:r>
+        <w:t xml:space="preserve"> </w:t>
+      </w:r>
+      <w:r>
+        <w:t xml:space="preserve">responses</w:t>
       </w:r>
     </w:p>
     <w:p>
       <w:pPr>
         <w:pStyle w:val="Compact"/>
         <w:numPr>
+          <w:ilvl w:val="1"/>
+          <w:numId w:val="1058"/>
+        </w:numPr>
+      </w:pPr>
+      <w:r>
+        <w:t xml:space="preserve">probability of success or presence.</w:t>
+      </w:r>
+    </w:p>
+    <w:p>
+      <w:pPr>
+        <w:pStyle w:val="Compact"/>
+        <w:numPr>
           <w:ilvl w:val="0"/>
-          <w:numId w:val="1056"/>
+          <w:numId w:val="1059"/>
         </w:numPr>
       </w:pPr>
       <w:r>
@@ -12260,7 +11989,7 @@
         <w:pStyle w:val="Compact"/>
         <w:numPr>
           <w:ilvl w:val="1"/>
-          <w:numId w:val="1057"/>
+          <w:numId w:val="1060"/>
         </w:numPr>
       </w:pPr>
       <w:r>
@@ -12272,7 +12001,7 @@
         <w:pStyle w:val="Compact"/>
         <w:numPr>
           <w:ilvl w:val="1"/>
-          <w:numId w:val="1057"/>
+          <w:numId w:val="1060"/>
         </w:numPr>
       </w:pPr>
       <w:r>
@@ -12284,7 +12013,7 @@
         <w:pStyle w:val="Compact"/>
         <w:numPr>
           <w:ilvl w:val="1"/>
-          <w:numId w:val="1057"/>
+          <w:numId w:val="1060"/>
         </w:numPr>
       </w:pPr>
       <w:r>
@@ -12302,7 +12031,7 @@
         <w:pStyle w:val="Compact"/>
         <w:numPr>
           <w:ilvl w:val="1"/>
-          <w:numId w:val="1057"/>
+          <w:numId w:val="1060"/>
         </w:numPr>
       </w:pPr>
       <w:r>
@@ -12338,7 +12067,7 @@
         <w:pStyle w:val="Compact"/>
         <w:numPr>
           <w:ilvl w:val="0"/>
-          <w:numId w:val="1058"/>
+          <w:numId w:val="1061"/>
         </w:numPr>
       </w:pPr>
       <w:r>
@@ -12356,7 +12085,7 @@
         <w:pStyle w:val="Compact"/>
         <w:numPr>
           <w:ilvl w:val="0"/>
-          <w:numId w:val="1058"/>
+          <w:numId w:val="1061"/>
         </w:numPr>
       </w:pPr>
       <w:r>
@@ -12368,7 +12097,7 @@
         <w:pStyle w:val="Compact"/>
         <w:numPr>
           <w:ilvl w:val="0"/>
-          <w:numId w:val="1058"/>
+          <w:numId w:val="1061"/>
         </w:numPr>
       </w:pPr>
       <w:r>
@@ -12380,7 +12109,7 @@
         <w:pStyle w:val="Compact"/>
         <w:numPr>
           <w:ilvl w:val="0"/>
-          <w:numId w:val="1058"/>
+          <w:numId w:val="1061"/>
         </w:numPr>
       </w:pPr>
       <w:r>
@@ -12392,7 +12121,7 @@
         <w:pStyle w:val="Compact"/>
         <w:numPr>
           <w:ilvl w:val="0"/>
-          <w:numId w:val="1058"/>
+          <w:numId w:val="1061"/>
         </w:numPr>
       </w:pPr>
       <w:r>
@@ -12434,101 +12163,73 @@
         <w:pStyle w:val="FirstParagraph"/>
       </w:pPr>
       <w:r>
-        <w:t xml:space="preserve">Agresti, A. (1996). An Introduction to Categorical Data Analysis. Wiley,</w:t>
-      </w:r>
-      <w:r>
-        <w:t xml:space="preserve"> </w:t>
-      </w:r>
-      <w:r>
-        <w:t xml:space="preserve">New York.</w:t>
-      </w:r>
-    </w:p>
-    <w:p>
-      <w:pPr>
-        <w:pStyle w:val="BodyText"/>
-      </w:pPr>
-      <w:r>
-        <w:t xml:space="preserve">Bolger, D. T., Alberts, A. C., Sauvajot, R. M., Potenza, P., McCalvin,</w:t>
-      </w:r>
-      <w:r>
-        <w:t xml:space="preserve"> </w:t>
-      </w:r>
-      <w:r>
-        <w:t xml:space="preserve">C., Tran, D., Mazzoni, S., &amp; Soulé, M. E. (1997). Response of rodents to</w:t>
-      </w:r>
-      <w:r>
-        <w:t xml:space="preserve"> </w:t>
-      </w:r>
-      <w:r>
-        <w:t xml:space="preserve">habitat fragmentation in coastal southern California. Ecological</w:t>
-      </w:r>
-      <w:r>
-        <w:t xml:space="preserve"> </w:t>
-      </w:r>
-      <w:r>
-        <w:t xml:space="preserve">Applications, 7(2), 552-563.</w:t>
-      </w:r>
-    </w:p>
-    <w:p>
-      <w:pPr>
-        <w:pStyle w:val="BodyText"/>
-      </w:pPr>
-      <w:r>
-        <w:t xml:space="preserve">Christensen, R. (1997). Log-linear Models and Logistic Regression.</w:t>
-      </w:r>
-      <w:r>
-        <w:t xml:space="preserve"> </w:t>
-      </w:r>
-      <w:r>
-        <w:t xml:space="preserve">Springer, New York.</w:t>
-      </w:r>
-    </w:p>
-    <w:p>
-      <w:pPr>
-        <w:pStyle w:val="BodyText"/>
-      </w:pPr>
-      <w:r>
-        <w:t xml:space="preserve">Hosmer, D. W., &amp; Lemeshow, S. (1989). Applied Logistic Regression.</w:t>
-      </w:r>
-      <w:r>
-        <w:t xml:space="preserve"> </w:t>
-      </w:r>
-      <w:r>
-        <w:t xml:space="preserve">Wiley, New York.</w:t>
-      </w:r>
-    </w:p>
-    <w:p>
-      <w:pPr>
-        <w:pStyle w:val="BodyText"/>
-      </w:pPr>
-      <w:r>
-        <w:t xml:space="preserve">McCullagh, P., &amp; Nelder, J. A. (1989). Generalized Linear Models.</w:t>
-      </w:r>
-      <w:r>
-        <w:t xml:space="preserve"> </w:t>
-      </w:r>
-      <w:r>
-        <w:t xml:space="preserve">Chapman and Hall, London.</w:t>
-      </w:r>
-    </w:p>
-    <w:p>
-      <w:pPr>
-        <w:pStyle w:val="BodyText"/>
-      </w:pPr>
-      <w:r>
-        <w:t xml:space="preserve">Polis, G. A., Hurd, S. D., Jackson, C. T., &amp; Piñero, F. S. (1998).</w:t>
-      </w:r>
-      <w:r>
-        <w:t xml:space="preserve"> </w:t>
-      </w:r>
-      <w:r>
-        <w:t xml:space="preserve">Multifactor analysis of ecosystem patterns on islands in the Gulf of</w:t>
-      </w:r>
-      <w:r>
-        <w:t xml:space="preserve"> </w:t>
-      </w:r>
-      <w:r>
-        <w:t xml:space="preserve">California. Ecological Monographs, 68, 490-502.</w:t>
+        <w:t xml:space="preserve">-Agresti, A. (1996). An Introduction to Categorical Data Analysis.</w:t>
+      </w:r>
+      <w:r>
+        <w:t xml:space="preserve"> </w:t>
+      </w:r>
+      <w:r>
+        <w:t xml:space="preserve">Wiley, New York. Bolger, D. T., Alberts, A. C., Sauvajot, R. M.,</w:t>
+      </w:r>
+      <w:r>
+        <w:t xml:space="preserve"> </w:t>
+      </w:r>
+      <w:r>
+        <w:t xml:space="preserve">Potenza, P., McCalvin, C., Tran, D., Mazzoni, S., &amp; Soulé, M. E. (1997).</w:t>
+      </w:r>
+      <w:r>
+        <w:t xml:space="preserve"> </w:t>
+      </w:r>
+      <w:r>
+        <w:t xml:space="preserve">Response of rodents to habitat fragmentation in coastal southern</w:t>
+      </w:r>
+      <w:r>
+        <w:t xml:space="preserve"> </w:t>
+      </w:r>
+      <w:r>
+        <w:t xml:space="preserve">California. Ecological Applications, 7(2), 552-563. -Christensen, R.</w:t>
+      </w:r>
+      <w:r>
+        <w:t xml:space="preserve"> </w:t>
+      </w:r>
+      <w:r>
+        <w:t xml:space="preserve">(1997). Log-linear Models and Logistic Regression. Springer, New York.</w:t>
+      </w:r>
+      <w:r>
+        <w:t xml:space="preserve"> </w:t>
+      </w:r>
+      <w:r>
+        <w:t xml:space="preserve">-Hosmer, D. W., &amp; Lemeshow, S. (1989). Applied Logistic Regression.</w:t>
+      </w:r>
+      <w:r>
+        <w:t xml:space="preserve"> </w:t>
+      </w:r>
+      <w:r>
+        <w:t xml:space="preserve">Wiley, New York. -McCullagh, P., &amp; Nelder, J. A. (1989). Generalized</w:t>
+      </w:r>
+      <w:r>
+        <w:t xml:space="preserve"> </w:t>
+      </w:r>
+      <w:r>
+        <w:t xml:space="preserve">Linear Models. Chapman and Hall, London. -Polis, G. A., Hurd, S. D.,</w:t>
+      </w:r>
+      <w:r>
+        <w:t xml:space="preserve"> </w:t>
+      </w:r>
+      <w:r>
+        <w:t xml:space="preserve">Jackson, C. T., &amp; Piñero, F. S. (1998). Multifactor analysis of</w:t>
+      </w:r>
+      <w:r>
+        <w:t xml:space="preserve"> </w:t>
+      </w:r>
+      <w:r>
+        <w:t xml:space="preserve">ecosystem patterns on islands in the Gulf of California. Ecological</w:t>
+      </w:r>
+      <w:r>
+        <w:t xml:space="preserve"> </w:t>
+      </w:r>
+      <w:r>
+        <w:t xml:space="preserve">Monographs, 68, 490-502.</w:t>
       </w:r>
     </w:p>
     <w:bookmarkEnd w:id="118"/>
@@ -12988,67 +12689,13 @@
     <w:abstractNumId w:val="991"/>
   </w:num>
   <w:num w:numId="1043">
-    <w:abstractNumId w:val="99411"/>
-    <w:lvlOverride w:ilvl="0">
-      <w:startOverride w:val="1"/>
-    </w:lvlOverride>
-    <w:lvlOverride w:ilvl="1">
-      <w:startOverride w:val="1"/>
-    </w:lvlOverride>
-    <w:lvlOverride w:ilvl="2">
-      <w:startOverride w:val="1"/>
-    </w:lvlOverride>
-    <w:lvlOverride w:ilvl="3">
-      <w:startOverride w:val="1"/>
-    </w:lvlOverride>
-    <w:lvlOverride w:ilvl="4">
-      <w:startOverride w:val="1"/>
-    </w:lvlOverride>
-    <w:lvlOverride w:ilvl="5">
-      <w:startOverride w:val="1"/>
-    </w:lvlOverride>
-    <w:lvlOverride w:ilvl="6">
-      <w:startOverride w:val="1"/>
-    </w:lvlOverride>
-    <w:lvlOverride w:ilvl="7">
-      <w:startOverride w:val="1"/>
-    </w:lvlOverride>
-    <w:lvlOverride w:ilvl="8">
-      <w:startOverride w:val="1"/>
-    </w:lvlOverride>
+    <w:abstractNumId w:val="991"/>
   </w:num>
   <w:num w:numId="1044">
     <w:abstractNumId w:val="991"/>
   </w:num>
   <w:num w:numId="1045">
-    <w:abstractNumId w:val="99411"/>
-    <w:lvlOverride w:ilvl="0">
-      <w:startOverride w:val="1"/>
-    </w:lvlOverride>
-    <w:lvlOverride w:ilvl="1">
-      <w:startOverride w:val="1"/>
-    </w:lvlOverride>
-    <w:lvlOverride w:ilvl="2">
-      <w:startOverride w:val="1"/>
-    </w:lvlOverride>
-    <w:lvlOverride w:ilvl="3">
-      <w:startOverride w:val="1"/>
-    </w:lvlOverride>
-    <w:lvlOverride w:ilvl="4">
-      <w:startOverride w:val="1"/>
-    </w:lvlOverride>
-    <w:lvlOverride w:ilvl="5">
-      <w:startOverride w:val="1"/>
-    </w:lvlOverride>
-    <w:lvlOverride w:ilvl="6">
-      <w:startOverride w:val="1"/>
-    </w:lvlOverride>
-    <w:lvlOverride w:ilvl="7">
-      <w:startOverride w:val="1"/>
-    </w:lvlOverride>
-    <w:lvlOverride w:ilvl="8">
-      <w:startOverride w:val="1"/>
-    </w:lvlOverride>
+    <w:abstractNumId w:val="991"/>
   </w:num>
   <w:num w:numId="1046">
     <w:abstractNumId w:val="99411"/>
@@ -13081,6 +12728,9 @@
     </w:lvlOverride>
   </w:num>
   <w:num w:numId="1047">
+    <w:abstractNumId w:val="991"/>
+  </w:num>
+  <w:num w:numId="1048">
     <w:abstractNumId w:val="99411"/>
     <w:lvlOverride w:ilvl="0">
       <w:startOverride w:val="1"/>
@@ -13110,28 +12760,7 @@
       <w:startOverride w:val="1"/>
     </w:lvlOverride>
   </w:num>
-  <w:num w:numId="1048">
-    <w:abstractNumId w:val="991"/>
-  </w:num>
   <w:num w:numId="1049">
-    <w:abstractNumId w:val="991"/>
-  </w:num>
-  <w:num w:numId="1050">
-    <w:abstractNumId w:val="991"/>
-  </w:num>
-  <w:num w:numId="1051">
-    <w:abstractNumId w:val="991"/>
-  </w:num>
-  <w:num w:numId="1052">
-    <w:abstractNumId w:val="991"/>
-  </w:num>
-  <w:num w:numId="1053">
-    <w:abstractNumId w:val="991"/>
-  </w:num>
-  <w:num w:numId="1054">
-    <w:abstractNumId w:val="991"/>
-  </w:num>
-  <w:num w:numId="1055">
     <w:abstractNumId w:val="99411"/>
     <w:lvlOverride w:ilvl="0">
       <w:startOverride w:val="1"/>
@@ -13161,13 +12790,67 @@
       <w:startOverride w:val="1"/>
     </w:lvlOverride>
   </w:num>
+  <w:num w:numId="1050">
+    <w:abstractNumId w:val="991"/>
+  </w:num>
+  <w:num w:numId="1051">
+    <w:abstractNumId w:val="991"/>
+  </w:num>
+  <w:num w:numId="1052">
+    <w:abstractNumId w:val="991"/>
+  </w:num>
+  <w:num w:numId="1053">
+    <w:abstractNumId w:val="991"/>
+  </w:num>
+  <w:num w:numId="1054">
+    <w:abstractNumId w:val="991"/>
+  </w:num>
+  <w:num w:numId="1055">
+    <w:abstractNumId w:val="991"/>
+  </w:num>
   <w:num w:numId="1056">
     <w:abstractNumId w:val="991"/>
   </w:num>
   <w:num w:numId="1057">
+    <w:abstractNumId w:val="99411"/>
+    <w:lvlOverride w:ilvl="0">
+      <w:startOverride w:val="1"/>
+    </w:lvlOverride>
+    <w:lvlOverride w:ilvl="1">
+      <w:startOverride w:val="1"/>
+    </w:lvlOverride>
+    <w:lvlOverride w:ilvl="2">
+      <w:startOverride w:val="1"/>
+    </w:lvlOverride>
+    <w:lvlOverride w:ilvl="3">
+      <w:startOverride w:val="1"/>
+    </w:lvlOverride>
+    <w:lvlOverride w:ilvl="4">
+      <w:startOverride w:val="1"/>
+    </w:lvlOverride>
+    <w:lvlOverride w:ilvl="5">
+      <w:startOverride w:val="1"/>
+    </w:lvlOverride>
+    <w:lvlOverride w:ilvl="6">
+      <w:startOverride w:val="1"/>
+    </w:lvlOverride>
+    <w:lvlOverride w:ilvl="7">
+      <w:startOverride w:val="1"/>
+    </w:lvlOverride>
+    <w:lvlOverride w:ilvl="8">
+      <w:startOverride w:val="1"/>
+    </w:lvlOverride>
+  </w:num>
+  <w:num w:numId="1058">
     <w:abstractNumId w:val="991"/>
   </w:num>
-  <w:num w:numId="1058">
+  <w:num w:numId="1059">
+    <w:abstractNumId w:val="991"/>
+  </w:num>
+  <w:num w:numId="1060">
+    <w:abstractNumId w:val="991"/>
+  </w:num>
+  <w:num w:numId="1061">
     <w:abstractNumId w:val="99411"/>
     <w:lvlOverride w:ilvl="0">
       <w:startOverride w:val="1"/>

--- a/docs/ecostats_lectures/lecture_14/14_01_lecture_powerpoint.docx
+++ b/docs/ecostats_lectures/lecture_14/14_01_lecture_powerpoint.docx
@@ -6580,7 +6580,7 @@
         </w:numPr>
       </w:pPr>
       <w:r>
-        <w:t xml:space="preserve">A 1% change in</w:t>
+        <w:t xml:space="preserve">A 1% change in x is a beta percent change in y…</w:t>
       </w:r>
     </w:p>
     <w:tbl>

--- a/docs/ecostats_lectures/lecture_14/14_01_lecture_powerpoint.docx
+++ b/docs/ecostats_lectures/lecture_14/14_01_lecture_powerpoint.docx
@@ -7868,13 +7868,7 @@
         <w:t xml:space="preserve"> </w:t>
       </w:r>
       <w:r>
-        <w:t xml:space="preserve">ratio. ::: {.panel column=</w:t>
-      </w:r>
-      <w:r>
-        <w:t xml:space="preserve">“screen”</w:t>
-      </w:r>
-      <w:r>
-        <w:t xml:space="preserve">}</w:t>
+        <w:t xml:space="preserve">ratio.</w:t>
       </w:r>
     </w:p>
     <w:p>
@@ -8207,14 +8201,6 @@
           <w:rStyle w:val="DocumentationTok"/>
         </w:rPr>
         <w:t xml:space="preserve">## Number of Fisher Scoring iterations: 6</w:t>
-      </w:r>
-    </w:p>
-    <w:p>
-      <w:pPr>
-        <w:pStyle w:val="FirstParagraph"/>
-      </w:pPr>
-      <w:r>
-        <w:t xml:space="preserve">:::</w:t>
       </w:r>
     </w:p>
     <w:bookmarkEnd w:id="77"/>
